--- a/data/outputs/v2/Essential_Mathematics/SS1.2_Indices/Essential_Mathematics_Indices_CBE_LessonSequence.docx
+++ b/data/outputs/v2/Essential_Mathematics/SS1.2_Indices/Essential_Mathematics_Indices_CBE_LessonSequence.docx
@@ -3047,7 +3047,7 @@
             <w:pPr>
               <w:spacing w:after="20" w:before="0"/>
             </w:pPr>
-            <w:hyperlink w:history="1" r:id="rIdj9kfysmiwawkflmv_b5tz">
+            <w:hyperlink w:history="1" r:id="rIdwbq7-kos5qaruxsq-khoe">
               <w:r>
                 <w:rPr>
                   <w:rFonts w:ascii="Arial" w:cs="Arial" w:eastAsia="Arial" w:hAnsi="Arial"/>
@@ -3056,7 +3056,7 @@
                   <w:szCs w:val="16"/>
                   <w:u w:val="single" w:color="2E75B6"/>
                 </w:rPr>
-                <w:t xml:space="preserve">Video: Bending Light</w:t>
+                <w:t xml:space="preserve">Introduction to powers of 10</w:t>
               </w:r>
             </w:hyperlink>
           </w:p>
@@ -3072,7 +3072,7 @@
                 <w:sz w:val="14"/>
                 <w:szCs w:val="14"/>
               </w:rPr>
-              <w:t xml:space="preserve">Source: PhET Interactive Simulations (English)</w:t>
+              <w:t xml:space="preserve">Source: Khan Academy (English - US curriculum)</w:t>
             </w:r>
           </w:p>
           <w:p>
@@ -3080,7 +3080,7 @@
               <w:spacing w:after="10" w:before="0"/>
               <w:ind w:left="120"/>
             </w:pPr>
-            <w:hyperlink w:history="1" r:id="rIdy_ejxcqdpqdlqs1dotdgp">
+            <w:hyperlink w:history="1" r:id="rIdocnzifh-nr9pwtti3--dl">
               <w:r>
                 <w:rPr>
                   <w:rFonts w:ascii="Arial" w:cs="Arial" w:eastAsia="Arial" w:hAnsi="Arial"/>
@@ -3118,14 +3118,14 @@
                 <w:sz w:val="16"/>
                 <w:szCs w:val="16"/>
               </w:rPr>
-              <w:t xml:space="preserve">📖 HTML:</w:t>
+              <w:t xml:space="preserve">📖 EXERCISE:</w:t>
             </w:r>
           </w:p>
           <w:p>
             <w:pPr>
               <w:spacing w:after="20" w:before="0"/>
             </w:pPr>
-            <w:hyperlink w:history="1" r:id="rIdtbqssye-mdvld0sykxlhi">
+            <w:hyperlink w:history="1" r:id="rIdjxo8nikvhks98eb1aepu0">
               <w:r>
                 <w:rPr>
                   <w:rFonts w:ascii="Arial" w:cs="Arial" w:eastAsia="Arial" w:hAnsi="Arial"/>
@@ -3134,7 +3134,7 @@
                   <w:szCs w:val="16"/>
                   <w:u w:val="single" w:color="2E75B6"/>
                 </w:rPr>
-                <w:t xml:space="preserve">Scientific Notation Values (Flexbook)</w:t>
+                <w:t xml:space="preserve">Powers of whole numbers</w:t>
               </w:r>
             </w:hyperlink>
           </w:p>
@@ -3150,7 +3150,7 @@
                 <w:sz w:val="14"/>
                 <w:szCs w:val="14"/>
               </w:rPr>
-              <w:t xml:space="preserve">Source: CK-12</w:t>
+              <w:t xml:space="preserve">Source: Khan Academy (English - US curriculum)</w:t>
             </w:r>
           </w:p>
           <w:p>
@@ -3158,7 +3158,7 @@
               <w:spacing w:after="10" w:before="0"/>
               <w:ind w:left="120"/>
             </w:pPr>
-            <w:hyperlink w:history="1" r:id="rIdsau8bax3rr-c9ziqbj2nh">
+            <w:hyperlink w:history="1" r:id="rIdgylwpyx-lfchvwlncnlpn">
               <w:r>
                 <w:rPr>
                   <w:rFonts w:ascii="Arial" w:cs="Arial" w:eastAsia="Arial" w:hAnsi="Arial"/>
@@ -3410,7 +3410,7 @@
             <w:pPr>
               <w:spacing w:after="20" w:before="0"/>
             </w:pPr>
-            <w:hyperlink w:history="1" r:id="rIdortujrihx94z1kxadycyi">
+            <w:hyperlink w:history="1" r:id="rIdg3z5e2t74wml8_nkj-nj_">
               <w:r>
                 <w:rPr>
                   <w:rFonts w:ascii="Arial" w:cs="Arial" w:eastAsia="Arial" w:hAnsi="Arial"/>
@@ -3419,7 +3419,7 @@
                   <w:szCs w:val="16"/>
                   <w:u w:val="single" w:color="2E75B6"/>
                 </w:rPr>
-                <w:t xml:space="preserve">Video: Bending Light</w:t>
+                <w:t xml:space="preserve">Multiplying &amp; dividing powers (integer exponents)</w:t>
               </w:r>
             </w:hyperlink>
           </w:p>
@@ -3435,7 +3435,7 @@
                 <w:sz w:val="14"/>
                 <w:szCs w:val="14"/>
               </w:rPr>
-              <w:t xml:space="preserve">Source: PhET Interactive Simulations (English)</w:t>
+              <w:t xml:space="preserve">Source: Khan Academy (English - US curriculum)</w:t>
             </w:r>
           </w:p>
           <w:p>
@@ -3443,7 +3443,7 @@
               <w:spacing w:after="10" w:before="0"/>
               <w:ind w:left="120"/>
             </w:pPr>
-            <w:hyperlink w:history="1" r:id="rIdfhkd7ebo0ram6rs-41es_">
+            <w:hyperlink w:history="1" r:id="rIdnp5t_xp_zhe5mbryctkgk">
               <w:r>
                 <w:rPr>
                   <w:rFonts w:ascii="Arial" w:cs="Arial" w:eastAsia="Arial" w:hAnsi="Arial"/>
@@ -3481,14 +3481,14 @@
                 <w:sz w:val="16"/>
                 <w:szCs w:val="16"/>
               </w:rPr>
-              <w:t xml:space="preserve">📖 HTML:</w:t>
+              <w:t xml:space="preserve">📖 EXERCISE:</w:t>
             </w:r>
           </w:p>
           <w:p>
             <w:pPr>
               <w:spacing w:after="20" w:before="0"/>
             </w:pPr>
-            <w:hyperlink w:history="1" r:id="rIdfmajpagnr5jb1mqn_f2no">
+            <w:hyperlink w:history="1" r:id="rIdiau7nhrqp6jur8uh2bjar">
               <w:r>
                 <w:rPr>
                   <w:rFonts w:ascii="Arial" w:cs="Arial" w:eastAsia="Arial" w:hAnsi="Arial"/>
@@ -3497,7 +3497,7 @@
                   <w:szCs w:val="16"/>
                   <w:u w:val="single" w:color="2E75B6"/>
                 </w:rPr>
-                <w:t xml:space="preserve">Scientific Notation Values (Flexbook)</w:t>
+                <w:t xml:space="preserve">Exponents with negative fractional bases</w:t>
               </w:r>
             </w:hyperlink>
           </w:p>
@@ -3513,7 +3513,7 @@
                 <w:sz w:val="14"/>
                 <w:szCs w:val="14"/>
               </w:rPr>
-              <w:t xml:space="preserve">Source: CK-12</w:t>
+              <w:t xml:space="preserve">Source: Khan Academy (English - US curriculum)</w:t>
             </w:r>
           </w:p>
           <w:p>
@@ -3521,7 +3521,7 @@
               <w:spacing w:after="10" w:before="0"/>
               <w:ind w:left="120"/>
             </w:pPr>
-            <w:hyperlink w:history="1" r:id="rIdjr16gu7tz_0ptnn23amyg">
+            <w:hyperlink w:history="1" r:id="rIdynf_hydj1epr89ofakrsa">
               <w:r>
                 <w:rPr>
                   <w:rFonts w:ascii="Arial" w:cs="Arial" w:eastAsia="Arial" w:hAnsi="Arial"/>
@@ -3792,7 +3792,7 @@
             <w:pPr>
               <w:spacing w:after="20" w:before="0"/>
             </w:pPr>
-            <w:hyperlink w:history="1" r:id="rIdh0eld0lllf2vehuq-eijt">
+            <w:hyperlink w:history="1" r:id="rIdm9mudicraaepknyo5tcaa">
               <w:r>
                 <w:rPr>
                   <w:rFonts w:ascii="Arial" w:cs="Arial" w:eastAsia="Arial" w:hAnsi="Arial"/>
@@ -3801,7 +3801,7 @@
                   <w:szCs w:val="16"/>
                   <w:u w:val="single" w:color="2E75B6"/>
                 </w:rPr>
-                <w:t xml:space="preserve">Video: Bending Light</w:t>
+                <w:t xml:space="preserve">Powers of zero</w:t>
               </w:r>
             </w:hyperlink>
           </w:p>
@@ -3817,7 +3817,7 @@
                 <w:sz w:val="14"/>
                 <w:szCs w:val="14"/>
               </w:rPr>
-              <w:t xml:space="preserve">Source: PhET Interactive Simulations (English)</w:t>
+              <w:t xml:space="preserve">Source: Khan Academy (English - US curriculum)</w:t>
             </w:r>
           </w:p>
           <w:p>
@@ -3825,7 +3825,7 @@
               <w:spacing w:after="10" w:before="0"/>
               <w:ind w:left="120"/>
             </w:pPr>
-            <w:hyperlink w:history="1" r:id="rIdqvndoadeqqntcs5hyba3t">
+            <w:hyperlink w:history="1" r:id="rId1j-kjetyxictgktofthcj">
               <w:r>
                 <w:rPr>
                   <w:rFonts w:ascii="Arial" w:cs="Arial" w:eastAsia="Arial" w:hAnsi="Arial"/>
@@ -3863,14 +3863,14 @@
                 <w:sz w:val="16"/>
                 <w:szCs w:val="16"/>
               </w:rPr>
-              <w:t xml:space="preserve">📖 HTML:</w:t>
+              <w:t xml:space="preserve">📖 EXERCISE:</w:t>
             </w:r>
           </w:p>
           <w:p>
             <w:pPr>
               <w:spacing w:after="20" w:before="0"/>
             </w:pPr>
-            <w:hyperlink w:history="1" r:id="rId0o1hozctv2coupvrx1jpc">
+            <w:hyperlink w:history="1" r:id="rIdj-rbkz42tx4kxjo_oky_s">
               <w:r>
                 <w:rPr>
                   <w:rFonts w:ascii="Arial" w:cs="Arial" w:eastAsia="Arial" w:hAnsi="Arial"/>
@@ -3879,7 +3879,7 @@
                   <w:szCs w:val="16"/>
                   <w:u w:val="single" w:color="2E75B6"/>
                 </w:rPr>
-                <w:t xml:space="preserve">Scientific Notation Values (Flexbook)</w:t>
+                <w:t xml:space="preserve">Exponents with integer bases</w:t>
               </w:r>
             </w:hyperlink>
           </w:p>
@@ -3895,7 +3895,7 @@
                 <w:sz w:val="14"/>
                 <w:szCs w:val="14"/>
               </w:rPr>
-              <w:t xml:space="preserve">Source: CK-12</w:t>
+              <w:t xml:space="preserve">Source: Khan Academy (English - US curriculum)</w:t>
             </w:r>
           </w:p>
           <w:p>
@@ -3903,7 +3903,7 @@
               <w:spacing w:after="10" w:before="0"/>
               <w:ind w:left="120"/>
             </w:pPr>
-            <w:hyperlink w:history="1" r:id="rIduy4-ggfdzxxf-hqzpfu_y">
+            <w:hyperlink w:history="1" r:id="rId5mnqy9eaobkce4rvzvpoa">
               <w:r>
                 <w:rPr>
                   <w:rFonts w:ascii="Arial" w:cs="Arial" w:eastAsia="Arial" w:hAnsi="Arial"/>
@@ -4193,7 +4193,7 @@
             <w:pPr>
               <w:spacing w:after="20" w:before="0"/>
             </w:pPr>
-            <w:hyperlink w:history="1" r:id="rIdeanm7ouqt6crrimmqmbvc">
+            <w:hyperlink w:history="1" r:id="rIdhc7uxlkmwym0l17qdkpmd">
               <w:r>
                 <w:rPr>
                   <w:rFonts w:ascii="Arial" w:cs="Arial" w:eastAsia="Arial" w:hAnsi="Arial"/>
@@ -4202,7 +4202,7 @@
                   <w:szCs w:val="16"/>
                   <w:u w:val="single" w:color="2E75B6"/>
                 </w:rPr>
-                <w:t xml:space="preserve">Video: Bending Light</w:t>
+                <w:t xml:space="preserve">Scientific notation examples</w:t>
               </w:r>
             </w:hyperlink>
           </w:p>
@@ -4218,7 +4218,7 @@
                 <w:sz w:val="14"/>
                 <w:szCs w:val="14"/>
               </w:rPr>
-              <w:t xml:space="preserve">Source: PhET Interactive Simulations (English)</w:t>
+              <w:t xml:space="preserve">Source: Khan Academy (English - US curriculum)</w:t>
             </w:r>
           </w:p>
           <w:p>
@@ -4226,7 +4226,7 @@
               <w:spacing w:after="10" w:before="0"/>
               <w:ind w:left="120"/>
             </w:pPr>
-            <w:hyperlink w:history="1" r:id="rId2n95az4hiuuq9el4utqmz">
+            <w:hyperlink w:history="1" r:id="rIdw2vn1t7mof0hwot-g234c">
               <w:r>
                 <w:rPr>
                   <w:rFonts w:ascii="Arial" w:cs="Arial" w:eastAsia="Arial" w:hAnsi="Arial"/>
@@ -4264,14 +4264,14 @@
                 <w:sz w:val="16"/>
                 <w:szCs w:val="16"/>
               </w:rPr>
-              <w:t xml:space="preserve">📖 HTML:</w:t>
+              <w:t xml:space="preserve">📖 EXERCISE:</w:t>
             </w:r>
           </w:p>
           <w:p>
             <w:pPr>
               <w:spacing w:after="20" w:before="0"/>
             </w:pPr>
-            <w:hyperlink w:history="1" r:id="rIdtz1yg-qwnfm4-ta9un7es">
+            <w:hyperlink w:history="1" r:id="rIdyu0ctwhbkgaa2xcpqpgm6">
               <w:r>
                 <w:rPr>
                   <w:rFonts w:ascii="Arial" w:cs="Arial" w:eastAsia="Arial" w:hAnsi="Arial"/>
@@ -4280,7 +4280,7 @@
                   <w:szCs w:val="16"/>
                   <w:u w:val="single" w:color="2E75B6"/>
                 </w:rPr>
-                <w:t xml:space="preserve">Scientific Notation Values (Flexbook)</w:t>
+                <w:t xml:space="preserve">Multiplication and division with powers of ten</w:t>
               </w:r>
             </w:hyperlink>
           </w:p>
@@ -4296,7 +4296,7 @@
                 <w:sz w:val="14"/>
                 <w:szCs w:val="14"/>
               </w:rPr>
-              <w:t xml:space="preserve">Source: CK-12</w:t>
+              <w:t xml:space="preserve">Source: Khan Academy (English - US curriculum)</w:t>
             </w:r>
           </w:p>
           <w:p>
@@ -4304,7 +4304,7 @@
               <w:spacing w:after="10" w:before="0"/>
               <w:ind w:left="120"/>
             </w:pPr>
-            <w:hyperlink w:history="1" r:id="rId78tjasx743zuma8zbuei8">
+            <w:hyperlink w:history="1" r:id="rId-ih8efjm7yvbzqg9jxy3a">
               <w:r>
                 <w:rPr>
                   <w:rFonts w:ascii="Arial" w:cs="Arial" w:eastAsia="Arial" w:hAnsi="Arial"/>
@@ -4575,7 +4575,7 @@
             <w:pPr>
               <w:spacing w:after="20" w:before="0"/>
             </w:pPr>
-            <w:hyperlink w:history="1" r:id="rIdt8x10svq6buxqjoqv08tg">
+            <w:hyperlink w:history="1" r:id="rIdvyjnuzzoa70decnogtrvv">
               <w:r>
                 <w:rPr>
                   <w:rFonts w:ascii="Arial" w:cs="Arial" w:eastAsia="Arial" w:hAnsi="Arial"/>
@@ -4584,7 +4584,7 @@
                   <w:szCs w:val="16"/>
                   <w:u w:val="single" w:color="2E75B6"/>
                 </w:rPr>
-                <w:t xml:space="preserve">Video: Bending Light</w:t>
+                <w:t xml:space="preserve">Introduction to powers of 10</w:t>
               </w:r>
             </w:hyperlink>
           </w:p>
@@ -4600,7 +4600,7 @@
                 <w:sz w:val="14"/>
                 <w:szCs w:val="14"/>
               </w:rPr>
-              <w:t xml:space="preserve">Source: PhET Interactive Simulations (English)</w:t>
+              <w:t xml:space="preserve">Source: Khan Academy (English - US curriculum)</w:t>
             </w:r>
           </w:p>
           <w:p>
@@ -4608,7 +4608,7 @@
               <w:spacing w:after="10" w:before="0"/>
               <w:ind w:left="120"/>
             </w:pPr>
-            <w:hyperlink w:history="1" r:id="rId5yj52cdaq5sufxoevbp0s">
+            <w:hyperlink w:history="1" r:id="rIduzfgebwc1prtag5jye1tc">
               <w:r>
                 <w:rPr>
                   <w:rFonts w:ascii="Arial" w:cs="Arial" w:eastAsia="Arial" w:hAnsi="Arial"/>
@@ -4646,14 +4646,14 @@
                 <w:sz w:val="16"/>
                 <w:szCs w:val="16"/>
               </w:rPr>
-              <w:t xml:space="preserve">📖 HTML:</w:t>
+              <w:t xml:space="preserve">📖 EXERCISE:</w:t>
             </w:r>
           </w:p>
           <w:p>
             <w:pPr>
               <w:spacing w:after="20" w:before="0"/>
             </w:pPr>
-            <w:hyperlink w:history="1" r:id="rId_zkmptjhz0slwzpm6kud1">
+            <w:hyperlink w:history="1" r:id="rIdrjhhc-c_orboipdzhsaat">
               <w:r>
                 <w:rPr>
                   <w:rFonts w:ascii="Arial" w:cs="Arial" w:eastAsia="Arial" w:hAnsi="Arial"/>
@@ -4662,7 +4662,7 @@
                   <w:szCs w:val="16"/>
                   <w:u w:val="single" w:color="2E75B6"/>
                 </w:rPr>
-                <w:t xml:space="preserve">Scientific Notation Values (Flexbook)</w:t>
+                <w:t xml:space="preserve">Multiply &amp; divide powers (integer exponents)</w:t>
               </w:r>
             </w:hyperlink>
           </w:p>
@@ -4678,7 +4678,7 @@
                 <w:sz w:val="14"/>
                 <w:szCs w:val="14"/>
               </w:rPr>
-              <w:t xml:space="preserve">Source: CK-12</w:t>
+              <w:t xml:space="preserve">Source: Khan Academy (English - US curriculum)</w:t>
             </w:r>
           </w:p>
           <w:p>
@@ -4686,7 +4686,7 @@
               <w:spacing w:after="10" w:before="0"/>
               <w:ind w:left="120"/>
             </w:pPr>
-            <w:hyperlink w:history="1" r:id="rIdkm2rwyprwp6z0x9cat3zv">
+            <w:hyperlink w:history="1" r:id="rIdwirpgwjwysds8gbui2exd">
               <w:r>
                 <w:rPr>
                   <w:rFonts w:ascii="Arial" w:cs="Arial" w:eastAsia="Arial" w:hAnsi="Arial"/>
@@ -6249,7 +6249,7 @@
             <w:pPr>
               <w:spacing w:after="20" w:before="0"/>
             </w:pPr>
-            <w:hyperlink w:history="1" r:id="rIdynq7z505hswxuplnd_qzq">
+            <w:hyperlink w:history="1" r:id="rId7qgixai9x3k6zyzf03hvm">
               <w:r>
                 <w:rPr>
                   <w:rFonts w:ascii="Arial" w:cs="Arial" w:eastAsia="Arial" w:hAnsi="Arial"/>
@@ -6258,7 +6258,7 @@
                   <w:szCs w:val="16"/>
                   <w:u w:val="single" w:color="2E75B6"/>
                 </w:rPr>
-                <w:t xml:space="preserve">Video: Bending Light</w:t>
+                <w:t xml:space="preserve">Introduction to powers of 10</w:t>
               </w:r>
             </w:hyperlink>
           </w:p>
@@ -6274,7 +6274,7 @@
                 <w:sz w:val="14"/>
                 <w:szCs w:val="14"/>
               </w:rPr>
-              <w:t xml:space="preserve">Source: PhET Interactive Simulations (English)</w:t>
+              <w:t xml:space="preserve">Source: Khan Academy (English - US curriculum)</w:t>
             </w:r>
           </w:p>
           <w:p>
@@ -6282,7 +6282,7 @@
               <w:spacing w:after="10" w:before="0"/>
               <w:ind w:left="120"/>
             </w:pPr>
-            <w:hyperlink w:history="1" r:id="rIdni01cxg83cteskl0e_bdf">
+            <w:hyperlink w:history="1" r:id="rIdjcxnhlnruq5r8vjxpx9ry">
               <w:r>
                 <w:rPr>
                   <w:rFonts w:ascii="Arial" w:cs="Arial" w:eastAsia="Arial" w:hAnsi="Arial"/>
@@ -6320,14 +6320,14 @@
                 <w:sz w:val="16"/>
                 <w:szCs w:val="16"/>
               </w:rPr>
-              <w:t xml:space="preserve">📖 HTML:</w:t>
+              <w:t xml:space="preserve">📖 EXERCISE:</w:t>
             </w:r>
           </w:p>
           <w:p>
             <w:pPr>
               <w:spacing w:after="20" w:before="0"/>
             </w:pPr>
-            <w:hyperlink w:history="1" r:id="rIdr3emovpbn_pqzto7lryal">
+            <w:hyperlink w:history="1" r:id="rId60g7xohkiv0gtvitdlppw">
               <w:r>
                 <w:rPr>
                   <w:rFonts w:ascii="Arial" w:cs="Arial" w:eastAsia="Arial" w:hAnsi="Arial"/>
@@ -6336,7 +6336,7 @@
                   <w:szCs w:val="16"/>
                   <w:u w:val="single" w:color="2E75B6"/>
                 </w:rPr>
-                <w:t xml:space="preserve">Base Ten Blocks (PLIX)</w:t>
+                <w:t xml:space="preserve">Exponents with integer bases</w:t>
               </w:r>
             </w:hyperlink>
           </w:p>
@@ -6352,7 +6352,7 @@
                 <w:sz w:val="14"/>
                 <w:szCs w:val="14"/>
               </w:rPr>
-              <w:t xml:space="preserve">Source: CK-12</w:t>
+              <w:t xml:space="preserve">Source: Khan Academy (English - US curriculum)</w:t>
             </w:r>
           </w:p>
           <w:p>
@@ -6360,7 +6360,7 @@
               <w:spacing w:after="10" w:before="0"/>
               <w:ind w:left="120"/>
             </w:pPr>
-            <w:hyperlink w:history="1" r:id="rIdnr1kzc3tccdepqa_jdvin">
+            <w:hyperlink w:history="1" r:id="rIdey1sbk-m0s055wg0jcei0">
               <w:r>
                 <w:rPr>
                   <w:rFonts w:ascii="Arial" w:cs="Arial" w:eastAsia="Arial" w:hAnsi="Arial"/>
@@ -6844,7 +6844,7 @@
             <w:pPr>
               <w:spacing w:after="20" w:before="0"/>
             </w:pPr>
-            <w:hyperlink w:history="1" r:id="rIdrwzxp4o_t4_gnwxn_9zso">
+            <w:hyperlink w:history="1" r:id="rIdgg0rodtypo_puvushzup5">
               <w:r>
                 <w:rPr>
                   <w:rFonts w:ascii="Arial" w:cs="Arial" w:eastAsia="Arial" w:hAnsi="Arial"/>
@@ -6853,7 +6853,7 @@
                   <w:szCs w:val="16"/>
                   <w:u w:val="single" w:color="2E75B6"/>
                 </w:rPr>
-                <w:t xml:space="preserve">Video: Bending Light</w:t>
+                <w:t xml:space="preserve">Introduction to powers of 10</w:t>
               </w:r>
             </w:hyperlink>
           </w:p>
@@ -6869,7 +6869,7 @@
                 <w:sz w:val="14"/>
                 <w:szCs w:val="14"/>
               </w:rPr>
-              <w:t xml:space="preserve">Source: PhET Interactive Simulations (English)</w:t>
+              <w:t xml:space="preserve">Source: Khan Academy (English - US curriculum)</w:t>
             </w:r>
           </w:p>
           <w:p>
@@ -6877,7 +6877,7 @@
               <w:spacing w:after="10" w:before="0"/>
               <w:ind w:left="120"/>
             </w:pPr>
-            <w:hyperlink w:history="1" r:id="rIdqviyogybq1x7exiduvgvf">
+            <w:hyperlink w:history="1" r:id="rId0zwp_0yl3vwh2yxoumvp6">
               <w:r>
                 <w:rPr>
                   <w:rFonts w:ascii="Arial" w:cs="Arial" w:eastAsia="Arial" w:hAnsi="Arial"/>
@@ -6915,14 +6915,14 @@
                 <w:sz w:val="16"/>
                 <w:szCs w:val="16"/>
               </w:rPr>
-              <w:t xml:space="preserve">📖 HTML:</w:t>
+              <w:t xml:space="preserve">📖 EXERCISE:</w:t>
             </w:r>
           </w:p>
           <w:p>
             <w:pPr>
               <w:spacing w:after="20" w:before="0"/>
             </w:pPr>
-            <w:hyperlink w:history="1" r:id="rIdn1hr0k_86ajsvoxwtozqb">
+            <w:hyperlink w:history="1" r:id="rIdsu_6idxlvnqwbtqorni4v">
               <w:r>
                 <w:rPr>
                   <w:rFonts w:ascii="Arial" w:cs="Arial" w:eastAsia="Arial" w:hAnsi="Arial"/>
@@ -6931,7 +6931,7 @@
                   <w:szCs w:val="16"/>
                   <w:u w:val="single" w:color="2E75B6"/>
                 </w:rPr>
-                <w:t xml:space="preserve">Base Ten Blocks (PLIX)</w:t>
+                <w:t xml:space="preserve">Multiply &amp; divide powers (integer exponents)</w:t>
               </w:r>
             </w:hyperlink>
           </w:p>
@@ -6947,7 +6947,7 @@
                 <w:sz w:val="14"/>
                 <w:szCs w:val="14"/>
               </w:rPr>
-              <w:t xml:space="preserve">Source: CK-12</w:t>
+              <w:t xml:space="preserve">Source: Khan Academy (English - US curriculum)</w:t>
             </w:r>
           </w:p>
           <w:p>
@@ -6955,7 +6955,7 @@
               <w:spacing w:after="10" w:before="0"/>
               <w:ind w:left="120"/>
             </w:pPr>
-            <w:hyperlink w:history="1" r:id="rIdk3wjn81zdinkgx0f72ioz">
+            <w:hyperlink w:history="1" r:id="rIdsx8b3rurdw0vixqd5byip">
               <w:r>
                 <w:rPr>
                   <w:rFonts w:ascii="Arial" w:cs="Arial" w:eastAsia="Arial" w:hAnsi="Arial"/>
@@ -7498,7 +7498,7 @@
             <w:pPr>
               <w:spacing w:after="20" w:before="0"/>
             </w:pPr>
-            <w:hyperlink w:history="1" r:id="rIdqhnabzuwrduge6dmxubxw">
+            <w:hyperlink w:history="1" r:id="rIdjrsztn0dvipzbwvkagaxf">
               <w:r>
                 <w:rPr>
                   <w:rFonts w:ascii="Arial" w:cs="Arial" w:eastAsia="Arial" w:hAnsi="Arial"/>
@@ -7507,7 +7507,7 @@
                   <w:szCs w:val="16"/>
                   <w:u w:val="single" w:color="2E75B6"/>
                 </w:rPr>
-                <w:t xml:space="preserve">Video: Bending Light</w:t>
+                <w:t xml:space="preserve">Introduction to powers of 10</w:t>
               </w:r>
             </w:hyperlink>
           </w:p>
@@ -7523,7 +7523,7 @@
                 <w:sz w:val="14"/>
                 <w:szCs w:val="14"/>
               </w:rPr>
-              <w:t xml:space="preserve">Source: PhET Interactive Simulations (English)</w:t>
+              <w:t xml:space="preserve">Source: Khan Academy (English - US curriculum)</w:t>
             </w:r>
           </w:p>
           <w:p>
@@ -7531,7 +7531,7 @@
               <w:spacing w:after="10" w:before="0"/>
               <w:ind w:left="120"/>
             </w:pPr>
-            <w:hyperlink w:history="1" r:id="rId6x-ep87nlgdb11gsp3yls">
+            <w:hyperlink w:history="1" r:id="rIdqoqnevz3aelixfozxktt3">
               <w:r>
                 <w:rPr>
                   <w:rFonts w:ascii="Arial" w:cs="Arial" w:eastAsia="Arial" w:hAnsi="Arial"/>
@@ -7569,14 +7569,14 @@
                 <w:sz w:val="16"/>
                 <w:szCs w:val="16"/>
               </w:rPr>
-              <w:t xml:space="preserve">📖 HTML:</w:t>
+              <w:t xml:space="preserve">📖 EXERCISE:</w:t>
             </w:r>
           </w:p>
           <w:p>
             <w:pPr>
               <w:spacing w:after="20" w:before="0"/>
             </w:pPr>
-            <w:hyperlink w:history="1" r:id="rIdi4ipxyfe_ooqtt6zt52b3">
+            <w:hyperlink w:history="1" r:id="rIdkjuuuddtqxyfnohrarbyd">
               <w:r>
                 <w:rPr>
                   <w:rFonts w:ascii="Arial" w:cs="Arial" w:eastAsia="Arial" w:hAnsi="Arial"/>
@@ -7585,7 +7585,7 @@
                   <w:szCs w:val="16"/>
                   <w:u w:val="single" w:color="2E75B6"/>
                 </w:rPr>
-                <w:t xml:space="preserve">Base Ten Blocks (PLIX)</w:t>
+                <w:t xml:space="preserve">Powers of products &amp; quotients (integer exponents)</w:t>
               </w:r>
             </w:hyperlink>
           </w:p>
@@ -7601,7 +7601,7 @@
                 <w:sz w:val="14"/>
                 <w:szCs w:val="14"/>
               </w:rPr>
-              <w:t xml:space="preserve">Source: CK-12</w:t>
+              <w:t xml:space="preserve">Source: Khan Academy (English - US curriculum)</w:t>
             </w:r>
           </w:p>
           <w:p>
@@ -7609,7 +7609,7 @@
               <w:spacing w:after="10" w:before="0"/>
               <w:ind w:left="120"/>
             </w:pPr>
-            <w:hyperlink w:history="1" r:id="rIdavzfgfzwvyxhp5ybnrpu6">
+            <w:hyperlink w:history="1" r:id="rIdopaliru5w0kairoynm5oz">
               <w:r>
                 <w:rPr>
                   <w:rFonts w:ascii="Arial" w:cs="Arial" w:eastAsia="Arial" w:hAnsi="Arial"/>
@@ -8127,7 +8127,7 @@
             <w:pPr>
               <w:spacing w:after="20" w:before="0"/>
             </w:pPr>
-            <w:hyperlink w:history="1" r:id="rIda7nahmopnv8i4jjkpznql">
+            <w:hyperlink w:history="1" r:id="rIdp9endl48wfmzvjeeykmmd">
               <w:r>
                 <w:rPr>
                   <w:rFonts w:ascii="Arial" w:cs="Arial" w:eastAsia="Arial" w:hAnsi="Arial"/>
@@ -8136,7 +8136,7 @@
                   <w:szCs w:val="16"/>
                   <w:u w:val="single" w:color="2E75B6"/>
                 </w:rPr>
-                <w:t xml:space="preserve">Video: Bending Light</w:t>
+                <w:t xml:space="preserve">Introduction to powers of 10</w:t>
               </w:r>
             </w:hyperlink>
           </w:p>
@@ -8152,7 +8152,7 @@
                 <w:sz w:val="14"/>
                 <w:szCs w:val="14"/>
               </w:rPr>
-              <w:t xml:space="preserve">Source: PhET Interactive Simulations (English)</w:t>
+              <w:t xml:space="preserve">Source: Khan Academy (English - US curriculum)</w:t>
             </w:r>
           </w:p>
           <w:p>
@@ -8160,7 +8160,7 @@
               <w:spacing w:after="10" w:before="0"/>
               <w:ind w:left="120"/>
             </w:pPr>
-            <w:hyperlink w:history="1" r:id="rIdtrrmbflovlnz-h9aupqdf">
+            <w:hyperlink w:history="1" r:id="rIdbovurv-wshvpdhflt4meb">
               <w:r>
                 <w:rPr>
                   <w:rFonts w:ascii="Arial" w:cs="Arial" w:eastAsia="Arial" w:hAnsi="Arial"/>
@@ -8198,14 +8198,14 @@
                 <w:sz w:val="16"/>
                 <w:szCs w:val="16"/>
               </w:rPr>
-              <w:t xml:space="preserve">📖 HTML:</w:t>
+              <w:t xml:space="preserve">📖 EXERCISE:</w:t>
             </w:r>
           </w:p>
           <w:p>
             <w:pPr>
               <w:spacing w:after="20" w:before="0"/>
             </w:pPr>
-            <w:hyperlink w:history="1" r:id="rIdpekqjmvx7oc4qtv9kotku">
+            <w:hyperlink w:history="1" r:id="rIdqein7qpgnlkekhgaaocc_">
               <w:r>
                 <w:rPr>
                   <w:rFonts w:ascii="Arial" w:cs="Arial" w:eastAsia="Arial" w:hAnsi="Arial"/>
@@ -8214,7 +8214,7 @@
                   <w:szCs w:val="16"/>
                   <w:u w:val="single" w:color="2E75B6"/>
                 </w:rPr>
-                <w:t xml:space="preserve">Base Ten Blocks (PLIX)</w:t>
+                <w:t xml:space="preserve">Exponents with negative fractional bases</w:t>
               </w:r>
             </w:hyperlink>
           </w:p>
@@ -8230,7 +8230,7 @@
                 <w:sz w:val="14"/>
                 <w:szCs w:val="14"/>
               </w:rPr>
-              <w:t xml:space="preserve">Source: CK-12</w:t>
+              <w:t xml:space="preserve">Source: Khan Academy (English - US curriculum)</w:t>
             </w:r>
           </w:p>
           <w:p>
@@ -8238,7 +8238,7 @@
               <w:spacing w:after="10" w:before="0"/>
               <w:ind w:left="120"/>
             </w:pPr>
-            <w:hyperlink w:history="1" r:id="rIdwcthlpzswqczwwsoubvjq">
+            <w:hyperlink w:history="1" r:id="rIdeqxkwzbbr0vz_zysxlezj">
               <w:r>
                 <w:rPr>
                   <w:rFonts w:ascii="Arial" w:cs="Arial" w:eastAsia="Arial" w:hAnsi="Arial"/>
@@ -8587,7 +8587,7 @@
             <w:pPr>
               <w:spacing w:after="20" w:before="0"/>
             </w:pPr>
-            <w:hyperlink w:history="1" r:id="rIdakkc7bznffcd6mhjlbpjx">
+            <w:hyperlink w:history="1" r:id="rIdltddwwwvmjhynfgh-17zo">
               <w:r>
                 <w:rPr>
                   <w:rFonts w:ascii="Arial" w:cs="Arial" w:eastAsia="Arial" w:hAnsi="Arial"/>
@@ -8596,7 +8596,7 @@
                   <w:szCs w:val="16"/>
                   <w:u w:val="single" w:color="2E75B6"/>
                 </w:rPr>
-                <w:t xml:space="preserve">Video: Bending Light</w:t>
+                <w:t xml:space="preserve">Introduction to powers of 10</w:t>
               </w:r>
             </w:hyperlink>
           </w:p>
@@ -8612,7 +8612,7 @@
                 <w:sz w:val="14"/>
                 <w:szCs w:val="14"/>
               </w:rPr>
-              <w:t xml:space="preserve">Source: PhET Interactive Simulations (English)</w:t>
+              <w:t xml:space="preserve">Source: Khan Academy (English - US curriculum)</w:t>
             </w:r>
           </w:p>
           <w:p>
@@ -8620,7 +8620,7 @@
               <w:spacing w:after="10" w:before="0"/>
               <w:ind w:left="120"/>
             </w:pPr>
-            <w:hyperlink w:history="1" r:id="rIdzfirh-se3vkrtfdrzk8_o">
+            <w:hyperlink w:history="1" r:id="rIdd1x0i_yl4gs_iloubcrsy">
               <w:r>
                 <w:rPr>
                   <w:rFonts w:ascii="Arial" w:cs="Arial" w:eastAsia="Arial" w:hAnsi="Arial"/>
@@ -8658,14 +8658,14 @@
                 <w:sz w:val="16"/>
                 <w:szCs w:val="16"/>
               </w:rPr>
-              <w:t xml:space="preserve">📖 HTML:</w:t>
+              <w:t xml:space="preserve">📖 EXERCISE:</w:t>
             </w:r>
           </w:p>
           <w:p>
             <w:pPr>
               <w:spacing w:after="20" w:before="0"/>
             </w:pPr>
-            <w:hyperlink w:history="1" r:id="rIdaqmrjd2d3alnfrucgvkvp">
+            <w:hyperlink w:history="1" r:id="rIdx1nxv4bcru_77kkqnkgrq">
               <w:r>
                 <w:rPr>
                   <w:rFonts w:ascii="Arial" w:cs="Arial" w:eastAsia="Arial" w:hAnsi="Arial"/>
@@ -8674,7 +8674,7 @@
                   <w:szCs w:val="16"/>
                   <w:u w:val="single" w:color="2E75B6"/>
                 </w:rPr>
-                <w:t xml:space="preserve">Base Ten Blocks (PLIX)</w:t>
+                <w:t xml:space="preserve">Powers of whole numbers</w:t>
               </w:r>
             </w:hyperlink>
           </w:p>
@@ -8690,7 +8690,7 @@
                 <w:sz w:val="14"/>
                 <w:szCs w:val="14"/>
               </w:rPr>
-              <w:t xml:space="preserve">Source: CK-12</w:t>
+              <w:t xml:space="preserve">Source: Khan Academy (English - US curriculum)</w:t>
             </w:r>
           </w:p>
           <w:p>
@@ -8698,7 +8698,7 @@
               <w:spacing w:after="10" w:before="0"/>
               <w:ind w:left="120"/>
             </w:pPr>
-            <w:hyperlink w:history="1" r:id="rIdjooawqyuneuuadd_xhm6s">
+            <w:hyperlink w:history="1" r:id="rIdm041znhmur7jyuxsalhgr">
               <w:r>
                 <w:rPr>
                   <w:rFonts w:ascii="Arial" w:cs="Arial" w:eastAsia="Arial" w:hAnsi="Arial"/>
@@ -10584,7 +10584,7 @@
             <w:pPr>
               <w:spacing w:after="20" w:before="0"/>
             </w:pPr>
-            <w:hyperlink w:history="1" r:id="rIdg4pp1kwomvdf8z0p_cya-">
+            <w:hyperlink w:history="1" r:id="rIdspuldjttvpi4_ghmiqhco">
               <w:r>
                 <w:rPr>
                   <w:rFonts w:ascii="Arial" w:cs="Arial" w:eastAsia="Arial" w:hAnsi="Arial"/>
@@ -10593,7 +10593,7 @@
                   <w:szCs w:val="16"/>
                   <w:u w:val="single" w:color="2E75B6"/>
                 </w:rPr>
-                <w:t xml:space="preserve">Video: Bending Light</w:t>
+                <w:t xml:space="preserve">Introduction to powers of 10</w:t>
               </w:r>
             </w:hyperlink>
           </w:p>
@@ -10609,7 +10609,7 @@
                 <w:sz w:val="14"/>
                 <w:szCs w:val="14"/>
               </w:rPr>
-              <w:t xml:space="preserve">Source: PhET Interactive Simulations (English)</w:t>
+              <w:t xml:space="preserve">Source: Khan Academy (English - US curriculum)</w:t>
             </w:r>
           </w:p>
           <w:p>
@@ -10617,7 +10617,7 @@
               <w:spacing w:after="10" w:before="0"/>
               <w:ind w:left="120"/>
             </w:pPr>
-            <w:hyperlink w:history="1" r:id="rIdgjqx7zih74jco2epk7df7">
+            <w:hyperlink w:history="1" r:id="rIdpja3kijmrwaefcigequs3">
               <w:r>
                 <w:rPr>
                   <w:rFonts w:ascii="Arial" w:cs="Arial" w:eastAsia="Arial" w:hAnsi="Arial"/>
@@ -10662,7 +10662,7 @@
             <w:pPr>
               <w:spacing w:after="20" w:before="0"/>
             </w:pPr>
-            <w:hyperlink w:history="1" r:id="rIdadcng-mlju_frqzbevwh6">
+            <w:hyperlink w:history="1" r:id="rIdmffk8yieny3xtdgdojpd0">
               <w:r>
                 <w:rPr>
                   <w:rFonts w:ascii="Arial" w:cs="Arial" w:eastAsia="Arial" w:hAnsi="Arial"/>
@@ -10671,7 +10671,7 @@
                   <w:szCs w:val="16"/>
                   <w:u w:val="single" w:color="2E75B6"/>
                 </w:rPr>
-                <w:t xml:space="preserve">Expressions for the Product of a Number and a Sum (Flexbook)</w:t>
+                <w:t xml:space="preserve">Scientific Notation: Richter Scale Exponents (PLIX)</w:t>
               </w:r>
             </w:hyperlink>
           </w:p>
@@ -10695,7 +10695,7 @@
               <w:spacing w:after="10" w:before="0"/>
               <w:ind w:left="120"/>
             </w:pPr>
-            <w:hyperlink w:history="1" r:id="rId8pvo3a4xqs0dzproyfrdz">
+            <w:hyperlink w:history="1" r:id="rIdq5t2owchuj-bblshdiuep">
               <w:r>
                 <w:rPr>
                   <w:rFonts w:ascii="Arial" w:cs="Arial" w:eastAsia="Arial" w:hAnsi="Arial"/>
@@ -10890,7 +10890,7 @@
             <w:pPr>
               <w:spacing w:after="20" w:before="0"/>
             </w:pPr>
-            <w:hyperlink w:history="1" r:id="rIdemybiolrlyjwxyohawaep">
+            <w:hyperlink w:history="1" r:id="rIdyv0thjbrxywexuyiwpj-e">
               <w:r>
                 <w:rPr>
                   <w:rFonts w:ascii="Arial" w:cs="Arial" w:eastAsia="Arial" w:hAnsi="Arial"/>
@@ -10899,7 +10899,7 @@
                   <w:szCs w:val="16"/>
                   <w:u w:val="single" w:color="2E75B6"/>
                 </w:rPr>
-                <w:t xml:space="preserve">Video: Bending Light</w:t>
+                <w:t xml:space="preserve">Scientific notation examples</w:t>
               </w:r>
             </w:hyperlink>
           </w:p>
@@ -10915,7 +10915,7 @@
                 <w:sz w:val="14"/>
                 <w:szCs w:val="14"/>
               </w:rPr>
-              <w:t xml:space="preserve">Source: PhET Interactive Simulations (English)</w:t>
+              <w:t xml:space="preserve">Source: Khan Academy (English - US curriculum)</w:t>
             </w:r>
           </w:p>
           <w:p>
@@ -10923,7 +10923,7 @@
               <w:spacing w:after="10" w:before="0"/>
               <w:ind w:left="120"/>
             </w:pPr>
-            <w:hyperlink w:history="1" r:id="rIdnsvbtkcd0gge6roum8pof">
+            <w:hyperlink w:history="1" r:id="rId5o9yd3geqgd3pbt5j_gyt">
               <w:r>
                 <w:rPr>
                   <w:rFonts w:ascii="Arial" w:cs="Arial" w:eastAsia="Arial" w:hAnsi="Arial"/>
@@ -10961,14 +10961,14 @@
                 <w:sz w:val="16"/>
                 <w:szCs w:val="16"/>
               </w:rPr>
-              <w:t xml:space="preserve">📖 HTML:</w:t>
+              <w:t xml:space="preserve">📖 EXERCISE:</w:t>
             </w:r>
           </w:p>
           <w:p>
             <w:pPr>
               <w:spacing w:after="20" w:before="0"/>
             </w:pPr>
-            <w:hyperlink w:history="1" r:id="rIdkbouvbofdpybrk46mz62q">
+            <w:hyperlink w:history="1" r:id="rIdlamb6qgw-tpvcmnjtzrts">
               <w:r>
                 <w:rPr>
                   <w:rFonts w:ascii="Arial" w:cs="Arial" w:eastAsia="Arial" w:hAnsi="Arial"/>
@@ -10977,7 +10977,7 @@
                   <w:szCs w:val="16"/>
                   <w:u w:val="single" w:color="2E75B6"/>
                 </w:rPr>
-                <w:t xml:space="preserve">Expressions for the Product of a Number and a Sum (Flexbook)</w:t>
+                <w:t xml:space="preserve">Powers of whole numbers</w:t>
               </w:r>
             </w:hyperlink>
           </w:p>
@@ -10993,7 +10993,7 @@
                 <w:sz w:val="14"/>
                 <w:szCs w:val="14"/>
               </w:rPr>
-              <w:t xml:space="preserve">Source: CK-12</w:t>
+              <w:t xml:space="preserve">Source: Khan Academy (English - US curriculum)</w:t>
             </w:r>
           </w:p>
           <w:p>
@@ -11001,7 +11001,7 @@
               <w:spacing w:after="10" w:before="0"/>
               <w:ind w:left="120"/>
             </w:pPr>
-            <w:hyperlink w:history="1" r:id="rId_40wqpcfizpc0kstiujgo">
+            <w:hyperlink w:history="1" r:id="rIdhghaeiolrc-gtg1m83ppq">
               <w:r>
                 <w:rPr>
                   <w:rFonts w:ascii="Arial" w:cs="Arial" w:eastAsia="Arial" w:hAnsi="Arial"/>
@@ -11196,7 +11196,7 @@
             <w:pPr>
               <w:spacing w:after="20" w:before="0"/>
             </w:pPr>
-            <w:hyperlink w:history="1" r:id="rIdfwgdyempoiqsknrfwm118">
+            <w:hyperlink w:history="1" r:id="rIdzmytuqpuh-r_igmpeijmk">
               <w:r>
                 <w:rPr>
                   <w:rFonts w:ascii="Arial" w:cs="Arial" w:eastAsia="Arial" w:hAnsi="Arial"/>
@@ -11205,7 +11205,7 @@
                   <w:szCs w:val="16"/>
                   <w:u w:val="single" w:color="2E75B6"/>
                 </w:rPr>
-                <w:t xml:space="preserve">Video: Bending Light</w:t>
+                <w:t xml:space="preserve">Powers of products &amp; quotients (integer exponents)</w:t>
               </w:r>
             </w:hyperlink>
           </w:p>
@@ -11221,7 +11221,7 @@
                 <w:sz w:val="14"/>
                 <w:szCs w:val="14"/>
               </w:rPr>
-              <w:t xml:space="preserve">Source: PhET Interactive Simulations (English)</w:t>
+              <w:t xml:space="preserve">Source: Khan Academy (English - US curriculum)</w:t>
             </w:r>
           </w:p>
           <w:p>
@@ -11229,7 +11229,7 @@
               <w:spacing w:after="10" w:before="0"/>
               <w:ind w:left="120"/>
             </w:pPr>
-            <w:hyperlink w:history="1" r:id="rId0crjcv55_nctghxbrllyt">
+            <w:hyperlink w:history="1" r:id="rId0lbnsmoaj88gzhrlvwbjp">
               <w:r>
                 <w:rPr>
                   <w:rFonts w:ascii="Arial" w:cs="Arial" w:eastAsia="Arial" w:hAnsi="Arial"/>
@@ -11267,14 +11267,14 @@
                 <w:sz w:val="16"/>
                 <w:szCs w:val="16"/>
               </w:rPr>
-              <w:t xml:space="preserve">📖 HTML:</w:t>
+              <w:t xml:space="preserve">📖 EXERCISE:</w:t>
             </w:r>
           </w:p>
           <w:p>
             <w:pPr>
               <w:spacing w:after="20" w:before="0"/>
             </w:pPr>
-            <w:hyperlink w:history="1" r:id="rId6xsdl9puxzkhf8ipggtwy">
+            <w:hyperlink w:history="1" r:id="rIdevwgslipk7chhsdduluoe">
               <w:r>
                 <w:rPr>
                   <w:rFonts w:ascii="Arial" w:cs="Arial" w:eastAsia="Arial" w:hAnsi="Arial"/>
@@ -11283,7 +11283,7 @@
                   <w:szCs w:val="16"/>
                   <w:u w:val="single" w:color="2E75B6"/>
                 </w:rPr>
-                <w:t xml:space="preserve">Expressions for the Product of a Number and a Sum (Flexbook)</w:t>
+                <w:t xml:space="preserve">Multiply &amp; divide powers (integer exponents)</w:t>
               </w:r>
             </w:hyperlink>
           </w:p>
@@ -11299,7 +11299,7 @@
                 <w:sz w:val="14"/>
                 <w:szCs w:val="14"/>
               </w:rPr>
-              <w:t xml:space="preserve">Source: CK-12</w:t>
+              <w:t xml:space="preserve">Source: Khan Academy (English - US curriculum)</w:t>
             </w:r>
           </w:p>
           <w:p>
@@ -11307,7 +11307,7 @@
               <w:spacing w:after="10" w:before="0"/>
               <w:ind w:left="120"/>
             </w:pPr>
-            <w:hyperlink w:history="1" r:id="rIdfxexvxj4pgmldfi6bineo">
+            <w:hyperlink w:history="1" r:id="rIde_49qi_1pxg5u90lqnhv_">
               <w:r>
                 <w:rPr>
                   <w:rFonts w:ascii="Arial" w:cs="Arial" w:eastAsia="Arial" w:hAnsi="Arial"/>
@@ -11502,7 +11502,7 @@
             <w:pPr>
               <w:spacing w:after="20" w:before="0"/>
             </w:pPr>
-            <w:hyperlink w:history="1" r:id="rIdfspzw6lvmfrk7bdeezbs5">
+            <w:hyperlink w:history="1" r:id="rIdeaa49lk3hk9kyrm8lobhd">
               <w:r>
                 <w:rPr>
                   <w:rFonts w:ascii="Arial" w:cs="Arial" w:eastAsia="Arial" w:hAnsi="Arial"/>
@@ -11511,7 +11511,7 @@
                   <w:szCs w:val="16"/>
                   <w:u w:val="single" w:color="2E75B6"/>
                 </w:rPr>
-                <w:t xml:space="preserve">Video: Bending Light</w:t>
+                <w:t xml:space="preserve">Powers of zero</w:t>
               </w:r>
             </w:hyperlink>
           </w:p>
@@ -11527,7 +11527,7 @@
                 <w:sz w:val="14"/>
                 <w:szCs w:val="14"/>
               </w:rPr>
-              <w:t xml:space="preserve">Source: PhET Interactive Simulations (English)</w:t>
+              <w:t xml:space="preserve">Source: Khan Academy (English - US curriculum)</w:t>
             </w:r>
           </w:p>
           <w:p>
@@ -11535,7 +11535,7 @@
               <w:spacing w:after="10" w:before="0"/>
               <w:ind w:left="120"/>
             </w:pPr>
-            <w:hyperlink w:history="1" r:id="rIda5clazeucz40h2inbobkx">
+            <w:hyperlink w:history="1" r:id="rIdjdskzbtjx_sadk1kpqkfw">
               <w:r>
                 <w:rPr>
                   <w:rFonts w:ascii="Arial" w:cs="Arial" w:eastAsia="Arial" w:hAnsi="Arial"/>
@@ -11573,14 +11573,14 @@
                 <w:sz w:val="16"/>
                 <w:szCs w:val="16"/>
               </w:rPr>
-              <w:t xml:space="preserve">📖 HTML:</w:t>
+              <w:t xml:space="preserve">📖 EXERCISE:</w:t>
             </w:r>
           </w:p>
           <w:p>
             <w:pPr>
               <w:spacing w:after="20" w:before="0"/>
             </w:pPr>
-            <w:hyperlink w:history="1" r:id="rIdrrsd_bgaeiuumcvyhtsa9">
+            <w:hyperlink w:history="1" r:id="rIdth17bdyybwwb5qir6ziex">
               <w:r>
                 <w:rPr>
                   <w:rFonts w:ascii="Arial" w:cs="Arial" w:eastAsia="Arial" w:hAnsi="Arial"/>
@@ -11589,7 +11589,7 @@
                   <w:szCs w:val="16"/>
                   <w:u w:val="single" w:color="2E75B6"/>
                 </w:rPr>
-                <w:t xml:space="preserve">Expressions for the Product of a Number and a Sum (Flexbook)</w:t>
+                <w:t xml:space="preserve">Exponents with integer bases</w:t>
               </w:r>
             </w:hyperlink>
           </w:p>
@@ -11605,7 +11605,7 @@
                 <w:sz w:val="14"/>
                 <w:szCs w:val="14"/>
               </w:rPr>
-              <w:t xml:space="preserve">Source: CK-12</w:t>
+              <w:t xml:space="preserve">Source: Khan Academy (English - US curriculum)</w:t>
             </w:r>
           </w:p>
           <w:p>
@@ -11613,7 +11613,7 @@
               <w:spacing w:after="10" w:before="0"/>
               <w:ind w:left="120"/>
             </w:pPr>
-            <w:hyperlink w:history="1" r:id="rId1_xjrjyoynsw46dmt7cgh">
+            <w:hyperlink w:history="1" r:id="rIdmnp3lvhrlmz8ak2oupce6">
               <w:r>
                 <w:rPr>
                   <w:rFonts w:ascii="Arial" w:cs="Arial" w:eastAsia="Arial" w:hAnsi="Arial"/>
@@ -11808,7 +11808,7 @@
             <w:pPr>
               <w:spacing w:after="20" w:before="0"/>
             </w:pPr>
-            <w:hyperlink w:history="1" r:id="rIdgmhb7oqgm1kdxmnwg5xig">
+            <w:hyperlink w:history="1" r:id="rIdxzpcvhotydpng4qxoe4yu">
               <w:r>
                 <w:rPr>
                   <w:rFonts w:ascii="Arial" w:cs="Arial" w:eastAsia="Arial" w:hAnsi="Arial"/>
@@ -11817,7 +11817,7 @@
                   <w:szCs w:val="16"/>
                   <w:u w:val="single" w:color="2E75B6"/>
                 </w:rPr>
-                <w:t xml:space="preserve">Video: Bending Light</w:t>
+                <w:t xml:space="preserve">Multiplying &amp; dividing powers (integer exponents)</w:t>
               </w:r>
             </w:hyperlink>
           </w:p>
@@ -11833,7 +11833,7 @@
                 <w:sz w:val="14"/>
                 <w:szCs w:val="14"/>
               </w:rPr>
-              <w:t xml:space="preserve">Source: PhET Interactive Simulations (English)</w:t>
+              <w:t xml:space="preserve">Source: Khan Academy (English - US curriculum)</w:t>
             </w:r>
           </w:p>
           <w:p>
@@ -11841,7 +11841,7 @@
               <w:spacing w:after="10" w:before="0"/>
               <w:ind w:left="120"/>
             </w:pPr>
-            <w:hyperlink w:history="1" r:id="rIdvdpiviism34ys22lhn-bb">
+            <w:hyperlink w:history="1" r:id="rIdmdh3fmuwzthwk0m0ntbty">
               <w:r>
                 <w:rPr>
                   <w:rFonts w:ascii="Arial" w:cs="Arial" w:eastAsia="Arial" w:hAnsi="Arial"/>
@@ -11879,14 +11879,14 @@
                 <w:sz w:val="16"/>
                 <w:szCs w:val="16"/>
               </w:rPr>
-              <w:t xml:space="preserve">📖 HTML:</w:t>
+              <w:t xml:space="preserve">📖 EXERCISE:</w:t>
             </w:r>
           </w:p>
           <w:p>
             <w:pPr>
               <w:spacing w:after="20" w:before="0"/>
             </w:pPr>
-            <w:hyperlink w:history="1" r:id="rIdw_jzuzdt9malqfyuxwlkh">
+            <w:hyperlink w:history="1" r:id="rIdg_l5lgyidwfvrxkztvqea">
               <w:r>
                 <w:rPr>
                   <w:rFonts w:ascii="Arial" w:cs="Arial" w:eastAsia="Arial" w:hAnsi="Arial"/>
@@ -11895,7 +11895,7 @@
                   <w:szCs w:val="16"/>
                   <w:u w:val="single" w:color="2E75B6"/>
                 </w:rPr>
-                <w:t xml:space="preserve">Expressions for the Product of a Number and a Sum (Flexbook)</w:t>
+                <w:t xml:space="preserve">Powers of products &amp; quotients (integer exponents)</w:t>
               </w:r>
             </w:hyperlink>
           </w:p>
@@ -11911,7 +11911,7 @@
                 <w:sz w:val="14"/>
                 <w:szCs w:val="14"/>
               </w:rPr>
-              <w:t xml:space="preserve">Source: CK-12</w:t>
+              <w:t xml:space="preserve">Source: Khan Academy (English - US curriculum)</w:t>
             </w:r>
           </w:p>
           <w:p>
@@ -11919,7 +11919,7 @@
               <w:spacing w:after="10" w:before="0"/>
               <w:ind w:left="120"/>
             </w:pPr>
-            <w:hyperlink w:history="1" r:id="rIdrpbju21c5m3g1o_7ofxtl">
+            <w:hyperlink w:history="1" r:id="rIdv7gwyb7stherkex2hmy2e">
               <w:r>
                 <w:rPr>
                   <w:rFonts w:ascii="Arial" w:cs="Arial" w:eastAsia="Arial" w:hAnsi="Arial"/>
@@ -13501,7 +13501,7 @@
             <w:pPr>
               <w:spacing w:after="20" w:before="0"/>
             </w:pPr>
-            <w:hyperlink w:history="1" r:id="rIdlannyhth58cloormamntw">
+            <w:hyperlink w:history="1" r:id="rIdgtrzzcu9z06k3ax0rwpts">
               <w:r>
                 <w:rPr>
                   <w:rFonts w:ascii="Arial" w:cs="Arial" w:eastAsia="Arial" w:hAnsi="Arial"/>
@@ -13510,7 +13510,7 @@
                   <w:szCs w:val="16"/>
                   <w:u w:val="single" w:color="2E75B6"/>
                 </w:rPr>
-                <w:t xml:space="preserve">Video: Bending Light</w:t>
+                <w:t xml:space="preserve">Introduction to powers of 10</w:t>
               </w:r>
             </w:hyperlink>
           </w:p>
@@ -13526,7 +13526,7 @@
                 <w:sz w:val="14"/>
                 <w:szCs w:val="14"/>
               </w:rPr>
-              <w:t xml:space="preserve">Source: PhET Interactive Simulations (English)</w:t>
+              <w:t xml:space="preserve">Source: Khan Academy (English - US curriculum)</w:t>
             </w:r>
           </w:p>
           <w:p>
@@ -13534,7 +13534,7 @@
               <w:spacing w:after="10" w:before="0"/>
               <w:ind w:left="120"/>
             </w:pPr>
-            <w:hyperlink w:history="1" r:id="rIdh7tljwiqqmkuygkijjc2b">
+            <w:hyperlink w:history="1" r:id="rIdqwtjiyuxvwjezerq8chuv">
               <w:r>
                 <w:rPr>
                   <w:rFonts w:ascii="Arial" w:cs="Arial" w:eastAsia="Arial" w:hAnsi="Arial"/>
@@ -13572,14 +13572,14 @@
                 <w:sz w:val="16"/>
                 <w:szCs w:val="16"/>
               </w:rPr>
-              <w:t xml:space="preserve">📖 HTML:</w:t>
+              <w:t xml:space="preserve">📖 EXERCISE:</w:t>
             </w:r>
           </w:p>
           <w:p>
             <w:pPr>
               <w:spacing w:after="20" w:before="0"/>
             </w:pPr>
-            <w:hyperlink w:history="1" r:id="rIdu0tahtvnnwuiik5tgkrpy">
+            <w:hyperlink w:history="1" r:id="rIdaro85jfpfpryjtyrdnmfi">
               <w:r>
                 <w:rPr>
                   <w:rFonts w:ascii="Arial" w:cs="Arial" w:eastAsia="Arial" w:hAnsi="Arial"/>
@@ -13588,7 +13588,7 @@
                   <w:szCs w:val="16"/>
                   <w:u w:val="single" w:color="2E75B6"/>
                 </w:rPr>
-                <w:t xml:space="preserve">Quotient Estimation with Mixed Numbers/Fractions (Flexbook)</w:t>
+                <w:t xml:space="preserve">Multiplication and division with powers of ten</w:t>
               </w:r>
             </w:hyperlink>
           </w:p>
@@ -13604,7 +13604,7 @@
                 <w:sz w:val="14"/>
                 <w:szCs w:val="14"/>
               </w:rPr>
-              <w:t xml:space="preserve">Source: CK-12</w:t>
+              <w:t xml:space="preserve">Source: Khan Academy (English - US curriculum)</w:t>
             </w:r>
           </w:p>
           <w:p>
@@ -13612,7 +13612,7 @@
               <w:spacing w:after="10" w:before="0"/>
               <w:ind w:left="120"/>
             </w:pPr>
-            <w:hyperlink w:history="1" r:id="rIdqc1noz8xub6mt2tge45ws">
+            <w:hyperlink w:history="1" r:id="rIdunx-wnu3gor561psa80hc">
               <w:r>
                 <w:rPr>
                   <w:rFonts w:ascii="Arial" w:cs="Arial" w:eastAsia="Arial" w:hAnsi="Arial"/>
@@ -13807,7 +13807,7 @@
             <w:pPr>
               <w:spacing w:after="20" w:before="0"/>
             </w:pPr>
-            <w:hyperlink w:history="1" r:id="rId17ydrfshnox1lqe_si3xq">
+            <w:hyperlink w:history="1" r:id="rIdbnjun7eu9o_vnnl6mbhgw">
               <w:r>
                 <w:rPr>
                   <w:rFonts w:ascii="Arial" w:cs="Arial" w:eastAsia="Arial" w:hAnsi="Arial"/>
@@ -13816,7 +13816,7 @@
                   <w:szCs w:val="16"/>
                   <w:u w:val="single" w:color="2E75B6"/>
                 </w:rPr>
-                <w:t xml:space="preserve">Video: Bending Light</w:t>
+                <w:t xml:space="preserve">Fractions as division by power of 10</w:t>
               </w:r>
             </w:hyperlink>
           </w:p>
@@ -13832,7 +13832,7 @@
                 <w:sz w:val="14"/>
                 <w:szCs w:val="14"/>
               </w:rPr>
-              <w:t xml:space="preserve">Source: PhET Interactive Simulations (English)</w:t>
+              <w:t xml:space="preserve">Source: Khan Academy (English - US curriculum)</w:t>
             </w:r>
           </w:p>
           <w:p>
@@ -13840,7 +13840,7 @@
               <w:spacing w:after="10" w:before="0"/>
               <w:ind w:left="120"/>
             </w:pPr>
-            <w:hyperlink w:history="1" r:id="rIdfedfirnmyaatyifotmu7l">
+            <w:hyperlink w:history="1" r:id="rIdig-ci18nq2lyloybbsyyi">
               <w:r>
                 <w:rPr>
                   <w:rFonts w:ascii="Arial" w:cs="Arial" w:eastAsia="Arial" w:hAnsi="Arial"/>
@@ -13878,14 +13878,14 @@
                 <w:sz w:val="16"/>
                 <w:szCs w:val="16"/>
               </w:rPr>
-              <w:t xml:space="preserve">📖 HTML:</w:t>
+              <w:t xml:space="preserve">📖 EXERCISE:</w:t>
             </w:r>
           </w:p>
           <w:p>
             <w:pPr>
               <w:spacing w:after="20" w:before="0"/>
             </w:pPr>
-            <w:hyperlink w:history="1" r:id="rIdp7j7ncnvew_kqdcfmboze">
+            <w:hyperlink w:history="1" r:id="rIdd7nzjyro_ysj2nptkqcbh">
               <w:r>
                 <w:rPr>
                   <w:rFonts w:ascii="Arial" w:cs="Arial" w:eastAsia="Arial" w:hAnsi="Arial"/>
@@ -13894,7 +13894,7 @@
                   <w:szCs w:val="16"/>
                   <w:u w:val="single" w:color="2E75B6"/>
                 </w:rPr>
-                <w:t xml:space="preserve">Quotient Estimation with Mixed Numbers/Fractions (Flexbook)</w:t>
+                <w:t xml:space="preserve">Multiplication and division with powers of ten</w:t>
               </w:r>
             </w:hyperlink>
           </w:p>
@@ -13910,7 +13910,7 @@
                 <w:sz w:val="14"/>
                 <w:szCs w:val="14"/>
               </w:rPr>
-              <w:t xml:space="preserve">Source: CK-12</w:t>
+              <w:t xml:space="preserve">Source: Khan Academy (English - US curriculum)</w:t>
             </w:r>
           </w:p>
           <w:p>
@@ -13918,7 +13918,7 @@
               <w:spacing w:after="10" w:before="0"/>
               <w:ind w:left="120"/>
             </w:pPr>
-            <w:hyperlink w:history="1" r:id="rId4qieg5uqn3moguqllupef">
+            <w:hyperlink w:history="1" r:id="rIddp_khpw_h3lwgnhkrtdil">
               <w:r>
                 <w:rPr>
                   <w:rFonts w:ascii="Arial" w:cs="Arial" w:eastAsia="Arial" w:hAnsi="Arial"/>
@@ -14113,7 +14113,7 @@
             <w:pPr>
               <w:spacing w:after="20" w:before="0"/>
             </w:pPr>
-            <w:hyperlink w:history="1" r:id="rIdeisywrvvhvhrbgsuaphid">
+            <w:hyperlink w:history="1" r:id="rIdbghk9zechw4zobpr4m7mh">
               <w:r>
                 <w:rPr>
                   <w:rFonts w:ascii="Arial" w:cs="Arial" w:eastAsia="Arial" w:hAnsi="Arial"/>
@@ -14122,7 +14122,7 @@
                   <w:szCs w:val="16"/>
                   <w:u w:val="single" w:color="2E75B6"/>
                 </w:rPr>
-                <w:t xml:space="preserve">Video: Bending Light</w:t>
+                <w:t xml:space="preserve">Introduction to powers of 10</w:t>
               </w:r>
             </w:hyperlink>
           </w:p>
@@ -14138,7 +14138,7 @@
                 <w:sz w:val="14"/>
                 <w:szCs w:val="14"/>
               </w:rPr>
-              <w:t xml:space="preserve">Source: PhET Interactive Simulations (English)</w:t>
+              <w:t xml:space="preserve">Source: Khan Academy (English - US curriculum)</w:t>
             </w:r>
           </w:p>
           <w:p>
@@ -14146,7 +14146,7 @@
               <w:spacing w:after="10" w:before="0"/>
               <w:ind w:left="120"/>
             </w:pPr>
-            <w:hyperlink w:history="1" r:id="rIdw4uhpobe0rqyr_vlltxqw">
+            <w:hyperlink w:history="1" r:id="rIdhjdjajkmpqvitq49vgsw_">
               <w:r>
                 <w:rPr>
                   <w:rFonts w:ascii="Arial" w:cs="Arial" w:eastAsia="Arial" w:hAnsi="Arial"/>
@@ -14184,14 +14184,14 @@
                 <w:sz w:val="16"/>
                 <w:szCs w:val="16"/>
               </w:rPr>
-              <w:t xml:space="preserve">📖 HTML:</w:t>
+              <w:t xml:space="preserve">📖 EXERCISE:</w:t>
             </w:r>
           </w:p>
           <w:p>
             <w:pPr>
               <w:spacing w:after="20" w:before="0"/>
             </w:pPr>
-            <w:hyperlink w:history="1" r:id="rIdd7vdmpbiey_qhah9i--ct">
+            <w:hyperlink w:history="1" r:id="rIdzkjs6wfnfv20onh467qzx">
               <w:r>
                 <w:rPr>
                   <w:rFonts w:ascii="Arial" w:cs="Arial" w:eastAsia="Arial" w:hAnsi="Arial"/>
@@ -14200,7 +14200,7 @@
                   <w:szCs w:val="16"/>
                   <w:u w:val="single" w:color="2E75B6"/>
                 </w:rPr>
-                <w:t xml:space="preserve">Quotient Estimation with Mixed Numbers/Fractions (Flexbook)</w:t>
+                <w:t xml:space="preserve">Multiplication and division with powers of ten</w:t>
               </w:r>
             </w:hyperlink>
           </w:p>
@@ -14216,7 +14216,7 @@
                 <w:sz w:val="14"/>
                 <w:szCs w:val="14"/>
               </w:rPr>
-              <w:t xml:space="preserve">Source: CK-12</w:t>
+              <w:t xml:space="preserve">Source: Khan Academy (English - US curriculum)</w:t>
             </w:r>
           </w:p>
           <w:p>
@@ -14224,7 +14224,7 @@
               <w:spacing w:after="10" w:before="0"/>
               <w:ind w:left="120"/>
             </w:pPr>
-            <w:hyperlink w:history="1" r:id="rId6o8lf8wiccrcx6x0atsvn">
+            <w:hyperlink w:history="1" r:id="rIdxt17zf9t9o_-miz5dyyzx">
               <w:r>
                 <w:rPr>
                   <w:rFonts w:ascii="Arial" w:cs="Arial" w:eastAsia="Arial" w:hAnsi="Arial"/>
@@ -14419,7 +14419,7 @@
             <w:pPr>
               <w:spacing w:after="20" w:before="0"/>
             </w:pPr>
-            <w:hyperlink w:history="1" r:id="rIdn3sl1y1d_qesn02yte70l">
+            <w:hyperlink w:history="1" r:id="rIdl18gvrjqd7oeuzk72_fht">
               <w:r>
                 <w:rPr>
                   <w:rFonts w:ascii="Arial" w:cs="Arial" w:eastAsia="Arial" w:hAnsi="Arial"/>
@@ -14428,7 +14428,7 @@
                   <w:szCs w:val="16"/>
                   <w:u w:val="single" w:color="2E75B6"/>
                 </w:rPr>
-                <w:t xml:space="preserve">Video: Bending Light</w:t>
+                <w:t xml:space="preserve">Introduction to powers of 10</w:t>
               </w:r>
             </w:hyperlink>
           </w:p>
@@ -14444,7 +14444,7 @@
                 <w:sz w:val="14"/>
                 <w:szCs w:val="14"/>
               </w:rPr>
-              <w:t xml:space="preserve">Source: PhET Interactive Simulations (English)</w:t>
+              <w:t xml:space="preserve">Source: Khan Academy (English - US curriculum)</w:t>
             </w:r>
           </w:p>
           <w:p>
@@ -14452,7 +14452,7 @@
               <w:spacing w:after="10" w:before="0"/>
               <w:ind w:left="120"/>
             </w:pPr>
-            <w:hyperlink w:history="1" r:id="rIdnxp2xpkgwtl42ukmkp5ys">
+            <w:hyperlink w:history="1" r:id="rId4wimawjsa06tuq3qduylx">
               <w:r>
                 <w:rPr>
                   <w:rFonts w:ascii="Arial" w:cs="Arial" w:eastAsia="Arial" w:hAnsi="Arial"/>
@@ -14490,14 +14490,14 @@
                 <w:sz w:val="16"/>
                 <w:szCs w:val="16"/>
               </w:rPr>
-              <w:t xml:space="preserve">📖 HTML:</w:t>
+              <w:t xml:space="preserve">📖 EXERCISE:</w:t>
             </w:r>
           </w:p>
           <w:p>
             <w:pPr>
               <w:spacing w:after="20" w:before="0"/>
             </w:pPr>
-            <w:hyperlink w:history="1" r:id="rIdnxgzyp4hlxyljr6pfqg_f">
+            <w:hyperlink w:history="1" r:id="rId8qkpp_lgxnwvcz_iluxji">
               <w:r>
                 <w:rPr>
                   <w:rFonts w:ascii="Arial" w:cs="Arial" w:eastAsia="Arial" w:hAnsi="Arial"/>
@@ -14506,7 +14506,7 @@
                   <w:szCs w:val="16"/>
                   <w:u w:val="single" w:color="2E75B6"/>
                 </w:rPr>
-                <w:t xml:space="preserve">Quotient Estimation with Mixed Numbers/Fractions (Flexbook)</w:t>
+                <w:t xml:space="preserve">Multiplication and division with powers of ten</w:t>
               </w:r>
             </w:hyperlink>
           </w:p>
@@ -14522,7 +14522,7 @@
                 <w:sz w:val="14"/>
                 <w:szCs w:val="14"/>
               </w:rPr>
-              <w:t xml:space="preserve">Source: CK-12</w:t>
+              <w:t xml:space="preserve">Source: Khan Academy (English - US curriculum)</w:t>
             </w:r>
           </w:p>
           <w:p>
@@ -14530,7 +14530,7 @@
               <w:spacing w:after="10" w:before="0"/>
               <w:ind w:left="120"/>
             </w:pPr>
-            <w:hyperlink w:history="1" r:id="rIdsjc1ofyyxwe19unsquzle">
+            <w:hyperlink w:history="1" r:id="rIdvxbpjrzmlcsignl_jymuf">
               <w:r>
                 <w:rPr>
                   <w:rFonts w:ascii="Arial" w:cs="Arial" w:eastAsia="Arial" w:hAnsi="Arial"/>
@@ -14725,7 +14725,7 @@
             <w:pPr>
               <w:spacing w:after="20" w:before="0"/>
             </w:pPr>
-            <w:hyperlink w:history="1" r:id="rId8pvjbsnaasc0jas3dmey4">
+            <w:hyperlink w:history="1" r:id="rIdj6fwc-yovmlxlhs_jp3lw">
               <w:r>
                 <w:rPr>
                   <w:rFonts w:ascii="Arial" w:cs="Arial" w:eastAsia="Arial" w:hAnsi="Arial"/>
@@ -14734,7 +14734,7 @@
                   <w:szCs w:val="16"/>
                   <w:u w:val="single" w:color="2E75B6"/>
                 </w:rPr>
-                <w:t xml:space="preserve">Video: Bending Light</w:t>
+                <w:t xml:space="preserve">Introduction to powers of 10</w:t>
               </w:r>
             </w:hyperlink>
           </w:p>
@@ -14750,7 +14750,7 @@
                 <w:sz w:val="14"/>
                 <w:szCs w:val="14"/>
               </w:rPr>
-              <w:t xml:space="preserve">Source: PhET Interactive Simulations (English)</w:t>
+              <w:t xml:space="preserve">Source: Khan Academy (English - US curriculum)</w:t>
             </w:r>
           </w:p>
           <w:p>
@@ -14758,7 +14758,7 @@
               <w:spacing w:after="10" w:before="0"/>
               <w:ind w:left="120"/>
             </w:pPr>
-            <w:hyperlink w:history="1" r:id="rIdurli-i4kv9qqu8fory7lj">
+            <w:hyperlink w:history="1" r:id="rId1ybbzwpm4frzrewhj-3ys">
               <w:r>
                 <w:rPr>
                   <w:rFonts w:ascii="Arial" w:cs="Arial" w:eastAsia="Arial" w:hAnsi="Arial"/>
@@ -14796,14 +14796,14 @@
                 <w:sz w:val="16"/>
                 <w:szCs w:val="16"/>
               </w:rPr>
-              <w:t xml:space="preserve">📖 HTML:</w:t>
+              <w:t xml:space="preserve">📖 EXERCISE:</w:t>
             </w:r>
           </w:p>
           <w:p>
             <w:pPr>
               <w:spacing w:after="20" w:before="0"/>
             </w:pPr>
-            <w:hyperlink w:history="1" r:id="rId6rzumbcqxxwodiyb07lnk">
+            <w:hyperlink w:history="1" r:id="rIdq-tbh1amay3exunwyfeki">
               <w:r>
                 <w:rPr>
                   <w:rFonts w:ascii="Arial" w:cs="Arial" w:eastAsia="Arial" w:hAnsi="Arial"/>
@@ -14812,7 +14812,7 @@
                   <w:szCs w:val="16"/>
                   <w:u w:val="single" w:color="2E75B6"/>
                 </w:rPr>
-                <w:t xml:space="preserve">Quotient Estimation with Mixed Numbers/Fractions (Flexbook)</w:t>
+                <w:t xml:space="preserve">Multiplication and division with powers of ten</w:t>
               </w:r>
             </w:hyperlink>
           </w:p>
@@ -14828,7 +14828,7 @@
                 <w:sz w:val="14"/>
                 <w:szCs w:val="14"/>
               </w:rPr>
-              <w:t xml:space="preserve">Source: CK-12</w:t>
+              <w:t xml:space="preserve">Source: Khan Academy (English - US curriculum)</w:t>
             </w:r>
           </w:p>
           <w:p>
@@ -14836,7 +14836,7 @@
               <w:spacing w:after="10" w:before="0"/>
               <w:ind w:left="120"/>
             </w:pPr>
-            <w:hyperlink w:history="1" r:id="rIdtgoye-mssb-l-nmk6hfj0">
+            <w:hyperlink w:history="1" r:id="rIdcyscydw1_ashxefhvse4p">
               <w:r>
                 <w:rPr>
                   <w:rFonts w:ascii="Arial" w:cs="Arial" w:eastAsia="Arial" w:hAnsi="Arial"/>
@@ -16456,7 +16456,7 @@
             <w:pPr>
               <w:spacing w:after="20" w:before="0"/>
             </w:pPr>
-            <w:hyperlink w:history="1" r:id="rId_9fx_rbwwhcroa4tcgzlf">
+            <w:hyperlink w:history="1" r:id="rIdqqdcyave0ym1dkkyrrqqs">
               <w:r>
                 <w:rPr>
                   <w:rFonts w:ascii="Arial" w:cs="Arial" w:eastAsia="Arial" w:hAnsi="Arial"/>
@@ -16465,7 +16465,7 @@
                   <w:szCs w:val="16"/>
                   <w:u w:val="single" w:color="2E75B6"/>
                 </w:rPr>
-                <w:t xml:space="preserve">Video: Bending Light</w:t>
+                <w:t xml:space="preserve">Introduction to powers of 10</w:t>
               </w:r>
             </w:hyperlink>
           </w:p>
@@ -16481,7 +16481,7 @@
                 <w:sz w:val="14"/>
                 <w:szCs w:val="14"/>
               </w:rPr>
-              <w:t xml:space="preserve">Source: PhET Interactive Simulations (English)</w:t>
+              <w:t xml:space="preserve">Source: Khan Academy (English - US curriculum)</w:t>
             </w:r>
           </w:p>
           <w:p>
@@ -16489,7 +16489,7 @@
               <w:spacing w:after="10" w:before="0"/>
               <w:ind w:left="120"/>
             </w:pPr>
-            <w:hyperlink w:history="1" r:id="rIdgpyiwxl-jg9yrzmcsjpba">
+            <w:hyperlink w:history="1" r:id="rIdgpfv4nokr2zapey0gbvzo">
               <w:r>
                 <w:rPr>
                   <w:rFonts w:ascii="Arial" w:cs="Arial" w:eastAsia="Arial" w:hAnsi="Arial"/>
@@ -16534,7 +16534,7 @@
             <w:pPr>
               <w:spacing w:after="20" w:before="0"/>
             </w:pPr>
-            <w:hyperlink w:history="1" r:id="rIdnjdxvw2nzejhqtcsdc99b">
+            <w:hyperlink w:history="1" r:id="rIdvahjhiysdtmdx_o1qnaos">
               <w:r>
                 <w:rPr>
                   <w:rFonts w:ascii="Arial" w:cs="Arial" w:eastAsia="Arial" w:hAnsi="Arial"/>
@@ -16543,7 +16543,7 @@
                   <w:szCs w:val="16"/>
                   <w:u w:val="single" w:color="2E75B6"/>
                 </w:rPr>
-                <w:t xml:space="preserve">Raising a Product or Quotient to a Power (Flexbook)</w:t>
+                <w:t xml:space="preserve">Scientific Notation: Richter Scale Exponents (PLIX)</w:t>
               </w:r>
             </w:hyperlink>
           </w:p>
@@ -16567,7 +16567,7 @@
               <w:spacing w:after="10" w:before="0"/>
               <w:ind w:left="120"/>
             </w:pPr>
-            <w:hyperlink w:history="1" r:id="rIdyoiy3-1fkzbwusmdcqv3l">
+            <w:hyperlink w:history="1" r:id="rIdhgpq-rrd1llv-4ag8rsnu">
               <w:r>
                 <w:rPr>
                   <w:rFonts w:ascii="Arial" w:cs="Arial" w:eastAsia="Arial" w:hAnsi="Arial"/>
@@ -16762,7 +16762,7 @@
             <w:pPr>
               <w:spacing w:after="20" w:before="0"/>
             </w:pPr>
-            <w:hyperlink w:history="1" r:id="rIdbhsg_ac999tfvpoftpuns">
+            <w:hyperlink w:history="1" r:id="rId-i36ziztdzl5q_l-7kpjh">
               <w:r>
                 <w:rPr>
                   <w:rFonts w:ascii="Arial" w:cs="Arial" w:eastAsia="Arial" w:hAnsi="Arial"/>
@@ -16771,7 +16771,7 @@
                   <w:szCs w:val="16"/>
                   <w:u w:val="single" w:color="2E75B6"/>
                 </w:rPr>
-                <w:t xml:space="preserve">Video: Bending Light</w:t>
+                <w:t xml:space="preserve">Multiplying &amp; dividing powers (integer exponents)</w:t>
               </w:r>
             </w:hyperlink>
           </w:p>
@@ -16787,7 +16787,7 @@
                 <w:sz w:val="14"/>
                 <w:szCs w:val="14"/>
               </w:rPr>
-              <w:t xml:space="preserve">Source: PhET Interactive Simulations (English)</w:t>
+              <w:t xml:space="preserve">Source: Khan Academy (English - US curriculum)</w:t>
             </w:r>
           </w:p>
           <w:p>
@@ -16795,7 +16795,7 @@
               <w:spacing w:after="10" w:before="0"/>
               <w:ind w:left="120"/>
             </w:pPr>
-            <w:hyperlink w:history="1" r:id="rIdsb0xo0yj0tq6wbf7hkqg0">
+            <w:hyperlink w:history="1" r:id="rIdrij2y-2giwo6lrx5hd9ue">
               <w:r>
                 <w:rPr>
                   <w:rFonts w:ascii="Arial" w:cs="Arial" w:eastAsia="Arial" w:hAnsi="Arial"/>
@@ -16840,7 +16840,7 @@
             <w:pPr>
               <w:spacing w:after="20" w:before="0"/>
             </w:pPr>
-            <w:hyperlink w:history="1" r:id="rIdmhv1xqg0o3lo5aneqgmfx">
+            <w:hyperlink w:history="1" r:id="rId6terx1cp8fxpqqxcq63q8">
               <w:r>
                 <w:rPr>
                   <w:rFonts w:ascii="Arial" w:cs="Arial" w:eastAsia="Arial" w:hAnsi="Arial"/>
@@ -16849,7 +16849,7 @@
                   <w:szCs w:val="16"/>
                   <w:u w:val="single" w:color="2E75B6"/>
                 </w:rPr>
-                <w:t xml:space="preserve">Raising a Product or Quotient to a Power (Flexbook)</w:t>
+                <w:t xml:space="preserve">Scientific Notation: Richter Scale Exponents (PLIX)</w:t>
               </w:r>
             </w:hyperlink>
           </w:p>
@@ -16873,7 +16873,7 @@
               <w:spacing w:after="10" w:before="0"/>
               <w:ind w:left="120"/>
             </w:pPr>
-            <w:hyperlink w:history="1" r:id="rIdsw8ke-4wvkyws_m1p8bze">
+            <w:hyperlink w:history="1" r:id="rIdmd-hiog4s6g5guixiemxh">
               <w:r>
                 <w:rPr>
                   <w:rFonts w:ascii="Arial" w:cs="Arial" w:eastAsia="Arial" w:hAnsi="Arial"/>
@@ -17206,7 +17206,7 @@
             <w:pPr>
               <w:spacing w:after="20" w:before="0"/>
             </w:pPr>
-            <w:hyperlink w:history="1" r:id="rId9k04yq61ediqwnp2tgesi">
+            <w:hyperlink w:history="1" r:id="rId-n4gmcofi03dwdaftknem">
               <w:r>
                 <w:rPr>
                   <w:rFonts w:ascii="Arial" w:cs="Arial" w:eastAsia="Arial" w:hAnsi="Arial"/>
@@ -17215,7 +17215,7 @@
                   <w:szCs w:val="16"/>
                   <w:u w:val="single" w:color="2E75B6"/>
                 </w:rPr>
-                <w:t xml:space="preserve">Video: Bending Light</w:t>
+                <w:t xml:space="preserve">Introduction to powers of 10</w:t>
               </w:r>
             </w:hyperlink>
           </w:p>
@@ -17231,7 +17231,7 @@
                 <w:sz w:val="14"/>
                 <w:szCs w:val="14"/>
               </w:rPr>
-              <w:t xml:space="preserve">Source: PhET Interactive Simulations (English)</w:t>
+              <w:t xml:space="preserve">Source: Khan Academy (English - US curriculum)</w:t>
             </w:r>
           </w:p>
           <w:p>
@@ -17239,7 +17239,7 @@
               <w:spacing w:after="10" w:before="0"/>
               <w:ind w:left="120"/>
             </w:pPr>
-            <w:hyperlink w:history="1" r:id="rIdjfng15s-g4g2htqkokx0e">
+            <w:hyperlink w:history="1" r:id="rIdxvv5ancnhbwlhzxtrg97f">
               <w:r>
                 <w:rPr>
                   <w:rFonts w:ascii="Arial" w:cs="Arial" w:eastAsia="Arial" w:hAnsi="Arial"/>
@@ -17284,7 +17284,7 @@
             <w:pPr>
               <w:spacing w:after="20" w:before="0"/>
             </w:pPr>
-            <w:hyperlink w:history="1" r:id="rId4yciczvbtfah6uen-8z06">
+            <w:hyperlink w:history="1" r:id="rIdmoeuwlgjng1ie-6_udjhe">
               <w:r>
                 <w:rPr>
                   <w:rFonts w:ascii="Arial" w:cs="Arial" w:eastAsia="Arial" w:hAnsi="Arial"/>
@@ -17293,7 +17293,7 @@
                   <w:szCs w:val="16"/>
                   <w:u w:val="single" w:color="2E75B6"/>
                 </w:rPr>
-                <w:t xml:space="preserve">Raising a Product or Quotient to a Power (Flexbook)</w:t>
+                <w:t xml:space="preserve">Scientific Notation: Richter Scale Exponents (PLIX)</w:t>
               </w:r>
             </w:hyperlink>
           </w:p>
@@ -17317,7 +17317,7 @@
               <w:spacing w:after="10" w:before="0"/>
               <w:ind w:left="120"/>
             </w:pPr>
-            <w:hyperlink w:history="1" r:id="rIdch77grxgcpwpniyzoeovk">
+            <w:hyperlink w:history="1" r:id="rIdlzjutvu2wl13rt56xp0ml">
               <w:r>
                 <w:rPr>
                   <w:rFonts w:ascii="Arial" w:cs="Arial" w:eastAsia="Arial" w:hAnsi="Arial"/>
@@ -17631,7 +17631,7 @@
             <w:pPr>
               <w:spacing w:after="20" w:before="0"/>
             </w:pPr>
-            <w:hyperlink w:history="1" r:id="rIdxxqhjl4mkv1tn_en-kygx">
+            <w:hyperlink w:history="1" r:id="rIdukzlhyoqtxtmwt8zqexap">
               <w:r>
                 <w:rPr>
                   <w:rFonts w:ascii="Arial" w:cs="Arial" w:eastAsia="Arial" w:hAnsi="Arial"/>
@@ -17640,7 +17640,7 @@
                   <w:szCs w:val="16"/>
                   <w:u w:val="single" w:color="2E75B6"/>
                 </w:rPr>
-                <w:t xml:space="preserve">Video: Bending Light</w:t>
+                <w:t xml:space="preserve">Introduction to powers of 10</w:t>
               </w:r>
             </w:hyperlink>
           </w:p>
@@ -17656,7 +17656,7 @@
                 <w:sz w:val="14"/>
                 <w:szCs w:val="14"/>
               </w:rPr>
-              <w:t xml:space="preserve">Source: PhET Interactive Simulations (English)</w:t>
+              <w:t xml:space="preserve">Source: Khan Academy (English - US curriculum)</w:t>
             </w:r>
           </w:p>
           <w:p>
@@ -17664,7 +17664,7 @@
               <w:spacing w:after="10" w:before="0"/>
               <w:ind w:left="120"/>
             </w:pPr>
-            <w:hyperlink w:history="1" r:id="rIdkoglqul_stddvlelemzz4">
+            <w:hyperlink w:history="1" r:id="rIdqhy0r5ytfdq9mlvqfl9-t">
               <w:r>
                 <w:rPr>
                   <w:rFonts w:ascii="Arial" w:cs="Arial" w:eastAsia="Arial" w:hAnsi="Arial"/>
@@ -17709,7 +17709,7 @@
             <w:pPr>
               <w:spacing w:after="20" w:before="0"/>
             </w:pPr>
-            <w:hyperlink w:history="1" r:id="rIdb__sppkdi41jwzlezptqw">
+            <w:hyperlink w:history="1" r:id="rIdra7t1c02bzc8mrbh7-txx">
               <w:r>
                 <w:rPr>
                   <w:rFonts w:ascii="Arial" w:cs="Arial" w:eastAsia="Arial" w:hAnsi="Arial"/>
@@ -17718,7 +17718,7 @@
                   <w:szCs w:val="16"/>
                   <w:u w:val="single" w:color="2E75B6"/>
                 </w:rPr>
-                <w:t xml:space="preserve">Raising a Product or Quotient to a Power (Flexbook)</w:t>
+                <w:t xml:space="preserve">Scientific Notation: Richter Scale Exponents (PLIX)</w:t>
               </w:r>
             </w:hyperlink>
           </w:p>
@@ -17742,7 +17742,7 @@
               <w:spacing w:after="10" w:before="0"/>
               <w:ind w:left="120"/>
             </w:pPr>
-            <w:hyperlink w:history="1" r:id="rIds7vvr09hyzziwtp52awet">
+            <w:hyperlink w:history="1" r:id="rIdzy843fzb1j2hogyww7mn3">
               <w:r>
                 <w:rPr>
                   <w:rFonts w:ascii="Arial" w:cs="Arial" w:eastAsia="Arial" w:hAnsi="Arial"/>
@@ -18036,7 +18036,7 @@
             <w:pPr>
               <w:spacing w:after="20" w:before="0"/>
             </w:pPr>
-            <w:hyperlink w:history="1" r:id="rIdloc7we5r-9rf0ayogw78g">
+            <w:hyperlink w:history="1" r:id="rIdcfozeigdxeywxberbxjdj">
               <w:r>
                 <w:rPr>
                   <w:rFonts w:ascii="Arial" w:cs="Arial" w:eastAsia="Arial" w:hAnsi="Arial"/>
@@ -18045,7 +18045,7 @@
                   <w:szCs w:val="16"/>
                   <w:u w:val="single" w:color="2E75B6"/>
                 </w:rPr>
-                <w:t xml:space="preserve">Video: Bending Light</w:t>
+                <w:t xml:space="preserve">Introduction to powers of 10</w:t>
               </w:r>
             </w:hyperlink>
           </w:p>
@@ -18061,7 +18061,7 @@
                 <w:sz w:val="14"/>
                 <w:szCs w:val="14"/>
               </w:rPr>
-              <w:t xml:space="preserve">Source: PhET Interactive Simulations (English)</w:t>
+              <w:t xml:space="preserve">Source: Khan Academy (English - US curriculum)</w:t>
             </w:r>
           </w:p>
           <w:p>
@@ -18069,7 +18069,7 @@
               <w:spacing w:after="10" w:before="0"/>
               <w:ind w:left="120"/>
             </w:pPr>
-            <w:hyperlink w:history="1" r:id="rId1nc_w-9fzoqsolkqyn1iz">
+            <w:hyperlink w:history="1" r:id="rIdqc5afl5doifal_ftbpjif">
               <w:r>
                 <w:rPr>
                   <w:rFonts w:ascii="Arial" w:cs="Arial" w:eastAsia="Arial" w:hAnsi="Arial"/>
@@ -18114,7 +18114,7 @@
             <w:pPr>
               <w:spacing w:after="20" w:before="0"/>
             </w:pPr>
-            <w:hyperlink w:history="1" r:id="rIdas-syv0gchi9plo3lrxlz">
+            <w:hyperlink w:history="1" r:id="rId9go0mdi0ixl51dmsyugcn">
               <w:r>
                 <w:rPr>
                   <w:rFonts w:ascii="Arial" w:cs="Arial" w:eastAsia="Arial" w:hAnsi="Arial"/>
@@ -18123,7 +18123,7 @@
                   <w:szCs w:val="16"/>
                   <w:u w:val="single" w:color="2E75B6"/>
                 </w:rPr>
-                <w:t xml:space="preserve">Raising a Product or Quotient to a Power (Flexbook)</w:t>
+                <w:t xml:space="preserve">Scientific Notation: Richter Scale Exponents (PLIX)</w:t>
               </w:r>
             </w:hyperlink>
           </w:p>
@@ -18147,7 +18147,7 @@
               <w:spacing w:after="10" w:before="0"/>
               <w:ind w:left="120"/>
             </w:pPr>
-            <w:hyperlink w:history="1" r:id="rIdnnjnxmb0s7xzu0a-jrand">
+            <w:hyperlink w:history="1" r:id="rIdi86usz0dzqpmlf1awp_ke">
               <w:r>
                 <w:rPr>
                   <w:rFonts w:ascii="Arial" w:cs="Arial" w:eastAsia="Arial" w:hAnsi="Arial"/>
@@ -19888,7 +19888,7 @@
             <w:pPr>
               <w:spacing w:after="20" w:before="0"/>
             </w:pPr>
-            <w:hyperlink w:history="1" r:id="rIdy4_jrnp35uxj-znw9ajp9">
+            <w:hyperlink w:history="1" r:id="rIdk8qw81yr4a-ecrej5gjab">
               <w:r>
                 <w:rPr>
                   <w:rFonts w:ascii="Arial" w:cs="Arial" w:eastAsia="Arial" w:hAnsi="Arial"/>
@@ -19897,7 +19897,7 @@
                   <w:szCs w:val="16"/>
                   <w:u w:val="single" w:color="2E75B6"/>
                 </w:rPr>
-                <w:t xml:space="preserve">Video: Bending Light</w:t>
+                <w:t xml:space="preserve">Zero-order reactions</w:t>
               </w:r>
             </w:hyperlink>
           </w:p>
@@ -19913,7 +19913,7 @@
                 <w:sz w:val="14"/>
                 <w:szCs w:val="14"/>
               </w:rPr>
-              <w:t xml:space="preserve">Source: PhET Interactive Simulations (English)</w:t>
+              <w:t xml:space="preserve">Source: Khan Academy (English - US curriculum)</w:t>
             </w:r>
           </w:p>
           <w:p>
@@ -19921,7 +19921,7 @@
               <w:spacing w:after="10" w:before="0"/>
               <w:ind w:left="120"/>
             </w:pPr>
-            <w:hyperlink w:history="1" r:id="rIdr4_5l9b69pj46zs6sqn4l">
+            <w:hyperlink w:history="1" r:id="rIdolczipu6lph_wui0jx6qx">
               <w:r>
                 <w:rPr>
                   <w:rFonts w:ascii="Arial" w:cs="Arial" w:eastAsia="Arial" w:hAnsi="Arial"/>
@@ -19959,14 +19959,241 @@
                 <w:sz w:val="16"/>
                 <w:szCs w:val="16"/>
               </w:rPr>
-              <w:t xml:space="preserve">📖 HTML:</w:t>
+              <w:t xml:space="preserve">📖 READING:</w:t>
             </w:r>
           </w:p>
           <w:p>
             <w:pPr>
               <w:spacing w:after="20" w:before="0"/>
             </w:pPr>
-            <w:hyperlink w:history="1" r:id="rIdfdvyrsmjfeeagxqns5sbd">
+            <w:r>
+              <w:rPr>
+                <w:rFonts w:ascii="Arial" w:cs="Arial" w:eastAsia="Arial" w:hAnsi="Arial"/>
+                <w:i/>
+                <w:iCs/>
+                <w:color w:val="595959"/>
+                <w:sz w:val="16"/>
+                <w:szCs w:val="16"/>
+              </w:rPr>
+              <w:t xml:space="preserve">No closely matching reading in the ARES library for this activity.</w:t>
+            </w:r>
+          </w:p>
+          <w:p>
+            <w:pPr>
+              <w:spacing w:after="10" w:before="0"/>
+              <w:ind w:left="120"/>
+            </w:pPr>
+            <w:hyperlink w:history="1" r:id="rIdprzoi8b00qy-07nulkbrq">
+              <w:r>
+                <w:rPr>
+                  <w:rFonts w:ascii="Arial" w:cs="Arial" w:eastAsia="Arial" w:hAnsi="Arial"/>
+                  <w:color w:val="595959"/>
+                  <w:sz w:val="14"/>
+                  <w:szCs w:val="14"/>
+                  <w:u w:val="single" w:color="595959"/>
+                </w:rPr>
+                <w:t xml:space="preserve">🔍 Search ARES for readings</w:t>
+              </w:r>
+            </w:hyperlink>
+          </w:p>
+          <w:p>
+            <w:pPr>
+              <w:spacing w:after="10" w:before="0"/>
+              <w:ind w:left="120"/>
+            </w:pPr>
+            <w:r>
+              <w:rPr>
+                <w:rFonts w:ascii="Arial" w:cs="Arial" w:eastAsia="Arial" w:hAnsi="Arial"/>
+                <w:color w:val="595959"/>
+                <w:sz w:val="14"/>
+                <w:szCs w:val="14"/>
+              </w:rPr>
+              <w:t xml:space="preserve">Search terms: indices laws product law</w:t>
+            </w:r>
+          </w:p>
+        </w:tc>
+        <w:tc>
+          <w:tcPr>
+            <w:tcW w:type="dxa" w:w="3040"/>
+            <w:shd w:fill="FFFFFF" w:color="auto" w:val="clear"/>
+            <w:tcMar>
+              <w:top w:type="dxa" w:w="60"/>
+              <w:left w:type="dxa" w:w="120"/>
+              <w:bottom w:type="dxa" w:w="60"/>
+              <w:right w:type="dxa" w:w="120"/>
+            </w:tcMar>
+            <w:vAlign w:val="top"/>
+          </w:tcPr>
+          <w:p>
+            <w:pPr>
+              <w:spacing w:after="40" w:before="0"/>
+              <w:jc w:val="left"/>
+            </w:pPr>
+            <w:r>
+              <w:rPr>
+                <w:rFonts w:ascii="Arial" w:cs="Arial" w:eastAsia="Arial" w:hAnsi="Arial"/>
+                <w:b w:val="false"/>
+                <w:bCs w:val="false"/>
+                <w:i w:val="false"/>
+                <w:iCs w:val="false"/>
+                <w:color w:val="000000"/>
+                <w:sz w:val="18"/>
+                <w:szCs w:val="18"/>
+              </w:rPr>
+              <w:t xml:space="preserve">Each learner opens their exercise book and, working individually for 3 minutes, writes a prediction for the following problem displayed on the board: 'Without expanding fully, what do you think (3² × 3⁵) ÷ 3⁴ simplifies to in index form? Write your prediction AND write which law or laws you think you will need.' Learners write freely — incorrect or partial predictions are equally valued. After writing, learners hold up their books open to show their prediction (not called on yet), giving the teacher a rapid visual scan of prior understanding.</w:t>
+            </w:r>
+          </w:p>
+        </w:tc>
+        <w:tc>
+          <w:tcPr>
+            <w:tcW w:type="dxa" w:w="3040"/>
+            <w:shd w:fill="F2F2F2" w:color="auto" w:val="clear"/>
+            <w:tcMar>
+              <w:top w:type="dxa" w:w="60"/>
+              <w:left w:type="dxa" w:w="120"/>
+              <w:bottom w:type="dxa" w:w="60"/>
+              <w:right w:type="dxa" w:w="120"/>
+            </w:tcMar>
+            <w:vAlign w:val="top"/>
+          </w:tcPr>
+          <w:p>
+            <w:pPr>
+              <w:spacing w:after="40" w:before="0"/>
+              <w:jc w:val="left"/>
+            </w:pPr>
+            <w:r>
+              <w:rPr>
+                <w:rFonts w:ascii="Arial" w:cs="Arial" w:eastAsia="Arial" w:hAnsi="Arial"/>
+                <w:b w:val="false"/>
+                <w:bCs w:val="false"/>
+                <w:i w:val="false"/>
+                <w:iCs w:val="false"/>
+                <w:color w:val="000000"/>
+                <w:sz w:val="18"/>
+                <w:szCs w:val="18"/>
+              </w:rPr>
+              <w:t xml:space="preserve">Display the problem card on the board alongside the original phenomenon card: '47,564,296 ≈ 4.8 × 10⁷'. Say: 'We have spent five lessons discovering four powerful rules about indices. Today we find out whether we can use them together — the way a real government statistician in Nairobi would when computing with census data. Before we compute, I want your prediction. You have 3 minutes — work alone, write it down.' Set a visible 3-minute timer. After time is up, say: 'Hold your book open so I can see.' Walk the rows quickly — look for: (a) correct identification of both laws needed (product then quotient), (b) learners who apply only one law, (c) learners who try to expand fully. Do NOT correct yet. Cold-call 3 learners with contrasting predictions: 'Amina, read me your prediction and tell me which law you chose.' [WAIT TIME: 12 seconds after each name before prompting.] After all three have shared, say: 'Interesting — we have at least two different predictions. Let us gather evidence to find out who is right and why.'</w:t>
+            </w:r>
+          </w:p>
+        </w:tc>
+        <w:tc>
+          <w:tcPr>
+            <w:tcW w:type="dxa" w:w="3040"/>
+            <w:shd w:fill="FFFFFF" w:color="auto" w:val="clear"/>
+            <w:tcMar>
+              <w:top w:type="dxa" w:w="60"/>
+              <w:left w:type="dxa" w:w="120"/>
+              <w:bottom w:type="dxa" w:w="60"/>
+              <w:right w:type="dxa" w:w="120"/>
+            </w:tcMar>
+            <w:vAlign w:val="top"/>
+          </w:tcPr>
+          <w:p>
+            <w:pPr>
+              <w:spacing w:after="40" w:before="0"/>
+              <w:jc w:val="left"/>
+            </w:pPr>
+            <w:r>
+              <w:rPr>
+                <w:rFonts w:ascii="Arial" w:cs="Arial" w:eastAsia="Arial" w:hAnsi="Arial"/>
+                <w:b w:val="false"/>
+                <w:bCs w:val="false"/>
+                <w:i w:val="false"/>
+                <w:iCs w:val="false"/>
+                <w:color w:val="000000"/>
+                <w:sz w:val="18"/>
+                <w:szCs w:val="18"/>
+              </w:rPr>
+              <w:t xml:space="preserve">Prediction-Before-Instruction (PBI): By committing a prediction to paper before computing, learners activate prior knowledge of each individual law and surface misconceptions — such as believing you must always expand to simplify, or confusing which law applies when both multiplication and division are present. This creates a cognitive 'need to know' that sharpens attention during the Observe phase.</w:t>
+            </w:r>
+          </w:p>
+        </w:tc>
+        <w:tc>
+          <w:tcPr>
+            <w:tcW w:type="dxa" w:w="3040"/>
+            <w:shd w:fill="F2F2F2" w:color="auto" w:val="clear"/>
+            <w:tcMar>
+              <w:top w:type="dxa" w:w="60"/>
+              <w:left w:type="dxa" w:w="120"/>
+              <w:bottom w:type="dxa" w:w="60"/>
+              <w:right w:type="dxa" w:w="120"/>
+            </w:tcMar>
+            <w:vAlign w:val="top"/>
+          </w:tcPr>
+          <w:p>
+            <w:pPr>
+              <w:spacing w:after="40" w:before="0"/>
+              <w:jc w:val="left"/>
+            </w:pPr>
+            <w:r>
+              <w:rPr>
+                <w:rFonts w:ascii="Arial" w:cs="Arial" w:eastAsia="Arial" w:hAnsi="Arial"/>
+                <w:b w:val="false"/>
+                <w:bCs w:val="false"/>
+                <w:i w:val="false"/>
+                <w:iCs w:val="false"/>
+                <w:color w:val="000000"/>
+                <w:sz w:val="18"/>
+                <w:szCs w:val="18"/>
+              </w:rPr>
+              <w:t xml:space="preserve">Teacher scans books during the hold-up for three indicators: (1) Does the learner identify that TWO laws are needed (not one)? (2) Does the learner write the laws by name or symbol? (3) Does the learner attempt to expand 3⁷ fully (revealing a gap in understanding the purpose of index form)? Teacher makes a mental note of 2–3 learners showing each pattern to target during cold-calls in the Explain phase.</w:t>
+            </w:r>
+          </w:p>
+        </w:tc>
+      </w:tr>
+      <w:tr>
+        <w:tc>
+          <w:tcPr>
+            <w:tcW w:type="dxa" w:w="1520"/>
+            <w:shd w:fill="D9EEF1" w:color="auto" w:val="clear"/>
+            <w:tcMar>
+              <w:top w:type="dxa" w:w="60"/>
+              <w:left w:type="dxa" w:w="120"/>
+              <w:bottom w:type="dxa" w:w="60"/>
+              <w:right w:type="dxa" w:w="120"/>
+            </w:tcMar>
+            <w:vAlign w:val="top"/>
+          </w:tcPr>
+          <w:p>
+            <w:pPr>
+              <w:spacing w:after="40" w:before="0"/>
+              <w:jc w:val="left"/>
+            </w:pPr>
+            <w:r>
+              <w:rPr>
+                <w:rFonts w:ascii="Arial" w:cs="Arial" w:eastAsia="Arial" w:hAnsi="Arial"/>
+                <w:b/>
+                <w:bCs/>
+                <w:i w:val="false"/>
+                <w:iCs w:val="false"/>
+                <w:color w:val="000000"/>
+                <w:sz w:val="18"/>
+                <w:szCs w:val="18"/>
+              </w:rPr>
+              <w:t xml:space="preserve">Observe Phase</w:t>
+            </w:r>
+          </w:p>
+          <w:p>
+            <w:pPr>
+              <w:spacing w:after="20" w:before="0"/>
+            </w:pPr>
+            <w:r>
+              <w:rPr>
+                <w:rFonts w:ascii="Arial" w:cs="Arial" w:eastAsia="Arial" w:hAnsi="Arial"/>
+                <w:b/>
+                <w:bCs/>
+                <w:color w:val="1F3864"/>
+                <w:sz w:val="16"/>
+                <w:szCs w:val="16"/>
+              </w:rPr>
+              <w:t xml:space="preserve">📹 VIDEO:</w:t>
+            </w:r>
+          </w:p>
+          <w:p>
+            <w:pPr>
+              <w:spacing w:after="20" w:before="0"/>
+            </w:pPr>
+            <w:hyperlink w:history="1" r:id="rIdlaqaf229otqlss1t8zpn3">
               <w:r>
                 <w:rPr>
                   <w:rFonts w:ascii="Arial" w:cs="Arial" w:eastAsia="Arial" w:hAnsi="Arial"/>
@@ -19975,7 +20202,7 @@
                   <w:szCs w:val="16"/>
                   <w:u w:val="single" w:color="2E75B6"/>
                 </w:rPr>
-                <w:t xml:space="preserve">Applying the Laws of Exponents to Rational Exponents (Flexbook)</w:t>
+                <w:t xml:space="preserve">Law of demand</w:t>
               </w:r>
             </w:hyperlink>
           </w:p>
@@ -19991,7 +20218,7 @@
                 <w:sz w:val="14"/>
                 <w:szCs w:val="14"/>
               </w:rPr>
-              <w:t xml:space="preserve">Source: CK-12</w:t>
+              <w:t xml:space="preserve">Source: Khan Academy (English - US curriculum)</w:t>
             </w:r>
           </w:p>
           <w:p>
@@ -19999,235 +20226,7 @@
               <w:spacing w:after="10" w:before="0"/>
               <w:ind w:left="120"/>
             </w:pPr>
-            <w:hyperlink w:history="1" r:id="rId4fajkyalwt1ph53tkgmr0">
-              <w:r>
-                <w:rPr>
-                  <w:rFonts w:ascii="Arial" w:cs="Arial" w:eastAsia="Arial" w:hAnsi="Arial"/>
-                  <w:color w:val="595959"/>
-                  <w:sz w:val="14"/>
-                  <w:szCs w:val="14"/>
-                  <w:u w:val="single" w:color="595959"/>
-                </w:rPr>
-                <w:t xml:space="preserve">🔍 Search ARES for similar readings</w:t>
-              </w:r>
-            </w:hyperlink>
-          </w:p>
-        </w:tc>
-        <w:tc>
-          <w:tcPr>
-            <w:tcW w:type="dxa" w:w="3040"/>
-            <w:shd w:fill="FFFFFF" w:color="auto" w:val="clear"/>
-            <w:tcMar>
-              <w:top w:type="dxa" w:w="60"/>
-              <w:left w:type="dxa" w:w="120"/>
-              <w:bottom w:type="dxa" w:w="60"/>
-              <w:right w:type="dxa" w:w="120"/>
-            </w:tcMar>
-            <w:vAlign w:val="top"/>
-          </w:tcPr>
-          <w:p>
-            <w:pPr>
-              <w:spacing w:after="40" w:before="0"/>
-              <w:jc w:val="left"/>
-            </w:pPr>
-            <w:r>
-              <w:rPr>
-                <w:rFonts w:ascii="Arial" w:cs="Arial" w:eastAsia="Arial" w:hAnsi="Arial"/>
-                <w:b w:val="false"/>
-                <w:bCs w:val="false"/>
-                <w:i w:val="false"/>
-                <w:iCs w:val="false"/>
-                <w:color w:val="000000"/>
-                <w:sz w:val="18"/>
-                <w:szCs w:val="18"/>
-              </w:rPr>
-              <w:t xml:space="preserve">Each learner opens their exercise book and, working individually for 3 minutes, writes a prediction for the following problem displayed on the board: 'Without expanding fully, what do you think (3² × 3⁵) ÷ 3⁴ simplifies to in index form? Write your prediction AND write which law or laws you think you will need.' Learners write freely — incorrect or partial predictions are equally valued. After writing, learners hold up their books open to show their prediction (not called on yet), giving the teacher a rapid visual scan of prior understanding.</w:t>
-            </w:r>
-          </w:p>
-        </w:tc>
-        <w:tc>
-          <w:tcPr>
-            <w:tcW w:type="dxa" w:w="3040"/>
-            <w:shd w:fill="F2F2F2" w:color="auto" w:val="clear"/>
-            <w:tcMar>
-              <w:top w:type="dxa" w:w="60"/>
-              <w:left w:type="dxa" w:w="120"/>
-              <w:bottom w:type="dxa" w:w="60"/>
-              <w:right w:type="dxa" w:w="120"/>
-            </w:tcMar>
-            <w:vAlign w:val="top"/>
-          </w:tcPr>
-          <w:p>
-            <w:pPr>
-              <w:spacing w:after="40" w:before="0"/>
-              <w:jc w:val="left"/>
-            </w:pPr>
-            <w:r>
-              <w:rPr>
-                <w:rFonts w:ascii="Arial" w:cs="Arial" w:eastAsia="Arial" w:hAnsi="Arial"/>
-                <w:b w:val="false"/>
-                <w:bCs w:val="false"/>
-                <w:i w:val="false"/>
-                <w:iCs w:val="false"/>
-                <w:color w:val="000000"/>
-                <w:sz w:val="18"/>
-                <w:szCs w:val="18"/>
-              </w:rPr>
-              <w:t xml:space="preserve">Display the problem card on the board alongside the original phenomenon card: '47,564,296 ≈ 4.8 × 10⁷'. Say: 'We have spent five lessons discovering four powerful rules about indices. Today we find out whether we can use them together — the way a real government statistician in Nairobi would when computing with census data. Before we compute, I want your prediction. You have 3 minutes — work alone, write it down.' Set a visible 3-minute timer. After time is up, say: 'Hold your book open so I can see.' Walk the rows quickly — look for: (a) correct identification of both laws needed (product then quotient), (b) learners who apply only one law, (c) learners who try to expand fully. Do NOT correct yet. Cold-call 3 learners with contrasting predictions: 'Amina, read me your prediction and tell me which law you chose.' [WAIT TIME: 12 seconds after each name before prompting.] After all three have shared, say: 'Interesting — we have at least two different predictions. Let us gather evidence to find out who is right and why.'</w:t>
-            </w:r>
-          </w:p>
-        </w:tc>
-        <w:tc>
-          <w:tcPr>
-            <w:tcW w:type="dxa" w:w="3040"/>
-            <w:shd w:fill="FFFFFF" w:color="auto" w:val="clear"/>
-            <w:tcMar>
-              <w:top w:type="dxa" w:w="60"/>
-              <w:left w:type="dxa" w:w="120"/>
-              <w:bottom w:type="dxa" w:w="60"/>
-              <w:right w:type="dxa" w:w="120"/>
-            </w:tcMar>
-            <w:vAlign w:val="top"/>
-          </w:tcPr>
-          <w:p>
-            <w:pPr>
-              <w:spacing w:after="40" w:before="0"/>
-              <w:jc w:val="left"/>
-            </w:pPr>
-            <w:r>
-              <w:rPr>
-                <w:rFonts w:ascii="Arial" w:cs="Arial" w:eastAsia="Arial" w:hAnsi="Arial"/>
-                <w:b w:val="false"/>
-                <w:bCs w:val="false"/>
-                <w:i w:val="false"/>
-                <w:iCs w:val="false"/>
-                <w:color w:val="000000"/>
-                <w:sz w:val="18"/>
-                <w:szCs w:val="18"/>
-              </w:rPr>
-              <w:t xml:space="preserve">Prediction-Before-Instruction (PBI): By committing a prediction to paper before computing, learners activate prior knowledge of each individual law and surface misconceptions — such as believing you must always expand to simplify, or confusing which law applies when both multiplication and division are present. This creates a cognitive 'need to know' that sharpens attention during the Observe phase.</w:t>
-            </w:r>
-          </w:p>
-        </w:tc>
-        <w:tc>
-          <w:tcPr>
-            <w:tcW w:type="dxa" w:w="3040"/>
-            <w:shd w:fill="F2F2F2" w:color="auto" w:val="clear"/>
-            <w:tcMar>
-              <w:top w:type="dxa" w:w="60"/>
-              <w:left w:type="dxa" w:w="120"/>
-              <w:bottom w:type="dxa" w:w="60"/>
-              <w:right w:type="dxa" w:w="120"/>
-            </w:tcMar>
-            <w:vAlign w:val="top"/>
-          </w:tcPr>
-          <w:p>
-            <w:pPr>
-              <w:spacing w:after="40" w:before="0"/>
-              <w:jc w:val="left"/>
-            </w:pPr>
-            <w:r>
-              <w:rPr>
-                <w:rFonts w:ascii="Arial" w:cs="Arial" w:eastAsia="Arial" w:hAnsi="Arial"/>
-                <w:b w:val="false"/>
-                <w:bCs w:val="false"/>
-                <w:i w:val="false"/>
-                <w:iCs w:val="false"/>
-                <w:color w:val="000000"/>
-                <w:sz w:val="18"/>
-                <w:szCs w:val="18"/>
-              </w:rPr>
-              <w:t xml:space="preserve">Teacher scans books during the hold-up for three indicators: (1) Does the learner identify that TWO laws are needed (not one)? (2) Does the learner write the laws by name or symbol? (3) Does the learner attempt to expand 3⁷ fully (revealing a gap in understanding the purpose of index form)? Teacher makes a mental note of 2–3 learners showing each pattern to target during cold-calls in the Explain phase.</w:t>
-            </w:r>
-          </w:p>
-        </w:tc>
-      </w:tr>
-      <w:tr>
-        <w:tc>
-          <w:tcPr>
-            <w:tcW w:type="dxa" w:w="1520"/>
-            <w:shd w:fill="D9EEF1" w:color="auto" w:val="clear"/>
-            <w:tcMar>
-              <w:top w:type="dxa" w:w="60"/>
-              <w:left w:type="dxa" w:w="120"/>
-              <w:bottom w:type="dxa" w:w="60"/>
-              <w:right w:type="dxa" w:w="120"/>
-            </w:tcMar>
-            <w:vAlign w:val="top"/>
-          </w:tcPr>
-          <w:p>
-            <w:pPr>
-              <w:spacing w:after="40" w:before="0"/>
-              <w:jc w:val="left"/>
-            </w:pPr>
-            <w:r>
-              <w:rPr>
-                <w:rFonts w:ascii="Arial" w:cs="Arial" w:eastAsia="Arial" w:hAnsi="Arial"/>
-                <w:b/>
-                <w:bCs/>
-                <w:i w:val="false"/>
-                <w:iCs w:val="false"/>
-                <w:color w:val="000000"/>
-                <w:sz w:val="18"/>
-                <w:szCs w:val="18"/>
-              </w:rPr>
-              <w:t xml:space="preserve">Observe Phase</w:t>
-            </w:r>
-          </w:p>
-          <w:p>
-            <w:pPr>
-              <w:spacing w:after="20" w:before="0"/>
-            </w:pPr>
-            <w:r>
-              <w:rPr>
-                <w:rFonts w:ascii="Arial" w:cs="Arial" w:eastAsia="Arial" w:hAnsi="Arial"/>
-                <w:b/>
-                <w:bCs/>
-                <w:color w:val="1F3864"/>
-                <w:sz w:val="16"/>
-                <w:szCs w:val="16"/>
-              </w:rPr>
-              <w:t xml:space="preserve">📹 VIDEO:</w:t>
-            </w:r>
-          </w:p>
-          <w:p>
-            <w:pPr>
-              <w:spacing w:after="20" w:before="0"/>
-            </w:pPr>
-            <w:hyperlink w:history="1" r:id="rIdn2qaufwdrdetfl6j5dtdr">
-              <w:r>
-                <w:rPr>
-                  <w:rFonts w:ascii="Arial" w:cs="Arial" w:eastAsia="Arial" w:hAnsi="Arial"/>
-                  <w:color w:val="2E75B6"/>
-                  <w:sz w:val="16"/>
-                  <w:szCs w:val="16"/>
-                  <w:u w:val="single" w:color="2E75B6"/>
-                </w:rPr>
-                <w:t xml:space="preserve">Video: Bending Light</w:t>
-              </w:r>
-            </w:hyperlink>
-          </w:p>
-          <w:p>
-            <w:pPr>
-              <w:spacing w:after="10" w:before="0"/>
-              <w:ind w:left="120"/>
-            </w:pPr>
-            <w:r>
-              <w:rPr>
-                <w:rFonts w:ascii="Arial" w:cs="Arial" w:eastAsia="Arial" w:hAnsi="Arial"/>
-                <w:color w:val="595959"/>
-                <w:sz w:val="14"/>
-                <w:szCs w:val="14"/>
-              </w:rPr>
-              <w:t xml:space="preserve">Source: PhET Interactive Simulations (English)</w:t>
-            </w:r>
-          </w:p>
-          <w:p>
-            <w:pPr>
-              <w:spacing w:after="10" w:before="0"/>
-              <w:ind w:left="120"/>
-            </w:pPr>
-            <w:hyperlink w:history="1" r:id="rIdeoqozx0iqrsxwvbwzyavj">
+            <w:hyperlink w:history="1" r:id="rIdmnnpbg8kzu7t1jowvdorc">
               <w:r>
                 <w:rPr>
                   <w:rFonts w:ascii="Arial" w:cs="Arial" w:eastAsia="Arial" w:hAnsi="Arial"/>
@@ -20265,14 +20264,241 @@
                 <w:sz w:val="16"/>
                 <w:szCs w:val="16"/>
               </w:rPr>
-              <w:t xml:space="preserve">📖 HTML:</w:t>
+              <w:t xml:space="preserve">📖 READING:</w:t>
             </w:r>
           </w:p>
           <w:p>
             <w:pPr>
               <w:spacing w:after="20" w:before="0"/>
             </w:pPr>
-            <w:hyperlink w:history="1" r:id="rIdim5bspedlquvaalbxpqkh">
+            <w:r>
+              <w:rPr>
+                <w:rFonts w:ascii="Arial" w:cs="Arial" w:eastAsia="Arial" w:hAnsi="Arial"/>
+                <w:i/>
+                <w:iCs/>
+                <w:color w:val="595959"/>
+                <w:sz w:val="16"/>
+                <w:szCs w:val="16"/>
+              </w:rPr>
+              <w:t xml:space="preserve">No closely matching reading in the ARES library for this activity.</w:t>
+            </w:r>
+          </w:p>
+          <w:p>
+            <w:pPr>
+              <w:spacing w:after="10" w:before="0"/>
+              <w:ind w:left="120"/>
+            </w:pPr>
+            <w:hyperlink w:history="1" r:id="rIdirk_yke_0tqoeeni_x45f">
+              <w:r>
+                <w:rPr>
+                  <w:rFonts w:ascii="Arial" w:cs="Arial" w:eastAsia="Arial" w:hAnsi="Arial"/>
+                  <w:color w:val="595959"/>
+                  <w:sz w:val="14"/>
+                  <w:szCs w:val="14"/>
+                  <w:u w:val="single" w:color="595959"/>
+                </w:rPr>
+                <w:t xml:space="preserve">🔍 Search ARES for readings</w:t>
+              </w:r>
+            </w:hyperlink>
+          </w:p>
+          <w:p>
+            <w:pPr>
+              <w:spacing w:after="10" w:before="0"/>
+              <w:ind w:left="120"/>
+            </w:pPr>
+            <w:r>
+              <w:rPr>
+                <w:rFonts w:ascii="Arial" w:cs="Arial" w:eastAsia="Arial" w:hAnsi="Arial"/>
+                <w:color w:val="595959"/>
+                <w:sz w:val="14"/>
+                <w:szCs w:val="14"/>
+              </w:rPr>
+              <w:t xml:space="preserve">Search terms: indices laws product law</w:t>
+            </w:r>
+          </w:p>
+        </w:tc>
+        <w:tc>
+          <w:tcPr>
+            <w:tcW w:type="dxa" w:w="3040"/>
+            <w:shd w:fill="FFFFFF" w:color="auto" w:val="clear"/>
+            <w:tcMar>
+              <w:top w:type="dxa" w:w="60"/>
+              <w:left w:type="dxa" w:w="120"/>
+              <w:bottom w:type="dxa" w:w="60"/>
+              <w:right w:type="dxa" w:w="120"/>
+            </w:tcMar>
+            <w:vAlign w:val="top"/>
+          </w:tcPr>
+          <w:p>
+            <w:pPr>
+              <w:spacing w:after="40" w:before="0"/>
+              <w:jc w:val="left"/>
+            </w:pPr>
+            <w:r>
+              <w:rPr>
+                <w:rFonts w:ascii="Arial" w:cs="Arial" w:eastAsia="Arial" w:hAnsi="Arial"/>
+                <w:b w:val="false"/>
+                <w:bCs w:val="false"/>
+                <w:i w:val="false"/>
+                <w:iCs w:val="false"/>
+                <w:color w:val="000000"/>
+                <w:sz w:val="18"/>
+                <w:szCs w:val="18"/>
+              </w:rPr>
+              <w:t xml:space="preserve">Learners work in assigned pairs. Each pair receives a printed or board-copied Problem Set of six graded multi-step index problems (see below). For each problem, pairs must: (a) identify which law(s) they will use before computing, (b) show each step labelled with the law applied, and (c) write the final answer in index form. After completing all six problems (approximately 12 minutes of pair work), each pair opens a digital device to the Kenya Education Cloud mathematics section or uses printed mathematical tables to verify their final answers. Pairs record one additional real-world example of indices they find on the resource. Problem Set: P1: (3² × 3⁵) ÷ 3⁴; P2: (2⁴ × 2³) ÷ 2⁵; P3: (5³)² ÷ 5⁴; P4: ((2³)² × 2⁴) ÷ 2⁶; P5: (10³ × 10⁴) ÷ 10⁰; P6: Express Kenya's 2019 census population 4.8 × 10⁷ multiplied by a growth factor of 10² in simplest index form.</w:t>
+            </w:r>
+          </w:p>
+        </w:tc>
+        <w:tc>
+          <w:tcPr>
+            <w:tcW w:type="dxa" w:w="3040"/>
+            <w:shd w:fill="F2F2F2" w:color="auto" w:val="clear"/>
+            <w:tcMar>
+              <w:top w:type="dxa" w:w="60"/>
+              <w:left w:type="dxa" w:w="120"/>
+              <w:bottom w:type="dxa" w:w="60"/>
+              <w:right w:type="dxa" w:w="120"/>
+            </w:tcMar>
+            <w:vAlign w:val="top"/>
+          </w:tcPr>
+          <w:p>
+            <w:pPr>
+              <w:spacing w:after="40" w:before="0"/>
+              <w:jc w:val="left"/>
+            </w:pPr>
+            <w:r>
+              <w:rPr>
+                <w:rFonts w:ascii="Arial" w:cs="Arial" w:eastAsia="Arial" w:hAnsi="Arial"/>
+                <w:b w:val="false"/>
+                <w:bCs w:val="false"/>
+                <w:i w:val="false"/>
+                <w:iCs w:val="false"/>
+                <w:color w:val="000000"/>
+                <w:sz w:val="18"/>
+                <w:szCs w:val="18"/>
+              </w:rPr>
+              <w:t xml:space="preserve">Distribute or display the Problem Set. Say: 'For every problem, before you compute, write the name of the law you will use at each step — Product Law, Quotient Law, Zero-Index Law, or Power-of-a-Power Law. Labelling the law is not optional: it is how a mathematician shows their reasoning.' Circulate continuously. At approximately 4 minutes, crouch beside a pair that is struggling with P3 and ask: 'What does the bracket mean here — what law do we use when a power is raised to another power?' [WAIT TIME: 10 seconds.] At approximately 8 minutes, find a pair that has finished early and ask: 'In P5, you divided by 10⁰. What is 10⁰? How does that change your working?' [WAIT TIME: 12 seconds.] At approximately 12 minutes, signal: 'Pause your computing. Open the Kenya Education Cloud or your mathematical tables and check your answers for P1 to P4. Mark any answer you need to revisit with a question mark.' Give 4 minutes for digital verification. Circulate and note pairs whose P6 reveals confusion between multiplying the coefficient (4.8 × 10²) and applying the product law to the powers of 10 alone.</w:t>
+            </w:r>
+          </w:p>
+        </w:tc>
+        <w:tc>
+          <w:tcPr>
+            <w:tcW w:type="dxa" w:w="3040"/>
+            <w:shd w:fill="FFFFFF" w:color="auto" w:val="clear"/>
+            <w:tcMar>
+              <w:top w:type="dxa" w:w="60"/>
+              <w:left w:type="dxa" w:w="120"/>
+              <w:bottom w:type="dxa" w:w="60"/>
+              <w:right w:type="dxa" w:w="120"/>
+            </w:tcMar>
+            <w:vAlign w:val="top"/>
+          </w:tcPr>
+          <w:p>
+            <w:pPr>
+              <w:spacing w:after="40" w:before="0"/>
+              <w:jc w:val="left"/>
+            </w:pPr>
+            <w:r>
+              <w:rPr>
+                <w:rFonts w:ascii="Arial" w:cs="Arial" w:eastAsia="Arial" w:hAnsi="Arial"/>
+                <w:b w:val="false"/>
+                <w:bCs w:val="false"/>
+                <w:i w:val="false"/>
+                <w:iCs w:val="false"/>
+                <w:color w:val="000000"/>
+                <w:sz w:val="18"/>
+                <w:szCs w:val="18"/>
+              </w:rPr>
+              <w:t xml:space="preserve">Law-Labelled Worked Examples (Structured Inquiry): Requiring learners to name the law at each step transforms computation from a procedural exercise into a sensemaking activity. It forces metacognitive monitoring — 'which rule am I using here and why?' — and produces a written record that makes reasoning visible to both the teacher and the learner's partner. The graded sequence (single-law problems first, then multi-law, then a real-world application) scaffolds complexity.</w:t>
+            </w:r>
+          </w:p>
+        </w:tc>
+        <w:tc>
+          <w:tcPr>
+            <w:tcW w:type="dxa" w:w="3040"/>
+            <w:shd w:fill="F2F2F2" w:color="auto" w:val="clear"/>
+            <w:tcMar>
+              <w:top w:type="dxa" w:w="60"/>
+              <w:left w:type="dxa" w:w="120"/>
+              <w:bottom w:type="dxa" w:w="60"/>
+              <w:right w:type="dxa" w:w="120"/>
+            </w:tcMar>
+            <w:vAlign w:val="top"/>
+          </w:tcPr>
+          <w:p>
+            <w:pPr>
+              <w:spacing w:after="40" w:before="0"/>
+              <w:jc w:val="left"/>
+            </w:pPr>
+            <w:r>
+              <w:rPr>
+                <w:rFonts w:ascii="Arial" w:cs="Arial" w:eastAsia="Arial" w:hAnsi="Arial"/>
+                <w:b w:val="false"/>
+                <w:bCs w:val="false"/>
+                <w:i w:val="false"/>
+                <w:iCs w:val="false"/>
+                <w:color w:val="000000"/>
+                <w:sz w:val="18"/>
+                <w:szCs w:val="18"/>
+              </w:rPr>
+              <w:t xml:space="preserve">Teacher looks for: (1) In P3–P4, do pairs apply Power-of-a-Power BEFORE Product/Quotient (correct order of operations), or do they apply the laws in the wrong sequence? (2) In P5, do pairs correctly evaluate 10⁰ = 1 and then simplify 10⁷ ÷ 1 = 10⁷? (3) In P6 (census problem), do pairs recognise that only the powers of 10 combine under the Product Law while the coefficient 4.8 remains unchanged? These three indicators distinguish 'Meets Expectations' from 'Exceeds Expectations' in the KICD rubric.</w:t>
+            </w:r>
+          </w:p>
+        </w:tc>
+      </w:tr>
+      <w:tr>
+        <w:tc>
+          <w:tcPr>
+            <w:tcW w:type="dxa" w:w="1520"/>
+            <w:shd w:fill="E2EFDA" w:color="auto" w:val="clear"/>
+            <w:tcMar>
+              <w:top w:type="dxa" w:w="60"/>
+              <w:left w:type="dxa" w:w="120"/>
+              <w:bottom w:type="dxa" w:w="60"/>
+              <w:right w:type="dxa" w:w="120"/>
+            </w:tcMar>
+            <w:vAlign w:val="top"/>
+          </w:tcPr>
+          <w:p>
+            <w:pPr>
+              <w:spacing w:after="40" w:before="0"/>
+              <w:jc w:val="left"/>
+            </w:pPr>
+            <w:r>
+              <w:rPr>
+                <w:rFonts w:ascii="Arial" w:cs="Arial" w:eastAsia="Arial" w:hAnsi="Arial"/>
+                <w:b/>
+                <w:bCs/>
+                <w:i w:val="false"/>
+                <w:iCs w:val="false"/>
+                <w:color w:val="000000"/>
+                <w:sz w:val="18"/>
+                <w:szCs w:val="18"/>
+              </w:rPr>
+              <w:t xml:space="preserve">Explain Phase</w:t>
+            </w:r>
+          </w:p>
+          <w:p>
+            <w:pPr>
+              <w:spacing w:after="20" w:before="0"/>
+            </w:pPr>
+            <w:r>
+              <w:rPr>
+                <w:rFonts w:ascii="Arial" w:cs="Arial" w:eastAsia="Arial" w:hAnsi="Arial"/>
+                <w:b/>
+                <w:bCs/>
+                <w:color w:val="1F3864"/>
+                <w:sz w:val="16"/>
+                <w:szCs w:val="16"/>
+              </w:rPr>
+              <w:t xml:space="preserve">📹 VIDEO:</w:t>
+            </w:r>
+          </w:p>
+          <w:p>
+            <w:pPr>
+              <w:spacing w:after="20" w:before="0"/>
+            </w:pPr>
+            <w:hyperlink w:history="1" r:id="rIdo0pssmvebra5_cv9lr0xd">
               <w:r>
                 <w:rPr>
                   <w:rFonts w:ascii="Arial" w:cs="Arial" w:eastAsia="Arial" w:hAnsi="Arial"/>
@@ -20281,7 +20507,7 @@
                   <w:szCs w:val="16"/>
                   <w:u w:val="single" w:color="2E75B6"/>
                 </w:rPr>
-                <w:t xml:space="preserve">Applying the Laws of Exponents to Rational Exponents (Flexbook)</w:t>
+                <w:t xml:space="preserve">Elementary reactions</w:t>
               </w:r>
             </w:hyperlink>
           </w:p>
@@ -20297,7 +20523,7 @@
                 <w:sz w:val="14"/>
                 <w:szCs w:val="14"/>
               </w:rPr>
-              <w:t xml:space="preserve">Source: CK-12</w:t>
+              <w:t xml:space="preserve">Source: Khan Academy (English - US curriculum)</w:t>
             </w:r>
           </w:p>
           <w:p>
@@ -20305,235 +20531,7 @@
               <w:spacing w:after="10" w:before="0"/>
               <w:ind w:left="120"/>
             </w:pPr>
-            <w:hyperlink w:history="1" r:id="rId-nej_shl26gbwfgdoyfy3">
-              <w:r>
-                <w:rPr>
-                  <w:rFonts w:ascii="Arial" w:cs="Arial" w:eastAsia="Arial" w:hAnsi="Arial"/>
-                  <w:color w:val="595959"/>
-                  <w:sz w:val="14"/>
-                  <w:szCs w:val="14"/>
-                  <w:u w:val="single" w:color="595959"/>
-                </w:rPr>
-                <w:t xml:space="preserve">🔍 Search ARES for similar readings</w:t>
-              </w:r>
-            </w:hyperlink>
-          </w:p>
-        </w:tc>
-        <w:tc>
-          <w:tcPr>
-            <w:tcW w:type="dxa" w:w="3040"/>
-            <w:shd w:fill="FFFFFF" w:color="auto" w:val="clear"/>
-            <w:tcMar>
-              <w:top w:type="dxa" w:w="60"/>
-              <w:left w:type="dxa" w:w="120"/>
-              <w:bottom w:type="dxa" w:w="60"/>
-              <w:right w:type="dxa" w:w="120"/>
-            </w:tcMar>
-            <w:vAlign w:val="top"/>
-          </w:tcPr>
-          <w:p>
-            <w:pPr>
-              <w:spacing w:after="40" w:before="0"/>
-              <w:jc w:val="left"/>
-            </w:pPr>
-            <w:r>
-              <w:rPr>
-                <w:rFonts w:ascii="Arial" w:cs="Arial" w:eastAsia="Arial" w:hAnsi="Arial"/>
-                <w:b w:val="false"/>
-                <w:bCs w:val="false"/>
-                <w:i w:val="false"/>
-                <w:iCs w:val="false"/>
-                <w:color w:val="000000"/>
-                <w:sz w:val="18"/>
-                <w:szCs w:val="18"/>
-              </w:rPr>
-              <w:t xml:space="preserve">Learners work in assigned pairs. Each pair receives a printed or board-copied Problem Set of six graded multi-step index problems (see below). For each problem, pairs must: (a) identify which law(s) they will use before computing, (b) show each step labelled with the law applied, and (c) write the final answer in index form. After completing all six problems (approximately 12 minutes of pair work), each pair opens a digital device to the Kenya Education Cloud mathematics section or uses printed mathematical tables to verify their final answers. Pairs record one additional real-world example of indices they find on the resource. Problem Set: P1: (3² × 3⁵) ÷ 3⁴; P2: (2⁴ × 2³) ÷ 2⁵; P3: (5³)² ÷ 5⁴; P4: ((2³)² × 2⁴) ÷ 2⁶; P5: (10³ × 10⁴) ÷ 10⁰; P6: Express Kenya's 2019 census population 4.8 × 10⁷ multiplied by a growth factor of 10² in simplest index form.</w:t>
-            </w:r>
-          </w:p>
-        </w:tc>
-        <w:tc>
-          <w:tcPr>
-            <w:tcW w:type="dxa" w:w="3040"/>
-            <w:shd w:fill="F2F2F2" w:color="auto" w:val="clear"/>
-            <w:tcMar>
-              <w:top w:type="dxa" w:w="60"/>
-              <w:left w:type="dxa" w:w="120"/>
-              <w:bottom w:type="dxa" w:w="60"/>
-              <w:right w:type="dxa" w:w="120"/>
-            </w:tcMar>
-            <w:vAlign w:val="top"/>
-          </w:tcPr>
-          <w:p>
-            <w:pPr>
-              <w:spacing w:after="40" w:before="0"/>
-              <w:jc w:val="left"/>
-            </w:pPr>
-            <w:r>
-              <w:rPr>
-                <w:rFonts w:ascii="Arial" w:cs="Arial" w:eastAsia="Arial" w:hAnsi="Arial"/>
-                <w:b w:val="false"/>
-                <w:bCs w:val="false"/>
-                <w:i w:val="false"/>
-                <w:iCs w:val="false"/>
-                <w:color w:val="000000"/>
-                <w:sz w:val="18"/>
-                <w:szCs w:val="18"/>
-              </w:rPr>
-              <w:t xml:space="preserve">Distribute or display the Problem Set. Say: 'For every problem, before you compute, write the name of the law you will use at each step — Product Law, Quotient Law, Zero-Index Law, or Power-of-a-Power Law. Labelling the law is not optional: it is how a mathematician shows their reasoning.' Circulate continuously. At approximately 4 minutes, crouch beside a pair that is struggling with P3 and ask: 'What does the bracket mean here — what law do we use when a power is raised to another power?' [WAIT TIME: 10 seconds.] At approximately 8 minutes, find a pair that has finished early and ask: 'In P5, you divided by 10⁰. What is 10⁰? How does that change your working?' [WAIT TIME: 12 seconds.] At approximately 12 minutes, signal: 'Pause your computing. Open the Kenya Education Cloud or your mathematical tables and check your answers for P1 to P4. Mark any answer you need to revisit with a question mark.' Give 4 minutes for digital verification. Circulate and note pairs whose P6 reveals confusion between multiplying the coefficient (4.8 × 10²) and applying the product law to the powers of 10 alone.</w:t>
-            </w:r>
-          </w:p>
-        </w:tc>
-        <w:tc>
-          <w:tcPr>
-            <w:tcW w:type="dxa" w:w="3040"/>
-            <w:shd w:fill="FFFFFF" w:color="auto" w:val="clear"/>
-            <w:tcMar>
-              <w:top w:type="dxa" w:w="60"/>
-              <w:left w:type="dxa" w:w="120"/>
-              <w:bottom w:type="dxa" w:w="60"/>
-              <w:right w:type="dxa" w:w="120"/>
-            </w:tcMar>
-            <w:vAlign w:val="top"/>
-          </w:tcPr>
-          <w:p>
-            <w:pPr>
-              <w:spacing w:after="40" w:before="0"/>
-              <w:jc w:val="left"/>
-            </w:pPr>
-            <w:r>
-              <w:rPr>
-                <w:rFonts w:ascii="Arial" w:cs="Arial" w:eastAsia="Arial" w:hAnsi="Arial"/>
-                <w:b w:val="false"/>
-                <w:bCs w:val="false"/>
-                <w:i w:val="false"/>
-                <w:iCs w:val="false"/>
-                <w:color w:val="000000"/>
-                <w:sz w:val="18"/>
-                <w:szCs w:val="18"/>
-              </w:rPr>
-              <w:t xml:space="preserve">Law-Labelled Worked Examples (Structured Inquiry): Requiring learners to name the law at each step transforms computation from a procedural exercise into a sensemaking activity. It forces metacognitive monitoring — 'which rule am I using here and why?' — and produces a written record that makes reasoning visible to both the teacher and the learner's partner. The graded sequence (single-law problems first, then multi-law, then a real-world application) scaffolds complexity.</w:t>
-            </w:r>
-          </w:p>
-        </w:tc>
-        <w:tc>
-          <w:tcPr>
-            <w:tcW w:type="dxa" w:w="3040"/>
-            <w:shd w:fill="F2F2F2" w:color="auto" w:val="clear"/>
-            <w:tcMar>
-              <w:top w:type="dxa" w:w="60"/>
-              <w:left w:type="dxa" w:w="120"/>
-              <w:bottom w:type="dxa" w:w="60"/>
-              <w:right w:type="dxa" w:w="120"/>
-            </w:tcMar>
-            <w:vAlign w:val="top"/>
-          </w:tcPr>
-          <w:p>
-            <w:pPr>
-              <w:spacing w:after="40" w:before="0"/>
-              <w:jc w:val="left"/>
-            </w:pPr>
-            <w:r>
-              <w:rPr>
-                <w:rFonts w:ascii="Arial" w:cs="Arial" w:eastAsia="Arial" w:hAnsi="Arial"/>
-                <w:b w:val="false"/>
-                <w:bCs w:val="false"/>
-                <w:i w:val="false"/>
-                <w:iCs w:val="false"/>
-                <w:color w:val="000000"/>
-                <w:sz w:val="18"/>
-                <w:szCs w:val="18"/>
-              </w:rPr>
-              <w:t xml:space="preserve">Teacher looks for: (1) In P3–P4, do pairs apply Power-of-a-Power BEFORE Product/Quotient (correct order of operations), or do they apply the laws in the wrong sequence? (2) In P5, do pairs correctly evaluate 10⁰ = 1 and then simplify 10⁷ ÷ 1 = 10⁷? (3) In P6 (census problem), do pairs recognise that only the powers of 10 combine under the Product Law while the coefficient 4.8 remains unchanged? These three indicators distinguish 'Meets Expectations' from 'Exceeds Expectations' in the KICD rubric.</w:t>
-            </w:r>
-          </w:p>
-        </w:tc>
-      </w:tr>
-      <w:tr>
-        <w:tc>
-          <w:tcPr>
-            <w:tcW w:type="dxa" w:w="1520"/>
-            <w:shd w:fill="E2EFDA" w:color="auto" w:val="clear"/>
-            <w:tcMar>
-              <w:top w:type="dxa" w:w="60"/>
-              <w:left w:type="dxa" w:w="120"/>
-              <w:bottom w:type="dxa" w:w="60"/>
-              <w:right w:type="dxa" w:w="120"/>
-            </w:tcMar>
-            <w:vAlign w:val="top"/>
-          </w:tcPr>
-          <w:p>
-            <w:pPr>
-              <w:spacing w:after="40" w:before="0"/>
-              <w:jc w:val="left"/>
-            </w:pPr>
-            <w:r>
-              <w:rPr>
-                <w:rFonts w:ascii="Arial" w:cs="Arial" w:eastAsia="Arial" w:hAnsi="Arial"/>
-                <w:b/>
-                <w:bCs/>
-                <w:i w:val="false"/>
-                <w:iCs w:val="false"/>
-                <w:color w:val="000000"/>
-                <w:sz w:val="18"/>
-                <w:szCs w:val="18"/>
-              </w:rPr>
-              <w:t xml:space="preserve">Explain Phase</w:t>
-            </w:r>
-          </w:p>
-          <w:p>
-            <w:pPr>
-              <w:spacing w:after="20" w:before="0"/>
-            </w:pPr>
-            <w:r>
-              <w:rPr>
-                <w:rFonts w:ascii="Arial" w:cs="Arial" w:eastAsia="Arial" w:hAnsi="Arial"/>
-                <w:b/>
-                <w:bCs/>
-                <w:color w:val="1F3864"/>
-                <w:sz w:val="16"/>
-                <w:szCs w:val="16"/>
-              </w:rPr>
-              <w:t xml:space="preserve">📹 VIDEO:</w:t>
-            </w:r>
-          </w:p>
-          <w:p>
-            <w:pPr>
-              <w:spacing w:after="20" w:before="0"/>
-            </w:pPr>
-            <w:hyperlink w:history="1" r:id="rIddgfz7dc-j6zqcbl8ycqvk">
-              <w:r>
-                <w:rPr>
-                  <w:rFonts w:ascii="Arial" w:cs="Arial" w:eastAsia="Arial" w:hAnsi="Arial"/>
-                  <w:color w:val="2E75B6"/>
-                  <w:sz w:val="16"/>
-                  <w:szCs w:val="16"/>
-                  <w:u w:val="single" w:color="2E75B6"/>
-                </w:rPr>
-                <w:t xml:space="preserve">Video: Bending Light</w:t>
-              </w:r>
-            </w:hyperlink>
-          </w:p>
-          <w:p>
-            <w:pPr>
-              <w:spacing w:after="10" w:before="0"/>
-              <w:ind w:left="120"/>
-            </w:pPr>
-            <w:r>
-              <w:rPr>
-                <w:rFonts w:ascii="Arial" w:cs="Arial" w:eastAsia="Arial" w:hAnsi="Arial"/>
-                <w:color w:val="595959"/>
-                <w:sz w:val="14"/>
-                <w:szCs w:val="14"/>
-              </w:rPr>
-              <w:t xml:space="preserve">Source: PhET Interactive Simulations (English)</w:t>
-            </w:r>
-          </w:p>
-          <w:p>
-            <w:pPr>
-              <w:spacing w:after="10" w:before="0"/>
-              <w:ind w:left="120"/>
-            </w:pPr>
-            <w:hyperlink w:history="1" r:id="rId2oravrp-sd7wodw87b4tn">
+            <w:hyperlink w:history="1" r:id="rIdj58yc7rynn9axqooopgq2">
               <w:r>
                 <w:rPr>
                   <w:rFonts w:ascii="Arial" w:cs="Arial" w:eastAsia="Arial" w:hAnsi="Arial"/>
@@ -20571,14 +20569,241 @@
                 <w:sz w:val="16"/>
                 <w:szCs w:val="16"/>
               </w:rPr>
-              <w:t xml:space="preserve">📖 HTML:</w:t>
+              <w:t xml:space="preserve">📖 READING:</w:t>
             </w:r>
           </w:p>
           <w:p>
             <w:pPr>
               <w:spacing w:after="20" w:before="0"/>
             </w:pPr>
-            <w:hyperlink w:history="1" r:id="rIdf1xehgf-wrxpixegnnuur">
+            <w:r>
+              <w:rPr>
+                <w:rFonts w:ascii="Arial" w:cs="Arial" w:eastAsia="Arial" w:hAnsi="Arial"/>
+                <w:i/>
+                <w:iCs/>
+                <w:color w:val="595959"/>
+                <w:sz w:val="16"/>
+                <w:szCs w:val="16"/>
+              </w:rPr>
+              <w:t xml:space="preserve">No closely matching reading in the ARES library for this activity.</w:t>
+            </w:r>
+          </w:p>
+          <w:p>
+            <w:pPr>
+              <w:spacing w:after="10" w:before="0"/>
+              <w:ind w:left="120"/>
+            </w:pPr>
+            <w:hyperlink w:history="1" r:id="rId4isf487-kqgzslfgauz9t">
+              <w:r>
+                <w:rPr>
+                  <w:rFonts w:ascii="Arial" w:cs="Arial" w:eastAsia="Arial" w:hAnsi="Arial"/>
+                  <w:color w:val="595959"/>
+                  <w:sz w:val="14"/>
+                  <w:szCs w:val="14"/>
+                  <w:u w:val="single" w:color="595959"/>
+                </w:rPr>
+                <w:t xml:space="preserve">🔍 Search ARES for readings</w:t>
+              </w:r>
+            </w:hyperlink>
+          </w:p>
+          <w:p>
+            <w:pPr>
+              <w:spacing w:after="10" w:before="0"/>
+              <w:ind w:left="120"/>
+            </w:pPr>
+            <w:r>
+              <w:rPr>
+                <w:rFonts w:ascii="Arial" w:cs="Arial" w:eastAsia="Arial" w:hAnsi="Arial"/>
+                <w:color w:val="595959"/>
+                <w:sz w:val="14"/>
+                <w:szCs w:val="14"/>
+              </w:rPr>
+              <w:t xml:space="preserve">Search terms: indices laws product law</w:t>
+            </w:r>
+          </w:p>
+        </w:tc>
+        <w:tc>
+          <w:tcPr>
+            <w:tcW w:type="dxa" w:w="3040"/>
+            <w:shd w:fill="FFFFFF" w:color="auto" w:val="clear"/>
+            <w:tcMar>
+              <w:top w:type="dxa" w:w="60"/>
+              <w:left w:type="dxa" w:w="120"/>
+              <w:bottom w:type="dxa" w:w="60"/>
+              <w:right w:type="dxa" w:w="120"/>
+            </w:tcMar>
+            <w:vAlign w:val="top"/>
+          </w:tcPr>
+          <w:p>
+            <w:pPr>
+              <w:spacing w:after="40" w:before="0"/>
+              <w:jc w:val="left"/>
+            </w:pPr>
+            <w:r>
+              <w:rPr>
+                <w:rFonts w:ascii="Arial" w:cs="Arial" w:eastAsia="Arial" w:hAnsi="Arial"/>
+                <w:b w:val="false"/>
+                <w:bCs w:val="false"/>
+                <w:i w:val="false"/>
+                <w:iCs w:val="false"/>
+                <w:color w:val="000000"/>
+                <w:sz w:val="18"/>
+                <w:szCs w:val="18"/>
+              </w:rPr>
+              <w:t xml:space="preserve">Whole-class sharing of solutions. Three pairs are cold-called to present their working for P1, P4, and P6 respectively — one pair per problem. Each presenting pair writes their step-by-step working on the board, labelling each law. The class acts as a 'checking panel': all other learners follow along and raise a hand silently if they disagree at any step. After each presentation, the teacher facilitates a brief structured discussion using the 'Which law? Why here?' protocol. Learners then individually write a three-sentence explanation in their exercise books: 'In P4, I first used the ___ Law because ___. Then I used the ___ Law because ___. The final answer in index form is ___ because ___.'</w:t>
+            </w:r>
+          </w:p>
+        </w:tc>
+        <w:tc>
+          <w:tcPr>
+            <w:tcW w:type="dxa" w:w="3040"/>
+            <w:shd w:fill="F2F2F2" w:color="auto" w:val="clear"/>
+            <w:tcMar>
+              <w:top w:type="dxa" w:w="60"/>
+              <w:left w:type="dxa" w:w="120"/>
+              <w:bottom w:type="dxa" w:w="60"/>
+              <w:right w:type="dxa" w:w="120"/>
+            </w:tcMar>
+            <w:vAlign w:val="top"/>
+          </w:tcPr>
+          <w:p>
+            <w:pPr>
+              <w:spacing w:after="40" w:before="0"/>
+              <w:jc w:val="left"/>
+            </w:pPr>
+            <w:r>
+              <w:rPr>
+                <w:rFonts w:ascii="Arial" w:cs="Arial" w:eastAsia="Arial" w:hAnsi="Arial"/>
+                <w:b w:val="false"/>
+                <w:bCs w:val="false"/>
+                <w:i w:val="false"/>
+                <w:iCs w:val="false"/>
+                <w:color w:val="000000"/>
+                <w:sz w:val="18"/>
+                <w:szCs w:val="18"/>
+              </w:rPr>
+              <w:t xml:space="preserve">After the Observe phase, say: 'Three pairs will now present — one problem each. I am choosing pairs who showed the most detailed law-labelling in their working.' Cold-call Pair A for P1, Pair B for P4, Pair C for P6. For P1 presentation, after the pair writes their answer (3²⁺⁵⁻⁴ = 3³), ask the class: 'Thumbs up if you agree with every step.' [WAIT TIME: 8 seconds.] Then cold-call one learner who has their thumb sideways: 'Kiplangat, what step are you unsure about?' [WAIT TIME: 12 seconds.] For P4 — ((2³)² × 2⁴) ÷ 2⁶ — after the pair presents, ask: 'Why did this pair use the Power-of-a-Power Law FIRST, before the Product Law? Could they have done it the other way? Discuss with your partner for 45 seconds, then I will ask two people.' [WAIT TIME: 45 seconds partner talk, then cold-call 2 learners.] For P6 (census problem), after the pair presents 4.8 × 10⁹, ask: 'How does this answer connect back to what we saw on Day 1 — the card showing 47,564,296 ≈ 4.8 × 10⁷? What does multiplying by 10² represent in the context of a census projection?' [WAIT TIME: 15 seconds.] Accept 2–3 responses. Summarise on the board: 'All four laws are tools for the same job: they let us work with repeated multiplication without writing out every factor. That is why the journalist, the farmer and the government planner prefer index form.'</w:t>
+            </w:r>
+          </w:p>
+        </w:tc>
+        <w:tc>
+          <w:tcPr>
+            <w:tcW w:type="dxa" w:w="3040"/>
+            <w:shd w:fill="FFFFFF" w:color="auto" w:val="clear"/>
+            <w:tcMar>
+              <w:top w:type="dxa" w:w="60"/>
+              <w:left w:type="dxa" w:w="120"/>
+              <w:bottom w:type="dxa" w:w="60"/>
+              <w:right w:type="dxa" w:w="120"/>
+            </w:tcMar>
+            <w:vAlign w:val="top"/>
+          </w:tcPr>
+          <w:p>
+            <w:pPr>
+              <w:spacing w:after="40" w:before="0"/>
+              <w:jc w:val="left"/>
+            </w:pPr>
+            <w:r>
+              <w:rPr>
+                <w:rFonts w:ascii="Arial" w:cs="Arial" w:eastAsia="Arial" w:hAnsi="Arial"/>
+                <w:b w:val="false"/>
+                <w:bCs w:val="false"/>
+                <w:i w:val="false"/>
+                <w:iCs w:val="false"/>
+                <w:color w:val="000000"/>
+                <w:sz w:val="18"/>
+                <w:szCs w:val="18"/>
+              </w:rPr>
+              <w:t xml:space="preserve">Press-and-Connect Discussion Protocol: After each pair presents, the teacher 'presses' for reasoning ('Why this law here?') and 'connects' the mathematics back to the phenomenon ('How does this answer relate to the census card?'). This prevents the Explain phase from becoming a rote answer-checking exercise and instead makes the laws feel purposeful and interconnected. The individual three-sentence write-up immediately after consolidates verbal explanation into written reasoning.</w:t>
+            </w:r>
+          </w:p>
+        </w:tc>
+        <w:tc>
+          <w:tcPr>
+            <w:tcW w:type="dxa" w:w="3040"/>
+            <w:shd w:fill="F2F2F2" w:color="auto" w:val="clear"/>
+            <w:tcMar>
+              <w:top w:type="dxa" w:w="60"/>
+              <w:left w:type="dxa" w:w="120"/>
+              <w:bottom w:type="dxa" w:w="60"/>
+              <w:right w:type="dxa" w:w="120"/>
+            </w:tcMar>
+            <w:vAlign w:val="top"/>
+          </w:tcPr>
+          <w:p>
+            <w:pPr>
+              <w:spacing w:after="40" w:before="0"/>
+              <w:jc w:val="left"/>
+            </w:pPr>
+            <w:r>
+              <w:rPr>
+                <w:rFonts w:ascii="Arial" w:cs="Arial" w:eastAsia="Arial" w:hAnsi="Arial"/>
+                <w:b w:val="false"/>
+                <w:bCs w:val="false"/>
+                <w:i w:val="false"/>
+                <w:iCs w:val="false"/>
+                <w:color w:val="000000"/>
+                <w:sz w:val="18"/>
+                <w:szCs w:val="18"/>
+              </w:rPr>
+              <w:t xml:space="preserve">Teacher listens for: (1) Can learners articulate WHY a particular law applies at a particular step — not just what the law says? (2) In the P4 discussion, do learners recognise that the Power-of-a-Power Law must be resolved first because it is nested inside the bracket (order of operations)? (3) In the three-sentence individual write-up, do learners use the correct law names and write a complete index-form answer? Collect 5–6 books from different rows to scan write-ups as an exit indicator.</w:t>
+            </w:r>
+          </w:p>
+        </w:tc>
+      </w:tr>
+      <w:tr>
+        <w:tc>
+          <w:tcPr>
+            <w:tcW w:type="dxa" w:w="1520"/>
+            <w:shd w:fill="FCE4D6" w:color="auto" w:val="clear"/>
+            <w:tcMar>
+              <w:top w:type="dxa" w:w="60"/>
+              <w:left w:type="dxa" w:w="120"/>
+              <w:bottom w:type="dxa" w:w="60"/>
+              <w:right w:type="dxa" w:w="120"/>
+            </w:tcMar>
+            <w:vAlign w:val="top"/>
+          </w:tcPr>
+          <w:p>
+            <w:pPr>
+              <w:spacing w:after="40" w:before="0"/>
+              <w:jc w:val="left"/>
+            </w:pPr>
+            <w:r>
+              <w:rPr>
+                <w:rFonts w:ascii="Arial" w:cs="Arial" w:eastAsia="Arial" w:hAnsi="Arial"/>
+                <w:b/>
+                <w:bCs/>
+                <w:i w:val="false"/>
+                <w:iCs w:val="false"/>
+                <w:color w:val="000000"/>
+                <w:sz w:val="18"/>
+                <w:szCs w:val="18"/>
+              </w:rPr>
+              <w:t xml:space="preserve">Driving Question Board (DQB) Creation</w:t>
+            </w:r>
+          </w:p>
+          <w:p>
+            <w:pPr>
+              <w:spacing w:after="20" w:before="0"/>
+            </w:pPr>
+            <w:r>
+              <w:rPr>
+                <w:rFonts w:ascii="Arial" w:cs="Arial" w:eastAsia="Arial" w:hAnsi="Arial"/>
+                <w:b/>
+                <w:bCs/>
+                <w:color w:val="1F3864"/>
+                <w:sz w:val="16"/>
+                <w:szCs w:val="16"/>
+              </w:rPr>
+              <w:t xml:space="preserve">📹 VIDEO:</w:t>
+            </w:r>
+          </w:p>
+          <w:p>
+            <w:pPr>
+              <w:spacing w:after="20" w:before="0"/>
+            </w:pPr>
+            <w:hyperlink w:history="1" r:id="rIdkajmbc-rz-erxrvycwyux">
               <w:r>
                 <w:rPr>
                   <w:rFonts w:ascii="Arial" w:cs="Arial" w:eastAsia="Arial" w:hAnsi="Arial"/>
@@ -20587,7 +20812,7 @@
                   <w:szCs w:val="16"/>
                   <w:u w:val="single" w:color="2E75B6"/>
                 </w:rPr>
-                <w:t xml:space="preserve">Applying the Laws of Exponents to Rational Exponents (Flexbook)</w:t>
+                <w:t xml:space="preserve">The pre-equilibrium approximation</w:t>
               </w:r>
             </w:hyperlink>
           </w:p>
@@ -20603,7 +20828,7 @@
                 <w:sz w:val="14"/>
                 <w:szCs w:val="14"/>
               </w:rPr>
-              <w:t xml:space="preserve">Source: CK-12</w:t>
+              <w:t xml:space="preserve">Source: Khan Academy (English - US curriculum)</w:t>
             </w:r>
           </w:p>
           <w:p>
@@ -20611,235 +20836,7 @@
               <w:spacing w:after="10" w:before="0"/>
               <w:ind w:left="120"/>
             </w:pPr>
-            <w:hyperlink w:history="1" r:id="rIdoisdghsdswtvurnjfstht">
-              <w:r>
-                <w:rPr>
-                  <w:rFonts w:ascii="Arial" w:cs="Arial" w:eastAsia="Arial" w:hAnsi="Arial"/>
-                  <w:color w:val="595959"/>
-                  <w:sz w:val="14"/>
-                  <w:szCs w:val="14"/>
-                  <w:u w:val="single" w:color="595959"/>
-                </w:rPr>
-                <w:t xml:space="preserve">🔍 Search ARES for similar readings</w:t>
-              </w:r>
-            </w:hyperlink>
-          </w:p>
-        </w:tc>
-        <w:tc>
-          <w:tcPr>
-            <w:tcW w:type="dxa" w:w="3040"/>
-            <w:shd w:fill="FFFFFF" w:color="auto" w:val="clear"/>
-            <w:tcMar>
-              <w:top w:type="dxa" w:w="60"/>
-              <w:left w:type="dxa" w:w="120"/>
-              <w:bottom w:type="dxa" w:w="60"/>
-              <w:right w:type="dxa" w:w="120"/>
-            </w:tcMar>
-            <w:vAlign w:val="top"/>
-          </w:tcPr>
-          <w:p>
-            <w:pPr>
-              <w:spacing w:after="40" w:before="0"/>
-              <w:jc w:val="left"/>
-            </w:pPr>
-            <w:r>
-              <w:rPr>
-                <w:rFonts w:ascii="Arial" w:cs="Arial" w:eastAsia="Arial" w:hAnsi="Arial"/>
-                <w:b w:val="false"/>
-                <w:bCs w:val="false"/>
-                <w:i w:val="false"/>
-                <w:iCs w:val="false"/>
-                <w:color w:val="000000"/>
-                <w:sz w:val="18"/>
-                <w:szCs w:val="18"/>
-              </w:rPr>
-              <w:t xml:space="preserve">Whole-class sharing of solutions. Three pairs are cold-called to present their working for P1, P4, and P6 respectively — one pair per problem. Each presenting pair writes their step-by-step working on the board, labelling each law. The class acts as a 'checking panel': all other learners follow along and raise a hand silently if they disagree at any step. After each presentation, the teacher facilitates a brief structured discussion using the 'Which law? Why here?' protocol. Learners then individually write a three-sentence explanation in their exercise books: 'In P4, I first used the ___ Law because ___. Then I used the ___ Law because ___. The final answer in index form is ___ because ___.'</w:t>
-            </w:r>
-          </w:p>
-        </w:tc>
-        <w:tc>
-          <w:tcPr>
-            <w:tcW w:type="dxa" w:w="3040"/>
-            <w:shd w:fill="F2F2F2" w:color="auto" w:val="clear"/>
-            <w:tcMar>
-              <w:top w:type="dxa" w:w="60"/>
-              <w:left w:type="dxa" w:w="120"/>
-              <w:bottom w:type="dxa" w:w="60"/>
-              <w:right w:type="dxa" w:w="120"/>
-            </w:tcMar>
-            <w:vAlign w:val="top"/>
-          </w:tcPr>
-          <w:p>
-            <w:pPr>
-              <w:spacing w:after="40" w:before="0"/>
-              <w:jc w:val="left"/>
-            </w:pPr>
-            <w:r>
-              <w:rPr>
-                <w:rFonts w:ascii="Arial" w:cs="Arial" w:eastAsia="Arial" w:hAnsi="Arial"/>
-                <w:b w:val="false"/>
-                <w:bCs w:val="false"/>
-                <w:i w:val="false"/>
-                <w:iCs w:val="false"/>
-                <w:color w:val="000000"/>
-                <w:sz w:val="18"/>
-                <w:szCs w:val="18"/>
-              </w:rPr>
-              <w:t xml:space="preserve">After the Observe phase, say: 'Three pairs will now present — one problem each. I am choosing pairs who showed the most detailed law-labelling in their working.' Cold-call Pair A for P1, Pair B for P4, Pair C for P6. For P1 presentation, after the pair writes their answer (3²⁺⁵⁻⁴ = 3³), ask the class: 'Thumbs up if you agree with every step.' [WAIT TIME: 8 seconds.] Then cold-call one learner who has their thumb sideways: 'Kiplangat, what step are you unsure about?' [WAIT TIME: 12 seconds.] For P4 — ((2³)² × 2⁴) ÷ 2⁶ — after the pair presents, ask: 'Why did this pair use the Power-of-a-Power Law FIRST, before the Product Law? Could they have done it the other way? Discuss with your partner for 45 seconds, then I will ask two people.' [WAIT TIME: 45 seconds partner talk, then cold-call 2 learners.] For P6 (census problem), after the pair presents 4.8 × 10⁹, ask: 'How does this answer connect back to what we saw on Day 1 — the card showing 47,564,296 ≈ 4.8 × 10⁷? What does multiplying by 10² represent in the context of a census projection?' [WAIT TIME: 15 seconds.] Accept 2–3 responses. Summarise on the board: 'All four laws are tools for the same job: they let us work with repeated multiplication without writing out every factor. That is why the journalist, the farmer and the government planner prefer index form.'</w:t>
-            </w:r>
-          </w:p>
-        </w:tc>
-        <w:tc>
-          <w:tcPr>
-            <w:tcW w:type="dxa" w:w="3040"/>
-            <w:shd w:fill="FFFFFF" w:color="auto" w:val="clear"/>
-            <w:tcMar>
-              <w:top w:type="dxa" w:w="60"/>
-              <w:left w:type="dxa" w:w="120"/>
-              <w:bottom w:type="dxa" w:w="60"/>
-              <w:right w:type="dxa" w:w="120"/>
-            </w:tcMar>
-            <w:vAlign w:val="top"/>
-          </w:tcPr>
-          <w:p>
-            <w:pPr>
-              <w:spacing w:after="40" w:before="0"/>
-              <w:jc w:val="left"/>
-            </w:pPr>
-            <w:r>
-              <w:rPr>
-                <w:rFonts w:ascii="Arial" w:cs="Arial" w:eastAsia="Arial" w:hAnsi="Arial"/>
-                <w:b w:val="false"/>
-                <w:bCs w:val="false"/>
-                <w:i w:val="false"/>
-                <w:iCs w:val="false"/>
-                <w:color w:val="000000"/>
-                <w:sz w:val="18"/>
-                <w:szCs w:val="18"/>
-              </w:rPr>
-              <w:t xml:space="preserve">Press-and-Connect Discussion Protocol: After each pair presents, the teacher 'presses' for reasoning ('Why this law here?') and 'connects' the mathematics back to the phenomenon ('How does this answer relate to the census card?'). This prevents the Explain phase from becoming a rote answer-checking exercise and instead makes the laws feel purposeful and interconnected. The individual three-sentence write-up immediately after consolidates verbal explanation into written reasoning.</w:t>
-            </w:r>
-          </w:p>
-        </w:tc>
-        <w:tc>
-          <w:tcPr>
-            <w:tcW w:type="dxa" w:w="3040"/>
-            <w:shd w:fill="F2F2F2" w:color="auto" w:val="clear"/>
-            <w:tcMar>
-              <w:top w:type="dxa" w:w="60"/>
-              <w:left w:type="dxa" w:w="120"/>
-              <w:bottom w:type="dxa" w:w="60"/>
-              <w:right w:type="dxa" w:w="120"/>
-            </w:tcMar>
-            <w:vAlign w:val="top"/>
-          </w:tcPr>
-          <w:p>
-            <w:pPr>
-              <w:spacing w:after="40" w:before="0"/>
-              <w:jc w:val="left"/>
-            </w:pPr>
-            <w:r>
-              <w:rPr>
-                <w:rFonts w:ascii="Arial" w:cs="Arial" w:eastAsia="Arial" w:hAnsi="Arial"/>
-                <w:b w:val="false"/>
-                <w:bCs w:val="false"/>
-                <w:i w:val="false"/>
-                <w:iCs w:val="false"/>
-                <w:color w:val="000000"/>
-                <w:sz w:val="18"/>
-                <w:szCs w:val="18"/>
-              </w:rPr>
-              <w:t xml:space="preserve">Teacher listens for: (1) Can learners articulate WHY a particular law applies at a particular step — not just what the law says? (2) In the P4 discussion, do learners recognise that the Power-of-a-Power Law must be resolved first because it is nested inside the bracket (order of operations)? (3) In the three-sentence individual write-up, do learners use the correct law names and write a complete index-form answer? Collect 5–6 books from different rows to scan write-ups as an exit indicator.</w:t>
-            </w:r>
-          </w:p>
-        </w:tc>
-      </w:tr>
-      <w:tr>
-        <w:tc>
-          <w:tcPr>
-            <w:tcW w:type="dxa" w:w="1520"/>
-            <w:shd w:fill="FCE4D6" w:color="auto" w:val="clear"/>
-            <w:tcMar>
-              <w:top w:type="dxa" w:w="60"/>
-              <w:left w:type="dxa" w:w="120"/>
-              <w:bottom w:type="dxa" w:w="60"/>
-              <w:right w:type="dxa" w:w="120"/>
-            </w:tcMar>
-            <w:vAlign w:val="top"/>
-          </w:tcPr>
-          <w:p>
-            <w:pPr>
-              <w:spacing w:after="40" w:before="0"/>
-              <w:jc w:val="left"/>
-            </w:pPr>
-            <w:r>
-              <w:rPr>
-                <w:rFonts w:ascii="Arial" w:cs="Arial" w:eastAsia="Arial" w:hAnsi="Arial"/>
-                <w:b/>
-                <w:bCs/>
-                <w:i w:val="false"/>
-                <w:iCs w:val="false"/>
-                <w:color w:val="000000"/>
-                <w:sz w:val="18"/>
-                <w:szCs w:val="18"/>
-              </w:rPr>
-              <w:t xml:space="preserve">Driving Question Board (DQB) Creation</w:t>
-            </w:r>
-          </w:p>
-          <w:p>
-            <w:pPr>
-              <w:spacing w:after="20" w:before="0"/>
-            </w:pPr>
-            <w:r>
-              <w:rPr>
-                <w:rFonts w:ascii="Arial" w:cs="Arial" w:eastAsia="Arial" w:hAnsi="Arial"/>
-                <w:b/>
-                <w:bCs/>
-                <w:color w:val="1F3864"/>
-                <w:sz w:val="16"/>
-                <w:szCs w:val="16"/>
-              </w:rPr>
-              <w:t xml:space="preserve">📹 VIDEO:</w:t>
-            </w:r>
-          </w:p>
-          <w:p>
-            <w:pPr>
-              <w:spacing w:after="20" w:before="0"/>
-            </w:pPr>
-            <w:hyperlink w:history="1" r:id="rIdrj6oxgy4twfdi5swi2oji">
-              <w:r>
-                <w:rPr>
-                  <w:rFonts w:ascii="Arial" w:cs="Arial" w:eastAsia="Arial" w:hAnsi="Arial"/>
-                  <w:color w:val="2E75B6"/>
-                  <w:sz w:val="16"/>
-                  <w:szCs w:val="16"/>
-                  <w:u w:val="single" w:color="2E75B6"/>
-                </w:rPr>
-                <w:t xml:space="preserve">Video: Bending Light</w:t>
-              </w:r>
-            </w:hyperlink>
-          </w:p>
-          <w:p>
-            <w:pPr>
-              <w:spacing w:after="10" w:before="0"/>
-              <w:ind w:left="120"/>
-            </w:pPr>
-            <w:r>
-              <w:rPr>
-                <w:rFonts w:ascii="Arial" w:cs="Arial" w:eastAsia="Arial" w:hAnsi="Arial"/>
-                <w:color w:val="595959"/>
-                <w:sz w:val="14"/>
-                <w:szCs w:val="14"/>
-              </w:rPr>
-              <w:t xml:space="preserve">Source: PhET Interactive Simulations (English)</w:t>
-            </w:r>
-          </w:p>
-          <w:p>
-            <w:pPr>
-              <w:spacing w:after="10" w:before="0"/>
-              <w:ind w:left="120"/>
-            </w:pPr>
-            <w:hyperlink w:history="1" r:id="rIdx_q3xfjqznby0-w0ax__0">
+            <w:hyperlink w:history="1" r:id="rIdco1sqjqkixyaj7an0z50r">
               <w:r>
                 <w:rPr>
                   <w:rFonts w:ascii="Arial" w:cs="Arial" w:eastAsia="Arial" w:hAnsi="Arial"/>
@@ -20877,14 +20874,241 @@
                 <w:sz w:val="16"/>
                 <w:szCs w:val="16"/>
               </w:rPr>
-              <w:t xml:space="preserve">📖 HTML:</w:t>
+              <w:t xml:space="preserve">📖 READING:</w:t>
             </w:r>
           </w:p>
           <w:p>
             <w:pPr>
               <w:spacing w:after="20" w:before="0"/>
             </w:pPr>
-            <w:hyperlink w:history="1" r:id="rId2o4fy43npupy1-9ixbz-m">
+            <w:r>
+              <w:rPr>
+                <w:rFonts w:ascii="Arial" w:cs="Arial" w:eastAsia="Arial" w:hAnsi="Arial"/>
+                <w:i/>
+                <w:iCs/>
+                <w:color w:val="595959"/>
+                <w:sz w:val="16"/>
+                <w:szCs w:val="16"/>
+              </w:rPr>
+              <w:t xml:space="preserve">No closely matching reading in the ARES library for this activity.</w:t>
+            </w:r>
+          </w:p>
+          <w:p>
+            <w:pPr>
+              <w:spacing w:after="10" w:before="0"/>
+              <w:ind w:left="120"/>
+            </w:pPr>
+            <w:hyperlink w:history="1" r:id="rIdd5b_0rdzk9vneak904om8">
+              <w:r>
+                <w:rPr>
+                  <w:rFonts w:ascii="Arial" w:cs="Arial" w:eastAsia="Arial" w:hAnsi="Arial"/>
+                  <w:color w:val="595959"/>
+                  <w:sz w:val="14"/>
+                  <w:szCs w:val="14"/>
+                  <w:u w:val="single" w:color="595959"/>
+                </w:rPr>
+                <w:t xml:space="preserve">🔍 Search ARES for readings</w:t>
+              </w:r>
+            </w:hyperlink>
+          </w:p>
+          <w:p>
+            <w:pPr>
+              <w:spacing w:after="10" w:before="0"/>
+              <w:ind w:left="120"/>
+            </w:pPr>
+            <w:r>
+              <w:rPr>
+                <w:rFonts w:ascii="Arial" w:cs="Arial" w:eastAsia="Arial" w:hAnsi="Arial"/>
+                <w:color w:val="595959"/>
+                <w:sz w:val="14"/>
+                <w:szCs w:val="14"/>
+              </w:rPr>
+              <w:t xml:space="preserve">Search terms: indices laws product law</w:t>
+            </w:r>
+          </w:p>
+        </w:tc>
+        <w:tc>
+          <w:tcPr>
+            <w:tcW w:type="dxa" w:w="3040"/>
+            <w:shd w:fill="FFFFFF" w:color="auto" w:val="clear"/>
+            <w:tcMar>
+              <w:top w:type="dxa" w:w="60"/>
+              <w:left w:type="dxa" w:w="120"/>
+              <w:bottom w:type="dxa" w:w="60"/>
+              <w:right w:type="dxa" w:w="120"/>
+            </w:tcMar>
+            <w:vAlign w:val="top"/>
+          </w:tcPr>
+          <w:p>
+            <w:pPr>
+              <w:spacing w:after="40" w:before="0"/>
+              <w:jc w:val="left"/>
+            </w:pPr>
+            <w:r>
+              <w:rPr>
+                <w:rFonts w:ascii="Arial" w:cs="Arial" w:eastAsia="Arial" w:hAnsi="Arial"/>
+                <w:b w:val="false"/>
+                <w:bCs w:val="false"/>
+                <w:i w:val="false"/>
+                <w:iCs w:val="false"/>
+                <w:color w:val="000000"/>
+                <w:sz w:val="18"/>
+                <w:szCs w:val="18"/>
+              </w:rPr>
+              <w:t xml:space="preserve">Learners return to the class Driving Question Board — the collection of questions and predictions generated in Lesson 1. Working in their pairs, they receive three small sticky dots (or use a pen to annotate a printed DQB copy): a green dot means 'We can now answer this question confidently using the four laws', an orange dot means 'We have a partial answer', and a red dot means 'Still unanswered — we need more lessons'. Pairs spend 4 minutes reading the DQB questions aloud to each other and placing their dots. Key DQB questions likely to receive green dots at this stage include: 'Why does multiplying two index expressions mean adding the exponents?', 'Why does dividing mean subtracting?', 'Why does any number to the power zero equal 1?', and 'How do you combine more than one law in one calculation?' The question 'How does index notation help with very large AND very small numbers?' may still carry an orange dot, pointing forward to Lesson 7.</w:t>
+            </w:r>
+          </w:p>
+        </w:tc>
+        <w:tc>
+          <w:tcPr>
+            <w:tcW w:type="dxa" w:w="3040"/>
+            <w:shd w:fill="F2F2F2" w:color="auto" w:val="clear"/>
+            <w:tcMar>
+              <w:top w:type="dxa" w:w="60"/>
+              <w:left w:type="dxa" w:w="120"/>
+              <w:bottom w:type="dxa" w:w="60"/>
+              <w:right w:type="dxa" w:w="120"/>
+            </w:tcMar>
+            <w:vAlign w:val="top"/>
+          </w:tcPr>
+          <w:p>
+            <w:pPr>
+              <w:spacing w:after="40" w:before="0"/>
+              <w:jc w:val="left"/>
+            </w:pPr>
+            <w:r>
+              <w:rPr>
+                <w:rFonts w:ascii="Arial" w:cs="Arial" w:eastAsia="Arial" w:hAnsi="Arial"/>
+                <w:b w:val="false"/>
+                <w:bCs w:val="false"/>
+                <w:i w:val="false"/>
+                <w:iCs w:val="false"/>
+                <w:color w:val="000000"/>
+                <w:sz w:val="18"/>
+                <w:szCs w:val="18"/>
+              </w:rPr>
+              <w:t xml:space="preserve">Direct learners' attention to the DQB display. Say: 'In Lesson 1, you asked questions about why those small superscript numbers are so powerful. Six lessons later, let us see how many of those questions you can now answer. You have 4 minutes in pairs — read each question, talk it over, and dot it: green for answered, orange for partial, red for still open.' Circulate. After 4 minutes, facilitate a 2-minute whole-class share: 'Which question got the most green dots? Call it out.' [WAIT TIME: 8 seconds. Accept 2 responses.] Then point to any question still carrying red dots and say: 'This one is still red for many of us — keep it in mind. Our next lesson will take us further.' Explicitly link back to the phenomenon: 'Look at the original two cards — 47,564,296 and 4.8 × 10⁷. Could you now explain to a younger student in Form 1 why the second card is more useful for computation? Yes or no — hands up.' Count hands. If fewer than 70% raise hands, note this as a teaching target for Lesson 7.</w:t>
+            </w:r>
+          </w:p>
+        </w:tc>
+        <w:tc>
+          <w:tcPr>
+            <w:tcW w:type="dxa" w:w="3040"/>
+            <w:shd w:fill="FFFFFF" w:color="auto" w:val="clear"/>
+            <w:tcMar>
+              <w:top w:type="dxa" w:w="60"/>
+              <w:left w:type="dxa" w:w="120"/>
+              <w:bottom w:type="dxa" w:w="60"/>
+              <w:right w:type="dxa" w:w="120"/>
+            </w:tcMar>
+            <w:vAlign w:val="top"/>
+          </w:tcPr>
+          <w:p>
+            <w:pPr>
+              <w:spacing w:after="40" w:before="0"/>
+              <w:jc w:val="left"/>
+            </w:pPr>
+            <w:r>
+              <w:rPr>
+                <w:rFonts w:ascii="Arial" w:cs="Arial" w:eastAsia="Arial" w:hAnsi="Arial"/>
+                <w:b w:val="false"/>
+                <w:bCs w:val="false"/>
+                <w:i w:val="false"/>
+                <w:iCs w:val="false"/>
+                <w:color w:val="000000"/>
+                <w:sz w:val="18"/>
+                <w:szCs w:val="18"/>
+              </w:rPr>
+              <w:t xml:space="preserve">Traffic-Light DQB Annotation: Using three-colour dot coding transforms the DQB from a passive display into a live, learner-owned progress tracker. The act of reading each question aloud to a partner and deciding together on the dot colour is a metacognitive sensemaking move — it requires learners to self-assess the depth of their understanding rather than assuming they know because they completed the problems.</w:t>
+            </w:r>
+          </w:p>
+        </w:tc>
+        <w:tc>
+          <w:tcPr>
+            <w:tcW w:type="dxa" w:w="3040"/>
+            <w:shd w:fill="F2F2F2" w:color="auto" w:val="clear"/>
+            <w:tcMar>
+              <w:top w:type="dxa" w:w="60"/>
+              <w:left w:type="dxa" w:w="120"/>
+              <w:bottom w:type="dxa" w:w="60"/>
+              <w:right w:type="dxa" w:w="120"/>
+            </w:tcMar>
+            <w:vAlign w:val="top"/>
+          </w:tcPr>
+          <w:p>
+            <w:pPr>
+              <w:spacing w:after="40" w:before="0"/>
+              <w:jc w:val="left"/>
+            </w:pPr>
+            <w:r>
+              <w:rPr>
+                <w:rFonts w:ascii="Arial" w:cs="Arial" w:eastAsia="Arial" w:hAnsi="Arial"/>
+                <w:b w:val="false"/>
+                <w:bCs w:val="false"/>
+                <w:i w:val="false"/>
+                <w:iCs w:val="false"/>
+                <w:color w:val="000000"/>
+                <w:sz w:val="18"/>
+                <w:szCs w:val="18"/>
+              </w:rPr>
+              <w:t xml:space="preserve">Teacher scans the DQB after dotting for two indicators: (1) Are there questions about the Zero-Index Law or the combining of laws that still carry red or orange dots — suggesting those explanations did not fully land in earlier lessons? (2) Do any pairs place a green dot on a question they cannot actually articulate an answer to when probed? ('You dotted this green — tell me the answer in one sentence.') These indicators inform the opening recap of Lesson 7.</w:t>
+            </w:r>
+          </w:p>
+        </w:tc>
+      </w:tr>
+      <w:tr>
+        <w:tc>
+          <w:tcPr>
+            <w:tcW w:type="dxa" w:w="1520"/>
+            <w:shd w:fill="D5E8F0" w:color="auto" w:val="clear"/>
+            <w:tcMar>
+              <w:top w:type="dxa" w:w="60"/>
+              <w:left w:type="dxa" w:w="120"/>
+              <w:bottom w:type="dxa" w:w="60"/>
+              <w:right w:type="dxa" w:w="120"/>
+            </w:tcMar>
+            <w:vAlign w:val="top"/>
+          </w:tcPr>
+          <w:p>
+            <w:pPr>
+              <w:spacing w:after="40" w:before="0"/>
+              <w:jc w:val="left"/>
+            </w:pPr>
+            <w:r>
+              <w:rPr>
+                <w:rFonts w:ascii="Arial" w:cs="Arial" w:eastAsia="Arial" w:hAnsi="Arial"/>
+                <w:b/>
+                <w:bCs/>
+                <w:i w:val="false"/>
+                <w:iCs w:val="false"/>
+                <w:color w:val="000000"/>
+                <w:sz w:val="18"/>
+                <w:szCs w:val="18"/>
+              </w:rPr>
+              <w:t xml:space="preserve">Model Building Phase</w:t>
+            </w:r>
+          </w:p>
+          <w:p>
+            <w:pPr>
+              <w:spacing w:after="20" w:before="0"/>
+            </w:pPr>
+            <w:r>
+              <w:rPr>
+                <w:rFonts w:ascii="Arial" w:cs="Arial" w:eastAsia="Arial" w:hAnsi="Arial"/>
+                <w:b/>
+                <w:bCs/>
+                <w:color w:val="1F3864"/>
+                <w:sz w:val="16"/>
+                <w:szCs w:val="16"/>
+              </w:rPr>
+              <w:t xml:space="preserve">📹 VIDEO:</w:t>
+            </w:r>
+          </w:p>
+          <w:p>
+            <w:pPr>
+              <w:spacing w:after="20" w:before="0"/>
+            </w:pPr>
+            <w:hyperlink w:history="1" r:id="rId0ageqmkpeszajnhoa07tb">
               <w:r>
                 <w:rPr>
                   <w:rFonts w:ascii="Arial" w:cs="Arial" w:eastAsia="Arial" w:hAnsi="Arial"/>
@@ -20893,7 +21117,7 @@
                   <w:szCs w:val="16"/>
                   <w:u w:val="single" w:color="2E75B6"/>
                 </w:rPr>
-                <w:t xml:space="preserve">Applying the Laws of Exponents to Rational Exponents (Flexbook)</w:t>
+                <w:t xml:space="preserve">Zero-order reactions</w:t>
               </w:r>
             </w:hyperlink>
           </w:p>
@@ -20909,7 +21133,7 @@
                 <w:sz w:val="14"/>
                 <w:szCs w:val="14"/>
               </w:rPr>
-              <w:t xml:space="preserve">Source: CK-12</w:t>
+              <w:t xml:space="preserve">Source: Khan Academy (English - US curriculum)</w:t>
             </w:r>
           </w:p>
           <w:p>
@@ -20917,235 +21141,7 @@
               <w:spacing w:after="10" w:before="0"/>
               <w:ind w:left="120"/>
             </w:pPr>
-            <w:hyperlink w:history="1" r:id="rIdjpvsjllkxaidegdc1-am6">
-              <w:r>
-                <w:rPr>
-                  <w:rFonts w:ascii="Arial" w:cs="Arial" w:eastAsia="Arial" w:hAnsi="Arial"/>
-                  <w:color w:val="595959"/>
-                  <w:sz w:val="14"/>
-                  <w:szCs w:val="14"/>
-                  <w:u w:val="single" w:color="595959"/>
-                </w:rPr>
-                <w:t xml:space="preserve">🔍 Search ARES for similar readings</w:t>
-              </w:r>
-            </w:hyperlink>
-          </w:p>
-        </w:tc>
-        <w:tc>
-          <w:tcPr>
-            <w:tcW w:type="dxa" w:w="3040"/>
-            <w:shd w:fill="FFFFFF" w:color="auto" w:val="clear"/>
-            <w:tcMar>
-              <w:top w:type="dxa" w:w="60"/>
-              <w:left w:type="dxa" w:w="120"/>
-              <w:bottom w:type="dxa" w:w="60"/>
-              <w:right w:type="dxa" w:w="120"/>
-            </w:tcMar>
-            <w:vAlign w:val="top"/>
-          </w:tcPr>
-          <w:p>
-            <w:pPr>
-              <w:spacing w:after="40" w:before="0"/>
-              <w:jc w:val="left"/>
-            </w:pPr>
-            <w:r>
-              <w:rPr>
-                <w:rFonts w:ascii="Arial" w:cs="Arial" w:eastAsia="Arial" w:hAnsi="Arial"/>
-                <w:b w:val="false"/>
-                <w:bCs w:val="false"/>
-                <w:i w:val="false"/>
-                <w:iCs w:val="false"/>
-                <w:color w:val="000000"/>
-                <w:sz w:val="18"/>
-                <w:szCs w:val="18"/>
-              </w:rPr>
-              <w:t xml:space="preserve">Learners return to the class Driving Question Board — the collection of questions and predictions generated in Lesson 1. Working in their pairs, they receive three small sticky dots (or use a pen to annotate a printed DQB copy): a green dot means 'We can now answer this question confidently using the four laws', an orange dot means 'We have a partial answer', and a red dot means 'Still unanswered — we need more lessons'. Pairs spend 4 minutes reading the DQB questions aloud to each other and placing their dots. Key DQB questions likely to receive green dots at this stage include: 'Why does multiplying two index expressions mean adding the exponents?', 'Why does dividing mean subtracting?', 'Why does any number to the power zero equal 1?', and 'How do you combine more than one law in one calculation?' The question 'How does index notation help with very large AND very small numbers?' may still carry an orange dot, pointing forward to Lesson 7.</w:t>
-            </w:r>
-          </w:p>
-        </w:tc>
-        <w:tc>
-          <w:tcPr>
-            <w:tcW w:type="dxa" w:w="3040"/>
-            <w:shd w:fill="F2F2F2" w:color="auto" w:val="clear"/>
-            <w:tcMar>
-              <w:top w:type="dxa" w:w="60"/>
-              <w:left w:type="dxa" w:w="120"/>
-              <w:bottom w:type="dxa" w:w="60"/>
-              <w:right w:type="dxa" w:w="120"/>
-            </w:tcMar>
-            <w:vAlign w:val="top"/>
-          </w:tcPr>
-          <w:p>
-            <w:pPr>
-              <w:spacing w:after="40" w:before="0"/>
-              <w:jc w:val="left"/>
-            </w:pPr>
-            <w:r>
-              <w:rPr>
-                <w:rFonts w:ascii="Arial" w:cs="Arial" w:eastAsia="Arial" w:hAnsi="Arial"/>
-                <w:b w:val="false"/>
-                <w:bCs w:val="false"/>
-                <w:i w:val="false"/>
-                <w:iCs w:val="false"/>
-                <w:color w:val="000000"/>
-                <w:sz w:val="18"/>
-                <w:szCs w:val="18"/>
-              </w:rPr>
-              <w:t xml:space="preserve">Direct learners' attention to the DQB display. Say: 'In Lesson 1, you asked questions about why those small superscript numbers are so powerful. Six lessons later, let us see how many of those questions you can now answer. You have 4 minutes in pairs — read each question, talk it over, and dot it: green for answered, orange for partial, red for still open.' Circulate. After 4 minutes, facilitate a 2-minute whole-class share: 'Which question got the most green dots? Call it out.' [WAIT TIME: 8 seconds. Accept 2 responses.] Then point to any question still carrying red dots and say: 'This one is still red for many of us — keep it in mind. Our next lesson will take us further.' Explicitly link back to the phenomenon: 'Look at the original two cards — 47,564,296 and 4.8 × 10⁷. Could you now explain to a younger student in Form 1 why the second card is more useful for computation? Yes or no — hands up.' Count hands. If fewer than 70% raise hands, note this as a teaching target for Lesson 7.</w:t>
-            </w:r>
-          </w:p>
-        </w:tc>
-        <w:tc>
-          <w:tcPr>
-            <w:tcW w:type="dxa" w:w="3040"/>
-            <w:shd w:fill="FFFFFF" w:color="auto" w:val="clear"/>
-            <w:tcMar>
-              <w:top w:type="dxa" w:w="60"/>
-              <w:left w:type="dxa" w:w="120"/>
-              <w:bottom w:type="dxa" w:w="60"/>
-              <w:right w:type="dxa" w:w="120"/>
-            </w:tcMar>
-            <w:vAlign w:val="top"/>
-          </w:tcPr>
-          <w:p>
-            <w:pPr>
-              <w:spacing w:after="40" w:before="0"/>
-              <w:jc w:val="left"/>
-            </w:pPr>
-            <w:r>
-              <w:rPr>
-                <w:rFonts w:ascii="Arial" w:cs="Arial" w:eastAsia="Arial" w:hAnsi="Arial"/>
-                <w:b w:val="false"/>
-                <w:bCs w:val="false"/>
-                <w:i w:val="false"/>
-                <w:iCs w:val="false"/>
-                <w:color w:val="000000"/>
-                <w:sz w:val="18"/>
-                <w:szCs w:val="18"/>
-              </w:rPr>
-              <w:t xml:space="preserve">Traffic-Light DQB Annotation: Using three-colour dot coding transforms the DQB from a passive display into a live, learner-owned progress tracker. The act of reading each question aloud to a partner and deciding together on the dot colour is a metacognitive sensemaking move — it requires learners to self-assess the depth of their understanding rather than assuming they know because they completed the problems.</w:t>
-            </w:r>
-          </w:p>
-        </w:tc>
-        <w:tc>
-          <w:tcPr>
-            <w:tcW w:type="dxa" w:w="3040"/>
-            <w:shd w:fill="F2F2F2" w:color="auto" w:val="clear"/>
-            <w:tcMar>
-              <w:top w:type="dxa" w:w="60"/>
-              <w:left w:type="dxa" w:w="120"/>
-              <w:bottom w:type="dxa" w:w="60"/>
-              <w:right w:type="dxa" w:w="120"/>
-            </w:tcMar>
-            <w:vAlign w:val="top"/>
-          </w:tcPr>
-          <w:p>
-            <w:pPr>
-              <w:spacing w:after="40" w:before="0"/>
-              <w:jc w:val="left"/>
-            </w:pPr>
-            <w:r>
-              <w:rPr>
-                <w:rFonts w:ascii="Arial" w:cs="Arial" w:eastAsia="Arial" w:hAnsi="Arial"/>
-                <w:b w:val="false"/>
-                <w:bCs w:val="false"/>
-                <w:i w:val="false"/>
-                <w:iCs w:val="false"/>
-                <w:color w:val="000000"/>
-                <w:sz w:val="18"/>
-                <w:szCs w:val="18"/>
-              </w:rPr>
-              <w:t xml:space="preserve">Teacher scans the DQB after dotting for two indicators: (1) Are there questions about the Zero-Index Law or the combining of laws that still carry red or orange dots — suggesting those explanations did not fully land in earlier lessons? (2) Do any pairs place a green dot on a question they cannot actually articulate an answer to when probed? ('You dotted this green — tell me the answer in one sentence.') These indicators inform the opening recap of Lesson 7.</w:t>
-            </w:r>
-          </w:p>
-        </w:tc>
-      </w:tr>
-      <w:tr>
-        <w:tc>
-          <w:tcPr>
-            <w:tcW w:type="dxa" w:w="1520"/>
-            <w:shd w:fill="D5E8F0" w:color="auto" w:val="clear"/>
-            <w:tcMar>
-              <w:top w:type="dxa" w:w="60"/>
-              <w:left w:type="dxa" w:w="120"/>
-              <w:bottom w:type="dxa" w:w="60"/>
-              <w:right w:type="dxa" w:w="120"/>
-            </w:tcMar>
-            <w:vAlign w:val="top"/>
-          </w:tcPr>
-          <w:p>
-            <w:pPr>
-              <w:spacing w:after="40" w:before="0"/>
-              <w:jc w:val="left"/>
-            </w:pPr>
-            <w:r>
-              <w:rPr>
-                <w:rFonts w:ascii="Arial" w:cs="Arial" w:eastAsia="Arial" w:hAnsi="Arial"/>
-                <w:b/>
-                <w:bCs/>
-                <w:i w:val="false"/>
-                <w:iCs w:val="false"/>
-                <w:color w:val="000000"/>
-                <w:sz w:val="18"/>
-                <w:szCs w:val="18"/>
-              </w:rPr>
-              <w:t xml:space="preserve">Model Building Phase</w:t>
-            </w:r>
-          </w:p>
-          <w:p>
-            <w:pPr>
-              <w:spacing w:after="20" w:before="0"/>
-            </w:pPr>
-            <w:r>
-              <w:rPr>
-                <w:rFonts w:ascii="Arial" w:cs="Arial" w:eastAsia="Arial" w:hAnsi="Arial"/>
-                <w:b/>
-                <w:bCs/>
-                <w:color w:val="1F3864"/>
-                <w:sz w:val="16"/>
-                <w:szCs w:val="16"/>
-              </w:rPr>
-              <w:t xml:space="preserve">📹 VIDEO:</w:t>
-            </w:r>
-          </w:p>
-          <w:p>
-            <w:pPr>
-              <w:spacing w:after="20" w:before="0"/>
-            </w:pPr>
-            <w:hyperlink w:history="1" r:id="rIdybi9_wibexep2ujhicqpq">
-              <w:r>
-                <w:rPr>
-                  <w:rFonts w:ascii="Arial" w:cs="Arial" w:eastAsia="Arial" w:hAnsi="Arial"/>
-                  <w:color w:val="2E75B6"/>
-                  <w:sz w:val="16"/>
-                  <w:szCs w:val="16"/>
-                  <w:u w:val="single" w:color="2E75B6"/>
-                </w:rPr>
-                <w:t xml:space="preserve">Video: Bending Light</w:t>
-              </w:r>
-            </w:hyperlink>
-          </w:p>
-          <w:p>
-            <w:pPr>
-              <w:spacing w:after="10" w:before="0"/>
-              <w:ind w:left="120"/>
-            </w:pPr>
-            <w:r>
-              <w:rPr>
-                <w:rFonts w:ascii="Arial" w:cs="Arial" w:eastAsia="Arial" w:hAnsi="Arial"/>
-                <w:color w:val="595959"/>
-                <w:sz w:val="14"/>
-                <w:szCs w:val="14"/>
-              </w:rPr>
-              <w:t xml:space="preserve">Source: PhET Interactive Simulations (English)</w:t>
-            </w:r>
-          </w:p>
-          <w:p>
-            <w:pPr>
-              <w:spacing w:after="10" w:before="0"/>
-              <w:ind w:left="120"/>
-            </w:pPr>
-            <w:hyperlink w:history="1" r:id="rIdtuoftjmotz5eic0zxexnw">
+            <w:hyperlink w:history="1" r:id="rIddoeweckbhks13moam_rtf">
               <w:r>
                 <w:rPr>
                   <w:rFonts w:ascii="Arial" w:cs="Arial" w:eastAsia="Arial" w:hAnsi="Arial"/>
@@ -21183,47 +21179,31 @@
                 <w:sz w:val="16"/>
                 <w:szCs w:val="16"/>
               </w:rPr>
-              <w:t xml:space="preserve">📖 HTML:</w:t>
+              <w:t xml:space="preserve">📖 READING:</w:t>
             </w:r>
           </w:p>
           <w:p>
             <w:pPr>
               <w:spacing w:after="20" w:before="0"/>
             </w:pPr>
-            <w:hyperlink w:history="1" r:id="rIdxnqayrgyfs6r46y7fvvdd">
-              <w:r>
-                <w:rPr>
-                  <w:rFonts w:ascii="Arial" w:cs="Arial" w:eastAsia="Arial" w:hAnsi="Arial"/>
-                  <w:color w:val="2E75B6"/>
-                  <w:sz w:val="16"/>
-                  <w:szCs w:val="16"/>
-                  <w:u w:val="single" w:color="2E75B6"/>
-                </w:rPr>
-                <w:t xml:space="preserve">Applying the Laws of Exponents to Rational Exponents (Flexbook)</w:t>
-              </w:r>
-            </w:hyperlink>
+            <w:r>
+              <w:rPr>
+                <w:rFonts w:ascii="Arial" w:cs="Arial" w:eastAsia="Arial" w:hAnsi="Arial"/>
+                <w:i/>
+                <w:iCs/>
+                <w:color w:val="595959"/>
+                <w:sz w:val="16"/>
+                <w:szCs w:val="16"/>
+              </w:rPr>
+              <w:t xml:space="preserve">No closely matching reading in the ARES library for this activity.</w:t>
+            </w:r>
           </w:p>
           <w:p>
             <w:pPr>
               <w:spacing w:after="10" w:before="0"/>
               <w:ind w:left="120"/>
             </w:pPr>
-            <w:r>
-              <w:rPr>
-                <w:rFonts w:ascii="Arial" w:cs="Arial" w:eastAsia="Arial" w:hAnsi="Arial"/>
-                <w:color w:val="595959"/>
-                <w:sz w:val="14"/>
-                <w:szCs w:val="14"/>
-              </w:rPr>
-              <w:t xml:space="preserve">Source: CK-12</w:t>
-            </w:r>
-          </w:p>
-          <w:p>
-            <w:pPr>
-              <w:spacing w:after="10" w:before="0"/>
-              <w:ind w:left="120"/>
-            </w:pPr>
-            <w:hyperlink w:history="1" r:id="rIdr_np24vnc-fomzw5piksr">
+            <w:hyperlink w:history="1" r:id="rId96lgidzivxonok0m3di1z">
               <w:r>
                 <w:rPr>
                   <w:rFonts w:ascii="Arial" w:cs="Arial" w:eastAsia="Arial" w:hAnsi="Arial"/>
@@ -21232,9 +21212,24 @@
                   <w:szCs w:val="14"/>
                   <w:u w:val="single" w:color="595959"/>
                 </w:rPr>
-                <w:t xml:space="preserve">🔍 Search ARES for similar readings</w:t>
+                <w:t xml:space="preserve">🔍 Search ARES for readings</w:t>
               </w:r>
             </w:hyperlink>
+          </w:p>
+          <w:p>
+            <w:pPr>
+              <w:spacing w:after="10" w:before="0"/>
+              <w:ind w:left="120"/>
+            </w:pPr>
+            <w:r>
+              <w:rPr>
+                <w:rFonts w:ascii="Arial" w:cs="Arial" w:eastAsia="Arial" w:hAnsi="Arial"/>
+                <w:color w:val="595959"/>
+                <w:sz w:val="14"/>
+                <w:szCs w:val="14"/>
+              </w:rPr>
+              <w:t xml:space="preserve">Search terms: indices laws product law</w:t>
+            </w:r>
           </w:p>
         </w:tc>
         <w:tc>
@@ -22786,7 +22781,7 @@
             <w:pPr>
               <w:spacing w:after="20" w:before="0"/>
             </w:pPr>
-            <w:hyperlink w:history="1" r:id="rIdveuqdy24k7xbdf4vn8lto">
+            <w:hyperlink w:history="1" r:id="rIdrr1eivkr__7zk6lkuqurs">
               <w:r>
                 <w:rPr>
                   <w:rFonts w:ascii="Arial" w:cs="Arial" w:eastAsia="Arial" w:hAnsi="Arial"/>
@@ -22795,7 +22790,7 @@
                   <w:szCs w:val="16"/>
                   <w:u w:val="single" w:color="2E75B6"/>
                 </w:rPr>
-                <w:t xml:space="preserve">Video: Bending Light</w:t>
+                <w:t xml:space="preserve">Introduction to powers of 10</w:t>
               </w:r>
             </w:hyperlink>
           </w:p>
@@ -22811,7 +22806,7 @@
                 <w:sz w:val="14"/>
                 <w:szCs w:val="14"/>
               </w:rPr>
-              <w:t xml:space="preserve">Source: PhET Interactive Simulations (English)</w:t>
+              <w:t xml:space="preserve">Source: Khan Academy (English - US curriculum)</w:t>
             </w:r>
           </w:p>
           <w:p>
@@ -22819,7 +22814,7 @@
               <w:spacing w:after="10" w:before="0"/>
               <w:ind w:left="120"/>
             </w:pPr>
-            <w:hyperlink w:history="1" r:id="rIdsuyxozjw2l1j9ukedundz">
+            <w:hyperlink w:history="1" r:id="rIdubrn8j3anpc1gro1iwgeg">
               <w:r>
                 <w:rPr>
                   <w:rFonts w:ascii="Arial" w:cs="Arial" w:eastAsia="Arial" w:hAnsi="Arial"/>
@@ -22857,14 +22852,14 @@
                 <w:sz w:val="16"/>
                 <w:szCs w:val="16"/>
               </w:rPr>
-              <w:t xml:space="preserve">📖 HTML:</w:t>
+              <w:t xml:space="preserve">📖 EXERCISE:</w:t>
             </w:r>
           </w:p>
           <w:p>
             <w:pPr>
               <w:spacing w:after="20" w:before="0"/>
             </w:pPr>
-            <w:hyperlink w:history="1" r:id="rIdyndan_swfrw6shwglv-bi">
+            <w:hyperlink w:history="1" r:id="rIdorwc6zrnxzpfzhb59pjiu">
               <w:r>
                 <w:rPr>
                   <w:rFonts w:ascii="Arial" w:cs="Arial" w:eastAsia="Arial" w:hAnsi="Arial"/>
@@ -22873,7 +22868,7 @@
                   <w:szCs w:val="16"/>
                   <w:u w:val="single" w:color="2E75B6"/>
                 </w:rPr>
-                <w:t xml:space="preserve">Applying the Laws of Exponents to Rational Exponents (Flexbook)</w:t>
+                <w:t xml:space="preserve">Powers of products &amp; quotients (integer exponents)</w:t>
               </w:r>
             </w:hyperlink>
           </w:p>
@@ -22889,7 +22884,7 @@
                 <w:sz w:val="14"/>
                 <w:szCs w:val="14"/>
               </w:rPr>
-              <w:t xml:space="preserve">Source: CK-12</w:t>
+              <w:t xml:space="preserve">Source: Khan Academy (English - US curriculum)</w:t>
             </w:r>
           </w:p>
           <w:p>
@@ -22897,7 +22892,7 @@
               <w:spacing w:after="10" w:before="0"/>
               <w:ind w:left="120"/>
             </w:pPr>
-            <w:hyperlink w:history="1" r:id="rIdvcjrwv0it6umuclpqajeb">
+            <w:hyperlink w:history="1" r:id="rIddcfp-xbtsw2kewtzzgnga">
               <w:r>
                 <w:rPr>
                   <w:rFonts w:ascii="Arial" w:cs="Arial" w:eastAsia="Arial" w:hAnsi="Arial"/>
@@ -23092,7 +23087,7 @@
             <w:pPr>
               <w:spacing w:after="20" w:before="0"/>
             </w:pPr>
-            <w:hyperlink w:history="1" r:id="rIdh2iijisua8bzbbumjzjfa">
+            <w:hyperlink w:history="1" r:id="rIdxnrormsr2akixs_t2ww2o">
               <w:r>
                 <w:rPr>
                   <w:rFonts w:ascii="Arial" w:cs="Arial" w:eastAsia="Arial" w:hAnsi="Arial"/>
@@ -23101,7 +23096,7 @@
                   <w:szCs w:val="16"/>
                   <w:u w:val="single" w:color="2E75B6"/>
                 </w:rPr>
-                <w:t xml:space="preserve">Video: Bending Light</w:t>
+                <w:t xml:space="preserve">Multiplying &amp; dividing powers (integer exponents)</w:t>
               </w:r>
             </w:hyperlink>
           </w:p>
@@ -23117,7 +23112,7 @@
                 <w:sz w:val="14"/>
                 <w:szCs w:val="14"/>
               </w:rPr>
-              <w:t xml:space="preserve">Source: PhET Interactive Simulations (English)</w:t>
+              <w:t xml:space="preserve">Source: Khan Academy (English - US curriculum)</w:t>
             </w:r>
           </w:p>
           <w:p>
@@ -23125,7 +23120,7 @@
               <w:spacing w:after="10" w:before="0"/>
               <w:ind w:left="120"/>
             </w:pPr>
-            <w:hyperlink w:history="1" r:id="rId0ahx4m1a-al4ud2mobh9a">
+            <w:hyperlink w:history="1" r:id="rIdi7zsuirhkecbs5pisbgms">
               <w:r>
                 <w:rPr>
                   <w:rFonts w:ascii="Arial" w:cs="Arial" w:eastAsia="Arial" w:hAnsi="Arial"/>
@@ -23163,14 +23158,14 @@
                 <w:sz w:val="16"/>
                 <w:szCs w:val="16"/>
               </w:rPr>
-              <w:t xml:space="preserve">📖 HTML:</w:t>
+              <w:t xml:space="preserve">📖 EXERCISE:</w:t>
             </w:r>
           </w:p>
           <w:p>
             <w:pPr>
               <w:spacing w:after="20" w:before="0"/>
             </w:pPr>
-            <w:hyperlink w:history="1" r:id="rIdkxmbmad4-emdhjnz7nmzx">
+            <w:hyperlink w:history="1" r:id="rIdutfaszxxe5y4gcrtue6ow">
               <w:r>
                 <w:rPr>
                   <w:rFonts w:ascii="Arial" w:cs="Arial" w:eastAsia="Arial" w:hAnsi="Arial"/>
@@ -23179,7 +23174,7 @@
                   <w:szCs w:val="16"/>
                   <w:u w:val="single" w:color="2E75B6"/>
                 </w:rPr>
-                <w:t xml:space="preserve">Applying the Laws of Exponents to Rational Exponents (Flexbook)</w:t>
+                <w:t xml:space="preserve">Multiplication and division with powers of ten</w:t>
               </w:r>
             </w:hyperlink>
           </w:p>
@@ -23195,7 +23190,7 @@
                 <w:sz w:val="14"/>
                 <w:szCs w:val="14"/>
               </w:rPr>
-              <w:t xml:space="preserve">Source: CK-12</w:t>
+              <w:t xml:space="preserve">Source: Khan Academy (English - US curriculum)</w:t>
             </w:r>
           </w:p>
           <w:p>
@@ -23203,7 +23198,7 @@
               <w:spacing w:after="10" w:before="0"/>
               <w:ind w:left="120"/>
             </w:pPr>
-            <w:hyperlink w:history="1" r:id="rIdymzlsjzllxfakmh38ldxp">
+            <w:hyperlink w:history="1" r:id="rIdc13cvy5o5qbrkmrzhypsh">
               <w:r>
                 <w:rPr>
                   <w:rFonts w:ascii="Arial" w:cs="Arial" w:eastAsia="Arial" w:hAnsi="Arial"/>
@@ -23648,7 +23643,7 @@
             <w:pPr>
               <w:spacing w:after="20" w:before="0"/>
             </w:pPr>
-            <w:hyperlink w:history="1" r:id="rIda54utl7yb_5kwobv3a7nr">
+            <w:hyperlink w:history="1" r:id="rId-o0_uwjogywie3q0jzsxz">
               <w:r>
                 <w:rPr>
                   <w:rFonts w:ascii="Arial" w:cs="Arial" w:eastAsia="Arial" w:hAnsi="Arial"/>
@@ -23657,7 +23652,7 @@
                   <w:szCs w:val="16"/>
                   <w:u w:val="single" w:color="2E75B6"/>
                 </w:rPr>
-                <w:t xml:space="preserve">Video: Bending Light</w:t>
+                <w:t xml:space="preserve">Using exponents with powers of 10</w:t>
               </w:r>
             </w:hyperlink>
           </w:p>
@@ -23673,7 +23668,7 @@
                 <w:sz w:val="14"/>
                 <w:szCs w:val="14"/>
               </w:rPr>
-              <w:t xml:space="preserve">Source: PhET Interactive Simulations (English)</w:t>
+              <w:t xml:space="preserve">Source: Khan Academy (English - US curriculum)</w:t>
             </w:r>
           </w:p>
           <w:p>
@@ -23681,7 +23676,7 @@
               <w:spacing w:after="10" w:before="0"/>
               <w:ind w:left="120"/>
             </w:pPr>
-            <w:hyperlink w:history="1" r:id="rIdrn6alqytvwuo57tnbvmpf">
+            <w:hyperlink w:history="1" r:id="rIdhbahih8hi4plznipit1n5">
               <w:r>
                 <w:rPr>
                   <w:rFonts w:ascii="Arial" w:cs="Arial" w:eastAsia="Arial" w:hAnsi="Arial"/>
@@ -23719,14 +23714,14 @@
                 <w:sz w:val="16"/>
                 <w:szCs w:val="16"/>
               </w:rPr>
-              <w:t xml:space="preserve">📖 HTML:</w:t>
+              <w:t xml:space="preserve">📖 EXERCISE:</w:t>
             </w:r>
           </w:p>
           <w:p>
             <w:pPr>
               <w:spacing w:after="20" w:before="0"/>
             </w:pPr>
-            <w:hyperlink w:history="1" r:id="rIdoiqgaxqszuxebyxf3p41c">
+            <w:hyperlink w:history="1" r:id="rIdxnjr7awrmexdomasijf_h">
               <w:r>
                 <w:rPr>
                   <w:rFonts w:ascii="Arial" w:cs="Arial" w:eastAsia="Arial" w:hAnsi="Arial"/>
@@ -23735,7 +23730,7 @@
                   <w:szCs w:val="16"/>
                   <w:u w:val="single" w:color="2E75B6"/>
                 </w:rPr>
-                <w:t xml:space="preserve">Applying the Laws of Exponents to Rational Exponents (Flexbook)</w:t>
+                <w:t xml:space="preserve">Order of operations with fractions and exponents</w:t>
               </w:r>
             </w:hyperlink>
           </w:p>
@@ -23751,7 +23746,7 @@
                 <w:sz w:val="14"/>
                 <w:szCs w:val="14"/>
               </w:rPr>
-              <w:t xml:space="preserve">Source: CK-12</w:t>
+              <w:t xml:space="preserve">Source: Khan Academy (English - US curriculum)</w:t>
             </w:r>
           </w:p>
           <w:p>
@@ -23759,7 +23754,7 @@
               <w:spacing w:after="10" w:before="0"/>
               <w:ind w:left="120"/>
             </w:pPr>
-            <w:hyperlink w:history="1" r:id="rId87uq4ezqsty7mi8xc3akk">
+            <w:hyperlink w:history="1" r:id="rIdib7okynq3pulhe3gjfyyh">
               <w:r>
                 <w:rPr>
                   <w:rFonts w:ascii="Arial" w:cs="Arial" w:eastAsia="Arial" w:hAnsi="Arial"/>
@@ -24030,7 +24025,7 @@
             <w:pPr>
               <w:spacing w:after="20" w:before="0"/>
             </w:pPr>
-            <w:hyperlink w:history="1" r:id="rIdfzbtptlb6vnl9e4jb5myd">
+            <w:hyperlink w:history="1" r:id="rIdoiyjkqmczdc-bdgmmoviv">
               <w:r>
                 <w:rPr>
                   <w:rFonts w:ascii="Arial" w:cs="Arial" w:eastAsia="Arial" w:hAnsi="Arial"/>
@@ -24039,7 +24034,7 @@
                   <w:szCs w:val="16"/>
                   <w:u w:val="single" w:color="2E75B6"/>
                 </w:rPr>
-                <w:t xml:space="preserve">Video: Bending Light</w:t>
+                <w:t xml:space="preserve">Intro to exponents</w:t>
               </w:r>
             </w:hyperlink>
           </w:p>
@@ -24055,7 +24050,7 @@
                 <w:sz w:val="14"/>
                 <w:szCs w:val="14"/>
               </w:rPr>
-              <w:t xml:space="preserve">Source: PhET Interactive Simulations (English)</w:t>
+              <w:t xml:space="preserve">Source: Khan Academy (English - US curriculum)</w:t>
             </w:r>
           </w:p>
           <w:p>
@@ -24063,7 +24058,7 @@
               <w:spacing w:after="10" w:before="0"/>
               <w:ind w:left="120"/>
             </w:pPr>
-            <w:hyperlink w:history="1" r:id="rIdpwlowu2dkexy5cfoavg1v">
+            <w:hyperlink w:history="1" r:id="rIdd_q94jobardjnlv9j7hkb">
               <w:r>
                 <w:rPr>
                   <w:rFonts w:ascii="Arial" w:cs="Arial" w:eastAsia="Arial" w:hAnsi="Arial"/>
@@ -24101,14 +24096,14 @@
                 <w:sz w:val="16"/>
                 <w:szCs w:val="16"/>
               </w:rPr>
-              <w:t xml:space="preserve">📖 HTML:</w:t>
+              <w:t xml:space="preserve">📖 EXERCISE:</w:t>
             </w:r>
           </w:p>
           <w:p>
             <w:pPr>
               <w:spacing w:after="20" w:before="0"/>
             </w:pPr>
-            <w:hyperlink w:history="1" r:id="rIdf-tq2ektowfst3u2zbdwi">
+            <w:hyperlink w:history="1" r:id="rId1nzy3jnsvwrmfcnzvrlxn">
               <w:r>
                 <w:rPr>
                   <w:rFonts w:ascii="Arial" w:cs="Arial" w:eastAsia="Arial" w:hAnsi="Arial"/>
@@ -24117,7 +24112,7 @@
                   <w:szCs w:val="16"/>
                   <w:u w:val="single" w:color="2E75B6"/>
                 </w:rPr>
-                <w:t xml:space="preserve">Applying the Laws of Exponents to Rational Exponents (Flexbook)</w:t>
+                <w:t xml:space="preserve">Exponents with negative fractional bases</w:t>
               </w:r>
             </w:hyperlink>
           </w:p>
@@ -24133,7 +24128,7 @@
                 <w:sz w:val="14"/>
                 <w:szCs w:val="14"/>
               </w:rPr>
-              <w:t xml:space="preserve">Source: CK-12</w:t>
+              <w:t xml:space="preserve">Source: Khan Academy (English - US curriculum)</w:t>
             </w:r>
           </w:p>
           <w:p>
@@ -24141,7 +24136,7 @@
               <w:spacing w:after="10" w:before="0"/>
               <w:ind w:left="120"/>
             </w:pPr>
-            <w:hyperlink w:history="1" r:id="rId0j7fnsq-fc1sygpdugqzb">
+            <w:hyperlink w:history="1" r:id="rIdibstooh59kji3eci0b1vf">
               <w:r>
                 <w:rPr>
                   <w:rFonts w:ascii="Arial" w:cs="Arial" w:eastAsia="Arial" w:hAnsi="Arial"/>
@@ -24412,7 +24407,7 @@
             <w:pPr>
               <w:spacing w:after="20" w:before="0"/>
             </w:pPr>
-            <w:hyperlink w:history="1" r:id="rIdrce3iexbod-sss2xsuamz">
+            <w:hyperlink w:history="1" r:id="rIdtr87kx76icbkgofzyx1yk">
               <w:r>
                 <w:rPr>
                   <w:rFonts w:ascii="Arial" w:cs="Arial" w:eastAsia="Arial" w:hAnsi="Arial"/>
@@ -24421,7 +24416,7 @@
                   <w:szCs w:val="16"/>
                   <w:u w:val="single" w:color="2E75B6"/>
                 </w:rPr>
-                <w:t xml:space="preserve">Video: Bending Light</w:t>
+                <w:t xml:space="preserve">Multiplying &amp; dividing powers (integer exponents)</w:t>
               </w:r>
             </w:hyperlink>
           </w:p>
@@ -24437,7 +24432,7 @@
                 <w:sz w:val="14"/>
                 <w:szCs w:val="14"/>
               </w:rPr>
-              <w:t xml:space="preserve">Source: PhET Interactive Simulations (English)</w:t>
+              <w:t xml:space="preserve">Source: Khan Academy (English - US curriculum)</w:t>
             </w:r>
           </w:p>
           <w:p>
@@ -24445,7 +24440,7 @@
               <w:spacing w:after="10" w:before="0"/>
               <w:ind w:left="120"/>
             </w:pPr>
-            <w:hyperlink w:history="1" r:id="rId7j9min_vsw8xa4p4_tmos">
+            <w:hyperlink w:history="1" r:id="rId8taeatgnnpt57ev4urfib">
               <w:r>
                 <w:rPr>
                   <w:rFonts w:ascii="Arial" w:cs="Arial" w:eastAsia="Arial" w:hAnsi="Arial"/>
@@ -24483,14 +24478,14 @@
                 <w:sz w:val="16"/>
                 <w:szCs w:val="16"/>
               </w:rPr>
-              <w:t xml:space="preserve">📖 HTML:</w:t>
+              <w:t xml:space="preserve">📖 EXERCISE:</w:t>
             </w:r>
           </w:p>
           <w:p>
             <w:pPr>
               <w:spacing w:after="20" w:before="0"/>
             </w:pPr>
-            <w:hyperlink w:history="1" r:id="rIdu0jhpjkpoxigdhg2jdq9w">
+            <w:hyperlink w:history="1" r:id="rIda5qjwkpf9ep4xcg-hp3d8">
               <w:r>
                 <w:rPr>
                   <w:rFonts w:ascii="Arial" w:cs="Arial" w:eastAsia="Arial" w:hAnsi="Arial"/>
@@ -24499,7 +24494,7 @@
                   <w:szCs w:val="16"/>
                   <w:u w:val="single" w:color="2E75B6"/>
                 </w:rPr>
-                <w:t xml:space="preserve">Applying the Laws of Exponents to Rational Exponents (Flexbook)</w:t>
+                <w:t xml:space="preserve">Quadratic word problems (standard form)</w:t>
               </w:r>
             </w:hyperlink>
           </w:p>
@@ -24515,7 +24510,7 @@
                 <w:sz w:val="14"/>
                 <w:szCs w:val="14"/>
               </w:rPr>
-              <w:t xml:space="preserve">Source: CK-12</w:t>
+              <w:t xml:space="preserve">Source: Khan Academy (English - US curriculum)</w:t>
             </w:r>
           </w:p>
           <w:p>
@@ -24523,7 +24518,7 @@
               <w:spacing w:after="10" w:before="0"/>
               <w:ind w:left="120"/>
             </w:pPr>
-            <w:hyperlink w:history="1" r:id="rIdxno9jpiw7arzykywj7qwr">
+            <w:hyperlink w:history="1" r:id="rIdzwoqqadixdwx_piocl8dn">
               <w:r>
                 <w:rPr>
                   <w:rFonts w:ascii="Arial" w:cs="Arial" w:eastAsia="Arial" w:hAnsi="Arial"/>
@@ -26124,7 +26119,7 @@
             <w:pPr>
               <w:spacing w:after="20" w:before="0"/>
             </w:pPr>
-            <w:hyperlink w:history="1" r:id="rIdh3hrn3yrjlojwtsmd_0af">
+            <w:hyperlink w:history="1" r:id="rIdfucmf-uo2ad8kdosymivn">
               <w:r>
                 <w:rPr>
                   <w:rFonts w:ascii="Arial" w:cs="Arial" w:eastAsia="Arial" w:hAnsi="Arial"/>
@@ -26133,7 +26128,7 @@
                   <w:szCs w:val="16"/>
                   <w:u w:val="single" w:color="2E75B6"/>
                 </w:rPr>
-                <w:t xml:space="preserve">Video: Bending Light</w:t>
+                <w:t xml:space="preserve">Scientific notation examples</w:t>
               </w:r>
             </w:hyperlink>
           </w:p>
@@ -26149,7 +26144,7 @@
                 <w:sz w:val="14"/>
                 <w:szCs w:val="14"/>
               </w:rPr>
-              <w:t xml:space="preserve">Source: PhET Interactive Simulations (English)</w:t>
+              <w:t xml:space="preserve">Source: Khan Academy (English - US curriculum)</w:t>
             </w:r>
           </w:p>
           <w:p>
@@ -26157,7 +26152,7 @@
               <w:spacing w:after="10" w:before="0"/>
               <w:ind w:left="120"/>
             </w:pPr>
-            <w:hyperlink w:history="1" r:id="rIdr523ztlxrpm_rvtbt6ocd">
+            <w:hyperlink w:history="1" r:id="rId5pbmacick_9dxszcsljpt">
               <w:r>
                 <w:rPr>
                   <w:rFonts w:ascii="Arial" w:cs="Arial" w:eastAsia="Arial" w:hAnsi="Arial"/>
@@ -26195,14 +26190,241 @@
                 <w:sz w:val="16"/>
                 <w:szCs w:val="16"/>
               </w:rPr>
-              <w:t xml:space="preserve">📖 HTML:</w:t>
+              <w:t xml:space="preserve">📖 READING:</w:t>
             </w:r>
           </w:p>
           <w:p>
             <w:pPr>
               <w:spacing w:after="20" w:before="0"/>
             </w:pPr>
-            <w:hyperlink w:history="1" r:id="rIdug548mddfkaqpe5onnpn0">
+            <w:r>
+              <w:rPr>
+                <w:rFonts w:ascii="Arial" w:cs="Arial" w:eastAsia="Arial" w:hAnsi="Arial"/>
+                <w:i/>
+                <w:iCs/>
+                <w:color w:val="595959"/>
+                <w:sz w:val="16"/>
+                <w:szCs w:val="16"/>
+              </w:rPr>
+              <w:t xml:space="preserve">No closely matching reading in the ARES library for this activity.</w:t>
+            </w:r>
+          </w:p>
+          <w:p>
+            <w:pPr>
+              <w:spacing w:after="10" w:before="0"/>
+              <w:ind w:left="120"/>
+            </w:pPr>
+            <w:hyperlink w:history="1" r:id="rId835zegfhcl5s6f7tsz5y4">
+              <w:r>
+                <w:rPr>
+                  <w:rFonts w:ascii="Arial" w:cs="Arial" w:eastAsia="Arial" w:hAnsi="Arial"/>
+                  <w:color w:val="595959"/>
+                  <w:sz w:val="14"/>
+                  <w:szCs w:val="14"/>
+                  <w:u w:val="single" w:color="595959"/>
+                </w:rPr>
+                <w:t xml:space="preserve">🔍 Search ARES for readings</w:t>
+              </w:r>
+            </w:hyperlink>
+          </w:p>
+          <w:p>
+            <w:pPr>
+              <w:spacing w:after="10" w:before="0"/>
+              <w:ind w:left="120"/>
+            </w:pPr>
+            <w:r>
+              <w:rPr>
+                <w:rFonts w:ascii="Arial" w:cs="Arial" w:eastAsia="Arial" w:hAnsi="Arial"/>
+                <w:color w:val="595959"/>
+                <w:sz w:val="14"/>
+                <w:szCs w:val="14"/>
+              </w:rPr>
+              <w:t xml:space="preserve">Search terms: indices index laws multiplication</w:t>
+            </w:r>
+          </w:p>
+        </w:tc>
+        <w:tc>
+          <w:tcPr>
+            <w:tcW w:type="dxa" w:w="3040"/>
+            <w:shd w:fill="FFFFFF" w:color="auto" w:val="clear"/>
+            <w:tcMar>
+              <w:top w:type="dxa" w:w="60"/>
+              <w:left w:type="dxa" w:w="120"/>
+              <w:bottom w:type="dxa" w:w="60"/>
+              <w:right w:type="dxa" w:w="120"/>
+            </w:tcMar>
+            <w:vAlign w:val="top"/>
+          </w:tcPr>
+          <w:p>
+            <w:pPr>
+              <w:spacing w:after="40" w:before="0"/>
+              <w:jc w:val="left"/>
+            </w:pPr>
+            <w:r>
+              <w:rPr>
+                <w:rFonts w:ascii="Arial" w:cs="Arial" w:eastAsia="Arial" w:hAnsi="Arial"/>
+                <w:b w:val="false"/>
+                <w:bCs w:val="false"/>
+                <w:i w:val="false"/>
+                <w:iCs w:val="false"/>
+                <w:color w:val="000000"/>
+                <w:sz w:val="18"/>
+                <w:szCs w:val="18"/>
+              </w:rPr>
+              <w:t xml:space="preserve">Learners are shown the same two cards from Lesson 1 side by side on the board: Card A shows '47,564,296' written in full; Card B shows '4.8 × 10⁷'. The teacher asks learners to open their exercise books to the prediction they wrote in Lesson 1 and re-read it silently. Learners then individually write a 'Now I Know' statement — 3–5 sentences explaining, with precise mathematical language, every feature of Card B: what the base is, what the exponent means, which index law would apply if you multiplied two such expressions, which would apply if you divided them, and what 10⁰ equals. Learners are told this is not yet assessed — it is a self-check before the map-building phase.</w:t>
+            </w:r>
+          </w:p>
+        </w:tc>
+        <w:tc>
+          <w:tcPr>
+            <w:tcW w:type="dxa" w:w="3040"/>
+            <w:shd w:fill="F2F2F2" w:color="auto" w:val="clear"/>
+            <w:tcMar>
+              <w:top w:type="dxa" w:w="60"/>
+              <w:left w:type="dxa" w:w="120"/>
+              <w:bottom w:type="dxa" w:w="60"/>
+              <w:right w:type="dxa" w:w="120"/>
+            </w:tcMar>
+            <w:vAlign w:val="top"/>
+          </w:tcPr>
+          <w:p>
+            <w:pPr>
+              <w:spacing w:after="40" w:before="0"/>
+              <w:jc w:val="left"/>
+            </w:pPr>
+            <w:r>
+              <w:rPr>
+                <w:rFonts w:ascii="Arial" w:cs="Arial" w:eastAsia="Arial" w:hAnsi="Arial"/>
+                <w:b w:val="false"/>
+                <w:bCs w:val="false"/>
+                <w:i w:val="false"/>
+                <w:iCs w:val="false"/>
+                <w:color w:val="000000"/>
+                <w:sz w:val="18"/>
+                <w:szCs w:val="18"/>
+              </w:rPr>
+              <w:t xml:space="preserve">Display both cards on the board. Say verbatim: 'Seven lessons ago you wrote your best guess about why that small raised 7 was useful. Read what you wrote — do not change it yet. Now, on a fresh page, write what you know NOW. You have 5 minutes. I am looking for precision: name the base, name the exponent, name the law you would use if you multiplied 4.8 × 10⁷ by 3.2 × 10³.' Circulate silently for 3 minutes, noting 2–3 strong responses and 1–2 persistent misconceptions (e.g. confusing the exponent with a multiplier). After 5 minutes, use cold-call on 3 learners: 'Amina — read your Now I Know statement.' Apply 12-second WAIT TIME before each learner responds. Annotate the board with key phrases from learner responses without correcting yet — save corrections for the Explain phase.</w:t>
+            </w:r>
+          </w:p>
+        </w:tc>
+        <w:tc>
+          <w:tcPr>
+            <w:tcW w:type="dxa" w:w="3040"/>
+            <w:shd w:fill="FFFFFF" w:color="auto" w:val="clear"/>
+            <w:tcMar>
+              <w:top w:type="dxa" w:w="60"/>
+              <w:left w:type="dxa" w:w="120"/>
+              <w:bottom w:type="dxa" w:w="60"/>
+              <w:right w:type="dxa" w:w="120"/>
+            </w:tcMar>
+            <w:vAlign w:val="top"/>
+          </w:tcPr>
+          <w:p>
+            <w:pPr>
+              <w:spacing w:after="40" w:before="0"/>
+              <w:jc w:val="left"/>
+            </w:pPr>
+            <w:r>
+              <w:rPr>
+                <w:rFonts w:ascii="Arial" w:cs="Arial" w:eastAsia="Arial" w:hAnsi="Arial"/>
+                <w:b w:val="false"/>
+                <w:bCs w:val="false"/>
+                <w:i w:val="false"/>
+                <w:iCs w:val="false"/>
+                <w:color w:val="000000"/>
+                <w:sz w:val="18"/>
+                <w:szCs w:val="18"/>
+              </w:rPr>
+              <w:t xml:space="preserve">Strategy: 'Prediction Revisit / Belief Revision Prompt'. By placing the original prediction and the new statement side by side, learners activate metacognitive awareness of conceptual change — they can literally see the distance travelled across the unit. This primes them to identify remaining gaps before the Map-building task.</w:t>
+            </w:r>
+          </w:p>
+        </w:tc>
+        <w:tc>
+          <w:tcPr>
+            <w:tcW w:type="dxa" w:w="3040"/>
+            <w:shd w:fill="F2F2F2" w:color="auto" w:val="clear"/>
+            <w:tcMar>
+              <w:top w:type="dxa" w:w="60"/>
+              <w:left w:type="dxa" w:w="120"/>
+              <w:bottom w:type="dxa" w:w="60"/>
+              <w:right w:type="dxa" w:w="120"/>
+            </w:tcMar>
+            <w:vAlign w:val="top"/>
+          </w:tcPr>
+          <w:p>
+            <w:pPr>
+              <w:spacing w:after="40" w:before="0"/>
+              <w:jc w:val="left"/>
+            </w:pPr>
+            <w:r>
+              <w:rPr>
+                <w:rFonts w:ascii="Arial" w:cs="Arial" w:eastAsia="Arial" w:hAnsi="Arial"/>
+                <w:b w:val="false"/>
+                <w:bCs w:val="false"/>
+                <w:i w:val="false"/>
+                <w:iCs w:val="false"/>
+                <w:color w:val="000000"/>
+                <w:sz w:val="18"/>
+                <w:szCs w:val="18"/>
+              </w:rPr>
+              <w:t xml:space="preserve">Observable indicator: Learner's 'Now I Know' statement correctly names (a) base = 10, (b) exponent = 7 means 10 × 10 × 10 × 10 × 10 × 10 × 10, (c) multiplication law = add exponents, (d) division law = subtract exponents, (e) 10⁰ = 1. Teacher notes on clipboard which learners still conflate the exponent with a coefficient (writing '4.8 × 70' instead of '4.8 × 10⁷') — these learners are targeted for support during map-building.</w:t>
+            </w:r>
+          </w:p>
+        </w:tc>
+      </w:tr>
+      <w:tr>
+        <w:tc>
+          <w:tcPr>
+            <w:tcW w:type="dxa" w:w="1520"/>
+            <w:shd w:fill="D9EEF1" w:color="auto" w:val="clear"/>
+            <w:tcMar>
+              <w:top w:type="dxa" w:w="60"/>
+              <w:left w:type="dxa" w:w="120"/>
+              <w:bottom w:type="dxa" w:w="60"/>
+              <w:right w:type="dxa" w:w="120"/>
+            </w:tcMar>
+            <w:vAlign w:val="top"/>
+          </w:tcPr>
+          <w:p>
+            <w:pPr>
+              <w:spacing w:after="40" w:before="0"/>
+              <w:jc w:val="left"/>
+            </w:pPr>
+            <w:r>
+              <w:rPr>
+                <w:rFonts w:ascii="Arial" w:cs="Arial" w:eastAsia="Arial" w:hAnsi="Arial"/>
+                <w:b/>
+                <w:bCs/>
+                <w:i w:val="false"/>
+                <w:iCs w:val="false"/>
+                <w:color w:val="000000"/>
+                <w:sz w:val="18"/>
+                <w:szCs w:val="18"/>
+              </w:rPr>
+              <w:t xml:space="preserve">Observe Phase</w:t>
+            </w:r>
+          </w:p>
+          <w:p>
+            <w:pPr>
+              <w:spacing w:after="20" w:before="0"/>
+            </w:pPr>
+            <w:r>
+              <w:rPr>
+                <w:rFonts w:ascii="Arial" w:cs="Arial" w:eastAsia="Arial" w:hAnsi="Arial"/>
+                <w:b/>
+                <w:bCs/>
+                <w:color w:val="1F3864"/>
+                <w:sz w:val="16"/>
+                <w:szCs w:val="16"/>
+              </w:rPr>
+              <w:t xml:space="preserve">📹 VIDEO:</w:t>
+            </w:r>
+          </w:p>
+          <w:p>
+            <w:pPr>
+              <w:spacing w:after="20" w:before="0"/>
+            </w:pPr>
+            <w:hyperlink w:history="1" r:id="rIdk7uw7t_scqckahetxqpqk">
               <w:r>
                 <w:rPr>
                   <w:rFonts w:ascii="Arial" w:cs="Arial" w:eastAsia="Arial" w:hAnsi="Arial"/>
@@ -26211,7 +26433,7 @@
                   <w:szCs w:val="16"/>
                   <w:u w:val="single" w:color="2E75B6"/>
                 </w:rPr>
-                <w:t xml:space="preserve">Applying the Laws of Exponents to Rational Exponents (Flexbook)</w:t>
+                <w:t xml:space="preserve">Introduction to powers of 10</w:t>
               </w:r>
             </w:hyperlink>
           </w:p>
@@ -26227,7 +26449,7 @@
                 <w:sz w:val="14"/>
                 <w:szCs w:val="14"/>
               </w:rPr>
-              <w:t xml:space="preserve">Source: CK-12</w:t>
+              <w:t xml:space="preserve">Source: Khan Academy (English - US curriculum)</w:t>
             </w:r>
           </w:p>
           <w:p>
@@ -26235,235 +26457,7 @@
               <w:spacing w:after="10" w:before="0"/>
               <w:ind w:left="120"/>
             </w:pPr>
-            <w:hyperlink w:history="1" r:id="rIde12jzhorp_4onswo2nsqq">
-              <w:r>
-                <w:rPr>
-                  <w:rFonts w:ascii="Arial" w:cs="Arial" w:eastAsia="Arial" w:hAnsi="Arial"/>
-                  <w:color w:val="595959"/>
-                  <w:sz w:val="14"/>
-                  <w:szCs w:val="14"/>
-                  <w:u w:val="single" w:color="595959"/>
-                </w:rPr>
-                <w:t xml:space="preserve">🔍 Search ARES for similar readings</w:t>
-              </w:r>
-            </w:hyperlink>
-          </w:p>
-        </w:tc>
-        <w:tc>
-          <w:tcPr>
-            <w:tcW w:type="dxa" w:w="3040"/>
-            <w:shd w:fill="FFFFFF" w:color="auto" w:val="clear"/>
-            <w:tcMar>
-              <w:top w:type="dxa" w:w="60"/>
-              <w:left w:type="dxa" w:w="120"/>
-              <w:bottom w:type="dxa" w:w="60"/>
-              <w:right w:type="dxa" w:w="120"/>
-            </w:tcMar>
-            <w:vAlign w:val="top"/>
-          </w:tcPr>
-          <w:p>
-            <w:pPr>
-              <w:spacing w:after="40" w:before="0"/>
-              <w:jc w:val="left"/>
-            </w:pPr>
-            <w:r>
-              <w:rPr>
-                <w:rFonts w:ascii="Arial" w:cs="Arial" w:eastAsia="Arial" w:hAnsi="Arial"/>
-                <w:b w:val="false"/>
-                <w:bCs w:val="false"/>
-                <w:i w:val="false"/>
-                <w:iCs w:val="false"/>
-                <w:color w:val="000000"/>
-                <w:sz w:val="18"/>
-                <w:szCs w:val="18"/>
-              </w:rPr>
-              <w:t xml:space="preserve">Learners are shown the same two cards from Lesson 1 side by side on the board: Card A shows '47,564,296' written in full; Card B shows '4.8 × 10⁷'. The teacher asks learners to open their exercise books to the prediction they wrote in Lesson 1 and re-read it silently. Learners then individually write a 'Now I Know' statement — 3–5 sentences explaining, with precise mathematical language, every feature of Card B: what the base is, what the exponent means, which index law would apply if you multiplied two such expressions, which would apply if you divided them, and what 10⁰ equals. Learners are told this is not yet assessed — it is a self-check before the map-building phase.</w:t>
-            </w:r>
-          </w:p>
-        </w:tc>
-        <w:tc>
-          <w:tcPr>
-            <w:tcW w:type="dxa" w:w="3040"/>
-            <w:shd w:fill="F2F2F2" w:color="auto" w:val="clear"/>
-            <w:tcMar>
-              <w:top w:type="dxa" w:w="60"/>
-              <w:left w:type="dxa" w:w="120"/>
-              <w:bottom w:type="dxa" w:w="60"/>
-              <w:right w:type="dxa" w:w="120"/>
-            </w:tcMar>
-            <w:vAlign w:val="top"/>
-          </w:tcPr>
-          <w:p>
-            <w:pPr>
-              <w:spacing w:after="40" w:before="0"/>
-              <w:jc w:val="left"/>
-            </w:pPr>
-            <w:r>
-              <w:rPr>
-                <w:rFonts w:ascii="Arial" w:cs="Arial" w:eastAsia="Arial" w:hAnsi="Arial"/>
-                <w:b w:val="false"/>
-                <w:bCs w:val="false"/>
-                <w:i w:val="false"/>
-                <w:iCs w:val="false"/>
-                <w:color w:val="000000"/>
-                <w:sz w:val="18"/>
-                <w:szCs w:val="18"/>
-              </w:rPr>
-              <w:t xml:space="preserve">Display both cards on the board. Say verbatim: 'Seven lessons ago you wrote your best guess about why that small raised 7 was useful. Read what you wrote — do not change it yet. Now, on a fresh page, write what you know NOW. You have 5 minutes. I am looking for precision: name the base, name the exponent, name the law you would use if you multiplied 4.8 × 10⁷ by 3.2 × 10³.' Circulate silently for 3 minutes, noting 2–3 strong responses and 1–2 persistent misconceptions (e.g. confusing the exponent with a multiplier). After 5 minutes, use cold-call on 3 learners: 'Amina — read your Now I Know statement.' Apply 12-second WAIT TIME before each learner responds. Annotate the board with key phrases from learner responses without correcting yet — save corrections for the Explain phase.</w:t>
-            </w:r>
-          </w:p>
-        </w:tc>
-        <w:tc>
-          <w:tcPr>
-            <w:tcW w:type="dxa" w:w="3040"/>
-            <w:shd w:fill="FFFFFF" w:color="auto" w:val="clear"/>
-            <w:tcMar>
-              <w:top w:type="dxa" w:w="60"/>
-              <w:left w:type="dxa" w:w="120"/>
-              <w:bottom w:type="dxa" w:w="60"/>
-              <w:right w:type="dxa" w:w="120"/>
-            </w:tcMar>
-            <w:vAlign w:val="top"/>
-          </w:tcPr>
-          <w:p>
-            <w:pPr>
-              <w:spacing w:after="40" w:before="0"/>
-              <w:jc w:val="left"/>
-            </w:pPr>
-            <w:r>
-              <w:rPr>
-                <w:rFonts w:ascii="Arial" w:cs="Arial" w:eastAsia="Arial" w:hAnsi="Arial"/>
-                <w:b w:val="false"/>
-                <w:bCs w:val="false"/>
-                <w:i w:val="false"/>
-                <w:iCs w:val="false"/>
-                <w:color w:val="000000"/>
-                <w:sz w:val="18"/>
-                <w:szCs w:val="18"/>
-              </w:rPr>
-              <w:t xml:space="preserve">Strategy: 'Prediction Revisit / Belief Revision Prompt'. By placing the original prediction and the new statement side by side, learners activate metacognitive awareness of conceptual change — they can literally see the distance travelled across the unit. This primes them to identify remaining gaps before the Map-building task.</w:t>
-            </w:r>
-          </w:p>
-        </w:tc>
-        <w:tc>
-          <w:tcPr>
-            <w:tcW w:type="dxa" w:w="3040"/>
-            <w:shd w:fill="F2F2F2" w:color="auto" w:val="clear"/>
-            <w:tcMar>
-              <w:top w:type="dxa" w:w="60"/>
-              <w:left w:type="dxa" w:w="120"/>
-              <w:bottom w:type="dxa" w:w="60"/>
-              <w:right w:type="dxa" w:w="120"/>
-            </w:tcMar>
-            <w:vAlign w:val="top"/>
-          </w:tcPr>
-          <w:p>
-            <w:pPr>
-              <w:spacing w:after="40" w:before="0"/>
-              <w:jc w:val="left"/>
-            </w:pPr>
-            <w:r>
-              <w:rPr>
-                <w:rFonts w:ascii="Arial" w:cs="Arial" w:eastAsia="Arial" w:hAnsi="Arial"/>
-                <w:b w:val="false"/>
-                <w:bCs w:val="false"/>
-                <w:i w:val="false"/>
-                <w:iCs w:val="false"/>
-                <w:color w:val="000000"/>
-                <w:sz w:val="18"/>
-                <w:szCs w:val="18"/>
-              </w:rPr>
-              <w:t xml:space="preserve">Observable indicator: Learner's 'Now I Know' statement correctly names (a) base = 10, (b) exponent = 7 means 10 × 10 × 10 × 10 × 10 × 10 × 10, (c) multiplication law = add exponents, (d) division law = subtract exponents, (e) 10⁰ = 1. Teacher notes on clipboard which learners still conflate the exponent with a coefficient (writing '4.8 × 70' instead of '4.8 × 10⁷') — these learners are targeted for support during map-building.</w:t>
-            </w:r>
-          </w:p>
-        </w:tc>
-      </w:tr>
-      <w:tr>
-        <w:tc>
-          <w:tcPr>
-            <w:tcW w:type="dxa" w:w="1520"/>
-            <w:shd w:fill="D9EEF1" w:color="auto" w:val="clear"/>
-            <w:tcMar>
-              <w:top w:type="dxa" w:w="60"/>
-              <w:left w:type="dxa" w:w="120"/>
-              <w:bottom w:type="dxa" w:w="60"/>
-              <w:right w:type="dxa" w:w="120"/>
-            </w:tcMar>
-            <w:vAlign w:val="top"/>
-          </w:tcPr>
-          <w:p>
-            <w:pPr>
-              <w:spacing w:after="40" w:before="0"/>
-              <w:jc w:val="left"/>
-            </w:pPr>
-            <w:r>
-              <w:rPr>
-                <w:rFonts w:ascii="Arial" w:cs="Arial" w:eastAsia="Arial" w:hAnsi="Arial"/>
-                <w:b/>
-                <w:bCs/>
-                <w:i w:val="false"/>
-                <w:iCs w:val="false"/>
-                <w:color w:val="000000"/>
-                <w:sz w:val="18"/>
-                <w:szCs w:val="18"/>
-              </w:rPr>
-              <w:t xml:space="preserve">Observe Phase</w:t>
-            </w:r>
-          </w:p>
-          <w:p>
-            <w:pPr>
-              <w:spacing w:after="20" w:before="0"/>
-            </w:pPr>
-            <w:r>
-              <w:rPr>
-                <w:rFonts w:ascii="Arial" w:cs="Arial" w:eastAsia="Arial" w:hAnsi="Arial"/>
-                <w:b/>
-                <w:bCs/>
-                <w:color w:val="1F3864"/>
-                <w:sz w:val="16"/>
-                <w:szCs w:val="16"/>
-              </w:rPr>
-              <w:t xml:space="preserve">📹 VIDEO:</w:t>
-            </w:r>
-          </w:p>
-          <w:p>
-            <w:pPr>
-              <w:spacing w:after="20" w:before="0"/>
-            </w:pPr>
-            <w:hyperlink w:history="1" r:id="rId5lfjhcrbzsgcduumrs4rr">
-              <w:r>
-                <w:rPr>
-                  <w:rFonts w:ascii="Arial" w:cs="Arial" w:eastAsia="Arial" w:hAnsi="Arial"/>
-                  <w:color w:val="2E75B6"/>
-                  <w:sz w:val="16"/>
-                  <w:szCs w:val="16"/>
-                  <w:u w:val="single" w:color="2E75B6"/>
-                </w:rPr>
-                <w:t xml:space="preserve">Video: Bending Light</w:t>
-              </w:r>
-            </w:hyperlink>
-          </w:p>
-          <w:p>
-            <w:pPr>
-              <w:spacing w:after="10" w:before="0"/>
-              <w:ind w:left="120"/>
-            </w:pPr>
-            <w:r>
-              <w:rPr>
-                <w:rFonts w:ascii="Arial" w:cs="Arial" w:eastAsia="Arial" w:hAnsi="Arial"/>
-                <w:color w:val="595959"/>
-                <w:sz w:val="14"/>
-                <w:szCs w:val="14"/>
-              </w:rPr>
-              <w:t xml:space="preserve">Source: PhET Interactive Simulations (English)</w:t>
-            </w:r>
-          </w:p>
-          <w:p>
-            <w:pPr>
-              <w:spacing w:after="10" w:before="0"/>
-              <w:ind w:left="120"/>
-            </w:pPr>
-            <w:hyperlink w:history="1" r:id="rIdmgigqqucphmkj5fgaiyla">
+            <w:hyperlink w:history="1" r:id="rIdmyvirpq3xdqpbchhcjjvk">
               <w:r>
                 <w:rPr>
                   <w:rFonts w:ascii="Arial" w:cs="Arial" w:eastAsia="Arial" w:hAnsi="Arial"/>
@@ -26501,14 +26495,241 @@
                 <w:sz w:val="16"/>
                 <w:szCs w:val="16"/>
               </w:rPr>
-              <w:t xml:space="preserve">📖 HTML:</w:t>
+              <w:t xml:space="preserve">📖 READING:</w:t>
             </w:r>
           </w:p>
           <w:p>
             <w:pPr>
               <w:spacing w:after="20" w:before="0"/>
             </w:pPr>
-            <w:hyperlink w:history="1" r:id="rId7q6bi4lpoqr6bs1desuob">
+            <w:r>
+              <w:rPr>
+                <w:rFonts w:ascii="Arial" w:cs="Arial" w:eastAsia="Arial" w:hAnsi="Arial"/>
+                <w:i/>
+                <w:iCs/>
+                <w:color w:val="595959"/>
+                <w:sz w:val="16"/>
+                <w:szCs w:val="16"/>
+              </w:rPr>
+              <w:t xml:space="preserve">No closely matching reading in the ARES library for this activity.</w:t>
+            </w:r>
+          </w:p>
+          <w:p>
+            <w:pPr>
+              <w:spacing w:after="10" w:before="0"/>
+              <w:ind w:left="120"/>
+            </w:pPr>
+            <w:hyperlink w:history="1" r:id="rIdtd7phimeyfla-dkl9ce9u">
+              <w:r>
+                <w:rPr>
+                  <w:rFonts w:ascii="Arial" w:cs="Arial" w:eastAsia="Arial" w:hAnsi="Arial"/>
+                  <w:color w:val="595959"/>
+                  <w:sz w:val="14"/>
+                  <w:szCs w:val="14"/>
+                  <w:u w:val="single" w:color="595959"/>
+                </w:rPr>
+                <w:t xml:space="preserve">🔍 Search ARES for readings</w:t>
+              </w:r>
+            </w:hyperlink>
+          </w:p>
+          <w:p>
+            <w:pPr>
+              <w:spacing w:after="10" w:before="0"/>
+              <w:ind w:left="120"/>
+            </w:pPr>
+            <w:r>
+              <w:rPr>
+                <w:rFonts w:ascii="Arial" w:cs="Arial" w:eastAsia="Arial" w:hAnsi="Arial"/>
+                <w:color w:val="595959"/>
+                <w:sz w:val="14"/>
+                <w:szCs w:val="14"/>
+              </w:rPr>
+              <w:t xml:space="preserve">Search terms: indices index laws multiplication</w:t>
+            </w:r>
+          </w:p>
+        </w:tc>
+        <w:tc>
+          <w:tcPr>
+            <w:tcW w:type="dxa" w:w="3040"/>
+            <w:shd w:fill="FFFFFF" w:color="auto" w:val="clear"/>
+            <w:tcMar>
+              <w:top w:type="dxa" w:w="60"/>
+              <w:left w:type="dxa" w:w="120"/>
+              <w:bottom w:type="dxa" w:w="60"/>
+              <w:right w:type="dxa" w:w="120"/>
+            </w:tcMar>
+            <w:vAlign w:val="top"/>
+          </w:tcPr>
+          <w:p>
+            <w:pPr>
+              <w:spacing w:after="40" w:before="0"/>
+              <w:jc w:val="left"/>
+            </w:pPr>
+            <w:r>
+              <w:rPr>
+                <w:rFonts w:ascii="Arial" w:cs="Arial" w:eastAsia="Arial" w:hAnsi="Arial"/>
+                <w:b w:val="false"/>
+                <w:bCs w:val="false"/>
+                <w:i w:val="false"/>
+                <w:iCs w:val="false"/>
+                <w:color w:val="000000"/>
+                <w:sz w:val="18"/>
+                <w:szCs w:val="18"/>
+              </w:rPr>
+              <w:t xml:space="preserve">Around the classroom walls the teacher has pre-posted seven 'Evidence Cards' — one from each previous lesson — each showing the key numerical example used to discover or apply an index law. Examples include: (L1) the census card 47,564,296 ≈ 4.8 × 10⁷; (L2) the maize-grain expansion 2³ × 2⁴ = 2 × 2 × 2 × 2 × 2 × 2 × 2 = 2⁷; (L3) the Kericho tea-estate yield ratio 3⁵ ÷ 3² = 3³; (L4) Kenya's national debt written as (10³)² = 10⁶; (L5) the zero-index result from equal-base division 5³ ÷ 5³ = 5⁰ = 1; (L6) a cell-biology measurement using a negative or fractional index (extension); (L7) a combined-law simplification problem using Kenyan population data. Learners conduct a 10-minute silent gallery walk with a 'Law Spotter' sheet — a table with four rows (one per law) where they record which Evidence Card(s) illustrate each law and copy the key equation. They tick the card they find most convincing and star the one they find most surprising.</w:t>
+            </w:r>
+          </w:p>
+        </w:tc>
+        <w:tc>
+          <w:tcPr>
+            <w:tcW w:type="dxa" w:w="3040"/>
+            <w:shd w:fill="F2F2F2" w:color="auto" w:val="clear"/>
+            <w:tcMar>
+              <w:top w:type="dxa" w:w="60"/>
+              <w:left w:type="dxa" w:w="120"/>
+              <w:bottom w:type="dxa" w:w="60"/>
+              <w:right w:type="dxa" w:w="120"/>
+            </w:tcMar>
+            <w:vAlign w:val="top"/>
+          </w:tcPr>
+          <w:p>
+            <w:pPr>
+              <w:spacing w:after="40" w:before="0"/>
+              <w:jc w:val="left"/>
+            </w:pPr>
+            <w:r>
+              <w:rPr>
+                <w:rFonts w:ascii="Arial" w:cs="Arial" w:eastAsia="Arial" w:hAnsi="Arial"/>
+                <w:b w:val="false"/>
+                <w:bCs w:val="false"/>
+                <w:i w:val="false"/>
+                <w:iCs w:val="false"/>
+                <w:color w:val="000000"/>
+                <w:sz w:val="18"/>
+                <w:szCs w:val="18"/>
+              </w:rPr>
+              <w:t xml:space="preserve">Post the seven Evidence Cards at eye level before learners arrive. Distribute the Law Spotter sheet. Say: 'You have 10 minutes to walk around, read each card, and fill in your Law Spotter table. For each law, find at least one card that proves it. You will need this table when you build your Index Laws Map — so be precise.' Set a visible timer. At the 5-minute mark, prompt quietly: 'If you have not yet visited the zero-index card — Card 5 — make sure you do. That one surprises most learners.' At 10 minutes, ask learners to return to seats. Cold-call 4 learners — one per law — to share their most convincing card and explain why: 'Korir — which card best proves the multiplication law and why?' Apply 10-second WAIT TIME. Record responses on the board as a quick reference matrix.</w:t>
+            </w:r>
+          </w:p>
+        </w:tc>
+        <w:tc>
+          <w:tcPr>
+            <w:tcW w:type="dxa" w:w="3040"/>
+            <w:shd w:fill="FFFFFF" w:color="auto" w:val="clear"/>
+            <w:tcMar>
+              <w:top w:type="dxa" w:w="60"/>
+              <w:left w:type="dxa" w:w="120"/>
+              <w:bottom w:type="dxa" w:w="60"/>
+              <w:right w:type="dxa" w:w="120"/>
+            </w:tcMar>
+            <w:vAlign w:val="top"/>
+          </w:tcPr>
+          <w:p>
+            <w:pPr>
+              <w:spacing w:after="40" w:before="0"/>
+              <w:jc w:val="left"/>
+            </w:pPr>
+            <w:r>
+              <w:rPr>
+                <w:rFonts w:ascii="Arial" w:cs="Arial" w:eastAsia="Arial" w:hAnsi="Arial"/>
+                <w:b w:val="false"/>
+                <w:bCs w:val="false"/>
+                <w:i w:val="false"/>
+                <w:iCs w:val="false"/>
+                <w:color w:val="000000"/>
+                <w:sz w:val="18"/>
+                <w:szCs w:val="18"/>
+              </w:rPr>
+              <w:t xml:space="preserve">Strategy: 'Evidence Mapping / Cross-Lesson Synthesis'. The gallery walk forces learners to re-engage with concrete Kenyan numerical evidence from across the unit and deliberately link each piece of evidence to its corresponding abstract law. This bridges the gap between isolated lesson memories and a coherent conceptual structure — exactly the cognitive work needed before constructing the Index Laws Map.</w:t>
+            </w:r>
+          </w:p>
+        </w:tc>
+        <w:tc>
+          <w:tcPr>
+            <w:tcW w:type="dxa" w:w="3040"/>
+            <w:shd w:fill="F2F2F2" w:color="auto" w:val="clear"/>
+            <w:tcMar>
+              <w:top w:type="dxa" w:w="60"/>
+              <w:left w:type="dxa" w:w="120"/>
+              <w:bottom w:type="dxa" w:w="60"/>
+              <w:right w:type="dxa" w:w="120"/>
+            </w:tcMar>
+            <w:vAlign w:val="top"/>
+          </w:tcPr>
+          <w:p>
+            <w:pPr>
+              <w:spacing w:after="40" w:before="0"/>
+              <w:jc w:val="left"/>
+            </w:pPr>
+            <w:r>
+              <w:rPr>
+                <w:rFonts w:ascii="Arial" w:cs="Arial" w:eastAsia="Arial" w:hAnsi="Arial"/>
+                <w:b w:val="false"/>
+                <w:bCs w:val="false"/>
+                <w:i w:val="false"/>
+                <w:iCs w:val="false"/>
+                <w:color w:val="000000"/>
+                <w:sz w:val="18"/>
+                <w:szCs w:val="18"/>
+              </w:rPr>
+              <w:t xml:space="preserve">Observable indicator: Learner's Law Spotter sheet correctly matches all four laws to at least one Evidence Card each, with the equation written correctly (e.g. aᵐ × aⁿ = aᵐ⁺ⁿ for the multiplication law). Teacher checks 6 sheets during the walk — note any learner who lists the same card for multiple laws without justification; intervene with: 'This card shows division — which law does division connect to?'</w:t>
+            </w:r>
+          </w:p>
+        </w:tc>
+      </w:tr>
+      <w:tr>
+        <w:tc>
+          <w:tcPr>
+            <w:tcW w:type="dxa" w:w="1520"/>
+            <w:shd w:fill="E2EFDA" w:color="auto" w:val="clear"/>
+            <w:tcMar>
+              <w:top w:type="dxa" w:w="60"/>
+              <w:left w:type="dxa" w:w="120"/>
+              <w:bottom w:type="dxa" w:w="60"/>
+              <w:right w:type="dxa" w:w="120"/>
+            </w:tcMar>
+            <w:vAlign w:val="top"/>
+          </w:tcPr>
+          <w:p>
+            <w:pPr>
+              <w:spacing w:after="40" w:before="0"/>
+              <w:jc w:val="left"/>
+            </w:pPr>
+            <w:r>
+              <w:rPr>
+                <w:rFonts w:ascii="Arial" w:cs="Arial" w:eastAsia="Arial" w:hAnsi="Arial"/>
+                <w:b/>
+                <w:bCs/>
+                <w:i w:val="false"/>
+                <w:iCs w:val="false"/>
+                <w:color w:val="000000"/>
+                <w:sz w:val="18"/>
+                <w:szCs w:val="18"/>
+              </w:rPr>
+              <w:t xml:space="preserve">Explain Phase</w:t>
+            </w:r>
+          </w:p>
+          <w:p>
+            <w:pPr>
+              <w:spacing w:after="20" w:before="0"/>
+            </w:pPr>
+            <w:r>
+              <w:rPr>
+                <w:rFonts w:ascii="Arial" w:cs="Arial" w:eastAsia="Arial" w:hAnsi="Arial"/>
+                <w:b/>
+                <w:bCs/>
+                <w:color w:val="1F3864"/>
+                <w:sz w:val="16"/>
+                <w:szCs w:val="16"/>
+              </w:rPr>
+              <w:t xml:space="preserve">📹 VIDEO:</w:t>
+            </w:r>
+          </w:p>
+          <w:p>
+            <w:pPr>
+              <w:spacing w:after="20" w:before="0"/>
+            </w:pPr>
+            <w:hyperlink w:history="1" r:id="rIdnhjj4j06hpcc-vr_sqy4s">
               <w:r>
                 <w:rPr>
                   <w:rFonts w:ascii="Arial" w:cs="Arial" w:eastAsia="Arial" w:hAnsi="Arial"/>
@@ -26517,7 +26738,7 @@
                   <w:szCs w:val="16"/>
                   <w:u w:val="single" w:color="2E75B6"/>
                 </w:rPr>
-                <w:t xml:space="preserve">Applying the Laws of Exponents to Rational Exponents (Flexbook)</w:t>
+                <w:t xml:space="preserve">Associative law of multiplication</w:t>
               </w:r>
             </w:hyperlink>
           </w:p>
@@ -26533,7 +26754,7 @@
                 <w:sz w:val="14"/>
                 <w:szCs w:val="14"/>
               </w:rPr>
-              <w:t xml:space="preserve">Source: CK-12</w:t>
+              <w:t xml:space="preserve">Source: Khan Academy (English - US curriculum)</w:t>
             </w:r>
           </w:p>
           <w:p>
@@ -26541,235 +26762,7 @@
               <w:spacing w:after="10" w:before="0"/>
               <w:ind w:left="120"/>
             </w:pPr>
-            <w:hyperlink w:history="1" r:id="rIdzqfo62p7jw8rysn9extr8">
-              <w:r>
-                <w:rPr>
-                  <w:rFonts w:ascii="Arial" w:cs="Arial" w:eastAsia="Arial" w:hAnsi="Arial"/>
-                  <w:color w:val="595959"/>
-                  <w:sz w:val="14"/>
-                  <w:szCs w:val="14"/>
-                  <w:u w:val="single" w:color="595959"/>
-                </w:rPr>
-                <w:t xml:space="preserve">🔍 Search ARES for similar readings</w:t>
-              </w:r>
-            </w:hyperlink>
-          </w:p>
-        </w:tc>
-        <w:tc>
-          <w:tcPr>
-            <w:tcW w:type="dxa" w:w="3040"/>
-            <w:shd w:fill="FFFFFF" w:color="auto" w:val="clear"/>
-            <w:tcMar>
-              <w:top w:type="dxa" w:w="60"/>
-              <w:left w:type="dxa" w:w="120"/>
-              <w:bottom w:type="dxa" w:w="60"/>
-              <w:right w:type="dxa" w:w="120"/>
-            </w:tcMar>
-            <w:vAlign w:val="top"/>
-          </w:tcPr>
-          <w:p>
-            <w:pPr>
-              <w:spacing w:after="40" w:before="0"/>
-              <w:jc w:val="left"/>
-            </w:pPr>
-            <w:r>
-              <w:rPr>
-                <w:rFonts w:ascii="Arial" w:cs="Arial" w:eastAsia="Arial" w:hAnsi="Arial"/>
-                <w:b w:val="false"/>
-                <w:bCs w:val="false"/>
-                <w:i w:val="false"/>
-                <w:iCs w:val="false"/>
-                <w:color w:val="000000"/>
-                <w:sz w:val="18"/>
-                <w:szCs w:val="18"/>
-              </w:rPr>
-              <w:t xml:space="preserve">Around the classroom walls the teacher has pre-posted seven 'Evidence Cards' — one from each previous lesson — each showing the key numerical example used to discover or apply an index law. Examples include: (L1) the census card 47,564,296 ≈ 4.8 × 10⁷; (L2) the maize-grain expansion 2³ × 2⁴ = 2 × 2 × 2 × 2 × 2 × 2 × 2 = 2⁷; (L3) the Kericho tea-estate yield ratio 3⁵ ÷ 3² = 3³; (L4) Kenya's national debt written as (10³)² = 10⁶; (L5) the zero-index result from equal-base division 5³ ÷ 5³ = 5⁰ = 1; (L6) a cell-biology measurement using a negative or fractional index (extension); (L7) a combined-law simplification problem using Kenyan population data. Learners conduct a 10-minute silent gallery walk with a 'Law Spotter' sheet — a table with four rows (one per law) where they record which Evidence Card(s) illustrate each law and copy the key equation. They tick the card they find most convincing and star the one they find most surprising.</w:t>
-            </w:r>
-          </w:p>
-        </w:tc>
-        <w:tc>
-          <w:tcPr>
-            <w:tcW w:type="dxa" w:w="3040"/>
-            <w:shd w:fill="F2F2F2" w:color="auto" w:val="clear"/>
-            <w:tcMar>
-              <w:top w:type="dxa" w:w="60"/>
-              <w:left w:type="dxa" w:w="120"/>
-              <w:bottom w:type="dxa" w:w="60"/>
-              <w:right w:type="dxa" w:w="120"/>
-            </w:tcMar>
-            <w:vAlign w:val="top"/>
-          </w:tcPr>
-          <w:p>
-            <w:pPr>
-              <w:spacing w:after="40" w:before="0"/>
-              <w:jc w:val="left"/>
-            </w:pPr>
-            <w:r>
-              <w:rPr>
-                <w:rFonts w:ascii="Arial" w:cs="Arial" w:eastAsia="Arial" w:hAnsi="Arial"/>
-                <w:b w:val="false"/>
-                <w:bCs w:val="false"/>
-                <w:i w:val="false"/>
-                <w:iCs w:val="false"/>
-                <w:color w:val="000000"/>
-                <w:sz w:val="18"/>
-                <w:szCs w:val="18"/>
-              </w:rPr>
-              <w:t xml:space="preserve">Post the seven Evidence Cards at eye level before learners arrive. Distribute the Law Spotter sheet. Say: 'You have 10 minutes to walk around, read each card, and fill in your Law Spotter table. For each law, find at least one card that proves it. You will need this table when you build your Index Laws Map — so be precise.' Set a visible timer. At the 5-minute mark, prompt quietly: 'If you have not yet visited the zero-index card — Card 5 — make sure you do. That one surprises most learners.' At 10 minutes, ask learners to return to seats. Cold-call 4 learners — one per law — to share their most convincing card and explain why: 'Korir — which card best proves the multiplication law and why?' Apply 10-second WAIT TIME. Record responses on the board as a quick reference matrix.</w:t>
-            </w:r>
-          </w:p>
-        </w:tc>
-        <w:tc>
-          <w:tcPr>
-            <w:tcW w:type="dxa" w:w="3040"/>
-            <w:shd w:fill="FFFFFF" w:color="auto" w:val="clear"/>
-            <w:tcMar>
-              <w:top w:type="dxa" w:w="60"/>
-              <w:left w:type="dxa" w:w="120"/>
-              <w:bottom w:type="dxa" w:w="60"/>
-              <w:right w:type="dxa" w:w="120"/>
-            </w:tcMar>
-            <w:vAlign w:val="top"/>
-          </w:tcPr>
-          <w:p>
-            <w:pPr>
-              <w:spacing w:after="40" w:before="0"/>
-              <w:jc w:val="left"/>
-            </w:pPr>
-            <w:r>
-              <w:rPr>
-                <w:rFonts w:ascii="Arial" w:cs="Arial" w:eastAsia="Arial" w:hAnsi="Arial"/>
-                <w:b w:val="false"/>
-                <w:bCs w:val="false"/>
-                <w:i w:val="false"/>
-                <w:iCs w:val="false"/>
-                <w:color w:val="000000"/>
-                <w:sz w:val="18"/>
-                <w:szCs w:val="18"/>
-              </w:rPr>
-              <w:t xml:space="preserve">Strategy: 'Evidence Mapping / Cross-Lesson Synthesis'. The gallery walk forces learners to re-engage with concrete Kenyan numerical evidence from across the unit and deliberately link each piece of evidence to its corresponding abstract law. This bridges the gap between isolated lesson memories and a coherent conceptual structure — exactly the cognitive work needed before constructing the Index Laws Map.</w:t>
-            </w:r>
-          </w:p>
-        </w:tc>
-        <w:tc>
-          <w:tcPr>
-            <w:tcW w:type="dxa" w:w="3040"/>
-            <w:shd w:fill="F2F2F2" w:color="auto" w:val="clear"/>
-            <w:tcMar>
-              <w:top w:type="dxa" w:w="60"/>
-              <w:left w:type="dxa" w:w="120"/>
-              <w:bottom w:type="dxa" w:w="60"/>
-              <w:right w:type="dxa" w:w="120"/>
-            </w:tcMar>
-            <w:vAlign w:val="top"/>
-          </w:tcPr>
-          <w:p>
-            <w:pPr>
-              <w:spacing w:after="40" w:before="0"/>
-              <w:jc w:val="left"/>
-            </w:pPr>
-            <w:r>
-              <w:rPr>
-                <w:rFonts w:ascii="Arial" w:cs="Arial" w:eastAsia="Arial" w:hAnsi="Arial"/>
-                <w:b w:val="false"/>
-                <w:bCs w:val="false"/>
-                <w:i w:val="false"/>
-                <w:iCs w:val="false"/>
-                <w:color w:val="000000"/>
-                <w:sz w:val="18"/>
-                <w:szCs w:val="18"/>
-              </w:rPr>
-              <w:t xml:space="preserve">Observable indicator: Learner's Law Spotter sheet correctly matches all four laws to at least one Evidence Card each, with the equation written correctly (e.g. aᵐ × aⁿ = aᵐ⁺ⁿ for the multiplication law). Teacher checks 6 sheets during the walk — note any learner who lists the same card for multiple laws without justification; intervene with: 'This card shows division — which law does division connect to?'</w:t>
-            </w:r>
-          </w:p>
-        </w:tc>
-      </w:tr>
-      <w:tr>
-        <w:tc>
-          <w:tcPr>
-            <w:tcW w:type="dxa" w:w="1520"/>
-            <w:shd w:fill="E2EFDA" w:color="auto" w:val="clear"/>
-            <w:tcMar>
-              <w:top w:type="dxa" w:w="60"/>
-              <w:left w:type="dxa" w:w="120"/>
-              <w:bottom w:type="dxa" w:w="60"/>
-              <w:right w:type="dxa" w:w="120"/>
-            </w:tcMar>
-            <w:vAlign w:val="top"/>
-          </w:tcPr>
-          <w:p>
-            <w:pPr>
-              <w:spacing w:after="40" w:before="0"/>
-              <w:jc w:val="left"/>
-            </w:pPr>
-            <w:r>
-              <w:rPr>
-                <w:rFonts w:ascii="Arial" w:cs="Arial" w:eastAsia="Arial" w:hAnsi="Arial"/>
-                <w:b/>
-                <w:bCs/>
-                <w:i w:val="false"/>
-                <w:iCs w:val="false"/>
-                <w:color w:val="000000"/>
-                <w:sz w:val="18"/>
-                <w:szCs w:val="18"/>
-              </w:rPr>
-              <w:t xml:space="preserve">Explain Phase</w:t>
-            </w:r>
-          </w:p>
-          <w:p>
-            <w:pPr>
-              <w:spacing w:after="20" w:before="0"/>
-            </w:pPr>
-            <w:r>
-              <w:rPr>
-                <w:rFonts w:ascii="Arial" w:cs="Arial" w:eastAsia="Arial" w:hAnsi="Arial"/>
-                <w:b/>
-                <w:bCs/>
-                <w:color w:val="1F3864"/>
-                <w:sz w:val="16"/>
-                <w:szCs w:val="16"/>
-              </w:rPr>
-              <w:t xml:space="preserve">📹 VIDEO:</w:t>
-            </w:r>
-          </w:p>
-          <w:p>
-            <w:pPr>
-              <w:spacing w:after="20" w:before="0"/>
-            </w:pPr>
-            <w:hyperlink w:history="1" r:id="rIdadb-gawdmbatcshafwskw">
-              <w:r>
-                <w:rPr>
-                  <w:rFonts w:ascii="Arial" w:cs="Arial" w:eastAsia="Arial" w:hAnsi="Arial"/>
-                  <w:color w:val="2E75B6"/>
-                  <w:sz w:val="16"/>
-                  <w:szCs w:val="16"/>
-                  <w:u w:val="single" w:color="2E75B6"/>
-                </w:rPr>
-                <w:t xml:space="preserve">Video: Bending Light</w:t>
-              </w:r>
-            </w:hyperlink>
-          </w:p>
-          <w:p>
-            <w:pPr>
-              <w:spacing w:after="10" w:before="0"/>
-              <w:ind w:left="120"/>
-            </w:pPr>
-            <w:r>
-              <w:rPr>
-                <w:rFonts w:ascii="Arial" w:cs="Arial" w:eastAsia="Arial" w:hAnsi="Arial"/>
-                <w:color w:val="595959"/>
-                <w:sz w:val="14"/>
-                <w:szCs w:val="14"/>
-              </w:rPr>
-              <w:t xml:space="preserve">Source: PhET Interactive Simulations (English)</w:t>
-            </w:r>
-          </w:p>
-          <w:p>
-            <w:pPr>
-              <w:spacing w:after="10" w:before="0"/>
-              <w:ind w:left="120"/>
-            </w:pPr>
-            <w:hyperlink w:history="1" r:id="rIdlr9ztf8lnr_nm7_ymzlsk">
+            <w:hyperlink w:history="1" r:id="rIdbcmghf1aofoa_lbuk4q5q">
               <w:r>
                 <w:rPr>
                   <w:rFonts w:ascii="Arial" w:cs="Arial" w:eastAsia="Arial" w:hAnsi="Arial"/>
@@ -26807,14 +26800,241 @@
                 <w:sz w:val="16"/>
                 <w:szCs w:val="16"/>
               </w:rPr>
-              <w:t xml:space="preserve">📖 HTML:</w:t>
+              <w:t xml:space="preserve">📖 READING:</w:t>
             </w:r>
           </w:p>
           <w:p>
             <w:pPr>
               <w:spacing w:after="20" w:before="0"/>
             </w:pPr>
-            <w:hyperlink w:history="1" r:id="rId2i1xm-tauyqlygjqkr8br">
+            <w:r>
+              <w:rPr>
+                <w:rFonts w:ascii="Arial" w:cs="Arial" w:eastAsia="Arial" w:hAnsi="Arial"/>
+                <w:i/>
+                <w:iCs/>
+                <w:color w:val="595959"/>
+                <w:sz w:val="16"/>
+                <w:szCs w:val="16"/>
+              </w:rPr>
+              <w:t xml:space="preserve">No closely matching reading in the ARES library for this activity.</w:t>
+            </w:r>
+          </w:p>
+          <w:p>
+            <w:pPr>
+              <w:spacing w:after="10" w:before="0"/>
+              <w:ind w:left="120"/>
+            </w:pPr>
+            <w:hyperlink w:history="1" r:id="rIdtqbetuskxezitkxkrtmq4">
+              <w:r>
+                <w:rPr>
+                  <w:rFonts w:ascii="Arial" w:cs="Arial" w:eastAsia="Arial" w:hAnsi="Arial"/>
+                  <w:color w:val="595959"/>
+                  <w:sz w:val="14"/>
+                  <w:szCs w:val="14"/>
+                  <w:u w:val="single" w:color="595959"/>
+                </w:rPr>
+                <w:t xml:space="preserve">🔍 Search ARES for readings</w:t>
+              </w:r>
+            </w:hyperlink>
+          </w:p>
+          <w:p>
+            <w:pPr>
+              <w:spacing w:after="10" w:before="0"/>
+              <w:ind w:left="120"/>
+            </w:pPr>
+            <w:r>
+              <w:rPr>
+                <w:rFonts w:ascii="Arial" w:cs="Arial" w:eastAsia="Arial" w:hAnsi="Arial"/>
+                <w:color w:val="595959"/>
+                <w:sz w:val="14"/>
+                <w:szCs w:val="14"/>
+              </w:rPr>
+              <w:t xml:space="preserve">Search terms: indices index laws multiplication</w:t>
+            </w:r>
+          </w:p>
+        </w:tc>
+        <w:tc>
+          <w:tcPr>
+            <w:tcW w:type="dxa" w:w="3040"/>
+            <w:shd w:fill="FFFFFF" w:color="auto" w:val="clear"/>
+            <w:tcMar>
+              <w:top w:type="dxa" w:w="60"/>
+              <w:left w:type="dxa" w:w="120"/>
+              <w:bottom w:type="dxa" w:w="60"/>
+              <w:right w:type="dxa" w:w="120"/>
+            </w:tcMar>
+            <w:vAlign w:val="top"/>
+          </w:tcPr>
+          <w:p>
+            <w:pPr>
+              <w:spacing w:after="40" w:before="0"/>
+              <w:jc w:val="left"/>
+            </w:pPr>
+            <w:r>
+              <w:rPr>
+                <w:rFonts w:ascii="Arial" w:cs="Arial" w:eastAsia="Arial" w:hAnsi="Arial"/>
+                <w:b w:val="false"/>
+                <w:bCs w:val="false"/>
+                <w:i w:val="false"/>
+                <w:iCs w:val="false"/>
+                <w:color w:val="000000"/>
+                <w:sz w:val="18"/>
+                <w:szCs w:val="18"/>
+              </w:rPr>
+              <w:t xml:space="preserve">Each learner receives an A3 template (or opens a structured digital document on a Learner Digital Device) for their Index Laws Map. The map has four equal quadrants — one per law — and a central 'anchor' space. Each quadrant requires: (1) the law written in algebraic form; (2) the law derived in one line from repeated-multiplication reasoning (e.g. 'aᵐ × aⁿ means m copies of a multiplied by n copies of a = m+n copies of a = aᵐ⁺ⁿ'); (3) a Kenyan numerical example with full working; (4) a real-life Kenyan application sentence. The central anchor space asks: 'How does this whole map explain the card showing 4.8 × 10⁷?' Learners work individually for 20 minutes, then swap maps with a partner for a 5-minute structured peer review using three tokens: a GREEN dot (this quadrant is complete and correct), an ORANGE dot (correct law but example needs checking) and a RED dot (this quadrant has an error — write a hint, not the answer). After peer review, learners have 5 minutes to act on feedback and finalise their map.</w:t>
+            </w:r>
+          </w:p>
+        </w:tc>
+        <w:tc>
+          <w:tcPr>
+            <w:tcW w:type="dxa" w:w="3040"/>
+            <w:shd w:fill="F2F2F2" w:color="auto" w:val="clear"/>
+            <w:tcMar>
+              <w:top w:type="dxa" w:w="60"/>
+              <w:left w:type="dxa" w:w="120"/>
+              <w:bottom w:type="dxa" w:w="60"/>
+              <w:right w:type="dxa" w:w="120"/>
+            </w:tcMar>
+            <w:vAlign w:val="top"/>
+          </w:tcPr>
+          <w:p>
+            <w:pPr>
+              <w:spacing w:after="40" w:before="0"/>
+              <w:jc w:val="left"/>
+            </w:pPr>
+            <w:r>
+              <w:rPr>
+                <w:rFonts w:ascii="Arial" w:cs="Arial" w:eastAsia="Arial" w:hAnsi="Arial"/>
+                <w:b w:val="false"/>
+                <w:bCs w:val="false"/>
+                <w:i w:val="false"/>
+                <w:iCs w:val="false"/>
+                <w:color w:val="000000"/>
+                <w:sz w:val="18"/>
+                <w:szCs w:val="18"/>
+              </w:rPr>
+              <w:t xml:space="preserve">Distribute or open the A3 template. Say: 'This map is your final evidence that you understand the whole index system. Every quadrant must have all four elements — algebraic rule, repeated-multiplication reasoning, a Kenyan number example, and a real-life application. You have seen all of this across our seven lessons. Now it all goes in one place.' During the 20-minute individual work period: (a) Circulate and target the 2–3 learners flagged in the Predict phase — kneel to their level and ask: 'Show me in your own words why aᵐ × aⁿ cannot equal aᵐˣⁿ.' (b) At the 10-minute mark, write on the board: 'CHECKPOINT — Does your zero-index quadrant include the REASONING, not just the rule?' (c) When peer review begins, say: 'Your job as reviewer is to find one thing your partner did brilliantly and one thing that needs sharpening. Write a hint — not the answer. A reviewer who just corrects is not helping their partner learn.' After peer review, cold-call 2 pairs: 'Wanjiku — what orange-dot hint did you give your partner, and why?' Apply 12-second WAIT TIME. Close the phase by asking: 'Everyone look at your central anchor space. Write at least two sentences there now — why does the whole map explain 4.8 × 10⁷?' Cold-call 1 learner to share.</w:t>
+            </w:r>
+          </w:p>
+        </w:tc>
+        <w:tc>
+          <w:tcPr>
+            <w:tcW w:type="dxa" w:w="3040"/>
+            <w:shd w:fill="FFFFFF" w:color="auto" w:val="clear"/>
+            <w:tcMar>
+              <w:top w:type="dxa" w:w="60"/>
+              <w:left w:type="dxa" w:w="120"/>
+              <w:bottom w:type="dxa" w:w="60"/>
+              <w:right w:type="dxa" w:w="120"/>
+            </w:tcMar>
+            <w:vAlign w:val="top"/>
+          </w:tcPr>
+          <w:p>
+            <w:pPr>
+              <w:spacing w:after="40" w:before="0"/>
+              <w:jc w:val="left"/>
+            </w:pPr>
+            <w:r>
+              <w:rPr>
+                <w:rFonts w:ascii="Arial" w:cs="Arial" w:eastAsia="Arial" w:hAnsi="Arial"/>
+                <w:b w:val="false"/>
+                <w:bCs w:val="false"/>
+                <w:i w:val="false"/>
+                <w:iCs w:val="false"/>
+                <w:color w:val="000000"/>
+                <w:sz w:val="18"/>
+                <w:szCs w:val="18"/>
+              </w:rPr>
+              <w:t xml:space="preserve">Strategy: 'Structured Concept Mapping with Peer Accountability Tokens'. Requiring four distinct elements per quadrant (algebraic, reasoning, numerical, applied) prevents surface-level recall and forces integration of procedural and conceptual knowledge. The coloured-token peer review creates low-stakes formative dialogue and models the mathematical practice of constructing and critiquing arguments (NGSS SEP 6: Constructing Explanations and Designing Solutions; SEP 7: Engaging in Argument from Evidence).</w:t>
+            </w:r>
+          </w:p>
+        </w:tc>
+        <w:tc>
+          <w:tcPr>
+            <w:tcW w:type="dxa" w:w="3040"/>
+            <w:shd w:fill="F2F2F2" w:color="auto" w:val="clear"/>
+            <w:tcMar>
+              <w:top w:type="dxa" w:w="60"/>
+              <w:left w:type="dxa" w:w="120"/>
+              <w:bottom w:type="dxa" w:w="60"/>
+              <w:right w:type="dxa" w:w="120"/>
+            </w:tcMar>
+            <w:vAlign w:val="top"/>
+          </w:tcPr>
+          <w:p>
+            <w:pPr>
+              <w:spacing w:after="40" w:before="0"/>
+              <w:jc w:val="left"/>
+            </w:pPr>
+            <w:r>
+              <w:rPr>
+                <w:rFonts w:ascii="Arial" w:cs="Arial" w:eastAsia="Arial" w:hAnsi="Arial"/>
+                <w:b w:val="false"/>
+                <w:bCs w:val="false"/>
+                <w:i w:val="false"/>
+                <w:iCs w:val="false"/>
+                <w:color w:val="000000"/>
+                <w:sz w:val="18"/>
+                <w:szCs w:val="18"/>
+              </w:rPr>
+              <w:t xml:space="preserve">Observable indicator: Completed map has all four quadrants populated with (1) correct algebraic law, (2) at least one line of repeated-multiplication reasoning, (3) a correct Kenyan numerical example with working shown, (4) a plausible real-life Kenyan application. Central anchor space contains at least two coherent sentences linking the map to 4.8 × 10⁷. Teacher photographs 3–4 maps for use in the whole-class debrief. Any quadrant receiving a RED peer-review dot must be revised before the portfolio submission.</w:t>
+            </w:r>
+          </w:p>
+        </w:tc>
+      </w:tr>
+      <w:tr>
+        <w:tc>
+          <w:tcPr>
+            <w:tcW w:type="dxa" w:w="1520"/>
+            <w:shd w:fill="FCE4D6" w:color="auto" w:val="clear"/>
+            <w:tcMar>
+              <w:top w:type="dxa" w:w="60"/>
+              <w:left w:type="dxa" w:w="120"/>
+              <w:bottom w:type="dxa" w:w="60"/>
+              <w:right w:type="dxa" w:w="120"/>
+            </w:tcMar>
+            <w:vAlign w:val="top"/>
+          </w:tcPr>
+          <w:p>
+            <w:pPr>
+              <w:spacing w:after="40" w:before="0"/>
+              <w:jc w:val="left"/>
+            </w:pPr>
+            <w:r>
+              <w:rPr>
+                <w:rFonts w:ascii="Arial" w:cs="Arial" w:eastAsia="Arial" w:hAnsi="Arial"/>
+                <w:b/>
+                <w:bCs/>
+                <w:i w:val="false"/>
+                <w:iCs w:val="false"/>
+                <w:color w:val="000000"/>
+                <w:sz w:val="18"/>
+                <w:szCs w:val="18"/>
+              </w:rPr>
+              <w:t xml:space="preserve">Driving Question Board (DQB) Creation</w:t>
+            </w:r>
+          </w:p>
+          <w:p>
+            <w:pPr>
+              <w:spacing w:after="20" w:before="0"/>
+            </w:pPr>
+            <w:r>
+              <w:rPr>
+                <w:rFonts w:ascii="Arial" w:cs="Arial" w:eastAsia="Arial" w:hAnsi="Arial"/>
+                <w:b/>
+                <w:bCs/>
+                <w:color w:val="1F3864"/>
+                <w:sz w:val="16"/>
+                <w:szCs w:val="16"/>
+              </w:rPr>
+              <w:t xml:space="preserve">📹 VIDEO:</w:t>
+            </w:r>
+          </w:p>
+          <w:p>
+            <w:pPr>
+              <w:spacing w:after="20" w:before="0"/>
+            </w:pPr>
+            <w:hyperlink w:history="1" r:id="rIdv4lwoycdpaybcim3q332s">
               <w:r>
                 <w:rPr>
                   <w:rFonts w:ascii="Arial" w:cs="Arial" w:eastAsia="Arial" w:hAnsi="Arial"/>
@@ -26823,7 +27043,7 @@
                   <w:szCs w:val="16"/>
                   <w:u w:val="single" w:color="2E75B6"/>
                 </w:rPr>
-                <w:t xml:space="preserve">Applying the Laws of Exponents to Rational Exponents (Flexbook)</w:t>
+                <w:t xml:space="preserve">Scientific notation examples</w:t>
               </w:r>
             </w:hyperlink>
           </w:p>
@@ -26839,7 +27059,7 @@
                 <w:sz w:val="14"/>
                 <w:szCs w:val="14"/>
               </w:rPr>
-              <w:t xml:space="preserve">Source: CK-12</w:t>
+              <w:t xml:space="preserve">Source: Khan Academy (English - US curriculum)</w:t>
             </w:r>
           </w:p>
           <w:p>
@@ -26847,235 +27067,7 @@
               <w:spacing w:after="10" w:before="0"/>
               <w:ind w:left="120"/>
             </w:pPr>
-            <w:hyperlink w:history="1" r:id="rId42hda6zyg3ywhnetzddth">
-              <w:r>
-                <w:rPr>
-                  <w:rFonts w:ascii="Arial" w:cs="Arial" w:eastAsia="Arial" w:hAnsi="Arial"/>
-                  <w:color w:val="595959"/>
-                  <w:sz w:val="14"/>
-                  <w:szCs w:val="14"/>
-                  <w:u w:val="single" w:color="595959"/>
-                </w:rPr>
-                <w:t xml:space="preserve">🔍 Search ARES for similar readings</w:t>
-              </w:r>
-            </w:hyperlink>
-          </w:p>
-        </w:tc>
-        <w:tc>
-          <w:tcPr>
-            <w:tcW w:type="dxa" w:w="3040"/>
-            <w:shd w:fill="FFFFFF" w:color="auto" w:val="clear"/>
-            <w:tcMar>
-              <w:top w:type="dxa" w:w="60"/>
-              <w:left w:type="dxa" w:w="120"/>
-              <w:bottom w:type="dxa" w:w="60"/>
-              <w:right w:type="dxa" w:w="120"/>
-            </w:tcMar>
-            <w:vAlign w:val="top"/>
-          </w:tcPr>
-          <w:p>
-            <w:pPr>
-              <w:spacing w:after="40" w:before="0"/>
-              <w:jc w:val="left"/>
-            </w:pPr>
-            <w:r>
-              <w:rPr>
-                <w:rFonts w:ascii="Arial" w:cs="Arial" w:eastAsia="Arial" w:hAnsi="Arial"/>
-                <w:b w:val="false"/>
-                <w:bCs w:val="false"/>
-                <w:i w:val="false"/>
-                <w:iCs w:val="false"/>
-                <w:color w:val="000000"/>
-                <w:sz w:val="18"/>
-                <w:szCs w:val="18"/>
-              </w:rPr>
-              <w:t xml:space="preserve">Each learner receives an A3 template (or opens a structured digital document on a Learner Digital Device) for their Index Laws Map. The map has four equal quadrants — one per law — and a central 'anchor' space. Each quadrant requires: (1) the law written in algebraic form; (2) the law derived in one line from repeated-multiplication reasoning (e.g. 'aᵐ × aⁿ means m copies of a multiplied by n copies of a = m+n copies of a = aᵐ⁺ⁿ'); (3) a Kenyan numerical example with full working; (4) a real-life Kenyan application sentence. The central anchor space asks: 'How does this whole map explain the card showing 4.8 × 10⁷?' Learners work individually for 20 minutes, then swap maps with a partner for a 5-minute structured peer review using three tokens: a GREEN dot (this quadrant is complete and correct), an ORANGE dot (correct law but example needs checking) and a RED dot (this quadrant has an error — write a hint, not the answer). After peer review, learners have 5 minutes to act on feedback and finalise their map.</w:t>
-            </w:r>
-          </w:p>
-        </w:tc>
-        <w:tc>
-          <w:tcPr>
-            <w:tcW w:type="dxa" w:w="3040"/>
-            <w:shd w:fill="F2F2F2" w:color="auto" w:val="clear"/>
-            <w:tcMar>
-              <w:top w:type="dxa" w:w="60"/>
-              <w:left w:type="dxa" w:w="120"/>
-              <w:bottom w:type="dxa" w:w="60"/>
-              <w:right w:type="dxa" w:w="120"/>
-            </w:tcMar>
-            <w:vAlign w:val="top"/>
-          </w:tcPr>
-          <w:p>
-            <w:pPr>
-              <w:spacing w:after="40" w:before="0"/>
-              <w:jc w:val="left"/>
-            </w:pPr>
-            <w:r>
-              <w:rPr>
-                <w:rFonts w:ascii="Arial" w:cs="Arial" w:eastAsia="Arial" w:hAnsi="Arial"/>
-                <w:b w:val="false"/>
-                <w:bCs w:val="false"/>
-                <w:i w:val="false"/>
-                <w:iCs w:val="false"/>
-                <w:color w:val="000000"/>
-                <w:sz w:val="18"/>
-                <w:szCs w:val="18"/>
-              </w:rPr>
-              <w:t xml:space="preserve">Distribute or open the A3 template. Say: 'This map is your final evidence that you understand the whole index system. Every quadrant must have all four elements — algebraic rule, repeated-multiplication reasoning, a Kenyan number example, and a real-life application. You have seen all of this across our seven lessons. Now it all goes in one place.' During the 20-minute individual work period: (a) Circulate and target the 2–3 learners flagged in the Predict phase — kneel to their level and ask: 'Show me in your own words why aᵐ × aⁿ cannot equal aᵐˣⁿ.' (b) At the 10-minute mark, write on the board: 'CHECKPOINT — Does your zero-index quadrant include the REASONING, not just the rule?' (c) When peer review begins, say: 'Your job as reviewer is to find one thing your partner did brilliantly and one thing that needs sharpening. Write a hint — not the answer. A reviewer who just corrects is not helping their partner learn.' After peer review, cold-call 2 pairs: 'Wanjiku — what orange-dot hint did you give your partner, and why?' Apply 12-second WAIT TIME. Close the phase by asking: 'Everyone look at your central anchor space. Write at least two sentences there now — why does the whole map explain 4.8 × 10⁷?' Cold-call 1 learner to share.</w:t>
-            </w:r>
-          </w:p>
-        </w:tc>
-        <w:tc>
-          <w:tcPr>
-            <w:tcW w:type="dxa" w:w="3040"/>
-            <w:shd w:fill="FFFFFF" w:color="auto" w:val="clear"/>
-            <w:tcMar>
-              <w:top w:type="dxa" w:w="60"/>
-              <w:left w:type="dxa" w:w="120"/>
-              <w:bottom w:type="dxa" w:w="60"/>
-              <w:right w:type="dxa" w:w="120"/>
-            </w:tcMar>
-            <w:vAlign w:val="top"/>
-          </w:tcPr>
-          <w:p>
-            <w:pPr>
-              <w:spacing w:after="40" w:before="0"/>
-              <w:jc w:val="left"/>
-            </w:pPr>
-            <w:r>
-              <w:rPr>
-                <w:rFonts w:ascii="Arial" w:cs="Arial" w:eastAsia="Arial" w:hAnsi="Arial"/>
-                <w:b w:val="false"/>
-                <w:bCs w:val="false"/>
-                <w:i w:val="false"/>
-                <w:iCs w:val="false"/>
-                <w:color w:val="000000"/>
-                <w:sz w:val="18"/>
-                <w:szCs w:val="18"/>
-              </w:rPr>
-              <w:t xml:space="preserve">Strategy: 'Structured Concept Mapping with Peer Accountability Tokens'. Requiring four distinct elements per quadrant (algebraic, reasoning, numerical, applied) prevents surface-level recall and forces integration of procedural and conceptual knowledge. The coloured-token peer review creates low-stakes formative dialogue and models the mathematical practice of constructing and critiquing arguments (NGSS SEP 6: Constructing Explanations and Designing Solutions; SEP 7: Engaging in Argument from Evidence).</w:t>
-            </w:r>
-          </w:p>
-        </w:tc>
-        <w:tc>
-          <w:tcPr>
-            <w:tcW w:type="dxa" w:w="3040"/>
-            <w:shd w:fill="F2F2F2" w:color="auto" w:val="clear"/>
-            <w:tcMar>
-              <w:top w:type="dxa" w:w="60"/>
-              <w:left w:type="dxa" w:w="120"/>
-              <w:bottom w:type="dxa" w:w="60"/>
-              <w:right w:type="dxa" w:w="120"/>
-            </w:tcMar>
-            <w:vAlign w:val="top"/>
-          </w:tcPr>
-          <w:p>
-            <w:pPr>
-              <w:spacing w:after="40" w:before="0"/>
-              <w:jc w:val="left"/>
-            </w:pPr>
-            <w:r>
-              <w:rPr>
-                <w:rFonts w:ascii="Arial" w:cs="Arial" w:eastAsia="Arial" w:hAnsi="Arial"/>
-                <w:b w:val="false"/>
-                <w:bCs w:val="false"/>
-                <w:i w:val="false"/>
-                <w:iCs w:val="false"/>
-                <w:color w:val="000000"/>
-                <w:sz w:val="18"/>
-                <w:szCs w:val="18"/>
-              </w:rPr>
-              <w:t xml:space="preserve">Observable indicator: Completed map has all four quadrants populated with (1) correct algebraic law, (2) at least one line of repeated-multiplication reasoning, (3) a correct Kenyan numerical example with working shown, (4) a plausible real-life Kenyan application. Central anchor space contains at least two coherent sentences linking the map to 4.8 × 10⁷. Teacher photographs 3–4 maps for use in the whole-class debrief. Any quadrant receiving a RED peer-review dot must be revised before the portfolio submission.</w:t>
-            </w:r>
-          </w:p>
-        </w:tc>
-      </w:tr>
-      <w:tr>
-        <w:tc>
-          <w:tcPr>
-            <w:tcW w:type="dxa" w:w="1520"/>
-            <w:shd w:fill="FCE4D6" w:color="auto" w:val="clear"/>
-            <w:tcMar>
-              <w:top w:type="dxa" w:w="60"/>
-              <w:left w:type="dxa" w:w="120"/>
-              <w:bottom w:type="dxa" w:w="60"/>
-              <w:right w:type="dxa" w:w="120"/>
-            </w:tcMar>
-            <w:vAlign w:val="top"/>
-          </w:tcPr>
-          <w:p>
-            <w:pPr>
-              <w:spacing w:after="40" w:before="0"/>
-              <w:jc w:val="left"/>
-            </w:pPr>
-            <w:r>
-              <w:rPr>
-                <w:rFonts w:ascii="Arial" w:cs="Arial" w:eastAsia="Arial" w:hAnsi="Arial"/>
-                <w:b/>
-                <w:bCs/>
-                <w:i w:val="false"/>
-                <w:iCs w:val="false"/>
-                <w:color w:val="000000"/>
-                <w:sz w:val="18"/>
-                <w:szCs w:val="18"/>
-              </w:rPr>
-              <w:t xml:space="preserve">Driving Question Board (DQB) Creation</w:t>
-            </w:r>
-          </w:p>
-          <w:p>
-            <w:pPr>
-              <w:spacing w:after="20" w:before="0"/>
-            </w:pPr>
-            <w:r>
-              <w:rPr>
-                <w:rFonts w:ascii="Arial" w:cs="Arial" w:eastAsia="Arial" w:hAnsi="Arial"/>
-                <w:b/>
-                <w:bCs/>
-                <w:color w:val="1F3864"/>
-                <w:sz w:val="16"/>
-                <w:szCs w:val="16"/>
-              </w:rPr>
-              <w:t xml:space="preserve">📹 VIDEO:</w:t>
-            </w:r>
-          </w:p>
-          <w:p>
-            <w:pPr>
-              <w:spacing w:after="20" w:before="0"/>
-            </w:pPr>
-            <w:hyperlink w:history="1" r:id="rIdg2qjfjcfdurhafj-7j2of">
-              <w:r>
-                <w:rPr>
-                  <w:rFonts w:ascii="Arial" w:cs="Arial" w:eastAsia="Arial" w:hAnsi="Arial"/>
-                  <w:color w:val="2E75B6"/>
-                  <w:sz w:val="16"/>
-                  <w:szCs w:val="16"/>
-                  <w:u w:val="single" w:color="2E75B6"/>
-                </w:rPr>
-                <w:t xml:space="preserve">Video: Bending Light</w:t>
-              </w:r>
-            </w:hyperlink>
-          </w:p>
-          <w:p>
-            <w:pPr>
-              <w:spacing w:after="10" w:before="0"/>
-              <w:ind w:left="120"/>
-            </w:pPr>
-            <w:r>
-              <w:rPr>
-                <w:rFonts w:ascii="Arial" w:cs="Arial" w:eastAsia="Arial" w:hAnsi="Arial"/>
-                <w:color w:val="595959"/>
-                <w:sz w:val="14"/>
-                <w:szCs w:val="14"/>
-              </w:rPr>
-              <w:t xml:space="preserve">Source: PhET Interactive Simulations (English)</w:t>
-            </w:r>
-          </w:p>
-          <w:p>
-            <w:pPr>
-              <w:spacing w:after="10" w:before="0"/>
-              <w:ind w:left="120"/>
-            </w:pPr>
-            <w:hyperlink w:history="1" r:id="rId0pxxgjj0on_nznnpkcf_h">
+            <w:hyperlink w:history="1" r:id="rIdop-cjwrvpy6w9mf_elbpj">
               <w:r>
                 <w:rPr>
                   <w:rFonts w:ascii="Arial" w:cs="Arial" w:eastAsia="Arial" w:hAnsi="Arial"/>
@@ -27113,14 +27105,241 @@
                 <w:sz w:val="16"/>
                 <w:szCs w:val="16"/>
               </w:rPr>
-              <w:t xml:space="preserve">📖 HTML:</w:t>
+              <w:t xml:space="preserve">📖 READING:</w:t>
             </w:r>
           </w:p>
           <w:p>
             <w:pPr>
               <w:spacing w:after="20" w:before="0"/>
             </w:pPr>
-            <w:hyperlink w:history="1" r:id="rIdawvsf-11m2qd0ecmpi4h7">
+            <w:r>
+              <w:rPr>
+                <w:rFonts w:ascii="Arial" w:cs="Arial" w:eastAsia="Arial" w:hAnsi="Arial"/>
+                <w:i/>
+                <w:iCs/>
+                <w:color w:val="595959"/>
+                <w:sz w:val="16"/>
+                <w:szCs w:val="16"/>
+              </w:rPr>
+              <w:t xml:space="preserve">No closely matching reading in the ARES library for this activity.</w:t>
+            </w:r>
+          </w:p>
+          <w:p>
+            <w:pPr>
+              <w:spacing w:after="10" w:before="0"/>
+              <w:ind w:left="120"/>
+            </w:pPr>
+            <w:hyperlink w:history="1" r:id="rId4dcdixd05hpi0e4kis_vn">
+              <w:r>
+                <w:rPr>
+                  <w:rFonts w:ascii="Arial" w:cs="Arial" w:eastAsia="Arial" w:hAnsi="Arial"/>
+                  <w:color w:val="595959"/>
+                  <w:sz w:val="14"/>
+                  <w:szCs w:val="14"/>
+                  <w:u w:val="single" w:color="595959"/>
+                </w:rPr>
+                <w:t xml:space="preserve">🔍 Search ARES for readings</w:t>
+              </w:r>
+            </w:hyperlink>
+          </w:p>
+          <w:p>
+            <w:pPr>
+              <w:spacing w:after="10" w:before="0"/>
+              <w:ind w:left="120"/>
+            </w:pPr>
+            <w:r>
+              <w:rPr>
+                <w:rFonts w:ascii="Arial" w:cs="Arial" w:eastAsia="Arial" w:hAnsi="Arial"/>
+                <w:color w:val="595959"/>
+                <w:sz w:val="14"/>
+                <w:szCs w:val="14"/>
+              </w:rPr>
+              <w:t xml:space="preserve">Search terms: indices index laws multiplication</w:t>
+            </w:r>
+          </w:p>
+        </w:tc>
+        <w:tc>
+          <w:tcPr>
+            <w:tcW w:type="dxa" w:w="3040"/>
+            <w:shd w:fill="FFFFFF" w:color="auto" w:val="clear"/>
+            <w:tcMar>
+              <w:top w:type="dxa" w:w="60"/>
+              <w:left w:type="dxa" w:w="120"/>
+              <w:bottom w:type="dxa" w:w="60"/>
+              <w:right w:type="dxa" w:w="120"/>
+            </w:tcMar>
+            <w:vAlign w:val="top"/>
+          </w:tcPr>
+          <w:p>
+            <w:pPr>
+              <w:spacing w:after="40" w:before="0"/>
+              <w:jc w:val="left"/>
+            </w:pPr>
+            <w:r>
+              <w:rPr>
+                <w:rFonts w:ascii="Arial" w:cs="Arial" w:eastAsia="Arial" w:hAnsi="Arial"/>
+                <w:b w:val="false"/>
+                <w:bCs w:val="false"/>
+                <w:i w:val="false"/>
+                <w:iCs w:val="false"/>
+                <w:color w:val="000000"/>
+                <w:sz w:val="18"/>
+                <w:szCs w:val="18"/>
+              </w:rPr>
+              <w:t xml:space="preserve">The class Driving Question Board — maintained since Lesson 1 — displays the original driving question and all the sub-questions generated across lessons (e.g. 'Why does multiplying mean adding exponents?', 'How can anything to the power zero be 1?', 'Where do Kenyan scientists actually use this?'). Learners receive three sticky notes each: one BLUE (an answer they can now give confidently), one YELLOW (a connection they have made to another subject or real-life context), and one PINK (a question they still have — beyond the scope of this sub-strand). Working in silence for 4 minutes, learners write on their sticky notes and place them on the DQB. The teacher reads 3–4 aloud, narrating the intellectual journey: 'At the start of Lesson 1, Adhiambo asked why the 7 in 10⁷ is not the same as multiplying by 7. Her blue note now says: because the exponent tells us how many times to use 10 as a factor — not how many 10s to add.' Pink notes are acknowledged as launching pads for future learning (logarithms, fractional indices).</w:t>
+            </w:r>
+          </w:p>
+        </w:tc>
+        <w:tc>
+          <w:tcPr>
+            <w:tcW w:type="dxa" w:w="3040"/>
+            <w:shd w:fill="F2F2F2" w:color="auto" w:val="clear"/>
+            <w:tcMar>
+              <w:top w:type="dxa" w:w="60"/>
+              <w:left w:type="dxa" w:w="120"/>
+              <w:bottom w:type="dxa" w:w="60"/>
+              <w:right w:type="dxa" w:w="120"/>
+            </w:tcMar>
+            <w:vAlign w:val="top"/>
+          </w:tcPr>
+          <w:p>
+            <w:pPr>
+              <w:spacing w:after="40" w:before="0"/>
+              <w:jc w:val="left"/>
+            </w:pPr>
+            <w:r>
+              <w:rPr>
+                <w:rFonts w:ascii="Arial" w:cs="Arial" w:eastAsia="Arial" w:hAnsi="Arial"/>
+                <w:b w:val="false"/>
+                <w:bCs w:val="false"/>
+                <w:i w:val="false"/>
+                <w:iCs w:val="false"/>
+                <w:color w:val="000000"/>
+                <w:sz w:val="18"/>
+                <w:szCs w:val="18"/>
+              </w:rPr>
+              <w:t xml:space="preserve">Point to the DQB and say: 'Look at the questions we put up in Lesson 1 and the ones we added along the way. Today we close the loop. Your BLUE note answers one of those questions — in your own words, fully. Your YELLOW note shows a connection: where else in your life or another subject does this idea appear? Your PINK note is honest — what do you still wonder about?' Give 4 minutes silent writing time. Then narrate 3–4 sticky notes aloud, explicitly naming the learner if they consent: 'Ochieng's yellow note says he used the multiplication law when his uncle, a maize farmer in Kisumu, was calculating the yield across 10² plots each producing 10³ kg — so total was 10⁵ kg. That is exactly the law in action.' End with: 'The DQB is not empty — it ends with pink notes, because good mathematicians always have new questions. The pink notes about fractional indices and logarithms — those are Grade 11 territory.' Do NOT cold-call on this phase; sticky notes are voluntary and semi-private to encourage honesty.</w:t>
+            </w:r>
+          </w:p>
+        </w:tc>
+        <w:tc>
+          <w:tcPr>
+            <w:tcW w:type="dxa" w:w="3040"/>
+            <w:shd w:fill="FFFFFF" w:color="auto" w:val="clear"/>
+            <w:tcMar>
+              <w:top w:type="dxa" w:w="60"/>
+              <w:left w:type="dxa" w:w="120"/>
+              <w:bottom w:type="dxa" w:w="60"/>
+              <w:right w:type="dxa" w:w="120"/>
+            </w:tcMar>
+            <w:vAlign w:val="top"/>
+          </w:tcPr>
+          <w:p>
+            <w:pPr>
+              <w:spacing w:after="40" w:before="0"/>
+              <w:jc w:val="left"/>
+            </w:pPr>
+            <w:r>
+              <w:rPr>
+                <w:rFonts w:ascii="Arial" w:cs="Arial" w:eastAsia="Arial" w:hAnsi="Arial"/>
+                <w:b w:val="false"/>
+                <w:bCs w:val="false"/>
+                <w:i w:val="false"/>
+                <w:iCs w:val="false"/>
+                <w:color w:val="000000"/>
+                <w:sz w:val="18"/>
+                <w:szCs w:val="18"/>
+              </w:rPr>
+              <w:t xml:space="preserve">Strategy: 'Driving Question Board Closure with Three-Colour Metacognitive Reflection'. The three-colour protocol distinguishes between declarative knowledge (BLUE), transferable connection-making (YELLOW), and productive uncertainty (PINK). This prevents the DQB from becoming a simple 'we answered everything' ritual and honours the open-ended nature of mathematical inquiry — consistent with NGSS SEP 1 (Asking Questions) applied in reverse as 'recognising the quality of an answer'.</w:t>
+            </w:r>
+          </w:p>
+        </w:tc>
+        <w:tc>
+          <w:tcPr>
+            <w:tcW w:type="dxa" w:w="3040"/>
+            <w:shd w:fill="F2F2F2" w:color="auto" w:val="clear"/>
+            <w:tcMar>
+              <w:top w:type="dxa" w:w="60"/>
+              <w:left w:type="dxa" w:w="120"/>
+              <w:bottom w:type="dxa" w:w="60"/>
+              <w:right w:type="dxa" w:w="120"/>
+            </w:tcMar>
+            <w:vAlign w:val="top"/>
+          </w:tcPr>
+          <w:p>
+            <w:pPr>
+              <w:spacing w:after="40" w:before="0"/>
+              <w:jc w:val="left"/>
+            </w:pPr>
+            <w:r>
+              <w:rPr>
+                <w:rFonts w:ascii="Arial" w:cs="Arial" w:eastAsia="Arial" w:hAnsi="Arial"/>
+                <w:b w:val="false"/>
+                <w:bCs w:val="false"/>
+                <w:i w:val="false"/>
+                <w:iCs w:val="false"/>
+                <w:color w:val="000000"/>
+                <w:sz w:val="18"/>
+                <w:szCs w:val="18"/>
+              </w:rPr>
+              <w:t xml:space="preserve">Observable indicator: Each learner posts at least one BLUE note with a grammatically complete, mathematically correct answer to a DQB question. Teacher scans all BLUE notes during the portfolio task — any learner whose BLUE note contains a mathematical error (e.g. 'a⁰ = 0') receives a quiet individual correction before the end of the lesson. YELLOW notes are qualitatively assessed for depth of connection: a surface connection ('indices appear in science') is acknowledged; a specific connection ('photosynthesis rates in Biology are expressed in powers of 10 per cm²') is praised publicly.</w:t>
+            </w:r>
+          </w:p>
+        </w:tc>
+      </w:tr>
+      <w:tr>
+        <w:tc>
+          <w:tcPr>
+            <w:tcW w:type="dxa" w:w="1520"/>
+            <w:shd w:fill="D5E8F0" w:color="auto" w:val="clear"/>
+            <w:tcMar>
+              <w:top w:type="dxa" w:w="60"/>
+              <w:left w:type="dxa" w:w="120"/>
+              <w:bottom w:type="dxa" w:w="60"/>
+              <w:right w:type="dxa" w:w="120"/>
+            </w:tcMar>
+            <w:vAlign w:val="top"/>
+          </w:tcPr>
+          <w:p>
+            <w:pPr>
+              <w:spacing w:after="40" w:before="0"/>
+              <w:jc w:val="left"/>
+            </w:pPr>
+            <w:r>
+              <w:rPr>
+                <w:rFonts w:ascii="Arial" w:cs="Arial" w:eastAsia="Arial" w:hAnsi="Arial"/>
+                <w:b/>
+                <w:bCs/>
+                <w:i w:val="false"/>
+                <w:iCs w:val="false"/>
+                <w:color w:val="000000"/>
+                <w:sz w:val="18"/>
+                <w:szCs w:val="18"/>
+              </w:rPr>
+              <w:t xml:space="preserve">Model Building Phase</w:t>
+            </w:r>
+          </w:p>
+          <w:p>
+            <w:pPr>
+              <w:spacing w:after="20" w:before="0"/>
+            </w:pPr>
+            <w:r>
+              <w:rPr>
+                <w:rFonts w:ascii="Arial" w:cs="Arial" w:eastAsia="Arial" w:hAnsi="Arial"/>
+                <w:b/>
+                <w:bCs/>
+                <w:color w:val="1F3864"/>
+                <w:sz w:val="16"/>
+                <w:szCs w:val="16"/>
+              </w:rPr>
+              <w:t xml:space="preserve">📹 VIDEO:</w:t>
+            </w:r>
+          </w:p>
+          <w:p>
+            <w:pPr>
+              <w:spacing w:after="20" w:before="0"/>
+            </w:pPr>
+            <w:hyperlink w:history="1" r:id="rIdu1cp7e9y-swxrzrmmkdh-">
               <w:r>
                 <w:rPr>
                   <w:rFonts w:ascii="Arial" w:cs="Arial" w:eastAsia="Arial" w:hAnsi="Arial"/>
@@ -27129,7 +27348,7 @@
                   <w:szCs w:val="16"/>
                   <w:u w:val="single" w:color="2E75B6"/>
                 </w:rPr>
-                <w:t xml:space="preserve">Applying the Laws of Exponents to Rational Exponents (Flexbook)</w:t>
+                <w:t xml:space="preserve">Scientific notation examples</w:t>
               </w:r>
             </w:hyperlink>
           </w:p>
@@ -27145,7 +27364,7 @@
                 <w:sz w:val="14"/>
                 <w:szCs w:val="14"/>
               </w:rPr>
-              <w:t xml:space="preserve">Source: CK-12</w:t>
+              <w:t xml:space="preserve">Source: Khan Academy (English - US curriculum)</w:t>
             </w:r>
           </w:p>
           <w:p>
@@ -27153,235 +27372,7 @@
               <w:spacing w:after="10" w:before="0"/>
               <w:ind w:left="120"/>
             </w:pPr>
-            <w:hyperlink w:history="1" r:id="rIdlefblo9yfjb34fxhgz44e">
-              <w:r>
-                <w:rPr>
-                  <w:rFonts w:ascii="Arial" w:cs="Arial" w:eastAsia="Arial" w:hAnsi="Arial"/>
-                  <w:color w:val="595959"/>
-                  <w:sz w:val="14"/>
-                  <w:szCs w:val="14"/>
-                  <w:u w:val="single" w:color="595959"/>
-                </w:rPr>
-                <w:t xml:space="preserve">🔍 Search ARES for similar readings</w:t>
-              </w:r>
-            </w:hyperlink>
-          </w:p>
-        </w:tc>
-        <w:tc>
-          <w:tcPr>
-            <w:tcW w:type="dxa" w:w="3040"/>
-            <w:shd w:fill="FFFFFF" w:color="auto" w:val="clear"/>
-            <w:tcMar>
-              <w:top w:type="dxa" w:w="60"/>
-              <w:left w:type="dxa" w:w="120"/>
-              <w:bottom w:type="dxa" w:w="60"/>
-              <w:right w:type="dxa" w:w="120"/>
-            </w:tcMar>
-            <w:vAlign w:val="top"/>
-          </w:tcPr>
-          <w:p>
-            <w:pPr>
-              <w:spacing w:after="40" w:before="0"/>
-              <w:jc w:val="left"/>
-            </w:pPr>
-            <w:r>
-              <w:rPr>
-                <w:rFonts w:ascii="Arial" w:cs="Arial" w:eastAsia="Arial" w:hAnsi="Arial"/>
-                <w:b w:val="false"/>
-                <w:bCs w:val="false"/>
-                <w:i w:val="false"/>
-                <w:iCs w:val="false"/>
-                <w:color w:val="000000"/>
-                <w:sz w:val="18"/>
-                <w:szCs w:val="18"/>
-              </w:rPr>
-              <w:t xml:space="preserve">The class Driving Question Board — maintained since Lesson 1 — displays the original driving question and all the sub-questions generated across lessons (e.g. 'Why does multiplying mean adding exponents?', 'How can anything to the power zero be 1?', 'Where do Kenyan scientists actually use this?'). Learners receive three sticky notes each: one BLUE (an answer they can now give confidently), one YELLOW (a connection they have made to another subject or real-life context), and one PINK (a question they still have — beyond the scope of this sub-strand). Working in silence for 4 minutes, learners write on their sticky notes and place them on the DQB. The teacher reads 3–4 aloud, narrating the intellectual journey: 'At the start of Lesson 1, Adhiambo asked why the 7 in 10⁷ is not the same as multiplying by 7. Her blue note now says: because the exponent tells us how many times to use 10 as a factor — not how many 10s to add.' Pink notes are acknowledged as launching pads for future learning (logarithms, fractional indices).</w:t>
-            </w:r>
-          </w:p>
-        </w:tc>
-        <w:tc>
-          <w:tcPr>
-            <w:tcW w:type="dxa" w:w="3040"/>
-            <w:shd w:fill="F2F2F2" w:color="auto" w:val="clear"/>
-            <w:tcMar>
-              <w:top w:type="dxa" w:w="60"/>
-              <w:left w:type="dxa" w:w="120"/>
-              <w:bottom w:type="dxa" w:w="60"/>
-              <w:right w:type="dxa" w:w="120"/>
-            </w:tcMar>
-            <w:vAlign w:val="top"/>
-          </w:tcPr>
-          <w:p>
-            <w:pPr>
-              <w:spacing w:after="40" w:before="0"/>
-              <w:jc w:val="left"/>
-            </w:pPr>
-            <w:r>
-              <w:rPr>
-                <w:rFonts w:ascii="Arial" w:cs="Arial" w:eastAsia="Arial" w:hAnsi="Arial"/>
-                <w:b w:val="false"/>
-                <w:bCs w:val="false"/>
-                <w:i w:val="false"/>
-                <w:iCs w:val="false"/>
-                <w:color w:val="000000"/>
-                <w:sz w:val="18"/>
-                <w:szCs w:val="18"/>
-              </w:rPr>
-              <w:t xml:space="preserve">Point to the DQB and say: 'Look at the questions we put up in Lesson 1 and the ones we added along the way. Today we close the loop. Your BLUE note answers one of those questions — in your own words, fully. Your YELLOW note shows a connection: where else in your life or another subject does this idea appear? Your PINK note is honest — what do you still wonder about?' Give 4 minutes silent writing time. Then narrate 3–4 sticky notes aloud, explicitly naming the learner if they consent: 'Ochieng's yellow note says he used the multiplication law when his uncle, a maize farmer in Kisumu, was calculating the yield across 10² plots each producing 10³ kg — so total was 10⁵ kg. That is exactly the law in action.' End with: 'The DQB is not empty — it ends with pink notes, because good mathematicians always have new questions. The pink notes about fractional indices and logarithms — those are Grade 11 territory.' Do NOT cold-call on this phase; sticky notes are voluntary and semi-private to encourage honesty.</w:t>
-            </w:r>
-          </w:p>
-        </w:tc>
-        <w:tc>
-          <w:tcPr>
-            <w:tcW w:type="dxa" w:w="3040"/>
-            <w:shd w:fill="FFFFFF" w:color="auto" w:val="clear"/>
-            <w:tcMar>
-              <w:top w:type="dxa" w:w="60"/>
-              <w:left w:type="dxa" w:w="120"/>
-              <w:bottom w:type="dxa" w:w="60"/>
-              <w:right w:type="dxa" w:w="120"/>
-            </w:tcMar>
-            <w:vAlign w:val="top"/>
-          </w:tcPr>
-          <w:p>
-            <w:pPr>
-              <w:spacing w:after="40" w:before="0"/>
-              <w:jc w:val="left"/>
-            </w:pPr>
-            <w:r>
-              <w:rPr>
-                <w:rFonts w:ascii="Arial" w:cs="Arial" w:eastAsia="Arial" w:hAnsi="Arial"/>
-                <w:b w:val="false"/>
-                <w:bCs w:val="false"/>
-                <w:i w:val="false"/>
-                <w:iCs w:val="false"/>
-                <w:color w:val="000000"/>
-                <w:sz w:val="18"/>
-                <w:szCs w:val="18"/>
-              </w:rPr>
-              <w:t xml:space="preserve">Strategy: 'Driving Question Board Closure with Three-Colour Metacognitive Reflection'. The three-colour protocol distinguishes between declarative knowledge (BLUE), transferable connection-making (YELLOW), and productive uncertainty (PINK). This prevents the DQB from becoming a simple 'we answered everything' ritual and honours the open-ended nature of mathematical inquiry — consistent with NGSS SEP 1 (Asking Questions) applied in reverse as 'recognising the quality of an answer'.</w:t>
-            </w:r>
-          </w:p>
-        </w:tc>
-        <w:tc>
-          <w:tcPr>
-            <w:tcW w:type="dxa" w:w="3040"/>
-            <w:shd w:fill="F2F2F2" w:color="auto" w:val="clear"/>
-            <w:tcMar>
-              <w:top w:type="dxa" w:w="60"/>
-              <w:left w:type="dxa" w:w="120"/>
-              <w:bottom w:type="dxa" w:w="60"/>
-              <w:right w:type="dxa" w:w="120"/>
-            </w:tcMar>
-            <w:vAlign w:val="top"/>
-          </w:tcPr>
-          <w:p>
-            <w:pPr>
-              <w:spacing w:after="40" w:before="0"/>
-              <w:jc w:val="left"/>
-            </w:pPr>
-            <w:r>
-              <w:rPr>
-                <w:rFonts w:ascii="Arial" w:cs="Arial" w:eastAsia="Arial" w:hAnsi="Arial"/>
-                <w:b w:val="false"/>
-                <w:bCs w:val="false"/>
-                <w:i w:val="false"/>
-                <w:iCs w:val="false"/>
-                <w:color w:val="000000"/>
-                <w:sz w:val="18"/>
-                <w:szCs w:val="18"/>
-              </w:rPr>
-              <w:t xml:space="preserve">Observable indicator: Each learner posts at least one BLUE note with a grammatically complete, mathematically correct answer to a DQB question. Teacher scans all BLUE notes during the portfolio task — any learner whose BLUE note contains a mathematical error (e.g. 'a⁰ = 0') receives a quiet individual correction before the end of the lesson. YELLOW notes are qualitatively assessed for depth of connection: a surface connection ('indices appear in science') is acknowledged; a specific connection ('photosynthesis rates in Biology are expressed in powers of 10 per cm²') is praised publicly.</w:t>
-            </w:r>
-          </w:p>
-        </w:tc>
-      </w:tr>
-      <w:tr>
-        <w:tc>
-          <w:tcPr>
-            <w:tcW w:type="dxa" w:w="1520"/>
-            <w:shd w:fill="D5E8F0" w:color="auto" w:val="clear"/>
-            <w:tcMar>
-              <w:top w:type="dxa" w:w="60"/>
-              <w:left w:type="dxa" w:w="120"/>
-              <w:bottom w:type="dxa" w:w="60"/>
-              <w:right w:type="dxa" w:w="120"/>
-            </w:tcMar>
-            <w:vAlign w:val="top"/>
-          </w:tcPr>
-          <w:p>
-            <w:pPr>
-              <w:spacing w:after="40" w:before="0"/>
-              <w:jc w:val="left"/>
-            </w:pPr>
-            <w:r>
-              <w:rPr>
-                <w:rFonts w:ascii="Arial" w:cs="Arial" w:eastAsia="Arial" w:hAnsi="Arial"/>
-                <w:b/>
-                <w:bCs/>
-                <w:i w:val="false"/>
-                <w:iCs w:val="false"/>
-                <w:color w:val="000000"/>
-                <w:sz w:val="18"/>
-                <w:szCs w:val="18"/>
-              </w:rPr>
-              <w:t xml:space="preserve">Model Building Phase</w:t>
-            </w:r>
-          </w:p>
-          <w:p>
-            <w:pPr>
-              <w:spacing w:after="20" w:before="0"/>
-            </w:pPr>
-            <w:r>
-              <w:rPr>
-                <w:rFonts w:ascii="Arial" w:cs="Arial" w:eastAsia="Arial" w:hAnsi="Arial"/>
-                <w:b/>
-                <w:bCs/>
-                <w:color w:val="1F3864"/>
-                <w:sz w:val="16"/>
-                <w:szCs w:val="16"/>
-              </w:rPr>
-              <w:t xml:space="preserve">📹 VIDEO:</w:t>
-            </w:r>
-          </w:p>
-          <w:p>
-            <w:pPr>
-              <w:spacing w:after="20" w:before="0"/>
-            </w:pPr>
-            <w:hyperlink w:history="1" r:id="rId8bjev1db_dxruhcs9x0ug">
-              <w:r>
-                <w:rPr>
-                  <w:rFonts w:ascii="Arial" w:cs="Arial" w:eastAsia="Arial" w:hAnsi="Arial"/>
-                  <w:color w:val="2E75B6"/>
-                  <w:sz w:val="16"/>
-                  <w:szCs w:val="16"/>
-                  <w:u w:val="single" w:color="2E75B6"/>
-                </w:rPr>
-                <w:t xml:space="preserve">Video: Bending Light</w:t>
-              </w:r>
-            </w:hyperlink>
-          </w:p>
-          <w:p>
-            <w:pPr>
-              <w:spacing w:after="10" w:before="0"/>
-              <w:ind w:left="120"/>
-            </w:pPr>
-            <w:r>
-              <w:rPr>
-                <w:rFonts w:ascii="Arial" w:cs="Arial" w:eastAsia="Arial" w:hAnsi="Arial"/>
-                <w:color w:val="595959"/>
-                <w:sz w:val="14"/>
-                <w:szCs w:val="14"/>
-              </w:rPr>
-              <w:t xml:space="preserve">Source: PhET Interactive Simulations (English)</w:t>
-            </w:r>
-          </w:p>
-          <w:p>
-            <w:pPr>
-              <w:spacing w:after="10" w:before="0"/>
-              <w:ind w:left="120"/>
-            </w:pPr>
-            <w:hyperlink w:history="1" r:id="rIdvabgepoqgak72we0psoi4">
+            <w:hyperlink w:history="1" r:id="rIdmvsdjkhjxg5w7qc6l3w8i">
               <w:r>
                 <w:rPr>
                   <w:rFonts w:ascii="Arial" w:cs="Arial" w:eastAsia="Arial" w:hAnsi="Arial"/>
@@ -27419,47 +27410,31 @@
                 <w:sz w:val="16"/>
                 <w:szCs w:val="16"/>
               </w:rPr>
-              <w:t xml:space="preserve">📖 HTML:</w:t>
+              <w:t xml:space="preserve">📖 READING:</w:t>
             </w:r>
           </w:p>
           <w:p>
             <w:pPr>
               <w:spacing w:after="20" w:before="0"/>
             </w:pPr>
-            <w:hyperlink w:history="1" r:id="rIddq8fm-klgxlnk75h4ao0r">
-              <w:r>
-                <w:rPr>
-                  <w:rFonts w:ascii="Arial" w:cs="Arial" w:eastAsia="Arial" w:hAnsi="Arial"/>
-                  <w:color w:val="2E75B6"/>
-                  <w:sz w:val="16"/>
-                  <w:szCs w:val="16"/>
-                  <w:u w:val="single" w:color="2E75B6"/>
-                </w:rPr>
-                <w:t xml:space="preserve">Applying the Laws of Exponents to Rational Exponents (Flexbook)</w:t>
-              </w:r>
-            </w:hyperlink>
+            <w:r>
+              <w:rPr>
+                <w:rFonts w:ascii="Arial" w:cs="Arial" w:eastAsia="Arial" w:hAnsi="Arial"/>
+                <w:i/>
+                <w:iCs/>
+                <w:color w:val="595959"/>
+                <w:sz w:val="16"/>
+                <w:szCs w:val="16"/>
+              </w:rPr>
+              <w:t xml:space="preserve">No closely matching reading in the ARES library for this activity.</w:t>
+            </w:r>
           </w:p>
           <w:p>
             <w:pPr>
               <w:spacing w:after="10" w:before="0"/>
               <w:ind w:left="120"/>
             </w:pPr>
-            <w:r>
-              <w:rPr>
-                <w:rFonts w:ascii="Arial" w:cs="Arial" w:eastAsia="Arial" w:hAnsi="Arial"/>
-                <w:color w:val="595959"/>
-                <w:sz w:val="14"/>
-                <w:szCs w:val="14"/>
-              </w:rPr>
-              <w:t xml:space="preserve">Source: CK-12</w:t>
-            </w:r>
-          </w:p>
-          <w:p>
-            <w:pPr>
-              <w:spacing w:after="10" w:before="0"/>
-              <w:ind w:left="120"/>
-            </w:pPr>
-            <w:hyperlink w:history="1" r:id="rIddiysdg3r2nqnhfwr8efql">
+            <w:hyperlink w:history="1" r:id="rIdzlcmxivc17dqmmrf_ax2k">
               <w:r>
                 <w:rPr>
                   <w:rFonts w:ascii="Arial" w:cs="Arial" w:eastAsia="Arial" w:hAnsi="Arial"/>
@@ -27468,9 +27443,24 @@
                   <w:szCs w:val="14"/>
                   <w:u w:val="single" w:color="595959"/>
                 </w:rPr>
-                <w:t xml:space="preserve">🔍 Search ARES for similar readings</w:t>
+                <w:t xml:space="preserve">🔍 Search ARES for readings</w:t>
               </w:r>
             </w:hyperlink>
+          </w:p>
+          <w:p>
+            <w:pPr>
+              <w:spacing w:after="10" w:before="0"/>
+              <w:ind w:left="120"/>
+            </w:pPr>
+            <w:r>
+              <w:rPr>
+                <w:rFonts w:ascii="Arial" w:cs="Arial" w:eastAsia="Arial" w:hAnsi="Arial"/>
+                <w:color w:val="595959"/>
+                <w:sz w:val="14"/>
+                <w:szCs w:val="14"/>
+              </w:rPr>
+              <w:t xml:space="preserve">Search terms: indices index laws multiplication</w:t>
+            </w:r>
           </w:p>
         </w:tc>
         <w:tc>

--- a/data/outputs/v2/Essential_Mathematics/SS1.2_Indices/Essential_Mathematics_Indices_CBE_LessonSequence.docx
+++ b/data/outputs/v2/Essential_Mathematics/SS1.2_Indices/Essential_Mathematics_Indices_CBE_LessonSequence.docx
@@ -42,6 +42,177 @@
     </w:p>
     <w:p>
       <w:pPr>
+        <w:spacing w:after="80" w:before="120"/>
+      </w:pPr>
+      <w:r>
+        <w:rPr>
+          <w:rFonts w:ascii="Arial" w:cs="Arial" w:eastAsia="Arial" w:hAnsi="Arial"/>
+          <w:b/>
+          <w:bCs/>
+          <w:color w:val="1F3864"/>
+          <w:sz w:val="20"/>
+          <w:szCs w:val="20"/>
+        </w:rPr>
+        <w:t xml:space="preserve">ATTRIBUTION AND LICENSING</w:t>
+      </w:r>
+    </w:p>
+    <w:p>
+      <w:pPr>
+        <w:spacing w:after="60" w:before="0"/>
+      </w:pPr>
+      <w:r>
+        <w:rPr>
+          <w:rFonts w:ascii="Arial" w:cs="Arial" w:eastAsia="Arial" w:hAnsi="Arial"/>
+          <w:b/>
+          <w:bCs/>
+          <w:sz w:val="17"/>
+          <w:szCs w:val="17"/>
+        </w:rPr>
+        <w:t xml:space="preserve">Curriculum Alignment: </w:t>
+      </w:r>
+      <w:r>
+        <w:rPr>
+          <w:rFonts w:ascii="Arial" w:cs="Arial" w:eastAsia="Arial" w:hAnsi="Arial"/>
+          <w:sz w:val="17"/>
+          <w:szCs w:val="17"/>
+        </w:rPr>
+        <w:t xml:space="preserve">Structured in pedagogical alignment with the competence-based curriculum format and learning outcomes established by the Kenya Institute of Curriculum Development (KICD). This material is independently developed and is not officially endorsed or published by KICD.</w:t>
+      </w:r>
+    </w:p>
+    <w:p>
+      <w:pPr>
+        <w:spacing w:after="60" w:before="0"/>
+      </w:pPr>
+      <w:r>
+        <w:rPr>
+          <w:rFonts w:ascii="Arial" w:cs="Arial" w:eastAsia="Arial" w:hAnsi="Arial"/>
+          <w:b/>
+          <w:bCs/>
+          <w:sz w:val="17"/>
+          <w:szCs w:val="17"/>
+        </w:rPr>
+        <w:t xml:space="preserve">Content &amp; Pedagogy: </w:t>
+      </w:r>
+      <w:r>
+        <w:rPr>
+          <w:rFonts w:ascii="Arial" w:cs="Arial" w:eastAsia="Arial" w:hAnsi="Arial"/>
+          <w:sz w:val="17"/>
+          <w:szCs w:val="17"/>
+        </w:rPr>
+        <w:t xml:space="preserve">Developed and adapted by the educator team at SeaVuria (registered 501(c)(3) in the United States and registered NGO in Kenya, No. 872-850A-BF11), who designed the pedagogical framework, lesson templates and exemplar lessons on which this material is based.</w:t>
+      </w:r>
+    </w:p>
+    <w:p>
+      <w:pPr>
+        <w:spacing w:after="60" w:before="0"/>
+      </w:pPr>
+      <w:r>
+        <w:rPr>
+          <w:rFonts w:ascii="Arial" w:cs="Arial" w:eastAsia="Arial" w:hAnsi="Arial"/>
+          <w:b/>
+          <w:bCs/>
+          <w:sz w:val="17"/>
+          <w:szCs w:val="17"/>
+        </w:rPr>
+        <w:t xml:space="preserve">Production &amp; Layout: </w:t>
+      </w:r>
+      <w:r>
+        <w:rPr>
+          <w:rFonts w:ascii="Arial" w:cs="Arial" w:eastAsia="Arial" w:hAnsi="Arial"/>
+          <w:sz w:val="17"/>
+          <w:szCs w:val="17"/>
+        </w:rPr>
+        <w:t xml:space="preserve">Educational design and curriculum sequencing by SeaVuria. Technical layout, structural formatting, and digital optimization/implementation executed in partnership with ARES Education (registered 501(c)(3) in the United States and Canada (as Afretech Aid) and registered NGO in Kenya), with lesson drafting and compilation assisted by AI (Claude, Anthropic).</w:t>
+      </w:r>
+    </w:p>
+    <w:p>
+      <w:pPr>
+        <w:pBdr>
+          <w:bottom w:val="single" w:color="1F3864" w:sz="6" w:space="6"/>
+        </w:pBdr>
+        <w:spacing w:after="60" w:before="0"/>
+      </w:pPr>
+      <w:r>
+        <w:rPr>
+          <w:rFonts w:ascii="Arial" w:cs="Arial" w:eastAsia="Arial" w:hAnsi="Arial"/>
+          <w:b/>
+          <w:bCs/>
+          <w:sz w:val="17"/>
+          <w:szCs w:val="17"/>
+        </w:rPr>
+        <w:t xml:space="preserve">Licensing &amp; Copyright: </w:t>
+      </w:r>
+      <w:r>
+        <w:rPr>
+          <w:rFonts w:ascii="Arial" w:cs="Arial" w:eastAsia="Arial" w:hAnsi="Arial"/>
+          <w:sz w:val="17"/>
+          <w:szCs w:val="17"/>
+        </w:rPr>
+        <w:t xml:space="preserve">© 2026 SeaVuria and ARES. This work is licensed under a </w:t>
+      </w:r>
+      <w:hyperlink w:history="1" r:id="rIdrm_szbd6grjuahqxbwl_w">
+        <w:r>
+          <w:rPr>
+            <w:rFonts w:ascii="Arial" w:cs="Arial" w:eastAsia="Arial" w:hAnsi="Arial"/>
+            <w:color w:val="1F6B75"/>
+            <w:sz w:val="17"/>
+            <w:szCs w:val="17"/>
+            <w:u w:val="single" w:color="1F6B75"/>
+          </w:rPr>
+          <w:t xml:space="preserve">Creative Commons Attribution-NonCommercial 4.0 International License</w:t>
+        </w:r>
+      </w:hyperlink>
+      <w:r>
+        <w:rPr>
+          <w:rFonts w:ascii="Arial" w:cs="Arial" w:eastAsia="Arial" w:hAnsi="Arial"/>
+          <w:sz w:val="17"/>
+          <w:szCs w:val="17"/>
+        </w:rPr>
+        <w:t xml:space="preserve"> (</w:t>
+      </w:r>
+      <w:hyperlink w:history="1" r:id="rIddkya9y8xue7flzbja0gy8">
+        <w:r>
+          <w:rPr>
+            <w:rFonts w:ascii="Arial" w:cs="Arial" w:eastAsia="Arial" w:hAnsi="Arial"/>
+            <w:color w:val="1F6B75"/>
+            <w:sz w:val="17"/>
+            <w:szCs w:val="17"/>
+            <w:u w:val="single" w:color="1F6B75"/>
+          </w:rPr>
+          <w:t xml:space="preserve">CC BY-NC 4.0</w:t>
+        </w:r>
+      </w:hyperlink>
+      <w:r>
+        <w:rPr>
+          <w:rFonts w:ascii="Arial" w:cs="Arial" w:eastAsia="Arial" w:hAnsi="Arial"/>
+          <w:sz w:val="17"/>
+          <w:szCs w:val="17"/>
+        </w:rPr>
+        <w:t xml:space="preserve">). To view a copy of this license, visit </w:t>
+      </w:r>
+      <w:hyperlink w:history="1" r:id="rIdncnp-fipsmanqqjqokx4c">
+        <w:r>
+          <w:rPr>
+            <w:rFonts w:ascii="Arial" w:cs="Arial" w:eastAsia="Arial" w:hAnsi="Arial"/>
+            <w:color w:val="1F6B75"/>
+            <w:sz w:val="17"/>
+            <w:szCs w:val="17"/>
+            <w:u w:val="single" w:color="1F6B75"/>
+          </w:rPr>
+          <w:t xml:space="preserve">https://creativecommons.org/licenses/by-nc/4.0/</w:t>
+        </w:r>
+      </w:hyperlink>
+      <w:r>
+        <w:rPr>
+          <w:rFonts w:ascii="Arial" w:cs="Arial" w:eastAsia="Arial" w:hAnsi="Arial"/>
+          <w:sz w:val="17"/>
+          <w:szCs w:val="17"/>
+        </w:rPr>
+        <w:t xml:space="preserve">. You are free to copy, redistribute, and adapt this material in any medium or format, provided appropriate credit is given and the material is not used for commercial purposes. KICD learning outcomes and curriculum designations reproduced here for alignment purposes remain the property of KICD and are not covered by this license. Linked external resources (e.g. CK-12, Khan Academy, PhET) are subject to their own licenses.</w:t>
+      </w:r>
+    </w:p>
+    <w:p>
+      <w:pPr>
         <w:spacing w:after="120"/>
       </w:pPr>
       <w:r>
@@ -3047,7 +3218,7 @@
             <w:pPr>
               <w:spacing w:after="20" w:before="0"/>
             </w:pPr>
-            <w:hyperlink w:history="1" r:id="rIdl9zdrq9tjok4l0cy69b0a">
+            <w:hyperlink w:history="1" r:id="rId2syzibofwcckvfk34i8b6">
               <w:r>
                 <w:rPr>
                   <w:rFonts w:ascii="Arial" w:cs="Arial" w:eastAsia="Arial" w:hAnsi="Arial"/>
@@ -3080,7 +3251,7 @@
               <w:spacing w:after="10" w:before="0"/>
               <w:ind w:left="120"/>
             </w:pPr>
-            <w:hyperlink w:history="1" r:id="rIdp-nypxvuk5cavamijdxyl">
+            <w:hyperlink w:history="1" r:id="rId-dkw8p4_krkb7t3ttjmty">
               <w:r>
                 <w:rPr>
                   <w:rFonts w:ascii="Arial" w:cs="Arial" w:eastAsia="Arial" w:hAnsi="Arial"/>
@@ -3125,7 +3296,7 @@
             <w:pPr>
               <w:spacing w:after="20" w:before="0"/>
             </w:pPr>
-            <w:hyperlink w:history="1" r:id="rIdxkeeolfdy4vyail2l9fiy">
+            <w:hyperlink w:history="1" r:id="rId0xdzy-xx198fd4iekfiso">
               <w:r>
                 <w:rPr>
                   <w:rFonts w:ascii="Arial" w:cs="Arial" w:eastAsia="Arial" w:hAnsi="Arial"/>
@@ -3158,7 +3329,7 @@
               <w:spacing w:after="10" w:before="0"/>
               <w:ind w:left="120"/>
             </w:pPr>
-            <w:hyperlink w:history="1" r:id="rId7e_lycdtq0yv0z0oqqwyt">
+            <w:hyperlink w:history="1" r:id="rIdgjxmajo2nds-lou668geh">
               <w:r>
                 <w:rPr>
                   <w:rFonts w:ascii="Arial" w:cs="Arial" w:eastAsia="Arial" w:hAnsi="Arial"/>
@@ -3410,7 +3581,7 @@
             <w:pPr>
               <w:spacing w:after="20" w:before="0"/>
             </w:pPr>
-            <w:hyperlink w:history="1" r:id="rIddbzf_qogmkl0-u0cv1wyo">
+            <w:hyperlink w:history="1" r:id="rIdkjag6qrf7rmkey45v0wqg">
               <w:r>
                 <w:rPr>
                   <w:rFonts w:ascii="Arial" w:cs="Arial" w:eastAsia="Arial" w:hAnsi="Arial"/>
@@ -3443,7 +3614,7 @@
               <w:spacing w:after="10" w:before="0"/>
               <w:ind w:left="120"/>
             </w:pPr>
-            <w:hyperlink w:history="1" r:id="rIdddvdr1-8fxey2j-mns8fw">
+            <w:hyperlink w:history="1" r:id="rIdxmmgus2pksaqibh20jm2m">
               <w:r>
                 <w:rPr>
                   <w:rFonts w:ascii="Arial" w:cs="Arial" w:eastAsia="Arial" w:hAnsi="Arial"/>
@@ -3488,7 +3659,7 @@
             <w:pPr>
               <w:spacing w:after="20" w:before="0"/>
             </w:pPr>
-            <w:hyperlink w:history="1" r:id="rIdjygojb_q6ovcsytbq0lmv">
+            <w:hyperlink w:history="1" r:id="rIdqnxpj9pex-9ixivijyamm">
               <w:r>
                 <w:rPr>
                   <w:rFonts w:ascii="Arial" w:cs="Arial" w:eastAsia="Arial" w:hAnsi="Arial"/>
@@ -3521,7 +3692,7 @@
               <w:spacing w:after="10" w:before="0"/>
               <w:ind w:left="120"/>
             </w:pPr>
-            <w:hyperlink w:history="1" r:id="rIdn4ktecxyprov6zaavcy5c">
+            <w:hyperlink w:history="1" r:id="rIdj9pa-wxiewwchgczf4eze">
               <w:r>
                 <w:rPr>
                   <w:rFonts w:ascii="Arial" w:cs="Arial" w:eastAsia="Arial" w:hAnsi="Arial"/>
@@ -3792,7 +3963,7 @@
             <w:pPr>
               <w:spacing w:after="20" w:before="0"/>
             </w:pPr>
-            <w:hyperlink w:history="1" r:id="rId0ldfef4nox_5ttrqutje5">
+            <w:hyperlink w:history="1" r:id="rIdqepfxerbiarnt5yfjft13">
               <w:r>
                 <w:rPr>
                   <w:rFonts w:ascii="Arial" w:cs="Arial" w:eastAsia="Arial" w:hAnsi="Arial"/>
@@ -3825,7 +3996,7 @@
               <w:spacing w:after="10" w:before="0"/>
               <w:ind w:left="120"/>
             </w:pPr>
-            <w:hyperlink w:history="1" r:id="rIdpzgrvyqgh3pwspfzjbivr">
+            <w:hyperlink w:history="1" r:id="rId2f-br6btudmwbxzwgfxzi">
               <w:r>
                 <w:rPr>
                   <w:rFonts w:ascii="Arial" w:cs="Arial" w:eastAsia="Arial" w:hAnsi="Arial"/>
@@ -3870,7 +4041,7 @@
             <w:pPr>
               <w:spacing w:after="20" w:before="0"/>
             </w:pPr>
-            <w:hyperlink w:history="1" r:id="rIdql4ku7athglp6bqgegyvc">
+            <w:hyperlink w:history="1" r:id="rIdmc4w6k_vqte3nsgtdqpcx">
               <w:r>
                 <w:rPr>
                   <w:rFonts w:ascii="Arial" w:cs="Arial" w:eastAsia="Arial" w:hAnsi="Arial"/>
@@ -3903,7 +4074,7 @@
               <w:spacing w:after="10" w:before="0"/>
               <w:ind w:left="120"/>
             </w:pPr>
-            <w:hyperlink w:history="1" r:id="rIdbsptsnururawrl5vmgkmr">
+            <w:hyperlink w:history="1" r:id="rIdah8iqcbwfif-g3xwynquq">
               <w:r>
                 <w:rPr>
                   <w:rFonts w:ascii="Arial" w:cs="Arial" w:eastAsia="Arial" w:hAnsi="Arial"/>
@@ -4193,7 +4364,7 @@
             <w:pPr>
               <w:spacing w:after="20" w:before="0"/>
             </w:pPr>
-            <w:hyperlink w:history="1" r:id="rIddkgdxqjzt39ggmhavai3i">
+            <w:hyperlink w:history="1" r:id="rIdp9h729be-tw1x3n--hzw8">
               <w:r>
                 <w:rPr>
                   <w:rFonts w:ascii="Arial" w:cs="Arial" w:eastAsia="Arial" w:hAnsi="Arial"/>
@@ -4226,7 +4397,7 @@
               <w:spacing w:after="10" w:before="0"/>
               <w:ind w:left="120"/>
             </w:pPr>
-            <w:hyperlink w:history="1" r:id="rIdp4xmgupzuulpx9vevdxts">
+            <w:hyperlink w:history="1" r:id="rIdaxe2orcaebzqc0ij1rrlp">
               <w:r>
                 <w:rPr>
                   <w:rFonts w:ascii="Arial" w:cs="Arial" w:eastAsia="Arial" w:hAnsi="Arial"/>
@@ -4271,7 +4442,7 @@
             <w:pPr>
               <w:spacing w:after="20" w:before="0"/>
             </w:pPr>
-            <w:hyperlink w:history="1" r:id="rIdp8awt-tbktio7ai7_zezc">
+            <w:hyperlink w:history="1" r:id="rIdqu4btmkbdft7bun_ghr-y">
               <w:r>
                 <w:rPr>
                   <w:rFonts w:ascii="Arial" w:cs="Arial" w:eastAsia="Arial" w:hAnsi="Arial"/>
@@ -4304,7 +4475,7 @@
               <w:spacing w:after="10" w:before="0"/>
               <w:ind w:left="120"/>
             </w:pPr>
-            <w:hyperlink w:history="1" r:id="rIdofutnw-ljmzaxqzc5nc5c">
+            <w:hyperlink w:history="1" r:id="rIdjobrrl5mspsktskjg6t5-">
               <w:r>
                 <w:rPr>
                   <w:rFonts w:ascii="Arial" w:cs="Arial" w:eastAsia="Arial" w:hAnsi="Arial"/>
@@ -4575,7 +4746,7 @@
             <w:pPr>
               <w:spacing w:after="20" w:before="0"/>
             </w:pPr>
-            <w:hyperlink w:history="1" r:id="rId0bzdataw04klkma04xti5">
+            <w:hyperlink w:history="1" r:id="rIda8iaiy7wssilz3ss9lxae">
               <w:r>
                 <w:rPr>
                   <w:rFonts w:ascii="Arial" w:cs="Arial" w:eastAsia="Arial" w:hAnsi="Arial"/>
@@ -4608,7 +4779,7 @@
               <w:spacing w:after="10" w:before="0"/>
               <w:ind w:left="120"/>
             </w:pPr>
-            <w:hyperlink w:history="1" r:id="rIdmwwuz_whzhv-qrifwrwk7">
+            <w:hyperlink w:history="1" r:id="rIdarejgkmcjl56e6do8gont">
               <w:r>
                 <w:rPr>
                   <w:rFonts w:ascii="Arial" w:cs="Arial" w:eastAsia="Arial" w:hAnsi="Arial"/>
@@ -4653,7 +4824,7 @@
             <w:pPr>
               <w:spacing w:after="20" w:before="0"/>
             </w:pPr>
-            <w:hyperlink w:history="1" r:id="rId6bt_mfohtgnxo08zcp8oc">
+            <w:hyperlink w:history="1" r:id="rIdrv0boigpfwfso1d1syuxm">
               <w:r>
                 <w:rPr>
                   <w:rFonts w:ascii="Arial" w:cs="Arial" w:eastAsia="Arial" w:hAnsi="Arial"/>
@@ -4686,7 +4857,7 @@
               <w:spacing w:after="10" w:before="0"/>
               <w:ind w:left="120"/>
             </w:pPr>
-            <w:hyperlink w:history="1" r:id="rId8s91z8k1wlwzknwkeaj51">
+            <w:hyperlink w:history="1" r:id="rIdl5d6osjfxdclrysmcm68s">
               <w:r>
                 <w:rPr>
                   <w:rFonts w:ascii="Arial" w:cs="Arial" w:eastAsia="Arial" w:hAnsi="Arial"/>
@@ -5258,6 +5429,65 @@
         </w:tc>
       </w:tr>
     </w:tbl>
+    <w:p>
+      <w:pPr>
+        <w:pBdr>
+          <w:top w:val="single" w:color="BBBBBB" w:sz="4" w:space="4"/>
+        </w:pBdr>
+        <w:spacing w:after="0" w:before="160"/>
+      </w:pPr>
+      <w:r>
+        <w:rPr>
+          <w:rFonts w:ascii="Arial" w:cs="Arial" w:eastAsia="Arial" w:hAnsi="Arial"/>
+          <w:color w:val="666666"/>
+          <w:sz w:val="14"/>
+          <w:szCs w:val="14"/>
+        </w:rPr>
+        <w:t xml:space="preserve">© 2026 SeaVuria and ARES. Aligned with KICD objectives. Developed by SeaVuria; technical implementation by ARES (with AI assistance from Claude). Licensed under </w:t>
+      </w:r>
+      <w:hyperlink w:history="1" r:id="rIdszsbu_zdebbusaeekgnqn">
+        <w:r>
+          <w:rPr>
+            <w:rFonts w:ascii="Arial" w:cs="Arial" w:eastAsia="Arial" w:hAnsi="Arial"/>
+            <w:color w:val="1F6B75"/>
+            <w:sz w:val="14"/>
+            <w:szCs w:val="14"/>
+            <w:u w:val="single" w:color="1F6B75"/>
+          </w:rPr>
+          <w:t xml:space="preserve">CC BY-NC 4.0</w:t>
+        </w:r>
+      </w:hyperlink>
+      <w:r>
+        <w:rPr>
+          <w:rFonts w:ascii="Arial" w:cs="Arial" w:eastAsia="Arial" w:hAnsi="Arial"/>
+          <w:color w:val="666666"/>
+          <w:sz w:val="14"/>
+          <w:szCs w:val="14"/>
+        </w:rPr>
+        <w:t xml:space="preserve"> (</w:t>
+      </w:r>
+      <w:hyperlink w:history="1" r:id="rIdlmvejofe2r1kwbrp4kw2w">
+        <w:r>
+          <w:rPr>
+            <w:rFonts w:ascii="Arial" w:cs="Arial" w:eastAsia="Arial" w:hAnsi="Arial"/>
+            <w:color w:val="1F6B75"/>
+            <w:sz w:val="14"/>
+            <w:szCs w:val="14"/>
+            <w:u w:val="single" w:color="1F6B75"/>
+          </w:rPr>
+          <w:t xml:space="preserve">https://creativecommons.org/licenses/by-nc/4.0/</w:t>
+        </w:r>
+      </w:hyperlink>
+      <w:r>
+        <w:rPr>
+          <w:rFonts w:ascii="Arial" w:cs="Arial" w:eastAsia="Arial" w:hAnsi="Arial"/>
+          <w:color w:val="666666"/>
+          <w:sz w:val="14"/>
+          <w:szCs w:val="14"/>
+        </w:rPr>
+        <w:t xml:space="preserve">).</w:t>
+      </w:r>
+    </w:p>
     <w:p>
       <w:r>
         <w:br w:type="page"/>
@@ -6249,7 +6479,7 @@
             <w:pPr>
               <w:spacing w:after="20" w:before="0"/>
             </w:pPr>
-            <w:hyperlink w:history="1" r:id="rIdqabzx_crckbimt10oykol">
+            <w:hyperlink w:history="1" r:id="rIdc3jketgicbqlursnmfp3v">
               <w:r>
                 <w:rPr>
                   <w:rFonts w:ascii="Arial" w:cs="Arial" w:eastAsia="Arial" w:hAnsi="Arial"/>
@@ -6282,7 +6512,7 @@
               <w:spacing w:after="10" w:before="0"/>
               <w:ind w:left="120"/>
             </w:pPr>
-            <w:hyperlink w:history="1" r:id="rIds5pjc0jve_wqzgdq2hrdv">
+            <w:hyperlink w:history="1" r:id="rId6ownz56_wehxuiqhxu1xj">
               <w:r>
                 <w:rPr>
                   <w:rFonts w:ascii="Arial" w:cs="Arial" w:eastAsia="Arial" w:hAnsi="Arial"/>
@@ -6327,7 +6557,7 @@
             <w:pPr>
               <w:spacing w:after="20" w:before="0"/>
             </w:pPr>
-            <w:hyperlink w:history="1" r:id="rId4shql-5bwyw4z6htmvgot">
+            <w:hyperlink w:history="1" r:id="rIdgx5-xvsgwfxzdrz-lw8ti">
               <w:r>
                 <w:rPr>
                   <w:rFonts w:ascii="Arial" w:cs="Arial" w:eastAsia="Arial" w:hAnsi="Arial"/>
@@ -6360,7 +6590,7 @@
               <w:spacing w:after="10" w:before="0"/>
               <w:ind w:left="120"/>
             </w:pPr>
-            <w:hyperlink w:history="1" r:id="rIdxdl2gzimwg-jbrds1cbbz">
+            <w:hyperlink w:history="1" r:id="rIdypaonudxzdhqbw1fa3f6v">
               <w:r>
                 <w:rPr>
                   <w:rFonts w:ascii="Arial" w:cs="Arial" w:eastAsia="Arial" w:hAnsi="Arial"/>
@@ -6844,7 +7074,7 @@
             <w:pPr>
               <w:spacing w:after="20" w:before="0"/>
             </w:pPr>
-            <w:hyperlink w:history="1" r:id="rIddmxffw_fabeyetdjqabje">
+            <w:hyperlink w:history="1" r:id="rId7h-7ztep7jo7yhsrb4c11">
               <w:r>
                 <w:rPr>
                   <w:rFonts w:ascii="Arial" w:cs="Arial" w:eastAsia="Arial" w:hAnsi="Arial"/>
@@ -6877,7 +7107,7 @@
               <w:spacing w:after="10" w:before="0"/>
               <w:ind w:left="120"/>
             </w:pPr>
-            <w:hyperlink w:history="1" r:id="rIdmcgv05jjrvyg-pginxapa">
+            <w:hyperlink w:history="1" r:id="rIduq8plkmiuvrhz2dmcjeur">
               <w:r>
                 <w:rPr>
                   <w:rFonts w:ascii="Arial" w:cs="Arial" w:eastAsia="Arial" w:hAnsi="Arial"/>
@@ -6922,7 +7152,7 @@
             <w:pPr>
               <w:spacing w:after="20" w:before="0"/>
             </w:pPr>
-            <w:hyperlink w:history="1" r:id="rIdapl0bhy1mjtfxbvxfrfvs">
+            <w:hyperlink w:history="1" r:id="rIdefwrgv2gx2tf_hpsijq77">
               <w:r>
                 <w:rPr>
                   <w:rFonts w:ascii="Arial" w:cs="Arial" w:eastAsia="Arial" w:hAnsi="Arial"/>
@@ -6955,7 +7185,7 @@
               <w:spacing w:after="10" w:before="0"/>
               <w:ind w:left="120"/>
             </w:pPr>
-            <w:hyperlink w:history="1" r:id="rIdw85v_3g465srmauhjoetx">
+            <w:hyperlink w:history="1" r:id="rIdhmnoqdv3cedvx1uhu8xl3">
               <w:r>
                 <w:rPr>
                   <w:rFonts w:ascii="Arial" w:cs="Arial" w:eastAsia="Arial" w:hAnsi="Arial"/>
@@ -7498,7 +7728,7 @@
             <w:pPr>
               <w:spacing w:after="20" w:before="0"/>
             </w:pPr>
-            <w:hyperlink w:history="1" r:id="rIdeg-fczwuuya2wutt5m7lq">
+            <w:hyperlink w:history="1" r:id="rIdl2zw82skmfdsmshyv_7be">
               <w:r>
                 <w:rPr>
                   <w:rFonts w:ascii="Arial" w:cs="Arial" w:eastAsia="Arial" w:hAnsi="Arial"/>
@@ -7531,7 +7761,7 @@
               <w:spacing w:after="10" w:before="0"/>
               <w:ind w:left="120"/>
             </w:pPr>
-            <w:hyperlink w:history="1" r:id="rIdbprz8nqspmvuzsm4li_jv">
+            <w:hyperlink w:history="1" r:id="rIdsz5lftl2roa3lqhhcqdas">
               <w:r>
                 <w:rPr>
                   <w:rFonts w:ascii="Arial" w:cs="Arial" w:eastAsia="Arial" w:hAnsi="Arial"/>
@@ -7576,7 +7806,7 @@
             <w:pPr>
               <w:spacing w:after="20" w:before="0"/>
             </w:pPr>
-            <w:hyperlink w:history="1" r:id="rIdpiq2iwgkisotiqtfprgym">
+            <w:hyperlink w:history="1" r:id="rIduznsr54qjorkaeo4zzw6m">
               <w:r>
                 <w:rPr>
                   <w:rFonts w:ascii="Arial" w:cs="Arial" w:eastAsia="Arial" w:hAnsi="Arial"/>
@@ -7609,7 +7839,7 @@
               <w:spacing w:after="10" w:before="0"/>
               <w:ind w:left="120"/>
             </w:pPr>
-            <w:hyperlink w:history="1" r:id="rIdchew5tc-g9q6skv5fyc4-">
+            <w:hyperlink w:history="1" r:id="rIdcyscd25w9mxg6kyvgfy2t">
               <w:r>
                 <w:rPr>
                   <w:rFonts w:ascii="Arial" w:cs="Arial" w:eastAsia="Arial" w:hAnsi="Arial"/>
@@ -8127,7 +8357,7 @@
             <w:pPr>
               <w:spacing w:after="20" w:before="0"/>
             </w:pPr>
-            <w:hyperlink w:history="1" r:id="rIdfjol4_dj4j4dsvacmmml-">
+            <w:hyperlink w:history="1" r:id="rIdxkzq6ua4oyzt4k9zmzhze">
               <w:r>
                 <w:rPr>
                   <w:rFonts w:ascii="Arial" w:cs="Arial" w:eastAsia="Arial" w:hAnsi="Arial"/>
@@ -8160,7 +8390,7 @@
               <w:spacing w:after="10" w:before="0"/>
               <w:ind w:left="120"/>
             </w:pPr>
-            <w:hyperlink w:history="1" r:id="rIdriixpgioqtbqo05mqp1mq">
+            <w:hyperlink w:history="1" r:id="rIdsfoetpezn9okjcluc72hk">
               <w:r>
                 <w:rPr>
                   <w:rFonts w:ascii="Arial" w:cs="Arial" w:eastAsia="Arial" w:hAnsi="Arial"/>
@@ -8205,7 +8435,7 @@
             <w:pPr>
               <w:spacing w:after="20" w:before="0"/>
             </w:pPr>
-            <w:hyperlink w:history="1" r:id="rId6z1u03th0kpsj_peulxrk">
+            <w:hyperlink w:history="1" r:id="rIdf8ltaiegftwpxbwqstddo">
               <w:r>
                 <w:rPr>
                   <w:rFonts w:ascii="Arial" w:cs="Arial" w:eastAsia="Arial" w:hAnsi="Arial"/>
@@ -8238,7 +8468,7 @@
               <w:spacing w:after="10" w:before="0"/>
               <w:ind w:left="120"/>
             </w:pPr>
-            <w:hyperlink w:history="1" r:id="rId6qodjzdm9upvmu4eltsuw">
+            <w:hyperlink w:history="1" r:id="rIdk9lul7qpr7c7a_0u67eum">
               <w:r>
                 <w:rPr>
                   <w:rFonts w:ascii="Arial" w:cs="Arial" w:eastAsia="Arial" w:hAnsi="Arial"/>
@@ -8587,7 +8817,7 @@
             <w:pPr>
               <w:spacing w:after="20" w:before="0"/>
             </w:pPr>
-            <w:hyperlink w:history="1" r:id="rIdqathurtslhlkimd20qado">
+            <w:hyperlink w:history="1" r:id="rIdx902b09vpqysklzaqc8px">
               <w:r>
                 <w:rPr>
                   <w:rFonts w:ascii="Arial" w:cs="Arial" w:eastAsia="Arial" w:hAnsi="Arial"/>
@@ -8620,7 +8850,7 @@
               <w:spacing w:after="10" w:before="0"/>
               <w:ind w:left="120"/>
             </w:pPr>
-            <w:hyperlink w:history="1" r:id="rIdwwhqwyv_hcpcozx76lr8o">
+            <w:hyperlink w:history="1" r:id="rIdvzwsepo_3nmhxt4br6i59">
               <w:r>
                 <w:rPr>
                   <w:rFonts w:ascii="Arial" w:cs="Arial" w:eastAsia="Arial" w:hAnsi="Arial"/>
@@ -8665,7 +8895,7 @@
             <w:pPr>
               <w:spacing w:after="20" w:before="0"/>
             </w:pPr>
-            <w:hyperlink w:history="1" r:id="rIdahpnzhztxvuvo9pxoyshw">
+            <w:hyperlink w:history="1" r:id="rId3rbea1x0k5ux3xncn23bd">
               <w:r>
                 <w:rPr>
                   <w:rFonts w:ascii="Arial" w:cs="Arial" w:eastAsia="Arial" w:hAnsi="Arial"/>
@@ -8698,7 +8928,7 @@
               <w:spacing w:after="10" w:before="0"/>
               <w:ind w:left="120"/>
             </w:pPr>
-            <w:hyperlink w:history="1" r:id="rIdplely_tfpbnp4nh7hc8cg">
+            <w:hyperlink w:history="1" r:id="rId8istxui0izlkoh3wcgzyw">
               <w:r>
                 <w:rPr>
                   <w:rFonts w:ascii="Arial" w:cs="Arial" w:eastAsia="Arial" w:hAnsi="Arial"/>
@@ -9593,6 +9823,65 @@
         </w:tc>
       </w:tr>
     </w:tbl>
+    <w:p>
+      <w:pPr>
+        <w:pBdr>
+          <w:top w:val="single" w:color="BBBBBB" w:sz="4" w:space="4"/>
+        </w:pBdr>
+        <w:spacing w:after="0" w:before="160"/>
+      </w:pPr>
+      <w:r>
+        <w:rPr>
+          <w:rFonts w:ascii="Arial" w:cs="Arial" w:eastAsia="Arial" w:hAnsi="Arial"/>
+          <w:color w:val="666666"/>
+          <w:sz w:val="14"/>
+          <w:szCs w:val="14"/>
+        </w:rPr>
+        <w:t xml:space="preserve">© 2026 SeaVuria and ARES. Aligned with KICD objectives. Developed by SeaVuria; technical implementation by ARES (with AI assistance from Claude). Licensed under </w:t>
+      </w:r>
+      <w:hyperlink w:history="1" r:id="rIdu0f-v7uppwlyslzykasgr">
+        <w:r>
+          <w:rPr>
+            <w:rFonts w:ascii="Arial" w:cs="Arial" w:eastAsia="Arial" w:hAnsi="Arial"/>
+            <w:color w:val="1F6B75"/>
+            <w:sz w:val="14"/>
+            <w:szCs w:val="14"/>
+            <w:u w:val="single" w:color="1F6B75"/>
+          </w:rPr>
+          <w:t xml:space="preserve">CC BY-NC 4.0</w:t>
+        </w:r>
+      </w:hyperlink>
+      <w:r>
+        <w:rPr>
+          <w:rFonts w:ascii="Arial" w:cs="Arial" w:eastAsia="Arial" w:hAnsi="Arial"/>
+          <w:color w:val="666666"/>
+          <w:sz w:val="14"/>
+          <w:szCs w:val="14"/>
+        </w:rPr>
+        <w:t xml:space="preserve"> (</w:t>
+      </w:r>
+      <w:hyperlink w:history="1" r:id="rId836fhx3dnuuvhxqexkao5">
+        <w:r>
+          <w:rPr>
+            <w:rFonts w:ascii="Arial" w:cs="Arial" w:eastAsia="Arial" w:hAnsi="Arial"/>
+            <w:color w:val="1F6B75"/>
+            <w:sz w:val="14"/>
+            <w:szCs w:val="14"/>
+            <w:u w:val="single" w:color="1F6B75"/>
+          </w:rPr>
+          <w:t xml:space="preserve">https://creativecommons.org/licenses/by-nc/4.0/</w:t>
+        </w:r>
+      </w:hyperlink>
+      <w:r>
+        <w:rPr>
+          <w:rFonts w:ascii="Arial" w:cs="Arial" w:eastAsia="Arial" w:hAnsi="Arial"/>
+          <w:color w:val="666666"/>
+          <w:sz w:val="14"/>
+          <w:szCs w:val="14"/>
+        </w:rPr>
+        <w:t xml:space="preserve">).</w:t>
+      </w:r>
+    </w:p>
     <w:p>
       <w:r>
         <w:br w:type="page"/>
@@ -10584,7 +10873,7 @@
             <w:pPr>
               <w:spacing w:after="20" w:before="0"/>
             </w:pPr>
-            <w:hyperlink w:history="1" r:id="rIdj7xesgqqtsvp5g_zly93u">
+            <w:hyperlink w:history="1" r:id="rIdtjzblm_ayncb-jwxhqfq-">
               <w:r>
                 <w:rPr>
                   <w:rFonts w:ascii="Arial" w:cs="Arial" w:eastAsia="Arial" w:hAnsi="Arial"/>
@@ -10617,7 +10906,7 @@
               <w:spacing w:after="10" w:before="0"/>
               <w:ind w:left="120"/>
             </w:pPr>
-            <w:hyperlink w:history="1" r:id="rIdesulmnounppnucqz1ghwz">
+            <w:hyperlink w:history="1" r:id="rId2svsbrgvpu77jkpnhciot">
               <w:r>
                 <w:rPr>
                   <w:rFonts w:ascii="Arial" w:cs="Arial" w:eastAsia="Arial" w:hAnsi="Arial"/>
@@ -10662,7 +10951,7 @@
             <w:pPr>
               <w:spacing w:after="20" w:before="0"/>
             </w:pPr>
-            <w:hyperlink w:history="1" r:id="rIdgyro3ve7i-zdgompdqkq_">
+            <w:hyperlink w:history="1" r:id="rIdr1ave8knpigxh6nwaomfg">
               <w:r>
                 <w:rPr>
                   <w:rFonts w:ascii="Arial" w:cs="Arial" w:eastAsia="Arial" w:hAnsi="Arial"/>
@@ -10695,7 +10984,7 @@
               <w:spacing w:after="10" w:before="0"/>
               <w:ind w:left="120"/>
             </w:pPr>
-            <w:hyperlink w:history="1" r:id="rId8nnvrhz-jglrxc1er3t87">
+            <w:hyperlink w:history="1" r:id="rId0_2uztmdd9d0gzrrlohx4">
               <w:r>
                 <w:rPr>
                   <w:rFonts w:ascii="Arial" w:cs="Arial" w:eastAsia="Arial" w:hAnsi="Arial"/>
@@ -10890,7 +11179,7 @@
             <w:pPr>
               <w:spacing w:after="20" w:before="0"/>
             </w:pPr>
-            <w:hyperlink w:history="1" r:id="rIdadyduehl82p05viac37qg">
+            <w:hyperlink w:history="1" r:id="rIdcoumyb3gpbascax6wsc9j">
               <w:r>
                 <w:rPr>
                   <w:rFonts w:ascii="Arial" w:cs="Arial" w:eastAsia="Arial" w:hAnsi="Arial"/>
@@ -10923,7 +11212,7 @@
               <w:spacing w:after="10" w:before="0"/>
               <w:ind w:left="120"/>
             </w:pPr>
-            <w:hyperlink w:history="1" r:id="rIdzt2fwxnigtfph49-vrb2w">
+            <w:hyperlink w:history="1" r:id="rIdwuqhhugkhslwhlv9srafu">
               <w:r>
                 <w:rPr>
                   <w:rFonts w:ascii="Arial" w:cs="Arial" w:eastAsia="Arial" w:hAnsi="Arial"/>
@@ -10968,7 +11257,7 @@
             <w:pPr>
               <w:spacing w:after="20" w:before="0"/>
             </w:pPr>
-            <w:hyperlink w:history="1" r:id="rIdjmxtluo7hilylf6yhdbaa">
+            <w:hyperlink w:history="1" r:id="rId9ht6qlejh8evt2rg2emhk">
               <w:r>
                 <w:rPr>
                   <w:rFonts w:ascii="Arial" w:cs="Arial" w:eastAsia="Arial" w:hAnsi="Arial"/>
@@ -11001,7 +11290,7 @@
               <w:spacing w:after="10" w:before="0"/>
               <w:ind w:left="120"/>
             </w:pPr>
-            <w:hyperlink w:history="1" r:id="rIdg1p2bhpnoypqjscwjjugn">
+            <w:hyperlink w:history="1" r:id="rIdnnvveac6ugiwb5kkhfjtz">
               <w:r>
                 <w:rPr>
                   <w:rFonts w:ascii="Arial" w:cs="Arial" w:eastAsia="Arial" w:hAnsi="Arial"/>
@@ -11196,7 +11485,7 @@
             <w:pPr>
               <w:spacing w:after="20" w:before="0"/>
             </w:pPr>
-            <w:hyperlink w:history="1" r:id="rIdkoifuny-1imbc_1jspemh">
+            <w:hyperlink w:history="1" r:id="rId4aifiris5zcv0lojcphdk">
               <w:r>
                 <w:rPr>
                   <w:rFonts w:ascii="Arial" w:cs="Arial" w:eastAsia="Arial" w:hAnsi="Arial"/>
@@ -11229,7 +11518,7 @@
               <w:spacing w:after="10" w:before="0"/>
               <w:ind w:left="120"/>
             </w:pPr>
-            <w:hyperlink w:history="1" r:id="rIdhd68br5mmou5so9xovp03">
+            <w:hyperlink w:history="1" r:id="rIdqg8kctas9x2ldgavaivds">
               <w:r>
                 <w:rPr>
                   <w:rFonts w:ascii="Arial" w:cs="Arial" w:eastAsia="Arial" w:hAnsi="Arial"/>
@@ -11274,7 +11563,7 @@
             <w:pPr>
               <w:spacing w:after="20" w:before="0"/>
             </w:pPr>
-            <w:hyperlink w:history="1" r:id="rId2pbjaenm765y6wdvs9fhz">
+            <w:hyperlink w:history="1" r:id="rIdoogytcshnvn-80nlljjjz">
               <w:r>
                 <w:rPr>
                   <w:rFonts w:ascii="Arial" w:cs="Arial" w:eastAsia="Arial" w:hAnsi="Arial"/>
@@ -11307,7 +11596,7 @@
               <w:spacing w:after="10" w:before="0"/>
               <w:ind w:left="120"/>
             </w:pPr>
-            <w:hyperlink w:history="1" r:id="rIdrmnpoevsqniutyjojthgk">
+            <w:hyperlink w:history="1" r:id="rIdq0udbfr5tceqch1elvx66">
               <w:r>
                 <w:rPr>
                   <w:rFonts w:ascii="Arial" w:cs="Arial" w:eastAsia="Arial" w:hAnsi="Arial"/>
@@ -11502,7 +11791,7 @@
             <w:pPr>
               <w:spacing w:after="20" w:before="0"/>
             </w:pPr>
-            <w:hyperlink w:history="1" r:id="rIdyw49vi1ugdh4yn-h9jocy">
+            <w:hyperlink w:history="1" r:id="rIdf4zhzmxkaeliqebfwo_h3">
               <w:r>
                 <w:rPr>
                   <w:rFonts w:ascii="Arial" w:cs="Arial" w:eastAsia="Arial" w:hAnsi="Arial"/>
@@ -11535,7 +11824,7 @@
               <w:spacing w:after="10" w:before="0"/>
               <w:ind w:left="120"/>
             </w:pPr>
-            <w:hyperlink w:history="1" r:id="rId1fbh1alfwz0xx4v6f1c-t">
+            <w:hyperlink w:history="1" r:id="rIdff7zdoxg376xeoq7i8sgy">
               <w:r>
                 <w:rPr>
                   <w:rFonts w:ascii="Arial" w:cs="Arial" w:eastAsia="Arial" w:hAnsi="Arial"/>
@@ -11580,7 +11869,7 @@
             <w:pPr>
               <w:spacing w:after="20" w:before="0"/>
             </w:pPr>
-            <w:hyperlink w:history="1" r:id="rId02bvk7j7xpusutkvye1_f">
+            <w:hyperlink w:history="1" r:id="rIdc40hcxranc5nwueipuo1h">
               <w:r>
                 <w:rPr>
                   <w:rFonts w:ascii="Arial" w:cs="Arial" w:eastAsia="Arial" w:hAnsi="Arial"/>
@@ -11613,7 +11902,7 @@
               <w:spacing w:after="10" w:before="0"/>
               <w:ind w:left="120"/>
             </w:pPr>
-            <w:hyperlink w:history="1" r:id="rIdnaneglsi3r6fb8jv8gxti">
+            <w:hyperlink w:history="1" r:id="rIdifxexg9x7phoifbkbgtcy">
               <w:r>
                 <w:rPr>
                   <w:rFonts w:ascii="Arial" w:cs="Arial" w:eastAsia="Arial" w:hAnsi="Arial"/>
@@ -11808,7 +12097,7 @@
             <w:pPr>
               <w:spacing w:after="20" w:before="0"/>
             </w:pPr>
-            <w:hyperlink w:history="1" r:id="rIdxbhcrma75g7pdhkn6gxvv">
+            <w:hyperlink w:history="1" r:id="rId6dj9j0-42oiyp6-iiap2v">
               <w:r>
                 <w:rPr>
                   <w:rFonts w:ascii="Arial" w:cs="Arial" w:eastAsia="Arial" w:hAnsi="Arial"/>
@@ -11841,7 +12130,7 @@
               <w:spacing w:after="10" w:before="0"/>
               <w:ind w:left="120"/>
             </w:pPr>
-            <w:hyperlink w:history="1" r:id="rIdw_pxve6iuppzvdrnz2fhr">
+            <w:hyperlink w:history="1" r:id="rIdpay4ox0gpm6a0cj1lfsuf">
               <w:r>
                 <w:rPr>
                   <w:rFonts w:ascii="Arial" w:cs="Arial" w:eastAsia="Arial" w:hAnsi="Arial"/>
@@ -11886,7 +12175,7 @@
             <w:pPr>
               <w:spacing w:after="20" w:before="0"/>
             </w:pPr>
-            <w:hyperlink w:history="1" r:id="rId_nuxzbk699dc83-folawa">
+            <w:hyperlink w:history="1" r:id="rIdnytxtaqpupkjqsmpjnv4b">
               <w:r>
                 <w:rPr>
                   <w:rFonts w:ascii="Arial" w:cs="Arial" w:eastAsia="Arial" w:hAnsi="Arial"/>
@@ -11919,7 +12208,7 @@
               <w:spacing w:after="10" w:before="0"/>
               <w:ind w:left="120"/>
             </w:pPr>
-            <w:hyperlink w:history="1" r:id="rIdx9m_ltl010ha_jkkrqmvu">
+            <w:hyperlink w:history="1" r:id="rIdbld92wsbwmkxv1plenush">
               <w:r>
                 <w:rPr>
                   <w:rFonts w:ascii="Arial" w:cs="Arial" w:eastAsia="Arial" w:hAnsi="Arial"/>
@@ -12510,6 +12799,65 @@
         </w:tc>
       </w:tr>
     </w:tbl>
+    <w:p>
+      <w:pPr>
+        <w:pBdr>
+          <w:top w:val="single" w:color="BBBBBB" w:sz="4" w:space="4"/>
+        </w:pBdr>
+        <w:spacing w:after="0" w:before="160"/>
+      </w:pPr>
+      <w:r>
+        <w:rPr>
+          <w:rFonts w:ascii="Arial" w:cs="Arial" w:eastAsia="Arial" w:hAnsi="Arial"/>
+          <w:color w:val="666666"/>
+          <w:sz w:val="14"/>
+          <w:szCs w:val="14"/>
+        </w:rPr>
+        <w:t xml:space="preserve">© 2026 SeaVuria and ARES. Aligned with KICD objectives. Developed by SeaVuria; technical implementation by ARES (with AI assistance from Claude). Licensed under </w:t>
+      </w:r>
+      <w:hyperlink w:history="1" r:id="rIdiypobn8uu3rvacmbqwee3">
+        <w:r>
+          <w:rPr>
+            <w:rFonts w:ascii="Arial" w:cs="Arial" w:eastAsia="Arial" w:hAnsi="Arial"/>
+            <w:color w:val="1F6B75"/>
+            <w:sz w:val="14"/>
+            <w:szCs w:val="14"/>
+            <w:u w:val="single" w:color="1F6B75"/>
+          </w:rPr>
+          <w:t xml:space="preserve">CC BY-NC 4.0</w:t>
+        </w:r>
+      </w:hyperlink>
+      <w:r>
+        <w:rPr>
+          <w:rFonts w:ascii="Arial" w:cs="Arial" w:eastAsia="Arial" w:hAnsi="Arial"/>
+          <w:color w:val="666666"/>
+          <w:sz w:val="14"/>
+          <w:szCs w:val="14"/>
+        </w:rPr>
+        <w:t xml:space="preserve"> (</w:t>
+      </w:r>
+      <w:hyperlink w:history="1" r:id="rIdbjeihcavq6oziqpu4xrof">
+        <w:r>
+          <w:rPr>
+            <w:rFonts w:ascii="Arial" w:cs="Arial" w:eastAsia="Arial" w:hAnsi="Arial"/>
+            <w:color w:val="1F6B75"/>
+            <w:sz w:val="14"/>
+            <w:szCs w:val="14"/>
+            <w:u w:val="single" w:color="1F6B75"/>
+          </w:rPr>
+          <w:t xml:space="preserve">https://creativecommons.org/licenses/by-nc/4.0/</w:t>
+        </w:r>
+      </w:hyperlink>
+      <w:r>
+        <w:rPr>
+          <w:rFonts w:ascii="Arial" w:cs="Arial" w:eastAsia="Arial" w:hAnsi="Arial"/>
+          <w:color w:val="666666"/>
+          <w:sz w:val="14"/>
+          <w:szCs w:val="14"/>
+        </w:rPr>
+        <w:t xml:space="preserve">).</w:t>
+      </w:r>
+    </w:p>
     <w:p>
       <w:r>
         <w:br w:type="page"/>
@@ -13501,7 +13849,7 @@
             <w:pPr>
               <w:spacing w:after="20" w:before="0"/>
             </w:pPr>
-            <w:hyperlink w:history="1" r:id="rId6gug23vr5_dp-6ze2fpjl">
+            <w:hyperlink w:history="1" r:id="rIdi5tokqik_hqy7evk92e4j">
               <w:r>
                 <w:rPr>
                   <w:rFonts w:ascii="Arial" w:cs="Arial" w:eastAsia="Arial" w:hAnsi="Arial"/>
@@ -13534,7 +13882,7 @@
               <w:spacing w:after="10" w:before="0"/>
               <w:ind w:left="120"/>
             </w:pPr>
-            <w:hyperlink w:history="1" r:id="rIdn0i9w4imapab4snko3ljs">
+            <w:hyperlink w:history="1" r:id="rIdhip7pfqrzdekczuvpcqkm">
               <w:r>
                 <w:rPr>
                   <w:rFonts w:ascii="Arial" w:cs="Arial" w:eastAsia="Arial" w:hAnsi="Arial"/>
@@ -13579,7 +13927,7 @@
             <w:pPr>
               <w:spacing w:after="20" w:before="0"/>
             </w:pPr>
-            <w:hyperlink w:history="1" r:id="rId1wy27tob0uhw4itkbvu8c">
+            <w:hyperlink w:history="1" r:id="rIdzyger4ogkuw9nis2wze9g">
               <w:r>
                 <w:rPr>
                   <w:rFonts w:ascii="Arial" w:cs="Arial" w:eastAsia="Arial" w:hAnsi="Arial"/>
@@ -13612,7 +13960,7 @@
               <w:spacing w:after="10" w:before="0"/>
               <w:ind w:left="120"/>
             </w:pPr>
-            <w:hyperlink w:history="1" r:id="rIdqu92voqchjo90anfp4jts">
+            <w:hyperlink w:history="1" r:id="rIdljpssec7bdnkni-dzbrgs">
               <w:r>
                 <w:rPr>
                   <w:rFonts w:ascii="Arial" w:cs="Arial" w:eastAsia="Arial" w:hAnsi="Arial"/>
@@ -13807,7 +14155,7 @@
             <w:pPr>
               <w:spacing w:after="20" w:before="0"/>
             </w:pPr>
-            <w:hyperlink w:history="1" r:id="rIdc_sdl8xwnubhd5opxnmk5">
+            <w:hyperlink w:history="1" r:id="rIdkp4o4e2vbamu0oac2nhr5">
               <w:r>
                 <w:rPr>
                   <w:rFonts w:ascii="Arial" w:cs="Arial" w:eastAsia="Arial" w:hAnsi="Arial"/>
@@ -13840,7 +14188,7 @@
               <w:spacing w:after="10" w:before="0"/>
               <w:ind w:left="120"/>
             </w:pPr>
-            <w:hyperlink w:history="1" r:id="rId8e8fj2z339-57jqkg63lb">
+            <w:hyperlink w:history="1" r:id="rId7erq6j1na6prcjb-imgfv">
               <w:r>
                 <w:rPr>
                   <w:rFonts w:ascii="Arial" w:cs="Arial" w:eastAsia="Arial" w:hAnsi="Arial"/>
@@ -13885,7 +14233,7 @@
             <w:pPr>
               <w:spacing w:after="20" w:before="0"/>
             </w:pPr>
-            <w:hyperlink w:history="1" r:id="rIde0bfiqpxvfugdnunoz906">
+            <w:hyperlink w:history="1" r:id="rIdfdkacxx0sz4pb6fw_bwns">
               <w:r>
                 <w:rPr>
                   <w:rFonts w:ascii="Arial" w:cs="Arial" w:eastAsia="Arial" w:hAnsi="Arial"/>
@@ -13918,7 +14266,7 @@
               <w:spacing w:after="10" w:before="0"/>
               <w:ind w:left="120"/>
             </w:pPr>
-            <w:hyperlink w:history="1" r:id="rIdsc6xxmuecjvfd4le3sf8r">
+            <w:hyperlink w:history="1" r:id="rIdtwyd-f-mqwwcjwj036ujc">
               <w:r>
                 <w:rPr>
                   <w:rFonts w:ascii="Arial" w:cs="Arial" w:eastAsia="Arial" w:hAnsi="Arial"/>
@@ -14113,7 +14461,7 @@
             <w:pPr>
               <w:spacing w:after="20" w:before="0"/>
             </w:pPr>
-            <w:hyperlink w:history="1" r:id="rIdc_f4g33npvogu0rdlwzbz">
+            <w:hyperlink w:history="1" r:id="rIde5j1frsaphh4viwcf5s_h">
               <w:r>
                 <w:rPr>
                   <w:rFonts w:ascii="Arial" w:cs="Arial" w:eastAsia="Arial" w:hAnsi="Arial"/>
@@ -14146,7 +14494,7 @@
               <w:spacing w:after="10" w:before="0"/>
               <w:ind w:left="120"/>
             </w:pPr>
-            <w:hyperlink w:history="1" r:id="rIdali81d21troazxxhy2r_s">
+            <w:hyperlink w:history="1" r:id="rIdvouuc6bomokzeunqeuvcq">
               <w:r>
                 <w:rPr>
                   <w:rFonts w:ascii="Arial" w:cs="Arial" w:eastAsia="Arial" w:hAnsi="Arial"/>
@@ -14191,7 +14539,7 @@
             <w:pPr>
               <w:spacing w:after="20" w:before="0"/>
             </w:pPr>
-            <w:hyperlink w:history="1" r:id="rIdkqv097um3u2iwt2zusced">
+            <w:hyperlink w:history="1" r:id="rId4czegq2qjuboxnahfvulf">
               <w:r>
                 <w:rPr>
                   <w:rFonts w:ascii="Arial" w:cs="Arial" w:eastAsia="Arial" w:hAnsi="Arial"/>
@@ -14224,7 +14572,7 @@
               <w:spacing w:after="10" w:before="0"/>
               <w:ind w:left="120"/>
             </w:pPr>
-            <w:hyperlink w:history="1" r:id="rIdi2jkvpzgl0rorp1c37rsi">
+            <w:hyperlink w:history="1" r:id="rIdgy843lvutddnj5v7gy-tv">
               <w:r>
                 <w:rPr>
                   <w:rFonts w:ascii="Arial" w:cs="Arial" w:eastAsia="Arial" w:hAnsi="Arial"/>
@@ -14419,7 +14767,7 @@
             <w:pPr>
               <w:spacing w:after="20" w:before="0"/>
             </w:pPr>
-            <w:hyperlink w:history="1" r:id="rIdlqhsbz5hsdmkdycqfgtuk">
+            <w:hyperlink w:history="1" r:id="rId3l9cxu6dmlgbnibnlfw7l">
               <w:r>
                 <w:rPr>
                   <w:rFonts w:ascii="Arial" w:cs="Arial" w:eastAsia="Arial" w:hAnsi="Arial"/>
@@ -14452,7 +14800,7 @@
               <w:spacing w:after="10" w:before="0"/>
               <w:ind w:left="120"/>
             </w:pPr>
-            <w:hyperlink w:history="1" r:id="rIdipjrwh4htwtmlh6s1jdxi">
+            <w:hyperlink w:history="1" r:id="rIdfodshsslrmruc7joogehd">
               <w:r>
                 <w:rPr>
                   <w:rFonts w:ascii="Arial" w:cs="Arial" w:eastAsia="Arial" w:hAnsi="Arial"/>
@@ -14497,7 +14845,7 @@
             <w:pPr>
               <w:spacing w:after="20" w:before="0"/>
             </w:pPr>
-            <w:hyperlink w:history="1" r:id="rIds9hrhnampgztiqoikbeyu">
+            <w:hyperlink w:history="1" r:id="rIdtvlaoqeutrqayjng8uwen">
               <w:r>
                 <w:rPr>
                   <w:rFonts w:ascii="Arial" w:cs="Arial" w:eastAsia="Arial" w:hAnsi="Arial"/>
@@ -14530,7 +14878,7 @@
               <w:spacing w:after="10" w:before="0"/>
               <w:ind w:left="120"/>
             </w:pPr>
-            <w:hyperlink w:history="1" r:id="rIdtvmei3m-nxpnocx8fxccz">
+            <w:hyperlink w:history="1" r:id="rIdiiggqmjgjpalnayvjtln_">
               <w:r>
                 <w:rPr>
                   <w:rFonts w:ascii="Arial" w:cs="Arial" w:eastAsia="Arial" w:hAnsi="Arial"/>
@@ -14725,7 +15073,7 @@
             <w:pPr>
               <w:spacing w:after="20" w:before="0"/>
             </w:pPr>
-            <w:hyperlink w:history="1" r:id="rIdt52xv-apuootoreuju8ej">
+            <w:hyperlink w:history="1" r:id="rId1o12guz5dxm1a0wbts5cd">
               <w:r>
                 <w:rPr>
                   <w:rFonts w:ascii="Arial" w:cs="Arial" w:eastAsia="Arial" w:hAnsi="Arial"/>
@@ -14758,7 +15106,7 @@
               <w:spacing w:after="10" w:before="0"/>
               <w:ind w:left="120"/>
             </w:pPr>
-            <w:hyperlink w:history="1" r:id="rIdg-79onv9nbmmeepelehzq">
+            <w:hyperlink w:history="1" r:id="rIdj8tijhofrgbbi7cgfwafa">
               <w:r>
                 <w:rPr>
                   <w:rFonts w:ascii="Arial" w:cs="Arial" w:eastAsia="Arial" w:hAnsi="Arial"/>
@@ -14803,7 +15151,7 @@
             <w:pPr>
               <w:spacing w:after="20" w:before="0"/>
             </w:pPr>
-            <w:hyperlink w:history="1" r:id="rId5lbe-cxhy5sgx0uo5gkoi">
+            <w:hyperlink w:history="1" r:id="rIdp9mzscq4apiwq71gx6ve3">
               <w:r>
                 <w:rPr>
                   <w:rFonts w:ascii="Arial" w:cs="Arial" w:eastAsia="Arial" w:hAnsi="Arial"/>
@@ -14836,7 +15184,7 @@
               <w:spacing w:after="10" w:before="0"/>
               <w:ind w:left="120"/>
             </w:pPr>
-            <w:hyperlink w:history="1" r:id="rId9e4-vcqgvzouycfm2jkla">
+            <w:hyperlink w:history="1" r:id="rIdml_pjtbofaklu4pengxbb">
               <w:r>
                 <w:rPr>
                   <w:rFonts w:ascii="Arial" w:cs="Arial" w:eastAsia="Arial" w:hAnsi="Arial"/>
@@ -15465,6 +15813,65 @@
         </w:tc>
       </w:tr>
     </w:tbl>
+    <w:p>
+      <w:pPr>
+        <w:pBdr>
+          <w:top w:val="single" w:color="BBBBBB" w:sz="4" w:space="4"/>
+        </w:pBdr>
+        <w:spacing w:after="0" w:before="160"/>
+      </w:pPr>
+      <w:r>
+        <w:rPr>
+          <w:rFonts w:ascii="Arial" w:cs="Arial" w:eastAsia="Arial" w:hAnsi="Arial"/>
+          <w:color w:val="666666"/>
+          <w:sz w:val="14"/>
+          <w:szCs w:val="14"/>
+        </w:rPr>
+        <w:t xml:space="preserve">© 2026 SeaVuria and ARES. Aligned with KICD objectives. Developed by SeaVuria; technical implementation by ARES (with AI assistance from Claude). Licensed under </w:t>
+      </w:r>
+      <w:hyperlink w:history="1" r:id="rIdlnadgvoo4avzgwkk1m8uh">
+        <w:r>
+          <w:rPr>
+            <w:rFonts w:ascii="Arial" w:cs="Arial" w:eastAsia="Arial" w:hAnsi="Arial"/>
+            <w:color w:val="1F6B75"/>
+            <w:sz w:val="14"/>
+            <w:szCs w:val="14"/>
+            <w:u w:val="single" w:color="1F6B75"/>
+          </w:rPr>
+          <w:t xml:space="preserve">CC BY-NC 4.0</w:t>
+        </w:r>
+      </w:hyperlink>
+      <w:r>
+        <w:rPr>
+          <w:rFonts w:ascii="Arial" w:cs="Arial" w:eastAsia="Arial" w:hAnsi="Arial"/>
+          <w:color w:val="666666"/>
+          <w:sz w:val="14"/>
+          <w:szCs w:val="14"/>
+        </w:rPr>
+        <w:t xml:space="preserve"> (</w:t>
+      </w:r>
+      <w:hyperlink w:history="1" r:id="rIdh8fyyjfv1s-o30derdng6">
+        <w:r>
+          <w:rPr>
+            <w:rFonts w:ascii="Arial" w:cs="Arial" w:eastAsia="Arial" w:hAnsi="Arial"/>
+            <w:color w:val="1F6B75"/>
+            <w:sz w:val="14"/>
+            <w:szCs w:val="14"/>
+            <w:u w:val="single" w:color="1F6B75"/>
+          </w:rPr>
+          <w:t xml:space="preserve">https://creativecommons.org/licenses/by-nc/4.0/</w:t>
+        </w:r>
+      </w:hyperlink>
+      <w:r>
+        <w:rPr>
+          <w:rFonts w:ascii="Arial" w:cs="Arial" w:eastAsia="Arial" w:hAnsi="Arial"/>
+          <w:color w:val="666666"/>
+          <w:sz w:val="14"/>
+          <w:szCs w:val="14"/>
+        </w:rPr>
+        <w:t xml:space="preserve">).</w:t>
+      </w:r>
+    </w:p>
     <w:p>
       <w:r>
         <w:br w:type="page"/>
@@ -16456,7 +16863,7 @@
             <w:pPr>
               <w:spacing w:after="20" w:before="0"/>
             </w:pPr>
-            <w:hyperlink w:history="1" r:id="rId1n49c502kufoe48eqxbyo">
+            <w:hyperlink w:history="1" r:id="rIdyth7wguftk5gfocecpnkp">
               <w:r>
                 <w:rPr>
                   <w:rFonts w:ascii="Arial" w:cs="Arial" w:eastAsia="Arial" w:hAnsi="Arial"/>
@@ -16489,7 +16896,7 @@
               <w:spacing w:after="10" w:before="0"/>
               <w:ind w:left="120"/>
             </w:pPr>
-            <w:hyperlink w:history="1" r:id="rIdm5dtwqs6lfgtn1odjs6mp">
+            <w:hyperlink w:history="1" r:id="rIdrrd6mkttwwpiaaid8fsxc">
               <w:r>
                 <w:rPr>
                   <w:rFonts w:ascii="Arial" w:cs="Arial" w:eastAsia="Arial" w:hAnsi="Arial"/>
@@ -16534,7 +16941,7 @@
             <w:pPr>
               <w:spacing w:after="20" w:before="0"/>
             </w:pPr>
-            <w:hyperlink w:history="1" r:id="rIdoqyu2e_ejhjxlye6rvje7">
+            <w:hyperlink w:history="1" r:id="rIdinjaltsmcvbavqzglzfun">
               <w:r>
                 <w:rPr>
                   <w:rFonts w:ascii="Arial" w:cs="Arial" w:eastAsia="Arial" w:hAnsi="Arial"/>
@@ -16567,7 +16974,7 @@
               <w:spacing w:after="10" w:before="0"/>
               <w:ind w:left="120"/>
             </w:pPr>
-            <w:hyperlink w:history="1" r:id="rIdebai_v5wh-pv-zzia9qqt">
+            <w:hyperlink w:history="1" r:id="rIdexrzk4vkqelsgnp_trv4g">
               <w:r>
                 <w:rPr>
                   <w:rFonts w:ascii="Arial" w:cs="Arial" w:eastAsia="Arial" w:hAnsi="Arial"/>
@@ -16762,7 +17169,7 @@
             <w:pPr>
               <w:spacing w:after="20" w:before="0"/>
             </w:pPr>
-            <w:hyperlink w:history="1" r:id="rIdrexwzezaiiyz4co1gwsit">
+            <w:hyperlink w:history="1" r:id="rIdzzvzcnwtkviexprga4ttm">
               <w:r>
                 <w:rPr>
                   <w:rFonts w:ascii="Arial" w:cs="Arial" w:eastAsia="Arial" w:hAnsi="Arial"/>
@@ -16795,7 +17202,7 @@
               <w:spacing w:after="10" w:before="0"/>
               <w:ind w:left="120"/>
             </w:pPr>
-            <w:hyperlink w:history="1" r:id="rIdra8adrh-i1wcct5sbjq3x">
+            <w:hyperlink w:history="1" r:id="rId871lb00ad6azms3gccsrz">
               <w:r>
                 <w:rPr>
                   <w:rFonts w:ascii="Arial" w:cs="Arial" w:eastAsia="Arial" w:hAnsi="Arial"/>
@@ -16840,7 +17247,7 @@
             <w:pPr>
               <w:spacing w:after="20" w:before="0"/>
             </w:pPr>
-            <w:hyperlink w:history="1" r:id="rId9d3ucvvq_j9vrotaj87r9">
+            <w:hyperlink w:history="1" r:id="rIdbvzgxwhc8o8womes1889-">
               <w:r>
                 <w:rPr>
                   <w:rFonts w:ascii="Arial" w:cs="Arial" w:eastAsia="Arial" w:hAnsi="Arial"/>
@@ -16873,7 +17280,7 @@
               <w:spacing w:after="10" w:before="0"/>
               <w:ind w:left="120"/>
             </w:pPr>
-            <w:hyperlink w:history="1" r:id="rIdfsok68qnix0xe-_xvluzh">
+            <w:hyperlink w:history="1" r:id="rId-3yrcbb39mpwp3owpbxpq">
               <w:r>
                 <w:rPr>
                   <w:rFonts w:ascii="Arial" w:cs="Arial" w:eastAsia="Arial" w:hAnsi="Arial"/>
@@ -17206,7 +17613,7 @@
             <w:pPr>
               <w:spacing w:after="20" w:before="0"/>
             </w:pPr>
-            <w:hyperlink w:history="1" r:id="rId_slgfdxu7ajvv47p1q0jv">
+            <w:hyperlink w:history="1" r:id="rIdckzqctyuwo-udeblf-u8d">
               <w:r>
                 <w:rPr>
                   <w:rFonts w:ascii="Arial" w:cs="Arial" w:eastAsia="Arial" w:hAnsi="Arial"/>
@@ -17239,7 +17646,7 @@
               <w:spacing w:after="10" w:before="0"/>
               <w:ind w:left="120"/>
             </w:pPr>
-            <w:hyperlink w:history="1" r:id="rId81wh5kuuydg4ewkc1cikc">
+            <w:hyperlink w:history="1" r:id="rIdrlt1ditxuyo0byemddrgw">
               <w:r>
                 <w:rPr>
                   <w:rFonts w:ascii="Arial" w:cs="Arial" w:eastAsia="Arial" w:hAnsi="Arial"/>
@@ -17284,7 +17691,7 @@
             <w:pPr>
               <w:spacing w:after="20" w:before="0"/>
             </w:pPr>
-            <w:hyperlink w:history="1" r:id="rIdxy3axubqr9uti6xkv5ceg">
+            <w:hyperlink w:history="1" r:id="rIdcnj7_yul4ildhnp_o4vaf">
               <w:r>
                 <w:rPr>
                   <w:rFonts w:ascii="Arial" w:cs="Arial" w:eastAsia="Arial" w:hAnsi="Arial"/>
@@ -17317,7 +17724,7 @@
               <w:spacing w:after="10" w:before="0"/>
               <w:ind w:left="120"/>
             </w:pPr>
-            <w:hyperlink w:history="1" r:id="rIdht8l2fbljx8ibpeuixvg_">
+            <w:hyperlink w:history="1" r:id="rId3dd7wuau7lwd1kis2osmc">
               <w:r>
                 <w:rPr>
                   <w:rFonts w:ascii="Arial" w:cs="Arial" w:eastAsia="Arial" w:hAnsi="Arial"/>
@@ -17631,7 +18038,7 @@
             <w:pPr>
               <w:spacing w:after="20" w:before="0"/>
             </w:pPr>
-            <w:hyperlink w:history="1" r:id="rId-aemitpoin0fib7fahzzq">
+            <w:hyperlink w:history="1" r:id="rIdxwqkvtij_rpqzevvw9t7u">
               <w:r>
                 <w:rPr>
                   <w:rFonts w:ascii="Arial" w:cs="Arial" w:eastAsia="Arial" w:hAnsi="Arial"/>
@@ -17664,7 +18071,7 @@
               <w:spacing w:after="10" w:before="0"/>
               <w:ind w:left="120"/>
             </w:pPr>
-            <w:hyperlink w:history="1" r:id="rIdmvhthvseh6bbhgpnvac_m">
+            <w:hyperlink w:history="1" r:id="rIdi2xhnljwjprmrhp2df7kv">
               <w:r>
                 <w:rPr>
                   <w:rFonts w:ascii="Arial" w:cs="Arial" w:eastAsia="Arial" w:hAnsi="Arial"/>
@@ -17709,7 +18116,7 @@
             <w:pPr>
               <w:spacing w:after="20" w:before="0"/>
             </w:pPr>
-            <w:hyperlink w:history="1" r:id="rIdwesynz1ykmfy9thdd-kaz">
+            <w:hyperlink w:history="1" r:id="rIdzzdct5zos6tva5t5uasbn">
               <w:r>
                 <w:rPr>
                   <w:rFonts w:ascii="Arial" w:cs="Arial" w:eastAsia="Arial" w:hAnsi="Arial"/>
@@ -17742,7 +18149,7 @@
               <w:spacing w:after="10" w:before="0"/>
               <w:ind w:left="120"/>
             </w:pPr>
-            <w:hyperlink w:history="1" r:id="rIdscnw7_zbqfxd1t6r3vlnw">
+            <w:hyperlink w:history="1" r:id="rIdxhhyxxwff6yma_ydyvxw-">
               <w:r>
                 <w:rPr>
                   <w:rFonts w:ascii="Arial" w:cs="Arial" w:eastAsia="Arial" w:hAnsi="Arial"/>
@@ -18036,7 +18443,7 @@
             <w:pPr>
               <w:spacing w:after="20" w:before="0"/>
             </w:pPr>
-            <w:hyperlink w:history="1" r:id="rId4jklh5wuqndyl9qvsv6tr">
+            <w:hyperlink w:history="1" r:id="rIdouxmvavrtxveeieniy2gb">
               <w:r>
                 <w:rPr>
                   <w:rFonts w:ascii="Arial" w:cs="Arial" w:eastAsia="Arial" w:hAnsi="Arial"/>
@@ -18069,7 +18476,7 @@
               <w:spacing w:after="10" w:before="0"/>
               <w:ind w:left="120"/>
             </w:pPr>
-            <w:hyperlink w:history="1" r:id="rId-n6bdbail7qmh7ybmhvp3">
+            <w:hyperlink w:history="1" r:id="rIdzibygtrnenaofal8x7ayw">
               <w:r>
                 <w:rPr>
                   <w:rFonts w:ascii="Arial" w:cs="Arial" w:eastAsia="Arial" w:hAnsi="Arial"/>
@@ -18114,7 +18521,7 @@
             <w:pPr>
               <w:spacing w:after="20" w:before="0"/>
             </w:pPr>
-            <w:hyperlink w:history="1" r:id="rId4zi2l28immreu1lt5gmm6">
+            <w:hyperlink w:history="1" r:id="rIdpanva1dimkpyyop_ba6ww">
               <w:r>
                 <w:rPr>
                   <w:rFonts w:ascii="Arial" w:cs="Arial" w:eastAsia="Arial" w:hAnsi="Arial"/>
@@ -18147,7 +18554,7 @@
               <w:spacing w:after="10" w:before="0"/>
               <w:ind w:left="120"/>
             </w:pPr>
-            <w:hyperlink w:history="1" r:id="rIdjn_epe53qrz5cufnsenrs">
+            <w:hyperlink w:history="1" r:id="rId-xvtan5ihvww49-wzhcsh">
               <w:r>
                 <w:rPr>
                   <w:rFonts w:ascii="Arial" w:cs="Arial" w:eastAsia="Arial" w:hAnsi="Arial"/>
@@ -18738,6 +19145,65 @@
         </w:tc>
       </w:tr>
     </w:tbl>
+    <w:p>
+      <w:pPr>
+        <w:pBdr>
+          <w:top w:val="single" w:color="BBBBBB" w:sz="4" w:space="4"/>
+        </w:pBdr>
+        <w:spacing w:after="0" w:before="160"/>
+      </w:pPr>
+      <w:r>
+        <w:rPr>
+          <w:rFonts w:ascii="Arial" w:cs="Arial" w:eastAsia="Arial" w:hAnsi="Arial"/>
+          <w:color w:val="666666"/>
+          <w:sz w:val="14"/>
+          <w:szCs w:val="14"/>
+        </w:rPr>
+        <w:t xml:space="preserve">© 2026 SeaVuria and ARES. Aligned with KICD objectives. Developed by SeaVuria; technical implementation by ARES (with AI assistance from Claude). Licensed under </w:t>
+      </w:r>
+      <w:hyperlink w:history="1" r:id="rIdlztnpeasq6fk8uluxut1x">
+        <w:r>
+          <w:rPr>
+            <w:rFonts w:ascii="Arial" w:cs="Arial" w:eastAsia="Arial" w:hAnsi="Arial"/>
+            <w:color w:val="1F6B75"/>
+            <w:sz w:val="14"/>
+            <w:szCs w:val="14"/>
+            <w:u w:val="single" w:color="1F6B75"/>
+          </w:rPr>
+          <w:t xml:space="preserve">CC BY-NC 4.0</w:t>
+        </w:r>
+      </w:hyperlink>
+      <w:r>
+        <w:rPr>
+          <w:rFonts w:ascii="Arial" w:cs="Arial" w:eastAsia="Arial" w:hAnsi="Arial"/>
+          <w:color w:val="666666"/>
+          <w:sz w:val="14"/>
+          <w:szCs w:val="14"/>
+        </w:rPr>
+        <w:t xml:space="preserve"> (</w:t>
+      </w:r>
+      <w:hyperlink w:history="1" r:id="rIdpvztttilfh3-wmmsrf3wa">
+        <w:r>
+          <w:rPr>
+            <w:rFonts w:ascii="Arial" w:cs="Arial" w:eastAsia="Arial" w:hAnsi="Arial"/>
+            <w:color w:val="1F6B75"/>
+            <w:sz w:val="14"/>
+            <w:szCs w:val="14"/>
+            <w:u w:val="single" w:color="1F6B75"/>
+          </w:rPr>
+          <w:t xml:space="preserve">https://creativecommons.org/licenses/by-nc/4.0/</w:t>
+        </w:r>
+      </w:hyperlink>
+      <w:r>
+        <w:rPr>
+          <w:rFonts w:ascii="Arial" w:cs="Arial" w:eastAsia="Arial" w:hAnsi="Arial"/>
+          <w:color w:val="666666"/>
+          <w:sz w:val="14"/>
+          <w:szCs w:val="14"/>
+        </w:rPr>
+        <w:t xml:space="preserve">).</w:t>
+      </w:r>
+    </w:p>
     <w:p>
       <w:r>
         <w:br w:type="page"/>
@@ -19888,7 +20354,7 @@
             <w:pPr>
               <w:spacing w:after="20" w:before="0"/>
             </w:pPr>
-            <w:hyperlink w:history="1" r:id="rIdokgkjnl-miphy04ldf2hi">
+            <w:hyperlink w:history="1" r:id="rIdnmepg9zvtbpltrbp8zr-d">
               <w:r>
                 <w:rPr>
                   <w:rFonts w:ascii="Arial" w:cs="Arial" w:eastAsia="Arial" w:hAnsi="Arial"/>
@@ -19921,7 +20387,7 @@
               <w:spacing w:after="10" w:before="0"/>
               <w:ind w:left="120"/>
             </w:pPr>
-            <w:hyperlink w:history="1" r:id="rId_jhsob7av0qrgpigf9lfj">
+            <w:hyperlink w:history="1" r:id="rIdczqzmhfs5urekr7s8gj1s">
               <w:r>
                 <w:rPr>
                   <w:rFonts w:ascii="Arial" w:cs="Arial" w:eastAsia="Arial" w:hAnsi="Arial"/>
@@ -19966,7 +20432,7 @@
             <w:pPr>
               <w:spacing w:after="20" w:before="0"/>
             </w:pPr>
-            <w:hyperlink w:history="1" r:id="rIdvcd0rcypcnwllprjfiqrl">
+            <w:hyperlink w:history="1" r:id="rIdxly1ilrf_37ujdqgsogmq">
               <w:r>
                 <w:rPr>
                   <w:rFonts w:ascii="Arial" w:cs="Arial" w:eastAsia="Arial" w:hAnsi="Arial"/>
@@ -19999,7 +20465,7 @@
               <w:spacing w:after="10" w:before="0"/>
               <w:ind w:left="120"/>
             </w:pPr>
-            <w:hyperlink w:history="1" r:id="rIdtg4d65vor1whwv_oyqrx7">
+            <w:hyperlink w:history="1" r:id="rIdj8b8mutfcmq-uryqba5f0">
               <w:r>
                 <w:rPr>
                   <w:rFonts w:ascii="Arial" w:cs="Arial" w:eastAsia="Arial" w:hAnsi="Arial"/>
@@ -20194,7 +20660,7 @@
             <w:pPr>
               <w:spacing w:after="20" w:before="0"/>
             </w:pPr>
-            <w:hyperlink w:history="1" r:id="rIdpe0i_bpcqz0bpwcnonfi-">
+            <w:hyperlink w:history="1" r:id="rIdh22ikz5o4hpo63q8awxkd">
               <w:r>
                 <w:rPr>
                   <w:rFonts w:ascii="Arial" w:cs="Arial" w:eastAsia="Arial" w:hAnsi="Arial"/>
@@ -20227,7 +20693,7 @@
               <w:spacing w:after="10" w:before="0"/>
               <w:ind w:left="120"/>
             </w:pPr>
-            <w:hyperlink w:history="1" r:id="rIdsz_8qyqydon_vabxw_q01">
+            <w:hyperlink w:history="1" r:id="rIdw8cqd4l-xqd4omrppmfmp">
               <w:r>
                 <w:rPr>
                   <w:rFonts w:ascii="Arial" w:cs="Arial" w:eastAsia="Arial" w:hAnsi="Arial"/>
@@ -20272,7 +20738,7 @@
             <w:pPr>
               <w:spacing w:after="20" w:before="0"/>
             </w:pPr>
-            <w:hyperlink w:history="1" r:id="rId94hopslh7ejsj385ghawd">
+            <w:hyperlink w:history="1" r:id="rId7go6k521h3zpfkyurvqky">
               <w:r>
                 <w:rPr>
                   <w:rFonts w:ascii="Arial" w:cs="Arial" w:eastAsia="Arial" w:hAnsi="Arial"/>
@@ -20305,7 +20771,7 @@
               <w:spacing w:after="10" w:before="0"/>
               <w:ind w:left="120"/>
             </w:pPr>
-            <w:hyperlink w:history="1" r:id="rIdccddojtpza_dhk1qpafk_">
+            <w:hyperlink w:history="1" r:id="rIdlqzqogne7n5ub3cyqnhmz">
               <w:r>
                 <w:rPr>
                   <w:rFonts w:ascii="Arial" w:cs="Arial" w:eastAsia="Arial" w:hAnsi="Arial"/>
@@ -20500,7 +20966,7 @@
             <w:pPr>
               <w:spacing w:after="20" w:before="0"/>
             </w:pPr>
-            <w:hyperlink w:history="1" r:id="rIdpizq1oudyahwhs2jli9jh">
+            <w:hyperlink w:history="1" r:id="rIddttgef-np0vnjuxbo40ew">
               <w:r>
                 <w:rPr>
                   <w:rFonts w:ascii="Arial" w:cs="Arial" w:eastAsia="Arial" w:hAnsi="Arial"/>
@@ -20533,7 +20999,7 @@
               <w:spacing w:after="10" w:before="0"/>
               <w:ind w:left="120"/>
             </w:pPr>
-            <w:hyperlink w:history="1" r:id="rIdlxwtsmz_djuxkypwwwxsz">
+            <w:hyperlink w:history="1" r:id="rIdvb-zdcnanbd5qul3wfdhm">
               <w:r>
                 <w:rPr>
                   <w:rFonts w:ascii="Arial" w:cs="Arial" w:eastAsia="Arial" w:hAnsi="Arial"/>
@@ -20578,7 +21044,7 @@
             <w:pPr>
               <w:spacing w:after="20" w:before="0"/>
             </w:pPr>
-            <w:hyperlink w:history="1" r:id="rIdpm2ta-dpm1aazzxi92sz2">
+            <w:hyperlink w:history="1" r:id="rIdwcoscgkgz-fh8xxqwoeol">
               <w:r>
                 <w:rPr>
                   <w:rFonts w:ascii="Arial" w:cs="Arial" w:eastAsia="Arial" w:hAnsi="Arial"/>
@@ -20611,7 +21077,7 @@
               <w:spacing w:after="10" w:before="0"/>
               <w:ind w:left="120"/>
             </w:pPr>
-            <w:hyperlink w:history="1" r:id="rIdf6ipchh4tinwgrt4oa3xe">
+            <w:hyperlink w:history="1" r:id="rIdsvq6mahluy_zwvwhyvkt5">
               <w:r>
                 <w:rPr>
                   <w:rFonts w:ascii="Arial" w:cs="Arial" w:eastAsia="Arial" w:hAnsi="Arial"/>
@@ -20806,7 +21272,7 @@
             <w:pPr>
               <w:spacing w:after="20" w:before="0"/>
             </w:pPr>
-            <w:hyperlink w:history="1" r:id="rIdnfamcjtpbvz6oz2alxfyg">
+            <w:hyperlink w:history="1" r:id="rIdrccb7x3_o6yamozgqsyzf">
               <w:r>
                 <w:rPr>
                   <w:rFonts w:ascii="Arial" w:cs="Arial" w:eastAsia="Arial" w:hAnsi="Arial"/>
@@ -20839,7 +21305,7 @@
               <w:spacing w:after="10" w:before="0"/>
               <w:ind w:left="120"/>
             </w:pPr>
-            <w:hyperlink w:history="1" r:id="rIdktikyvssvv5i4xy08zxbb">
+            <w:hyperlink w:history="1" r:id="rIdrjm-5segastui7tyitl_o">
               <w:r>
                 <w:rPr>
                   <w:rFonts w:ascii="Arial" w:cs="Arial" w:eastAsia="Arial" w:hAnsi="Arial"/>
@@ -20884,7 +21350,7 @@
             <w:pPr>
               <w:spacing w:after="20" w:before="0"/>
             </w:pPr>
-            <w:hyperlink w:history="1" r:id="rIdw8bl6ex2tspo0g02c_tf4">
+            <w:hyperlink w:history="1" r:id="rIdhg-aifw6ciw6ia4fpj8rk">
               <w:r>
                 <w:rPr>
                   <w:rFonts w:ascii="Arial" w:cs="Arial" w:eastAsia="Arial" w:hAnsi="Arial"/>
@@ -20917,7 +21383,7 @@
               <w:spacing w:after="10" w:before="0"/>
               <w:ind w:left="120"/>
             </w:pPr>
-            <w:hyperlink w:history="1" r:id="rId1yctqeahtc1co9cojwfe9">
+            <w:hyperlink w:history="1" r:id="rIddhk5sy0f-ckvdinlcctcl">
               <w:r>
                 <w:rPr>
                   <w:rFonts w:ascii="Arial" w:cs="Arial" w:eastAsia="Arial" w:hAnsi="Arial"/>
@@ -21112,7 +21578,7 @@
             <w:pPr>
               <w:spacing w:after="20" w:before="0"/>
             </w:pPr>
-            <w:hyperlink w:history="1" r:id="rId7sypsm5wehqkyuoxsdl_z">
+            <w:hyperlink w:history="1" r:id="rIdx2y8rj0xdgcnojn1qayzw">
               <w:r>
                 <w:rPr>
                   <w:rFonts w:ascii="Arial" w:cs="Arial" w:eastAsia="Arial" w:hAnsi="Arial"/>
@@ -21145,7 +21611,7 @@
               <w:spacing w:after="10" w:before="0"/>
               <w:ind w:left="120"/>
             </w:pPr>
-            <w:hyperlink w:history="1" r:id="rIde1afnatqfjabb-vavtzhy">
+            <w:hyperlink w:history="1" r:id="rIdjbya7sr-5kx5-jycnujjp">
               <w:r>
                 <w:rPr>
                   <w:rFonts w:ascii="Arial" w:cs="Arial" w:eastAsia="Arial" w:hAnsi="Arial"/>
@@ -21190,7 +21656,7 @@
             <w:pPr>
               <w:spacing w:after="20" w:before="0"/>
             </w:pPr>
-            <w:hyperlink w:history="1" r:id="rIdwt87x2yrmbnz4yky58hho">
+            <w:hyperlink w:history="1" r:id="rIdhwjvsdu_zvghpdmceyvwl">
               <w:r>
                 <w:rPr>
                   <w:rFonts w:ascii="Arial" w:cs="Arial" w:eastAsia="Arial" w:hAnsi="Arial"/>
@@ -21223,7 +21689,7 @@
               <w:spacing w:after="10" w:before="0"/>
               <w:ind w:left="120"/>
             </w:pPr>
-            <w:hyperlink w:history="1" r:id="rIdigzddgxnhbrr0u75hapql">
+            <w:hyperlink w:history="1" r:id="rIdhtjzm4089sxval2d7kubg">
               <w:r>
                 <w:rPr>
                   <w:rFonts w:ascii="Arial" w:cs="Arial" w:eastAsia="Arial" w:hAnsi="Arial"/>
@@ -21795,6 +22261,65 @@
         </w:tc>
       </w:tr>
     </w:tbl>
+    <w:p>
+      <w:pPr>
+        <w:pBdr>
+          <w:top w:val="single" w:color="BBBBBB" w:sz="4" w:space="4"/>
+        </w:pBdr>
+        <w:spacing w:after="0" w:before="160"/>
+      </w:pPr>
+      <w:r>
+        <w:rPr>
+          <w:rFonts w:ascii="Arial" w:cs="Arial" w:eastAsia="Arial" w:hAnsi="Arial"/>
+          <w:color w:val="666666"/>
+          <w:sz w:val="14"/>
+          <w:szCs w:val="14"/>
+        </w:rPr>
+        <w:t xml:space="preserve">© 2026 SeaVuria and ARES. Aligned with KICD objectives. Developed by SeaVuria; technical implementation by ARES (with AI assistance from Claude). Licensed under </w:t>
+      </w:r>
+      <w:hyperlink w:history="1" r:id="rIdqko7tave2x6f7whr5xg8y">
+        <w:r>
+          <w:rPr>
+            <w:rFonts w:ascii="Arial" w:cs="Arial" w:eastAsia="Arial" w:hAnsi="Arial"/>
+            <w:color w:val="1F6B75"/>
+            <w:sz w:val="14"/>
+            <w:szCs w:val="14"/>
+            <w:u w:val="single" w:color="1F6B75"/>
+          </w:rPr>
+          <w:t xml:space="preserve">CC BY-NC 4.0</w:t>
+        </w:r>
+      </w:hyperlink>
+      <w:r>
+        <w:rPr>
+          <w:rFonts w:ascii="Arial" w:cs="Arial" w:eastAsia="Arial" w:hAnsi="Arial"/>
+          <w:color w:val="666666"/>
+          <w:sz w:val="14"/>
+          <w:szCs w:val="14"/>
+        </w:rPr>
+        <w:t xml:space="preserve"> (</w:t>
+      </w:r>
+      <w:hyperlink w:history="1" r:id="rIdzk3tfngtuidgcowgfisyp">
+        <w:r>
+          <w:rPr>
+            <w:rFonts w:ascii="Arial" w:cs="Arial" w:eastAsia="Arial" w:hAnsi="Arial"/>
+            <w:color w:val="1F6B75"/>
+            <w:sz w:val="14"/>
+            <w:szCs w:val="14"/>
+            <w:u w:val="single" w:color="1F6B75"/>
+          </w:rPr>
+          <w:t xml:space="preserve">https://creativecommons.org/licenses/by-nc/4.0/</w:t>
+        </w:r>
+      </w:hyperlink>
+      <w:r>
+        <w:rPr>
+          <w:rFonts w:ascii="Arial" w:cs="Arial" w:eastAsia="Arial" w:hAnsi="Arial"/>
+          <w:color w:val="666666"/>
+          <w:sz w:val="14"/>
+          <w:szCs w:val="14"/>
+        </w:rPr>
+        <w:t xml:space="preserve">).</w:t>
+      </w:r>
+    </w:p>
     <w:p>
       <w:r>
         <w:br w:type="page"/>
@@ -22786,7 +23311,7 @@
             <w:pPr>
               <w:spacing w:after="20" w:before="0"/>
             </w:pPr>
-            <w:hyperlink w:history="1" r:id="rId0j2xveasxwqkbe3hh4zfd">
+            <w:hyperlink w:history="1" r:id="rIdlp0gmixx6rjyph4omnz9-">
               <w:r>
                 <w:rPr>
                   <w:rFonts w:ascii="Arial" w:cs="Arial" w:eastAsia="Arial" w:hAnsi="Arial"/>
@@ -22819,7 +23344,7 @@
               <w:spacing w:after="10" w:before="0"/>
               <w:ind w:left="120"/>
             </w:pPr>
-            <w:hyperlink w:history="1" r:id="rId_x0g_tdujicpwdwp1c2rs">
+            <w:hyperlink w:history="1" r:id="rIdidvrqze5vtpylkjhrrt5n">
               <w:r>
                 <w:rPr>
                   <w:rFonts w:ascii="Arial" w:cs="Arial" w:eastAsia="Arial" w:hAnsi="Arial"/>
@@ -22864,7 +23389,7 @@
             <w:pPr>
               <w:spacing w:after="20" w:before="0"/>
             </w:pPr>
-            <w:hyperlink w:history="1" r:id="rIdme5-_nvqhq_do8euaal3o">
+            <w:hyperlink w:history="1" r:id="rIdlxe9ydngj9dtj7a_oishy">
               <w:r>
                 <w:rPr>
                   <w:rFonts w:ascii="Arial" w:cs="Arial" w:eastAsia="Arial" w:hAnsi="Arial"/>
@@ -22897,7 +23422,7 @@
               <w:spacing w:after="10" w:before="0"/>
               <w:ind w:left="120"/>
             </w:pPr>
-            <w:hyperlink w:history="1" r:id="rId5fx5m7kjw-qzue6urljty">
+            <w:hyperlink w:history="1" r:id="rIdvz5vyvfwln9j8zsr_cfsa">
               <w:r>
                 <w:rPr>
                   <w:rFonts w:ascii="Arial" w:cs="Arial" w:eastAsia="Arial" w:hAnsi="Arial"/>
@@ -23092,7 +23617,7 @@
             <w:pPr>
               <w:spacing w:after="20" w:before="0"/>
             </w:pPr>
-            <w:hyperlink w:history="1" r:id="rIdh41rcf1zdg2-tuf6oqpfk">
+            <w:hyperlink w:history="1" r:id="rIdjwy1vlns6myjkljln6xls">
               <w:r>
                 <w:rPr>
                   <w:rFonts w:ascii="Arial" w:cs="Arial" w:eastAsia="Arial" w:hAnsi="Arial"/>
@@ -23125,7 +23650,7 @@
               <w:spacing w:after="10" w:before="0"/>
               <w:ind w:left="120"/>
             </w:pPr>
-            <w:hyperlink w:history="1" r:id="rIda5rvua4wkr39ydvsei5y0">
+            <w:hyperlink w:history="1" r:id="rId8naieebvq745fgg0zaupk">
               <w:r>
                 <w:rPr>
                   <w:rFonts w:ascii="Arial" w:cs="Arial" w:eastAsia="Arial" w:hAnsi="Arial"/>
@@ -23170,7 +23695,7 @@
             <w:pPr>
               <w:spacing w:after="20" w:before="0"/>
             </w:pPr>
-            <w:hyperlink w:history="1" r:id="rIdibucekirafogs4xcvaiv0">
+            <w:hyperlink w:history="1" r:id="rIdui3arqedxllgjkbocakjh">
               <w:r>
                 <w:rPr>
                   <w:rFonts w:ascii="Arial" w:cs="Arial" w:eastAsia="Arial" w:hAnsi="Arial"/>
@@ -23203,7 +23728,7 @@
               <w:spacing w:after="10" w:before="0"/>
               <w:ind w:left="120"/>
             </w:pPr>
-            <w:hyperlink w:history="1" r:id="rIdu-ziqsu6gv9gbi9z2tyqu">
+            <w:hyperlink w:history="1" r:id="rIdwsmkknqxp6vw1xf6gypdt">
               <w:r>
                 <w:rPr>
                   <w:rFonts w:ascii="Arial" w:cs="Arial" w:eastAsia="Arial" w:hAnsi="Arial"/>
@@ -23648,7 +24173,7 @@
             <w:pPr>
               <w:spacing w:after="20" w:before="0"/>
             </w:pPr>
-            <w:hyperlink w:history="1" r:id="rIdfy9rlwinqe7_fkzmv7jpl">
+            <w:hyperlink w:history="1" r:id="rId3mtfuvnhf7vgvciovzcex">
               <w:r>
                 <w:rPr>
                   <w:rFonts w:ascii="Arial" w:cs="Arial" w:eastAsia="Arial" w:hAnsi="Arial"/>
@@ -23681,7 +24206,7 @@
               <w:spacing w:after="10" w:before="0"/>
               <w:ind w:left="120"/>
             </w:pPr>
-            <w:hyperlink w:history="1" r:id="rId5knej98fck4u7kdsjzwbx">
+            <w:hyperlink w:history="1" r:id="rIdp1pozw3yy77u-txu0vdlp">
               <w:r>
                 <w:rPr>
                   <w:rFonts w:ascii="Arial" w:cs="Arial" w:eastAsia="Arial" w:hAnsi="Arial"/>
@@ -23726,7 +24251,7 @@
             <w:pPr>
               <w:spacing w:after="20" w:before="0"/>
             </w:pPr>
-            <w:hyperlink w:history="1" r:id="rIdslzwvh37vwxs2eru0kvps">
+            <w:hyperlink w:history="1" r:id="rIdndtnkuaytogcvize5a_kt">
               <w:r>
                 <w:rPr>
                   <w:rFonts w:ascii="Arial" w:cs="Arial" w:eastAsia="Arial" w:hAnsi="Arial"/>
@@ -23759,7 +24284,7 @@
               <w:spacing w:after="10" w:before="0"/>
               <w:ind w:left="120"/>
             </w:pPr>
-            <w:hyperlink w:history="1" r:id="rIdalivtvb2wcxp9av_dcnww">
+            <w:hyperlink w:history="1" r:id="rIdtterxgi3u4ew4popw8flf">
               <w:r>
                 <w:rPr>
                   <w:rFonts w:ascii="Arial" w:cs="Arial" w:eastAsia="Arial" w:hAnsi="Arial"/>
@@ -24030,7 +24555,7 @@
             <w:pPr>
               <w:spacing w:after="20" w:before="0"/>
             </w:pPr>
-            <w:hyperlink w:history="1" r:id="rIdxksvwaxfupclrfxuzidtx">
+            <w:hyperlink w:history="1" r:id="rIduezxbzonduuvhdrzi7q1p">
               <w:r>
                 <w:rPr>
                   <w:rFonts w:ascii="Arial" w:cs="Arial" w:eastAsia="Arial" w:hAnsi="Arial"/>
@@ -24063,7 +24588,7 @@
               <w:spacing w:after="10" w:before="0"/>
               <w:ind w:left="120"/>
             </w:pPr>
-            <w:hyperlink w:history="1" r:id="rIduv5kr_jdassw0-pb6h5sj">
+            <w:hyperlink w:history="1" r:id="rIda151ehrvxfmk3e7800kfd">
               <w:r>
                 <w:rPr>
                   <w:rFonts w:ascii="Arial" w:cs="Arial" w:eastAsia="Arial" w:hAnsi="Arial"/>
@@ -24108,7 +24633,7 @@
             <w:pPr>
               <w:spacing w:after="20" w:before="0"/>
             </w:pPr>
-            <w:hyperlink w:history="1" r:id="rIdvzuiwzm6dgwklalr6xql_">
+            <w:hyperlink w:history="1" r:id="rId6jzuannrbfl_kfqrco3wz">
               <w:r>
                 <w:rPr>
                   <w:rFonts w:ascii="Arial" w:cs="Arial" w:eastAsia="Arial" w:hAnsi="Arial"/>
@@ -24141,7 +24666,7 @@
               <w:spacing w:after="10" w:before="0"/>
               <w:ind w:left="120"/>
             </w:pPr>
-            <w:hyperlink w:history="1" r:id="rIdfsjahfo885_bpqirp8sf6">
+            <w:hyperlink w:history="1" r:id="rIdqjrgw2e2irhpkauguk5zg">
               <w:r>
                 <w:rPr>
                   <w:rFonts w:ascii="Arial" w:cs="Arial" w:eastAsia="Arial" w:hAnsi="Arial"/>
@@ -24412,7 +24937,7 @@
             <w:pPr>
               <w:spacing w:after="20" w:before="0"/>
             </w:pPr>
-            <w:hyperlink w:history="1" r:id="rId4zswelgejkifq6_7_gkbo">
+            <w:hyperlink w:history="1" r:id="rIduj_6rk_u9f16u3vrqc4aw">
               <w:r>
                 <w:rPr>
                   <w:rFonts w:ascii="Arial" w:cs="Arial" w:eastAsia="Arial" w:hAnsi="Arial"/>
@@ -24445,7 +24970,7 @@
               <w:spacing w:after="10" w:before="0"/>
               <w:ind w:left="120"/>
             </w:pPr>
-            <w:hyperlink w:history="1" r:id="rIdtupae3ftk6k7t9fekqgby">
+            <w:hyperlink w:history="1" r:id="rIdp8qfetimiuxbjkmlts3eh">
               <w:r>
                 <w:rPr>
                   <w:rFonts w:ascii="Arial" w:cs="Arial" w:eastAsia="Arial" w:hAnsi="Arial"/>
@@ -24490,7 +25015,7 @@
             <w:pPr>
               <w:spacing w:after="20" w:before="0"/>
             </w:pPr>
-            <w:hyperlink w:history="1" r:id="rIduy38ofsqc43mfk-sg-th9">
+            <w:hyperlink w:history="1" r:id="rIdjh3y1qygoqi5n4rysimpr">
               <w:r>
                 <w:rPr>
                   <w:rFonts w:ascii="Arial" w:cs="Arial" w:eastAsia="Arial" w:hAnsi="Arial"/>
@@ -24523,7 +25048,7 @@
               <w:spacing w:after="10" w:before="0"/>
               <w:ind w:left="120"/>
             </w:pPr>
-            <w:hyperlink w:history="1" r:id="rId6uq3cmsgybmdbmhvnatdv">
+            <w:hyperlink w:history="1" r:id="rIds4qohyrhzgkgmjy3ytcaw">
               <w:r>
                 <w:rPr>
                   <w:rFonts w:ascii="Arial" w:cs="Arial" w:eastAsia="Arial" w:hAnsi="Arial"/>
@@ -25133,6 +25658,65 @@
         </w:tc>
       </w:tr>
     </w:tbl>
+    <w:p>
+      <w:pPr>
+        <w:pBdr>
+          <w:top w:val="single" w:color="BBBBBB" w:sz="4" w:space="4"/>
+        </w:pBdr>
+        <w:spacing w:after="0" w:before="160"/>
+      </w:pPr>
+      <w:r>
+        <w:rPr>
+          <w:rFonts w:ascii="Arial" w:cs="Arial" w:eastAsia="Arial" w:hAnsi="Arial"/>
+          <w:color w:val="666666"/>
+          <w:sz w:val="14"/>
+          <w:szCs w:val="14"/>
+        </w:rPr>
+        <w:t xml:space="preserve">© 2026 SeaVuria and ARES. Aligned with KICD objectives. Developed by SeaVuria; technical implementation by ARES (with AI assistance from Claude). Licensed under </w:t>
+      </w:r>
+      <w:hyperlink w:history="1" r:id="rIdemqurcrkxipptqcjuavgj">
+        <w:r>
+          <w:rPr>
+            <w:rFonts w:ascii="Arial" w:cs="Arial" w:eastAsia="Arial" w:hAnsi="Arial"/>
+            <w:color w:val="1F6B75"/>
+            <w:sz w:val="14"/>
+            <w:szCs w:val="14"/>
+            <w:u w:val="single" w:color="1F6B75"/>
+          </w:rPr>
+          <w:t xml:space="preserve">CC BY-NC 4.0</w:t>
+        </w:r>
+      </w:hyperlink>
+      <w:r>
+        <w:rPr>
+          <w:rFonts w:ascii="Arial" w:cs="Arial" w:eastAsia="Arial" w:hAnsi="Arial"/>
+          <w:color w:val="666666"/>
+          <w:sz w:val="14"/>
+          <w:szCs w:val="14"/>
+        </w:rPr>
+        <w:t xml:space="preserve"> (</w:t>
+      </w:r>
+      <w:hyperlink w:history="1" r:id="rIdrekkwr3w9ifbxkeavh2ps">
+        <w:r>
+          <w:rPr>
+            <w:rFonts w:ascii="Arial" w:cs="Arial" w:eastAsia="Arial" w:hAnsi="Arial"/>
+            <w:color w:val="1F6B75"/>
+            <w:sz w:val="14"/>
+            <w:szCs w:val="14"/>
+            <w:u w:val="single" w:color="1F6B75"/>
+          </w:rPr>
+          <w:t xml:space="preserve">https://creativecommons.org/licenses/by-nc/4.0/</w:t>
+        </w:r>
+      </w:hyperlink>
+      <w:r>
+        <w:rPr>
+          <w:rFonts w:ascii="Arial" w:cs="Arial" w:eastAsia="Arial" w:hAnsi="Arial"/>
+          <w:color w:val="666666"/>
+          <w:sz w:val="14"/>
+          <w:szCs w:val="14"/>
+        </w:rPr>
+        <w:t xml:space="preserve">).</w:t>
+      </w:r>
+    </w:p>
     <w:p>
       <w:r>
         <w:br w:type="page"/>
@@ -26124,7 +26708,7 @@
             <w:pPr>
               <w:spacing w:after="20" w:before="0"/>
             </w:pPr>
-            <w:hyperlink w:history="1" r:id="rIdkekoztsxlg2mqf745n36r">
+            <w:hyperlink w:history="1" r:id="rIdes4tmmvgeqvpsbtnjcpsr">
               <w:r>
                 <w:rPr>
                   <w:rFonts w:ascii="Arial" w:cs="Arial" w:eastAsia="Arial" w:hAnsi="Arial"/>
@@ -26157,7 +26741,7 @@
               <w:spacing w:after="10" w:before="0"/>
               <w:ind w:left="120"/>
             </w:pPr>
-            <w:hyperlink w:history="1" r:id="rIdstjsmtbudisouimryqbar">
+            <w:hyperlink w:history="1" r:id="rIdlpcbpyx0uddbkkspcp5xo">
               <w:r>
                 <w:rPr>
                   <w:rFonts w:ascii="Arial" w:cs="Arial" w:eastAsia="Arial" w:hAnsi="Arial"/>
@@ -26202,7 +26786,7 @@
             <w:pPr>
               <w:spacing w:after="20" w:before="0"/>
             </w:pPr>
-            <w:hyperlink w:history="1" r:id="rIdijhrdw5edoo37c_jjv6z9">
+            <w:hyperlink w:history="1" r:id="rIdlt_8hvhujqmoy5mkxgvwe">
               <w:r>
                 <w:rPr>
                   <w:rFonts w:ascii="Arial" w:cs="Arial" w:eastAsia="Arial" w:hAnsi="Arial"/>
@@ -26235,7 +26819,7 @@
               <w:spacing w:after="10" w:before="0"/>
               <w:ind w:left="120"/>
             </w:pPr>
-            <w:hyperlink w:history="1" r:id="rIdp5j1kmcopq0nuv06mpqfy">
+            <w:hyperlink w:history="1" r:id="rIdcpjxuyvavqq0vkvsbhqtz">
               <w:r>
                 <w:rPr>
                   <w:rFonts w:ascii="Arial" w:cs="Arial" w:eastAsia="Arial" w:hAnsi="Arial"/>
@@ -26430,7 +27014,7 @@
             <w:pPr>
               <w:spacing w:after="20" w:before="0"/>
             </w:pPr>
-            <w:hyperlink w:history="1" r:id="rIdwyvowkpg18jjwblzhbbhw">
+            <w:hyperlink w:history="1" r:id="rIdfl-6byvtnpw0zqdygsofc">
               <w:r>
                 <w:rPr>
                   <w:rFonts w:ascii="Arial" w:cs="Arial" w:eastAsia="Arial" w:hAnsi="Arial"/>
@@ -26463,7 +27047,7 @@
               <w:spacing w:after="10" w:before="0"/>
               <w:ind w:left="120"/>
             </w:pPr>
-            <w:hyperlink w:history="1" r:id="rIdwocdeqkhmaf3xrkbfz7c7">
+            <w:hyperlink w:history="1" r:id="rIdbsxbs63sznwkkxzb-prno">
               <w:r>
                 <w:rPr>
                   <w:rFonts w:ascii="Arial" w:cs="Arial" w:eastAsia="Arial" w:hAnsi="Arial"/>
@@ -26508,7 +27092,7 @@
             <w:pPr>
               <w:spacing w:after="20" w:before="0"/>
             </w:pPr>
-            <w:hyperlink w:history="1" r:id="rIdurtdksokzdelpj-_xzrkh">
+            <w:hyperlink w:history="1" r:id="rIdaj2klspymvlkl6htjzrkq">
               <w:r>
                 <w:rPr>
                   <w:rFonts w:ascii="Arial" w:cs="Arial" w:eastAsia="Arial" w:hAnsi="Arial"/>
@@ -26541,7 +27125,7 @@
               <w:spacing w:after="10" w:before="0"/>
               <w:ind w:left="120"/>
             </w:pPr>
-            <w:hyperlink w:history="1" r:id="rIdwwp-5ndatzchlbhzx7-uk">
+            <w:hyperlink w:history="1" r:id="rIdabxiisew7a5mbcf6yffnh">
               <w:r>
                 <w:rPr>
                   <w:rFonts w:ascii="Arial" w:cs="Arial" w:eastAsia="Arial" w:hAnsi="Arial"/>
@@ -26736,7 +27320,7 @@
             <w:pPr>
               <w:spacing w:after="20" w:before="0"/>
             </w:pPr>
-            <w:hyperlink w:history="1" r:id="rIddyoiobbs6g8mpu-umk-st">
+            <w:hyperlink w:history="1" r:id="rId6f2-vyjg8_fpmliogbdlh">
               <w:r>
                 <w:rPr>
                   <w:rFonts w:ascii="Arial" w:cs="Arial" w:eastAsia="Arial" w:hAnsi="Arial"/>
@@ -26769,7 +27353,7 @@
               <w:spacing w:after="10" w:before="0"/>
               <w:ind w:left="120"/>
             </w:pPr>
-            <w:hyperlink w:history="1" r:id="rIduy-r4rij8u7c7mhv-jqqk">
+            <w:hyperlink w:history="1" r:id="rIdaknj29piaehgyitq1ea0a">
               <w:r>
                 <w:rPr>
                   <w:rFonts w:ascii="Arial" w:cs="Arial" w:eastAsia="Arial" w:hAnsi="Arial"/>
@@ -26814,7 +27398,7 @@
             <w:pPr>
               <w:spacing w:after="20" w:before="0"/>
             </w:pPr>
-            <w:hyperlink w:history="1" r:id="rIdjblggpsmygsfky7iraqcu">
+            <w:hyperlink w:history="1" r:id="rIdmw2xj8-f6dtqhghiltuud">
               <w:r>
                 <w:rPr>
                   <w:rFonts w:ascii="Arial" w:cs="Arial" w:eastAsia="Arial" w:hAnsi="Arial"/>
@@ -26847,7 +27431,7 @@
               <w:spacing w:after="10" w:before="0"/>
               <w:ind w:left="120"/>
             </w:pPr>
-            <w:hyperlink w:history="1" r:id="rId6syrkm5pnoehwkvn6enti">
+            <w:hyperlink w:history="1" r:id="rId2-u9kwsrlg-nd4mnqbleh">
               <w:r>
                 <w:rPr>
                   <w:rFonts w:ascii="Arial" w:cs="Arial" w:eastAsia="Arial" w:hAnsi="Arial"/>
@@ -27042,7 +27626,7 @@
             <w:pPr>
               <w:spacing w:after="20" w:before="0"/>
             </w:pPr>
-            <w:hyperlink w:history="1" r:id="rIdbl5prxrq3so1aujyvb9ck">
+            <w:hyperlink w:history="1" r:id="rIdwuek_6ldq9uepqcsh97dq">
               <w:r>
                 <w:rPr>
                   <w:rFonts w:ascii="Arial" w:cs="Arial" w:eastAsia="Arial" w:hAnsi="Arial"/>
@@ -27075,7 +27659,7 @@
               <w:spacing w:after="10" w:before="0"/>
               <w:ind w:left="120"/>
             </w:pPr>
-            <w:hyperlink w:history="1" r:id="rIdfmmidpjn61kucchfhw4ag">
+            <w:hyperlink w:history="1" r:id="rIdxtpdcp0jnxecsyfgchz1u">
               <w:r>
                 <w:rPr>
                   <w:rFonts w:ascii="Arial" w:cs="Arial" w:eastAsia="Arial" w:hAnsi="Arial"/>
@@ -27120,7 +27704,7 @@
             <w:pPr>
               <w:spacing w:after="20" w:before="0"/>
             </w:pPr>
-            <w:hyperlink w:history="1" r:id="rIdmdggchvy9pnmhwssl_ljz">
+            <w:hyperlink w:history="1" r:id="rIdmrk15_hxwhwao57b85nkk">
               <w:r>
                 <w:rPr>
                   <w:rFonts w:ascii="Arial" w:cs="Arial" w:eastAsia="Arial" w:hAnsi="Arial"/>
@@ -27153,7 +27737,7 @@
               <w:spacing w:after="10" w:before="0"/>
               <w:ind w:left="120"/>
             </w:pPr>
-            <w:hyperlink w:history="1" r:id="rId-a2srrr53ww7jk2rv2i5t">
+            <w:hyperlink w:history="1" r:id="rIdhtai1_styyloyh-qftifa">
               <w:r>
                 <w:rPr>
                   <w:rFonts w:ascii="Arial" w:cs="Arial" w:eastAsia="Arial" w:hAnsi="Arial"/>
@@ -27348,7 +27932,7 @@
             <w:pPr>
               <w:spacing w:after="20" w:before="0"/>
             </w:pPr>
-            <w:hyperlink w:history="1" r:id="rId9x7ix5s01u_evynb-lo0g">
+            <w:hyperlink w:history="1" r:id="rIdmv17otrfof5obr5t6v2aa">
               <w:r>
                 <w:rPr>
                   <w:rFonts w:ascii="Arial" w:cs="Arial" w:eastAsia="Arial" w:hAnsi="Arial"/>
@@ -27381,7 +27965,7 @@
               <w:spacing w:after="10" w:before="0"/>
               <w:ind w:left="120"/>
             </w:pPr>
-            <w:hyperlink w:history="1" r:id="rIddqdlmt8iv86rkqvr3vw3_">
+            <w:hyperlink w:history="1" r:id="rIdzqusi-b9ckvwu0h_f2eyg">
               <w:r>
                 <w:rPr>
                   <w:rFonts w:ascii="Arial" w:cs="Arial" w:eastAsia="Arial" w:hAnsi="Arial"/>
@@ -27426,7 +28010,7 @@
             <w:pPr>
               <w:spacing w:after="20" w:before="0"/>
             </w:pPr>
-            <w:hyperlink w:history="1" r:id="rIdwvpl5ddfbfu4yszohlagj">
+            <w:hyperlink w:history="1" r:id="rId0phebbuag-6j_kryw_ovt">
               <w:r>
                 <w:rPr>
                   <w:rFonts w:ascii="Arial" w:cs="Arial" w:eastAsia="Arial" w:hAnsi="Arial"/>
@@ -27459,7 +28043,7 @@
               <w:spacing w:after="10" w:before="0"/>
               <w:ind w:left="120"/>
             </w:pPr>
-            <w:hyperlink w:history="1" r:id="rIdlal1ovtwbkjuik2ba0wo9">
+            <w:hyperlink w:history="1" r:id="rIdftujg2wonjaiym0ex5t4-">
               <w:r>
                 <w:rPr>
                   <w:rFonts w:ascii="Arial" w:cs="Arial" w:eastAsia="Arial" w:hAnsi="Arial"/>
@@ -27955,6 +28539,65 @@
         </w:tc>
       </w:tr>
     </w:tbl>
+    <w:p>
+      <w:pPr>
+        <w:pBdr>
+          <w:top w:val="single" w:color="BBBBBB" w:sz="4" w:space="4"/>
+        </w:pBdr>
+        <w:spacing w:after="0" w:before="160"/>
+      </w:pPr>
+      <w:r>
+        <w:rPr>
+          <w:rFonts w:ascii="Arial" w:cs="Arial" w:eastAsia="Arial" w:hAnsi="Arial"/>
+          <w:color w:val="666666"/>
+          <w:sz w:val="14"/>
+          <w:szCs w:val="14"/>
+        </w:rPr>
+        <w:t xml:space="preserve">© 2026 SeaVuria and ARES. Aligned with KICD objectives. Developed by SeaVuria; technical implementation by ARES (with AI assistance from Claude). Licensed under </w:t>
+      </w:r>
+      <w:hyperlink w:history="1" r:id="rId7uher8ip1nb91bjclgqfb">
+        <w:r>
+          <w:rPr>
+            <w:rFonts w:ascii="Arial" w:cs="Arial" w:eastAsia="Arial" w:hAnsi="Arial"/>
+            <w:color w:val="1F6B75"/>
+            <w:sz w:val="14"/>
+            <w:szCs w:val="14"/>
+            <w:u w:val="single" w:color="1F6B75"/>
+          </w:rPr>
+          <w:t xml:space="preserve">CC BY-NC 4.0</w:t>
+        </w:r>
+      </w:hyperlink>
+      <w:r>
+        <w:rPr>
+          <w:rFonts w:ascii="Arial" w:cs="Arial" w:eastAsia="Arial" w:hAnsi="Arial"/>
+          <w:color w:val="666666"/>
+          <w:sz w:val="14"/>
+          <w:szCs w:val="14"/>
+        </w:rPr>
+        <w:t xml:space="preserve"> (</w:t>
+      </w:r>
+      <w:hyperlink w:history="1" r:id="rId704opb5bbjquuobmyy85z">
+        <w:r>
+          <w:rPr>
+            <w:rFonts w:ascii="Arial" w:cs="Arial" w:eastAsia="Arial" w:hAnsi="Arial"/>
+            <w:color w:val="1F6B75"/>
+            <w:sz w:val="14"/>
+            <w:szCs w:val="14"/>
+            <w:u w:val="single" w:color="1F6B75"/>
+          </w:rPr>
+          <w:t xml:space="preserve">https://creativecommons.org/licenses/by-nc/4.0/</w:t>
+        </w:r>
+      </w:hyperlink>
+      <w:r>
+        <w:rPr>
+          <w:rFonts w:ascii="Arial" w:cs="Arial" w:eastAsia="Arial" w:hAnsi="Arial"/>
+          <w:color w:val="666666"/>
+          <w:sz w:val="14"/>
+          <w:szCs w:val="14"/>
+        </w:rPr>
+        <w:t xml:space="preserve">).</w:t>
+      </w:r>
+    </w:p>
     <w:p>
       <w:r>
         <w:br w:type="page"/>

--- a/data/outputs/v2/Essential_Mathematics/SS1.2_Indices/Essential_Mathematics_Indices_CBE_LessonSequence.docx
+++ b/data/outputs/v2/Essential_Mathematics/SS1.2_Indices/Essential_Mathematics_Indices_CBE_LessonSequence.docx
@@ -38,6 +38,2022 @@
           <w:szCs w:val="22"/>
         </w:rPr>
         <w:t xml:space="preserve">CBE Phenomenon-Driven Lesson Sequence — Sub-Strand 1.2 (8 Lessons)</w:t>
+      </w:r>
+    </w:p>
+    <w:p>
+      <w:pPr>
+        <w:spacing w:after="120"/>
+      </w:pPr>
+      <w:r>
+        <w:t xml:space="preserve"/>
+      </w:r>
+    </w:p>
+    <w:tbl>
+      <w:tblPr>
+        <w:tblW w:type="dxa" w:w="13680"/>
+        <w:tblBorders>
+          <w:top w:val="single" w:color="AAAAAA" w:sz="4"/>
+          <w:left w:val="single" w:color="AAAAAA" w:sz="4"/>
+          <w:bottom w:val="single" w:color="AAAAAA" w:sz="4"/>
+          <w:right w:val="single" w:color="AAAAAA" w:sz="4"/>
+          <w:insideH w:val="single" w:color="auto" w:sz="4"/>
+          <w:insideV w:val="single" w:color="auto" w:sz="4"/>
+        </w:tblBorders>
+        <w:tblLayout w:type="fixed"/>
+      </w:tblPr>
+      <w:tblGrid>
+        <w:gridCol w:w="3000"/>
+        <w:gridCol w:w="10680"/>
+      </w:tblGrid>
+      <w:tr>
+        <w:tc>
+          <w:tcPr>
+            <w:tcW w:type="dxa" w:w="13680"/>
+            <w:gridSpan w:val="2"/>
+            <w:shd w:fill="1F3864" w:color="auto" w:val="clear"/>
+            <w:tcMar>
+              <w:top w:type="dxa" w:w="60"/>
+              <w:left w:type="dxa" w:w="120"/>
+              <w:bottom w:type="dxa" w:w="60"/>
+              <w:right w:type="dxa" w:w="120"/>
+            </w:tcMar>
+            <w:vAlign w:val="top"/>
+          </w:tcPr>
+          <w:p>
+            <w:pPr>
+              <w:spacing w:after="40" w:before="0"/>
+              <w:jc w:val="center"/>
+            </w:pPr>
+            <w:r>
+              <w:rPr>
+                <w:rFonts w:ascii="Arial" w:cs="Arial" w:eastAsia="Arial" w:hAnsi="Arial"/>
+                <w:b/>
+                <w:bCs/>
+                <w:i w:val="false"/>
+                <w:iCs w:val="false"/>
+                <w:color w:val="FFFFFF"/>
+                <w:sz w:val="22"/>
+                <w:szCs w:val="22"/>
+              </w:rPr>
+              <w:t xml:space="preserve">SUB-STRAND OVERVIEW</w:t>
+            </w:r>
+          </w:p>
+        </w:tc>
+      </w:tr>
+      <w:tr>
+        <w:tc>
+          <w:tcPr>
+            <w:tcW w:type="dxa" w:w="3000"/>
+            <w:shd w:fill="D5E8F0" w:color="auto" w:val="clear"/>
+            <w:tcMar>
+              <w:top w:type="dxa" w:w="60"/>
+              <w:left w:type="dxa" w:w="120"/>
+              <w:bottom w:type="dxa" w:w="60"/>
+              <w:right w:type="dxa" w:w="120"/>
+            </w:tcMar>
+            <w:vAlign w:val="top"/>
+          </w:tcPr>
+          <w:p>
+            <w:pPr>
+              <w:spacing w:after="40" w:before="0"/>
+              <w:jc w:val="left"/>
+            </w:pPr>
+            <w:r>
+              <w:rPr>
+                <w:rFonts w:ascii="Arial" w:cs="Arial" w:eastAsia="Arial" w:hAnsi="Arial"/>
+                <w:b/>
+                <w:bCs/>
+                <w:i w:val="false"/>
+                <w:iCs w:val="false"/>
+                <w:color w:val="000000"/>
+                <w:sz w:val="18"/>
+                <w:szCs w:val="18"/>
+              </w:rPr>
+              <w:t xml:space="preserve">Grade Level</w:t>
+            </w:r>
+          </w:p>
+        </w:tc>
+        <w:tc>
+          <w:tcPr>
+            <w:tcW w:type="dxa" w:w="10680"/>
+            <w:shd w:fill="FFFFFF" w:color="auto" w:val="clear"/>
+            <w:tcMar>
+              <w:top w:type="dxa" w:w="60"/>
+              <w:left w:type="dxa" w:w="120"/>
+              <w:bottom w:type="dxa" w:w="60"/>
+              <w:right w:type="dxa" w:w="120"/>
+            </w:tcMar>
+            <w:vAlign w:val="top"/>
+          </w:tcPr>
+          <w:p>
+            <w:pPr>
+              <w:spacing w:after="40" w:before="0"/>
+              <w:jc w:val="left"/>
+            </w:pPr>
+            <w:r>
+              <w:rPr>
+                <w:rFonts w:ascii="Arial" w:cs="Arial" w:eastAsia="Arial" w:hAnsi="Arial"/>
+                <w:b w:val="false"/>
+                <w:bCs w:val="false"/>
+                <w:i w:val="false"/>
+                <w:iCs w:val="false"/>
+                <w:color w:val="000000"/>
+                <w:sz w:val="18"/>
+                <w:szCs w:val="18"/>
+              </w:rPr>
+              <w:t xml:space="preserve">10</w:t>
+            </w:r>
+          </w:p>
+        </w:tc>
+      </w:tr>
+      <w:tr>
+        <w:tc>
+          <w:tcPr>
+            <w:tcW w:type="dxa" w:w="3000"/>
+            <w:shd w:fill="D5E8F0" w:color="auto" w:val="clear"/>
+            <w:tcMar>
+              <w:top w:type="dxa" w:w="60"/>
+              <w:left w:type="dxa" w:w="120"/>
+              <w:bottom w:type="dxa" w:w="60"/>
+              <w:right w:type="dxa" w:w="120"/>
+            </w:tcMar>
+            <w:vAlign w:val="top"/>
+          </w:tcPr>
+          <w:p>
+            <w:pPr>
+              <w:spacing w:after="40" w:before="0"/>
+              <w:jc w:val="left"/>
+            </w:pPr>
+            <w:r>
+              <w:rPr>
+                <w:rFonts w:ascii="Arial" w:cs="Arial" w:eastAsia="Arial" w:hAnsi="Arial"/>
+                <w:b/>
+                <w:bCs/>
+                <w:i w:val="false"/>
+                <w:iCs w:val="false"/>
+                <w:color w:val="000000"/>
+                <w:sz w:val="18"/>
+                <w:szCs w:val="18"/>
+              </w:rPr>
+              <w:t xml:space="preserve">Subject</w:t>
+            </w:r>
+          </w:p>
+        </w:tc>
+        <w:tc>
+          <w:tcPr>
+            <w:tcW w:type="dxa" w:w="10680"/>
+            <w:shd w:fill="FFFFFF" w:color="auto" w:val="clear"/>
+            <w:tcMar>
+              <w:top w:type="dxa" w:w="60"/>
+              <w:left w:type="dxa" w:w="120"/>
+              <w:bottom w:type="dxa" w:w="60"/>
+              <w:right w:type="dxa" w:w="120"/>
+            </w:tcMar>
+            <w:vAlign w:val="top"/>
+          </w:tcPr>
+          <w:p>
+            <w:pPr>
+              <w:spacing w:after="40" w:before="0"/>
+              <w:jc w:val="left"/>
+            </w:pPr>
+            <w:r>
+              <w:rPr>
+                <w:rFonts w:ascii="Arial" w:cs="Arial" w:eastAsia="Arial" w:hAnsi="Arial"/>
+                <w:b w:val="false"/>
+                <w:bCs w:val="false"/>
+                <w:i w:val="false"/>
+                <w:iCs w:val="false"/>
+                <w:color w:val="000000"/>
+                <w:sz w:val="18"/>
+                <w:szCs w:val="18"/>
+              </w:rPr>
+              <w:t xml:space="preserve">Essential Mathematics</w:t>
+            </w:r>
+          </w:p>
+        </w:tc>
+      </w:tr>
+      <w:tr>
+        <w:tc>
+          <w:tcPr>
+            <w:tcW w:type="dxa" w:w="3000"/>
+            <w:shd w:fill="D5E8F0" w:color="auto" w:val="clear"/>
+            <w:tcMar>
+              <w:top w:type="dxa" w:w="60"/>
+              <w:left w:type="dxa" w:w="120"/>
+              <w:bottom w:type="dxa" w:w="60"/>
+              <w:right w:type="dxa" w:w="120"/>
+            </w:tcMar>
+            <w:vAlign w:val="top"/>
+          </w:tcPr>
+          <w:p>
+            <w:pPr>
+              <w:spacing w:after="40" w:before="0"/>
+              <w:jc w:val="left"/>
+            </w:pPr>
+            <w:r>
+              <w:rPr>
+                <w:rFonts w:ascii="Arial" w:cs="Arial" w:eastAsia="Arial" w:hAnsi="Arial"/>
+                <w:b/>
+                <w:bCs/>
+                <w:i w:val="false"/>
+                <w:iCs w:val="false"/>
+                <w:color w:val="000000"/>
+                <w:sz w:val="18"/>
+                <w:szCs w:val="18"/>
+              </w:rPr>
+              <w:t xml:space="preserve">Strand</w:t>
+            </w:r>
+          </w:p>
+        </w:tc>
+        <w:tc>
+          <w:tcPr>
+            <w:tcW w:type="dxa" w:w="10680"/>
+            <w:shd w:fill="FFFFFF" w:color="auto" w:val="clear"/>
+            <w:tcMar>
+              <w:top w:type="dxa" w:w="60"/>
+              <w:left w:type="dxa" w:w="120"/>
+              <w:bottom w:type="dxa" w:w="60"/>
+              <w:right w:type="dxa" w:w="120"/>
+            </w:tcMar>
+            <w:vAlign w:val="top"/>
+          </w:tcPr>
+          <w:p>
+            <w:pPr>
+              <w:spacing w:after="40" w:before="0"/>
+              <w:jc w:val="left"/>
+            </w:pPr>
+            <w:r>
+              <w:rPr>
+                <w:rFonts w:ascii="Arial" w:cs="Arial" w:eastAsia="Arial" w:hAnsi="Arial"/>
+                <w:b w:val="false"/>
+                <w:bCs w:val="false"/>
+                <w:i w:val="false"/>
+                <w:iCs w:val="false"/>
+                <w:color w:val="000000"/>
+                <w:sz w:val="18"/>
+                <w:szCs w:val="18"/>
+              </w:rPr>
+              <w:t xml:space="preserve">Strand 1.0: Numbers and Algebra</w:t>
+            </w:r>
+          </w:p>
+        </w:tc>
+      </w:tr>
+      <w:tr>
+        <w:tc>
+          <w:tcPr>
+            <w:tcW w:type="dxa" w:w="3000"/>
+            <w:shd w:fill="D5E8F0" w:color="auto" w:val="clear"/>
+            <w:tcMar>
+              <w:top w:type="dxa" w:w="60"/>
+              <w:left w:type="dxa" w:w="120"/>
+              <w:bottom w:type="dxa" w:w="60"/>
+              <w:right w:type="dxa" w:w="120"/>
+            </w:tcMar>
+            <w:vAlign w:val="top"/>
+          </w:tcPr>
+          <w:p>
+            <w:pPr>
+              <w:spacing w:after="40" w:before="0"/>
+              <w:jc w:val="left"/>
+            </w:pPr>
+            <w:r>
+              <w:rPr>
+                <w:rFonts w:ascii="Arial" w:cs="Arial" w:eastAsia="Arial" w:hAnsi="Arial"/>
+                <w:b/>
+                <w:bCs/>
+                <w:i w:val="false"/>
+                <w:iCs w:val="false"/>
+                <w:color w:val="000000"/>
+                <w:sz w:val="18"/>
+                <w:szCs w:val="18"/>
+              </w:rPr>
+              <w:t xml:space="preserve">Sub-Strand</w:t>
+            </w:r>
+          </w:p>
+        </w:tc>
+        <w:tc>
+          <w:tcPr>
+            <w:tcW w:type="dxa" w:w="10680"/>
+            <w:shd w:fill="FFFFFF" w:color="auto" w:val="clear"/>
+            <w:tcMar>
+              <w:top w:type="dxa" w:w="60"/>
+              <w:left w:type="dxa" w:w="120"/>
+              <w:bottom w:type="dxa" w:w="60"/>
+              <w:right w:type="dxa" w:w="120"/>
+            </w:tcMar>
+            <w:vAlign w:val="top"/>
+          </w:tcPr>
+          <w:p>
+            <w:pPr>
+              <w:spacing w:after="40" w:before="0"/>
+              <w:jc w:val="left"/>
+            </w:pPr>
+            <w:r>
+              <w:rPr>
+                <w:rFonts w:ascii="Arial" w:cs="Arial" w:eastAsia="Arial" w:hAnsi="Arial"/>
+                <w:b w:val="false"/>
+                <w:bCs w:val="false"/>
+                <w:i w:val="false"/>
+                <w:iCs w:val="false"/>
+                <w:color w:val="000000"/>
+                <w:sz w:val="18"/>
+                <w:szCs w:val="18"/>
+              </w:rPr>
+              <w:t xml:space="preserve">Sub-Strand 1.2: Indices</w:t>
+            </w:r>
+          </w:p>
+        </w:tc>
+      </w:tr>
+      <w:tr>
+        <w:tc>
+          <w:tcPr>
+            <w:tcW w:type="dxa" w:w="3000"/>
+            <w:shd w:fill="D5E8F0" w:color="auto" w:val="clear"/>
+            <w:tcMar>
+              <w:top w:type="dxa" w:w="60"/>
+              <w:left w:type="dxa" w:w="120"/>
+              <w:bottom w:type="dxa" w:w="60"/>
+              <w:right w:type="dxa" w:w="120"/>
+            </w:tcMar>
+            <w:vAlign w:val="top"/>
+          </w:tcPr>
+          <w:p>
+            <w:pPr>
+              <w:spacing w:after="40" w:before="0"/>
+              <w:jc w:val="left"/>
+            </w:pPr>
+            <w:r>
+              <w:rPr>
+                <w:rFonts w:ascii="Arial" w:cs="Arial" w:eastAsia="Arial" w:hAnsi="Arial"/>
+                <w:b/>
+                <w:bCs/>
+                <w:i w:val="false"/>
+                <w:iCs w:val="false"/>
+                <w:color w:val="000000"/>
+                <w:sz w:val="18"/>
+                <w:szCs w:val="18"/>
+              </w:rPr>
+              <w:t xml:space="preserve">Total Duration</w:t>
+            </w:r>
+          </w:p>
+        </w:tc>
+        <w:tc>
+          <w:tcPr>
+            <w:tcW w:type="dxa" w:w="10680"/>
+            <w:shd w:fill="FFFFFF" w:color="auto" w:val="clear"/>
+            <w:tcMar>
+              <w:top w:type="dxa" w:w="60"/>
+              <w:left w:type="dxa" w:w="120"/>
+              <w:bottom w:type="dxa" w:w="60"/>
+              <w:right w:type="dxa" w:w="120"/>
+            </w:tcMar>
+            <w:vAlign w:val="top"/>
+          </w:tcPr>
+          <w:p>
+            <w:pPr>
+              <w:spacing w:after="40" w:before="0"/>
+              <w:jc w:val="left"/>
+            </w:pPr>
+            <w:r>
+              <w:rPr>
+                <w:rFonts w:ascii="Arial" w:cs="Arial" w:eastAsia="Arial" w:hAnsi="Arial"/>
+                <w:b w:val="false"/>
+                <w:bCs w:val="false"/>
+                <w:i w:val="false"/>
+                <w:iCs w:val="false"/>
+                <w:color w:val="000000"/>
+                <w:sz w:val="18"/>
+                <w:szCs w:val="18"/>
+              </w:rPr>
+              <w:t xml:space="preserve">8 lessons × 40 minutes = 320 minutes total</w:t>
+            </w:r>
+          </w:p>
+        </w:tc>
+      </w:tr>
+      <w:tr>
+        <w:tc>
+          <w:tcPr>
+            <w:tcW w:type="dxa" w:w="3000"/>
+            <w:shd w:fill="D5E8F0" w:color="auto" w:val="clear"/>
+            <w:tcMar>
+              <w:top w:type="dxa" w:w="60"/>
+              <w:left w:type="dxa" w:w="120"/>
+              <w:bottom w:type="dxa" w:w="60"/>
+              <w:right w:type="dxa" w:w="120"/>
+            </w:tcMar>
+            <w:vAlign w:val="top"/>
+          </w:tcPr>
+          <w:p>
+            <w:pPr>
+              <w:spacing w:after="40" w:before="0"/>
+              <w:jc w:val="left"/>
+            </w:pPr>
+            <w:r>
+              <w:rPr>
+                <w:rFonts w:ascii="Arial" w:cs="Arial" w:eastAsia="Arial" w:hAnsi="Arial"/>
+                <w:b/>
+                <w:bCs/>
+                <w:i w:val="false"/>
+                <w:iCs w:val="false"/>
+                <w:color w:val="000000"/>
+                <w:sz w:val="18"/>
+                <w:szCs w:val="18"/>
+              </w:rPr>
+              <w:t xml:space="preserve">Sub-Strand Content</w:t>
+            </w:r>
+          </w:p>
+        </w:tc>
+        <w:tc>
+          <w:tcPr>
+            <w:tcW w:type="dxa" w:w="10680"/>
+            <w:shd w:fill="FFFFFF" w:color="auto" w:val="clear"/>
+            <w:tcMar>
+              <w:top w:type="dxa" w:w="60"/>
+              <w:left w:type="dxa" w:w="120"/>
+              <w:bottom w:type="dxa" w:w="60"/>
+              <w:right w:type="dxa" w:w="120"/>
+            </w:tcMar>
+            <w:vAlign w:val="top"/>
+          </w:tcPr>
+          <w:p>
+            <w:pPr>
+              <w:spacing w:after="30" w:before="0"/>
+              <w:ind w:left="360" w:hanging="180"/>
+              <w:jc w:val="left"/>
+            </w:pPr>
+            <w:r>
+              <w:rPr>
+                <w:rFonts w:ascii="Arial" w:cs="Arial" w:eastAsia="Arial" w:hAnsi="Arial"/>
+                <w:b w:val="false"/>
+                <w:bCs w:val="false"/>
+                <w:i w:val="false"/>
+                <w:iCs w:val="false"/>
+                <w:color w:val="000000"/>
+                <w:sz w:val="18"/>
+                <w:szCs w:val="18"/>
+              </w:rPr>
+              <w:t xml:space="preserve">–  Indices (powers and bases) — reading, writing and interpreting numbers in index form</w:t>
+            </w:r>
+          </w:p>
+          <w:p>
+            <w:pPr>
+              <w:spacing w:after="30" w:before="0"/>
+              <w:ind w:left="360" w:hanging="180"/>
+              <w:jc w:val="left"/>
+            </w:pPr>
+            <w:r>
+              <w:rPr>
+                <w:rFonts w:ascii="Arial" w:cs="Arial" w:eastAsia="Arial" w:hAnsi="Arial"/>
+                <w:b w:val="false"/>
+                <w:bCs w:val="false"/>
+                <w:i w:val="false"/>
+                <w:iCs w:val="false"/>
+                <w:color w:val="000000"/>
+                <w:sz w:val="18"/>
+                <w:szCs w:val="18"/>
+              </w:rPr>
+              <w:t xml:space="preserve">–  Laws of Indices: Product law — aᵐ × aⁿ = aᵐ⁺ⁿ</w:t>
+            </w:r>
+          </w:p>
+          <w:p>
+            <w:pPr>
+              <w:spacing w:after="30" w:before="0"/>
+              <w:ind w:left="360" w:hanging="180"/>
+              <w:jc w:val="left"/>
+            </w:pPr>
+            <w:r>
+              <w:rPr>
+                <w:rFonts w:ascii="Arial" w:cs="Arial" w:eastAsia="Arial" w:hAnsi="Arial"/>
+                <w:b w:val="false"/>
+                <w:bCs w:val="false"/>
+                <w:i w:val="false"/>
+                <w:iCs w:val="false"/>
+                <w:color w:val="000000"/>
+                <w:sz w:val="18"/>
+                <w:szCs w:val="18"/>
+              </w:rPr>
+              <w:t xml:space="preserve">–  Laws of Indices: Quotient law — aᵐ ÷ aⁿ = aᵐ⁻ⁿ</w:t>
+            </w:r>
+          </w:p>
+          <w:p>
+            <w:pPr>
+              <w:spacing w:after="30" w:before="0"/>
+              <w:ind w:left="360" w:hanging="180"/>
+              <w:jc w:val="left"/>
+            </w:pPr>
+            <w:r>
+              <w:rPr>
+                <w:rFonts w:ascii="Arial" w:cs="Arial" w:eastAsia="Arial" w:hAnsi="Arial"/>
+                <w:b w:val="false"/>
+                <w:bCs w:val="false"/>
+                <w:i w:val="false"/>
+                <w:iCs w:val="false"/>
+                <w:color w:val="000000"/>
+                <w:sz w:val="18"/>
+                <w:szCs w:val="18"/>
+              </w:rPr>
+              <w:t xml:space="preserve">–  Laws of Indices: Power of a power law — (aᵐ)ⁿ = aᵐⁿ</w:t>
+            </w:r>
+          </w:p>
+          <w:p>
+            <w:pPr>
+              <w:spacing w:after="30" w:before="0"/>
+              <w:ind w:left="360" w:hanging="180"/>
+              <w:jc w:val="left"/>
+            </w:pPr>
+            <w:r>
+              <w:rPr>
+                <w:rFonts w:ascii="Arial" w:cs="Arial" w:eastAsia="Arial" w:hAnsi="Arial"/>
+                <w:b w:val="false"/>
+                <w:bCs w:val="false"/>
+                <w:i w:val="false"/>
+                <w:iCs w:val="false"/>
+                <w:color w:val="000000"/>
+                <w:sz w:val="18"/>
+                <w:szCs w:val="18"/>
+              </w:rPr>
+              <w:t xml:space="preserve">–  Laws of Indices: Zero index law — a⁰ = 1 (where m and n are whole numbers)</w:t>
+            </w:r>
+          </w:p>
+          <w:p>
+            <w:pPr>
+              <w:spacing w:after="30" w:before="0"/>
+              <w:ind w:left="360" w:hanging="180"/>
+              <w:jc w:val="left"/>
+            </w:pPr>
+            <w:r>
+              <w:rPr>
+                <w:rFonts w:ascii="Arial" w:cs="Arial" w:eastAsia="Arial" w:hAnsi="Arial"/>
+                <w:b w:val="false"/>
+                <w:bCs w:val="false"/>
+                <w:i w:val="false"/>
+                <w:iCs w:val="false"/>
+                <w:color w:val="000000"/>
+                <w:sz w:val="18"/>
+                <w:szCs w:val="18"/>
+              </w:rPr>
+              <w:t xml:space="preserve">–  Expressing numbers in expanded form from index notation</w:t>
+            </w:r>
+          </w:p>
+          <w:p>
+            <w:pPr>
+              <w:spacing w:after="30" w:before="0"/>
+              <w:ind w:left="360" w:hanging="180"/>
+              <w:jc w:val="left"/>
+            </w:pPr>
+            <w:r>
+              <w:rPr>
+                <w:rFonts w:ascii="Arial" w:cs="Arial" w:eastAsia="Arial" w:hAnsi="Arial"/>
+                <w:b w:val="false"/>
+                <w:bCs w:val="false"/>
+                <w:i w:val="false"/>
+                <w:iCs w:val="false"/>
+                <w:color w:val="000000"/>
+                <w:sz w:val="18"/>
+                <w:szCs w:val="18"/>
+              </w:rPr>
+              <w:t xml:space="preserve">–  Deducing the four laws of indices from patterns in powers with the same base</w:t>
+            </w:r>
+          </w:p>
+          <w:p>
+            <w:pPr>
+              <w:spacing w:after="30" w:before="0"/>
+              <w:ind w:left="360" w:hanging="180"/>
+              <w:jc w:val="left"/>
+            </w:pPr>
+            <w:r>
+              <w:rPr>
+                <w:rFonts w:ascii="Arial" w:cs="Arial" w:eastAsia="Arial" w:hAnsi="Arial"/>
+                <w:b w:val="false"/>
+                <w:bCs w:val="false"/>
+                <w:i w:val="false"/>
+                <w:iCs w:val="false"/>
+                <w:color w:val="000000"/>
+                <w:sz w:val="18"/>
+                <w:szCs w:val="18"/>
+              </w:rPr>
+              <w:t xml:space="preserve">–  Applications of indices in numerical computations (e.g. expressing large populations, distances, masses)</w:t>
+            </w:r>
+          </w:p>
+          <w:p>
+            <w:pPr>
+              <w:spacing w:after="30" w:before="0"/>
+              <w:ind w:left="360" w:hanging="180"/>
+              <w:jc w:val="left"/>
+            </w:pPr>
+            <w:r>
+              <w:rPr>
+                <w:rFonts w:ascii="Arial" w:cs="Arial" w:eastAsia="Arial" w:hAnsi="Arial"/>
+                <w:b w:val="false"/>
+                <w:bCs w:val="false"/>
+                <w:i w:val="false"/>
+                <w:iCs w:val="false"/>
+                <w:color w:val="000000"/>
+                <w:sz w:val="18"/>
+                <w:szCs w:val="18"/>
+              </w:rPr>
+              <w:t xml:space="preserve">–  Using digital and print resources to explore real-life applications of indices</w:t>
+            </w:r>
+          </w:p>
+        </w:tc>
+      </w:tr>
+      <w:tr>
+        <w:tc>
+          <w:tcPr>
+            <w:tcW w:type="dxa" w:w="3000"/>
+            <w:shd w:fill="D5E8F0" w:color="auto" w:val="clear"/>
+            <w:tcMar>
+              <w:top w:type="dxa" w:w="60"/>
+              <w:left w:type="dxa" w:w="120"/>
+              <w:bottom w:type="dxa" w:w="60"/>
+              <w:right w:type="dxa" w:w="120"/>
+            </w:tcMar>
+            <w:vAlign w:val="top"/>
+          </w:tcPr>
+          <w:p>
+            <w:pPr>
+              <w:spacing w:after="40" w:before="0"/>
+              <w:jc w:val="left"/>
+            </w:pPr>
+            <w:r>
+              <w:rPr>
+                <w:rFonts w:ascii="Arial" w:cs="Arial" w:eastAsia="Arial" w:hAnsi="Arial"/>
+                <w:b/>
+                <w:bCs/>
+                <w:i w:val="false"/>
+                <w:iCs w:val="false"/>
+                <w:color w:val="000000"/>
+                <w:sz w:val="18"/>
+                <w:szCs w:val="18"/>
+              </w:rPr>
+              <w:t xml:space="preserve">Learning Outcomes</w:t>
+            </w:r>
+          </w:p>
+        </w:tc>
+        <w:tc>
+          <w:tcPr>
+            <w:tcW w:type="dxa" w:w="10680"/>
+            <w:shd w:fill="FFFFFF" w:color="auto" w:val="clear"/>
+            <w:tcMar>
+              <w:top w:type="dxa" w:w="60"/>
+              <w:left w:type="dxa" w:w="120"/>
+              <w:bottom w:type="dxa" w:w="60"/>
+              <w:right w:type="dxa" w:w="120"/>
+            </w:tcMar>
+            <w:vAlign w:val="top"/>
+          </w:tcPr>
+          <w:p>
+            <w:pPr>
+              <w:spacing w:after="40" w:before="0"/>
+              <w:jc w:val="left"/>
+            </w:pPr>
+            <w:r>
+              <w:rPr>
+                <w:rFonts w:ascii="Arial" w:cs="Arial" w:eastAsia="Arial" w:hAnsi="Arial"/>
+                <w:b w:val="false"/>
+                <w:bCs w:val="false"/>
+                <w:i w:val="false"/>
+                <w:iCs w:val="false"/>
+                <w:color w:val="000000"/>
+                <w:sz w:val="18"/>
+                <w:szCs w:val="18"/>
+              </w:rPr>
+              <w:t xml:space="preserve">By the end of the sub-strand, the learner should be able to:</w:t>
+            </w:r>
+          </w:p>
+          <w:p>
+            <w:pPr>
+              <w:spacing w:after="40" w:before="0"/>
+              <w:jc w:val="left"/>
+            </w:pPr>
+            <w:r>
+              <w:rPr>
+                <w:rFonts w:ascii="Arial" w:cs="Arial" w:eastAsia="Arial" w:hAnsi="Arial"/>
+                <w:b w:val="false"/>
+                <w:bCs w:val="false"/>
+                <w:i w:val="false"/>
+                <w:iCs w:val="false"/>
+                <w:color w:val="000000"/>
+                <w:sz w:val="18"/>
+                <w:szCs w:val="18"/>
+              </w:rPr>
+              <w:t xml:space="preserve">a) express numbers in index form in different situations,</w:t>
+            </w:r>
+          </w:p>
+          <w:p>
+            <w:pPr>
+              <w:spacing w:after="40" w:before="0"/>
+              <w:jc w:val="left"/>
+            </w:pPr>
+            <w:r>
+              <w:rPr>
+                <w:rFonts w:ascii="Arial" w:cs="Arial" w:eastAsia="Arial" w:hAnsi="Arial"/>
+                <w:b w:val="false"/>
+                <w:bCs w:val="false"/>
+                <w:i w:val="false"/>
+                <w:iCs w:val="false"/>
+                <w:color w:val="000000"/>
+                <w:sz w:val="18"/>
+                <w:szCs w:val="18"/>
+              </w:rPr>
+              <w:t xml:space="preserve">b) deduce the four laws of indices from powers and bases,</w:t>
+            </w:r>
+          </w:p>
+          <w:p>
+            <w:pPr>
+              <w:spacing w:after="40" w:before="0"/>
+              <w:jc w:val="left"/>
+            </w:pPr>
+            <w:r>
+              <w:rPr>
+                <w:rFonts w:ascii="Arial" w:cs="Arial" w:eastAsia="Arial" w:hAnsi="Arial"/>
+                <w:b w:val="false"/>
+                <w:bCs w:val="false"/>
+                <w:i w:val="false"/>
+                <w:iCs w:val="false"/>
+                <w:color w:val="000000"/>
+                <w:sz w:val="18"/>
+                <w:szCs w:val="18"/>
+              </w:rPr>
+              <w:t xml:space="preserve">c) apply the laws of indices in numerical computations,</w:t>
+            </w:r>
+          </w:p>
+          <w:p>
+            <w:pPr>
+              <w:spacing w:after="40" w:before="0"/>
+              <w:jc w:val="left"/>
+            </w:pPr>
+            <w:r>
+              <w:rPr>
+                <w:rFonts w:ascii="Arial" w:cs="Arial" w:eastAsia="Arial" w:hAnsi="Arial"/>
+                <w:b w:val="false"/>
+                <w:bCs w:val="false"/>
+                <w:i w:val="false"/>
+                <w:iCs w:val="false"/>
+                <w:color w:val="000000"/>
+                <w:sz w:val="18"/>
+                <w:szCs w:val="18"/>
+              </w:rPr>
+              <w:t xml:space="preserve">d) recognise the use of indices in computations.</w:t>
+            </w:r>
+          </w:p>
+        </w:tc>
+      </w:tr>
+      <w:tr>
+        <w:tc>
+          <w:tcPr>
+            <w:tcW w:type="dxa" w:w="3000"/>
+            <w:shd w:fill="D5E8F0" w:color="auto" w:val="clear"/>
+            <w:tcMar>
+              <w:top w:type="dxa" w:w="60"/>
+              <w:left w:type="dxa" w:w="120"/>
+              <w:bottom w:type="dxa" w:w="60"/>
+              <w:right w:type="dxa" w:w="120"/>
+            </w:tcMar>
+            <w:vAlign w:val="top"/>
+          </w:tcPr>
+          <w:p>
+            <w:pPr>
+              <w:spacing w:after="40" w:before="0"/>
+              <w:jc w:val="left"/>
+            </w:pPr>
+            <w:r>
+              <w:rPr>
+                <w:rFonts w:ascii="Arial" w:cs="Arial" w:eastAsia="Arial" w:hAnsi="Arial"/>
+                <w:b/>
+                <w:bCs/>
+                <w:i w:val="false"/>
+                <w:iCs w:val="false"/>
+                <w:color w:val="000000"/>
+                <w:sz w:val="18"/>
+                <w:szCs w:val="18"/>
+              </w:rPr>
+              <w:t xml:space="preserve">Core Competencies</w:t>
+            </w:r>
+          </w:p>
+        </w:tc>
+        <w:tc>
+          <w:tcPr>
+            <w:tcW w:type="dxa" w:w="10680"/>
+            <w:shd w:fill="FFFFFF" w:color="auto" w:val="clear"/>
+            <w:tcMar>
+              <w:top w:type="dxa" w:w="60"/>
+              <w:left w:type="dxa" w:w="120"/>
+              <w:bottom w:type="dxa" w:w="60"/>
+              <w:right w:type="dxa" w:w="120"/>
+            </w:tcMar>
+            <w:vAlign w:val="top"/>
+          </w:tcPr>
+          <w:p>
+            <w:pPr>
+              <w:spacing w:after="30" w:before="0"/>
+              <w:ind w:left="360" w:hanging="180"/>
+              <w:jc w:val="left"/>
+            </w:pPr>
+            <w:r>
+              <w:rPr>
+                <w:rFonts w:ascii="Arial" w:cs="Arial" w:eastAsia="Arial" w:hAnsi="Arial"/>
+                <w:b w:val="false"/>
+                <w:bCs w:val="false"/>
+                <w:i w:val="false"/>
+                <w:iCs w:val="false"/>
+                <w:color w:val="000000"/>
+                <w:sz w:val="18"/>
+                <w:szCs w:val="18"/>
+              </w:rPr>
+              <w:t xml:space="preserve">–  Learning to Learn: The learner shares learnt knowledge as they discuss with peers and use the laws of indices to work out mathematical computations, building habits of collaborative sense-making and self-directed inquiry.</w:t>
+            </w:r>
+          </w:p>
+          <w:p>
+            <w:pPr>
+              <w:spacing w:after="30" w:before="0"/>
+              <w:ind w:left="360" w:hanging="180"/>
+              <w:jc w:val="left"/>
+            </w:pPr>
+            <w:r>
+              <w:rPr>
+                <w:rFonts w:ascii="Arial" w:cs="Arial" w:eastAsia="Arial" w:hAnsi="Arial"/>
+                <w:b w:val="false"/>
+                <w:bCs w:val="false"/>
+                <w:i w:val="false"/>
+                <w:iCs w:val="false"/>
+                <w:color w:val="000000"/>
+                <w:sz w:val="18"/>
+                <w:szCs w:val="18"/>
+              </w:rPr>
+              <w:t xml:space="preserve">–  Digital Literacy: The learner develops the skills of connecting and interacting with digital technology when using digital resources to search for the laws of indices and their real-life applications (e.g. Kenya Education Cloud, online mathematical tables).</w:t>
+            </w:r>
+          </w:p>
+        </w:tc>
+      </w:tr>
+      <w:tr>
+        <w:tc>
+          <w:tcPr>
+            <w:tcW w:type="dxa" w:w="3000"/>
+            <w:shd w:fill="E2EFDA" w:color="auto" w:val="clear"/>
+            <w:tcMar>
+              <w:top w:type="dxa" w:w="60"/>
+              <w:left w:type="dxa" w:w="120"/>
+              <w:bottom w:type="dxa" w:w="60"/>
+              <w:right w:type="dxa" w:w="120"/>
+            </w:tcMar>
+            <w:vAlign w:val="top"/>
+          </w:tcPr>
+          <w:p>
+            <w:pPr>
+              <w:spacing w:after="40" w:before="0"/>
+              <w:jc w:val="left"/>
+            </w:pPr>
+            <w:r>
+              <w:rPr>
+                <w:rFonts w:ascii="Arial" w:cs="Arial" w:eastAsia="Arial" w:hAnsi="Arial"/>
+                <w:b/>
+                <w:bCs/>
+                <w:i w:val="false"/>
+                <w:iCs w:val="false"/>
+                <w:color w:val="000000"/>
+                <w:sz w:val="18"/>
+                <w:szCs w:val="18"/>
+              </w:rPr>
+              <w:t xml:space="preserve">Core Values</w:t>
+            </w:r>
+          </w:p>
+        </w:tc>
+        <w:tc>
+          <w:tcPr>
+            <w:tcW w:type="dxa" w:w="10680"/>
+            <w:shd w:fill="FFFFFF" w:color="auto" w:val="clear"/>
+            <w:tcMar>
+              <w:top w:type="dxa" w:w="60"/>
+              <w:left w:type="dxa" w:w="120"/>
+              <w:bottom w:type="dxa" w:w="60"/>
+              <w:right w:type="dxa" w:w="120"/>
+            </w:tcMar>
+            <w:vAlign w:val="top"/>
+          </w:tcPr>
+          <w:p>
+            <w:pPr>
+              <w:spacing w:after="30" w:before="0"/>
+              <w:ind w:left="360" w:hanging="180"/>
+              <w:jc w:val="left"/>
+            </w:pPr>
+            <w:r>
+              <w:rPr>
+                <w:rFonts w:ascii="Arial" w:cs="Arial" w:eastAsia="Arial" w:hAnsi="Arial"/>
+                <w:b w:val="false"/>
+                <w:bCs w:val="false"/>
+                <w:i w:val="false"/>
+                <w:iCs w:val="false"/>
+                <w:color w:val="000000"/>
+                <w:sz w:val="18"/>
+                <w:szCs w:val="18"/>
+              </w:rPr>
+              <w:t xml:space="preserve">–  Unity: The learner develops fairness and team spirit as they carry out given mathematical tasks involving the laws of indices, ensuring every group member contributes equitably.</w:t>
+            </w:r>
+          </w:p>
+          <w:p>
+            <w:pPr>
+              <w:spacing w:after="30" w:before="0"/>
+              <w:ind w:left="360" w:hanging="180"/>
+              <w:jc w:val="left"/>
+            </w:pPr>
+            <w:r>
+              <w:rPr>
+                <w:rFonts w:ascii="Arial" w:cs="Arial" w:eastAsia="Arial" w:hAnsi="Arial"/>
+                <w:b w:val="false"/>
+                <w:bCs w:val="false"/>
+                <w:i w:val="false"/>
+                <w:iCs w:val="false"/>
+                <w:color w:val="000000"/>
+                <w:sz w:val="18"/>
+                <w:szCs w:val="18"/>
+              </w:rPr>
+              <w:t xml:space="preserve">–  Responsibility: The learner develops leadership and guidance while discussing with peers as they work on group tasks, taking ownership of accuracy and supporting classmates.</w:t>
+            </w:r>
+          </w:p>
+        </w:tc>
+      </w:tr>
+      <w:tr>
+        <w:tc>
+          <w:tcPr>
+            <w:tcW w:type="dxa" w:w="3000"/>
+            <w:shd w:fill="D5E8F0" w:color="auto" w:val="clear"/>
+            <w:tcMar>
+              <w:top w:type="dxa" w:w="60"/>
+              <w:left w:type="dxa" w:w="120"/>
+              <w:bottom w:type="dxa" w:w="60"/>
+              <w:right w:type="dxa" w:w="120"/>
+            </w:tcMar>
+            <w:vAlign w:val="top"/>
+          </w:tcPr>
+          <w:p>
+            <w:pPr>
+              <w:spacing w:after="40" w:before="0"/>
+              <w:jc w:val="left"/>
+            </w:pPr>
+            <w:r>
+              <w:rPr>
+                <w:rFonts w:ascii="Arial" w:cs="Arial" w:eastAsia="Arial" w:hAnsi="Arial"/>
+                <w:b/>
+                <w:bCs/>
+                <w:i w:val="false"/>
+                <w:iCs w:val="false"/>
+                <w:color w:val="000000"/>
+                <w:sz w:val="18"/>
+                <w:szCs w:val="18"/>
+              </w:rPr>
+              <w:t xml:space="preserve">Science &amp; Engineering Practices</w:t>
+            </w:r>
+          </w:p>
+        </w:tc>
+        <w:tc>
+          <w:tcPr>
+            <w:tcW w:type="dxa" w:w="10680"/>
+            <w:shd w:fill="FFFFFF" w:color="auto" w:val="clear"/>
+            <w:tcMar>
+              <w:top w:type="dxa" w:w="60"/>
+              <w:left w:type="dxa" w:w="120"/>
+              <w:bottom w:type="dxa" w:w="60"/>
+              <w:right w:type="dxa" w:w="120"/>
+            </w:tcMar>
+            <w:vAlign w:val="top"/>
+          </w:tcPr>
+          <w:p>
+            <w:pPr>
+              <w:spacing w:after="30" w:before="0"/>
+              <w:ind w:left="360" w:hanging="180"/>
+              <w:jc w:val="left"/>
+            </w:pPr>
+            <w:r>
+              <w:rPr>
+                <w:rFonts w:ascii="Arial" w:cs="Arial" w:eastAsia="Arial" w:hAnsi="Arial"/>
+                <w:b w:val="false"/>
+                <w:bCs w:val="false"/>
+                <w:i w:val="false"/>
+                <w:iCs w:val="false"/>
+                <w:color w:val="000000"/>
+                <w:sz w:val="18"/>
+                <w:szCs w:val="18"/>
+              </w:rPr>
+              <w:t xml:space="preserve">–  Asking Questions and Defining Problems: Learners pose questions about why very large or very small numbers (e.g. Kenya's population, size of a maize grain) are hard to work with in standard form, motivating the need for index notation.</w:t>
+            </w:r>
+          </w:p>
+          <w:p>
+            <w:pPr>
+              <w:spacing w:after="30" w:before="0"/>
+              <w:ind w:left="360" w:hanging="180"/>
+              <w:jc w:val="left"/>
+            </w:pPr>
+            <w:r>
+              <w:rPr>
+                <w:rFonts w:ascii="Arial" w:cs="Arial" w:eastAsia="Arial" w:hAnsi="Arial"/>
+                <w:b w:val="false"/>
+                <w:bCs w:val="false"/>
+                <w:i w:val="false"/>
+                <w:iCs w:val="false"/>
+                <w:color w:val="000000"/>
+                <w:sz w:val="18"/>
+                <w:szCs w:val="18"/>
+              </w:rPr>
+              <w:t xml:space="preserve">–  Analysing and Interpreting Data: Learners extract bases and exponents from real data sets (e.g. population figures from KNBS census tables), organise them in tables, and identify patterns that lead to the four laws.</w:t>
+            </w:r>
+          </w:p>
+          <w:p>
+            <w:pPr>
+              <w:spacing w:after="30" w:before="0"/>
+              <w:ind w:left="360" w:hanging="180"/>
+              <w:jc w:val="left"/>
+            </w:pPr>
+            <w:r>
+              <w:rPr>
+                <w:rFonts w:ascii="Arial" w:cs="Arial" w:eastAsia="Arial" w:hAnsi="Arial"/>
+                <w:b w:val="false"/>
+                <w:bCs w:val="false"/>
+                <w:i w:val="false"/>
+                <w:iCs w:val="false"/>
+                <w:color w:val="000000"/>
+                <w:sz w:val="18"/>
+                <w:szCs w:val="18"/>
+              </w:rPr>
+              <w:t xml:space="preserve">–  Constructing Explanations: Learners use patterns observed in expanded index expressions to derive and justify each law of indices, then communicate their reasoning to peers.</w:t>
+            </w:r>
+          </w:p>
+          <w:p>
+            <w:pPr>
+              <w:spacing w:after="30" w:before="0"/>
+              <w:ind w:left="360" w:hanging="180"/>
+              <w:jc w:val="left"/>
+            </w:pPr>
+            <w:r>
+              <w:rPr>
+                <w:rFonts w:ascii="Arial" w:cs="Arial" w:eastAsia="Arial" w:hAnsi="Arial"/>
+                <w:b w:val="false"/>
+                <w:bCs w:val="false"/>
+                <w:i w:val="false"/>
+                <w:iCs w:val="false"/>
+                <w:color w:val="000000"/>
+                <w:sz w:val="18"/>
+                <w:szCs w:val="18"/>
+              </w:rPr>
+              <w:t xml:space="preserve">–  Using Mathematics and Computational Thinking: Learners apply the laws of indices to simplify and evaluate numerical expressions, connecting mathematical structure to real-world quantities such as storage capacity (bytes, kilobytes, megabytes) used in Kenyan schools' ICT labs.</w:t>
+            </w:r>
+          </w:p>
+        </w:tc>
+      </w:tr>
+      <w:tr>
+        <w:tc>
+          <w:tcPr>
+            <w:tcW w:type="dxa" w:w="3000"/>
+            <w:shd w:fill="FCE4D6" w:color="auto" w:val="clear"/>
+            <w:tcMar>
+              <w:top w:type="dxa" w:w="60"/>
+              <w:left w:type="dxa" w:w="120"/>
+              <w:bottom w:type="dxa" w:w="60"/>
+              <w:right w:type="dxa" w:w="120"/>
+            </w:tcMar>
+            <w:vAlign w:val="top"/>
+          </w:tcPr>
+          <w:p>
+            <w:pPr>
+              <w:spacing w:after="40" w:before="0"/>
+              <w:jc w:val="left"/>
+            </w:pPr>
+            <w:r>
+              <w:rPr>
+                <w:rFonts w:ascii="Arial" w:cs="Arial" w:eastAsia="Arial" w:hAnsi="Arial"/>
+                <w:b/>
+                <w:bCs/>
+                <w:i w:val="false"/>
+                <w:iCs w:val="false"/>
+                <w:color w:val="000000"/>
+                <w:sz w:val="18"/>
+                <w:szCs w:val="18"/>
+              </w:rPr>
+              <w:t xml:space="preserve">Pertinent &amp; Contemporary Issues (PCIs)</w:t>
+            </w:r>
+          </w:p>
+        </w:tc>
+        <w:tc>
+          <w:tcPr>
+            <w:tcW w:type="dxa" w:w="10680"/>
+            <w:shd w:fill="FFFFFF" w:color="auto" w:val="clear"/>
+            <w:tcMar>
+              <w:top w:type="dxa" w:w="60"/>
+              <w:left w:type="dxa" w:w="120"/>
+              <w:bottom w:type="dxa" w:w="60"/>
+              <w:right w:type="dxa" w:w="120"/>
+            </w:tcMar>
+            <w:vAlign w:val="top"/>
+          </w:tcPr>
+          <w:p>
+            <w:pPr>
+              <w:spacing w:after="30" w:before="0"/>
+              <w:ind w:left="360" w:hanging="180"/>
+              <w:jc w:val="left"/>
+            </w:pPr>
+            <w:r>
+              <w:rPr>
+                <w:rFonts w:ascii="Arial" w:cs="Arial" w:eastAsia="Arial" w:hAnsi="Arial"/>
+                <w:b w:val="false"/>
+                <w:bCs w:val="false"/>
+                <w:i w:val="false"/>
+                <w:iCs w:val="false"/>
+                <w:color w:val="000000"/>
+                <w:sz w:val="18"/>
+                <w:szCs w:val="18"/>
+              </w:rPr>
+              <w:t xml:space="preserve">–  Social Cohesion: The learner works with peers harmoniously to carry out given mathematical tasks involving laws of indices, practising respectful turn-taking and inclusive group participation.</w:t>
+            </w:r>
+          </w:p>
+        </w:tc>
+      </w:tr>
+      <w:tr>
+        <w:tc>
+          <w:tcPr>
+            <w:tcW w:type="dxa" w:w="3000"/>
+            <w:shd w:fill="D9EEF1" w:color="auto" w:val="clear"/>
+            <w:tcMar>
+              <w:top w:type="dxa" w:w="60"/>
+              <w:left w:type="dxa" w:w="120"/>
+              <w:bottom w:type="dxa" w:w="60"/>
+              <w:right w:type="dxa" w:w="120"/>
+            </w:tcMar>
+            <w:vAlign w:val="top"/>
+          </w:tcPr>
+          <w:p>
+            <w:pPr>
+              <w:spacing w:after="40" w:before="0"/>
+              <w:jc w:val="left"/>
+            </w:pPr>
+            <w:r>
+              <w:rPr>
+                <w:rFonts w:ascii="Arial" w:cs="Arial" w:eastAsia="Arial" w:hAnsi="Arial"/>
+                <w:b/>
+                <w:bCs/>
+                <w:i w:val="false"/>
+                <w:iCs w:val="false"/>
+                <w:color w:val="000000"/>
+                <w:sz w:val="18"/>
+                <w:szCs w:val="18"/>
+              </w:rPr>
+              <w:t xml:space="preserve">Career Connections</w:t>
+            </w:r>
+          </w:p>
+        </w:tc>
+        <w:tc>
+          <w:tcPr>
+            <w:tcW w:type="dxa" w:w="10680"/>
+            <w:shd w:fill="FFFFFF" w:color="auto" w:val="clear"/>
+            <w:tcMar>
+              <w:top w:type="dxa" w:w="60"/>
+              <w:left w:type="dxa" w:w="120"/>
+              <w:bottom w:type="dxa" w:w="60"/>
+              <w:right w:type="dxa" w:w="120"/>
+            </w:tcMar>
+            <w:vAlign w:val="top"/>
+          </w:tcPr>
+          <w:p>
+            <w:pPr>
+              <w:spacing w:after="30" w:before="0"/>
+              <w:ind w:left="360" w:hanging="180"/>
+              <w:jc w:val="left"/>
+            </w:pPr>
+            <w:r>
+              <w:rPr>
+                <w:rFonts w:ascii="Arial" w:cs="Arial" w:eastAsia="Arial" w:hAnsi="Arial"/>
+                <w:b w:val="false"/>
+                <w:bCs w:val="false"/>
+                <w:i w:val="false"/>
+                <w:iCs w:val="false"/>
+                <w:color w:val="000000"/>
+                <w:sz w:val="18"/>
+                <w:szCs w:val="18"/>
+              </w:rPr>
+              <w:t xml:space="preserve">–  Data Scientist / Statistician: Indices underpin scientific notation used to handle large datasets (e.g. KNBS population data, M-Pesa transaction volumes).</w:t>
+            </w:r>
+          </w:p>
+          <w:p>
+            <w:pPr>
+              <w:spacing w:after="30" w:before="0"/>
+              <w:ind w:left="360" w:hanging="180"/>
+              <w:jc w:val="left"/>
+            </w:pPr>
+            <w:r>
+              <w:rPr>
+                <w:rFonts w:ascii="Arial" w:cs="Arial" w:eastAsia="Arial" w:hAnsi="Arial"/>
+                <w:b w:val="false"/>
+                <w:bCs w:val="false"/>
+                <w:i w:val="false"/>
+                <w:iCs w:val="false"/>
+                <w:color w:val="000000"/>
+                <w:sz w:val="18"/>
+                <w:szCs w:val="18"/>
+              </w:rPr>
+              <w:t xml:space="preserve">–  ICT Technician / Software Developer: Storage and processing units (bytes, kilobytes, megabytes, gigabytes — powers of 2 and 10) rely directly on index notation.</w:t>
+            </w:r>
+          </w:p>
+          <w:p>
+            <w:pPr>
+              <w:spacing w:after="30" w:before="0"/>
+              <w:ind w:left="360" w:hanging="180"/>
+              <w:jc w:val="left"/>
+            </w:pPr>
+            <w:r>
+              <w:rPr>
+                <w:rFonts w:ascii="Arial" w:cs="Arial" w:eastAsia="Arial" w:hAnsi="Arial"/>
+                <w:b w:val="false"/>
+                <w:bCs w:val="false"/>
+                <w:i w:val="false"/>
+                <w:iCs w:val="false"/>
+                <w:color w:val="000000"/>
+                <w:sz w:val="18"/>
+                <w:szCs w:val="18"/>
+              </w:rPr>
+              <w:t xml:space="preserve">–  Agricultural Scientist / Agronomist: Exponential growth models for crop yields, pest populations or fertiliser dilution ratios in Rift Valley farms use index laws.</w:t>
+            </w:r>
+          </w:p>
+          <w:p>
+            <w:pPr>
+              <w:spacing w:after="30" w:before="0"/>
+              <w:ind w:left="360" w:hanging="180"/>
+              <w:jc w:val="left"/>
+            </w:pPr>
+            <w:r>
+              <w:rPr>
+                <w:rFonts w:ascii="Arial" w:cs="Arial" w:eastAsia="Arial" w:hAnsi="Arial"/>
+                <w:b w:val="false"/>
+                <w:bCs w:val="false"/>
+                <w:i w:val="false"/>
+                <w:iCs w:val="false"/>
+                <w:color w:val="000000"/>
+                <w:sz w:val="18"/>
+                <w:szCs w:val="18"/>
+              </w:rPr>
+              <w:t xml:space="preserve">–  Journalist / Media Professional: Expressing large figures (national budget in billions, KSh) concisely and correctly requires understanding of index form.</w:t>
+            </w:r>
+          </w:p>
+          <w:p>
+            <w:pPr>
+              <w:spacing w:after="30" w:before="0"/>
+              <w:ind w:left="360" w:hanging="180"/>
+              <w:jc w:val="left"/>
+            </w:pPr>
+            <w:r>
+              <w:rPr>
+                <w:rFonts w:ascii="Arial" w:cs="Arial" w:eastAsia="Arial" w:hAnsi="Arial"/>
+                <w:b w:val="false"/>
+                <w:bCs w:val="false"/>
+                <w:i w:val="false"/>
+                <w:iCs w:val="false"/>
+                <w:color w:val="000000"/>
+                <w:sz w:val="18"/>
+                <w:szCs w:val="18"/>
+              </w:rPr>
+              <w:t xml:space="preserve">–  Sports Scientist / Coach: Performance metrics involving exponential scaling (e.g. altitude-adjusted oxygen levels at Eldoret training camps) use index-based computation.</w:t>
+            </w:r>
+          </w:p>
+        </w:tc>
+      </w:tr>
+      <w:tr>
+        <w:tc>
+          <w:tcPr>
+            <w:tcW w:type="dxa" w:w="3000"/>
+            <w:shd w:fill="D5E8F0" w:color="auto" w:val="clear"/>
+            <w:tcMar>
+              <w:top w:type="dxa" w:w="60"/>
+              <w:left w:type="dxa" w:w="120"/>
+              <w:bottom w:type="dxa" w:w="60"/>
+              <w:right w:type="dxa" w:w="120"/>
+            </w:tcMar>
+            <w:vAlign w:val="top"/>
+          </w:tcPr>
+          <w:p>
+            <w:pPr>
+              <w:spacing w:after="40" w:before="0"/>
+              <w:jc w:val="left"/>
+            </w:pPr>
+            <w:r>
+              <w:rPr>
+                <w:rFonts w:ascii="Arial" w:cs="Arial" w:eastAsia="Arial" w:hAnsi="Arial"/>
+                <w:b/>
+                <w:bCs/>
+                <w:i w:val="false"/>
+                <w:iCs w:val="false"/>
+                <w:color w:val="000000"/>
+                <w:sz w:val="18"/>
+                <w:szCs w:val="18"/>
+              </w:rPr>
+              <w:t xml:space="preserve">Focus for Lessons</w:t>
+            </w:r>
+          </w:p>
+        </w:tc>
+        <w:tc>
+          <w:tcPr>
+            <w:tcW w:type="dxa" w:w="10680"/>
+            <w:shd w:fill="FFFFFF" w:color="auto" w:val="clear"/>
+            <w:tcMar>
+              <w:top w:type="dxa" w:w="60"/>
+              <w:left w:type="dxa" w:w="120"/>
+              <w:bottom w:type="dxa" w:w="60"/>
+              <w:right w:type="dxa" w:w="120"/>
+            </w:tcMar>
+            <w:vAlign w:val="top"/>
+          </w:tcPr>
+          <w:p>
+            <w:pPr>
+              <w:spacing w:after="40" w:before="0"/>
+              <w:jc w:val="left"/>
+            </w:pPr>
+            <w:r>
+              <w:rPr>
+                <w:rFonts w:ascii="Arial" w:cs="Arial" w:eastAsia="Arial" w:hAnsi="Arial"/>
+                <w:b w:val="false"/>
+                <w:bCs w:val="false"/>
+                <w:i w:val="false"/>
+                <w:iCs w:val="false"/>
+                <w:color w:val="000000"/>
+                <w:sz w:val="18"/>
+                <w:szCs w:val="18"/>
+              </w:rPr>
+              <w:t xml:space="preserve">This unit introduces learners to index notation as a powerful tool for expressing, comparing and computing with very large and very small numbers encountered in everyday Kenyan life — from national census figures to mobile-data storage. Using a collaborative, inquiry-based approach, learners move from reading numbers in expanded form to deducing the four laws of indices through structured pattern-finding activities. Throughout the eight lessons, real Kenyan contexts (population data, maize harvest tonnage, M-Pesa transactions, altitude records in Eldoret) anchor abstract index rules to meaningful problems, ensuring learners both understand and can apply the laws of indices in numerical computations.</w:t>
+            </w:r>
+          </w:p>
+        </w:tc>
+      </w:tr>
+      <w:tr>
+        <w:tc>
+          <w:tcPr>
+            <w:tcW w:type="dxa" w:w="3000"/>
+            <w:shd w:fill="EAD1F5" w:color="auto" w:val="clear"/>
+            <w:tcMar>
+              <w:top w:type="dxa" w:w="60"/>
+              <w:left w:type="dxa" w:w="120"/>
+              <w:bottom w:type="dxa" w:w="60"/>
+              <w:right w:type="dxa" w:w="120"/>
+            </w:tcMar>
+            <w:vAlign w:val="top"/>
+          </w:tcPr>
+          <w:p>
+            <w:pPr>
+              <w:spacing w:after="40" w:before="0"/>
+              <w:jc w:val="left"/>
+            </w:pPr>
+            <w:r>
+              <w:rPr>
+                <w:rFonts w:ascii="Arial" w:cs="Arial" w:eastAsia="Arial" w:hAnsi="Arial"/>
+                <w:b/>
+                <w:bCs/>
+                <w:i w:val="false"/>
+                <w:iCs w:val="false"/>
+                <w:color w:val="000000"/>
+                <w:sz w:val="18"/>
+                <w:szCs w:val="18"/>
+              </w:rPr>
+              <w:t xml:space="preserve">Driving Question / Key Inquiry Questions</w:t>
+            </w:r>
+          </w:p>
+        </w:tc>
+        <w:tc>
+          <w:tcPr>
+            <w:tcW w:type="dxa" w:w="10680"/>
+            <w:shd w:fill="FFFFFF" w:color="auto" w:val="clear"/>
+            <w:tcMar>
+              <w:top w:type="dxa" w:w="60"/>
+              <w:left w:type="dxa" w:w="120"/>
+              <w:bottom w:type="dxa" w:w="60"/>
+              <w:right w:type="dxa" w:w="120"/>
+            </w:tcMar>
+            <w:vAlign w:val="top"/>
+          </w:tcPr>
+          <w:p>
+            <w:pPr>
+              <w:spacing w:after="40" w:before="0"/>
+              <w:jc w:val="left"/>
+            </w:pPr>
+            <w:r>
+              <w:rPr>
+                <w:rFonts w:ascii="Arial" w:cs="Arial" w:eastAsia="Arial" w:hAnsi="Arial"/>
+                <w:b w:val="false"/>
+                <w:bCs w:val="false"/>
+                <w:i w:val="false"/>
+                <w:iCs w:val="false"/>
+                <w:color w:val="000000"/>
+                <w:sz w:val="18"/>
+                <w:szCs w:val="18"/>
+              </w:rPr>
+              <w:t xml:space="preserve">DRIVING QUESTION: Why do scientists, economists and farmers use "small superscript numbers" to write huge or tiny quantities — and what rules make those compact symbols so powerful for computation?</w:t>
+            </w:r>
+          </w:p>
+          <w:p>
+            <w:pPr>
+              <w:spacing w:after="40" w:before="0"/>
+              <w:jc w:val="left"/>
+            </w:pPr>
+            <w:r>
+              <w:rPr>
+                <w:rFonts w:ascii="Arial" w:cs="Arial" w:eastAsia="Arial" w:hAnsi="Arial"/>
+                <w:b w:val="false"/>
+                <w:bCs w:val="false"/>
+                <w:i w:val="false"/>
+                <w:iCs w:val="false"/>
+                <w:color w:val="000000"/>
+                <w:sz w:val="18"/>
+                <w:szCs w:val="18"/>
+              </w:rPr>
+              <w:t xml:space="preserve"/>
+            </w:r>
+          </w:p>
+          <w:p>
+            <w:pPr>
+              <w:spacing w:after="40" w:before="0"/>
+              <w:jc w:val="left"/>
+            </w:pPr>
+            <w:r>
+              <w:rPr>
+                <w:rFonts w:ascii="Arial" w:cs="Arial" w:eastAsia="Arial" w:hAnsi="Arial"/>
+                <w:b w:val="false"/>
+                <w:bCs w:val="false"/>
+                <w:i w:val="false"/>
+                <w:iCs w:val="false"/>
+                <w:color w:val="000000"/>
+                <w:sz w:val="18"/>
+                <w:szCs w:val="18"/>
+              </w:rPr>
+              <w:t xml:space="preserve">KICD KEY INQUIRY QUESTIONS:</w:t>
+            </w:r>
+          </w:p>
+          <w:p>
+            <w:pPr>
+              <w:spacing w:after="40" w:before="0"/>
+              <w:jc w:val="left"/>
+            </w:pPr>
+            <w:r>
+              <w:rPr>
+                <w:rFonts w:ascii="Arial" w:cs="Arial" w:eastAsia="Arial" w:hAnsi="Arial"/>
+                <w:b w:val="false"/>
+                <w:bCs w:val="false"/>
+                <w:i w:val="false"/>
+                <w:iCs w:val="false"/>
+                <w:color w:val="000000"/>
+                <w:sz w:val="18"/>
+                <w:szCs w:val="18"/>
+              </w:rPr>
+              <w:t xml:space="preserve">1. Why are indices important?</w:t>
+            </w:r>
+          </w:p>
+          <w:p>
+            <w:pPr>
+              <w:spacing w:after="40" w:before="0"/>
+              <w:jc w:val="left"/>
+            </w:pPr>
+            <w:r>
+              <w:rPr>
+                <w:rFonts w:ascii="Arial" w:cs="Arial" w:eastAsia="Arial" w:hAnsi="Arial"/>
+                <w:b w:val="false"/>
+                <w:bCs w:val="false"/>
+                <w:i w:val="false"/>
+                <w:iCs w:val="false"/>
+                <w:color w:val="000000"/>
+                <w:sz w:val="18"/>
+                <w:szCs w:val="18"/>
+              </w:rPr>
+              <w:t xml:space="preserve">2. How are the laws of indices applied in real life?</w:t>
+            </w:r>
+          </w:p>
+        </w:tc>
+      </w:tr>
+      <w:tr>
+        <w:tc>
+          <w:tcPr>
+            <w:tcW w:type="dxa" w:w="3000"/>
+            <w:shd w:fill="EAD1F5" w:color="auto" w:val="clear"/>
+            <w:tcMar>
+              <w:top w:type="dxa" w:w="60"/>
+              <w:left w:type="dxa" w:w="120"/>
+              <w:bottom w:type="dxa" w:w="60"/>
+              <w:right w:type="dxa" w:w="120"/>
+            </w:tcMar>
+            <w:vAlign w:val="top"/>
+          </w:tcPr>
+          <w:p>
+            <w:pPr>
+              <w:spacing w:after="40" w:before="0"/>
+              <w:jc w:val="left"/>
+            </w:pPr>
+            <w:r>
+              <w:rPr>
+                <w:rFonts w:ascii="Arial" w:cs="Arial" w:eastAsia="Arial" w:hAnsi="Arial"/>
+                <w:b/>
+                <w:bCs/>
+                <w:i w:val="false"/>
+                <w:iCs w:val="false"/>
+                <w:color w:val="000000"/>
+                <w:sz w:val="18"/>
+                <w:szCs w:val="18"/>
+              </w:rPr>
+              <w:t xml:space="preserve">Anchoring Phenomenon</w:t>
+            </w:r>
+          </w:p>
+        </w:tc>
+        <w:tc>
+          <w:tcPr>
+            <w:tcW w:type="dxa" w:w="10680"/>
+            <w:shd w:fill="FFFFFF" w:color="auto" w:val="clear"/>
+            <w:tcMar>
+              <w:top w:type="dxa" w:w="60"/>
+              <w:left w:type="dxa" w:w="120"/>
+              <w:bottom w:type="dxa" w:w="60"/>
+              <w:right w:type="dxa" w:w="120"/>
+            </w:tcMar>
+            <w:vAlign w:val="top"/>
+          </w:tcPr>
+          <w:p>
+            <w:pPr>
+              <w:spacing w:after="40" w:before="0"/>
+              <w:jc w:val="left"/>
+            </w:pPr>
+            <w:r>
+              <w:rPr>
+                <w:rFonts w:ascii="Arial" w:cs="Arial" w:eastAsia="Arial" w:hAnsi="Arial"/>
+                <w:b w:val="false"/>
+                <w:bCs w:val="false"/>
+                <w:i w:val="false"/>
+                <w:iCs w:val="false"/>
+                <w:color w:val="000000"/>
+                <w:sz w:val="18"/>
+                <w:szCs w:val="18"/>
+              </w:rPr>
+              <w:t xml:space="preserve">Kenya's 2019 National Population and Housing Census recorded a total population of 47,564,296 people. When learners first encounter this figure written out in full, it is unwieldy — hard to compare, hard to compute with, and easy to misread. Yet a scientist, journalist or government planner working with such data every day needs a compact, unambiguous way to write it. Learners are shown two cards side by side: one card shows 47,564,296 written in full; the other shows the approximation 4.8 × 10⁷. The puzzling observation is that the second card — using a small "7" written high up — somehow captures almost the same information in far fewer symbols, and that this tiny superscript "7" can be used in arithmetic in ways that follow surprisingly neat rules. Why does multiplying two such expressions just mean adding those small superscript numbers? Why does dividing them mean subtracting? How can any number raised to the power zero equal exactly 1? These questions are genuinely surprising to learners and cannot be answered by guessing — they require systematic investigation of the structure of repeated multiplication.</w:t>
+            </w:r>
+          </w:p>
+        </w:tc>
+      </w:tr>
+      <w:tr>
+        <w:tc>
+          <w:tcPr>
+            <w:tcW w:type="dxa" w:w="3000"/>
+            <w:shd w:fill="D9EEF1" w:color="auto" w:val="clear"/>
+            <w:tcMar>
+              <w:top w:type="dxa" w:w="60"/>
+              <w:left w:type="dxa" w:w="120"/>
+              <w:bottom w:type="dxa" w:w="60"/>
+              <w:right w:type="dxa" w:w="120"/>
+            </w:tcMar>
+            <w:vAlign w:val="top"/>
+          </w:tcPr>
+          <w:p>
+            <w:pPr>
+              <w:spacing w:after="40" w:before="0"/>
+              <w:jc w:val="left"/>
+            </w:pPr>
+            <w:r>
+              <w:rPr>
+                <w:rFonts w:ascii="Arial" w:cs="Arial" w:eastAsia="Arial" w:hAnsi="Arial"/>
+                <w:b/>
+                <w:bCs/>
+                <w:i w:val="false"/>
+                <w:iCs w:val="false"/>
+                <w:color w:val="000000"/>
+                <w:sz w:val="18"/>
+                <w:szCs w:val="18"/>
+              </w:rPr>
+              <w:t xml:space="preserve">Storyline Thread</w:t>
+            </w:r>
+          </w:p>
+        </w:tc>
+        <w:tc>
+          <w:tcPr>
+            <w:tcW w:type="dxa" w:w="10680"/>
+            <w:shd w:fill="FFFFFF" w:color="auto" w:val="clear"/>
+            <w:tcMar>
+              <w:top w:type="dxa" w:w="60"/>
+              <w:left w:type="dxa" w:w="120"/>
+              <w:bottom w:type="dxa" w:w="60"/>
+              <w:right w:type="dxa" w:w="120"/>
+            </w:tcMar>
+            <w:vAlign w:val="top"/>
+          </w:tcPr>
+          <w:p>
+            <w:pPr>
+              <w:spacing w:after="40" w:before="0"/>
+              <w:jc w:val="left"/>
+            </w:pPr>
+            <w:r>
+              <w:rPr>
+                <w:rFonts w:ascii="Arial" w:cs="Arial" w:eastAsia="Arial" w:hAnsi="Arial"/>
+                <w:b w:val="false"/>
+                <w:bCs w:val="false"/>
+                <w:i w:val="false"/>
+                <w:iCs w:val="false"/>
+                <w:color w:val="000000"/>
+                <w:sz w:val="18"/>
+                <w:szCs w:val="18"/>
+              </w:rPr>
+              <w:t xml:space="preserve">Lesson 1 — Noticing the Problem (Anchoring Phenomenon): Learners are shown Kenya's 2019 census figure (47,564,296) alongside 4.8 × 10⁷ and asked to predict which is easier to use in calculations and why. They brainstorm how height, weight and population figures can be rewritten in terms of prime factor bases and powers, generating their first index expressions. The Driving Question is posed and the class Driving Question Board (DQB) is opened.</w:t>
+            </w:r>
+          </w:p>
+          <w:p>
+            <w:pPr>
+              <w:spacing w:after="40" w:before="0"/>
+              <w:jc w:val="left"/>
+            </w:pPr>
+            <w:r>
+              <w:rPr>
+                <w:rFonts w:ascii="Arial" w:cs="Arial" w:eastAsia="Arial" w:hAnsi="Arial"/>
+                <w:b w:val="false"/>
+                <w:bCs w:val="false"/>
+                <w:i w:val="false"/>
+                <w:iCs w:val="false"/>
+                <w:color w:val="000000"/>
+                <w:sz w:val="18"/>
+                <w:szCs w:val="18"/>
+              </w:rPr>
+              <w:t xml:space="preserve"/>
+            </w:r>
+          </w:p>
+          <w:p>
+            <w:pPr>
+              <w:spacing w:after="40" w:before="0"/>
+              <w:jc w:val="left"/>
+            </w:pPr>
+            <w:r>
+              <w:rPr>
+                <w:rFonts w:ascii="Arial" w:cs="Arial" w:eastAsia="Arial" w:hAnsi="Arial"/>
+                <w:b w:val="false"/>
+                <w:bCs w:val="false"/>
+                <w:i w:val="false"/>
+                <w:iCs w:val="false"/>
+                <w:color w:val="000000"/>
+                <w:sz w:val="18"/>
+                <w:szCs w:val="18"/>
+              </w:rPr>
+              <w:t xml:space="preserve">Lesson 2 — Building Index Language (Predict &amp; Observe): Learners estimate and record the population of their county (e.g. Nairobi ≈ 4.4 × 10⁶, Kisumu ≈ 1.2 × 10⁶), express each to the nearest million in index form, and then expand index expressions (e.g. 2⁵ = 2×2×2×2×2 = 32) to confirm the notation. They distinguish bases from exponents and practise reading and writing numbers — including maize harvest tonnage from KNBS data — in index form.</w:t>
+            </w:r>
+          </w:p>
+          <w:p>
+            <w:pPr>
+              <w:spacing w:after="40" w:before="0"/>
+              <w:jc w:val="left"/>
+            </w:pPr>
+            <w:r>
+              <w:rPr>
+                <w:rFonts w:ascii="Arial" w:cs="Arial" w:eastAsia="Arial" w:hAnsi="Arial"/>
+                <w:b w:val="false"/>
+                <w:bCs w:val="false"/>
+                <w:i w:val="false"/>
+                <w:iCs w:val="false"/>
+                <w:color w:val="000000"/>
+                <w:sz w:val="18"/>
+                <w:szCs w:val="18"/>
+              </w:rPr>
+              <w:t xml:space="preserve"/>
+            </w:r>
+          </w:p>
+          <w:p>
+            <w:pPr>
+              <w:spacing w:after="40" w:before="0"/>
+              <w:jc w:val="left"/>
+            </w:pPr>
+            <w:r>
+              <w:rPr>
+                <w:rFonts w:ascii="Arial" w:cs="Arial" w:eastAsia="Arial" w:hAnsi="Arial"/>
+                <w:b w:val="false"/>
+                <w:bCs w:val="false"/>
+                <w:i w:val="false"/>
+                <w:iCs w:val="false"/>
+                <w:color w:val="000000"/>
+                <w:sz w:val="18"/>
+                <w:szCs w:val="18"/>
+              </w:rPr>
+              <w:t xml:space="preserve">Lesson 3 — Discovering the Product Law (Observe &amp; Explain): Learners systematically expand and multiply pairs of powers with the same base (e.g. 2³ × 2⁴; 10² × 10³) using a structured table, observe that the exponents add, and deduce aᵐ × aⁿ = aᵐ⁺ⁿ. The Kericho tea-farmer dilution scenario is used to test and apply the product law. Learners update the DQB with their first confirmed law.</w:t>
+            </w:r>
+          </w:p>
+          <w:p>
+            <w:pPr>
+              <w:spacing w:after="40" w:before="0"/>
+              <w:jc w:val="left"/>
+            </w:pPr>
+            <w:r>
+              <w:rPr>
+                <w:rFonts w:ascii="Arial" w:cs="Arial" w:eastAsia="Arial" w:hAnsi="Arial"/>
+                <w:b w:val="false"/>
+                <w:bCs w:val="false"/>
+                <w:i w:val="false"/>
+                <w:iCs w:val="false"/>
+                <w:color w:val="000000"/>
+                <w:sz w:val="18"/>
+                <w:szCs w:val="18"/>
+              </w:rPr>
+              <w:t xml:space="preserve"/>
+            </w:r>
+          </w:p>
+          <w:p>
+            <w:pPr>
+              <w:spacing w:after="40" w:before="0"/>
+              <w:jc w:val="left"/>
+            </w:pPr>
+            <w:r>
+              <w:rPr>
+                <w:rFonts w:ascii="Arial" w:cs="Arial" w:eastAsia="Arial" w:hAnsi="Arial"/>
+                <w:b w:val="false"/>
+                <w:bCs w:val="false"/>
+                <w:i w:val="false"/>
+                <w:iCs w:val="false"/>
+                <w:color w:val="000000"/>
+                <w:sz w:val="18"/>
+                <w:szCs w:val="18"/>
+              </w:rPr>
+              <w:t xml:space="preserve">Lesson 4 — Discovering the Quotient Law (Observe &amp; Explain): Learners divide pairs of same-base powers in expanded form (e.g. 2⁵ ÷ 2², 10⁶ ÷ 10⁴), observe cancellation leading to subtraction of exponents, and deduce aᵐ ÷ aⁿ = aᵐ⁻ⁿ. The maize-grain harvest scenario is used as a worked application. Learners also explore what happens when m = n, leading naturally to the zero-index law (a⁰ = 1), which is recorded on the DQB as a new question: "Can any number to the power zero really equal 1?"</w:t>
+            </w:r>
+          </w:p>
+          <w:p>
+            <w:pPr>
+              <w:spacing w:after="40" w:before="0"/>
+              <w:jc w:val="left"/>
+            </w:pPr>
+            <w:r>
+              <w:rPr>
+                <w:rFonts w:ascii="Arial" w:cs="Arial" w:eastAsia="Arial" w:hAnsi="Arial"/>
+                <w:b w:val="false"/>
+                <w:bCs w:val="false"/>
+                <w:i w:val="false"/>
+                <w:iCs w:val="false"/>
+                <w:color w:val="000000"/>
+                <w:sz w:val="18"/>
+                <w:szCs w:val="18"/>
+              </w:rPr>
+              <w:t xml:space="preserve"/>
+            </w:r>
+          </w:p>
+          <w:p>
+            <w:pPr>
+              <w:spacing w:after="40" w:before="0"/>
+              <w:jc w:val="left"/>
+            </w:pPr>
+            <w:r>
+              <w:rPr>
+                <w:rFonts w:ascii="Arial" w:cs="Arial" w:eastAsia="Arial" w:hAnsi="Arial"/>
+                <w:b w:val="false"/>
+                <w:bCs w:val="false"/>
+                <w:i w:val="false"/>
+                <w:iCs w:val="false"/>
+                <w:color w:val="000000"/>
+                <w:sz w:val="18"/>
+                <w:szCs w:val="18"/>
+              </w:rPr>
+              <w:t xml:space="preserve">Lesson 5 — Discovering the Power-of-a-Power Law (Observe &amp; Explain): Learners expand (2³)² and similar expressions step by step, tabulate results, and deduce (aᵐ)ⁿ = aᵐⁿ. They connect this to the smartphone-storage context: (2¹⁰)³ = 2³⁰ (1 GB ≈ 2³⁰ bytes). Peer groups create their own real-life examples from Kenyan contexts (e.g. M-Pesa transaction volumes) and present to the class. The DQB is updated with all four laws now confirmed.</w:t>
+            </w:r>
+          </w:p>
+          <w:p>
+            <w:pPr>
+              <w:spacing w:after="40" w:before="0"/>
+              <w:jc w:val="left"/>
+            </w:pPr>
+            <w:r>
+              <w:rPr>
+                <w:rFonts w:ascii="Arial" w:cs="Arial" w:eastAsia="Arial" w:hAnsi="Arial"/>
+                <w:b w:val="false"/>
+                <w:bCs w:val="false"/>
+                <w:i w:val="false"/>
+                <w:iCs w:val="false"/>
+                <w:color w:val="000000"/>
+                <w:sz w:val="18"/>
+                <w:szCs w:val="18"/>
+              </w:rPr>
+              <w:t xml:space="preserve"/>
+            </w:r>
+          </w:p>
+          <w:p>
+            <w:pPr>
+              <w:spacing w:after="40" w:before="0"/>
+              <w:jc w:val="left"/>
+            </w:pPr>
+            <w:r>
+              <w:rPr>
+                <w:rFonts w:ascii="Arial" w:cs="Arial" w:eastAsia="Arial" w:hAnsi="Arial"/>
+                <w:b w:val="false"/>
+                <w:bCs w:val="false"/>
+                <w:i w:val="false"/>
+                <w:iCs w:val="false"/>
+                <w:color w:val="000000"/>
+                <w:sz w:val="18"/>
+                <w:szCs w:val="18"/>
+              </w:rPr>
+              <w:t xml:space="preserve">Lesson 6 — Consolidating and Applying All Four Laws (Explain &amp; Model Building): Learners tackle multi-step numerical computations that require selecting and combining the four laws (e.g. simplifying (3² × 3⁵) ÷ 3⁴; expressing answers in index form). Digital resources (Kenya Education Cloud, mathematical tables) are used in pairs to verify answers and explore additional applications. Learners revise their initial DQB predictions and annotate which questions have been answered.</w:t>
+            </w:r>
+          </w:p>
+          <w:p>
+            <w:pPr>
+              <w:spacing w:after="40" w:before="0"/>
+              <w:jc w:val="left"/>
+            </w:pPr>
+            <w:r>
+              <w:rPr>
+                <w:rFonts w:ascii="Arial" w:cs="Arial" w:eastAsia="Arial" w:hAnsi="Arial"/>
+                <w:b w:val="false"/>
+                <w:bCs w:val="false"/>
+                <w:i w:val="false"/>
+                <w:iCs w:val="false"/>
+                <w:color w:val="000000"/>
+                <w:sz w:val="18"/>
+                <w:szCs w:val="18"/>
+              </w:rPr>
+              <w:t xml:space="preserve"/>
+            </w:r>
+          </w:p>
+          <w:p>
+            <w:pPr>
+              <w:spacing w:after="40" w:before="0"/>
+              <w:jc w:val="left"/>
+            </w:pPr>
+            <w:r>
+              <w:rPr>
+                <w:rFonts w:ascii="Arial" w:cs="Arial" w:eastAsia="Arial" w:hAnsi="Arial"/>
+                <w:b w:val="false"/>
+                <w:bCs w:val="false"/>
+                <w:i w:val="false"/>
+                <w:iCs w:val="false"/>
+                <w:color w:val="000000"/>
+                <w:sz w:val="18"/>
+                <w:szCs w:val="18"/>
+              </w:rPr>
+              <w:t xml:space="preserve">Lesson 7 — Real-Life Applications and Problem Solving (Explain &amp; DQB Refinement): Learners work in groups on contextualised problems: expressing Kenya's national budget (≈ KSh 4 × 10¹² in a recent year) in index form; calculating data storage for a school ICT lab; scaling altitude-adjusted performance figures for Eldoret athletes. Groups present solutions and justify their use of index laws. Remaining DQB questions are addressed collaboratively, and learners articulate how the Driving Question has been answered.</w:t>
+            </w:r>
+          </w:p>
+          <w:p>
+            <w:pPr>
+              <w:spacing w:after="40" w:before="0"/>
+              <w:jc w:val="left"/>
+            </w:pPr>
+            <w:r>
+              <w:rPr>
+                <w:rFonts w:ascii="Arial" w:cs="Arial" w:eastAsia="Arial" w:hAnsi="Arial"/>
+                <w:b w:val="false"/>
+                <w:bCs w:val="false"/>
+                <w:i w:val="false"/>
+                <w:iCs w:val="false"/>
+                <w:color w:val="000000"/>
+                <w:sz w:val="18"/>
+                <w:szCs w:val="18"/>
+              </w:rPr>
+              <w:t xml:space="preserve"/>
+            </w:r>
+          </w:p>
+          <w:p>
+            <w:pPr>
+              <w:spacing w:after="40" w:before="0"/>
+              <w:jc w:val="left"/>
+            </w:pPr>
+            <w:r>
+              <w:rPr>
+                <w:rFonts w:ascii="Arial" w:cs="Arial" w:eastAsia="Arial" w:hAnsi="Arial"/>
+                <w:b w:val="false"/>
+                <w:bCs w:val="false"/>
+                <w:i w:val="false"/>
+                <w:iCs w:val="false"/>
+                <w:color w:val="000000"/>
+                <w:sz w:val="18"/>
+                <w:szCs w:val="18"/>
+              </w:rPr>
+              <w:t xml:space="preserve">Lesson 8 — Model Building, Synthesis and Assessment: Learners produce a cumulative "Index Laws Map" — a visual model showing each law, its algebraic rule, a Kenyan numerical example, and a real-life application. Class written task (class activity + portfolio piece) assesses all four specific learning outcomes. Learners complete a self-reflection linking back to the anchoring phenomenon: why that superscript "7" in 4.8 × 10⁷ is not just a shortcut but a gateway to a consistent, powerful system of computation rules.</w:t>
+            </w:r>
+          </w:p>
+        </w:tc>
+      </w:tr>
+      <w:tr>
+        <w:tc>
+          <w:tcPr>
+            <w:tcW w:type="dxa" w:w="3000"/>
+            <w:shd w:fill="EAD1F5" w:color="auto" w:val="clear"/>
+            <w:tcMar>
+              <w:top w:type="dxa" w:w="60"/>
+              <w:left w:type="dxa" w:w="120"/>
+              <w:bottom w:type="dxa" w:w="60"/>
+              <w:right w:type="dxa" w:w="120"/>
+            </w:tcMar>
+            <w:vAlign w:val="top"/>
+          </w:tcPr>
+          <w:p>
+            <w:pPr>
+              <w:spacing w:after="40" w:before="0"/>
+              <w:jc w:val="left"/>
+            </w:pPr>
+            <w:r>
+              <w:rPr>
+                <w:rFonts w:ascii="Arial" w:cs="Arial" w:eastAsia="Arial" w:hAnsi="Arial"/>
+                <w:b/>
+                <w:bCs/>
+                <w:i w:val="false"/>
+                <w:iCs w:val="false"/>
+                <w:color w:val="000000"/>
+                <w:sz w:val="18"/>
+                <w:szCs w:val="18"/>
+              </w:rPr>
+              <w:t xml:space="preserve">Supporting Phenomena</w:t>
+            </w:r>
+          </w:p>
+        </w:tc>
+        <w:tc>
+          <w:tcPr>
+            <w:tcW w:type="dxa" w:w="10680"/>
+            <w:shd w:fill="FFFFFF" w:color="auto" w:val="clear"/>
+            <w:tcMar>
+              <w:top w:type="dxa" w:w="60"/>
+              <w:left w:type="dxa" w:w="120"/>
+              <w:bottom w:type="dxa" w:w="60"/>
+              <w:right w:type="dxa" w:w="120"/>
+            </w:tcMar>
+            <w:vAlign w:val="top"/>
+          </w:tcPr>
+          <w:p>
+            <w:pPr>
+              <w:spacing w:after="30" w:before="0"/>
+              <w:ind w:left="360" w:hanging="180"/>
+              <w:jc w:val="left"/>
+            </w:pPr>
+            <w:r>
+              <w:rPr>
+                <w:rFonts w:ascii="Arial" w:cs="Arial" w:eastAsia="Arial" w:hAnsi="Arial"/>
+                <w:b w:val="false"/>
+                <w:bCs w:val="false"/>
+                <w:i w:val="false"/>
+                <w:iCs w:val="false"/>
+                <w:color w:val="000000"/>
+                <w:sz w:val="18"/>
+                <w:szCs w:val="18"/>
+              </w:rPr>
+              <w:t xml:space="preserve">–  A smartphone's internal storage is advertised as 64 GB (= 2³⁰ × ~64 bytes). Learners see that the number 1,073,741,824 written in full fits on a whole line, while 2³⁰ fits in three characters — prompting the question: what rules govern how we combine these compact expressions when we copy files (add storage) or split a drive (divide)?</w:t>
+            </w:r>
+          </w:p>
+          <w:p>
+            <w:pPr>
+              <w:spacing w:after="30" w:before="0"/>
+              <w:ind w:left="360" w:hanging="180"/>
+              <w:jc w:val="left"/>
+            </w:pPr>
+            <w:r>
+              <w:rPr>
+                <w:rFonts w:ascii="Arial" w:cs="Arial" w:eastAsia="Arial" w:hAnsi="Arial"/>
+                <w:b w:val="false"/>
+                <w:bCs w:val="false"/>
+                <w:i w:val="false"/>
+                <w:iCs w:val="false"/>
+                <w:color w:val="000000"/>
+                <w:sz w:val="18"/>
+                <w:szCs w:val="18"/>
+              </w:rPr>
+              <w:t xml:space="preserve">–  A Kericho tea farmer dilutes a pesticide: 1 part chemical to 10³ parts water. If she dilutes the resulting mixture again by 10², what is the final concentration? Learners discover that multiplying dilution factors follows a pattern identical to adding the exponents — a real-life instance of the product law.</w:t>
+            </w:r>
+          </w:p>
+          <w:p>
+            <w:pPr>
+              <w:spacing w:after="30" w:before="0"/>
+              <w:ind w:left="360" w:hanging="180"/>
+              <w:jc w:val="left"/>
+            </w:pPr>
+            <w:r>
+              <w:rPr>
+                <w:rFonts w:ascii="Arial" w:cs="Arial" w:eastAsia="Arial" w:hAnsi="Arial"/>
+                <w:b w:val="false"/>
+                <w:bCs w:val="false"/>
+                <w:i w:val="false"/>
+                <w:iCs w:val="false"/>
+                <w:color w:val="000000"/>
+                <w:sz w:val="18"/>
+                <w:szCs w:val="18"/>
+              </w:rPr>
+              <w:t xml:space="preserve">–  Rift Valley long-distance athletes train at altitudes where air pressure is approximately 10^(−0.15 × altitude_in_km) atmospheres. Learners observe that a runner's "altitude exponent" at 2.4 km (Eldoret) is a decimal power, bridging their understanding of whole-number indices toward later work on rational exponents.</w:t>
+            </w:r>
+          </w:p>
+          <w:p>
+            <w:pPr>
+              <w:spacing w:after="30" w:before="0"/>
+              <w:ind w:left="360" w:hanging="180"/>
+              <w:jc w:val="left"/>
+            </w:pPr>
+            <w:r>
+              <w:rPr>
+                <w:rFonts w:ascii="Arial" w:cs="Arial" w:eastAsia="Arial" w:hAnsi="Arial"/>
+                <w:b w:val="false"/>
+                <w:bCs w:val="false"/>
+                <w:i w:val="false"/>
+                <w:iCs w:val="false"/>
+                <w:color w:val="000000"/>
+                <w:sz w:val="18"/>
+                <w:szCs w:val="18"/>
+              </w:rPr>
+              <w:t xml:space="preserve">–  A grain of maize has a mass of approximately 0.3 g = 3 × 10⁻¹ g. A 90-kg sack of maize contains roughly 3 × 10⁵ grains. Learners are asked: if each grain produces a plant with 2 cobs, each cob with 10² grains, how many grains are in the next harvest from one sack — and can they express it using the laws of indices without expanding everything?</w:t>
+            </w:r>
+          </w:p>
+        </w:tc>
+      </w:tr>
+    </w:tbl>
+    <w:p>
+      <w:pPr>
+        <w:spacing w:after="120"/>
+      </w:pPr>
+      <w:r>
+        <w:t xml:space="preserve"/>
       </w:r>
     </w:p>
     <w:p>
@@ -150,7 +2166,7 @@
         </w:rPr>
         <w:t xml:space="preserve">© 2026 SeaVuria and ARES. This work is licensed under a </w:t>
       </w:r>
-      <w:hyperlink w:history="1" r:id="rIdrm_szbd6grjuahqxbwl_w">
+      <w:hyperlink w:history="1" r:id="rIdc84s4zz90pigaoha5gdpr">
         <w:r>
           <w:rPr>
             <w:rFonts w:ascii="Arial" w:cs="Arial" w:eastAsia="Arial" w:hAnsi="Arial"/>
@@ -170,7 +2186,7 @@
         </w:rPr>
         <w:t xml:space="preserve"> (</w:t>
       </w:r>
-      <w:hyperlink w:history="1" r:id="rIddkya9y8xue7flzbja0gy8">
+      <w:hyperlink w:history="1" r:id="rIds_y559y5qknrhhmhe74-p">
         <w:r>
           <w:rPr>
             <w:rFonts w:ascii="Arial" w:cs="Arial" w:eastAsia="Arial" w:hAnsi="Arial"/>
@@ -190,7 +2206,7 @@
         </w:rPr>
         <w:t xml:space="preserve">). To view a copy of this license, visit </w:t>
       </w:r>
-      <w:hyperlink w:history="1" r:id="rIdncnp-fipsmanqqjqokx4c">
+      <w:hyperlink w:history="1" r:id="rIdl9ln4zo_1suneayvm-mb0">
         <w:r>
           <w:rPr>
             <w:rFonts w:ascii="Arial" w:cs="Arial" w:eastAsia="Arial" w:hAnsi="Arial"/>
@@ -209,2022 +2225,6 @@
           <w:szCs w:val="17"/>
         </w:rPr>
         <w:t xml:space="preserve">. You are free to copy, redistribute, and adapt this material in any medium or format, provided appropriate credit is given and the material is not used for commercial purposes. KICD learning outcomes and curriculum designations reproduced here for alignment purposes remain the property of KICD and are not covered by this license. Linked external resources (e.g. CK-12, Khan Academy, PhET) are subject to their own licenses.</w:t>
-      </w:r>
-    </w:p>
-    <w:p>
-      <w:pPr>
-        <w:spacing w:after="120"/>
-      </w:pPr>
-      <w:r>
-        <w:t xml:space="preserve"/>
-      </w:r>
-    </w:p>
-    <w:tbl>
-      <w:tblPr>
-        <w:tblW w:type="dxa" w:w="13680"/>
-        <w:tblBorders>
-          <w:top w:val="single" w:color="AAAAAA" w:sz="4"/>
-          <w:left w:val="single" w:color="AAAAAA" w:sz="4"/>
-          <w:bottom w:val="single" w:color="AAAAAA" w:sz="4"/>
-          <w:right w:val="single" w:color="AAAAAA" w:sz="4"/>
-          <w:insideH w:val="single" w:color="auto" w:sz="4"/>
-          <w:insideV w:val="single" w:color="auto" w:sz="4"/>
-        </w:tblBorders>
-        <w:tblLayout w:type="fixed"/>
-      </w:tblPr>
-      <w:tblGrid>
-        <w:gridCol w:w="3000"/>
-        <w:gridCol w:w="10680"/>
-      </w:tblGrid>
-      <w:tr>
-        <w:tc>
-          <w:tcPr>
-            <w:tcW w:type="dxa" w:w="13680"/>
-            <w:gridSpan w:val="2"/>
-            <w:shd w:fill="1F3864" w:color="auto" w:val="clear"/>
-            <w:tcMar>
-              <w:top w:type="dxa" w:w="60"/>
-              <w:left w:type="dxa" w:w="120"/>
-              <w:bottom w:type="dxa" w:w="60"/>
-              <w:right w:type="dxa" w:w="120"/>
-            </w:tcMar>
-            <w:vAlign w:val="top"/>
-          </w:tcPr>
-          <w:p>
-            <w:pPr>
-              <w:spacing w:after="40" w:before="0"/>
-              <w:jc w:val="center"/>
-            </w:pPr>
-            <w:r>
-              <w:rPr>
-                <w:rFonts w:ascii="Arial" w:cs="Arial" w:eastAsia="Arial" w:hAnsi="Arial"/>
-                <w:b/>
-                <w:bCs/>
-                <w:i w:val="false"/>
-                <w:iCs w:val="false"/>
-                <w:color w:val="FFFFFF"/>
-                <w:sz w:val="22"/>
-                <w:szCs w:val="22"/>
-              </w:rPr>
-              <w:t xml:space="preserve">SUB-STRAND OVERVIEW</w:t>
-            </w:r>
-          </w:p>
-        </w:tc>
-      </w:tr>
-      <w:tr>
-        <w:tc>
-          <w:tcPr>
-            <w:tcW w:type="dxa" w:w="3000"/>
-            <w:shd w:fill="D5E8F0" w:color="auto" w:val="clear"/>
-            <w:tcMar>
-              <w:top w:type="dxa" w:w="60"/>
-              <w:left w:type="dxa" w:w="120"/>
-              <w:bottom w:type="dxa" w:w="60"/>
-              <w:right w:type="dxa" w:w="120"/>
-            </w:tcMar>
-            <w:vAlign w:val="top"/>
-          </w:tcPr>
-          <w:p>
-            <w:pPr>
-              <w:spacing w:after="40" w:before="0"/>
-              <w:jc w:val="left"/>
-            </w:pPr>
-            <w:r>
-              <w:rPr>
-                <w:rFonts w:ascii="Arial" w:cs="Arial" w:eastAsia="Arial" w:hAnsi="Arial"/>
-                <w:b/>
-                <w:bCs/>
-                <w:i w:val="false"/>
-                <w:iCs w:val="false"/>
-                <w:color w:val="000000"/>
-                <w:sz w:val="18"/>
-                <w:szCs w:val="18"/>
-              </w:rPr>
-              <w:t xml:space="preserve">Grade Level</w:t>
-            </w:r>
-          </w:p>
-        </w:tc>
-        <w:tc>
-          <w:tcPr>
-            <w:tcW w:type="dxa" w:w="10680"/>
-            <w:shd w:fill="FFFFFF" w:color="auto" w:val="clear"/>
-            <w:tcMar>
-              <w:top w:type="dxa" w:w="60"/>
-              <w:left w:type="dxa" w:w="120"/>
-              <w:bottom w:type="dxa" w:w="60"/>
-              <w:right w:type="dxa" w:w="120"/>
-            </w:tcMar>
-            <w:vAlign w:val="top"/>
-          </w:tcPr>
-          <w:p>
-            <w:pPr>
-              <w:spacing w:after="40" w:before="0"/>
-              <w:jc w:val="left"/>
-            </w:pPr>
-            <w:r>
-              <w:rPr>
-                <w:rFonts w:ascii="Arial" w:cs="Arial" w:eastAsia="Arial" w:hAnsi="Arial"/>
-                <w:b w:val="false"/>
-                <w:bCs w:val="false"/>
-                <w:i w:val="false"/>
-                <w:iCs w:val="false"/>
-                <w:color w:val="000000"/>
-                <w:sz w:val="18"/>
-                <w:szCs w:val="18"/>
-              </w:rPr>
-              <w:t xml:space="preserve">10</w:t>
-            </w:r>
-          </w:p>
-        </w:tc>
-      </w:tr>
-      <w:tr>
-        <w:tc>
-          <w:tcPr>
-            <w:tcW w:type="dxa" w:w="3000"/>
-            <w:shd w:fill="D5E8F0" w:color="auto" w:val="clear"/>
-            <w:tcMar>
-              <w:top w:type="dxa" w:w="60"/>
-              <w:left w:type="dxa" w:w="120"/>
-              <w:bottom w:type="dxa" w:w="60"/>
-              <w:right w:type="dxa" w:w="120"/>
-            </w:tcMar>
-            <w:vAlign w:val="top"/>
-          </w:tcPr>
-          <w:p>
-            <w:pPr>
-              <w:spacing w:after="40" w:before="0"/>
-              <w:jc w:val="left"/>
-            </w:pPr>
-            <w:r>
-              <w:rPr>
-                <w:rFonts w:ascii="Arial" w:cs="Arial" w:eastAsia="Arial" w:hAnsi="Arial"/>
-                <w:b/>
-                <w:bCs/>
-                <w:i w:val="false"/>
-                <w:iCs w:val="false"/>
-                <w:color w:val="000000"/>
-                <w:sz w:val="18"/>
-                <w:szCs w:val="18"/>
-              </w:rPr>
-              <w:t xml:space="preserve">Subject</w:t>
-            </w:r>
-          </w:p>
-        </w:tc>
-        <w:tc>
-          <w:tcPr>
-            <w:tcW w:type="dxa" w:w="10680"/>
-            <w:shd w:fill="FFFFFF" w:color="auto" w:val="clear"/>
-            <w:tcMar>
-              <w:top w:type="dxa" w:w="60"/>
-              <w:left w:type="dxa" w:w="120"/>
-              <w:bottom w:type="dxa" w:w="60"/>
-              <w:right w:type="dxa" w:w="120"/>
-            </w:tcMar>
-            <w:vAlign w:val="top"/>
-          </w:tcPr>
-          <w:p>
-            <w:pPr>
-              <w:spacing w:after="40" w:before="0"/>
-              <w:jc w:val="left"/>
-            </w:pPr>
-            <w:r>
-              <w:rPr>
-                <w:rFonts w:ascii="Arial" w:cs="Arial" w:eastAsia="Arial" w:hAnsi="Arial"/>
-                <w:b w:val="false"/>
-                <w:bCs w:val="false"/>
-                <w:i w:val="false"/>
-                <w:iCs w:val="false"/>
-                <w:color w:val="000000"/>
-                <w:sz w:val="18"/>
-                <w:szCs w:val="18"/>
-              </w:rPr>
-              <w:t xml:space="preserve">Essential Mathematics</w:t>
-            </w:r>
-          </w:p>
-        </w:tc>
-      </w:tr>
-      <w:tr>
-        <w:tc>
-          <w:tcPr>
-            <w:tcW w:type="dxa" w:w="3000"/>
-            <w:shd w:fill="D5E8F0" w:color="auto" w:val="clear"/>
-            <w:tcMar>
-              <w:top w:type="dxa" w:w="60"/>
-              <w:left w:type="dxa" w:w="120"/>
-              <w:bottom w:type="dxa" w:w="60"/>
-              <w:right w:type="dxa" w:w="120"/>
-            </w:tcMar>
-            <w:vAlign w:val="top"/>
-          </w:tcPr>
-          <w:p>
-            <w:pPr>
-              <w:spacing w:after="40" w:before="0"/>
-              <w:jc w:val="left"/>
-            </w:pPr>
-            <w:r>
-              <w:rPr>
-                <w:rFonts w:ascii="Arial" w:cs="Arial" w:eastAsia="Arial" w:hAnsi="Arial"/>
-                <w:b/>
-                <w:bCs/>
-                <w:i w:val="false"/>
-                <w:iCs w:val="false"/>
-                <w:color w:val="000000"/>
-                <w:sz w:val="18"/>
-                <w:szCs w:val="18"/>
-              </w:rPr>
-              <w:t xml:space="preserve">Strand</w:t>
-            </w:r>
-          </w:p>
-        </w:tc>
-        <w:tc>
-          <w:tcPr>
-            <w:tcW w:type="dxa" w:w="10680"/>
-            <w:shd w:fill="FFFFFF" w:color="auto" w:val="clear"/>
-            <w:tcMar>
-              <w:top w:type="dxa" w:w="60"/>
-              <w:left w:type="dxa" w:w="120"/>
-              <w:bottom w:type="dxa" w:w="60"/>
-              <w:right w:type="dxa" w:w="120"/>
-            </w:tcMar>
-            <w:vAlign w:val="top"/>
-          </w:tcPr>
-          <w:p>
-            <w:pPr>
-              <w:spacing w:after="40" w:before="0"/>
-              <w:jc w:val="left"/>
-            </w:pPr>
-            <w:r>
-              <w:rPr>
-                <w:rFonts w:ascii="Arial" w:cs="Arial" w:eastAsia="Arial" w:hAnsi="Arial"/>
-                <w:b w:val="false"/>
-                <w:bCs w:val="false"/>
-                <w:i w:val="false"/>
-                <w:iCs w:val="false"/>
-                <w:color w:val="000000"/>
-                <w:sz w:val="18"/>
-                <w:szCs w:val="18"/>
-              </w:rPr>
-              <w:t xml:space="preserve">Strand 1.0: Numbers and Algebra</w:t>
-            </w:r>
-          </w:p>
-        </w:tc>
-      </w:tr>
-      <w:tr>
-        <w:tc>
-          <w:tcPr>
-            <w:tcW w:type="dxa" w:w="3000"/>
-            <w:shd w:fill="D5E8F0" w:color="auto" w:val="clear"/>
-            <w:tcMar>
-              <w:top w:type="dxa" w:w="60"/>
-              <w:left w:type="dxa" w:w="120"/>
-              <w:bottom w:type="dxa" w:w="60"/>
-              <w:right w:type="dxa" w:w="120"/>
-            </w:tcMar>
-            <w:vAlign w:val="top"/>
-          </w:tcPr>
-          <w:p>
-            <w:pPr>
-              <w:spacing w:after="40" w:before="0"/>
-              <w:jc w:val="left"/>
-            </w:pPr>
-            <w:r>
-              <w:rPr>
-                <w:rFonts w:ascii="Arial" w:cs="Arial" w:eastAsia="Arial" w:hAnsi="Arial"/>
-                <w:b/>
-                <w:bCs/>
-                <w:i w:val="false"/>
-                <w:iCs w:val="false"/>
-                <w:color w:val="000000"/>
-                <w:sz w:val="18"/>
-                <w:szCs w:val="18"/>
-              </w:rPr>
-              <w:t xml:space="preserve">Sub-Strand</w:t>
-            </w:r>
-          </w:p>
-        </w:tc>
-        <w:tc>
-          <w:tcPr>
-            <w:tcW w:type="dxa" w:w="10680"/>
-            <w:shd w:fill="FFFFFF" w:color="auto" w:val="clear"/>
-            <w:tcMar>
-              <w:top w:type="dxa" w:w="60"/>
-              <w:left w:type="dxa" w:w="120"/>
-              <w:bottom w:type="dxa" w:w="60"/>
-              <w:right w:type="dxa" w:w="120"/>
-            </w:tcMar>
-            <w:vAlign w:val="top"/>
-          </w:tcPr>
-          <w:p>
-            <w:pPr>
-              <w:spacing w:after="40" w:before="0"/>
-              <w:jc w:val="left"/>
-            </w:pPr>
-            <w:r>
-              <w:rPr>
-                <w:rFonts w:ascii="Arial" w:cs="Arial" w:eastAsia="Arial" w:hAnsi="Arial"/>
-                <w:b w:val="false"/>
-                <w:bCs w:val="false"/>
-                <w:i w:val="false"/>
-                <w:iCs w:val="false"/>
-                <w:color w:val="000000"/>
-                <w:sz w:val="18"/>
-                <w:szCs w:val="18"/>
-              </w:rPr>
-              <w:t xml:space="preserve">Sub-Strand 1.2: Indices</w:t>
-            </w:r>
-          </w:p>
-        </w:tc>
-      </w:tr>
-      <w:tr>
-        <w:tc>
-          <w:tcPr>
-            <w:tcW w:type="dxa" w:w="3000"/>
-            <w:shd w:fill="D5E8F0" w:color="auto" w:val="clear"/>
-            <w:tcMar>
-              <w:top w:type="dxa" w:w="60"/>
-              <w:left w:type="dxa" w:w="120"/>
-              <w:bottom w:type="dxa" w:w="60"/>
-              <w:right w:type="dxa" w:w="120"/>
-            </w:tcMar>
-            <w:vAlign w:val="top"/>
-          </w:tcPr>
-          <w:p>
-            <w:pPr>
-              <w:spacing w:after="40" w:before="0"/>
-              <w:jc w:val="left"/>
-            </w:pPr>
-            <w:r>
-              <w:rPr>
-                <w:rFonts w:ascii="Arial" w:cs="Arial" w:eastAsia="Arial" w:hAnsi="Arial"/>
-                <w:b/>
-                <w:bCs/>
-                <w:i w:val="false"/>
-                <w:iCs w:val="false"/>
-                <w:color w:val="000000"/>
-                <w:sz w:val="18"/>
-                <w:szCs w:val="18"/>
-              </w:rPr>
-              <w:t xml:space="preserve">Total Duration</w:t>
-            </w:r>
-          </w:p>
-        </w:tc>
-        <w:tc>
-          <w:tcPr>
-            <w:tcW w:type="dxa" w:w="10680"/>
-            <w:shd w:fill="FFFFFF" w:color="auto" w:val="clear"/>
-            <w:tcMar>
-              <w:top w:type="dxa" w:w="60"/>
-              <w:left w:type="dxa" w:w="120"/>
-              <w:bottom w:type="dxa" w:w="60"/>
-              <w:right w:type="dxa" w:w="120"/>
-            </w:tcMar>
-            <w:vAlign w:val="top"/>
-          </w:tcPr>
-          <w:p>
-            <w:pPr>
-              <w:spacing w:after="40" w:before="0"/>
-              <w:jc w:val="left"/>
-            </w:pPr>
-            <w:r>
-              <w:rPr>
-                <w:rFonts w:ascii="Arial" w:cs="Arial" w:eastAsia="Arial" w:hAnsi="Arial"/>
-                <w:b w:val="false"/>
-                <w:bCs w:val="false"/>
-                <w:i w:val="false"/>
-                <w:iCs w:val="false"/>
-                <w:color w:val="000000"/>
-                <w:sz w:val="18"/>
-                <w:szCs w:val="18"/>
-              </w:rPr>
-              <w:t xml:space="preserve">8 lessons × 40 minutes = 320 minutes total</w:t>
-            </w:r>
-          </w:p>
-        </w:tc>
-      </w:tr>
-      <w:tr>
-        <w:tc>
-          <w:tcPr>
-            <w:tcW w:type="dxa" w:w="3000"/>
-            <w:shd w:fill="D5E8F0" w:color="auto" w:val="clear"/>
-            <w:tcMar>
-              <w:top w:type="dxa" w:w="60"/>
-              <w:left w:type="dxa" w:w="120"/>
-              <w:bottom w:type="dxa" w:w="60"/>
-              <w:right w:type="dxa" w:w="120"/>
-            </w:tcMar>
-            <w:vAlign w:val="top"/>
-          </w:tcPr>
-          <w:p>
-            <w:pPr>
-              <w:spacing w:after="40" w:before="0"/>
-              <w:jc w:val="left"/>
-            </w:pPr>
-            <w:r>
-              <w:rPr>
-                <w:rFonts w:ascii="Arial" w:cs="Arial" w:eastAsia="Arial" w:hAnsi="Arial"/>
-                <w:b/>
-                <w:bCs/>
-                <w:i w:val="false"/>
-                <w:iCs w:val="false"/>
-                <w:color w:val="000000"/>
-                <w:sz w:val="18"/>
-                <w:szCs w:val="18"/>
-              </w:rPr>
-              <w:t xml:space="preserve">Sub-Strand Content</w:t>
-            </w:r>
-          </w:p>
-        </w:tc>
-        <w:tc>
-          <w:tcPr>
-            <w:tcW w:type="dxa" w:w="10680"/>
-            <w:shd w:fill="FFFFFF" w:color="auto" w:val="clear"/>
-            <w:tcMar>
-              <w:top w:type="dxa" w:w="60"/>
-              <w:left w:type="dxa" w:w="120"/>
-              <w:bottom w:type="dxa" w:w="60"/>
-              <w:right w:type="dxa" w:w="120"/>
-            </w:tcMar>
-            <w:vAlign w:val="top"/>
-          </w:tcPr>
-          <w:p>
-            <w:pPr>
-              <w:spacing w:after="30" w:before="0"/>
-              <w:ind w:left="360" w:hanging="180"/>
-              <w:jc w:val="left"/>
-            </w:pPr>
-            <w:r>
-              <w:rPr>
-                <w:rFonts w:ascii="Arial" w:cs="Arial" w:eastAsia="Arial" w:hAnsi="Arial"/>
-                <w:b w:val="false"/>
-                <w:bCs w:val="false"/>
-                <w:i w:val="false"/>
-                <w:iCs w:val="false"/>
-                <w:color w:val="000000"/>
-                <w:sz w:val="18"/>
-                <w:szCs w:val="18"/>
-              </w:rPr>
-              <w:t xml:space="preserve">–  Indices (powers and bases) — reading, writing and interpreting numbers in index form</w:t>
-            </w:r>
-          </w:p>
-          <w:p>
-            <w:pPr>
-              <w:spacing w:after="30" w:before="0"/>
-              <w:ind w:left="360" w:hanging="180"/>
-              <w:jc w:val="left"/>
-            </w:pPr>
-            <w:r>
-              <w:rPr>
-                <w:rFonts w:ascii="Arial" w:cs="Arial" w:eastAsia="Arial" w:hAnsi="Arial"/>
-                <w:b w:val="false"/>
-                <w:bCs w:val="false"/>
-                <w:i w:val="false"/>
-                <w:iCs w:val="false"/>
-                <w:color w:val="000000"/>
-                <w:sz w:val="18"/>
-                <w:szCs w:val="18"/>
-              </w:rPr>
-              <w:t xml:space="preserve">–  Laws of Indices: Product law — aᵐ × aⁿ = aᵐ⁺ⁿ</w:t>
-            </w:r>
-          </w:p>
-          <w:p>
-            <w:pPr>
-              <w:spacing w:after="30" w:before="0"/>
-              <w:ind w:left="360" w:hanging="180"/>
-              <w:jc w:val="left"/>
-            </w:pPr>
-            <w:r>
-              <w:rPr>
-                <w:rFonts w:ascii="Arial" w:cs="Arial" w:eastAsia="Arial" w:hAnsi="Arial"/>
-                <w:b w:val="false"/>
-                <w:bCs w:val="false"/>
-                <w:i w:val="false"/>
-                <w:iCs w:val="false"/>
-                <w:color w:val="000000"/>
-                <w:sz w:val="18"/>
-                <w:szCs w:val="18"/>
-              </w:rPr>
-              <w:t xml:space="preserve">–  Laws of Indices: Quotient law — aᵐ ÷ aⁿ = aᵐ⁻ⁿ</w:t>
-            </w:r>
-          </w:p>
-          <w:p>
-            <w:pPr>
-              <w:spacing w:after="30" w:before="0"/>
-              <w:ind w:left="360" w:hanging="180"/>
-              <w:jc w:val="left"/>
-            </w:pPr>
-            <w:r>
-              <w:rPr>
-                <w:rFonts w:ascii="Arial" w:cs="Arial" w:eastAsia="Arial" w:hAnsi="Arial"/>
-                <w:b w:val="false"/>
-                <w:bCs w:val="false"/>
-                <w:i w:val="false"/>
-                <w:iCs w:val="false"/>
-                <w:color w:val="000000"/>
-                <w:sz w:val="18"/>
-                <w:szCs w:val="18"/>
-              </w:rPr>
-              <w:t xml:space="preserve">–  Laws of Indices: Power of a power law — (aᵐ)ⁿ = aᵐⁿ</w:t>
-            </w:r>
-          </w:p>
-          <w:p>
-            <w:pPr>
-              <w:spacing w:after="30" w:before="0"/>
-              <w:ind w:left="360" w:hanging="180"/>
-              <w:jc w:val="left"/>
-            </w:pPr>
-            <w:r>
-              <w:rPr>
-                <w:rFonts w:ascii="Arial" w:cs="Arial" w:eastAsia="Arial" w:hAnsi="Arial"/>
-                <w:b w:val="false"/>
-                <w:bCs w:val="false"/>
-                <w:i w:val="false"/>
-                <w:iCs w:val="false"/>
-                <w:color w:val="000000"/>
-                <w:sz w:val="18"/>
-                <w:szCs w:val="18"/>
-              </w:rPr>
-              <w:t xml:space="preserve">–  Laws of Indices: Zero index law — a⁰ = 1 (where m and n are whole numbers)</w:t>
-            </w:r>
-          </w:p>
-          <w:p>
-            <w:pPr>
-              <w:spacing w:after="30" w:before="0"/>
-              <w:ind w:left="360" w:hanging="180"/>
-              <w:jc w:val="left"/>
-            </w:pPr>
-            <w:r>
-              <w:rPr>
-                <w:rFonts w:ascii="Arial" w:cs="Arial" w:eastAsia="Arial" w:hAnsi="Arial"/>
-                <w:b w:val="false"/>
-                <w:bCs w:val="false"/>
-                <w:i w:val="false"/>
-                <w:iCs w:val="false"/>
-                <w:color w:val="000000"/>
-                <w:sz w:val="18"/>
-                <w:szCs w:val="18"/>
-              </w:rPr>
-              <w:t xml:space="preserve">–  Expressing numbers in expanded form from index notation</w:t>
-            </w:r>
-          </w:p>
-          <w:p>
-            <w:pPr>
-              <w:spacing w:after="30" w:before="0"/>
-              <w:ind w:left="360" w:hanging="180"/>
-              <w:jc w:val="left"/>
-            </w:pPr>
-            <w:r>
-              <w:rPr>
-                <w:rFonts w:ascii="Arial" w:cs="Arial" w:eastAsia="Arial" w:hAnsi="Arial"/>
-                <w:b w:val="false"/>
-                <w:bCs w:val="false"/>
-                <w:i w:val="false"/>
-                <w:iCs w:val="false"/>
-                <w:color w:val="000000"/>
-                <w:sz w:val="18"/>
-                <w:szCs w:val="18"/>
-              </w:rPr>
-              <w:t xml:space="preserve">–  Deducing the four laws of indices from patterns in powers with the same base</w:t>
-            </w:r>
-          </w:p>
-          <w:p>
-            <w:pPr>
-              <w:spacing w:after="30" w:before="0"/>
-              <w:ind w:left="360" w:hanging="180"/>
-              <w:jc w:val="left"/>
-            </w:pPr>
-            <w:r>
-              <w:rPr>
-                <w:rFonts w:ascii="Arial" w:cs="Arial" w:eastAsia="Arial" w:hAnsi="Arial"/>
-                <w:b w:val="false"/>
-                <w:bCs w:val="false"/>
-                <w:i w:val="false"/>
-                <w:iCs w:val="false"/>
-                <w:color w:val="000000"/>
-                <w:sz w:val="18"/>
-                <w:szCs w:val="18"/>
-              </w:rPr>
-              <w:t xml:space="preserve">–  Applications of indices in numerical computations (e.g. expressing large populations, distances, masses)</w:t>
-            </w:r>
-          </w:p>
-          <w:p>
-            <w:pPr>
-              <w:spacing w:after="30" w:before="0"/>
-              <w:ind w:left="360" w:hanging="180"/>
-              <w:jc w:val="left"/>
-            </w:pPr>
-            <w:r>
-              <w:rPr>
-                <w:rFonts w:ascii="Arial" w:cs="Arial" w:eastAsia="Arial" w:hAnsi="Arial"/>
-                <w:b w:val="false"/>
-                <w:bCs w:val="false"/>
-                <w:i w:val="false"/>
-                <w:iCs w:val="false"/>
-                <w:color w:val="000000"/>
-                <w:sz w:val="18"/>
-                <w:szCs w:val="18"/>
-              </w:rPr>
-              <w:t xml:space="preserve">–  Using digital and print resources to explore real-life applications of indices</w:t>
-            </w:r>
-          </w:p>
-        </w:tc>
-      </w:tr>
-      <w:tr>
-        <w:tc>
-          <w:tcPr>
-            <w:tcW w:type="dxa" w:w="3000"/>
-            <w:shd w:fill="D5E8F0" w:color="auto" w:val="clear"/>
-            <w:tcMar>
-              <w:top w:type="dxa" w:w="60"/>
-              <w:left w:type="dxa" w:w="120"/>
-              <w:bottom w:type="dxa" w:w="60"/>
-              <w:right w:type="dxa" w:w="120"/>
-            </w:tcMar>
-            <w:vAlign w:val="top"/>
-          </w:tcPr>
-          <w:p>
-            <w:pPr>
-              <w:spacing w:after="40" w:before="0"/>
-              <w:jc w:val="left"/>
-            </w:pPr>
-            <w:r>
-              <w:rPr>
-                <w:rFonts w:ascii="Arial" w:cs="Arial" w:eastAsia="Arial" w:hAnsi="Arial"/>
-                <w:b/>
-                <w:bCs/>
-                <w:i w:val="false"/>
-                <w:iCs w:val="false"/>
-                <w:color w:val="000000"/>
-                <w:sz w:val="18"/>
-                <w:szCs w:val="18"/>
-              </w:rPr>
-              <w:t xml:space="preserve">Learning Outcomes</w:t>
-            </w:r>
-          </w:p>
-        </w:tc>
-        <w:tc>
-          <w:tcPr>
-            <w:tcW w:type="dxa" w:w="10680"/>
-            <w:shd w:fill="FFFFFF" w:color="auto" w:val="clear"/>
-            <w:tcMar>
-              <w:top w:type="dxa" w:w="60"/>
-              <w:left w:type="dxa" w:w="120"/>
-              <w:bottom w:type="dxa" w:w="60"/>
-              <w:right w:type="dxa" w:w="120"/>
-            </w:tcMar>
-            <w:vAlign w:val="top"/>
-          </w:tcPr>
-          <w:p>
-            <w:pPr>
-              <w:spacing w:after="40" w:before="0"/>
-              <w:jc w:val="left"/>
-            </w:pPr>
-            <w:r>
-              <w:rPr>
-                <w:rFonts w:ascii="Arial" w:cs="Arial" w:eastAsia="Arial" w:hAnsi="Arial"/>
-                <w:b w:val="false"/>
-                <w:bCs w:val="false"/>
-                <w:i w:val="false"/>
-                <w:iCs w:val="false"/>
-                <w:color w:val="000000"/>
-                <w:sz w:val="18"/>
-                <w:szCs w:val="18"/>
-              </w:rPr>
-              <w:t xml:space="preserve">By the end of the sub-strand, the learner should be able to:</w:t>
-            </w:r>
-          </w:p>
-          <w:p>
-            <w:pPr>
-              <w:spacing w:after="40" w:before="0"/>
-              <w:jc w:val="left"/>
-            </w:pPr>
-            <w:r>
-              <w:rPr>
-                <w:rFonts w:ascii="Arial" w:cs="Arial" w:eastAsia="Arial" w:hAnsi="Arial"/>
-                <w:b w:val="false"/>
-                <w:bCs w:val="false"/>
-                <w:i w:val="false"/>
-                <w:iCs w:val="false"/>
-                <w:color w:val="000000"/>
-                <w:sz w:val="18"/>
-                <w:szCs w:val="18"/>
-              </w:rPr>
-              <w:t xml:space="preserve">a) express numbers in index form in different situations,</w:t>
-            </w:r>
-          </w:p>
-          <w:p>
-            <w:pPr>
-              <w:spacing w:after="40" w:before="0"/>
-              <w:jc w:val="left"/>
-            </w:pPr>
-            <w:r>
-              <w:rPr>
-                <w:rFonts w:ascii="Arial" w:cs="Arial" w:eastAsia="Arial" w:hAnsi="Arial"/>
-                <w:b w:val="false"/>
-                <w:bCs w:val="false"/>
-                <w:i w:val="false"/>
-                <w:iCs w:val="false"/>
-                <w:color w:val="000000"/>
-                <w:sz w:val="18"/>
-                <w:szCs w:val="18"/>
-              </w:rPr>
-              <w:t xml:space="preserve">b) deduce the four laws of indices from powers and bases,</w:t>
-            </w:r>
-          </w:p>
-          <w:p>
-            <w:pPr>
-              <w:spacing w:after="40" w:before="0"/>
-              <w:jc w:val="left"/>
-            </w:pPr>
-            <w:r>
-              <w:rPr>
-                <w:rFonts w:ascii="Arial" w:cs="Arial" w:eastAsia="Arial" w:hAnsi="Arial"/>
-                <w:b w:val="false"/>
-                <w:bCs w:val="false"/>
-                <w:i w:val="false"/>
-                <w:iCs w:val="false"/>
-                <w:color w:val="000000"/>
-                <w:sz w:val="18"/>
-                <w:szCs w:val="18"/>
-              </w:rPr>
-              <w:t xml:space="preserve">c) apply the laws of indices in numerical computations,</w:t>
-            </w:r>
-          </w:p>
-          <w:p>
-            <w:pPr>
-              <w:spacing w:after="40" w:before="0"/>
-              <w:jc w:val="left"/>
-            </w:pPr>
-            <w:r>
-              <w:rPr>
-                <w:rFonts w:ascii="Arial" w:cs="Arial" w:eastAsia="Arial" w:hAnsi="Arial"/>
-                <w:b w:val="false"/>
-                <w:bCs w:val="false"/>
-                <w:i w:val="false"/>
-                <w:iCs w:val="false"/>
-                <w:color w:val="000000"/>
-                <w:sz w:val="18"/>
-                <w:szCs w:val="18"/>
-              </w:rPr>
-              <w:t xml:space="preserve">d) recognise the use of indices in computations.</w:t>
-            </w:r>
-          </w:p>
-        </w:tc>
-      </w:tr>
-      <w:tr>
-        <w:tc>
-          <w:tcPr>
-            <w:tcW w:type="dxa" w:w="3000"/>
-            <w:shd w:fill="D5E8F0" w:color="auto" w:val="clear"/>
-            <w:tcMar>
-              <w:top w:type="dxa" w:w="60"/>
-              <w:left w:type="dxa" w:w="120"/>
-              <w:bottom w:type="dxa" w:w="60"/>
-              <w:right w:type="dxa" w:w="120"/>
-            </w:tcMar>
-            <w:vAlign w:val="top"/>
-          </w:tcPr>
-          <w:p>
-            <w:pPr>
-              <w:spacing w:after="40" w:before="0"/>
-              <w:jc w:val="left"/>
-            </w:pPr>
-            <w:r>
-              <w:rPr>
-                <w:rFonts w:ascii="Arial" w:cs="Arial" w:eastAsia="Arial" w:hAnsi="Arial"/>
-                <w:b/>
-                <w:bCs/>
-                <w:i w:val="false"/>
-                <w:iCs w:val="false"/>
-                <w:color w:val="000000"/>
-                <w:sz w:val="18"/>
-                <w:szCs w:val="18"/>
-              </w:rPr>
-              <w:t xml:space="preserve">Core Competencies</w:t>
-            </w:r>
-          </w:p>
-        </w:tc>
-        <w:tc>
-          <w:tcPr>
-            <w:tcW w:type="dxa" w:w="10680"/>
-            <w:shd w:fill="FFFFFF" w:color="auto" w:val="clear"/>
-            <w:tcMar>
-              <w:top w:type="dxa" w:w="60"/>
-              <w:left w:type="dxa" w:w="120"/>
-              <w:bottom w:type="dxa" w:w="60"/>
-              <w:right w:type="dxa" w:w="120"/>
-            </w:tcMar>
-            <w:vAlign w:val="top"/>
-          </w:tcPr>
-          <w:p>
-            <w:pPr>
-              <w:spacing w:after="30" w:before="0"/>
-              <w:ind w:left="360" w:hanging="180"/>
-              <w:jc w:val="left"/>
-            </w:pPr>
-            <w:r>
-              <w:rPr>
-                <w:rFonts w:ascii="Arial" w:cs="Arial" w:eastAsia="Arial" w:hAnsi="Arial"/>
-                <w:b w:val="false"/>
-                <w:bCs w:val="false"/>
-                <w:i w:val="false"/>
-                <w:iCs w:val="false"/>
-                <w:color w:val="000000"/>
-                <w:sz w:val="18"/>
-                <w:szCs w:val="18"/>
-              </w:rPr>
-              <w:t xml:space="preserve">–  Learning to Learn: The learner shares learnt knowledge as they discuss with peers and use the laws of indices to work out mathematical computations, building habits of collaborative sense-making and self-directed inquiry.</w:t>
-            </w:r>
-          </w:p>
-          <w:p>
-            <w:pPr>
-              <w:spacing w:after="30" w:before="0"/>
-              <w:ind w:left="360" w:hanging="180"/>
-              <w:jc w:val="left"/>
-            </w:pPr>
-            <w:r>
-              <w:rPr>
-                <w:rFonts w:ascii="Arial" w:cs="Arial" w:eastAsia="Arial" w:hAnsi="Arial"/>
-                <w:b w:val="false"/>
-                <w:bCs w:val="false"/>
-                <w:i w:val="false"/>
-                <w:iCs w:val="false"/>
-                <w:color w:val="000000"/>
-                <w:sz w:val="18"/>
-                <w:szCs w:val="18"/>
-              </w:rPr>
-              <w:t xml:space="preserve">–  Digital Literacy: The learner develops the skills of connecting and interacting with digital technology when using digital resources to search for the laws of indices and their real-life applications (e.g. Kenya Education Cloud, online mathematical tables).</w:t>
-            </w:r>
-          </w:p>
-        </w:tc>
-      </w:tr>
-      <w:tr>
-        <w:tc>
-          <w:tcPr>
-            <w:tcW w:type="dxa" w:w="3000"/>
-            <w:shd w:fill="E2EFDA" w:color="auto" w:val="clear"/>
-            <w:tcMar>
-              <w:top w:type="dxa" w:w="60"/>
-              <w:left w:type="dxa" w:w="120"/>
-              <w:bottom w:type="dxa" w:w="60"/>
-              <w:right w:type="dxa" w:w="120"/>
-            </w:tcMar>
-            <w:vAlign w:val="top"/>
-          </w:tcPr>
-          <w:p>
-            <w:pPr>
-              <w:spacing w:after="40" w:before="0"/>
-              <w:jc w:val="left"/>
-            </w:pPr>
-            <w:r>
-              <w:rPr>
-                <w:rFonts w:ascii="Arial" w:cs="Arial" w:eastAsia="Arial" w:hAnsi="Arial"/>
-                <w:b/>
-                <w:bCs/>
-                <w:i w:val="false"/>
-                <w:iCs w:val="false"/>
-                <w:color w:val="000000"/>
-                <w:sz w:val="18"/>
-                <w:szCs w:val="18"/>
-              </w:rPr>
-              <w:t xml:space="preserve">Core Values</w:t>
-            </w:r>
-          </w:p>
-        </w:tc>
-        <w:tc>
-          <w:tcPr>
-            <w:tcW w:type="dxa" w:w="10680"/>
-            <w:shd w:fill="FFFFFF" w:color="auto" w:val="clear"/>
-            <w:tcMar>
-              <w:top w:type="dxa" w:w="60"/>
-              <w:left w:type="dxa" w:w="120"/>
-              <w:bottom w:type="dxa" w:w="60"/>
-              <w:right w:type="dxa" w:w="120"/>
-            </w:tcMar>
-            <w:vAlign w:val="top"/>
-          </w:tcPr>
-          <w:p>
-            <w:pPr>
-              <w:spacing w:after="30" w:before="0"/>
-              <w:ind w:left="360" w:hanging="180"/>
-              <w:jc w:val="left"/>
-            </w:pPr>
-            <w:r>
-              <w:rPr>
-                <w:rFonts w:ascii="Arial" w:cs="Arial" w:eastAsia="Arial" w:hAnsi="Arial"/>
-                <w:b w:val="false"/>
-                <w:bCs w:val="false"/>
-                <w:i w:val="false"/>
-                <w:iCs w:val="false"/>
-                <w:color w:val="000000"/>
-                <w:sz w:val="18"/>
-                <w:szCs w:val="18"/>
-              </w:rPr>
-              <w:t xml:space="preserve">–  Unity: The learner develops fairness and team spirit as they carry out given mathematical tasks involving the laws of indices, ensuring every group member contributes equitably.</w:t>
-            </w:r>
-          </w:p>
-          <w:p>
-            <w:pPr>
-              <w:spacing w:after="30" w:before="0"/>
-              <w:ind w:left="360" w:hanging="180"/>
-              <w:jc w:val="left"/>
-            </w:pPr>
-            <w:r>
-              <w:rPr>
-                <w:rFonts w:ascii="Arial" w:cs="Arial" w:eastAsia="Arial" w:hAnsi="Arial"/>
-                <w:b w:val="false"/>
-                <w:bCs w:val="false"/>
-                <w:i w:val="false"/>
-                <w:iCs w:val="false"/>
-                <w:color w:val="000000"/>
-                <w:sz w:val="18"/>
-                <w:szCs w:val="18"/>
-              </w:rPr>
-              <w:t xml:space="preserve">–  Responsibility: The learner develops leadership and guidance while discussing with peers as they work on group tasks, taking ownership of accuracy and supporting classmates.</w:t>
-            </w:r>
-          </w:p>
-        </w:tc>
-      </w:tr>
-      <w:tr>
-        <w:tc>
-          <w:tcPr>
-            <w:tcW w:type="dxa" w:w="3000"/>
-            <w:shd w:fill="D5E8F0" w:color="auto" w:val="clear"/>
-            <w:tcMar>
-              <w:top w:type="dxa" w:w="60"/>
-              <w:left w:type="dxa" w:w="120"/>
-              <w:bottom w:type="dxa" w:w="60"/>
-              <w:right w:type="dxa" w:w="120"/>
-            </w:tcMar>
-            <w:vAlign w:val="top"/>
-          </w:tcPr>
-          <w:p>
-            <w:pPr>
-              <w:spacing w:after="40" w:before="0"/>
-              <w:jc w:val="left"/>
-            </w:pPr>
-            <w:r>
-              <w:rPr>
-                <w:rFonts w:ascii="Arial" w:cs="Arial" w:eastAsia="Arial" w:hAnsi="Arial"/>
-                <w:b/>
-                <w:bCs/>
-                <w:i w:val="false"/>
-                <w:iCs w:val="false"/>
-                <w:color w:val="000000"/>
-                <w:sz w:val="18"/>
-                <w:szCs w:val="18"/>
-              </w:rPr>
-              <w:t xml:space="preserve">Science &amp; Engineering Practices</w:t>
-            </w:r>
-          </w:p>
-        </w:tc>
-        <w:tc>
-          <w:tcPr>
-            <w:tcW w:type="dxa" w:w="10680"/>
-            <w:shd w:fill="FFFFFF" w:color="auto" w:val="clear"/>
-            <w:tcMar>
-              <w:top w:type="dxa" w:w="60"/>
-              <w:left w:type="dxa" w:w="120"/>
-              <w:bottom w:type="dxa" w:w="60"/>
-              <w:right w:type="dxa" w:w="120"/>
-            </w:tcMar>
-            <w:vAlign w:val="top"/>
-          </w:tcPr>
-          <w:p>
-            <w:pPr>
-              <w:spacing w:after="30" w:before="0"/>
-              <w:ind w:left="360" w:hanging="180"/>
-              <w:jc w:val="left"/>
-            </w:pPr>
-            <w:r>
-              <w:rPr>
-                <w:rFonts w:ascii="Arial" w:cs="Arial" w:eastAsia="Arial" w:hAnsi="Arial"/>
-                <w:b w:val="false"/>
-                <w:bCs w:val="false"/>
-                <w:i w:val="false"/>
-                <w:iCs w:val="false"/>
-                <w:color w:val="000000"/>
-                <w:sz w:val="18"/>
-                <w:szCs w:val="18"/>
-              </w:rPr>
-              <w:t xml:space="preserve">–  Asking Questions and Defining Problems: Learners pose questions about why very large or very small numbers (e.g. Kenya's population, size of a maize grain) are hard to work with in standard form, motivating the need for index notation.</w:t>
-            </w:r>
-          </w:p>
-          <w:p>
-            <w:pPr>
-              <w:spacing w:after="30" w:before="0"/>
-              <w:ind w:left="360" w:hanging="180"/>
-              <w:jc w:val="left"/>
-            </w:pPr>
-            <w:r>
-              <w:rPr>
-                <w:rFonts w:ascii="Arial" w:cs="Arial" w:eastAsia="Arial" w:hAnsi="Arial"/>
-                <w:b w:val="false"/>
-                <w:bCs w:val="false"/>
-                <w:i w:val="false"/>
-                <w:iCs w:val="false"/>
-                <w:color w:val="000000"/>
-                <w:sz w:val="18"/>
-                <w:szCs w:val="18"/>
-              </w:rPr>
-              <w:t xml:space="preserve">–  Analysing and Interpreting Data: Learners extract bases and exponents from real data sets (e.g. population figures from KNBS census tables), organise them in tables, and identify patterns that lead to the four laws.</w:t>
-            </w:r>
-          </w:p>
-          <w:p>
-            <w:pPr>
-              <w:spacing w:after="30" w:before="0"/>
-              <w:ind w:left="360" w:hanging="180"/>
-              <w:jc w:val="left"/>
-            </w:pPr>
-            <w:r>
-              <w:rPr>
-                <w:rFonts w:ascii="Arial" w:cs="Arial" w:eastAsia="Arial" w:hAnsi="Arial"/>
-                <w:b w:val="false"/>
-                <w:bCs w:val="false"/>
-                <w:i w:val="false"/>
-                <w:iCs w:val="false"/>
-                <w:color w:val="000000"/>
-                <w:sz w:val="18"/>
-                <w:szCs w:val="18"/>
-              </w:rPr>
-              <w:t xml:space="preserve">–  Constructing Explanations: Learners use patterns observed in expanded index expressions to derive and justify each law of indices, then communicate their reasoning to peers.</w:t>
-            </w:r>
-          </w:p>
-          <w:p>
-            <w:pPr>
-              <w:spacing w:after="30" w:before="0"/>
-              <w:ind w:left="360" w:hanging="180"/>
-              <w:jc w:val="left"/>
-            </w:pPr>
-            <w:r>
-              <w:rPr>
-                <w:rFonts w:ascii="Arial" w:cs="Arial" w:eastAsia="Arial" w:hAnsi="Arial"/>
-                <w:b w:val="false"/>
-                <w:bCs w:val="false"/>
-                <w:i w:val="false"/>
-                <w:iCs w:val="false"/>
-                <w:color w:val="000000"/>
-                <w:sz w:val="18"/>
-                <w:szCs w:val="18"/>
-              </w:rPr>
-              <w:t xml:space="preserve">–  Using Mathematics and Computational Thinking: Learners apply the laws of indices to simplify and evaluate numerical expressions, connecting mathematical structure to real-world quantities such as storage capacity (bytes, kilobytes, megabytes) used in Kenyan schools' ICT labs.</w:t>
-            </w:r>
-          </w:p>
-        </w:tc>
-      </w:tr>
-      <w:tr>
-        <w:tc>
-          <w:tcPr>
-            <w:tcW w:type="dxa" w:w="3000"/>
-            <w:shd w:fill="FCE4D6" w:color="auto" w:val="clear"/>
-            <w:tcMar>
-              <w:top w:type="dxa" w:w="60"/>
-              <w:left w:type="dxa" w:w="120"/>
-              <w:bottom w:type="dxa" w:w="60"/>
-              <w:right w:type="dxa" w:w="120"/>
-            </w:tcMar>
-            <w:vAlign w:val="top"/>
-          </w:tcPr>
-          <w:p>
-            <w:pPr>
-              <w:spacing w:after="40" w:before="0"/>
-              <w:jc w:val="left"/>
-            </w:pPr>
-            <w:r>
-              <w:rPr>
-                <w:rFonts w:ascii="Arial" w:cs="Arial" w:eastAsia="Arial" w:hAnsi="Arial"/>
-                <w:b/>
-                <w:bCs/>
-                <w:i w:val="false"/>
-                <w:iCs w:val="false"/>
-                <w:color w:val="000000"/>
-                <w:sz w:val="18"/>
-                <w:szCs w:val="18"/>
-              </w:rPr>
-              <w:t xml:space="preserve">Pertinent &amp; Contemporary Issues (PCIs)</w:t>
-            </w:r>
-          </w:p>
-        </w:tc>
-        <w:tc>
-          <w:tcPr>
-            <w:tcW w:type="dxa" w:w="10680"/>
-            <w:shd w:fill="FFFFFF" w:color="auto" w:val="clear"/>
-            <w:tcMar>
-              <w:top w:type="dxa" w:w="60"/>
-              <w:left w:type="dxa" w:w="120"/>
-              <w:bottom w:type="dxa" w:w="60"/>
-              <w:right w:type="dxa" w:w="120"/>
-            </w:tcMar>
-            <w:vAlign w:val="top"/>
-          </w:tcPr>
-          <w:p>
-            <w:pPr>
-              <w:spacing w:after="30" w:before="0"/>
-              <w:ind w:left="360" w:hanging="180"/>
-              <w:jc w:val="left"/>
-            </w:pPr>
-            <w:r>
-              <w:rPr>
-                <w:rFonts w:ascii="Arial" w:cs="Arial" w:eastAsia="Arial" w:hAnsi="Arial"/>
-                <w:b w:val="false"/>
-                <w:bCs w:val="false"/>
-                <w:i w:val="false"/>
-                <w:iCs w:val="false"/>
-                <w:color w:val="000000"/>
-                <w:sz w:val="18"/>
-                <w:szCs w:val="18"/>
-              </w:rPr>
-              <w:t xml:space="preserve">–  Social Cohesion: The learner works with peers harmoniously to carry out given mathematical tasks involving laws of indices, practising respectful turn-taking and inclusive group participation.</w:t>
-            </w:r>
-          </w:p>
-        </w:tc>
-      </w:tr>
-      <w:tr>
-        <w:tc>
-          <w:tcPr>
-            <w:tcW w:type="dxa" w:w="3000"/>
-            <w:shd w:fill="D9EEF1" w:color="auto" w:val="clear"/>
-            <w:tcMar>
-              <w:top w:type="dxa" w:w="60"/>
-              <w:left w:type="dxa" w:w="120"/>
-              <w:bottom w:type="dxa" w:w="60"/>
-              <w:right w:type="dxa" w:w="120"/>
-            </w:tcMar>
-            <w:vAlign w:val="top"/>
-          </w:tcPr>
-          <w:p>
-            <w:pPr>
-              <w:spacing w:after="40" w:before="0"/>
-              <w:jc w:val="left"/>
-            </w:pPr>
-            <w:r>
-              <w:rPr>
-                <w:rFonts w:ascii="Arial" w:cs="Arial" w:eastAsia="Arial" w:hAnsi="Arial"/>
-                <w:b/>
-                <w:bCs/>
-                <w:i w:val="false"/>
-                <w:iCs w:val="false"/>
-                <w:color w:val="000000"/>
-                <w:sz w:val="18"/>
-                <w:szCs w:val="18"/>
-              </w:rPr>
-              <w:t xml:space="preserve">Career Connections</w:t>
-            </w:r>
-          </w:p>
-        </w:tc>
-        <w:tc>
-          <w:tcPr>
-            <w:tcW w:type="dxa" w:w="10680"/>
-            <w:shd w:fill="FFFFFF" w:color="auto" w:val="clear"/>
-            <w:tcMar>
-              <w:top w:type="dxa" w:w="60"/>
-              <w:left w:type="dxa" w:w="120"/>
-              <w:bottom w:type="dxa" w:w="60"/>
-              <w:right w:type="dxa" w:w="120"/>
-            </w:tcMar>
-            <w:vAlign w:val="top"/>
-          </w:tcPr>
-          <w:p>
-            <w:pPr>
-              <w:spacing w:after="30" w:before="0"/>
-              <w:ind w:left="360" w:hanging="180"/>
-              <w:jc w:val="left"/>
-            </w:pPr>
-            <w:r>
-              <w:rPr>
-                <w:rFonts w:ascii="Arial" w:cs="Arial" w:eastAsia="Arial" w:hAnsi="Arial"/>
-                <w:b w:val="false"/>
-                <w:bCs w:val="false"/>
-                <w:i w:val="false"/>
-                <w:iCs w:val="false"/>
-                <w:color w:val="000000"/>
-                <w:sz w:val="18"/>
-                <w:szCs w:val="18"/>
-              </w:rPr>
-              <w:t xml:space="preserve">–  Data Scientist / Statistician: Indices underpin scientific notation used to handle large datasets (e.g. KNBS population data, M-Pesa transaction volumes).</w:t>
-            </w:r>
-          </w:p>
-          <w:p>
-            <w:pPr>
-              <w:spacing w:after="30" w:before="0"/>
-              <w:ind w:left="360" w:hanging="180"/>
-              <w:jc w:val="left"/>
-            </w:pPr>
-            <w:r>
-              <w:rPr>
-                <w:rFonts w:ascii="Arial" w:cs="Arial" w:eastAsia="Arial" w:hAnsi="Arial"/>
-                <w:b w:val="false"/>
-                <w:bCs w:val="false"/>
-                <w:i w:val="false"/>
-                <w:iCs w:val="false"/>
-                <w:color w:val="000000"/>
-                <w:sz w:val="18"/>
-                <w:szCs w:val="18"/>
-              </w:rPr>
-              <w:t xml:space="preserve">–  ICT Technician / Software Developer: Storage and processing units (bytes, kilobytes, megabytes, gigabytes — powers of 2 and 10) rely directly on index notation.</w:t>
-            </w:r>
-          </w:p>
-          <w:p>
-            <w:pPr>
-              <w:spacing w:after="30" w:before="0"/>
-              <w:ind w:left="360" w:hanging="180"/>
-              <w:jc w:val="left"/>
-            </w:pPr>
-            <w:r>
-              <w:rPr>
-                <w:rFonts w:ascii="Arial" w:cs="Arial" w:eastAsia="Arial" w:hAnsi="Arial"/>
-                <w:b w:val="false"/>
-                <w:bCs w:val="false"/>
-                <w:i w:val="false"/>
-                <w:iCs w:val="false"/>
-                <w:color w:val="000000"/>
-                <w:sz w:val="18"/>
-                <w:szCs w:val="18"/>
-              </w:rPr>
-              <w:t xml:space="preserve">–  Agricultural Scientist / Agronomist: Exponential growth models for crop yields, pest populations or fertiliser dilution ratios in Rift Valley farms use index laws.</w:t>
-            </w:r>
-          </w:p>
-          <w:p>
-            <w:pPr>
-              <w:spacing w:after="30" w:before="0"/>
-              <w:ind w:left="360" w:hanging="180"/>
-              <w:jc w:val="left"/>
-            </w:pPr>
-            <w:r>
-              <w:rPr>
-                <w:rFonts w:ascii="Arial" w:cs="Arial" w:eastAsia="Arial" w:hAnsi="Arial"/>
-                <w:b w:val="false"/>
-                <w:bCs w:val="false"/>
-                <w:i w:val="false"/>
-                <w:iCs w:val="false"/>
-                <w:color w:val="000000"/>
-                <w:sz w:val="18"/>
-                <w:szCs w:val="18"/>
-              </w:rPr>
-              <w:t xml:space="preserve">–  Journalist / Media Professional: Expressing large figures (national budget in billions, KSh) concisely and correctly requires understanding of index form.</w:t>
-            </w:r>
-          </w:p>
-          <w:p>
-            <w:pPr>
-              <w:spacing w:after="30" w:before="0"/>
-              <w:ind w:left="360" w:hanging="180"/>
-              <w:jc w:val="left"/>
-            </w:pPr>
-            <w:r>
-              <w:rPr>
-                <w:rFonts w:ascii="Arial" w:cs="Arial" w:eastAsia="Arial" w:hAnsi="Arial"/>
-                <w:b w:val="false"/>
-                <w:bCs w:val="false"/>
-                <w:i w:val="false"/>
-                <w:iCs w:val="false"/>
-                <w:color w:val="000000"/>
-                <w:sz w:val="18"/>
-                <w:szCs w:val="18"/>
-              </w:rPr>
-              <w:t xml:space="preserve">–  Sports Scientist / Coach: Performance metrics involving exponential scaling (e.g. altitude-adjusted oxygen levels at Eldoret training camps) use index-based computation.</w:t>
-            </w:r>
-          </w:p>
-        </w:tc>
-      </w:tr>
-      <w:tr>
-        <w:tc>
-          <w:tcPr>
-            <w:tcW w:type="dxa" w:w="3000"/>
-            <w:shd w:fill="D5E8F0" w:color="auto" w:val="clear"/>
-            <w:tcMar>
-              <w:top w:type="dxa" w:w="60"/>
-              <w:left w:type="dxa" w:w="120"/>
-              <w:bottom w:type="dxa" w:w="60"/>
-              <w:right w:type="dxa" w:w="120"/>
-            </w:tcMar>
-            <w:vAlign w:val="top"/>
-          </w:tcPr>
-          <w:p>
-            <w:pPr>
-              <w:spacing w:after="40" w:before="0"/>
-              <w:jc w:val="left"/>
-            </w:pPr>
-            <w:r>
-              <w:rPr>
-                <w:rFonts w:ascii="Arial" w:cs="Arial" w:eastAsia="Arial" w:hAnsi="Arial"/>
-                <w:b/>
-                <w:bCs/>
-                <w:i w:val="false"/>
-                <w:iCs w:val="false"/>
-                <w:color w:val="000000"/>
-                <w:sz w:val="18"/>
-                <w:szCs w:val="18"/>
-              </w:rPr>
-              <w:t xml:space="preserve">Focus for Lessons</w:t>
-            </w:r>
-          </w:p>
-        </w:tc>
-        <w:tc>
-          <w:tcPr>
-            <w:tcW w:type="dxa" w:w="10680"/>
-            <w:shd w:fill="FFFFFF" w:color="auto" w:val="clear"/>
-            <w:tcMar>
-              <w:top w:type="dxa" w:w="60"/>
-              <w:left w:type="dxa" w:w="120"/>
-              <w:bottom w:type="dxa" w:w="60"/>
-              <w:right w:type="dxa" w:w="120"/>
-            </w:tcMar>
-            <w:vAlign w:val="top"/>
-          </w:tcPr>
-          <w:p>
-            <w:pPr>
-              <w:spacing w:after="40" w:before="0"/>
-              <w:jc w:val="left"/>
-            </w:pPr>
-            <w:r>
-              <w:rPr>
-                <w:rFonts w:ascii="Arial" w:cs="Arial" w:eastAsia="Arial" w:hAnsi="Arial"/>
-                <w:b w:val="false"/>
-                <w:bCs w:val="false"/>
-                <w:i w:val="false"/>
-                <w:iCs w:val="false"/>
-                <w:color w:val="000000"/>
-                <w:sz w:val="18"/>
-                <w:szCs w:val="18"/>
-              </w:rPr>
-              <w:t xml:space="preserve">This unit introduces learners to index notation as a powerful tool for expressing, comparing and computing with very large and very small numbers encountered in everyday Kenyan life — from national census figures to mobile-data storage. Using a collaborative, inquiry-based approach, learners move from reading numbers in expanded form to deducing the four laws of indices through structured pattern-finding activities. Throughout the eight lessons, real Kenyan contexts (population data, maize harvest tonnage, M-Pesa transactions, altitude records in Eldoret) anchor abstract index rules to meaningful problems, ensuring learners both understand and can apply the laws of indices in numerical computations.</w:t>
-            </w:r>
-          </w:p>
-        </w:tc>
-      </w:tr>
-      <w:tr>
-        <w:tc>
-          <w:tcPr>
-            <w:tcW w:type="dxa" w:w="3000"/>
-            <w:shd w:fill="EAD1F5" w:color="auto" w:val="clear"/>
-            <w:tcMar>
-              <w:top w:type="dxa" w:w="60"/>
-              <w:left w:type="dxa" w:w="120"/>
-              <w:bottom w:type="dxa" w:w="60"/>
-              <w:right w:type="dxa" w:w="120"/>
-            </w:tcMar>
-            <w:vAlign w:val="top"/>
-          </w:tcPr>
-          <w:p>
-            <w:pPr>
-              <w:spacing w:after="40" w:before="0"/>
-              <w:jc w:val="left"/>
-            </w:pPr>
-            <w:r>
-              <w:rPr>
-                <w:rFonts w:ascii="Arial" w:cs="Arial" w:eastAsia="Arial" w:hAnsi="Arial"/>
-                <w:b/>
-                <w:bCs/>
-                <w:i w:val="false"/>
-                <w:iCs w:val="false"/>
-                <w:color w:val="000000"/>
-                <w:sz w:val="18"/>
-                <w:szCs w:val="18"/>
-              </w:rPr>
-              <w:t xml:space="preserve">Driving Question / Key Inquiry Questions</w:t>
-            </w:r>
-          </w:p>
-        </w:tc>
-        <w:tc>
-          <w:tcPr>
-            <w:tcW w:type="dxa" w:w="10680"/>
-            <w:shd w:fill="FFFFFF" w:color="auto" w:val="clear"/>
-            <w:tcMar>
-              <w:top w:type="dxa" w:w="60"/>
-              <w:left w:type="dxa" w:w="120"/>
-              <w:bottom w:type="dxa" w:w="60"/>
-              <w:right w:type="dxa" w:w="120"/>
-            </w:tcMar>
-            <w:vAlign w:val="top"/>
-          </w:tcPr>
-          <w:p>
-            <w:pPr>
-              <w:spacing w:after="40" w:before="0"/>
-              <w:jc w:val="left"/>
-            </w:pPr>
-            <w:r>
-              <w:rPr>
-                <w:rFonts w:ascii="Arial" w:cs="Arial" w:eastAsia="Arial" w:hAnsi="Arial"/>
-                <w:b w:val="false"/>
-                <w:bCs w:val="false"/>
-                <w:i w:val="false"/>
-                <w:iCs w:val="false"/>
-                <w:color w:val="000000"/>
-                <w:sz w:val="18"/>
-                <w:szCs w:val="18"/>
-              </w:rPr>
-              <w:t xml:space="preserve">DRIVING QUESTION: Why do scientists, economists and farmers use "small superscript numbers" to write huge or tiny quantities — and what rules make those compact symbols so powerful for computation?</w:t>
-            </w:r>
-          </w:p>
-          <w:p>
-            <w:pPr>
-              <w:spacing w:after="40" w:before="0"/>
-              <w:jc w:val="left"/>
-            </w:pPr>
-            <w:r>
-              <w:rPr>
-                <w:rFonts w:ascii="Arial" w:cs="Arial" w:eastAsia="Arial" w:hAnsi="Arial"/>
-                <w:b w:val="false"/>
-                <w:bCs w:val="false"/>
-                <w:i w:val="false"/>
-                <w:iCs w:val="false"/>
-                <w:color w:val="000000"/>
-                <w:sz w:val="18"/>
-                <w:szCs w:val="18"/>
-              </w:rPr>
-              <w:t xml:space="preserve"/>
-            </w:r>
-          </w:p>
-          <w:p>
-            <w:pPr>
-              <w:spacing w:after="40" w:before="0"/>
-              <w:jc w:val="left"/>
-            </w:pPr>
-            <w:r>
-              <w:rPr>
-                <w:rFonts w:ascii="Arial" w:cs="Arial" w:eastAsia="Arial" w:hAnsi="Arial"/>
-                <w:b w:val="false"/>
-                <w:bCs w:val="false"/>
-                <w:i w:val="false"/>
-                <w:iCs w:val="false"/>
-                <w:color w:val="000000"/>
-                <w:sz w:val="18"/>
-                <w:szCs w:val="18"/>
-              </w:rPr>
-              <w:t xml:space="preserve">KICD KEY INQUIRY QUESTIONS:</w:t>
-            </w:r>
-          </w:p>
-          <w:p>
-            <w:pPr>
-              <w:spacing w:after="40" w:before="0"/>
-              <w:jc w:val="left"/>
-            </w:pPr>
-            <w:r>
-              <w:rPr>
-                <w:rFonts w:ascii="Arial" w:cs="Arial" w:eastAsia="Arial" w:hAnsi="Arial"/>
-                <w:b w:val="false"/>
-                <w:bCs w:val="false"/>
-                <w:i w:val="false"/>
-                <w:iCs w:val="false"/>
-                <w:color w:val="000000"/>
-                <w:sz w:val="18"/>
-                <w:szCs w:val="18"/>
-              </w:rPr>
-              <w:t xml:space="preserve">1. Why are indices important?</w:t>
-            </w:r>
-          </w:p>
-          <w:p>
-            <w:pPr>
-              <w:spacing w:after="40" w:before="0"/>
-              <w:jc w:val="left"/>
-            </w:pPr>
-            <w:r>
-              <w:rPr>
-                <w:rFonts w:ascii="Arial" w:cs="Arial" w:eastAsia="Arial" w:hAnsi="Arial"/>
-                <w:b w:val="false"/>
-                <w:bCs w:val="false"/>
-                <w:i w:val="false"/>
-                <w:iCs w:val="false"/>
-                <w:color w:val="000000"/>
-                <w:sz w:val="18"/>
-                <w:szCs w:val="18"/>
-              </w:rPr>
-              <w:t xml:space="preserve">2. How are the laws of indices applied in real life?</w:t>
-            </w:r>
-          </w:p>
-        </w:tc>
-      </w:tr>
-      <w:tr>
-        <w:tc>
-          <w:tcPr>
-            <w:tcW w:type="dxa" w:w="3000"/>
-            <w:shd w:fill="EAD1F5" w:color="auto" w:val="clear"/>
-            <w:tcMar>
-              <w:top w:type="dxa" w:w="60"/>
-              <w:left w:type="dxa" w:w="120"/>
-              <w:bottom w:type="dxa" w:w="60"/>
-              <w:right w:type="dxa" w:w="120"/>
-            </w:tcMar>
-            <w:vAlign w:val="top"/>
-          </w:tcPr>
-          <w:p>
-            <w:pPr>
-              <w:spacing w:after="40" w:before="0"/>
-              <w:jc w:val="left"/>
-            </w:pPr>
-            <w:r>
-              <w:rPr>
-                <w:rFonts w:ascii="Arial" w:cs="Arial" w:eastAsia="Arial" w:hAnsi="Arial"/>
-                <w:b/>
-                <w:bCs/>
-                <w:i w:val="false"/>
-                <w:iCs w:val="false"/>
-                <w:color w:val="000000"/>
-                <w:sz w:val="18"/>
-                <w:szCs w:val="18"/>
-              </w:rPr>
-              <w:t xml:space="preserve">Anchoring Phenomenon</w:t>
-            </w:r>
-          </w:p>
-        </w:tc>
-        <w:tc>
-          <w:tcPr>
-            <w:tcW w:type="dxa" w:w="10680"/>
-            <w:shd w:fill="FFFFFF" w:color="auto" w:val="clear"/>
-            <w:tcMar>
-              <w:top w:type="dxa" w:w="60"/>
-              <w:left w:type="dxa" w:w="120"/>
-              <w:bottom w:type="dxa" w:w="60"/>
-              <w:right w:type="dxa" w:w="120"/>
-            </w:tcMar>
-            <w:vAlign w:val="top"/>
-          </w:tcPr>
-          <w:p>
-            <w:pPr>
-              <w:spacing w:after="40" w:before="0"/>
-              <w:jc w:val="left"/>
-            </w:pPr>
-            <w:r>
-              <w:rPr>
-                <w:rFonts w:ascii="Arial" w:cs="Arial" w:eastAsia="Arial" w:hAnsi="Arial"/>
-                <w:b w:val="false"/>
-                <w:bCs w:val="false"/>
-                <w:i w:val="false"/>
-                <w:iCs w:val="false"/>
-                <w:color w:val="000000"/>
-                <w:sz w:val="18"/>
-                <w:szCs w:val="18"/>
-              </w:rPr>
-              <w:t xml:space="preserve">Kenya's 2019 National Population and Housing Census recorded a total population of 47,564,296 people. When learners first encounter this figure written out in full, it is unwieldy — hard to compare, hard to compute with, and easy to misread. Yet a scientist, journalist or government planner working with such data every day needs a compact, unambiguous way to write it. Learners are shown two cards side by side: one card shows 47,564,296 written in full; the other shows the approximation 4.8 × 10⁷. The puzzling observation is that the second card — using a small "7" written high up — somehow captures almost the same information in far fewer symbols, and that this tiny superscript "7" can be used in arithmetic in ways that follow surprisingly neat rules. Why does multiplying two such expressions just mean adding those small superscript numbers? Why does dividing them mean subtracting? How can any number raised to the power zero equal exactly 1? These questions are genuinely surprising to learners and cannot be answered by guessing — they require systematic investigation of the structure of repeated multiplication.</w:t>
-            </w:r>
-          </w:p>
-        </w:tc>
-      </w:tr>
-      <w:tr>
-        <w:tc>
-          <w:tcPr>
-            <w:tcW w:type="dxa" w:w="3000"/>
-            <w:shd w:fill="D9EEF1" w:color="auto" w:val="clear"/>
-            <w:tcMar>
-              <w:top w:type="dxa" w:w="60"/>
-              <w:left w:type="dxa" w:w="120"/>
-              <w:bottom w:type="dxa" w:w="60"/>
-              <w:right w:type="dxa" w:w="120"/>
-            </w:tcMar>
-            <w:vAlign w:val="top"/>
-          </w:tcPr>
-          <w:p>
-            <w:pPr>
-              <w:spacing w:after="40" w:before="0"/>
-              <w:jc w:val="left"/>
-            </w:pPr>
-            <w:r>
-              <w:rPr>
-                <w:rFonts w:ascii="Arial" w:cs="Arial" w:eastAsia="Arial" w:hAnsi="Arial"/>
-                <w:b/>
-                <w:bCs/>
-                <w:i w:val="false"/>
-                <w:iCs w:val="false"/>
-                <w:color w:val="000000"/>
-                <w:sz w:val="18"/>
-                <w:szCs w:val="18"/>
-              </w:rPr>
-              <w:t xml:space="preserve">Storyline Thread</w:t>
-            </w:r>
-          </w:p>
-        </w:tc>
-        <w:tc>
-          <w:tcPr>
-            <w:tcW w:type="dxa" w:w="10680"/>
-            <w:shd w:fill="FFFFFF" w:color="auto" w:val="clear"/>
-            <w:tcMar>
-              <w:top w:type="dxa" w:w="60"/>
-              <w:left w:type="dxa" w:w="120"/>
-              <w:bottom w:type="dxa" w:w="60"/>
-              <w:right w:type="dxa" w:w="120"/>
-            </w:tcMar>
-            <w:vAlign w:val="top"/>
-          </w:tcPr>
-          <w:p>
-            <w:pPr>
-              <w:spacing w:after="40" w:before="0"/>
-              <w:jc w:val="left"/>
-            </w:pPr>
-            <w:r>
-              <w:rPr>
-                <w:rFonts w:ascii="Arial" w:cs="Arial" w:eastAsia="Arial" w:hAnsi="Arial"/>
-                <w:b w:val="false"/>
-                <w:bCs w:val="false"/>
-                <w:i w:val="false"/>
-                <w:iCs w:val="false"/>
-                <w:color w:val="000000"/>
-                <w:sz w:val="18"/>
-                <w:szCs w:val="18"/>
-              </w:rPr>
-              <w:t xml:space="preserve">Lesson 1 — Noticing the Problem (Anchoring Phenomenon): Learners are shown Kenya's 2019 census figure (47,564,296) alongside 4.8 × 10⁷ and asked to predict which is easier to use in calculations and why. They brainstorm how height, weight and population figures can be rewritten in terms of prime factor bases and powers, generating their first index expressions. The Driving Question is posed and the class Driving Question Board (DQB) is opened.</w:t>
-            </w:r>
-          </w:p>
-          <w:p>
-            <w:pPr>
-              <w:spacing w:after="40" w:before="0"/>
-              <w:jc w:val="left"/>
-            </w:pPr>
-            <w:r>
-              <w:rPr>
-                <w:rFonts w:ascii="Arial" w:cs="Arial" w:eastAsia="Arial" w:hAnsi="Arial"/>
-                <w:b w:val="false"/>
-                <w:bCs w:val="false"/>
-                <w:i w:val="false"/>
-                <w:iCs w:val="false"/>
-                <w:color w:val="000000"/>
-                <w:sz w:val="18"/>
-                <w:szCs w:val="18"/>
-              </w:rPr>
-              <w:t xml:space="preserve"/>
-            </w:r>
-          </w:p>
-          <w:p>
-            <w:pPr>
-              <w:spacing w:after="40" w:before="0"/>
-              <w:jc w:val="left"/>
-            </w:pPr>
-            <w:r>
-              <w:rPr>
-                <w:rFonts w:ascii="Arial" w:cs="Arial" w:eastAsia="Arial" w:hAnsi="Arial"/>
-                <w:b w:val="false"/>
-                <w:bCs w:val="false"/>
-                <w:i w:val="false"/>
-                <w:iCs w:val="false"/>
-                <w:color w:val="000000"/>
-                <w:sz w:val="18"/>
-                <w:szCs w:val="18"/>
-              </w:rPr>
-              <w:t xml:space="preserve">Lesson 2 — Building Index Language (Predict &amp; Observe): Learners estimate and record the population of their county (e.g. Nairobi ≈ 4.4 × 10⁶, Kisumu ≈ 1.2 × 10⁶), express each to the nearest million in index form, and then expand index expressions (e.g. 2⁵ = 2×2×2×2×2 = 32) to confirm the notation. They distinguish bases from exponents and practise reading and writing numbers — including maize harvest tonnage from KNBS data — in index form.</w:t>
-            </w:r>
-          </w:p>
-          <w:p>
-            <w:pPr>
-              <w:spacing w:after="40" w:before="0"/>
-              <w:jc w:val="left"/>
-            </w:pPr>
-            <w:r>
-              <w:rPr>
-                <w:rFonts w:ascii="Arial" w:cs="Arial" w:eastAsia="Arial" w:hAnsi="Arial"/>
-                <w:b w:val="false"/>
-                <w:bCs w:val="false"/>
-                <w:i w:val="false"/>
-                <w:iCs w:val="false"/>
-                <w:color w:val="000000"/>
-                <w:sz w:val="18"/>
-                <w:szCs w:val="18"/>
-              </w:rPr>
-              <w:t xml:space="preserve"/>
-            </w:r>
-          </w:p>
-          <w:p>
-            <w:pPr>
-              <w:spacing w:after="40" w:before="0"/>
-              <w:jc w:val="left"/>
-            </w:pPr>
-            <w:r>
-              <w:rPr>
-                <w:rFonts w:ascii="Arial" w:cs="Arial" w:eastAsia="Arial" w:hAnsi="Arial"/>
-                <w:b w:val="false"/>
-                <w:bCs w:val="false"/>
-                <w:i w:val="false"/>
-                <w:iCs w:val="false"/>
-                <w:color w:val="000000"/>
-                <w:sz w:val="18"/>
-                <w:szCs w:val="18"/>
-              </w:rPr>
-              <w:t xml:space="preserve">Lesson 3 — Discovering the Product Law (Observe &amp; Explain): Learners systematically expand and multiply pairs of powers with the same base (e.g. 2³ × 2⁴; 10² × 10³) using a structured table, observe that the exponents add, and deduce aᵐ × aⁿ = aᵐ⁺ⁿ. The Kericho tea-farmer dilution scenario is used to test and apply the product law. Learners update the DQB with their first confirmed law.</w:t>
-            </w:r>
-          </w:p>
-          <w:p>
-            <w:pPr>
-              <w:spacing w:after="40" w:before="0"/>
-              <w:jc w:val="left"/>
-            </w:pPr>
-            <w:r>
-              <w:rPr>
-                <w:rFonts w:ascii="Arial" w:cs="Arial" w:eastAsia="Arial" w:hAnsi="Arial"/>
-                <w:b w:val="false"/>
-                <w:bCs w:val="false"/>
-                <w:i w:val="false"/>
-                <w:iCs w:val="false"/>
-                <w:color w:val="000000"/>
-                <w:sz w:val="18"/>
-                <w:szCs w:val="18"/>
-              </w:rPr>
-              <w:t xml:space="preserve"/>
-            </w:r>
-          </w:p>
-          <w:p>
-            <w:pPr>
-              <w:spacing w:after="40" w:before="0"/>
-              <w:jc w:val="left"/>
-            </w:pPr>
-            <w:r>
-              <w:rPr>
-                <w:rFonts w:ascii="Arial" w:cs="Arial" w:eastAsia="Arial" w:hAnsi="Arial"/>
-                <w:b w:val="false"/>
-                <w:bCs w:val="false"/>
-                <w:i w:val="false"/>
-                <w:iCs w:val="false"/>
-                <w:color w:val="000000"/>
-                <w:sz w:val="18"/>
-                <w:szCs w:val="18"/>
-              </w:rPr>
-              <w:t xml:space="preserve">Lesson 4 — Discovering the Quotient Law (Observe &amp; Explain): Learners divide pairs of same-base powers in expanded form (e.g. 2⁵ ÷ 2², 10⁶ ÷ 10⁴), observe cancellation leading to subtraction of exponents, and deduce aᵐ ÷ aⁿ = aᵐ⁻ⁿ. The maize-grain harvest scenario is used as a worked application. Learners also explore what happens when m = n, leading naturally to the zero-index law (a⁰ = 1), which is recorded on the DQB as a new question: "Can any number to the power zero really equal 1?"</w:t>
-            </w:r>
-          </w:p>
-          <w:p>
-            <w:pPr>
-              <w:spacing w:after="40" w:before="0"/>
-              <w:jc w:val="left"/>
-            </w:pPr>
-            <w:r>
-              <w:rPr>
-                <w:rFonts w:ascii="Arial" w:cs="Arial" w:eastAsia="Arial" w:hAnsi="Arial"/>
-                <w:b w:val="false"/>
-                <w:bCs w:val="false"/>
-                <w:i w:val="false"/>
-                <w:iCs w:val="false"/>
-                <w:color w:val="000000"/>
-                <w:sz w:val="18"/>
-                <w:szCs w:val="18"/>
-              </w:rPr>
-              <w:t xml:space="preserve"/>
-            </w:r>
-          </w:p>
-          <w:p>
-            <w:pPr>
-              <w:spacing w:after="40" w:before="0"/>
-              <w:jc w:val="left"/>
-            </w:pPr>
-            <w:r>
-              <w:rPr>
-                <w:rFonts w:ascii="Arial" w:cs="Arial" w:eastAsia="Arial" w:hAnsi="Arial"/>
-                <w:b w:val="false"/>
-                <w:bCs w:val="false"/>
-                <w:i w:val="false"/>
-                <w:iCs w:val="false"/>
-                <w:color w:val="000000"/>
-                <w:sz w:val="18"/>
-                <w:szCs w:val="18"/>
-              </w:rPr>
-              <w:t xml:space="preserve">Lesson 5 — Discovering the Power-of-a-Power Law (Observe &amp; Explain): Learners expand (2³)² and similar expressions step by step, tabulate results, and deduce (aᵐ)ⁿ = aᵐⁿ. They connect this to the smartphone-storage context: (2¹⁰)³ = 2³⁰ (1 GB ≈ 2³⁰ bytes). Peer groups create their own real-life examples from Kenyan contexts (e.g. M-Pesa transaction volumes) and present to the class. The DQB is updated with all four laws now confirmed.</w:t>
-            </w:r>
-          </w:p>
-          <w:p>
-            <w:pPr>
-              <w:spacing w:after="40" w:before="0"/>
-              <w:jc w:val="left"/>
-            </w:pPr>
-            <w:r>
-              <w:rPr>
-                <w:rFonts w:ascii="Arial" w:cs="Arial" w:eastAsia="Arial" w:hAnsi="Arial"/>
-                <w:b w:val="false"/>
-                <w:bCs w:val="false"/>
-                <w:i w:val="false"/>
-                <w:iCs w:val="false"/>
-                <w:color w:val="000000"/>
-                <w:sz w:val="18"/>
-                <w:szCs w:val="18"/>
-              </w:rPr>
-              <w:t xml:space="preserve"/>
-            </w:r>
-          </w:p>
-          <w:p>
-            <w:pPr>
-              <w:spacing w:after="40" w:before="0"/>
-              <w:jc w:val="left"/>
-            </w:pPr>
-            <w:r>
-              <w:rPr>
-                <w:rFonts w:ascii="Arial" w:cs="Arial" w:eastAsia="Arial" w:hAnsi="Arial"/>
-                <w:b w:val="false"/>
-                <w:bCs w:val="false"/>
-                <w:i w:val="false"/>
-                <w:iCs w:val="false"/>
-                <w:color w:val="000000"/>
-                <w:sz w:val="18"/>
-                <w:szCs w:val="18"/>
-              </w:rPr>
-              <w:t xml:space="preserve">Lesson 6 — Consolidating and Applying All Four Laws (Explain &amp; Model Building): Learners tackle multi-step numerical computations that require selecting and combining the four laws (e.g. simplifying (3² × 3⁵) ÷ 3⁴; expressing answers in index form). Digital resources (Kenya Education Cloud, mathematical tables) are used in pairs to verify answers and explore additional applications. Learners revise their initial DQB predictions and annotate which questions have been answered.</w:t>
-            </w:r>
-          </w:p>
-          <w:p>
-            <w:pPr>
-              <w:spacing w:after="40" w:before="0"/>
-              <w:jc w:val="left"/>
-            </w:pPr>
-            <w:r>
-              <w:rPr>
-                <w:rFonts w:ascii="Arial" w:cs="Arial" w:eastAsia="Arial" w:hAnsi="Arial"/>
-                <w:b w:val="false"/>
-                <w:bCs w:val="false"/>
-                <w:i w:val="false"/>
-                <w:iCs w:val="false"/>
-                <w:color w:val="000000"/>
-                <w:sz w:val="18"/>
-                <w:szCs w:val="18"/>
-              </w:rPr>
-              <w:t xml:space="preserve"/>
-            </w:r>
-          </w:p>
-          <w:p>
-            <w:pPr>
-              <w:spacing w:after="40" w:before="0"/>
-              <w:jc w:val="left"/>
-            </w:pPr>
-            <w:r>
-              <w:rPr>
-                <w:rFonts w:ascii="Arial" w:cs="Arial" w:eastAsia="Arial" w:hAnsi="Arial"/>
-                <w:b w:val="false"/>
-                <w:bCs w:val="false"/>
-                <w:i w:val="false"/>
-                <w:iCs w:val="false"/>
-                <w:color w:val="000000"/>
-                <w:sz w:val="18"/>
-                <w:szCs w:val="18"/>
-              </w:rPr>
-              <w:t xml:space="preserve">Lesson 7 — Real-Life Applications and Problem Solving (Explain &amp; DQB Refinement): Learners work in groups on contextualised problems: expressing Kenya's national budget (≈ KSh 4 × 10¹² in a recent year) in index form; calculating data storage for a school ICT lab; scaling altitude-adjusted performance figures for Eldoret athletes. Groups present solutions and justify their use of index laws. Remaining DQB questions are addressed collaboratively, and learners articulate how the Driving Question has been answered.</w:t>
-            </w:r>
-          </w:p>
-          <w:p>
-            <w:pPr>
-              <w:spacing w:after="40" w:before="0"/>
-              <w:jc w:val="left"/>
-            </w:pPr>
-            <w:r>
-              <w:rPr>
-                <w:rFonts w:ascii="Arial" w:cs="Arial" w:eastAsia="Arial" w:hAnsi="Arial"/>
-                <w:b w:val="false"/>
-                <w:bCs w:val="false"/>
-                <w:i w:val="false"/>
-                <w:iCs w:val="false"/>
-                <w:color w:val="000000"/>
-                <w:sz w:val="18"/>
-                <w:szCs w:val="18"/>
-              </w:rPr>
-              <w:t xml:space="preserve"/>
-            </w:r>
-          </w:p>
-          <w:p>
-            <w:pPr>
-              <w:spacing w:after="40" w:before="0"/>
-              <w:jc w:val="left"/>
-            </w:pPr>
-            <w:r>
-              <w:rPr>
-                <w:rFonts w:ascii="Arial" w:cs="Arial" w:eastAsia="Arial" w:hAnsi="Arial"/>
-                <w:b w:val="false"/>
-                <w:bCs w:val="false"/>
-                <w:i w:val="false"/>
-                <w:iCs w:val="false"/>
-                <w:color w:val="000000"/>
-                <w:sz w:val="18"/>
-                <w:szCs w:val="18"/>
-              </w:rPr>
-              <w:t xml:space="preserve">Lesson 8 — Model Building, Synthesis and Assessment: Learners produce a cumulative "Index Laws Map" — a visual model showing each law, its algebraic rule, a Kenyan numerical example, and a real-life application. Class written task (class activity + portfolio piece) assesses all four specific learning outcomes. Learners complete a self-reflection linking back to the anchoring phenomenon: why that superscript "7" in 4.8 × 10⁷ is not just a shortcut but a gateway to a consistent, powerful system of computation rules.</w:t>
-            </w:r>
-          </w:p>
-        </w:tc>
-      </w:tr>
-      <w:tr>
-        <w:tc>
-          <w:tcPr>
-            <w:tcW w:type="dxa" w:w="3000"/>
-            <w:shd w:fill="EAD1F5" w:color="auto" w:val="clear"/>
-            <w:tcMar>
-              <w:top w:type="dxa" w:w="60"/>
-              <w:left w:type="dxa" w:w="120"/>
-              <w:bottom w:type="dxa" w:w="60"/>
-              <w:right w:type="dxa" w:w="120"/>
-            </w:tcMar>
-            <w:vAlign w:val="top"/>
-          </w:tcPr>
-          <w:p>
-            <w:pPr>
-              <w:spacing w:after="40" w:before="0"/>
-              <w:jc w:val="left"/>
-            </w:pPr>
-            <w:r>
-              <w:rPr>
-                <w:rFonts w:ascii="Arial" w:cs="Arial" w:eastAsia="Arial" w:hAnsi="Arial"/>
-                <w:b/>
-                <w:bCs/>
-                <w:i w:val="false"/>
-                <w:iCs w:val="false"/>
-                <w:color w:val="000000"/>
-                <w:sz w:val="18"/>
-                <w:szCs w:val="18"/>
-              </w:rPr>
-              <w:t xml:space="preserve">Supporting Phenomena</w:t>
-            </w:r>
-          </w:p>
-        </w:tc>
-        <w:tc>
-          <w:tcPr>
-            <w:tcW w:type="dxa" w:w="10680"/>
-            <w:shd w:fill="FFFFFF" w:color="auto" w:val="clear"/>
-            <w:tcMar>
-              <w:top w:type="dxa" w:w="60"/>
-              <w:left w:type="dxa" w:w="120"/>
-              <w:bottom w:type="dxa" w:w="60"/>
-              <w:right w:type="dxa" w:w="120"/>
-            </w:tcMar>
-            <w:vAlign w:val="top"/>
-          </w:tcPr>
-          <w:p>
-            <w:pPr>
-              <w:spacing w:after="30" w:before="0"/>
-              <w:ind w:left="360" w:hanging="180"/>
-              <w:jc w:val="left"/>
-            </w:pPr>
-            <w:r>
-              <w:rPr>
-                <w:rFonts w:ascii="Arial" w:cs="Arial" w:eastAsia="Arial" w:hAnsi="Arial"/>
-                <w:b w:val="false"/>
-                <w:bCs w:val="false"/>
-                <w:i w:val="false"/>
-                <w:iCs w:val="false"/>
-                <w:color w:val="000000"/>
-                <w:sz w:val="18"/>
-                <w:szCs w:val="18"/>
-              </w:rPr>
-              <w:t xml:space="preserve">–  A smartphone's internal storage is advertised as 64 GB (= 2³⁰ × ~64 bytes). Learners see that the number 1,073,741,824 written in full fits on a whole line, while 2³⁰ fits in three characters — prompting the question: what rules govern how we combine these compact expressions when we copy files (add storage) or split a drive (divide)?</w:t>
-            </w:r>
-          </w:p>
-          <w:p>
-            <w:pPr>
-              <w:spacing w:after="30" w:before="0"/>
-              <w:ind w:left="360" w:hanging="180"/>
-              <w:jc w:val="left"/>
-            </w:pPr>
-            <w:r>
-              <w:rPr>
-                <w:rFonts w:ascii="Arial" w:cs="Arial" w:eastAsia="Arial" w:hAnsi="Arial"/>
-                <w:b w:val="false"/>
-                <w:bCs w:val="false"/>
-                <w:i w:val="false"/>
-                <w:iCs w:val="false"/>
-                <w:color w:val="000000"/>
-                <w:sz w:val="18"/>
-                <w:szCs w:val="18"/>
-              </w:rPr>
-              <w:t xml:space="preserve">–  A Kericho tea farmer dilutes a pesticide: 1 part chemical to 10³ parts water. If she dilutes the resulting mixture again by 10², what is the final concentration? Learners discover that multiplying dilution factors follows a pattern identical to adding the exponents — a real-life instance of the product law.</w:t>
-            </w:r>
-          </w:p>
-          <w:p>
-            <w:pPr>
-              <w:spacing w:after="30" w:before="0"/>
-              <w:ind w:left="360" w:hanging="180"/>
-              <w:jc w:val="left"/>
-            </w:pPr>
-            <w:r>
-              <w:rPr>
-                <w:rFonts w:ascii="Arial" w:cs="Arial" w:eastAsia="Arial" w:hAnsi="Arial"/>
-                <w:b w:val="false"/>
-                <w:bCs w:val="false"/>
-                <w:i w:val="false"/>
-                <w:iCs w:val="false"/>
-                <w:color w:val="000000"/>
-                <w:sz w:val="18"/>
-                <w:szCs w:val="18"/>
-              </w:rPr>
-              <w:t xml:space="preserve">–  Rift Valley long-distance athletes train at altitudes where air pressure is approximately 10^(−0.15 × altitude_in_km) atmospheres. Learners observe that a runner's "altitude exponent" at 2.4 km (Eldoret) is a decimal power, bridging their understanding of whole-number indices toward later work on rational exponents.</w:t>
-            </w:r>
-          </w:p>
-          <w:p>
-            <w:pPr>
-              <w:spacing w:after="30" w:before="0"/>
-              <w:ind w:left="360" w:hanging="180"/>
-              <w:jc w:val="left"/>
-            </w:pPr>
-            <w:r>
-              <w:rPr>
-                <w:rFonts w:ascii="Arial" w:cs="Arial" w:eastAsia="Arial" w:hAnsi="Arial"/>
-                <w:b w:val="false"/>
-                <w:bCs w:val="false"/>
-                <w:i w:val="false"/>
-                <w:iCs w:val="false"/>
-                <w:color w:val="000000"/>
-                <w:sz w:val="18"/>
-                <w:szCs w:val="18"/>
-              </w:rPr>
-              <w:t xml:space="preserve">–  A grain of maize has a mass of approximately 0.3 g = 3 × 10⁻¹ g. A 90-kg sack of maize contains roughly 3 × 10⁵ grains. Learners are asked: if each grain produces a plant with 2 cobs, each cob with 10² grains, how many grains are in the next harvest from one sack — and can they express it using the laws of indices without expanding everything?</w:t>
-            </w:r>
-          </w:p>
-        </w:tc>
-      </w:tr>
-    </w:tbl>
-    <w:p>
-      <w:pPr>
-        <w:spacing w:after="120"/>
-      </w:pPr>
-      <w:r>
-        <w:t xml:space="preserve"/>
       </w:r>
     </w:p>
     <w:p>
@@ -3218,7 +3218,7 @@
             <w:pPr>
               <w:spacing w:after="20" w:before="0"/>
             </w:pPr>
-            <w:hyperlink w:history="1" r:id="rId2syzibofwcckvfk34i8b6">
+            <w:hyperlink w:history="1" r:id="rIdwaqwlp7a_npvnq8iwi3xl">
               <w:r>
                 <w:rPr>
                   <w:rFonts w:ascii="Arial" w:cs="Arial" w:eastAsia="Arial" w:hAnsi="Arial"/>
@@ -3251,7 +3251,7 @@
               <w:spacing w:after="10" w:before="0"/>
               <w:ind w:left="120"/>
             </w:pPr>
-            <w:hyperlink w:history="1" r:id="rId-dkw8p4_krkb7t3ttjmty">
+            <w:hyperlink w:history="1" r:id="rIdl-v3cwlykc2gtyqibaxg-">
               <w:r>
                 <w:rPr>
                   <w:rFonts w:ascii="Arial" w:cs="Arial" w:eastAsia="Arial" w:hAnsi="Arial"/>
@@ -3296,7 +3296,7 @@
             <w:pPr>
               <w:spacing w:after="20" w:before="0"/>
             </w:pPr>
-            <w:hyperlink w:history="1" r:id="rId0xdzy-xx198fd4iekfiso">
+            <w:hyperlink w:history="1" r:id="rIdi4gdzlqyg3iuxkybsawmj">
               <w:r>
                 <w:rPr>
                   <w:rFonts w:ascii="Arial" w:cs="Arial" w:eastAsia="Arial" w:hAnsi="Arial"/>
@@ -3329,7 +3329,7 @@
               <w:spacing w:after="10" w:before="0"/>
               <w:ind w:left="120"/>
             </w:pPr>
-            <w:hyperlink w:history="1" r:id="rIdgjxmajo2nds-lou668geh">
+            <w:hyperlink w:history="1" r:id="rIdkzkvklvyszpvkvni-kp5c">
               <w:r>
                 <w:rPr>
                   <w:rFonts w:ascii="Arial" w:cs="Arial" w:eastAsia="Arial" w:hAnsi="Arial"/>
@@ -3581,7 +3581,7 @@
             <w:pPr>
               <w:spacing w:after="20" w:before="0"/>
             </w:pPr>
-            <w:hyperlink w:history="1" r:id="rIdkjag6qrf7rmkey45v0wqg">
+            <w:hyperlink w:history="1" r:id="rIdwarvbz5covxpy_a5ipdyc">
               <w:r>
                 <w:rPr>
                   <w:rFonts w:ascii="Arial" w:cs="Arial" w:eastAsia="Arial" w:hAnsi="Arial"/>
@@ -3614,7 +3614,7 @@
               <w:spacing w:after="10" w:before="0"/>
               <w:ind w:left="120"/>
             </w:pPr>
-            <w:hyperlink w:history="1" r:id="rIdxmmgus2pksaqibh20jm2m">
+            <w:hyperlink w:history="1" r:id="rIdg7iqasbez3wuqov4gnail">
               <w:r>
                 <w:rPr>
                   <w:rFonts w:ascii="Arial" w:cs="Arial" w:eastAsia="Arial" w:hAnsi="Arial"/>
@@ -3659,7 +3659,7 @@
             <w:pPr>
               <w:spacing w:after="20" w:before="0"/>
             </w:pPr>
-            <w:hyperlink w:history="1" r:id="rIdqnxpj9pex-9ixivijyamm">
+            <w:hyperlink w:history="1" r:id="rIdejml_tt_4uksmhjqim0qt">
               <w:r>
                 <w:rPr>
                   <w:rFonts w:ascii="Arial" w:cs="Arial" w:eastAsia="Arial" w:hAnsi="Arial"/>
@@ -3692,7 +3692,7 @@
               <w:spacing w:after="10" w:before="0"/>
               <w:ind w:left="120"/>
             </w:pPr>
-            <w:hyperlink w:history="1" r:id="rIdj9pa-wxiewwchgczf4eze">
+            <w:hyperlink w:history="1" r:id="rIdodgcppfbhbqtxjwbf8flv">
               <w:r>
                 <w:rPr>
                   <w:rFonts w:ascii="Arial" w:cs="Arial" w:eastAsia="Arial" w:hAnsi="Arial"/>
@@ -3963,7 +3963,7 @@
             <w:pPr>
               <w:spacing w:after="20" w:before="0"/>
             </w:pPr>
-            <w:hyperlink w:history="1" r:id="rIdqepfxerbiarnt5yfjft13">
+            <w:hyperlink w:history="1" r:id="rIdi2y4rkbol0mftcyefdhln">
               <w:r>
                 <w:rPr>
                   <w:rFonts w:ascii="Arial" w:cs="Arial" w:eastAsia="Arial" w:hAnsi="Arial"/>
@@ -3996,7 +3996,7 @@
               <w:spacing w:after="10" w:before="0"/>
               <w:ind w:left="120"/>
             </w:pPr>
-            <w:hyperlink w:history="1" r:id="rId2f-br6btudmwbxzwgfxzi">
+            <w:hyperlink w:history="1" r:id="rIdtqiutd7vbfs3durthloxd">
               <w:r>
                 <w:rPr>
                   <w:rFonts w:ascii="Arial" w:cs="Arial" w:eastAsia="Arial" w:hAnsi="Arial"/>
@@ -4041,7 +4041,7 @@
             <w:pPr>
               <w:spacing w:after="20" w:before="0"/>
             </w:pPr>
-            <w:hyperlink w:history="1" r:id="rIdmc4w6k_vqte3nsgtdqpcx">
+            <w:hyperlink w:history="1" r:id="rId1bd6ebr0ewnn098chdlrn">
               <w:r>
                 <w:rPr>
                   <w:rFonts w:ascii="Arial" w:cs="Arial" w:eastAsia="Arial" w:hAnsi="Arial"/>
@@ -4074,7 +4074,7 @@
               <w:spacing w:after="10" w:before="0"/>
               <w:ind w:left="120"/>
             </w:pPr>
-            <w:hyperlink w:history="1" r:id="rIdah8iqcbwfif-g3xwynquq">
+            <w:hyperlink w:history="1" r:id="rIdiupye5_ixaihb_ei3et8i">
               <w:r>
                 <w:rPr>
                   <w:rFonts w:ascii="Arial" w:cs="Arial" w:eastAsia="Arial" w:hAnsi="Arial"/>
@@ -4364,7 +4364,7 @@
             <w:pPr>
               <w:spacing w:after="20" w:before="0"/>
             </w:pPr>
-            <w:hyperlink w:history="1" r:id="rIdp9h729be-tw1x3n--hzw8">
+            <w:hyperlink w:history="1" r:id="rIdad4cv3n0le_qs02lw8auo">
               <w:r>
                 <w:rPr>
                   <w:rFonts w:ascii="Arial" w:cs="Arial" w:eastAsia="Arial" w:hAnsi="Arial"/>
@@ -4397,7 +4397,7 @@
               <w:spacing w:after="10" w:before="0"/>
               <w:ind w:left="120"/>
             </w:pPr>
-            <w:hyperlink w:history="1" r:id="rIdaxe2orcaebzqc0ij1rrlp">
+            <w:hyperlink w:history="1" r:id="rId4i17defwe_ww8rfjsnsct">
               <w:r>
                 <w:rPr>
                   <w:rFonts w:ascii="Arial" w:cs="Arial" w:eastAsia="Arial" w:hAnsi="Arial"/>
@@ -4442,7 +4442,7 @@
             <w:pPr>
               <w:spacing w:after="20" w:before="0"/>
             </w:pPr>
-            <w:hyperlink w:history="1" r:id="rIdqu4btmkbdft7bun_ghr-y">
+            <w:hyperlink w:history="1" r:id="rIdf-siedacvpevhq38sj8jn">
               <w:r>
                 <w:rPr>
                   <w:rFonts w:ascii="Arial" w:cs="Arial" w:eastAsia="Arial" w:hAnsi="Arial"/>
@@ -4475,7 +4475,7 @@
               <w:spacing w:after="10" w:before="0"/>
               <w:ind w:left="120"/>
             </w:pPr>
-            <w:hyperlink w:history="1" r:id="rIdjobrrl5mspsktskjg6t5-">
+            <w:hyperlink w:history="1" r:id="rIdahqksko5xhgondcc7teba">
               <w:r>
                 <w:rPr>
                   <w:rFonts w:ascii="Arial" w:cs="Arial" w:eastAsia="Arial" w:hAnsi="Arial"/>
@@ -4746,7 +4746,7 @@
             <w:pPr>
               <w:spacing w:after="20" w:before="0"/>
             </w:pPr>
-            <w:hyperlink w:history="1" r:id="rIda8iaiy7wssilz3ss9lxae">
+            <w:hyperlink w:history="1" r:id="rIdeoedee4wd9veqo_mr8-4z">
               <w:r>
                 <w:rPr>
                   <w:rFonts w:ascii="Arial" w:cs="Arial" w:eastAsia="Arial" w:hAnsi="Arial"/>
@@ -4779,7 +4779,7 @@
               <w:spacing w:after="10" w:before="0"/>
               <w:ind w:left="120"/>
             </w:pPr>
-            <w:hyperlink w:history="1" r:id="rIdarejgkmcjl56e6do8gont">
+            <w:hyperlink w:history="1" r:id="rIdn94bkxdcdbmiqkdmcubzy">
               <w:r>
                 <w:rPr>
                   <w:rFonts w:ascii="Arial" w:cs="Arial" w:eastAsia="Arial" w:hAnsi="Arial"/>
@@ -4824,7 +4824,7 @@
             <w:pPr>
               <w:spacing w:after="20" w:before="0"/>
             </w:pPr>
-            <w:hyperlink w:history="1" r:id="rIdrv0boigpfwfso1d1syuxm">
+            <w:hyperlink w:history="1" r:id="rIdkvdc7af1kgjt39bwyyemf">
               <w:r>
                 <w:rPr>
                   <w:rFonts w:ascii="Arial" w:cs="Arial" w:eastAsia="Arial" w:hAnsi="Arial"/>
@@ -4857,7 +4857,7 @@
               <w:spacing w:after="10" w:before="0"/>
               <w:ind w:left="120"/>
             </w:pPr>
-            <w:hyperlink w:history="1" r:id="rIdl5d6osjfxdclrysmcm68s">
+            <w:hyperlink w:history="1" r:id="rIdrnhop7r6v3jblpnrdcium">
               <w:r>
                 <w:rPr>
                   <w:rFonts w:ascii="Arial" w:cs="Arial" w:eastAsia="Arial" w:hAnsi="Arial"/>
@@ -5445,7 +5445,7 @@
         </w:rPr>
         <w:t xml:space="preserve">© 2026 SeaVuria and ARES. Aligned with KICD objectives. Developed by SeaVuria; technical implementation by ARES (with AI assistance from Claude). Licensed under </w:t>
       </w:r>
-      <w:hyperlink w:history="1" r:id="rIdszsbu_zdebbusaeekgnqn">
+      <w:hyperlink w:history="1" r:id="rIdmmgjdvm9otem2ymhl6pzq">
         <w:r>
           <w:rPr>
             <w:rFonts w:ascii="Arial" w:cs="Arial" w:eastAsia="Arial" w:hAnsi="Arial"/>
@@ -5466,7 +5466,7 @@
         </w:rPr>
         <w:t xml:space="preserve"> (</w:t>
       </w:r>
-      <w:hyperlink w:history="1" r:id="rIdlmvejofe2r1kwbrp4kw2w">
+      <w:hyperlink w:history="1" r:id="rIdnuako46kak1xytxx-rxqf">
         <w:r>
           <w:rPr>
             <w:rFonts w:ascii="Arial" w:cs="Arial" w:eastAsia="Arial" w:hAnsi="Arial"/>
@@ -6479,7 +6479,7 @@
             <w:pPr>
               <w:spacing w:after="20" w:before="0"/>
             </w:pPr>
-            <w:hyperlink w:history="1" r:id="rIdc3jketgicbqlursnmfp3v">
+            <w:hyperlink w:history="1" r:id="rId9fav4wq_unlarwfc0altr">
               <w:r>
                 <w:rPr>
                   <w:rFonts w:ascii="Arial" w:cs="Arial" w:eastAsia="Arial" w:hAnsi="Arial"/>
@@ -6512,7 +6512,7 @@
               <w:spacing w:after="10" w:before="0"/>
               <w:ind w:left="120"/>
             </w:pPr>
-            <w:hyperlink w:history="1" r:id="rId6ownz56_wehxuiqhxu1xj">
+            <w:hyperlink w:history="1" r:id="rId6wo_ky9s9gg-z6r-arjr5">
               <w:r>
                 <w:rPr>
                   <w:rFonts w:ascii="Arial" w:cs="Arial" w:eastAsia="Arial" w:hAnsi="Arial"/>
@@ -6557,7 +6557,7 @@
             <w:pPr>
               <w:spacing w:after="20" w:before="0"/>
             </w:pPr>
-            <w:hyperlink w:history="1" r:id="rIdgx5-xvsgwfxzdrz-lw8ti">
+            <w:hyperlink w:history="1" r:id="rIdncze1e4daudohfagmhhsk">
               <w:r>
                 <w:rPr>
                   <w:rFonts w:ascii="Arial" w:cs="Arial" w:eastAsia="Arial" w:hAnsi="Arial"/>
@@ -6590,7 +6590,7 @@
               <w:spacing w:after="10" w:before="0"/>
               <w:ind w:left="120"/>
             </w:pPr>
-            <w:hyperlink w:history="1" r:id="rIdypaonudxzdhqbw1fa3f6v">
+            <w:hyperlink w:history="1" r:id="rIdlwcxeptel9dl6xcfnrzaa">
               <w:r>
                 <w:rPr>
                   <w:rFonts w:ascii="Arial" w:cs="Arial" w:eastAsia="Arial" w:hAnsi="Arial"/>
@@ -7074,7 +7074,7 @@
             <w:pPr>
               <w:spacing w:after="20" w:before="0"/>
             </w:pPr>
-            <w:hyperlink w:history="1" r:id="rId7h-7ztep7jo7yhsrb4c11">
+            <w:hyperlink w:history="1" r:id="rIdtr0grflcg8evjqco7fjfl">
               <w:r>
                 <w:rPr>
                   <w:rFonts w:ascii="Arial" w:cs="Arial" w:eastAsia="Arial" w:hAnsi="Arial"/>
@@ -7107,7 +7107,7 @@
               <w:spacing w:after="10" w:before="0"/>
               <w:ind w:left="120"/>
             </w:pPr>
-            <w:hyperlink w:history="1" r:id="rIduq8plkmiuvrhz2dmcjeur">
+            <w:hyperlink w:history="1" r:id="rId_g-ftihtrqo8lrttpsr5g">
               <w:r>
                 <w:rPr>
                   <w:rFonts w:ascii="Arial" w:cs="Arial" w:eastAsia="Arial" w:hAnsi="Arial"/>
@@ -7152,7 +7152,7 @@
             <w:pPr>
               <w:spacing w:after="20" w:before="0"/>
             </w:pPr>
-            <w:hyperlink w:history="1" r:id="rIdefwrgv2gx2tf_hpsijq77">
+            <w:hyperlink w:history="1" r:id="rId_p86pnepcydujyxv2s6vj">
               <w:r>
                 <w:rPr>
                   <w:rFonts w:ascii="Arial" w:cs="Arial" w:eastAsia="Arial" w:hAnsi="Arial"/>
@@ -7185,7 +7185,7 @@
               <w:spacing w:after="10" w:before="0"/>
               <w:ind w:left="120"/>
             </w:pPr>
-            <w:hyperlink w:history="1" r:id="rIdhmnoqdv3cedvx1uhu8xl3">
+            <w:hyperlink w:history="1" r:id="rIdqde20oqzekiplouqajv5z">
               <w:r>
                 <w:rPr>
                   <w:rFonts w:ascii="Arial" w:cs="Arial" w:eastAsia="Arial" w:hAnsi="Arial"/>
@@ -7728,7 +7728,7 @@
             <w:pPr>
               <w:spacing w:after="20" w:before="0"/>
             </w:pPr>
-            <w:hyperlink w:history="1" r:id="rIdl2zw82skmfdsmshyv_7be">
+            <w:hyperlink w:history="1" r:id="rIdai4vm0cy5p1moforoul5i">
               <w:r>
                 <w:rPr>
                   <w:rFonts w:ascii="Arial" w:cs="Arial" w:eastAsia="Arial" w:hAnsi="Arial"/>
@@ -7761,7 +7761,7 @@
               <w:spacing w:after="10" w:before="0"/>
               <w:ind w:left="120"/>
             </w:pPr>
-            <w:hyperlink w:history="1" r:id="rIdsz5lftl2roa3lqhhcqdas">
+            <w:hyperlink w:history="1" r:id="rIdkm9symfal9qsfhthjy8dx">
               <w:r>
                 <w:rPr>
                   <w:rFonts w:ascii="Arial" w:cs="Arial" w:eastAsia="Arial" w:hAnsi="Arial"/>
@@ -7806,7 +7806,7 @@
             <w:pPr>
               <w:spacing w:after="20" w:before="0"/>
             </w:pPr>
-            <w:hyperlink w:history="1" r:id="rIduznsr54qjorkaeo4zzw6m">
+            <w:hyperlink w:history="1" r:id="rIdwjssrxpmbpgoamfmhcuyv">
               <w:r>
                 <w:rPr>
                   <w:rFonts w:ascii="Arial" w:cs="Arial" w:eastAsia="Arial" w:hAnsi="Arial"/>
@@ -7839,7 +7839,7 @@
               <w:spacing w:after="10" w:before="0"/>
               <w:ind w:left="120"/>
             </w:pPr>
-            <w:hyperlink w:history="1" r:id="rIdcyscd25w9mxg6kyvgfy2t">
+            <w:hyperlink w:history="1" r:id="rId042biamyuoxvtlkimcekf">
               <w:r>
                 <w:rPr>
                   <w:rFonts w:ascii="Arial" w:cs="Arial" w:eastAsia="Arial" w:hAnsi="Arial"/>
@@ -8357,7 +8357,7 @@
             <w:pPr>
               <w:spacing w:after="20" w:before="0"/>
             </w:pPr>
-            <w:hyperlink w:history="1" r:id="rIdxkzq6ua4oyzt4k9zmzhze">
+            <w:hyperlink w:history="1" r:id="rIdxosgnmcz_szrepozpxa02">
               <w:r>
                 <w:rPr>
                   <w:rFonts w:ascii="Arial" w:cs="Arial" w:eastAsia="Arial" w:hAnsi="Arial"/>
@@ -8390,7 +8390,7 @@
               <w:spacing w:after="10" w:before="0"/>
               <w:ind w:left="120"/>
             </w:pPr>
-            <w:hyperlink w:history="1" r:id="rIdsfoetpezn9okjcluc72hk">
+            <w:hyperlink w:history="1" r:id="rIdl-igpeyw1cjrf2y0afu6t">
               <w:r>
                 <w:rPr>
                   <w:rFonts w:ascii="Arial" w:cs="Arial" w:eastAsia="Arial" w:hAnsi="Arial"/>
@@ -8435,7 +8435,7 @@
             <w:pPr>
               <w:spacing w:after="20" w:before="0"/>
             </w:pPr>
-            <w:hyperlink w:history="1" r:id="rIdf8ltaiegftwpxbwqstddo">
+            <w:hyperlink w:history="1" r:id="rId6br0thfo-az3-4nx7ghzi">
               <w:r>
                 <w:rPr>
                   <w:rFonts w:ascii="Arial" w:cs="Arial" w:eastAsia="Arial" w:hAnsi="Arial"/>
@@ -8468,7 +8468,7 @@
               <w:spacing w:after="10" w:before="0"/>
               <w:ind w:left="120"/>
             </w:pPr>
-            <w:hyperlink w:history="1" r:id="rIdk9lul7qpr7c7a_0u67eum">
+            <w:hyperlink w:history="1" r:id="rId1uykidx0jzgyiathxcmbz">
               <w:r>
                 <w:rPr>
                   <w:rFonts w:ascii="Arial" w:cs="Arial" w:eastAsia="Arial" w:hAnsi="Arial"/>
@@ -8817,7 +8817,7 @@
             <w:pPr>
               <w:spacing w:after="20" w:before="0"/>
             </w:pPr>
-            <w:hyperlink w:history="1" r:id="rIdx902b09vpqysklzaqc8px">
+            <w:hyperlink w:history="1" r:id="rIdbf5vpv_tknli_cqpr1l6m">
               <w:r>
                 <w:rPr>
                   <w:rFonts w:ascii="Arial" w:cs="Arial" w:eastAsia="Arial" w:hAnsi="Arial"/>
@@ -8850,7 +8850,7 @@
               <w:spacing w:after="10" w:before="0"/>
               <w:ind w:left="120"/>
             </w:pPr>
-            <w:hyperlink w:history="1" r:id="rIdvzwsepo_3nmhxt4br6i59">
+            <w:hyperlink w:history="1" r:id="rId1sxeeth90pwxk1sfwyuwp">
               <w:r>
                 <w:rPr>
                   <w:rFonts w:ascii="Arial" w:cs="Arial" w:eastAsia="Arial" w:hAnsi="Arial"/>
@@ -8895,7 +8895,7 @@
             <w:pPr>
               <w:spacing w:after="20" w:before="0"/>
             </w:pPr>
-            <w:hyperlink w:history="1" r:id="rId3rbea1x0k5ux3xncn23bd">
+            <w:hyperlink w:history="1" r:id="rId80fjpwk06azvplruiqedj">
               <w:r>
                 <w:rPr>
                   <w:rFonts w:ascii="Arial" w:cs="Arial" w:eastAsia="Arial" w:hAnsi="Arial"/>
@@ -8928,7 +8928,7 @@
               <w:spacing w:after="10" w:before="0"/>
               <w:ind w:left="120"/>
             </w:pPr>
-            <w:hyperlink w:history="1" r:id="rId8istxui0izlkoh3wcgzyw">
+            <w:hyperlink w:history="1" r:id="rIdt-k6rqwg0n8r72_vqfwur">
               <w:r>
                 <w:rPr>
                   <w:rFonts w:ascii="Arial" w:cs="Arial" w:eastAsia="Arial" w:hAnsi="Arial"/>
@@ -9839,7 +9839,7 @@
         </w:rPr>
         <w:t xml:space="preserve">© 2026 SeaVuria and ARES. Aligned with KICD objectives. Developed by SeaVuria; technical implementation by ARES (with AI assistance from Claude). Licensed under </w:t>
       </w:r>
-      <w:hyperlink w:history="1" r:id="rIdu0f-v7uppwlyslzykasgr">
+      <w:hyperlink w:history="1" r:id="rIddygww4r3lxeca9opymhab">
         <w:r>
           <w:rPr>
             <w:rFonts w:ascii="Arial" w:cs="Arial" w:eastAsia="Arial" w:hAnsi="Arial"/>
@@ -9860,7 +9860,7 @@
         </w:rPr>
         <w:t xml:space="preserve"> (</w:t>
       </w:r>
-      <w:hyperlink w:history="1" r:id="rId836fhx3dnuuvhxqexkao5">
+      <w:hyperlink w:history="1" r:id="rIduixrq5ytvv3dipbfjehbu">
         <w:r>
           <w:rPr>
             <w:rFonts w:ascii="Arial" w:cs="Arial" w:eastAsia="Arial" w:hAnsi="Arial"/>
@@ -10873,7 +10873,7 @@
             <w:pPr>
               <w:spacing w:after="20" w:before="0"/>
             </w:pPr>
-            <w:hyperlink w:history="1" r:id="rIdtjzblm_ayncb-jwxhqfq-">
+            <w:hyperlink w:history="1" r:id="rId7b39y6j-2aws1ryw-8sxm">
               <w:r>
                 <w:rPr>
                   <w:rFonts w:ascii="Arial" w:cs="Arial" w:eastAsia="Arial" w:hAnsi="Arial"/>
@@ -10906,7 +10906,7 @@
               <w:spacing w:after="10" w:before="0"/>
               <w:ind w:left="120"/>
             </w:pPr>
-            <w:hyperlink w:history="1" r:id="rId2svsbrgvpu77jkpnhciot">
+            <w:hyperlink w:history="1" r:id="rIda0g7fa6fkq_egdno9fxzn">
               <w:r>
                 <w:rPr>
                   <w:rFonts w:ascii="Arial" w:cs="Arial" w:eastAsia="Arial" w:hAnsi="Arial"/>
@@ -10951,7 +10951,7 @@
             <w:pPr>
               <w:spacing w:after="20" w:before="0"/>
             </w:pPr>
-            <w:hyperlink w:history="1" r:id="rIdr1ave8knpigxh6nwaomfg">
+            <w:hyperlink w:history="1" r:id="rIdflhiyo1wxmh3ebcanslp3">
               <w:r>
                 <w:rPr>
                   <w:rFonts w:ascii="Arial" w:cs="Arial" w:eastAsia="Arial" w:hAnsi="Arial"/>
@@ -10984,7 +10984,7 @@
               <w:spacing w:after="10" w:before="0"/>
               <w:ind w:left="120"/>
             </w:pPr>
-            <w:hyperlink w:history="1" r:id="rId0_2uztmdd9d0gzrrlohx4">
+            <w:hyperlink w:history="1" r:id="rIde15crk7409otfzgnedfjh">
               <w:r>
                 <w:rPr>
                   <w:rFonts w:ascii="Arial" w:cs="Arial" w:eastAsia="Arial" w:hAnsi="Arial"/>
@@ -11179,7 +11179,7 @@
             <w:pPr>
               <w:spacing w:after="20" w:before="0"/>
             </w:pPr>
-            <w:hyperlink w:history="1" r:id="rIdcoumyb3gpbascax6wsc9j">
+            <w:hyperlink w:history="1" r:id="rIdkzkn6skmt1ugajwzghioi">
               <w:r>
                 <w:rPr>
                   <w:rFonts w:ascii="Arial" w:cs="Arial" w:eastAsia="Arial" w:hAnsi="Arial"/>
@@ -11212,7 +11212,7 @@
               <w:spacing w:after="10" w:before="0"/>
               <w:ind w:left="120"/>
             </w:pPr>
-            <w:hyperlink w:history="1" r:id="rIdwuqhhugkhslwhlv9srafu">
+            <w:hyperlink w:history="1" r:id="rIduvc5jcih5kfoysm9i_5zn">
               <w:r>
                 <w:rPr>
                   <w:rFonts w:ascii="Arial" w:cs="Arial" w:eastAsia="Arial" w:hAnsi="Arial"/>
@@ -11257,7 +11257,7 @@
             <w:pPr>
               <w:spacing w:after="20" w:before="0"/>
             </w:pPr>
-            <w:hyperlink w:history="1" r:id="rId9ht6qlejh8evt2rg2emhk">
+            <w:hyperlink w:history="1" r:id="rId-jqgohwpyksqghd1tm1oh">
               <w:r>
                 <w:rPr>
                   <w:rFonts w:ascii="Arial" w:cs="Arial" w:eastAsia="Arial" w:hAnsi="Arial"/>
@@ -11290,7 +11290,7 @@
               <w:spacing w:after="10" w:before="0"/>
               <w:ind w:left="120"/>
             </w:pPr>
-            <w:hyperlink w:history="1" r:id="rIdnnvveac6ugiwb5kkhfjtz">
+            <w:hyperlink w:history="1" r:id="rIdhivy2nxzxhjtdl27a18xa">
               <w:r>
                 <w:rPr>
                   <w:rFonts w:ascii="Arial" w:cs="Arial" w:eastAsia="Arial" w:hAnsi="Arial"/>
@@ -11485,7 +11485,7 @@
             <w:pPr>
               <w:spacing w:after="20" w:before="0"/>
             </w:pPr>
-            <w:hyperlink w:history="1" r:id="rId4aifiris5zcv0lojcphdk">
+            <w:hyperlink w:history="1" r:id="rId07n3cdreocouivtfydtce">
               <w:r>
                 <w:rPr>
                   <w:rFonts w:ascii="Arial" w:cs="Arial" w:eastAsia="Arial" w:hAnsi="Arial"/>
@@ -11518,7 +11518,7 @@
               <w:spacing w:after="10" w:before="0"/>
               <w:ind w:left="120"/>
             </w:pPr>
-            <w:hyperlink w:history="1" r:id="rIdqg8kctas9x2ldgavaivds">
+            <w:hyperlink w:history="1" r:id="rIdam3i9nicqlzjprpuyxwwa">
               <w:r>
                 <w:rPr>
                   <w:rFonts w:ascii="Arial" w:cs="Arial" w:eastAsia="Arial" w:hAnsi="Arial"/>
@@ -11563,7 +11563,7 @@
             <w:pPr>
               <w:spacing w:after="20" w:before="0"/>
             </w:pPr>
-            <w:hyperlink w:history="1" r:id="rIdoogytcshnvn-80nlljjjz">
+            <w:hyperlink w:history="1" r:id="rIdgzmnrovjervy-ndszyunj">
               <w:r>
                 <w:rPr>
                   <w:rFonts w:ascii="Arial" w:cs="Arial" w:eastAsia="Arial" w:hAnsi="Arial"/>
@@ -11596,7 +11596,7 @@
               <w:spacing w:after="10" w:before="0"/>
               <w:ind w:left="120"/>
             </w:pPr>
-            <w:hyperlink w:history="1" r:id="rIdq0udbfr5tceqch1elvx66">
+            <w:hyperlink w:history="1" r:id="rIdjwvp2lr2v3ysad1uqkiwr">
               <w:r>
                 <w:rPr>
                   <w:rFonts w:ascii="Arial" w:cs="Arial" w:eastAsia="Arial" w:hAnsi="Arial"/>
@@ -11791,7 +11791,7 @@
             <w:pPr>
               <w:spacing w:after="20" w:before="0"/>
             </w:pPr>
-            <w:hyperlink w:history="1" r:id="rIdf4zhzmxkaeliqebfwo_h3">
+            <w:hyperlink w:history="1" r:id="rId2jqwv7liop7v2qkqzwdsb">
               <w:r>
                 <w:rPr>
                   <w:rFonts w:ascii="Arial" w:cs="Arial" w:eastAsia="Arial" w:hAnsi="Arial"/>
@@ -11824,7 +11824,7 @@
               <w:spacing w:after="10" w:before="0"/>
               <w:ind w:left="120"/>
             </w:pPr>
-            <w:hyperlink w:history="1" r:id="rIdff7zdoxg376xeoq7i8sgy">
+            <w:hyperlink w:history="1" r:id="rIdi5fgbcde5i3sl_l8vzbqa">
               <w:r>
                 <w:rPr>
                   <w:rFonts w:ascii="Arial" w:cs="Arial" w:eastAsia="Arial" w:hAnsi="Arial"/>
@@ -11869,7 +11869,7 @@
             <w:pPr>
               <w:spacing w:after="20" w:before="0"/>
             </w:pPr>
-            <w:hyperlink w:history="1" r:id="rIdc40hcxranc5nwueipuo1h">
+            <w:hyperlink w:history="1" r:id="rIdf-dc2nx6l-vbsf8ricei8">
               <w:r>
                 <w:rPr>
                   <w:rFonts w:ascii="Arial" w:cs="Arial" w:eastAsia="Arial" w:hAnsi="Arial"/>
@@ -11902,7 +11902,7 @@
               <w:spacing w:after="10" w:before="0"/>
               <w:ind w:left="120"/>
             </w:pPr>
-            <w:hyperlink w:history="1" r:id="rIdifxexg9x7phoifbkbgtcy">
+            <w:hyperlink w:history="1" r:id="rIdmhrlljlbbdot6zc9hinb8">
               <w:r>
                 <w:rPr>
                   <w:rFonts w:ascii="Arial" w:cs="Arial" w:eastAsia="Arial" w:hAnsi="Arial"/>
@@ -12097,7 +12097,7 @@
             <w:pPr>
               <w:spacing w:after="20" w:before="0"/>
             </w:pPr>
-            <w:hyperlink w:history="1" r:id="rId6dj9j0-42oiyp6-iiap2v">
+            <w:hyperlink w:history="1" r:id="rIdm-769tgbz4tjk40sqbnul">
               <w:r>
                 <w:rPr>
                   <w:rFonts w:ascii="Arial" w:cs="Arial" w:eastAsia="Arial" w:hAnsi="Arial"/>
@@ -12130,7 +12130,7 @@
               <w:spacing w:after="10" w:before="0"/>
               <w:ind w:left="120"/>
             </w:pPr>
-            <w:hyperlink w:history="1" r:id="rIdpay4ox0gpm6a0cj1lfsuf">
+            <w:hyperlink w:history="1" r:id="rId8ncnnhgjrpp6mi110nbko">
               <w:r>
                 <w:rPr>
                   <w:rFonts w:ascii="Arial" w:cs="Arial" w:eastAsia="Arial" w:hAnsi="Arial"/>
@@ -12175,7 +12175,7 @@
             <w:pPr>
               <w:spacing w:after="20" w:before="0"/>
             </w:pPr>
-            <w:hyperlink w:history="1" r:id="rIdnytxtaqpupkjqsmpjnv4b">
+            <w:hyperlink w:history="1" r:id="rIdlew2c63eaqptespzyisnm">
               <w:r>
                 <w:rPr>
                   <w:rFonts w:ascii="Arial" w:cs="Arial" w:eastAsia="Arial" w:hAnsi="Arial"/>
@@ -12208,7 +12208,7 @@
               <w:spacing w:after="10" w:before="0"/>
               <w:ind w:left="120"/>
             </w:pPr>
-            <w:hyperlink w:history="1" r:id="rIdbld92wsbwmkxv1plenush">
+            <w:hyperlink w:history="1" r:id="rIdfjks49fexunymznc-3fvg">
               <w:r>
                 <w:rPr>
                   <w:rFonts w:ascii="Arial" w:cs="Arial" w:eastAsia="Arial" w:hAnsi="Arial"/>
@@ -12815,7 +12815,7 @@
         </w:rPr>
         <w:t xml:space="preserve">© 2026 SeaVuria and ARES. Aligned with KICD objectives. Developed by SeaVuria; technical implementation by ARES (with AI assistance from Claude). Licensed under </w:t>
       </w:r>
-      <w:hyperlink w:history="1" r:id="rIdiypobn8uu3rvacmbqwee3">
+      <w:hyperlink w:history="1" r:id="rIdoik_e0guknteh4fkvzudi">
         <w:r>
           <w:rPr>
             <w:rFonts w:ascii="Arial" w:cs="Arial" w:eastAsia="Arial" w:hAnsi="Arial"/>
@@ -12836,7 +12836,7 @@
         </w:rPr>
         <w:t xml:space="preserve"> (</w:t>
       </w:r>
-      <w:hyperlink w:history="1" r:id="rIdbjeihcavq6oziqpu4xrof">
+      <w:hyperlink w:history="1" r:id="rIdve_rvrbce8w7ucfjawpix">
         <w:r>
           <w:rPr>
             <w:rFonts w:ascii="Arial" w:cs="Arial" w:eastAsia="Arial" w:hAnsi="Arial"/>
@@ -13849,7 +13849,7 @@
             <w:pPr>
               <w:spacing w:after="20" w:before="0"/>
             </w:pPr>
-            <w:hyperlink w:history="1" r:id="rIdi5tokqik_hqy7evk92e4j">
+            <w:hyperlink w:history="1" r:id="rIdqvq_ki324gyge0o2_oqxm">
               <w:r>
                 <w:rPr>
                   <w:rFonts w:ascii="Arial" w:cs="Arial" w:eastAsia="Arial" w:hAnsi="Arial"/>
@@ -13882,7 +13882,7 @@
               <w:spacing w:after="10" w:before="0"/>
               <w:ind w:left="120"/>
             </w:pPr>
-            <w:hyperlink w:history="1" r:id="rIdhip7pfqrzdekczuvpcqkm">
+            <w:hyperlink w:history="1" r:id="rIdfvmojkgdc8lu9czbwhmh7">
               <w:r>
                 <w:rPr>
                   <w:rFonts w:ascii="Arial" w:cs="Arial" w:eastAsia="Arial" w:hAnsi="Arial"/>
@@ -13927,7 +13927,7 @@
             <w:pPr>
               <w:spacing w:after="20" w:before="0"/>
             </w:pPr>
-            <w:hyperlink w:history="1" r:id="rIdzyger4ogkuw9nis2wze9g">
+            <w:hyperlink w:history="1" r:id="rId9kl6ap_m2vk4whc6n41yq">
               <w:r>
                 <w:rPr>
                   <w:rFonts w:ascii="Arial" w:cs="Arial" w:eastAsia="Arial" w:hAnsi="Arial"/>
@@ -13960,7 +13960,7 @@
               <w:spacing w:after="10" w:before="0"/>
               <w:ind w:left="120"/>
             </w:pPr>
-            <w:hyperlink w:history="1" r:id="rIdljpssec7bdnkni-dzbrgs">
+            <w:hyperlink w:history="1" r:id="rId1b4cqp8pfqvdunuen7hz3">
               <w:r>
                 <w:rPr>
                   <w:rFonts w:ascii="Arial" w:cs="Arial" w:eastAsia="Arial" w:hAnsi="Arial"/>
@@ -14155,7 +14155,7 @@
             <w:pPr>
               <w:spacing w:after="20" w:before="0"/>
             </w:pPr>
-            <w:hyperlink w:history="1" r:id="rIdkp4o4e2vbamu0oac2nhr5">
+            <w:hyperlink w:history="1" r:id="rIdqhuhtl7cal6xjuqjpfvwj">
               <w:r>
                 <w:rPr>
                   <w:rFonts w:ascii="Arial" w:cs="Arial" w:eastAsia="Arial" w:hAnsi="Arial"/>
@@ -14188,7 +14188,7 @@
               <w:spacing w:after="10" w:before="0"/>
               <w:ind w:left="120"/>
             </w:pPr>
-            <w:hyperlink w:history="1" r:id="rId7erq6j1na6prcjb-imgfv">
+            <w:hyperlink w:history="1" r:id="rIdqc-snmsioojkgftikl8h5">
               <w:r>
                 <w:rPr>
                   <w:rFonts w:ascii="Arial" w:cs="Arial" w:eastAsia="Arial" w:hAnsi="Arial"/>
@@ -14233,7 +14233,7 @@
             <w:pPr>
               <w:spacing w:after="20" w:before="0"/>
             </w:pPr>
-            <w:hyperlink w:history="1" r:id="rIdfdkacxx0sz4pb6fw_bwns">
+            <w:hyperlink w:history="1" r:id="rIdpztmnetrnxonsoqocjy62">
               <w:r>
                 <w:rPr>
                   <w:rFonts w:ascii="Arial" w:cs="Arial" w:eastAsia="Arial" w:hAnsi="Arial"/>
@@ -14266,7 +14266,7 @@
               <w:spacing w:after="10" w:before="0"/>
               <w:ind w:left="120"/>
             </w:pPr>
-            <w:hyperlink w:history="1" r:id="rIdtwyd-f-mqwwcjwj036ujc">
+            <w:hyperlink w:history="1" r:id="rIdxwjmg0m8vf8e6zezg9bo-">
               <w:r>
                 <w:rPr>
                   <w:rFonts w:ascii="Arial" w:cs="Arial" w:eastAsia="Arial" w:hAnsi="Arial"/>
@@ -14461,7 +14461,7 @@
             <w:pPr>
               <w:spacing w:after="20" w:before="0"/>
             </w:pPr>
-            <w:hyperlink w:history="1" r:id="rIde5j1frsaphh4viwcf5s_h">
+            <w:hyperlink w:history="1" r:id="rIdhjnw7eegaiipw-s4rzxt7">
               <w:r>
                 <w:rPr>
                   <w:rFonts w:ascii="Arial" w:cs="Arial" w:eastAsia="Arial" w:hAnsi="Arial"/>
@@ -14494,7 +14494,7 @@
               <w:spacing w:after="10" w:before="0"/>
               <w:ind w:left="120"/>
             </w:pPr>
-            <w:hyperlink w:history="1" r:id="rIdvouuc6bomokzeunqeuvcq">
+            <w:hyperlink w:history="1" r:id="rId9b6nw4y1qokqvu09y8z3c">
               <w:r>
                 <w:rPr>
                   <w:rFonts w:ascii="Arial" w:cs="Arial" w:eastAsia="Arial" w:hAnsi="Arial"/>
@@ -14539,7 +14539,7 @@
             <w:pPr>
               <w:spacing w:after="20" w:before="0"/>
             </w:pPr>
-            <w:hyperlink w:history="1" r:id="rId4czegq2qjuboxnahfvulf">
+            <w:hyperlink w:history="1" r:id="rIdecqmlesahxwvp5qog1rro">
               <w:r>
                 <w:rPr>
                   <w:rFonts w:ascii="Arial" w:cs="Arial" w:eastAsia="Arial" w:hAnsi="Arial"/>
@@ -14572,7 +14572,7 @@
               <w:spacing w:after="10" w:before="0"/>
               <w:ind w:left="120"/>
             </w:pPr>
-            <w:hyperlink w:history="1" r:id="rIdgy843lvutddnj5v7gy-tv">
+            <w:hyperlink w:history="1" r:id="rIdx0lwzmmfoqe3mor0pm7ye">
               <w:r>
                 <w:rPr>
                   <w:rFonts w:ascii="Arial" w:cs="Arial" w:eastAsia="Arial" w:hAnsi="Arial"/>
@@ -14767,7 +14767,7 @@
             <w:pPr>
               <w:spacing w:after="20" w:before="0"/>
             </w:pPr>
-            <w:hyperlink w:history="1" r:id="rId3l9cxu6dmlgbnibnlfw7l">
+            <w:hyperlink w:history="1" r:id="rIdwljmgqwqga5ahovgsnvxp">
               <w:r>
                 <w:rPr>
                   <w:rFonts w:ascii="Arial" w:cs="Arial" w:eastAsia="Arial" w:hAnsi="Arial"/>
@@ -14800,7 +14800,7 @@
               <w:spacing w:after="10" w:before="0"/>
               <w:ind w:left="120"/>
             </w:pPr>
-            <w:hyperlink w:history="1" r:id="rIdfodshsslrmruc7joogehd">
+            <w:hyperlink w:history="1" r:id="rIdunfyl0wxvseuwrz7tvzdu">
               <w:r>
                 <w:rPr>
                   <w:rFonts w:ascii="Arial" w:cs="Arial" w:eastAsia="Arial" w:hAnsi="Arial"/>
@@ -14845,7 +14845,7 @@
             <w:pPr>
               <w:spacing w:after="20" w:before="0"/>
             </w:pPr>
-            <w:hyperlink w:history="1" r:id="rIdtvlaoqeutrqayjng8uwen">
+            <w:hyperlink w:history="1" r:id="rIdhrvj5r1tyrz3elozgwwe6">
               <w:r>
                 <w:rPr>
                   <w:rFonts w:ascii="Arial" w:cs="Arial" w:eastAsia="Arial" w:hAnsi="Arial"/>
@@ -14878,7 +14878,7 @@
               <w:spacing w:after="10" w:before="0"/>
               <w:ind w:left="120"/>
             </w:pPr>
-            <w:hyperlink w:history="1" r:id="rIdiiggqmjgjpalnayvjtln_">
+            <w:hyperlink w:history="1" r:id="rIdmuqgihecmsvxsaqh8anck">
               <w:r>
                 <w:rPr>
                   <w:rFonts w:ascii="Arial" w:cs="Arial" w:eastAsia="Arial" w:hAnsi="Arial"/>
@@ -15073,7 +15073,7 @@
             <w:pPr>
               <w:spacing w:after="20" w:before="0"/>
             </w:pPr>
-            <w:hyperlink w:history="1" r:id="rId1o12guz5dxm1a0wbts5cd">
+            <w:hyperlink w:history="1" r:id="rIdxgfoukgkdqi6dpjrvzcts">
               <w:r>
                 <w:rPr>
                   <w:rFonts w:ascii="Arial" w:cs="Arial" w:eastAsia="Arial" w:hAnsi="Arial"/>
@@ -15106,7 +15106,7 @@
               <w:spacing w:after="10" w:before="0"/>
               <w:ind w:left="120"/>
             </w:pPr>
-            <w:hyperlink w:history="1" r:id="rIdj8tijhofrgbbi7cgfwafa">
+            <w:hyperlink w:history="1" r:id="rIdoyea_jpoaw8m2zu0tpofx">
               <w:r>
                 <w:rPr>
                   <w:rFonts w:ascii="Arial" w:cs="Arial" w:eastAsia="Arial" w:hAnsi="Arial"/>
@@ -15151,7 +15151,7 @@
             <w:pPr>
               <w:spacing w:after="20" w:before="0"/>
             </w:pPr>
-            <w:hyperlink w:history="1" r:id="rIdp9mzscq4apiwq71gx6ve3">
+            <w:hyperlink w:history="1" r:id="rIdlzq-cjzwdoh-kyn8az9ic">
               <w:r>
                 <w:rPr>
                   <w:rFonts w:ascii="Arial" w:cs="Arial" w:eastAsia="Arial" w:hAnsi="Arial"/>
@@ -15184,7 +15184,7 @@
               <w:spacing w:after="10" w:before="0"/>
               <w:ind w:left="120"/>
             </w:pPr>
-            <w:hyperlink w:history="1" r:id="rIdml_pjtbofaklu4pengxbb">
+            <w:hyperlink w:history="1" r:id="rIdhjhqaplifdnhxexwbta_l">
               <w:r>
                 <w:rPr>
                   <w:rFonts w:ascii="Arial" w:cs="Arial" w:eastAsia="Arial" w:hAnsi="Arial"/>
@@ -15829,7 +15829,7 @@
         </w:rPr>
         <w:t xml:space="preserve">© 2026 SeaVuria and ARES. Aligned with KICD objectives. Developed by SeaVuria; technical implementation by ARES (with AI assistance from Claude). Licensed under </w:t>
       </w:r>
-      <w:hyperlink w:history="1" r:id="rIdlnadgvoo4avzgwkk1m8uh">
+      <w:hyperlink w:history="1" r:id="rIdc4qclehy5dkrmapuxxvdv">
         <w:r>
           <w:rPr>
             <w:rFonts w:ascii="Arial" w:cs="Arial" w:eastAsia="Arial" w:hAnsi="Arial"/>
@@ -15850,7 +15850,7 @@
         </w:rPr>
         <w:t xml:space="preserve"> (</w:t>
       </w:r>
-      <w:hyperlink w:history="1" r:id="rIdh8fyyjfv1s-o30derdng6">
+      <w:hyperlink w:history="1" r:id="rIdx_p20fdeqnmxtdxpn8gmm">
         <w:r>
           <w:rPr>
             <w:rFonts w:ascii="Arial" w:cs="Arial" w:eastAsia="Arial" w:hAnsi="Arial"/>
@@ -16863,7 +16863,7 @@
             <w:pPr>
               <w:spacing w:after="20" w:before="0"/>
             </w:pPr>
-            <w:hyperlink w:history="1" r:id="rIdyth7wguftk5gfocecpnkp">
+            <w:hyperlink w:history="1" r:id="rIdvshzddhp-fhs4na9f0ne_">
               <w:r>
                 <w:rPr>
                   <w:rFonts w:ascii="Arial" w:cs="Arial" w:eastAsia="Arial" w:hAnsi="Arial"/>
@@ -16896,7 +16896,7 @@
               <w:spacing w:after="10" w:before="0"/>
               <w:ind w:left="120"/>
             </w:pPr>
-            <w:hyperlink w:history="1" r:id="rIdrrd6mkttwwpiaaid8fsxc">
+            <w:hyperlink w:history="1" r:id="rIdrgaggbbl2qsgohtfm_t8c">
               <w:r>
                 <w:rPr>
                   <w:rFonts w:ascii="Arial" w:cs="Arial" w:eastAsia="Arial" w:hAnsi="Arial"/>
@@ -16941,7 +16941,7 @@
             <w:pPr>
               <w:spacing w:after="20" w:before="0"/>
             </w:pPr>
-            <w:hyperlink w:history="1" r:id="rIdinjaltsmcvbavqzglzfun">
+            <w:hyperlink w:history="1" r:id="rIdvgcl2knpl8hu703x-hxfa">
               <w:r>
                 <w:rPr>
                   <w:rFonts w:ascii="Arial" w:cs="Arial" w:eastAsia="Arial" w:hAnsi="Arial"/>
@@ -16974,7 +16974,7 @@
               <w:spacing w:after="10" w:before="0"/>
               <w:ind w:left="120"/>
             </w:pPr>
-            <w:hyperlink w:history="1" r:id="rIdexrzk4vkqelsgnp_trv4g">
+            <w:hyperlink w:history="1" r:id="rIdau9oapscdft9k2msankz4">
               <w:r>
                 <w:rPr>
                   <w:rFonts w:ascii="Arial" w:cs="Arial" w:eastAsia="Arial" w:hAnsi="Arial"/>
@@ -17169,7 +17169,7 @@
             <w:pPr>
               <w:spacing w:after="20" w:before="0"/>
             </w:pPr>
-            <w:hyperlink w:history="1" r:id="rIdzzvzcnwtkviexprga4ttm">
+            <w:hyperlink w:history="1" r:id="rIdeq-8r_db_syiteo2ysgde">
               <w:r>
                 <w:rPr>
                   <w:rFonts w:ascii="Arial" w:cs="Arial" w:eastAsia="Arial" w:hAnsi="Arial"/>
@@ -17202,7 +17202,7 @@
               <w:spacing w:after="10" w:before="0"/>
               <w:ind w:left="120"/>
             </w:pPr>
-            <w:hyperlink w:history="1" r:id="rId871lb00ad6azms3gccsrz">
+            <w:hyperlink w:history="1" r:id="rIdoy6e2mhlc-316gxqcls-n">
               <w:r>
                 <w:rPr>
                   <w:rFonts w:ascii="Arial" w:cs="Arial" w:eastAsia="Arial" w:hAnsi="Arial"/>
@@ -17247,7 +17247,7 @@
             <w:pPr>
               <w:spacing w:after="20" w:before="0"/>
             </w:pPr>
-            <w:hyperlink w:history="1" r:id="rIdbvzgxwhc8o8womes1889-">
+            <w:hyperlink w:history="1" r:id="rIddjuwmysn26mxrgzci770w">
               <w:r>
                 <w:rPr>
                   <w:rFonts w:ascii="Arial" w:cs="Arial" w:eastAsia="Arial" w:hAnsi="Arial"/>
@@ -17280,7 +17280,7 @@
               <w:spacing w:after="10" w:before="0"/>
               <w:ind w:left="120"/>
             </w:pPr>
-            <w:hyperlink w:history="1" r:id="rId-3yrcbb39mpwp3owpbxpq">
+            <w:hyperlink w:history="1" r:id="rIdnhyajxj_cilmbklfk3uze">
               <w:r>
                 <w:rPr>
                   <w:rFonts w:ascii="Arial" w:cs="Arial" w:eastAsia="Arial" w:hAnsi="Arial"/>
@@ -17613,7 +17613,7 @@
             <w:pPr>
               <w:spacing w:after="20" w:before="0"/>
             </w:pPr>
-            <w:hyperlink w:history="1" r:id="rIdckzqctyuwo-udeblf-u8d">
+            <w:hyperlink w:history="1" r:id="rIdi-yzflxnjmwdv9hwavegl">
               <w:r>
                 <w:rPr>
                   <w:rFonts w:ascii="Arial" w:cs="Arial" w:eastAsia="Arial" w:hAnsi="Arial"/>
@@ -17646,7 +17646,7 @@
               <w:spacing w:after="10" w:before="0"/>
               <w:ind w:left="120"/>
             </w:pPr>
-            <w:hyperlink w:history="1" r:id="rIdrlt1ditxuyo0byemddrgw">
+            <w:hyperlink w:history="1" r:id="rIdhowyihd1peqpckcrribas">
               <w:r>
                 <w:rPr>
                   <w:rFonts w:ascii="Arial" w:cs="Arial" w:eastAsia="Arial" w:hAnsi="Arial"/>
@@ -17691,7 +17691,7 @@
             <w:pPr>
               <w:spacing w:after="20" w:before="0"/>
             </w:pPr>
-            <w:hyperlink w:history="1" r:id="rIdcnj7_yul4ildhnp_o4vaf">
+            <w:hyperlink w:history="1" r:id="rIdngyctea44ywwtl3dk9iqw">
               <w:r>
                 <w:rPr>
                   <w:rFonts w:ascii="Arial" w:cs="Arial" w:eastAsia="Arial" w:hAnsi="Arial"/>
@@ -17724,7 +17724,7 @@
               <w:spacing w:after="10" w:before="0"/>
               <w:ind w:left="120"/>
             </w:pPr>
-            <w:hyperlink w:history="1" r:id="rId3dd7wuau7lwd1kis2osmc">
+            <w:hyperlink w:history="1" r:id="rId__tiznbloqmp2u2af_55n">
               <w:r>
                 <w:rPr>
                   <w:rFonts w:ascii="Arial" w:cs="Arial" w:eastAsia="Arial" w:hAnsi="Arial"/>
@@ -18038,7 +18038,7 @@
             <w:pPr>
               <w:spacing w:after="20" w:before="0"/>
             </w:pPr>
-            <w:hyperlink w:history="1" r:id="rIdxwqkvtij_rpqzevvw9t7u">
+            <w:hyperlink w:history="1" r:id="rIdtwchrgmzjczdmblkmfz_j">
               <w:r>
                 <w:rPr>
                   <w:rFonts w:ascii="Arial" w:cs="Arial" w:eastAsia="Arial" w:hAnsi="Arial"/>
@@ -18071,7 +18071,7 @@
               <w:spacing w:after="10" w:before="0"/>
               <w:ind w:left="120"/>
             </w:pPr>
-            <w:hyperlink w:history="1" r:id="rIdi2xhnljwjprmrhp2df7kv">
+            <w:hyperlink w:history="1" r:id="rIddazane87t_yhmwoh0gphs">
               <w:r>
                 <w:rPr>
                   <w:rFonts w:ascii="Arial" w:cs="Arial" w:eastAsia="Arial" w:hAnsi="Arial"/>
@@ -18116,7 +18116,7 @@
             <w:pPr>
               <w:spacing w:after="20" w:before="0"/>
             </w:pPr>
-            <w:hyperlink w:history="1" r:id="rIdzzdct5zos6tva5t5uasbn">
+            <w:hyperlink w:history="1" r:id="rIdee0yznwxhnjzpu3hlzbd4">
               <w:r>
                 <w:rPr>
                   <w:rFonts w:ascii="Arial" w:cs="Arial" w:eastAsia="Arial" w:hAnsi="Arial"/>
@@ -18149,7 +18149,7 @@
               <w:spacing w:after="10" w:before="0"/>
               <w:ind w:left="120"/>
             </w:pPr>
-            <w:hyperlink w:history="1" r:id="rIdxhhyxxwff6yma_ydyvxw-">
+            <w:hyperlink w:history="1" r:id="rIdmdgyvetyqfrsnscdsrwba">
               <w:r>
                 <w:rPr>
                   <w:rFonts w:ascii="Arial" w:cs="Arial" w:eastAsia="Arial" w:hAnsi="Arial"/>
@@ -18443,7 +18443,7 @@
             <w:pPr>
               <w:spacing w:after="20" w:before="0"/>
             </w:pPr>
-            <w:hyperlink w:history="1" r:id="rIdouxmvavrtxveeieniy2gb">
+            <w:hyperlink w:history="1" r:id="rId5mwcs22zq8z2sdha_oc9_">
               <w:r>
                 <w:rPr>
                   <w:rFonts w:ascii="Arial" w:cs="Arial" w:eastAsia="Arial" w:hAnsi="Arial"/>
@@ -18476,7 +18476,7 @@
               <w:spacing w:after="10" w:before="0"/>
               <w:ind w:left="120"/>
             </w:pPr>
-            <w:hyperlink w:history="1" r:id="rIdzibygtrnenaofal8x7ayw">
+            <w:hyperlink w:history="1" r:id="rIduh5psqvhjliid6olcqkgq">
               <w:r>
                 <w:rPr>
                   <w:rFonts w:ascii="Arial" w:cs="Arial" w:eastAsia="Arial" w:hAnsi="Arial"/>
@@ -18521,7 +18521,7 @@
             <w:pPr>
               <w:spacing w:after="20" w:before="0"/>
             </w:pPr>
-            <w:hyperlink w:history="1" r:id="rIdpanva1dimkpyyop_ba6ww">
+            <w:hyperlink w:history="1" r:id="rId1klodk2mozavg187ej9pz">
               <w:r>
                 <w:rPr>
                   <w:rFonts w:ascii="Arial" w:cs="Arial" w:eastAsia="Arial" w:hAnsi="Arial"/>
@@ -18554,7 +18554,7 @@
               <w:spacing w:after="10" w:before="0"/>
               <w:ind w:left="120"/>
             </w:pPr>
-            <w:hyperlink w:history="1" r:id="rId-xvtan5ihvww49-wzhcsh">
+            <w:hyperlink w:history="1" r:id="rIdvsq474gg_umffm9dj5ozk">
               <w:r>
                 <w:rPr>
                   <w:rFonts w:ascii="Arial" w:cs="Arial" w:eastAsia="Arial" w:hAnsi="Arial"/>
@@ -19161,7 +19161,7 @@
         </w:rPr>
         <w:t xml:space="preserve">© 2026 SeaVuria and ARES. Aligned with KICD objectives. Developed by SeaVuria; technical implementation by ARES (with AI assistance from Claude). Licensed under </w:t>
       </w:r>
-      <w:hyperlink w:history="1" r:id="rIdlztnpeasq6fk8uluxut1x">
+      <w:hyperlink w:history="1" r:id="rIdfhzlls6vpnfconij0tait">
         <w:r>
           <w:rPr>
             <w:rFonts w:ascii="Arial" w:cs="Arial" w:eastAsia="Arial" w:hAnsi="Arial"/>
@@ -19182,7 +19182,7 @@
         </w:rPr>
         <w:t xml:space="preserve"> (</w:t>
       </w:r>
-      <w:hyperlink w:history="1" r:id="rIdpvztttilfh3-wmmsrf3wa">
+      <w:hyperlink w:history="1" r:id="rId3n1jwzbxkpyafnxjbup5f">
         <w:r>
           <w:rPr>
             <w:rFonts w:ascii="Arial" w:cs="Arial" w:eastAsia="Arial" w:hAnsi="Arial"/>
@@ -20354,7 +20354,7 @@
             <w:pPr>
               <w:spacing w:after="20" w:before="0"/>
             </w:pPr>
-            <w:hyperlink w:history="1" r:id="rIdnmepg9zvtbpltrbp8zr-d">
+            <w:hyperlink w:history="1" r:id="rIdxyyvzfoa-e3_vtr_mmtqv">
               <w:r>
                 <w:rPr>
                   <w:rFonts w:ascii="Arial" w:cs="Arial" w:eastAsia="Arial" w:hAnsi="Arial"/>
@@ -20387,7 +20387,7 @@
               <w:spacing w:after="10" w:before="0"/>
               <w:ind w:left="120"/>
             </w:pPr>
-            <w:hyperlink w:history="1" r:id="rIdczqzmhfs5urekr7s8gj1s">
+            <w:hyperlink w:history="1" r:id="rIdeqee9pj1m5a07994v9rgy">
               <w:r>
                 <w:rPr>
                   <w:rFonts w:ascii="Arial" w:cs="Arial" w:eastAsia="Arial" w:hAnsi="Arial"/>
@@ -20432,7 +20432,7 @@
             <w:pPr>
               <w:spacing w:after="20" w:before="0"/>
             </w:pPr>
-            <w:hyperlink w:history="1" r:id="rIdxly1ilrf_37ujdqgsogmq">
+            <w:hyperlink w:history="1" r:id="rId3g9emlc2pxfiye2jiaoci">
               <w:r>
                 <w:rPr>
                   <w:rFonts w:ascii="Arial" w:cs="Arial" w:eastAsia="Arial" w:hAnsi="Arial"/>
@@ -20465,7 +20465,7 @@
               <w:spacing w:after="10" w:before="0"/>
               <w:ind w:left="120"/>
             </w:pPr>
-            <w:hyperlink w:history="1" r:id="rIdj8b8mutfcmq-uryqba5f0">
+            <w:hyperlink w:history="1" r:id="rIddtttovrfucc_khj4arcb1">
               <w:r>
                 <w:rPr>
                   <w:rFonts w:ascii="Arial" w:cs="Arial" w:eastAsia="Arial" w:hAnsi="Arial"/>
@@ -20660,7 +20660,7 @@
             <w:pPr>
               <w:spacing w:after="20" w:before="0"/>
             </w:pPr>
-            <w:hyperlink w:history="1" r:id="rIdh22ikz5o4hpo63q8awxkd">
+            <w:hyperlink w:history="1" r:id="rIdjusclmclmxufbbqmshwag">
               <w:r>
                 <w:rPr>
                   <w:rFonts w:ascii="Arial" w:cs="Arial" w:eastAsia="Arial" w:hAnsi="Arial"/>
@@ -20693,7 +20693,7 @@
               <w:spacing w:after="10" w:before="0"/>
               <w:ind w:left="120"/>
             </w:pPr>
-            <w:hyperlink w:history="1" r:id="rIdw8cqd4l-xqd4omrppmfmp">
+            <w:hyperlink w:history="1" r:id="rIds7hmdnvhf20fnskbdif8e">
               <w:r>
                 <w:rPr>
                   <w:rFonts w:ascii="Arial" w:cs="Arial" w:eastAsia="Arial" w:hAnsi="Arial"/>
@@ -20738,7 +20738,7 @@
             <w:pPr>
               <w:spacing w:after="20" w:before="0"/>
             </w:pPr>
-            <w:hyperlink w:history="1" r:id="rId7go6k521h3zpfkyurvqky">
+            <w:hyperlink w:history="1" r:id="rId0uo__gcswacw_ryte7u8m">
               <w:r>
                 <w:rPr>
                   <w:rFonts w:ascii="Arial" w:cs="Arial" w:eastAsia="Arial" w:hAnsi="Arial"/>
@@ -20771,7 +20771,7 @@
               <w:spacing w:after="10" w:before="0"/>
               <w:ind w:left="120"/>
             </w:pPr>
-            <w:hyperlink w:history="1" r:id="rIdlqzqogne7n5ub3cyqnhmz">
+            <w:hyperlink w:history="1" r:id="rIdjz52poojjubpyao2peb_x">
               <w:r>
                 <w:rPr>
                   <w:rFonts w:ascii="Arial" w:cs="Arial" w:eastAsia="Arial" w:hAnsi="Arial"/>
@@ -20966,7 +20966,7 @@
             <w:pPr>
               <w:spacing w:after="20" w:before="0"/>
             </w:pPr>
-            <w:hyperlink w:history="1" r:id="rIddttgef-np0vnjuxbo40ew">
+            <w:hyperlink w:history="1" r:id="rIdvjlutgfvcxb1uw_93cxj9">
               <w:r>
                 <w:rPr>
                   <w:rFonts w:ascii="Arial" w:cs="Arial" w:eastAsia="Arial" w:hAnsi="Arial"/>
@@ -20999,7 +20999,7 @@
               <w:spacing w:after="10" w:before="0"/>
               <w:ind w:left="120"/>
             </w:pPr>
-            <w:hyperlink w:history="1" r:id="rIdvb-zdcnanbd5qul3wfdhm">
+            <w:hyperlink w:history="1" r:id="rIdrg6usgimlbvwf3x3w36g7">
               <w:r>
                 <w:rPr>
                   <w:rFonts w:ascii="Arial" w:cs="Arial" w:eastAsia="Arial" w:hAnsi="Arial"/>
@@ -21044,7 +21044,7 @@
             <w:pPr>
               <w:spacing w:after="20" w:before="0"/>
             </w:pPr>
-            <w:hyperlink w:history="1" r:id="rIdwcoscgkgz-fh8xxqwoeol">
+            <w:hyperlink w:history="1" r:id="rIdp1nrnlhwsfo3g-ssnqyux">
               <w:r>
                 <w:rPr>
                   <w:rFonts w:ascii="Arial" w:cs="Arial" w:eastAsia="Arial" w:hAnsi="Arial"/>
@@ -21077,7 +21077,7 @@
               <w:spacing w:after="10" w:before="0"/>
               <w:ind w:left="120"/>
             </w:pPr>
-            <w:hyperlink w:history="1" r:id="rIdsvq6mahluy_zwvwhyvkt5">
+            <w:hyperlink w:history="1" r:id="rIdr1jbat1k3o7qwjagfhtmu">
               <w:r>
                 <w:rPr>
                   <w:rFonts w:ascii="Arial" w:cs="Arial" w:eastAsia="Arial" w:hAnsi="Arial"/>
@@ -21272,7 +21272,7 @@
             <w:pPr>
               <w:spacing w:after="20" w:before="0"/>
             </w:pPr>
-            <w:hyperlink w:history="1" r:id="rIdrccb7x3_o6yamozgqsyzf">
+            <w:hyperlink w:history="1" r:id="rIdeaheenazi06ioj_ivcdcs">
               <w:r>
                 <w:rPr>
                   <w:rFonts w:ascii="Arial" w:cs="Arial" w:eastAsia="Arial" w:hAnsi="Arial"/>
@@ -21305,7 +21305,7 @@
               <w:spacing w:after="10" w:before="0"/>
               <w:ind w:left="120"/>
             </w:pPr>
-            <w:hyperlink w:history="1" r:id="rIdrjm-5segastui7tyitl_o">
+            <w:hyperlink w:history="1" r:id="rIdpjj12hevzwr57k7-x93ki">
               <w:r>
                 <w:rPr>
                   <w:rFonts w:ascii="Arial" w:cs="Arial" w:eastAsia="Arial" w:hAnsi="Arial"/>
@@ -21350,7 +21350,7 @@
             <w:pPr>
               <w:spacing w:after="20" w:before="0"/>
             </w:pPr>
-            <w:hyperlink w:history="1" r:id="rIdhg-aifw6ciw6ia4fpj8rk">
+            <w:hyperlink w:history="1" r:id="rIdnfmlxbvrso4usjkstk6ky">
               <w:r>
                 <w:rPr>
                   <w:rFonts w:ascii="Arial" w:cs="Arial" w:eastAsia="Arial" w:hAnsi="Arial"/>
@@ -21383,7 +21383,7 @@
               <w:spacing w:after="10" w:before="0"/>
               <w:ind w:left="120"/>
             </w:pPr>
-            <w:hyperlink w:history="1" r:id="rIddhk5sy0f-ckvdinlcctcl">
+            <w:hyperlink w:history="1" r:id="rIdheyag-ozhh64xlwzc8ujt">
               <w:r>
                 <w:rPr>
                   <w:rFonts w:ascii="Arial" w:cs="Arial" w:eastAsia="Arial" w:hAnsi="Arial"/>
@@ -21578,7 +21578,7 @@
             <w:pPr>
               <w:spacing w:after="20" w:before="0"/>
             </w:pPr>
-            <w:hyperlink w:history="1" r:id="rIdx2y8rj0xdgcnojn1qayzw">
+            <w:hyperlink w:history="1" r:id="rIdyjb2x-sqgvunq-frx6icp">
               <w:r>
                 <w:rPr>
                   <w:rFonts w:ascii="Arial" w:cs="Arial" w:eastAsia="Arial" w:hAnsi="Arial"/>
@@ -21611,7 +21611,7 @@
               <w:spacing w:after="10" w:before="0"/>
               <w:ind w:left="120"/>
             </w:pPr>
-            <w:hyperlink w:history="1" r:id="rIdjbya7sr-5kx5-jycnujjp">
+            <w:hyperlink w:history="1" r:id="rIdhxnazpcqtue2qtfpusdb2">
               <w:r>
                 <w:rPr>
                   <w:rFonts w:ascii="Arial" w:cs="Arial" w:eastAsia="Arial" w:hAnsi="Arial"/>
@@ -21656,7 +21656,7 @@
             <w:pPr>
               <w:spacing w:after="20" w:before="0"/>
             </w:pPr>
-            <w:hyperlink w:history="1" r:id="rIdhwjvsdu_zvghpdmceyvwl">
+            <w:hyperlink w:history="1" r:id="rId_ljsb8mwawsyvdi7wacnt">
               <w:r>
                 <w:rPr>
                   <w:rFonts w:ascii="Arial" w:cs="Arial" w:eastAsia="Arial" w:hAnsi="Arial"/>
@@ -21689,7 +21689,7 @@
               <w:spacing w:after="10" w:before="0"/>
               <w:ind w:left="120"/>
             </w:pPr>
-            <w:hyperlink w:history="1" r:id="rIdhtjzm4089sxval2d7kubg">
+            <w:hyperlink w:history="1" r:id="rIdq0tnmfxvgb492y4rwgrur">
               <w:r>
                 <w:rPr>
                   <w:rFonts w:ascii="Arial" w:cs="Arial" w:eastAsia="Arial" w:hAnsi="Arial"/>
@@ -22277,7 +22277,7 @@
         </w:rPr>
         <w:t xml:space="preserve">© 2026 SeaVuria and ARES. Aligned with KICD objectives. Developed by SeaVuria; technical implementation by ARES (with AI assistance from Claude). Licensed under </w:t>
       </w:r>
-      <w:hyperlink w:history="1" r:id="rIdqko7tave2x6f7whr5xg8y">
+      <w:hyperlink w:history="1" r:id="rIday4nooyjbyovimqx3mhvy">
         <w:r>
           <w:rPr>
             <w:rFonts w:ascii="Arial" w:cs="Arial" w:eastAsia="Arial" w:hAnsi="Arial"/>
@@ -22298,7 +22298,7 @@
         </w:rPr>
         <w:t xml:space="preserve"> (</w:t>
       </w:r>
-      <w:hyperlink w:history="1" r:id="rIdzk3tfngtuidgcowgfisyp">
+      <w:hyperlink w:history="1" r:id="rIdj3rwsixkmstmbuzrgwb81">
         <w:r>
           <w:rPr>
             <w:rFonts w:ascii="Arial" w:cs="Arial" w:eastAsia="Arial" w:hAnsi="Arial"/>
@@ -23311,7 +23311,7 @@
             <w:pPr>
               <w:spacing w:after="20" w:before="0"/>
             </w:pPr>
-            <w:hyperlink w:history="1" r:id="rIdlp0gmixx6rjyph4omnz9-">
+            <w:hyperlink w:history="1" r:id="rIdf4hbslz5wacblh0vitcmu">
               <w:r>
                 <w:rPr>
                   <w:rFonts w:ascii="Arial" w:cs="Arial" w:eastAsia="Arial" w:hAnsi="Arial"/>
@@ -23344,7 +23344,7 @@
               <w:spacing w:after="10" w:before="0"/>
               <w:ind w:left="120"/>
             </w:pPr>
-            <w:hyperlink w:history="1" r:id="rIdidvrqze5vtpylkjhrrt5n">
+            <w:hyperlink w:history="1" r:id="rIduq0nrmxvqhxc9ll6vt4ns">
               <w:r>
                 <w:rPr>
                   <w:rFonts w:ascii="Arial" w:cs="Arial" w:eastAsia="Arial" w:hAnsi="Arial"/>
@@ -23389,7 +23389,7 @@
             <w:pPr>
               <w:spacing w:after="20" w:before="0"/>
             </w:pPr>
-            <w:hyperlink w:history="1" r:id="rIdlxe9ydngj9dtj7a_oishy">
+            <w:hyperlink w:history="1" r:id="rIdnyykydlegkqiiwwwtr9tb">
               <w:r>
                 <w:rPr>
                   <w:rFonts w:ascii="Arial" w:cs="Arial" w:eastAsia="Arial" w:hAnsi="Arial"/>
@@ -23422,7 +23422,7 @@
               <w:spacing w:after="10" w:before="0"/>
               <w:ind w:left="120"/>
             </w:pPr>
-            <w:hyperlink w:history="1" r:id="rIdvz5vyvfwln9j8zsr_cfsa">
+            <w:hyperlink w:history="1" r:id="rIdnmrjsywgsrz5hwnypstbs">
               <w:r>
                 <w:rPr>
                   <w:rFonts w:ascii="Arial" w:cs="Arial" w:eastAsia="Arial" w:hAnsi="Arial"/>
@@ -23617,7 +23617,7 @@
             <w:pPr>
               <w:spacing w:after="20" w:before="0"/>
             </w:pPr>
-            <w:hyperlink w:history="1" r:id="rIdjwy1vlns6myjkljln6xls">
+            <w:hyperlink w:history="1" r:id="rId2tho2jieggsnz2mbqaw07">
               <w:r>
                 <w:rPr>
                   <w:rFonts w:ascii="Arial" w:cs="Arial" w:eastAsia="Arial" w:hAnsi="Arial"/>
@@ -23650,7 +23650,7 @@
               <w:spacing w:after="10" w:before="0"/>
               <w:ind w:left="120"/>
             </w:pPr>
-            <w:hyperlink w:history="1" r:id="rId8naieebvq745fgg0zaupk">
+            <w:hyperlink w:history="1" r:id="rIdfcx93qapnfdqkr_x2fyqb">
               <w:r>
                 <w:rPr>
                   <w:rFonts w:ascii="Arial" w:cs="Arial" w:eastAsia="Arial" w:hAnsi="Arial"/>
@@ -23695,7 +23695,7 @@
             <w:pPr>
               <w:spacing w:after="20" w:before="0"/>
             </w:pPr>
-            <w:hyperlink w:history="1" r:id="rIdui3arqedxllgjkbocakjh">
+            <w:hyperlink w:history="1" r:id="rIdqnovdhaobbprs5hmiaikz">
               <w:r>
                 <w:rPr>
                   <w:rFonts w:ascii="Arial" w:cs="Arial" w:eastAsia="Arial" w:hAnsi="Arial"/>
@@ -23728,7 +23728,7 @@
               <w:spacing w:after="10" w:before="0"/>
               <w:ind w:left="120"/>
             </w:pPr>
-            <w:hyperlink w:history="1" r:id="rIdwsmkknqxp6vw1xf6gypdt">
+            <w:hyperlink w:history="1" r:id="rIdntldk-ahqartlt7yhlhxw">
               <w:r>
                 <w:rPr>
                   <w:rFonts w:ascii="Arial" w:cs="Arial" w:eastAsia="Arial" w:hAnsi="Arial"/>
@@ -24173,7 +24173,7 @@
             <w:pPr>
               <w:spacing w:after="20" w:before="0"/>
             </w:pPr>
-            <w:hyperlink w:history="1" r:id="rId3mtfuvnhf7vgvciovzcex">
+            <w:hyperlink w:history="1" r:id="rIdb1v5voinuyuvg-mofxb9x">
               <w:r>
                 <w:rPr>
                   <w:rFonts w:ascii="Arial" w:cs="Arial" w:eastAsia="Arial" w:hAnsi="Arial"/>
@@ -24206,7 +24206,7 @@
               <w:spacing w:after="10" w:before="0"/>
               <w:ind w:left="120"/>
             </w:pPr>
-            <w:hyperlink w:history="1" r:id="rIdp1pozw3yy77u-txu0vdlp">
+            <w:hyperlink w:history="1" r:id="rId8dcpvxmh1ztepybiq_rxj">
               <w:r>
                 <w:rPr>
                   <w:rFonts w:ascii="Arial" w:cs="Arial" w:eastAsia="Arial" w:hAnsi="Arial"/>
@@ -24251,7 +24251,7 @@
             <w:pPr>
               <w:spacing w:after="20" w:before="0"/>
             </w:pPr>
-            <w:hyperlink w:history="1" r:id="rIdndtnkuaytogcvize5a_kt">
+            <w:hyperlink w:history="1" r:id="rIdszsqpza68yebbn8nhpuvb">
               <w:r>
                 <w:rPr>
                   <w:rFonts w:ascii="Arial" w:cs="Arial" w:eastAsia="Arial" w:hAnsi="Arial"/>
@@ -24284,7 +24284,7 @@
               <w:spacing w:after="10" w:before="0"/>
               <w:ind w:left="120"/>
             </w:pPr>
-            <w:hyperlink w:history="1" r:id="rIdtterxgi3u4ew4popw8flf">
+            <w:hyperlink w:history="1" r:id="rIdadlsm0xxwedqocbj97jo6">
               <w:r>
                 <w:rPr>
                   <w:rFonts w:ascii="Arial" w:cs="Arial" w:eastAsia="Arial" w:hAnsi="Arial"/>
@@ -24555,7 +24555,7 @@
             <w:pPr>
               <w:spacing w:after="20" w:before="0"/>
             </w:pPr>
-            <w:hyperlink w:history="1" r:id="rIduezxbzonduuvhdrzi7q1p">
+            <w:hyperlink w:history="1" r:id="rIdrnxsyd0psaobiiwidvjz6">
               <w:r>
                 <w:rPr>
                   <w:rFonts w:ascii="Arial" w:cs="Arial" w:eastAsia="Arial" w:hAnsi="Arial"/>
@@ -24588,7 +24588,7 @@
               <w:spacing w:after="10" w:before="0"/>
               <w:ind w:left="120"/>
             </w:pPr>
-            <w:hyperlink w:history="1" r:id="rIda151ehrvxfmk3e7800kfd">
+            <w:hyperlink w:history="1" r:id="rIdcmm1su4gc4fpwih7hetei">
               <w:r>
                 <w:rPr>
                   <w:rFonts w:ascii="Arial" w:cs="Arial" w:eastAsia="Arial" w:hAnsi="Arial"/>
@@ -24633,7 +24633,7 @@
             <w:pPr>
               <w:spacing w:after="20" w:before="0"/>
             </w:pPr>
-            <w:hyperlink w:history="1" r:id="rId6jzuannrbfl_kfqrco3wz">
+            <w:hyperlink w:history="1" r:id="rIdmkwqajmynhvtijeo2o8ts">
               <w:r>
                 <w:rPr>
                   <w:rFonts w:ascii="Arial" w:cs="Arial" w:eastAsia="Arial" w:hAnsi="Arial"/>
@@ -24666,7 +24666,7 @@
               <w:spacing w:after="10" w:before="0"/>
               <w:ind w:left="120"/>
             </w:pPr>
-            <w:hyperlink w:history="1" r:id="rIdqjrgw2e2irhpkauguk5zg">
+            <w:hyperlink w:history="1" r:id="rId45x2ddwp011oh3foeovaa">
               <w:r>
                 <w:rPr>
                   <w:rFonts w:ascii="Arial" w:cs="Arial" w:eastAsia="Arial" w:hAnsi="Arial"/>
@@ -24937,7 +24937,7 @@
             <w:pPr>
               <w:spacing w:after="20" w:before="0"/>
             </w:pPr>
-            <w:hyperlink w:history="1" r:id="rIduj_6rk_u9f16u3vrqc4aw">
+            <w:hyperlink w:history="1" r:id="rIdkfdomvytjpgzh161yenn5">
               <w:r>
                 <w:rPr>
                   <w:rFonts w:ascii="Arial" w:cs="Arial" w:eastAsia="Arial" w:hAnsi="Arial"/>
@@ -24970,7 +24970,7 @@
               <w:spacing w:after="10" w:before="0"/>
               <w:ind w:left="120"/>
             </w:pPr>
-            <w:hyperlink w:history="1" r:id="rIdp8qfetimiuxbjkmlts3eh">
+            <w:hyperlink w:history="1" r:id="rIdafcgstfvq8dguyl2vhsz-">
               <w:r>
                 <w:rPr>
                   <w:rFonts w:ascii="Arial" w:cs="Arial" w:eastAsia="Arial" w:hAnsi="Arial"/>
@@ -25015,7 +25015,7 @@
             <w:pPr>
               <w:spacing w:after="20" w:before="0"/>
             </w:pPr>
-            <w:hyperlink w:history="1" r:id="rIdjh3y1qygoqi5n4rysimpr">
+            <w:hyperlink w:history="1" r:id="rId6ox7vwudenes7ikz0nvep">
               <w:r>
                 <w:rPr>
                   <w:rFonts w:ascii="Arial" w:cs="Arial" w:eastAsia="Arial" w:hAnsi="Arial"/>
@@ -25048,7 +25048,7 @@
               <w:spacing w:after="10" w:before="0"/>
               <w:ind w:left="120"/>
             </w:pPr>
-            <w:hyperlink w:history="1" r:id="rIds4qohyrhzgkgmjy3ytcaw">
+            <w:hyperlink w:history="1" r:id="rIdtlstpvybc9acnshyfaxao">
               <w:r>
                 <w:rPr>
                   <w:rFonts w:ascii="Arial" w:cs="Arial" w:eastAsia="Arial" w:hAnsi="Arial"/>
@@ -25674,7 +25674,7 @@
         </w:rPr>
         <w:t xml:space="preserve">© 2026 SeaVuria and ARES. Aligned with KICD objectives. Developed by SeaVuria; technical implementation by ARES (with AI assistance from Claude). Licensed under </w:t>
       </w:r>
-      <w:hyperlink w:history="1" r:id="rIdemqurcrkxipptqcjuavgj">
+      <w:hyperlink w:history="1" r:id="rIdumbnx-za-yhde8ll2u8hz">
         <w:r>
           <w:rPr>
             <w:rFonts w:ascii="Arial" w:cs="Arial" w:eastAsia="Arial" w:hAnsi="Arial"/>
@@ -25695,7 +25695,7 @@
         </w:rPr>
         <w:t xml:space="preserve"> (</w:t>
       </w:r>
-      <w:hyperlink w:history="1" r:id="rIdrekkwr3w9ifbxkeavh2ps">
+      <w:hyperlink w:history="1" r:id="rIdzlwggwbxsqrtkekx41mg5">
         <w:r>
           <w:rPr>
             <w:rFonts w:ascii="Arial" w:cs="Arial" w:eastAsia="Arial" w:hAnsi="Arial"/>
@@ -26708,7 +26708,7 @@
             <w:pPr>
               <w:spacing w:after="20" w:before="0"/>
             </w:pPr>
-            <w:hyperlink w:history="1" r:id="rIdes4tmmvgeqvpsbtnjcpsr">
+            <w:hyperlink w:history="1" r:id="rIdy_bmxxyp_n4y-phcrkmgk">
               <w:r>
                 <w:rPr>
                   <w:rFonts w:ascii="Arial" w:cs="Arial" w:eastAsia="Arial" w:hAnsi="Arial"/>
@@ -26741,7 +26741,7 @@
               <w:spacing w:after="10" w:before="0"/>
               <w:ind w:left="120"/>
             </w:pPr>
-            <w:hyperlink w:history="1" r:id="rIdlpcbpyx0uddbkkspcp5xo">
+            <w:hyperlink w:history="1" r:id="rIdxcic5gj0nuzrprilcsslr">
               <w:r>
                 <w:rPr>
                   <w:rFonts w:ascii="Arial" w:cs="Arial" w:eastAsia="Arial" w:hAnsi="Arial"/>
@@ -26786,7 +26786,7 @@
             <w:pPr>
               <w:spacing w:after="20" w:before="0"/>
             </w:pPr>
-            <w:hyperlink w:history="1" r:id="rIdlt_8hvhujqmoy5mkxgvwe">
+            <w:hyperlink w:history="1" r:id="rId_dpnkirz0uxvgxa6vymde">
               <w:r>
                 <w:rPr>
                   <w:rFonts w:ascii="Arial" w:cs="Arial" w:eastAsia="Arial" w:hAnsi="Arial"/>
@@ -26819,7 +26819,7 @@
               <w:spacing w:after="10" w:before="0"/>
               <w:ind w:left="120"/>
             </w:pPr>
-            <w:hyperlink w:history="1" r:id="rIdcpjxuyvavqq0vkvsbhqtz">
+            <w:hyperlink w:history="1" r:id="rIdpzhu9ftwz-tka5zveux0x">
               <w:r>
                 <w:rPr>
                   <w:rFonts w:ascii="Arial" w:cs="Arial" w:eastAsia="Arial" w:hAnsi="Arial"/>
@@ -27014,7 +27014,7 @@
             <w:pPr>
               <w:spacing w:after="20" w:before="0"/>
             </w:pPr>
-            <w:hyperlink w:history="1" r:id="rIdfl-6byvtnpw0zqdygsofc">
+            <w:hyperlink w:history="1" r:id="rIddt5vkf2qhhldd-ufwa918">
               <w:r>
                 <w:rPr>
                   <w:rFonts w:ascii="Arial" w:cs="Arial" w:eastAsia="Arial" w:hAnsi="Arial"/>
@@ -27047,7 +27047,7 @@
               <w:spacing w:after="10" w:before="0"/>
               <w:ind w:left="120"/>
             </w:pPr>
-            <w:hyperlink w:history="1" r:id="rIdbsxbs63sznwkkxzb-prno">
+            <w:hyperlink w:history="1" r:id="rIdgf7egwidzrmio-j9-efc1">
               <w:r>
                 <w:rPr>
                   <w:rFonts w:ascii="Arial" w:cs="Arial" w:eastAsia="Arial" w:hAnsi="Arial"/>
@@ -27092,7 +27092,7 @@
             <w:pPr>
               <w:spacing w:after="20" w:before="0"/>
             </w:pPr>
-            <w:hyperlink w:history="1" r:id="rIdaj2klspymvlkl6htjzrkq">
+            <w:hyperlink w:history="1" r:id="rIdrgbastvyvodhnv_an_m4j">
               <w:r>
                 <w:rPr>
                   <w:rFonts w:ascii="Arial" w:cs="Arial" w:eastAsia="Arial" w:hAnsi="Arial"/>
@@ -27125,7 +27125,7 @@
               <w:spacing w:after="10" w:before="0"/>
               <w:ind w:left="120"/>
             </w:pPr>
-            <w:hyperlink w:history="1" r:id="rIdabxiisew7a5mbcf6yffnh">
+            <w:hyperlink w:history="1" r:id="rIdgihfjheyzruberdflutun">
               <w:r>
                 <w:rPr>
                   <w:rFonts w:ascii="Arial" w:cs="Arial" w:eastAsia="Arial" w:hAnsi="Arial"/>
@@ -27320,7 +27320,7 @@
             <w:pPr>
               <w:spacing w:after="20" w:before="0"/>
             </w:pPr>
-            <w:hyperlink w:history="1" r:id="rId6f2-vyjg8_fpmliogbdlh">
+            <w:hyperlink w:history="1" r:id="rIdlms_tg9iwlyqxqfqlv4kl">
               <w:r>
                 <w:rPr>
                   <w:rFonts w:ascii="Arial" w:cs="Arial" w:eastAsia="Arial" w:hAnsi="Arial"/>
@@ -27353,7 +27353,7 @@
               <w:spacing w:after="10" w:before="0"/>
               <w:ind w:left="120"/>
             </w:pPr>
-            <w:hyperlink w:history="1" r:id="rIdaknj29piaehgyitq1ea0a">
+            <w:hyperlink w:history="1" r:id="rId02ugdocdlykd7zls6lpdh">
               <w:r>
                 <w:rPr>
                   <w:rFonts w:ascii="Arial" w:cs="Arial" w:eastAsia="Arial" w:hAnsi="Arial"/>
@@ -27398,7 +27398,7 @@
             <w:pPr>
               <w:spacing w:after="20" w:before="0"/>
             </w:pPr>
-            <w:hyperlink w:history="1" r:id="rIdmw2xj8-f6dtqhghiltuud">
+            <w:hyperlink w:history="1" r:id="rIdva2ffglpl3rj737pni89c">
               <w:r>
                 <w:rPr>
                   <w:rFonts w:ascii="Arial" w:cs="Arial" w:eastAsia="Arial" w:hAnsi="Arial"/>
@@ -27431,7 +27431,7 @@
               <w:spacing w:after="10" w:before="0"/>
               <w:ind w:left="120"/>
             </w:pPr>
-            <w:hyperlink w:history="1" r:id="rId2-u9kwsrlg-nd4mnqbleh">
+            <w:hyperlink w:history="1" r:id="rIde45a85jxwt5sw0p1mogbf">
               <w:r>
                 <w:rPr>
                   <w:rFonts w:ascii="Arial" w:cs="Arial" w:eastAsia="Arial" w:hAnsi="Arial"/>
@@ -27626,7 +27626,7 @@
             <w:pPr>
               <w:spacing w:after="20" w:before="0"/>
             </w:pPr>
-            <w:hyperlink w:history="1" r:id="rIdwuek_6ldq9uepqcsh97dq">
+            <w:hyperlink w:history="1" r:id="rIds9fko1c1w2hl7k3vnox_r">
               <w:r>
                 <w:rPr>
                   <w:rFonts w:ascii="Arial" w:cs="Arial" w:eastAsia="Arial" w:hAnsi="Arial"/>
@@ -27659,7 +27659,7 @@
               <w:spacing w:after="10" w:before="0"/>
               <w:ind w:left="120"/>
             </w:pPr>
-            <w:hyperlink w:history="1" r:id="rIdxtpdcp0jnxecsyfgchz1u">
+            <w:hyperlink w:history="1" r:id="rIdegd3jt8cr1z1woft-gqi3">
               <w:r>
                 <w:rPr>
                   <w:rFonts w:ascii="Arial" w:cs="Arial" w:eastAsia="Arial" w:hAnsi="Arial"/>
@@ -27704,7 +27704,7 @@
             <w:pPr>
               <w:spacing w:after="20" w:before="0"/>
             </w:pPr>
-            <w:hyperlink w:history="1" r:id="rIdmrk15_hxwhwao57b85nkk">
+            <w:hyperlink w:history="1" r:id="rIdicxe6vkfktnn9gsdrhxgs">
               <w:r>
                 <w:rPr>
                   <w:rFonts w:ascii="Arial" w:cs="Arial" w:eastAsia="Arial" w:hAnsi="Arial"/>
@@ -27737,7 +27737,7 @@
               <w:spacing w:after="10" w:before="0"/>
               <w:ind w:left="120"/>
             </w:pPr>
-            <w:hyperlink w:history="1" r:id="rIdhtai1_styyloyh-qftifa">
+            <w:hyperlink w:history="1" r:id="rIdzsbc7nzs-6srawetj3no_">
               <w:r>
                 <w:rPr>
                   <w:rFonts w:ascii="Arial" w:cs="Arial" w:eastAsia="Arial" w:hAnsi="Arial"/>
@@ -27932,7 +27932,7 @@
             <w:pPr>
               <w:spacing w:after="20" w:before="0"/>
             </w:pPr>
-            <w:hyperlink w:history="1" r:id="rIdmv17otrfof5obr5t6v2aa">
+            <w:hyperlink w:history="1" r:id="rIdjy9sjysh905--nnev-k4h">
               <w:r>
                 <w:rPr>
                   <w:rFonts w:ascii="Arial" w:cs="Arial" w:eastAsia="Arial" w:hAnsi="Arial"/>
@@ -27965,7 +27965,7 @@
               <w:spacing w:after="10" w:before="0"/>
               <w:ind w:left="120"/>
             </w:pPr>
-            <w:hyperlink w:history="1" r:id="rIdzqusi-b9ckvwu0h_f2eyg">
+            <w:hyperlink w:history="1" r:id="rIdnjxcvqp57q5a8fge9a78b">
               <w:r>
                 <w:rPr>
                   <w:rFonts w:ascii="Arial" w:cs="Arial" w:eastAsia="Arial" w:hAnsi="Arial"/>
@@ -28010,7 +28010,7 @@
             <w:pPr>
               <w:spacing w:after="20" w:before="0"/>
             </w:pPr>
-            <w:hyperlink w:history="1" r:id="rId0phebbuag-6j_kryw_ovt">
+            <w:hyperlink w:history="1" r:id="rIdahht7h_fpkkae4kyq_gol">
               <w:r>
                 <w:rPr>
                   <w:rFonts w:ascii="Arial" w:cs="Arial" w:eastAsia="Arial" w:hAnsi="Arial"/>
@@ -28043,7 +28043,7 @@
               <w:spacing w:after="10" w:before="0"/>
               <w:ind w:left="120"/>
             </w:pPr>
-            <w:hyperlink w:history="1" r:id="rIdftujg2wonjaiym0ex5t4-">
+            <w:hyperlink w:history="1" r:id="rIdgqlzgu2ujbjkqdcx-8irs">
               <w:r>
                 <w:rPr>
                   <w:rFonts w:ascii="Arial" w:cs="Arial" w:eastAsia="Arial" w:hAnsi="Arial"/>
@@ -28555,7 +28555,7 @@
         </w:rPr>
         <w:t xml:space="preserve">© 2026 SeaVuria and ARES. Aligned with KICD objectives. Developed by SeaVuria; technical implementation by ARES (with AI assistance from Claude). Licensed under </w:t>
       </w:r>
-      <w:hyperlink w:history="1" r:id="rId7uher8ip1nb91bjclgqfb">
+      <w:hyperlink w:history="1" r:id="rIdkac8la8-pwcy7xc87awfg">
         <w:r>
           <w:rPr>
             <w:rFonts w:ascii="Arial" w:cs="Arial" w:eastAsia="Arial" w:hAnsi="Arial"/>
@@ -28576,7 +28576,7 @@
         </w:rPr>
         <w:t xml:space="preserve"> (</w:t>
       </w:r>
-      <w:hyperlink w:history="1" r:id="rId704opb5bbjquuobmyy85z">
+      <w:hyperlink w:history="1" r:id="rIdg4hxcknr2zgv9ta-cvn79">
         <w:r>
           <w:rPr>
             <w:rFonts w:ascii="Arial" w:cs="Arial" w:eastAsia="Arial" w:hAnsi="Arial"/>

--- a/data/outputs/v2/Essential_Mathematics/SS1.2_Indices/Essential_Mathematics_Indices_CBE_LessonSequence.docx
+++ b/data/outputs/v2/Essential_Mathematics/SS1.2_Indices/Essential_Mathematics_Indices_CBE_LessonSequence.docx
@@ -2166,7 +2166,7 @@
         </w:rPr>
         <w:t xml:space="preserve">© 2026 SeaVuria and ARES. This work is licensed under a </w:t>
       </w:r>
-      <w:hyperlink w:history="1" r:id="rIduyflmj4bjz0fdqrcahemn">
+      <w:hyperlink w:history="1" r:id="rIdregw0pygtudnurqcdsyh2">
         <w:r>
           <w:rPr>
             <w:rFonts w:ascii="Arial" w:cs="Arial" w:eastAsia="Arial" w:hAnsi="Arial"/>
@@ -2186,7 +2186,7 @@
         </w:rPr>
         <w:t xml:space="preserve"> (</w:t>
       </w:r>
-      <w:hyperlink w:history="1" r:id="rId5fbwid36ry4fugrtku3bp">
+      <w:hyperlink w:history="1" r:id="rIdhujlg72zyr42boio7wrzt">
         <w:r>
           <w:rPr>
             <w:rFonts w:ascii="Arial" w:cs="Arial" w:eastAsia="Arial" w:hAnsi="Arial"/>
@@ -2206,7 +2206,7 @@
         </w:rPr>
         <w:t xml:space="preserve">). To view a copy of this license, visit </w:t>
       </w:r>
-      <w:hyperlink w:history="1" r:id="rIdy4qnmwu48t-7wglwxxm8p">
+      <w:hyperlink w:history="1" r:id="rIdvhkmrbv4fdpqed8jvqbcv">
         <w:r>
           <w:rPr>
             <w:rFonts w:ascii="Arial" w:cs="Arial" w:eastAsia="Arial" w:hAnsi="Arial"/>
@@ -3218,7 +3218,7 @@
             <w:pPr>
               <w:spacing w:after="20" w:before="0"/>
             </w:pPr>
-            <w:hyperlink w:history="1" r:id="rIdehosag6iqvukicgu1f1on">
+            <w:hyperlink w:history="1" r:id="rIdhcikw91nzqu3dyi3ggqvj">
               <w:r>
                 <w:rPr>
                   <w:rFonts w:ascii="Arial" w:cs="Arial" w:eastAsia="Arial" w:hAnsi="Arial"/>
@@ -3251,7 +3251,7 @@
               <w:spacing w:after="10" w:before="0"/>
               <w:ind w:left="120"/>
             </w:pPr>
-            <w:hyperlink w:history="1" r:id="rIdcb2wtwrvqoggiijk_a4ya">
+            <w:hyperlink w:history="1" r:id="rIdd7cu8pejjivjith3d10sl">
               <w:r>
                 <w:rPr>
                   <w:rFonts w:ascii="Arial" w:cs="Arial" w:eastAsia="Arial" w:hAnsi="Arial"/>
@@ -3296,7 +3296,7 @@
             <w:pPr>
               <w:spacing w:after="20" w:before="0"/>
             </w:pPr>
-            <w:hyperlink w:history="1" r:id="rIdl5jyzhrbcx9lztsc3yvta">
+            <w:hyperlink w:history="1" r:id="rIdgo4qpe2deyrbvseggs_zg">
               <w:r>
                 <w:rPr>
                   <w:rFonts w:ascii="Arial" w:cs="Arial" w:eastAsia="Arial" w:hAnsi="Arial"/>
@@ -3329,7 +3329,7 @@
               <w:spacing w:after="10" w:before="0"/>
               <w:ind w:left="120"/>
             </w:pPr>
-            <w:hyperlink w:history="1" r:id="rIdvyklyrirwdhgntb7mkqs2">
+            <w:hyperlink w:history="1" r:id="rId-vtjtpq8bl-u7cmev4sdo">
               <w:r>
                 <w:rPr>
                   <w:rFonts w:ascii="Arial" w:cs="Arial" w:eastAsia="Arial" w:hAnsi="Arial"/>
@@ -3581,7 +3581,7 @@
             <w:pPr>
               <w:spacing w:after="20" w:before="0"/>
             </w:pPr>
-            <w:hyperlink w:history="1" r:id="rIdvc-oh3q_7mmjsvvcfhbzl">
+            <w:hyperlink w:history="1" r:id="rIddkvosbb0m0jq4azbosdn3">
               <w:r>
                 <w:rPr>
                   <w:rFonts w:ascii="Arial" w:cs="Arial" w:eastAsia="Arial" w:hAnsi="Arial"/>
@@ -3614,7 +3614,7 @@
               <w:spacing w:after="10" w:before="0"/>
               <w:ind w:left="120"/>
             </w:pPr>
-            <w:hyperlink w:history="1" r:id="rId8zs5faimwqvx0jp--hkvw">
+            <w:hyperlink w:history="1" r:id="rIdeo62pwemjzmtw0qvye4ke">
               <w:r>
                 <w:rPr>
                   <w:rFonts w:ascii="Arial" w:cs="Arial" w:eastAsia="Arial" w:hAnsi="Arial"/>
@@ -3659,7 +3659,7 @@
             <w:pPr>
               <w:spacing w:after="20" w:before="0"/>
             </w:pPr>
-            <w:hyperlink w:history="1" r:id="rIdh8cs2zxohesjy7v2rva0n">
+            <w:hyperlink w:history="1" r:id="rIdtgxln7sjhhd0mwzxcag3b">
               <w:r>
                 <w:rPr>
                   <w:rFonts w:ascii="Arial" w:cs="Arial" w:eastAsia="Arial" w:hAnsi="Arial"/>
@@ -3692,7 +3692,7 @@
               <w:spacing w:after="10" w:before="0"/>
               <w:ind w:left="120"/>
             </w:pPr>
-            <w:hyperlink w:history="1" r:id="rIdb_lwrln9svo4qceshu_sv">
+            <w:hyperlink w:history="1" r:id="rIdyn8yk_rwdyjn4gk1lorer">
               <w:r>
                 <w:rPr>
                   <w:rFonts w:ascii="Arial" w:cs="Arial" w:eastAsia="Arial" w:hAnsi="Arial"/>
@@ -3963,7 +3963,7 @@
             <w:pPr>
               <w:spacing w:after="20" w:before="0"/>
             </w:pPr>
-            <w:hyperlink w:history="1" r:id="rIdmevtfzsdznbt6-s-jtvgf">
+            <w:hyperlink w:history="1" r:id="rIdmy3ucgdphn6dkbm0gmy2l">
               <w:r>
                 <w:rPr>
                   <w:rFonts w:ascii="Arial" w:cs="Arial" w:eastAsia="Arial" w:hAnsi="Arial"/>
@@ -3996,7 +3996,7 @@
               <w:spacing w:after="10" w:before="0"/>
               <w:ind w:left="120"/>
             </w:pPr>
-            <w:hyperlink w:history="1" r:id="rIdrxxpk2_i0mxvs_kqefzlh">
+            <w:hyperlink w:history="1" r:id="rIdoc9ubq2ih90prfqzgmpwt">
               <w:r>
                 <w:rPr>
                   <w:rFonts w:ascii="Arial" w:cs="Arial" w:eastAsia="Arial" w:hAnsi="Arial"/>
@@ -4041,7 +4041,7 @@
             <w:pPr>
               <w:spacing w:after="20" w:before="0"/>
             </w:pPr>
-            <w:hyperlink w:history="1" r:id="rIduetb12ysdjdjdkx1m0lsx">
+            <w:hyperlink w:history="1" r:id="rIdc-qnti7kgamrdx9qpmzb5">
               <w:r>
                 <w:rPr>
                   <w:rFonts w:ascii="Arial" w:cs="Arial" w:eastAsia="Arial" w:hAnsi="Arial"/>
@@ -4090,7 +4090,7 @@
               <w:spacing w:after="10" w:before="0"/>
               <w:ind w:left="120"/>
             </w:pPr>
-            <w:hyperlink w:history="1" r:id="rIdn3mk--q7hwpzgtjow6piq">
+            <w:hyperlink w:history="1" r:id="rIdbbfn4pmwi3qfmggopgxle">
               <w:r>
                 <w:rPr>
                   <w:rFonts w:ascii="Arial" w:cs="Arial" w:eastAsia="Arial" w:hAnsi="Arial"/>
@@ -4380,7 +4380,7 @@
             <w:pPr>
               <w:spacing w:after="20" w:before="0"/>
             </w:pPr>
-            <w:hyperlink w:history="1" r:id="rIdyams0ckzql8nuvwozejto">
+            <w:hyperlink w:history="1" r:id="rIdbi20v2v_jlmgmel3oqbwo">
               <w:r>
                 <w:rPr>
                   <w:rFonts w:ascii="Arial" w:cs="Arial" w:eastAsia="Arial" w:hAnsi="Arial"/>
@@ -4413,7 +4413,7 @@
               <w:spacing w:after="10" w:before="0"/>
               <w:ind w:left="120"/>
             </w:pPr>
-            <w:hyperlink w:history="1" r:id="rIdupp5liun3gcn5j_k_6to0">
+            <w:hyperlink w:history="1" r:id="rId7fk4_kur9rp0tax7g3csb">
               <w:r>
                 <w:rPr>
                   <w:rFonts w:ascii="Arial" w:cs="Arial" w:eastAsia="Arial" w:hAnsi="Arial"/>
@@ -4458,7 +4458,7 @@
             <w:pPr>
               <w:spacing w:after="20" w:before="0"/>
             </w:pPr>
-            <w:hyperlink w:history="1" r:id="rId4drxtsdiglk0409btxkbi">
+            <w:hyperlink w:history="1" r:id="rIde3pqycd3tbjl3iknl-k4z">
               <w:r>
                 <w:rPr>
                   <w:rFonts w:ascii="Arial" w:cs="Arial" w:eastAsia="Arial" w:hAnsi="Arial"/>
@@ -4507,7 +4507,7 @@
               <w:spacing w:after="10" w:before="0"/>
               <w:ind w:left="120"/>
             </w:pPr>
-            <w:hyperlink w:history="1" r:id="rIduwdnu3nkectrefjbqc84t">
+            <w:hyperlink w:history="1" r:id="rIdx06wjs2l-x-zm6qsqyyja">
               <w:r>
                 <w:rPr>
                   <w:rFonts w:ascii="Arial" w:cs="Arial" w:eastAsia="Arial" w:hAnsi="Arial"/>
@@ -4778,7 +4778,7 @@
             <w:pPr>
               <w:spacing w:after="20" w:before="0"/>
             </w:pPr>
-            <w:hyperlink w:history="1" r:id="rId36hib6ssdv7yafqoos0wo">
+            <w:hyperlink w:history="1" r:id="rIduedhrq6mdwgx15ixj0tm7">
               <w:r>
                 <w:rPr>
                   <w:rFonts w:ascii="Arial" w:cs="Arial" w:eastAsia="Arial" w:hAnsi="Arial"/>
@@ -4811,7 +4811,7 @@
               <w:spacing w:after="10" w:before="0"/>
               <w:ind w:left="120"/>
             </w:pPr>
-            <w:hyperlink w:history="1" r:id="rIdm05gfx6ibblve4w-ttest">
+            <w:hyperlink w:history="1" r:id="rIddtetogxcmn6rmiqwsrzbq">
               <w:r>
                 <w:rPr>
                   <w:rFonts w:ascii="Arial" w:cs="Arial" w:eastAsia="Arial" w:hAnsi="Arial"/>
@@ -4856,7 +4856,7 @@
             <w:pPr>
               <w:spacing w:after="20" w:before="0"/>
             </w:pPr>
-            <w:hyperlink w:history="1" r:id="rIds4xdzbnxef9ewxjmdy5bu">
+            <w:hyperlink w:history="1" r:id="rId0iubfjg-0y69ovvdu1yvi">
               <w:r>
                 <w:rPr>
                   <w:rFonts w:ascii="Arial" w:cs="Arial" w:eastAsia="Arial" w:hAnsi="Arial"/>
@@ -4905,7 +4905,7 @@
               <w:spacing w:after="10" w:before="0"/>
               <w:ind w:left="120"/>
             </w:pPr>
-            <w:hyperlink w:history="1" r:id="rId0cphdensrh9vvfhbku63j">
+            <w:hyperlink w:history="1" r:id="rIdwnr5lw9jsra-egpv-_lhl">
               <w:r>
                 <w:rPr>
                   <w:rFonts w:ascii="Arial" w:cs="Arial" w:eastAsia="Arial" w:hAnsi="Arial"/>
@@ -5493,7 +5493,7 @@
         </w:rPr>
         <w:t xml:space="preserve">© 2026 SeaVuria and ARES. Aligned with KICD objectives. Developed by SeaVuria; technical implementation by ARES (with AI assistance from Claude). Licensed under </w:t>
       </w:r>
-      <w:hyperlink w:history="1" r:id="rIdqnkvrt_ixeu82k_xdzpo9">
+      <w:hyperlink w:history="1" r:id="rIdhai1bsep17yy3zwbqvl1e">
         <w:r>
           <w:rPr>
             <w:rFonts w:ascii="Arial" w:cs="Arial" w:eastAsia="Arial" w:hAnsi="Arial"/>
@@ -5514,7 +5514,7 @@
         </w:rPr>
         <w:t xml:space="preserve"> (</w:t>
       </w:r>
-      <w:hyperlink w:history="1" r:id="rId550rhaqum2ux981fkdqo_">
+      <w:hyperlink w:history="1" r:id="rIdf1jkpxw3rst8k5eo9ahm2">
         <w:r>
           <w:rPr>
             <w:rFonts w:ascii="Arial" w:cs="Arial" w:eastAsia="Arial" w:hAnsi="Arial"/>
@@ -6527,7 +6527,7 @@
             <w:pPr>
               <w:spacing w:after="20" w:before="0"/>
             </w:pPr>
-            <w:hyperlink w:history="1" r:id="rIdgf9vucenljd-dclgpzaed">
+            <w:hyperlink w:history="1" r:id="rIdh7m24-g4makdsgogupfd5">
               <w:r>
                 <w:rPr>
                   <w:rFonts w:ascii="Arial" w:cs="Arial" w:eastAsia="Arial" w:hAnsi="Arial"/>
@@ -6560,7 +6560,7 @@
               <w:spacing w:after="10" w:before="0"/>
               <w:ind w:left="120"/>
             </w:pPr>
-            <w:hyperlink w:history="1" r:id="rIdojnlm8tisxn9zhuztdrfy">
+            <w:hyperlink w:history="1" r:id="rIdzsg7g7huk0zdzodluzxku">
               <w:r>
                 <w:rPr>
                   <w:rFonts w:ascii="Arial" w:cs="Arial" w:eastAsia="Arial" w:hAnsi="Arial"/>
@@ -6605,7 +6605,7 @@
             <w:pPr>
               <w:spacing w:after="20" w:before="0"/>
             </w:pPr>
-            <w:hyperlink w:history="1" r:id="rIdhyz6xxoq14lkquvdfqwoc">
+            <w:hyperlink w:history="1" r:id="rIds4-nawg8m95x_3z_mx3yl">
               <w:r>
                 <w:rPr>
                   <w:rFonts w:ascii="Arial" w:cs="Arial" w:eastAsia="Arial" w:hAnsi="Arial"/>
@@ -6638,7 +6638,7 @@
               <w:spacing w:after="10" w:before="0"/>
               <w:ind w:left="120"/>
             </w:pPr>
-            <w:hyperlink w:history="1" r:id="rId0y725kqd2ykqel5dsn9mf">
+            <w:hyperlink w:history="1" r:id="rIdtsmy7s9zki0fk655vdhvk">
               <w:r>
                 <w:rPr>
                   <w:rFonts w:ascii="Arial" w:cs="Arial" w:eastAsia="Arial" w:hAnsi="Arial"/>
@@ -7122,7 +7122,7 @@
             <w:pPr>
               <w:spacing w:after="20" w:before="0"/>
             </w:pPr>
-            <w:hyperlink w:history="1" r:id="rIds0apqimmozfnl4v496u73">
+            <w:hyperlink w:history="1" r:id="rIdcpd1m5xcfo9r5gp-jzmbc">
               <w:r>
                 <w:rPr>
                   <w:rFonts w:ascii="Arial" w:cs="Arial" w:eastAsia="Arial" w:hAnsi="Arial"/>
@@ -7155,7 +7155,7 @@
               <w:spacing w:after="10" w:before="0"/>
               <w:ind w:left="120"/>
             </w:pPr>
-            <w:hyperlink w:history="1" r:id="rIdb0e17tvc_v37hq8gezylk">
+            <w:hyperlink w:history="1" r:id="rId1cdfz6xpzd1zo1wzcxygm">
               <w:r>
                 <w:rPr>
                   <w:rFonts w:ascii="Arial" w:cs="Arial" w:eastAsia="Arial" w:hAnsi="Arial"/>
@@ -7200,7 +7200,7 @@
             <w:pPr>
               <w:spacing w:after="20" w:before="0"/>
             </w:pPr>
-            <w:hyperlink w:history="1" r:id="rId8xcpcz2lfyk3abcd8bowg">
+            <w:hyperlink w:history="1" r:id="rIdmokjwr5_ovhycohub9jl7">
               <w:r>
                 <w:rPr>
                   <w:rFonts w:ascii="Arial" w:cs="Arial" w:eastAsia="Arial" w:hAnsi="Arial"/>
@@ -7233,7 +7233,7 @@
               <w:spacing w:after="10" w:before="0"/>
               <w:ind w:left="120"/>
             </w:pPr>
-            <w:hyperlink w:history="1" r:id="rIdeebqgp2ulxby4lvncemzc">
+            <w:hyperlink w:history="1" r:id="rIdfva3vivvmsyr3arnmy621">
               <w:r>
                 <w:rPr>
                   <w:rFonts w:ascii="Arial" w:cs="Arial" w:eastAsia="Arial" w:hAnsi="Arial"/>
@@ -7776,7 +7776,7 @@
             <w:pPr>
               <w:spacing w:after="20" w:before="0"/>
             </w:pPr>
-            <w:hyperlink w:history="1" r:id="rIdbbfn6zaqugqlywe4jl-ef">
+            <w:hyperlink w:history="1" r:id="rIdzeyg4fjo2hfp3of2qaxf1">
               <w:r>
                 <w:rPr>
                   <w:rFonts w:ascii="Arial" w:cs="Arial" w:eastAsia="Arial" w:hAnsi="Arial"/>
@@ -7825,7 +7825,7 @@
               <w:spacing w:after="10" w:before="0"/>
               <w:ind w:left="120"/>
             </w:pPr>
-            <w:hyperlink w:history="1" r:id="rIdj50ffpqhj9bc_av-fxtp2">
+            <w:hyperlink w:history="1" r:id="rIdawmg5rqvphmqboypy8r4o">
               <w:r>
                 <w:rPr>
                   <w:rFonts w:ascii="Arial" w:cs="Arial" w:eastAsia="Arial" w:hAnsi="Arial"/>
@@ -7870,7 +7870,7 @@
             <w:pPr>
               <w:spacing w:after="20" w:before="0"/>
             </w:pPr>
-            <w:hyperlink w:history="1" r:id="rIdnyjwczc13-m12kn94ngv9">
+            <w:hyperlink w:history="1" r:id="rIdtx_bog8dkqgrfzco1g2yd">
               <w:r>
                 <w:rPr>
                   <w:rFonts w:ascii="Arial" w:cs="Arial" w:eastAsia="Arial" w:hAnsi="Arial"/>
@@ -7919,7 +7919,7 @@
               <w:spacing w:after="10" w:before="0"/>
               <w:ind w:left="120"/>
             </w:pPr>
-            <w:hyperlink w:history="1" r:id="rIdwwy3ckpxdjj_l_xrzo3rx">
+            <w:hyperlink w:history="1" r:id="rId_kv-zsi13alyeqdbqeqbi">
               <w:r>
                 <w:rPr>
                   <w:rFonts w:ascii="Arial" w:cs="Arial" w:eastAsia="Arial" w:hAnsi="Arial"/>
@@ -8437,7 +8437,7 @@
             <w:pPr>
               <w:spacing w:after="20" w:before="0"/>
             </w:pPr>
-            <w:hyperlink w:history="1" r:id="rIdjd1_xvd1d2tjfpjwcnldx">
+            <w:hyperlink w:history="1" r:id="rIdqqx_dt1ow56d1zqxzcwbc">
               <w:r>
                 <w:rPr>
                   <w:rFonts w:ascii="Arial" w:cs="Arial" w:eastAsia="Arial" w:hAnsi="Arial"/>
@@ -8486,7 +8486,7 @@
               <w:spacing w:after="10" w:before="0"/>
               <w:ind w:left="120"/>
             </w:pPr>
-            <w:hyperlink w:history="1" r:id="rIdrnn29rsqzurfwwxcku56u">
+            <w:hyperlink w:history="1" r:id="rIdwlciguegnpvtzz6lhhmjy">
               <w:r>
                 <w:rPr>
                   <w:rFonts w:ascii="Arial" w:cs="Arial" w:eastAsia="Arial" w:hAnsi="Arial"/>
@@ -8531,7 +8531,7 @@
             <w:pPr>
               <w:spacing w:after="20" w:before="0"/>
             </w:pPr>
-            <w:hyperlink w:history="1" r:id="rId6o3cwrennvwsvync5b3bs">
+            <w:hyperlink w:history="1" r:id="rIdfygfcfkmruwt72ngbevg7">
               <w:r>
                 <w:rPr>
                   <w:rFonts w:ascii="Arial" w:cs="Arial" w:eastAsia="Arial" w:hAnsi="Arial"/>
@@ -8580,7 +8580,7 @@
               <w:spacing w:after="10" w:before="0"/>
               <w:ind w:left="120"/>
             </w:pPr>
-            <w:hyperlink w:history="1" r:id="rIdmg21wmmskbh8yplrnwt_u">
+            <w:hyperlink w:history="1" r:id="rIdfaux8wy6jq-p4ar8qb2vd">
               <w:r>
                 <w:rPr>
                   <w:rFonts w:ascii="Arial" w:cs="Arial" w:eastAsia="Arial" w:hAnsi="Arial"/>
@@ -8929,7 +8929,7 @@
             <w:pPr>
               <w:spacing w:after="20" w:before="0"/>
             </w:pPr>
-            <w:hyperlink w:history="1" r:id="rIdz2zs63fsme5vsn65xrhxg">
+            <w:hyperlink w:history="1" r:id="rIdrhp_eo_0b1x_kwemzey5i">
               <w:r>
                 <w:rPr>
                   <w:rFonts w:ascii="Arial" w:cs="Arial" w:eastAsia="Arial" w:hAnsi="Arial"/>
@@ -8978,7 +8978,7 @@
               <w:spacing w:after="10" w:before="0"/>
               <w:ind w:left="120"/>
             </w:pPr>
-            <w:hyperlink w:history="1" r:id="rIdowhnms7zelz1wombajgwi">
+            <w:hyperlink w:history="1" r:id="rIdgdwby5h_ju9ydenwaseqo">
               <w:r>
                 <w:rPr>
                   <w:rFonts w:ascii="Arial" w:cs="Arial" w:eastAsia="Arial" w:hAnsi="Arial"/>
@@ -9023,7 +9023,7 @@
             <w:pPr>
               <w:spacing w:after="20" w:before="0"/>
             </w:pPr>
-            <w:hyperlink w:history="1" r:id="rIdkfn6dj-p4wwukffgjduii">
+            <w:hyperlink w:history="1" r:id="rIdbrjvvr7hvac832-ylhkwj">
               <w:r>
                 <w:rPr>
                   <w:rFonts w:ascii="Arial" w:cs="Arial" w:eastAsia="Arial" w:hAnsi="Arial"/>
@@ -9072,7 +9072,7 @@
               <w:spacing w:after="10" w:before="0"/>
               <w:ind w:left="120"/>
             </w:pPr>
-            <w:hyperlink w:history="1" r:id="rIdgzrtrudamgmvqzpzoizvy">
+            <w:hyperlink w:history="1" r:id="rIdg_yomejdo-2ccitggjox-">
               <w:r>
                 <w:rPr>
                   <w:rFonts w:ascii="Arial" w:cs="Arial" w:eastAsia="Arial" w:hAnsi="Arial"/>
@@ -9983,7 +9983,7 @@
         </w:rPr>
         <w:t xml:space="preserve">© 2026 SeaVuria and ARES. Aligned with KICD objectives. Developed by SeaVuria; technical implementation by ARES (with AI assistance from Claude). Licensed under </w:t>
       </w:r>
-      <w:hyperlink w:history="1" r:id="rIdxu9ch-jnjm5couvn6sdwm">
+      <w:hyperlink w:history="1" r:id="rIdmrywk2dwu1o7830qww-rk">
         <w:r>
           <w:rPr>
             <w:rFonts w:ascii="Arial" w:cs="Arial" w:eastAsia="Arial" w:hAnsi="Arial"/>
@@ -10004,7 +10004,7 @@
         </w:rPr>
         <w:t xml:space="preserve"> (</w:t>
       </w:r>
-      <w:hyperlink w:history="1" r:id="rIdxyp1zvzou1xv902jtnlgu">
+      <w:hyperlink w:history="1" r:id="rIdawbxdnrunmvmhyk3icl-j">
         <w:r>
           <w:rPr>
             <w:rFonts w:ascii="Arial" w:cs="Arial" w:eastAsia="Arial" w:hAnsi="Arial"/>
@@ -11017,7 +11017,7 @@
             <w:pPr>
               <w:spacing w:after="20" w:before="0"/>
             </w:pPr>
-            <w:hyperlink w:history="1" r:id="rIddxgzzvlsx0jpw5ccbmue8">
+            <w:hyperlink w:history="1" r:id="rIdlnule5n3eggahgpogv5xa">
               <w:r>
                 <w:rPr>
                   <w:rFonts w:ascii="Arial" w:cs="Arial" w:eastAsia="Arial" w:hAnsi="Arial"/>
@@ -11050,7 +11050,7 @@
               <w:spacing w:after="10" w:before="0"/>
               <w:ind w:left="120"/>
             </w:pPr>
-            <w:hyperlink w:history="1" r:id="rId_ynnrcn_nbmkquacapjpw">
+            <w:hyperlink w:history="1" r:id="rIddv-qjpkh7vjdo25al5zts">
               <w:r>
                 <w:rPr>
                   <w:rFonts w:ascii="Arial" w:cs="Arial" w:eastAsia="Arial" w:hAnsi="Arial"/>
@@ -11095,7 +11095,7 @@
             <w:pPr>
               <w:spacing w:after="20" w:before="0"/>
             </w:pPr>
-            <w:hyperlink w:history="1" r:id="rIdlzkmesxmy3tto8yna7k6g">
+            <w:hyperlink w:history="1" r:id="rId0k6eb0ufdc1fqtrtnkbwo">
               <w:r>
                 <w:rPr>
                   <w:rFonts w:ascii="Arial" w:cs="Arial" w:eastAsia="Arial" w:hAnsi="Arial"/>
@@ -11128,7 +11128,7 @@
               <w:spacing w:after="10" w:before="0"/>
               <w:ind w:left="120"/>
             </w:pPr>
-            <w:hyperlink w:history="1" r:id="rIdjveykvplbnd8ssqkytizi">
+            <w:hyperlink w:history="1" r:id="rIdzslgzl2tevkbl4myh6fkg">
               <w:r>
                 <w:rPr>
                   <w:rFonts w:ascii="Arial" w:cs="Arial" w:eastAsia="Arial" w:hAnsi="Arial"/>
@@ -11323,7 +11323,7 @@
             <w:pPr>
               <w:spacing w:after="20" w:before="0"/>
             </w:pPr>
-            <w:hyperlink w:history="1" r:id="rIdwndpljf2vslbrlldtlmhr">
+            <w:hyperlink w:history="1" r:id="rIdekpgstmm8oanbzy5g9iwe">
               <w:r>
                 <w:rPr>
                   <w:rFonts w:ascii="Arial" w:cs="Arial" w:eastAsia="Arial" w:hAnsi="Arial"/>
@@ -11356,7 +11356,7 @@
               <w:spacing w:after="10" w:before="0"/>
               <w:ind w:left="120"/>
             </w:pPr>
-            <w:hyperlink w:history="1" r:id="rId6fsptur-gmrvezeq4i3ab">
+            <w:hyperlink w:history="1" r:id="rIdsdztgzmrdvyekqpx667wa">
               <w:r>
                 <w:rPr>
                   <w:rFonts w:ascii="Arial" w:cs="Arial" w:eastAsia="Arial" w:hAnsi="Arial"/>
@@ -11401,7 +11401,7 @@
             <w:pPr>
               <w:spacing w:after="20" w:before="0"/>
             </w:pPr>
-            <w:hyperlink w:history="1" r:id="rIdsa5haq2a2o4gudsem7vsl">
+            <w:hyperlink w:history="1" r:id="rIdxdjiza8kuzpnrkql9gmjf">
               <w:r>
                 <w:rPr>
                   <w:rFonts w:ascii="Arial" w:cs="Arial" w:eastAsia="Arial" w:hAnsi="Arial"/>
@@ -11434,7 +11434,7 @@
               <w:spacing w:after="10" w:before="0"/>
               <w:ind w:left="120"/>
             </w:pPr>
-            <w:hyperlink w:history="1" r:id="rIdvq-el0aqk4x8xi3rhzhyy">
+            <w:hyperlink w:history="1" r:id="rIdkqu4jku9htydjsczqpfa_">
               <w:r>
                 <w:rPr>
                   <w:rFonts w:ascii="Arial" w:cs="Arial" w:eastAsia="Arial" w:hAnsi="Arial"/>
@@ -11629,7 +11629,7 @@
             <w:pPr>
               <w:spacing w:after="20" w:before="0"/>
             </w:pPr>
-            <w:hyperlink w:history="1" r:id="rIdje4h8jkq2cwrduyccythr">
+            <w:hyperlink w:history="1" r:id="rIdonqy9bxqpohnp4h_js3vq">
               <w:r>
                 <w:rPr>
                   <w:rFonts w:ascii="Arial" w:cs="Arial" w:eastAsia="Arial" w:hAnsi="Arial"/>
@@ -11662,7 +11662,7 @@
               <w:spacing w:after="10" w:before="0"/>
               <w:ind w:left="120"/>
             </w:pPr>
-            <w:hyperlink w:history="1" r:id="rIds28vffk1qahekkxhdjnd3">
+            <w:hyperlink w:history="1" r:id="rIdxwxrjtlbvaif7of8nybyz">
               <w:r>
                 <w:rPr>
                   <w:rFonts w:ascii="Arial" w:cs="Arial" w:eastAsia="Arial" w:hAnsi="Arial"/>
@@ -11707,7 +11707,7 @@
             <w:pPr>
               <w:spacing w:after="20" w:before="0"/>
             </w:pPr>
-            <w:hyperlink w:history="1" r:id="rIdl32eo8nbvteu9h4mu1bi8">
+            <w:hyperlink w:history="1" r:id="rIdq0f1nbvg89oyjuqyfq_ye">
               <w:r>
                 <w:rPr>
                   <w:rFonts w:ascii="Arial" w:cs="Arial" w:eastAsia="Arial" w:hAnsi="Arial"/>
@@ -11756,7 +11756,7 @@
               <w:spacing w:after="10" w:before="0"/>
               <w:ind w:left="120"/>
             </w:pPr>
-            <w:hyperlink w:history="1" r:id="rIdmzask6eqmpsks8kfwtyqq">
+            <w:hyperlink w:history="1" r:id="rIdgqf86piyew4fzrzbjhg65">
               <w:r>
                 <w:rPr>
                   <w:rFonts w:ascii="Arial" w:cs="Arial" w:eastAsia="Arial" w:hAnsi="Arial"/>
@@ -11951,7 +11951,7 @@
             <w:pPr>
               <w:spacing w:after="20" w:before="0"/>
             </w:pPr>
-            <w:hyperlink w:history="1" r:id="rId31ahvhvmm-yusvdrxh8bt">
+            <w:hyperlink w:history="1" r:id="rIdz55orq7h69gjnntppyqzr">
               <w:r>
                 <w:rPr>
                   <w:rFonts w:ascii="Arial" w:cs="Arial" w:eastAsia="Arial" w:hAnsi="Arial"/>
@@ -11984,7 +11984,7 @@
               <w:spacing w:after="10" w:before="0"/>
               <w:ind w:left="120"/>
             </w:pPr>
-            <w:hyperlink w:history="1" r:id="rIdmf13v4sqva1nxocirwp1-">
+            <w:hyperlink w:history="1" r:id="rIdogxscdxzffeuqectdsrcm">
               <w:r>
                 <w:rPr>
                   <w:rFonts w:ascii="Arial" w:cs="Arial" w:eastAsia="Arial" w:hAnsi="Arial"/>
@@ -12029,7 +12029,7 @@
             <w:pPr>
               <w:spacing w:after="20" w:before="0"/>
             </w:pPr>
-            <w:hyperlink w:history="1" r:id="rIdknvua1zqy1xlg1ecvrpnf">
+            <w:hyperlink w:history="1" r:id="rIdmwu7sy4mxrsnid2pt77m1">
               <w:r>
                 <w:rPr>
                   <w:rFonts w:ascii="Arial" w:cs="Arial" w:eastAsia="Arial" w:hAnsi="Arial"/>
@@ -12078,7 +12078,7 @@
               <w:spacing w:after="10" w:before="0"/>
               <w:ind w:left="120"/>
             </w:pPr>
-            <w:hyperlink w:history="1" r:id="rIdjlafhycaizcrxi7chxvpy">
+            <w:hyperlink w:history="1" r:id="rIdmo3ztwtjzpwb-acog2vc7">
               <w:r>
                 <w:rPr>
                   <w:rFonts w:ascii="Arial" w:cs="Arial" w:eastAsia="Arial" w:hAnsi="Arial"/>
@@ -12273,7 +12273,7 @@
             <w:pPr>
               <w:spacing w:after="20" w:before="0"/>
             </w:pPr>
-            <w:hyperlink w:history="1" r:id="rIdjgdvondgjyufvci0woope">
+            <w:hyperlink w:history="1" r:id="rIdvhkrndkcloewaya6arwth">
               <w:r>
                 <w:rPr>
                   <w:rFonts w:ascii="Arial" w:cs="Arial" w:eastAsia="Arial" w:hAnsi="Arial"/>
@@ -12322,7 +12322,7 @@
               <w:spacing w:after="10" w:before="0"/>
               <w:ind w:left="120"/>
             </w:pPr>
-            <w:hyperlink w:history="1" r:id="rId6wzpr89r74orqsu6mnzbd">
+            <w:hyperlink w:history="1" r:id="rIdfuilytzpkoggwiypu7luu">
               <w:r>
                 <w:rPr>
                   <w:rFonts w:ascii="Arial" w:cs="Arial" w:eastAsia="Arial" w:hAnsi="Arial"/>
@@ -12367,7 +12367,7 @@
             <w:pPr>
               <w:spacing w:after="20" w:before="0"/>
             </w:pPr>
-            <w:hyperlink w:history="1" r:id="rIdntubttedzenlkbdrxqh2h">
+            <w:hyperlink w:history="1" r:id="rIdqfckmjz1fcrlauzbdy8eu">
               <w:r>
                 <w:rPr>
                   <w:rFonts w:ascii="Arial" w:cs="Arial" w:eastAsia="Arial" w:hAnsi="Arial"/>
@@ -12416,7 +12416,7 @@
               <w:spacing w:after="10" w:before="0"/>
               <w:ind w:left="120"/>
             </w:pPr>
-            <w:hyperlink w:history="1" r:id="rId6pfzvh8eflf2gqwc1njal">
+            <w:hyperlink w:history="1" r:id="rIdxr0dhbevngmpyb7ywphpk">
               <w:r>
                 <w:rPr>
                   <w:rFonts w:ascii="Arial" w:cs="Arial" w:eastAsia="Arial" w:hAnsi="Arial"/>
@@ -13023,7 +13023,7 @@
         </w:rPr>
         <w:t xml:space="preserve">© 2026 SeaVuria and ARES. Aligned with KICD objectives. Developed by SeaVuria; technical implementation by ARES (with AI assistance from Claude). Licensed under </w:t>
       </w:r>
-      <w:hyperlink w:history="1" r:id="rId4n7-2bmivcxwwu4_ehad3">
+      <w:hyperlink w:history="1" r:id="rId8v6jg5bphuxu3nkmk4i5t">
         <w:r>
           <w:rPr>
             <w:rFonts w:ascii="Arial" w:cs="Arial" w:eastAsia="Arial" w:hAnsi="Arial"/>
@@ -13044,7 +13044,7 @@
         </w:rPr>
         <w:t xml:space="preserve"> (</w:t>
       </w:r>
-      <w:hyperlink w:history="1" r:id="rIdytcnu1mhd0fitt979twro">
+      <w:hyperlink w:history="1" r:id="rIdf6m0znj4aqnoazpeikgcl">
         <w:r>
           <w:rPr>
             <w:rFonts w:ascii="Arial" w:cs="Arial" w:eastAsia="Arial" w:hAnsi="Arial"/>
@@ -14057,7 +14057,7 @@
             <w:pPr>
               <w:spacing w:after="20" w:before="0"/>
             </w:pPr>
-            <w:hyperlink w:history="1" r:id="rIdny6nt_v87wev218yjb7ya">
+            <w:hyperlink w:history="1" r:id="rIdlqxk_xd5rdu7atdmzuk_c">
               <w:r>
                 <w:rPr>
                   <w:rFonts w:ascii="Arial" w:cs="Arial" w:eastAsia="Arial" w:hAnsi="Arial"/>
@@ -14090,7 +14090,7 @@
               <w:spacing w:after="10" w:before="0"/>
               <w:ind w:left="120"/>
             </w:pPr>
-            <w:hyperlink w:history="1" r:id="rIdqzaiskdryp4xsxacyuuw7">
+            <w:hyperlink w:history="1" r:id="rIdh4m55au58iyumxdiaemyu">
               <w:r>
                 <w:rPr>
                   <w:rFonts w:ascii="Arial" w:cs="Arial" w:eastAsia="Arial" w:hAnsi="Arial"/>
@@ -14135,7 +14135,7 @@
             <w:pPr>
               <w:spacing w:after="20" w:before="0"/>
             </w:pPr>
-            <w:hyperlink w:history="1" r:id="rIdrs5wwo3ajwyqz9jm-jngl">
+            <w:hyperlink w:history="1" r:id="rIda8dwc5szyflnibrofuq_k">
               <w:r>
                 <w:rPr>
                   <w:rFonts w:ascii="Arial" w:cs="Arial" w:eastAsia="Arial" w:hAnsi="Arial"/>
@@ -14168,7 +14168,7 @@
               <w:spacing w:after="10" w:before="0"/>
               <w:ind w:left="120"/>
             </w:pPr>
-            <w:hyperlink w:history="1" r:id="rIdnkohl6vat1dhivnuprfrd">
+            <w:hyperlink w:history="1" r:id="rIdygezkmbs1r9wx1uulxeyq">
               <w:r>
                 <w:rPr>
                   <w:rFonts w:ascii="Arial" w:cs="Arial" w:eastAsia="Arial" w:hAnsi="Arial"/>
@@ -14363,7 +14363,7 @@
             <w:pPr>
               <w:spacing w:after="20" w:before="0"/>
             </w:pPr>
-            <w:hyperlink w:history="1" r:id="rIdcl8r5fysu5j6v1aieky9g">
+            <w:hyperlink w:history="1" r:id="rIdctee9umafbucitr8p0sff">
               <w:r>
                 <w:rPr>
                   <w:rFonts w:ascii="Arial" w:cs="Arial" w:eastAsia="Arial" w:hAnsi="Arial"/>
@@ -14396,7 +14396,7 @@
               <w:spacing w:after="10" w:before="0"/>
               <w:ind w:left="120"/>
             </w:pPr>
-            <w:hyperlink w:history="1" r:id="rIdkmubi0unm5pl2kia2mv2g">
+            <w:hyperlink w:history="1" r:id="rIdxfhutk-radgr20sk3y01f">
               <w:r>
                 <w:rPr>
                   <w:rFonts w:ascii="Arial" w:cs="Arial" w:eastAsia="Arial" w:hAnsi="Arial"/>
@@ -14441,7 +14441,7 @@
             <w:pPr>
               <w:spacing w:after="20" w:before="0"/>
             </w:pPr>
-            <w:hyperlink w:history="1" r:id="rId6xjhsd1epccsfzq2id34g">
+            <w:hyperlink w:history="1" r:id="rIdymz1cutiyymnd7yrl2lvl">
               <w:r>
                 <w:rPr>
                   <w:rFonts w:ascii="Arial" w:cs="Arial" w:eastAsia="Arial" w:hAnsi="Arial"/>
@@ -14474,7 +14474,7 @@
               <w:spacing w:after="10" w:before="0"/>
               <w:ind w:left="120"/>
             </w:pPr>
-            <w:hyperlink w:history="1" r:id="rIdcaodrhgkoedmwz0udor5y">
+            <w:hyperlink w:history="1" r:id="rIdt6tvxyuvczgmrovqr1wjr">
               <w:r>
                 <w:rPr>
                   <w:rFonts w:ascii="Arial" w:cs="Arial" w:eastAsia="Arial" w:hAnsi="Arial"/>
@@ -14669,7 +14669,7 @@
             <w:pPr>
               <w:spacing w:after="20" w:before="0"/>
             </w:pPr>
-            <w:hyperlink w:history="1" r:id="rIdrperimaw8ocvnponissfe">
+            <w:hyperlink w:history="1" r:id="rId2ujrvtn1ps9ozqrewkqma">
               <w:r>
                 <w:rPr>
                   <w:rFonts w:ascii="Arial" w:cs="Arial" w:eastAsia="Arial" w:hAnsi="Arial"/>
@@ -14702,7 +14702,7 @@
               <w:spacing w:after="10" w:before="0"/>
               <w:ind w:left="120"/>
             </w:pPr>
-            <w:hyperlink w:history="1" r:id="rIdujouwlpie8un7f2ippvpk">
+            <w:hyperlink w:history="1" r:id="rIdbpixgiul0becobbsjpqdv">
               <w:r>
                 <w:rPr>
                   <w:rFonts w:ascii="Arial" w:cs="Arial" w:eastAsia="Arial" w:hAnsi="Arial"/>
@@ -14747,7 +14747,7 @@
             <w:pPr>
               <w:spacing w:after="20" w:before="0"/>
             </w:pPr>
-            <w:hyperlink w:history="1" r:id="rIduxbx5rxh0i3lybrsb5oxa">
+            <w:hyperlink w:history="1" r:id="rIdad8rhxsy06smgir9ta-ym">
               <w:r>
                 <w:rPr>
                   <w:rFonts w:ascii="Arial" w:cs="Arial" w:eastAsia="Arial" w:hAnsi="Arial"/>
@@ -14780,7 +14780,7 @@
               <w:spacing w:after="10" w:before="0"/>
               <w:ind w:left="120"/>
             </w:pPr>
-            <w:hyperlink w:history="1" r:id="rId3yodhxrsynjc1k_u7cmou">
+            <w:hyperlink w:history="1" r:id="rIdlaa5ccftevar_e0vzft1k">
               <w:r>
                 <w:rPr>
                   <w:rFonts w:ascii="Arial" w:cs="Arial" w:eastAsia="Arial" w:hAnsi="Arial"/>
@@ -14975,7 +14975,7 @@
             <w:pPr>
               <w:spacing w:after="20" w:before="0"/>
             </w:pPr>
-            <w:hyperlink w:history="1" r:id="rIdvs-jhlkg09hdnr6iwteim">
+            <w:hyperlink w:history="1" r:id="rIdtszlyijvyrzgvy2v4q4io">
               <w:r>
                 <w:rPr>
                   <w:rFonts w:ascii="Arial" w:cs="Arial" w:eastAsia="Arial" w:hAnsi="Arial"/>
@@ -15008,7 +15008,7 @@
               <w:spacing w:after="10" w:before="0"/>
               <w:ind w:left="120"/>
             </w:pPr>
-            <w:hyperlink w:history="1" r:id="rIdiorjtwtoqnkpfw71i6af0">
+            <w:hyperlink w:history="1" r:id="rIdazomtzyxlnhkjtdenhr6l">
               <w:r>
                 <w:rPr>
                   <w:rFonts w:ascii="Arial" w:cs="Arial" w:eastAsia="Arial" w:hAnsi="Arial"/>
@@ -15053,7 +15053,7 @@
             <w:pPr>
               <w:spacing w:after="20" w:before="0"/>
             </w:pPr>
-            <w:hyperlink w:history="1" r:id="rIdx8zevgzo_d9geoplsvd5h">
+            <w:hyperlink w:history="1" r:id="rIdurzckvmfke6tgh3tlbvua">
               <w:r>
                 <w:rPr>
                   <w:rFonts w:ascii="Arial" w:cs="Arial" w:eastAsia="Arial" w:hAnsi="Arial"/>
@@ -15086,7 +15086,7 @@
               <w:spacing w:after="10" w:before="0"/>
               <w:ind w:left="120"/>
             </w:pPr>
-            <w:hyperlink w:history="1" r:id="rIdkqhkmppw_yjmqq7n1o-ra">
+            <w:hyperlink w:history="1" r:id="rIdiiiyim2ytqcftvxorgrz_">
               <w:r>
                 <w:rPr>
                   <w:rFonts w:ascii="Arial" w:cs="Arial" w:eastAsia="Arial" w:hAnsi="Arial"/>
@@ -15281,7 +15281,7 @@
             <w:pPr>
               <w:spacing w:after="20" w:before="0"/>
             </w:pPr>
-            <w:hyperlink w:history="1" r:id="rIdqbctko0a_m-w3n7tlggve">
+            <w:hyperlink w:history="1" r:id="rIdljcp55qwb5hbl2wydvglf">
               <w:r>
                 <w:rPr>
                   <w:rFonts w:ascii="Arial" w:cs="Arial" w:eastAsia="Arial" w:hAnsi="Arial"/>
@@ -15314,7 +15314,7 @@
               <w:spacing w:after="10" w:before="0"/>
               <w:ind w:left="120"/>
             </w:pPr>
-            <w:hyperlink w:history="1" r:id="rIdzudir1gkjbpcluwmvik0f">
+            <w:hyperlink w:history="1" r:id="rIdn1_bh0szo2nr2nqtvb_ky">
               <w:r>
                 <w:rPr>
                   <w:rFonts w:ascii="Arial" w:cs="Arial" w:eastAsia="Arial" w:hAnsi="Arial"/>
@@ -15359,7 +15359,7 @@
             <w:pPr>
               <w:spacing w:after="20" w:before="0"/>
             </w:pPr>
-            <w:hyperlink w:history="1" r:id="rIddagscy0eao_4dt6fkwfg4">
+            <w:hyperlink w:history="1" r:id="rIdzfimid43kil8aynywi4ou">
               <w:r>
                 <w:rPr>
                   <w:rFonts w:ascii="Arial" w:cs="Arial" w:eastAsia="Arial" w:hAnsi="Arial"/>
@@ -15392,7 +15392,7 @@
               <w:spacing w:after="10" w:before="0"/>
               <w:ind w:left="120"/>
             </w:pPr>
-            <w:hyperlink w:history="1" r:id="rIdwgb3zgvyx9ik5pc90ajix">
+            <w:hyperlink w:history="1" r:id="rIdvbha0zosen5ffdv11ej-n">
               <w:r>
                 <w:rPr>
                   <w:rFonts w:ascii="Arial" w:cs="Arial" w:eastAsia="Arial" w:hAnsi="Arial"/>
@@ -16037,7 +16037,7 @@
         </w:rPr>
         <w:t xml:space="preserve">© 2026 SeaVuria and ARES. Aligned with KICD objectives. Developed by SeaVuria; technical implementation by ARES (with AI assistance from Claude). Licensed under </w:t>
       </w:r>
-      <w:hyperlink w:history="1" r:id="rIdajkdevlsyrcepccccfwgv">
+      <w:hyperlink w:history="1" r:id="rIdksrhn740pifczv-ydazql">
         <w:r>
           <w:rPr>
             <w:rFonts w:ascii="Arial" w:cs="Arial" w:eastAsia="Arial" w:hAnsi="Arial"/>
@@ -16058,7 +16058,7 @@
         </w:rPr>
         <w:t xml:space="preserve"> (</w:t>
       </w:r>
-      <w:hyperlink w:history="1" r:id="rIddsepsxmmjbz7-momrsbrk">
+      <w:hyperlink w:history="1" r:id="rId_b2ekmgfkh-synblnw57h">
         <w:r>
           <w:rPr>
             <w:rFonts w:ascii="Arial" w:cs="Arial" w:eastAsia="Arial" w:hAnsi="Arial"/>
@@ -16788,7 +16788,7 @@
                 <w:sz w:val="18"/>
                 <w:szCs w:val="18"/>
               </w:rPr>
-              <w:t xml:space="preserve">Lesson 5 is the fifth lesson in the 8-lesson evidence-gathering sequence on Indices (Sub-Strand 1.2). Building on the product law (aᵐ × aⁿ = aᵐ⁺ⁿ), quotient law (aᵐ ÷ aⁿ = aᵐ⁻ⁿ), and zero-index law (a⁰ = 1) established in Lessons 2–4, learners now investigate what happens when an indexed expression is itself raised to a power. The lesson opens by reconnecting to the anchoring phenomenon — Kenya's census figure 4.8 × 10⁷ — and then shifts to a digital-storage context: a smartphone stores data in binary, and 1 GB ≈ 2³⁰ bytes, so 1 TB = (2¹⁰)³. Learners predict the value of (2³)², expand it step by step, tabulate a set of similar expressions, and deduce the pattern (aᵐ)ⁿ = aᵐⁿ. They then apply the law to simplify expressions and, working in peer groups, generate original Kenyan examples — M-Pesa daily transaction volumes, Safaricom subscriber counts, maize-grain counts per hectare — which they present to the class. The lesson closes with a Driving Question Board update confirming all four laws, and a Model-Building revision connecting the new law to the running compact-notation model.</w:t>
+              <w:t xml:space="preserve">Lesson 5 is the fifth lesson in the 8-lesson evidence-gathering sequence on Indices (Sub-Strand 1.2). Building on the product law (aᵐ × aⁿ = aᵐ⁺ⁿ), quotient law (aᵐ ÷ aⁿ = aᵐ⁻ⁿ), and zero-index law (a⁰ = 1) established in Lessons 3–4, learners now investigate what happens when an indexed expression is itself raised to a power. The lesson opens by reconnecting to the anchoring phenomenon — Kenya's census figure 4.8 × 10⁷ — and then shifts to a digital-storage context: a smartphone stores data in binary, and 1 GB ≈ 2³⁰ bytes, so 1 TB = (2¹⁰)³. Learners predict the value of (2³)², expand it step by step, tabulate a set of similar expressions, and deduce the pattern (aᵐ)ⁿ = aᵐⁿ. They then apply the law to simplify expressions and, working in peer groups, generate original Kenyan examples — M-Pesa daily transaction volumes, Safaricom subscriber counts, maize-grain counts per hectare — which they present to the class. The lesson closes with a Driving Question Board update confirming all four laws, and a Model-Building revision connecting the new law to the running compact-notation model.</w:t>
             </w:r>
           </w:p>
         </w:tc>
@@ -17071,7 +17071,7 @@
             <w:pPr>
               <w:spacing w:after="20" w:before="0"/>
             </w:pPr>
-            <w:hyperlink w:history="1" r:id="rIdygz6haxffh0mjhsto2gmd">
+            <w:hyperlink w:history="1" r:id="rIda2pyu8crtvt8gxwilidp9">
               <w:r>
                 <w:rPr>
                   <w:rFonts w:ascii="Arial" w:cs="Arial" w:eastAsia="Arial" w:hAnsi="Arial"/>
@@ -17104,7 +17104,7 @@
               <w:spacing w:after="10" w:before="0"/>
               <w:ind w:left="120"/>
             </w:pPr>
-            <w:hyperlink w:history="1" r:id="rId7sqppmoqrdbj7ixoa6z6f">
+            <w:hyperlink w:history="1" r:id="rIdquzfffc7n5ejqsyyit6qu">
               <w:r>
                 <w:rPr>
                   <w:rFonts w:ascii="Arial" w:cs="Arial" w:eastAsia="Arial" w:hAnsi="Arial"/>
@@ -17149,7 +17149,7 @@
             <w:pPr>
               <w:spacing w:after="20" w:before="0"/>
             </w:pPr>
-            <w:hyperlink w:history="1" r:id="rIdrywbjc-szmselzrsyujhg">
+            <w:hyperlink w:history="1" r:id="rIdoup9ultskbfjcgijjcz-2">
               <w:r>
                 <w:rPr>
                   <w:rFonts w:ascii="Arial" w:cs="Arial" w:eastAsia="Arial" w:hAnsi="Arial"/>
@@ -17182,7 +17182,7 @@
               <w:spacing w:after="10" w:before="0"/>
               <w:ind w:left="120"/>
             </w:pPr>
-            <w:hyperlink w:history="1" r:id="rIda9vbaaj5j6i_hxjwk2nnd">
+            <w:hyperlink w:history="1" r:id="rId6yv4wtb4q-hhcdg0qtiom">
               <w:r>
                 <w:rPr>
                   <w:rFonts w:ascii="Arial" w:cs="Arial" w:eastAsia="Arial" w:hAnsi="Arial"/>
@@ -17377,7 +17377,7 @@
             <w:pPr>
               <w:spacing w:after="20" w:before="0"/>
             </w:pPr>
-            <w:hyperlink w:history="1" r:id="rIdp0f7xdzroc7rqhlmopuwz">
+            <w:hyperlink w:history="1" r:id="rIdn2zntwm1hoakerifoumea">
               <w:r>
                 <w:rPr>
                   <w:rFonts w:ascii="Arial" w:cs="Arial" w:eastAsia="Arial" w:hAnsi="Arial"/>
@@ -17410,7 +17410,7 @@
               <w:spacing w:after="10" w:before="0"/>
               <w:ind w:left="120"/>
             </w:pPr>
-            <w:hyperlink w:history="1" r:id="rIdw8sltcdzjexc8gleynnzr">
+            <w:hyperlink w:history="1" r:id="rIdqvb4wc-pch39fhkp1r62u">
               <w:r>
                 <w:rPr>
                   <w:rFonts w:ascii="Arial" w:cs="Arial" w:eastAsia="Arial" w:hAnsi="Arial"/>
@@ -17455,7 +17455,7 @@
             <w:pPr>
               <w:spacing w:after="20" w:before="0"/>
             </w:pPr>
-            <w:hyperlink w:history="1" r:id="rIdxl7_surymcr2yxt7fjiqu">
+            <w:hyperlink w:history="1" r:id="rId7c0eh1eoariqmujqrkxub">
               <w:r>
                 <w:rPr>
                   <w:rFonts w:ascii="Arial" w:cs="Arial" w:eastAsia="Arial" w:hAnsi="Arial"/>
@@ -17488,7 +17488,7 @@
               <w:spacing w:after="10" w:before="0"/>
               <w:ind w:left="120"/>
             </w:pPr>
-            <w:hyperlink w:history="1" r:id="rId83afzfkzlh33sntfljx_n">
+            <w:hyperlink w:history="1" r:id="rIdhwtgtnj3lz0buuhdll3je">
               <w:r>
                 <w:rPr>
                   <w:rFonts w:ascii="Arial" w:cs="Arial" w:eastAsia="Arial" w:hAnsi="Arial"/>
@@ -17821,7 +17821,7 @@
             <w:pPr>
               <w:spacing w:after="20" w:before="0"/>
             </w:pPr>
-            <w:hyperlink w:history="1" r:id="rIdhyobbzk6ubbyqvqcdduam">
+            <w:hyperlink w:history="1" r:id="rIdrjkq-fvuxpvlinlqib-rg">
               <w:r>
                 <w:rPr>
                   <w:rFonts w:ascii="Arial" w:cs="Arial" w:eastAsia="Arial" w:hAnsi="Arial"/>
@@ -17870,7 +17870,7 @@
               <w:spacing w:after="10" w:before="0"/>
               <w:ind w:left="120"/>
             </w:pPr>
-            <w:hyperlink w:history="1" r:id="rIdh3itxdah31hkujrljju5o">
+            <w:hyperlink w:history="1" r:id="rIdd_3c5qijgnk0uwrtj74t5">
               <w:r>
                 <w:rPr>
                   <w:rFonts w:ascii="Arial" w:cs="Arial" w:eastAsia="Arial" w:hAnsi="Arial"/>
@@ -17915,7 +17915,7 @@
             <w:pPr>
               <w:spacing w:after="20" w:before="0"/>
             </w:pPr>
-            <w:hyperlink w:history="1" r:id="rIdgqj_ezil4_8xtbjuksaj7">
+            <w:hyperlink w:history="1" r:id="rIdwucmujawlync9bafazsrd">
               <w:r>
                 <w:rPr>
                   <w:rFonts w:ascii="Arial" w:cs="Arial" w:eastAsia="Arial" w:hAnsi="Arial"/>
@@ -17964,7 +17964,7 @@
               <w:spacing w:after="10" w:before="0"/>
               <w:ind w:left="120"/>
             </w:pPr>
-            <w:hyperlink w:history="1" r:id="rId3bgsdyykkrugdhxez2nks">
+            <w:hyperlink w:history="1" r:id="rIdx8qel0rzaurxhl7msdqtf">
               <w:r>
                 <w:rPr>
                   <w:rFonts w:ascii="Arial" w:cs="Arial" w:eastAsia="Arial" w:hAnsi="Arial"/>
@@ -18278,7 +18278,7 @@
             <w:pPr>
               <w:spacing w:after="20" w:before="0"/>
             </w:pPr>
-            <w:hyperlink w:history="1" r:id="rIdtn6clfs3icj8s3fbwfsap">
+            <w:hyperlink w:history="1" r:id="rIdexsvzgxq-cuxb4ptulf-u">
               <w:r>
                 <w:rPr>
                   <w:rFonts w:ascii="Arial" w:cs="Arial" w:eastAsia="Arial" w:hAnsi="Arial"/>
@@ -18327,7 +18327,7 @@
               <w:spacing w:after="10" w:before="0"/>
               <w:ind w:left="120"/>
             </w:pPr>
-            <w:hyperlink w:history="1" r:id="rIdjw4znitiqbogztyywznes">
+            <w:hyperlink w:history="1" r:id="rIdynpdlblj-j7f2jqksyi-f">
               <w:r>
                 <w:rPr>
                   <w:rFonts w:ascii="Arial" w:cs="Arial" w:eastAsia="Arial" w:hAnsi="Arial"/>
@@ -18372,7 +18372,7 @@
             <w:pPr>
               <w:spacing w:after="20" w:before="0"/>
             </w:pPr>
-            <w:hyperlink w:history="1" r:id="rIdghubtn7zhr6a2emydp0lm">
+            <w:hyperlink w:history="1" r:id="rIdqxxntflnyqgadlxub6kqa">
               <w:r>
                 <w:rPr>
                   <w:rFonts w:ascii="Arial" w:cs="Arial" w:eastAsia="Arial" w:hAnsi="Arial"/>
@@ -18421,7 +18421,7 @@
               <w:spacing w:after="10" w:before="0"/>
               <w:ind w:left="120"/>
             </w:pPr>
-            <w:hyperlink w:history="1" r:id="rId7lay3keskfbcwntyruo3m">
+            <w:hyperlink w:history="1" r:id="rIdmx1vvwmogrynybunyjwat">
               <w:r>
                 <w:rPr>
                   <w:rFonts w:ascii="Arial" w:cs="Arial" w:eastAsia="Arial" w:hAnsi="Arial"/>
@@ -18483,7 +18483,7 @@
                 <w:sz w:val="18"/>
                 <w:szCs w:val="18"/>
               </w:rPr>
-              <w:t xml:space="preserve">–  Law 1: aᵐ × aⁿ = aᵐ⁺ⁿ (Lesson 2)</w:t>
+              <w:t xml:space="preserve">–  Law 1: aᵐ × aⁿ = aᵐ⁺ⁿ (Lesson 3)</w:t>
             </w:r>
           </w:p>
           <w:p>
@@ -18503,7 +18503,7 @@
                 <w:sz w:val="18"/>
                 <w:szCs w:val="18"/>
               </w:rPr>
-              <w:t xml:space="preserve">–  Law 2: aᵐ ÷ aⁿ = aᵐ⁻ⁿ (Lesson 3)</w:t>
+              <w:t xml:space="preserve">–  Law 2: aᵐ ÷ aⁿ = aᵐ⁻ⁿ (Lesson 4)</w:t>
             </w:r>
           </w:p>
           <w:p>
@@ -18715,7 +18715,7 @@
             <w:pPr>
               <w:spacing w:after="20" w:before="0"/>
             </w:pPr>
-            <w:hyperlink w:history="1" r:id="rIdkouxzjuc1578fjj7ttdyv">
+            <w:hyperlink w:history="1" r:id="rId62rkohnazgdknnlpamsas">
               <w:r>
                 <w:rPr>
                   <w:rFonts w:ascii="Arial" w:cs="Arial" w:eastAsia="Arial" w:hAnsi="Arial"/>
@@ -18764,7 +18764,7 @@
               <w:spacing w:after="10" w:before="0"/>
               <w:ind w:left="120"/>
             </w:pPr>
-            <w:hyperlink w:history="1" r:id="rIdkmmr_3tfvrboayvmhesdg">
+            <w:hyperlink w:history="1" r:id="rIdyt6cp1klgfkhusjpndonp">
               <w:r>
                 <w:rPr>
                   <w:rFonts w:ascii="Arial" w:cs="Arial" w:eastAsia="Arial" w:hAnsi="Arial"/>
@@ -18809,7 +18809,7 @@
             <w:pPr>
               <w:spacing w:after="20" w:before="0"/>
             </w:pPr>
-            <w:hyperlink w:history="1" r:id="rIdbldkaedcmblpsx_cpgsny">
+            <w:hyperlink w:history="1" r:id="rId6jmvoaouwmegub7b370td">
               <w:r>
                 <w:rPr>
                   <w:rFonts w:ascii="Arial" w:cs="Arial" w:eastAsia="Arial" w:hAnsi="Arial"/>
@@ -18858,7 +18858,7 @@
               <w:spacing w:after="10" w:before="0"/>
               <w:ind w:left="120"/>
             </w:pPr>
-            <w:hyperlink w:history="1" r:id="rIdzrwgenvtmt28xuvt6iqv9">
+            <w:hyperlink w:history="1" r:id="rId6pngwnxmxosik31yhxrsg">
               <w:r>
                 <w:rPr>
                   <w:rFonts w:ascii="Arial" w:cs="Arial" w:eastAsia="Arial" w:hAnsi="Arial"/>
@@ -19465,7 +19465,7 @@
         </w:rPr>
         <w:t xml:space="preserve">© 2026 SeaVuria and ARES. Aligned with KICD objectives. Developed by SeaVuria; technical implementation by ARES (with AI assistance from Claude). Licensed under </w:t>
       </w:r>
-      <w:hyperlink w:history="1" r:id="rIdcoevnovhogu4bjvnvhcse">
+      <w:hyperlink w:history="1" r:id="rId-lkztfhhu2psnahfld-wn">
         <w:r>
           <w:rPr>
             <w:rFonts w:ascii="Arial" w:cs="Arial" w:eastAsia="Arial" w:hAnsi="Arial"/>
@@ -19486,7 +19486,7 @@
         </w:rPr>
         <w:t xml:space="preserve"> (</w:t>
       </w:r>
-      <w:hyperlink w:history="1" r:id="rId8wy6wckbzfvf9vekfiv23">
+      <w:hyperlink w:history="1" r:id="rIdyu9z0tksr5apncv95hr7k">
         <w:r>
           <w:rPr>
             <w:rFonts w:ascii="Arial" w:cs="Arial" w:eastAsia="Arial" w:hAnsi="Arial"/>
@@ -20658,7 +20658,7 @@
             <w:pPr>
               <w:spacing w:after="20" w:before="0"/>
             </w:pPr>
-            <w:hyperlink w:history="1" r:id="rIdcf6kcvgkuzm_ctvxo8f4m">
+            <w:hyperlink w:history="1" r:id="rIdyka_tvm3pj8l_-lzzsmrw">
               <w:r>
                 <w:rPr>
                   <w:rFonts w:ascii="Arial" w:cs="Arial" w:eastAsia="Arial" w:hAnsi="Arial"/>
@@ -20691,7 +20691,7 @@
               <w:spacing w:after="10" w:before="0"/>
               <w:ind w:left="120"/>
             </w:pPr>
-            <w:hyperlink w:history="1" r:id="rIdd2dimcd2hu56gwh_sfez4">
+            <w:hyperlink w:history="1" r:id="rIdqh2qmgyyq6t0kabjn0x4a">
               <w:r>
                 <w:rPr>
                   <w:rFonts w:ascii="Arial" w:cs="Arial" w:eastAsia="Arial" w:hAnsi="Arial"/>
@@ -20736,7 +20736,7 @@
             <w:pPr>
               <w:spacing w:after="20" w:before="0"/>
             </w:pPr>
-            <w:hyperlink w:history="1" r:id="rId4q6qvshmiov8qaswfbkgx">
+            <w:hyperlink w:history="1" r:id="rIddpx3czt8sz0wqy1kzgutp">
               <w:r>
                 <w:rPr>
                   <w:rFonts w:ascii="Arial" w:cs="Arial" w:eastAsia="Arial" w:hAnsi="Arial"/>
@@ -20769,7 +20769,7 @@
               <w:spacing w:after="10" w:before="0"/>
               <w:ind w:left="120"/>
             </w:pPr>
-            <w:hyperlink w:history="1" r:id="rIdznktqtz5q-pajzfaw3spt">
+            <w:hyperlink w:history="1" r:id="rIdbupcujln8f-vezpbwqvut">
               <w:r>
                 <w:rPr>
                   <w:rFonts w:ascii="Arial" w:cs="Arial" w:eastAsia="Arial" w:hAnsi="Arial"/>
@@ -20964,7 +20964,7 @@
             <w:pPr>
               <w:spacing w:after="20" w:before="0"/>
             </w:pPr>
-            <w:hyperlink w:history="1" r:id="rIdqmofvjuuebgfypsiorh8e">
+            <w:hyperlink w:history="1" r:id="rIdcdv5lnngty0mctk3w09om">
               <w:r>
                 <w:rPr>
                   <w:rFonts w:ascii="Arial" w:cs="Arial" w:eastAsia="Arial" w:hAnsi="Arial"/>
@@ -20997,7 +20997,7 @@
               <w:spacing w:after="10" w:before="0"/>
               <w:ind w:left="120"/>
             </w:pPr>
-            <w:hyperlink w:history="1" r:id="rIdvxrc2hlq4wl1bl6b-bbkv">
+            <w:hyperlink w:history="1" r:id="rIdv-bti_japbocwvlmooegu">
               <w:r>
                 <w:rPr>
                   <w:rFonts w:ascii="Arial" w:cs="Arial" w:eastAsia="Arial" w:hAnsi="Arial"/>
@@ -21042,7 +21042,7 @@
             <w:pPr>
               <w:spacing w:after="20" w:before="0"/>
             </w:pPr>
-            <w:hyperlink w:history="1" r:id="rIdfv6yihsx7_tf_jjobo45v">
+            <w:hyperlink w:history="1" r:id="rIdzjfpq-pb1rja8wsmrdr9e">
               <w:r>
                 <w:rPr>
                   <w:rFonts w:ascii="Arial" w:cs="Arial" w:eastAsia="Arial" w:hAnsi="Arial"/>
@@ -21075,7 +21075,7 @@
               <w:spacing w:after="10" w:before="0"/>
               <w:ind w:left="120"/>
             </w:pPr>
-            <w:hyperlink w:history="1" r:id="rIdsekdclx4izjpox-ftvmbs">
+            <w:hyperlink w:history="1" r:id="rIdyqmifsb5sy1m2rawq8lxo">
               <w:r>
                 <w:rPr>
                   <w:rFonts w:ascii="Arial" w:cs="Arial" w:eastAsia="Arial" w:hAnsi="Arial"/>
@@ -21270,7 +21270,7 @@
             <w:pPr>
               <w:spacing w:after="20" w:before="0"/>
             </w:pPr>
-            <w:hyperlink w:history="1" r:id="rIdu2kscdgkntpeswgp-5qnw">
+            <w:hyperlink w:history="1" r:id="rId8cwq-bhohvvtfdefx5yxi">
               <w:r>
                 <w:rPr>
                   <w:rFonts w:ascii="Arial" w:cs="Arial" w:eastAsia="Arial" w:hAnsi="Arial"/>
@@ -21303,7 +21303,7 @@
               <w:spacing w:after="10" w:before="0"/>
               <w:ind w:left="120"/>
             </w:pPr>
-            <w:hyperlink w:history="1" r:id="rIdhsmq0npqwa7rn_atmgtkx">
+            <w:hyperlink w:history="1" r:id="rIdmwc25rfzizbjodeo_4ybs">
               <w:r>
                 <w:rPr>
                   <w:rFonts w:ascii="Arial" w:cs="Arial" w:eastAsia="Arial" w:hAnsi="Arial"/>
@@ -21348,7 +21348,7 @@
             <w:pPr>
               <w:spacing w:after="20" w:before="0"/>
             </w:pPr>
-            <w:hyperlink w:history="1" r:id="rId0znhnsj_s3ufh6kaug-41">
+            <w:hyperlink w:history="1" r:id="rId_rndjfb-imi2mqqhtuzaw">
               <w:r>
                 <w:rPr>
                   <w:rFonts w:ascii="Arial" w:cs="Arial" w:eastAsia="Arial" w:hAnsi="Arial"/>
@@ -21381,7 +21381,7 @@
               <w:spacing w:after="10" w:before="0"/>
               <w:ind w:left="120"/>
             </w:pPr>
-            <w:hyperlink w:history="1" r:id="rIdwwypvkjn7mck_cxvvsso0">
+            <w:hyperlink w:history="1" r:id="rIdv-gkexen5ycpfxdygoicf">
               <w:r>
                 <w:rPr>
                   <w:rFonts w:ascii="Arial" w:cs="Arial" w:eastAsia="Arial" w:hAnsi="Arial"/>
@@ -21576,7 +21576,7 @@
             <w:pPr>
               <w:spacing w:after="20" w:before="0"/>
             </w:pPr>
-            <w:hyperlink w:history="1" r:id="rId8iee_omnoiye-qzoa6dyd">
+            <w:hyperlink w:history="1" r:id="rIdlxrre-pkv-yf_qi0thgmh">
               <w:r>
                 <w:rPr>
                   <w:rFonts w:ascii="Arial" w:cs="Arial" w:eastAsia="Arial" w:hAnsi="Arial"/>
@@ -21609,7 +21609,7 @@
               <w:spacing w:after="10" w:before="0"/>
               <w:ind w:left="120"/>
             </w:pPr>
-            <w:hyperlink w:history="1" r:id="rIdv_eq1qr0hsyoxoh9wcb-f">
+            <w:hyperlink w:history="1" r:id="rIdecqiemyf86_lyidkeilpd">
               <w:r>
                 <w:rPr>
                   <w:rFonts w:ascii="Arial" w:cs="Arial" w:eastAsia="Arial" w:hAnsi="Arial"/>
@@ -21654,7 +21654,7 @@
             <w:pPr>
               <w:spacing w:after="20" w:before="0"/>
             </w:pPr>
-            <w:hyperlink w:history="1" r:id="rIdyvtj59ib3pf2kmbbjrq_d">
+            <w:hyperlink w:history="1" r:id="rIde_ds8vnxihncgzdu2a9r5">
               <w:r>
                 <w:rPr>
                   <w:rFonts w:ascii="Arial" w:cs="Arial" w:eastAsia="Arial" w:hAnsi="Arial"/>
@@ -21687,7 +21687,7 @@
               <w:spacing w:after="10" w:before="0"/>
               <w:ind w:left="120"/>
             </w:pPr>
-            <w:hyperlink w:history="1" r:id="rId61dfihamrd8zem0vebzw4">
+            <w:hyperlink w:history="1" r:id="rIdaihnxs3hotmqduttiqn1b">
               <w:r>
                 <w:rPr>
                   <w:rFonts w:ascii="Arial" w:cs="Arial" w:eastAsia="Arial" w:hAnsi="Arial"/>
@@ -21882,7 +21882,7 @@
             <w:pPr>
               <w:spacing w:after="20" w:before="0"/>
             </w:pPr>
-            <w:hyperlink w:history="1" r:id="rId3ic0iiqbrfj-wx1uiq1nu">
+            <w:hyperlink w:history="1" r:id="rIdc0jwgxg23cm6mjaflnai9">
               <w:r>
                 <w:rPr>
                   <w:rFonts w:ascii="Arial" w:cs="Arial" w:eastAsia="Arial" w:hAnsi="Arial"/>
@@ -21931,7 +21931,7 @@
               <w:spacing w:after="10" w:before="0"/>
               <w:ind w:left="120"/>
             </w:pPr>
-            <w:hyperlink w:history="1" r:id="rIdneics1pq8occ6u4tqqku6">
+            <w:hyperlink w:history="1" r:id="rIdu5z0aryerma_glwqqb-ae">
               <w:r>
                 <w:rPr>
                   <w:rFonts w:ascii="Arial" w:cs="Arial" w:eastAsia="Arial" w:hAnsi="Arial"/>
@@ -21976,7 +21976,7 @@
             <w:pPr>
               <w:spacing w:after="20" w:before="0"/>
             </w:pPr>
-            <w:hyperlink w:history="1" r:id="rIdcr7i3iz72it9mrkaihh1y">
+            <w:hyperlink w:history="1" r:id="rId8rshxmuqzmy2bahsepho-">
               <w:r>
                 <w:rPr>
                   <w:rFonts w:ascii="Arial" w:cs="Arial" w:eastAsia="Arial" w:hAnsi="Arial"/>
@@ -22009,7 +22009,7 @@
               <w:spacing w:after="10" w:before="0"/>
               <w:ind w:left="120"/>
             </w:pPr>
-            <w:hyperlink w:history="1" r:id="rIdsnlrlayvt6gxmxupktbef">
+            <w:hyperlink w:history="1" r:id="rIdjoeiilomwovkguxumbawp">
               <w:r>
                 <w:rPr>
                   <w:rFonts w:ascii="Arial" w:cs="Arial" w:eastAsia="Arial" w:hAnsi="Arial"/>
@@ -22597,7 +22597,7 @@
         </w:rPr>
         <w:t xml:space="preserve">© 2026 SeaVuria and ARES. Aligned with KICD objectives. Developed by SeaVuria; technical implementation by ARES (with AI assistance from Claude). Licensed under </w:t>
       </w:r>
-      <w:hyperlink w:history="1" r:id="rIdsalejam6cvoa7celi3pco">
+      <w:hyperlink w:history="1" r:id="rIdcp0uly4zpkd9jxwhzt3j-">
         <w:r>
           <w:rPr>
             <w:rFonts w:ascii="Arial" w:cs="Arial" w:eastAsia="Arial" w:hAnsi="Arial"/>
@@ -22618,7 +22618,7 @@
         </w:rPr>
         <w:t xml:space="preserve"> (</w:t>
       </w:r>
-      <w:hyperlink w:history="1" r:id="rIdbwx0mhk4hcxrhka5cqrfa">
+      <w:hyperlink w:history="1" r:id="rIdhggrrogw6y7he6g25er3n">
         <w:r>
           <w:rPr>
             <w:rFonts w:ascii="Arial" w:cs="Arial" w:eastAsia="Arial" w:hAnsi="Arial"/>
@@ -23631,7 +23631,7 @@
             <w:pPr>
               <w:spacing w:after="20" w:before="0"/>
             </w:pPr>
-            <w:hyperlink w:history="1" r:id="rId8i34apk10niclhbby-avh">
+            <w:hyperlink w:history="1" r:id="rIdof0ysfskv4-i61_0dop6o">
               <w:r>
                 <w:rPr>
                   <w:rFonts w:ascii="Arial" w:cs="Arial" w:eastAsia="Arial" w:hAnsi="Arial"/>
@@ -23664,7 +23664,7 @@
               <w:spacing w:after="10" w:before="0"/>
               <w:ind w:left="120"/>
             </w:pPr>
-            <w:hyperlink w:history="1" r:id="rIdx5owi0ucwdho7padudma3">
+            <w:hyperlink w:history="1" r:id="rIdcq_l82xzn_3fzceixszs_">
               <w:r>
                 <w:rPr>
                   <w:rFonts w:ascii="Arial" w:cs="Arial" w:eastAsia="Arial" w:hAnsi="Arial"/>
@@ -23709,7 +23709,7 @@
             <w:pPr>
               <w:spacing w:after="20" w:before="0"/>
             </w:pPr>
-            <w:hyperlink w:history="1" r:id="rIdfsjkscw6ucsun7p6zgdlc">
+            <w:hyperlink w:history="1" r:id="rIdw_ufc7ptgponzgvg3ox92">
               <w:r>
                 <w:rPr>
                   <w:rFonts w:ascii="Arial" w:cs="Arial" w:eastAsia="Arial" w:hAnsi="Arial"/>
@@ -23742,7 +23742,7 @@
               <w:spacing w:after="10" w:before="0"/>
               <w:ind w:left="120"/>
             </w:pPr>
-            <w:hyperlink w:history="1" r:id="rIdvwoszbxomw0ykteoam1im">
+            <w:hyperlink w:history="1" r:id="rIdlygc5lszux0xu_g9su5jt">
               <w:r>
                 <w:rPr>
                   <w:rFonts w:ascii="Arial" w:cs="Arial" w:eastAsia="Arial" w:hAnsi="Arial"/>
@@ -23937,7 +23937,7 @@
             <w:pPr>
               <w:spacing w:after="20" w:before="0"/>
             </w:pPr>
-            <w:hyperlink w:history="1" r:id="rId4-5mjrkbcxbh7nlfu7o26">
+            <w:hyperlink w:history="1" r:id="rIdu6jfmp2i5ggv9ghhzmflh">
               <w:r>
                 <w:rPr>
                   <w:rFonts w:ascii="Arial" w:cs="Arial" w:eastAsia="Arial" w:hAnsi="Arial"/>
@@ -23970,7 +23970,7 @@
               <w:spacing w:after="10" w:before="0"/>
               <w:ind w:left="120"/>
             </w:pPr>
-            <w:hyperlink w:history="1" r:id="rIdozcvvvaoiajkn3bobmfyk">
+            <w:hyperlink w:history="1" r:id="rIdscjeyryad9uzfq7j9tfjn">
               <w:r>
                 <w:rPr>
                   <w:rFonts w:ascii="Arial" w:cs="Arial" w:eastAsia="Arial" w:hAnsi="Arial"/>
@@ -24015,7 +24015,7 @@
             <w:pPr>
               <w:spacing w:after="20" w:before="0"/>
             </w:pPr>
-            <w:hyperlink w:history="1" r:id="rIdnw-j-jukzbbusqjxia5bb">
+            <w:hyperlink w:history="1" r:id="rIdkivu9yecj5dgmlvo_fs3x">
               <w:r>
                 <w:rPr>
                   <w:rFonts w:ascii="Arial" w:cs="Arial" w:eastAsia="Arial" w:hAnsi="Arial"/>
@@ -24048,7 +24048,7 @@
               <w:spacing w:after="10" w:before="0"/>
               <w:ind w:left="120"/>
             </w:pPr>
-            <w:hyperlink w:history="1" r:id="rIdqt9sclsiguopw6br2domc">
+            <w:hyperlink w:history="1" r:id="rIdvqabiv2yji9jbohgugksk">
               <w:r>
                 <w:rPr>
                   <w:rFonts w:ascii="Arial" w:cs="Arial" w:eastAsia="Arial" w:hAnsi="Arial"/>
@@ -24493,7 +24493,7 @@
             <w:pPr>
               <w:spacing w:after="20" w:before="0"/>
             </w:pPr>
-            <w:hyperlink w:history="1" r:id="rIdklkxbquzq6l_iha0y65vh">
+            <w:hyperlink w:history="1" r:id="rIdgduo_put4thzygrcdddws">
               <w:r>
                 <w:rPr>
                   <w:rFonts w:ascii="Arial" w:cs="Arial" w:eastAsia="Arial" w:hAnsi="Arial"/>
@@ -24526,7 +24526,7 @@
               <w:spacing w:after="10" w:before="0"/>
               <w:ind w:left="120"/>
             </w:pPr>
-            <w:hyperlink w:history="1" r:id="rId4e8mwrfkuxzkgur6tl1mp">
+            <w:hyperlink w:history="1" r:id="rIdbompft4wmxde2n4tdmngm">
               <w:r>
                 <w:rPr>
                   <w:rFonts w:ascii="Arial" w:cs="Arial" w:eastAsia="Arial" w:hAnsi="Arial"/>
@@ -24571,7 +24571,7 @@
             <w:pPr>
               <w:spacing w:after="20" w:before="0"/>
             </w:pPr>
-            <w:hyperlink w:history="1" r:id="rIdp5kp6-zp5zm4_ke5vxoig">
+            <w:hyperlink w:history="1" r:id="rId9vyeus2miemhxmydce2kk">
               <w:r>
                 <w:rPr>
                   <w:rFonts w:ascii="Arial" w:cs="Arial" w:eastAsia="Arial" w:hAnsi="Arial"/>
@@ -24604,7 +24604,7 @@
               <w:spacing w:after="10" w:before="0"/>
               <w:ind w:left="120"/>
             </w:pPr>
-            <w:hyperlink w:history="1" r:id="rIdcio_jyhjbdux9n_fkb_th">
+            <w:hyperlink w:history="1" r:id="rIdfm3b2tc85r-nfphm3mjau">
               <w:r>
                 <w:rPr>
                   <w:rFonts w:ascii="Arial" w:cs="Arial" w:eastAsia="Arial" w:hAnsi="Arial"/>
@@ -24875,7 +24875,7 @@
             <w:pPr>
               <w:spacing w:after="20" w:before="0"/>
             </w:pPr>
-            <w:hyperlink w:history="1" r:id="rIdf8ecsde9fxoyops2llumq">
+            <w:hyperlink w:history="1" r:id="rId2hzfiz4ifezsi5os71lql">
               <w:r>
                 <w:rPr>
                   <w:rFonts w:ascii="Arial" w:cs="Arial" w:eastAsia="Arial" w:hAnsi="Arial"/>
@@ -24908,7 +24908,7 @@
               <w:spacing w:after="10" w:before="0"/>
               <w:ind w:left="120"/>
             </w:pPr>
-            <w:hyperlink w:history="1" r:id="rIdgx1pgujl1hibydjrcobbw">
+            <w:hyperlink w:history="1" r:id="rIdnzy29v9uesuq-oc1vypi5">
               <w:r>
                 <w:rPr>
                   <w:rFonts w:ascii="Arial" w:cs="Arial" w:eastAsia="Arial" w:hAnsi="Arial"/>
@@ -24953,7 +24953,7 @@
             <w:pPr>
               <w:spacing w:after="20" w:before="0"/>
             </w:pPr>
-            <w:hyperlink w:history="1" r:id="rId_jf_bte46awspimru6qyv">
+            <w:hyperlink w:history="1" r:id="rIddlux_go10ivbhtuplf2js">
               <w:r>
                 <w:rPr>
                   <w:rFonts w:ascii="Arial" w:cs="Arial" w:eastAsia="Arial" w:hAnsi="Arial"/>
@@ -24986,7 +24986,7 @@
               <w:spacing w:after="10" w:before="0"/>
               <w:ind w:left="120"/>
             </w:pPr>
-            <w:hyperlink w:history="1" r:id="rIdi6ietn5buiny0cgmzxger">
+            <w:hyperlink w:history="1" r:id="rId6fj6irprknkheoglmjjym">
               <w:r>
                 <w:rPr>
                   <w:rFonts w:ascii="Arial" w:cs="Arial" w:eastAsia="Arial" w:hAnsi="Arial"/>
@@ -25257,7 +25257,7 @@
             <w:pPr>
               <w:spacing w:after="20" w:before="0"/>
             </w:pPr>
-            <w:hyperlink w:history="1" r:id="rIdc3xchyu2_tcltiyjldk0g">
+            <w:hyperlink w:history="1" r:id="rIdm6z4fihvof4e2itwasqu_">
               <w:r>
                 <w:rPr>
                   <w:rFonts w:ascii="Arial" w:cs="Arial" w:eastAsia="Arial" w:hAnsi="Arial"/>
@@ -25290,7 +25290,7 @@
               <w:spacing w:after="10" w:before="0"/>
               <w:ind w:left="120"/>
             </w:pPr>
-            <w:hyperlink w:history="1" r:id="rIda-18f2hy-d_4qfe_8p026">
+            <w:hyperlink w:history="1" r:id="rIdoitvnho42h7yzsklszy_a">
               <w:r>
                 <w:rPr>
                   <w:rFonts w:ascii="Arial" w:cs="Arial" w:eastAsia="Arial" w:hAnsi="Arial"/>
@@ -25335,7 +25335,7 @@
             <w:pPr>
               <w:spacing w:after="20" w:before="0"/>
             </w:pPr>
-            <w:hyperlink w:history="1" r:id="rIdjs6wfynu8nyj-k-c1khve">
+            <w:hyperlink w:history="1" r:id="rId0plwmhyzf8mi7v_t4hx6l">
               <w:r>
                 <w:rPr>
                   <w:rFonts w:ascii="Arial" w:cs="Arial" w:eastAsia="Arial" w:hAnsi="Arial"/>
@@ -25384,7 +25384,7 @@
               <w:spacing w:after="10" w:before="0"/>
               <w:ind w:left="120"/>
             </w:pPr>
-            <w:hyperlink w:history="1" r:id="rIdzsdl0o83lajsmiucc3uvi">
+            <w:hyperlink w:history="1" r:id="rIdskigj-rh0c72m-uxa9d52">
               <w:r>
                 <w:rPr>
                   <w:rFonts w:ascii="Arial" w:cs="Arial" w:eastAsia="Arial" w:hAnsi="Arial"/>
@@ -26010,7 +26010,7 @@
         </w:rPr>
         <w:t xml:space="preserve">© 2026 SeaVuria and ARES. Aligned with KICD objectives. Developed by SeaVuria; technical implementation by ARES (with AI assistance from Claude). Licensed under </w:t>
       </w:r>
-      <w:hyperlink w:history="1" r:id="rId8j9kt_ama8_rqgq7izm6i">
+      <w:hyperlink w:history="1" r:id="rIde8hsj_k1nkrovy88x8mgp">
         <w:r>
           <w:rPr>
             <w:rFonts w:ascii="Arial" w:cs="Arial" w:eastAsia="Arial" w:hAnsi="Arial"/>
@@ -26031,7 +26031,7 @@
         </w:rPr>
         <w:t xml:space="preserve"> (</w:t>
       </w:r>
-      <w:hyperlink w:history="1" r:id="rIdjc3crhdyoh4gypf7sbbkd">
+      <w:hyperlink w:history="1" r:id="rIdiu8f6r1gn-ege6ejy4i8g">
         <w:r>
           <w:rPr>
             <w:rFonts w:ascii="Arial" w:cs="Arial" w:eastAsia="Arial" w:hAnsi="Arial"/>
@@ -27044,7 +27044,7 @@
             <w:pPr>
               <w:spacing w:after="20" w:before="0"/>
             </w:pPr>
-            <w:hyperlink w:history="1" r:id="rIdmzbtllwzdeiiktvhf0ed7">
+            <w:hyperlink w:history="1" r:id="rIdufueic42qwqeqqvtyda8c">
               <w:r>
                 <w:rPr>
                   <w:rFonts w:ascii="Arial" w:cs="Arial" w:eastAsia="Arial" w:hAnsi="Arial"/>
@@ -27077,7 +27077,7 @@
               <w:spacing w:after="10" w:before="0"/>
               <w:ind w:left="120"/>
             </w:pPr>
-            <w:hyperlink w:history="1" r:id="rIddkdeu_jzawqrdns9bv2d5">
+            <w:hyperlink w:history="1" r:id="rIdxyulg8zaigmbgq5zgpyei">
               <w:r>
                 <w:rPr>
                   <w:rFonts w:ascii="Arial" w:cs="Arial" w:eastAsia="Arial" w:hAnsi="Arial"/>
@@ -27122,7 +27122,7 @@
             <w:pPr>
               <w:spacing w:after="20" w:before="0"/>
             </w:pPr>
-            <w:hyperlink w:history="1" r:id="rId3t7t0a91z7ihkb0g7dob3">
+            <w:hyperlink w:history="1" r:id="rIdis-gsf2_b2p1s4p9bcvnf">
               <w:r>
                 <w:rPr>
                   <w:rFonts w:ascii="Arial" w:cs="Arial" w:eastAsia="Arial" w:hAnsi="Arial"/>
@@ -27155,7 +27155,7 @@
               <w:spacing w:after="10" w:before="0"/>
               <w:ind w:left="120"/>
             </w:pPr>
-            <w:hyperlink w:history="1" r:id="rIdktznfq0k-jdqelsw0imys">
+            <w:hyperlink w:history="1" r:id="rIdxbj4vbfvonkdq0ujb7zd-">
               <w:r>
                 <w:rPr>
                   <w:rFonts w:ascii="Arial" w:cs="Arial" w:eastAsia="Arial" w:hAnsi="Arial"/>
@@ -27350,7 +27350,7 @@
             <w:pPr>
               <w:spacing w:after="20" w:before="0"/>
             </w:pPr>
-            <w:hyperlink w:history="1" r:id="rIduvrqew41p1md9y0q-a0dk">
+            <w:hyperlink w:history="1" r:id="rIdlouo561ff5f6rnwmtccpk">
               <w:r>
                 <w:rPr>
                   <w:rFonts w:ascii="Arial" w:cs="Arial" w:eastAsia="Arial" w:hAnsi="Arial"/>
@@ -27383,7 +27383,7 @@
               <w:spacing w:after="10" w:before="0"/>
               <w:ind w:left="120"/>
             </w:pPr>
-            <w:hyperlink w:history="1" r:id="rIdow38edpx6kyeim3v_gfp5">
+            <w:hyperlink w:history="1" r:id="rIdi36anyhpcntk8_61m5o07">
               <w:r>
                 <w:rPr>
                   <w:rFonts w:ascii="Arial" w:cs="Arial" w:eastAsia="Arial" w:hAnsi="Arial"/>
@@ -27428,7 +27428,7 @@
             <w:pPr>
               <w:spacing w:after="20" w:before="0"/>
             </w:pPr>
-            <w:hyperlink w:history="1" r:id="rIdn9qhlo7gxrywg_weu6g3b">
+            <w:hyperlink w:history="1" r:id="rIdsq9jatwy4f4qbm-vdpiz1">
               <w:r>
                 <w:rPr>
                   <w:rFonts w:ascii="Arial" w:cs="Arial" w:eastAsia="Arial" w:hAnsi="Arial"/>
@@ -27461,7 +27461,7 @@
               <w:spacing w:after="10" w:before="0"/>
               <w:ind w:left="120"/>
             </w:pPr>
-            <w:hyperlink w:history="1" r:id="rIdureqosanrjfwrp8v7q3tq">
+            <w:hyperlink w:history="1" r:id="rIdhaaxmw3u2fblzu1gn11nh">
               <w:r>
                 <w:rPr>
                   <w:rFonts w:ascii="Arial" w:cs="Arial" w:eastAsia="Arial" w:hAnsi="Arial"/>
@@ -27503,7 +27503,7 @@
                 <w:sz w:val="18"/>
                 <w:szCs w:val="18"/>
               </w:rPr>
-              <w:t xml:space="preserve">Around the classroom walls the teacher has pre-posted seven 'Evidence Cards' — one from each previous lesson — each showing the key numerical example used to discover or apply an index law. Examples include: (L1) the census card 47,564,296 ≈ 4.8 × 10⁷; (L2) the maize-grain expansion 2³ × 2⁴ = 2 × 2 × 2 × 2 × 2 × 2 × 2 = 2⁷; (L3) the Kericho tea-estate yield ratio 3⁵ ÷ 3² = 3³; (L4) Kenya's national debt written as (10³)² = 10⁶; (L5) the zero-index result from equal-base division 5³ ÷ 5³ = 5⁰ = 1; (L6) a cell-biology measurement using a negative or fractional index (extension); (L7) a combined-law simplification problem using Kenyan population data. Learners conduct a 10-minute silent gallery walk with a 'Law Spotter' sheet — a table with four rows (one per law) where they record which Evidence Card(s) illustrate each law and copy the key equation. They tick the card they find most convincing and star the one they find most surprising.</w:t>
+              <w:t xml:space="preserve">Around the classroom walls the teacher has pre-posted seven 'Evidence Cards' — one from each previous lesson — each showing the key numerical example used to discover or apply an index law. Examples include: (L1) the census card 47,564,296 ≈ 4.8 × 10⁷; (L2) the maize-grain expansion 2³ × 2⁴ = 2 × 2 × 2 × 2 × 2 × 2 × 2 = 2⁷; (L3) the Kericho tea-farm product-law example; (L4) the yield ratio 3⁵ ÷ 3² = 3³ and the zero-index result from equal-base division 5³ ÷ 5³ = 5⁰ = 1; (L5) Kenya's national debt written as (10³)² = 10⁶; (L6) a multi-step computation combining all four laws; (L7) a combined-law simplification problem using Kenyan population data. Learners conduct a 10-minute silent gallery walk with a 'Law Spotter' sheet — a table with four rows (one per law) where they record which Evidence Card(s) illustrate each law and copy the key equation. They tick the card they find most convincing and star the one they find most surprising.</w:t>
             </w:r>
           </w:p>
         </w:tc>
@@ -27656,7 +27656,7 @@
             <w:pPr>
               <w:spacing w:after="20" w:before="0"/>
             </w:pPr>
-            <w:hyperlink w:history="1" r:id="rIdx7vb8udwbst3vdvxw-63-">
+            <w:hyperlink w:history="1" r:id="rIdkofiqfpq5j8injqpddgox">
               <w:r>
                 <w:rPr>
                   <w:rFonts w:ascii="Arial" w:cs="Arial" w:eastAsia="Arial" w:hAnsi="Arial"/>
@@ -27689,7 +27689,7 @@
               <w:spacing w:after="10" w:before="0"/>
               <w:ind w:left="120"/>
             </w:pPr>
-            <w:hyperlink w:history="1" r:id="rIdxhnyfiysecfap_kvuwxjm">
+            <w:hyperlink w:history="1" r:id="rIddx0jf1ijmvcpnzaqdgkni">
               <w:r>
                 <w:rPr>
                   <w:rFonts w:ascii="Arial" w:cs="Arial" w:eastAsia="Arial" w:hAnsi="Arial"/>
@@ -27734,7 +27734,7 @@
             <w:pPr>
               <w:spacing w:after="20" w:before="0"/>
             </w:pPr>
-            <w:hyperlink w:history="1" r:id="rIdpp9r3w2sqh5sq-lqqdufd">
+            <w:hyperlink w:history="1" r:id="rIdewwe10rmca_pciqngmzf-">
               <w:r>
                 <w:rPr>
                   <w:rFonts w:ascii="Arial" w:cs="Arial" w:eastAsia="Arial" w:hAnsi="Arial"/>
@@ -27767,7 +27767,7 @@
               <w:spacing w:after="10" w:before="0"/>
               <w:ind w:left="120"/>
             </w:pPr>
-            <w:hyperlink w:history="1" r:id="rId3e7hdplndlk3gks3zpznk">
+            <w:hyperlink w:history="1" r:id="rId59tzsx5aeocnq8mi6fpnf">
               <w:r>
                 <w:rPr>
                   <w:rFonts w:ascii="Arial" w:cs="Arial" w:eastAsia="Arial" w:hAnsi="Arial"/>
@@ -27962,7 +27962,7 @@
             <w:pPr>
               <w:spacing w:after="20" w:before="0"/>
             </w:pPr>
-            <w:hyperlink w:history="1" r:id="rIdnom_gpvffprhs0gojbjaz">
+            <w:hyperlink w:history="1" r:id="rIdudr57m1dsjolu0hk1wkze">
               <w:r>
                 <w:rPr>
                   <w:rFonts w:ascii="Arial" w:cs="Arial" w:eastAsia="Arial" w:hAnsi="Arial"/>
@@ -27995,7 +27995,7 @@
               <w:spacing w:after="10" w:before="0"/>
               <w:ind w:left="120"/>
             </w:pPr>
-            <w:hyperlink w:history="1" r:id="rIddl9prkgqgzoohon_c5dn7">
+            <w:hyperlink w:history="1" r:id="rIdpautesbgccvrtvnjhfaua">
               <w:r>
                 <w:rPr>
                   <w:rFonts w:ascii="Arial" w:cs="Arial" w:eastAsia="Arial" w:hAnsi="Arial"/>
@@ -28040,7 +28040,7 @@
             <w:pPr>
               <w:spacing w:after="20" w:before="0"/>
             </w:pPr>
-            <w:hyperlink w:history="1" r:id="rIdfrgxh-hdca8mqxqzhaxnw">
+            <w:hyperlink w:history="1" r:id="rIdqbyih7oumulpvexs_rdqk">
               <w:r>
                 <w:rPr>
                   <w:rFonts w:ascii="Arial" w:cs="Arial" w:eastAsia="Arial" w:hAnsi="Arial"/>
@@ -28073,7 +28073,7 @@
               <w:spacing w:after="10" w:before="0"/>
               <w:ind w:left="120"/>
             </w:pPr>
-            <w:hyperlink w:history="1" r:id="rIdo_zs-r5t1b3_ljdvoeazh">
+            <w:hyperlink w:history="1" r:id="rIdla6lutdrjsk8lqcrtfquj">
               <w:r>
                 <w:rPr>
                   <w:rFonts w:ascii="Arial" w:cs="Arial" w:eastAsia="Arial" w:hAnsi="Arial"/>
@@ -28268,7 +28268,7 @@
             <w:pPr>
               <w:spacing w:after="20" w:before="0"/>
             </w:pPr>
-            <w:hyperlink w:history="1" r:id="rId4diu56n2f3abjujlbr-id">
+            <w:hyperlink w:history="1" r:id="rIdct2e4puw-9ddkdplgsmg-">
               <w:r>
                 <w:rPr>
                   <w:rFonts w:ascii="Arial" w:cs="Arial" w:eastAsia="Arial" w:hAnsi="Arial"/>
@@ -28317,7 +28317,7 @@
               <w:spacing w:after="10" w:before="0"/>
               <w:ind w:left="120"/>
             </w:pPr>
-            <w:hyperlink w:history="1" r:id="rIdxuuje4zgonb0c3xknmocc">
+            <w:hyperlink w:history="1" r:id="rIdtlq3gmy3n48fpfwug7pso">
               <w:r>
                 <w:rPr>
                   <w:rFonts w:ascii="Arial" w:cs="Arial" w:eastAsia="Arial" w:hAnsi="Arial"/>
@@ -28362,7 +28362,7 @@
             <w:pPr>
               <w:spacing w:after="20" w:before="0"/>
             </w:pPr>
-            <w:hyperlink w:history="1" r:id="rIdrhxfb35uf2kam_xpqalol">
+            <w:hyperlink w:history="1" r:id="rIdwsipyfhvq-s4zpr5z_nf0">
               <w:r>
                 <w:rPr>
                   <w:rFonts w:ascii="Arial" w:cs="Arial" w:eastAsia="Arial" w:hAnsi="Arial"/>
@@ -28411,7 +28411,7 @@
               <w:spacing w:after="10" w:before="0"/>
               <w:ind w:left="120"/>
             </w:pPr>
-            <w:hyperlink w:history="1" r:id="rIdnwggbigpn9vq4ehckaem5">
+            <w:hyperlink w:history="1" r:id="rIdrbqaw88nrklbopctziuxn">
               <w:r>
                 <w:rPr>
                   <w:rFonts w:ascii="Arial" w:cs="Arial" w:eastAsia="Arial" w:hAnsi="Arial"/>
@@ -28923,7 +28923,7 @@
         </w:rPr>
         <w:t xml:space="preserve">© 2026 SeaVuria and ARES. Aligned with KICD objectives. Developed by SeaVuria; technical implementation by ARES (with AI assistance from Claude). Licensed under </w:t>
       </w:r>
-      <w:hyperlink w:history="1" r:id="rId5s1rkn0rphhghja1k78tl">
+      <w:hyperlink w:history="1" r:id="rIdmv7zphi9qzwr8sdq_1s_1">
         <w:r>
           <w:rPr>
             <w:rFonts w:ascii="Arial" w:cs="Arial" w:eastAsia="Arial" w:hAnsi="Arial"/>
@@ -28944,7 +28944,7 @@
         </w:rPr>
         <w:t xml:space="preserve"> (</w:t>
       </w:r>
-      <w:hyperlink w:history="1" r:id="rIdqyzxsygjqazdosxdcejt8">
+      <w:hyperlink w:history="1" r:id="rId1lp9gv8krlzk1vssbre-y">
         <w:r>
           <w:rPr>
             <w:rFonts w:ascii="Arial" w:cs="Arial" w:eastAsia="Arial" w:hAnsi="Arial"/>

--- a/data/outputs/v2/Essential_Mathematics/SS1.2_Indices/Essential_Mathematics_Indices_CBE_LessonSequence.docx
+++ b/data/outputs/v2/Essential_Mathematics/SS1.2_Indices/Essential_Mathematics_Indices_CBE_LessonSequence.docx
@@ -2166,7 +2166,7 @@
         </w:rPr>
         <w:t xml:space="preserve">© 2026 SeaVuria and ARES. This work is licensed under a </w:t>
       </w:r>
-      <w:hyperlink w:history="1" r:id="rIdregw0pygtudnurqcdsyh2">
+      <w:hyperlink w:history="1" r:id="rIdeujkocmtraect92maun_c">
         <w:r>
           <w:rPr>
             <w:rFonts w:ascii="Arial" w:cs="Arial" w:eastAsia="Arial" w:hAnsi="Arial"/>
@@ -2186,7 +2186,7 @@
         </w:rPr>
         <w:t xml:space="preserve"> (</w:t>
       </w:r>
-      <w:hyperlink w:history="1" r:id="rIdhujlg72zyr42boio7wrzt">
+      <w:hyperlink w:history="1" r:id="rIdytg7qci6p3faduxfahg5z">
         <w:r>
           <w:rPr>
             <w:rFonts w:ascii="Arial" w:cs="Arial" w:eastAsia="Arial" w:hAnsi="Arial"/>
@@ -2206,7 +2206,7 @@
         </w:rPr>
         <w:t xml:space="preserve">). To view a copy of this license, visit </w:t>
       </w:r>
-      <w:hyperlink w:history="1" r:id="rIdvhkmrbv4fdpqed8jvqbcv">
+      <w:hyperlink w:history="1" r:id="rIdkk_4nzj89wzevxdzpwxnt">
         <w:r>
           <w:rPr>
             <w:rFonts w:ascii="Arial" w:cs="Arial" w:eastAsia="Arial" w:hAnsi="Arial"/>
@@ -2935,7 +2935,7 @@
                 <w:sz w:val="18"/>
                 <w:szCs w:val="18"/>
               </w:rPr>
-              <w:t xml:space="preserve">Learners are shown two side-by-side cards: Card A displays Kenya's 2019 National Census figure 47,564,296 written in full; Card B displays the approximation 4.8 × 10⁷. After an initial whole-class prediction discussion, learners work in pairs to decompose familiar Kenyan numbers (population of Nairobi, mass of a bag of maize in grams, distance from Nairobi to Mombasa in millimetres) into prime factor trees and rewrite the results using index notation. The lesson closes by posing the unit Driving Question and opening the class Driving Question Board with learners' own unresolved questions.</w:t>
+              <w:t xml:space="preserve">Learners are shown two side-by-side cards: Card A displays Kenya's 2019 National Census figure 47,564,296 written in full; Card B displays the approximation 4.8 × 10⁷. After an initial whole-class prediction discussion, learners work in pairs to decompose familiar Kenyan numbers (64, the number of counties originally planned; 729, the calories in a plate of ugali and sukuma wiki; 100,000, the approximate population of Kericho town) into prime factor trees and rewrite the results using index notation. The lesson closes by posing the unit Driving Question and opening the class Driving Question Board with learners' own unresolved questions.</w:t>
             </w:r>
           </w:p>
         </w:tc>
@@ -3218,7 +3218,7 @@
             <w:pPr>
               <w:spacing w:after="20" w:before="0"/>
             </w:pPr>
-            <w:hyperlink w:history="1" r:id="rIdhcikw91nzqu3dyi3ggqvj">
+            <w:hyperlink w:history="1" r:id="rIdbm48vwoxecuhfsjg5tk2y">
               <w:r>
                 <w:rPr>
                   <w:rFonts w:ascii="Arial" w:cs="Arial" w:eastAsia="Arial" w:hAnsi="Arial"/>
@@ -3251,7 +3251,7 @@
               <w:spacing w:after="10" w:before="0"/>
               <w:ind w:left="120"/>
             </w:pPr>
-            <w:hyperlink w:history="1" r:id="rIdd7cu8pejjivjith3d10sl">
+            <w:hyperlink w:history="1" r:id="rId4i5i1yqpl9ydrznokqex4">
               <w:r>
                 <w:rPr>
                   <w:rFonts w:ascii="Arial" w:cs="Arial" w:eastAsia="Arial" w:hAnsi="Arial"/>
@@ -3296,7 +3296,7 @@
             <w:pPr>
               <w:spacing w:after="20" w:before="0"/>
             </w:pPr>
-            <w:hyperlink w:history="1" r:id="rIdgo4qpe2deyrbvseggs_zg">
+            <w:hyperlink w:history="1" r:id="rIde7hlr61ks9vwnu-dxtxlb">
               <w:r>
                 <w:rPr>
                   <w:rFonts w:ascii="Arial" w:cs="Arial" w:eastAsia="Arial" w:hAnsi="Arial"/>
@@ -3329,7 +3329,7 @@
               <w:spacing w:after="10" w:before="0"/>
               <w:ind w:left="120"/>
             </w:pPr>
-            <w:hyperlink w:history="1" r:id="rId-vtjtpq8bl-u7cmev4sdo">
+            <w:hyperlink w:history="1" r:id="rIdwiyj__pcxmsbvkwlae5df">
               <w:r>
                 <w:rPr>
                   <w:rFonts w:ascii="Arial" w:cs="Arial" w:eastAsia="Arial" w:hAnsi="Arial"/>
@@ -3581,7 +3581,7 @@
             <w:pPr>
               <w:spacing w:after="20" w:before="0"/>
             </w:pPr>
-            <w:hyperlink w:history="1" r:id="rIddkvosbb0m0jq4azbosdn3">
+            <w:hyperlink w:history="1" r:id="rIdy8z6wckmw-mywhe2h9vm2">
               <w:r>
                 <w:rPr>
                   <w:rFonts w:ascii="Arial" w:cs="Arial" w:eastAsia="Arial" w:hAnsi="Arial"/>
@@ -3614,7 +3614,7 @@
               <w:spacing w:after="10" w:before="0"/>
               <w:ind w:left="120"/>
             </w:pPr>
-            <w:hyperlink w:history="1" r:id="rIdeo62pwemjzmtw0qvye4ke">
+            <w:hyperlink w:history="1" r:id="rIdabtuli35ch0wqzuvk7b5w">
               <w:r>
                 <w:rPr>
                   <w:rFonts w:ascii="Arial" w:cs="Arial" w:eastAsia="Arial" w:hAnsi="Arial"/>
@@ -3659,7 +3659,7 @@
             <w:pPr>
               <w:spacing w:after="20" w:before="0"/>
             </w:pPr>
-            <w:hyperlink w:history="1" r:id="rIdtgxln7sjhhd0mwzxcag3b">
+            <w:hyperlink w:history="1" r:id="rId3lvvsu1ywupbv7l3wm9a0">
               <w:r>
                 <w:rPr>
                   <w:rFonts w:ascii="Arial" w:cs="Arial" w:eastAsia="Arial" w:hAnsi="Arial"/>
@@ -3692,7 +3692,7 @@
               <w:spacing w:after="10" w:before="0"/>
               <w:ind w:left="120"/>
             </w:pPr>
-            <w:hyperlink w:history="1" r:id="rIdyn8yk_rwdyjn4gk1lorer">
+            <w:hyperlink w:history="1" r:id="rIdco3hm7wllwgvbt-2dxif9">
               <w:r>
                 <w:rPr>
                   <w:rFonts w:ascii="Arial" w:cs="Arial" w:eastAsia="Arial" w:hAnsi="Arial"/>
@@ -3963,7 +3963,7 @@
             <w:pPr>
               <w:spacing w:after="20" w:before="0"/>
             </w:pPr>
-            <w:hyperlink w:history="1" r:id="rIdmy3ucgdphn6dkbm0gmy2l">
+            <w:hyperlink w:history="1" r:id="rIdo0ormwsrhpjvpxzyj9nik">
               <w:r>
                 <w:rPr>
                   <w:rFonts w:ascii="Arial" w:cs="Arial" w:eastAsia="Arial" w:hAnsi="Arial"/>
@@ -3996,7 +3996,7 @@
               <w:spacing w:after="10" w:before="0"/>
               <w:ind w:left="120"/>
             </w:pPr>
-            <w:hyperlink w:history="1" r:id="rIdoc9ubq2ih90prfqzgmpwt">
+            <w:hyperlink w:history="1" r:id="rId-yt6iaeyigx3phbjkyym3">
               <w:r>
                 <w:rPr>
                   <w:rFonts w:ascii="Arial" w:cs="Arial" w:eastAsia="Arial" w:hAnsi="Arial"/>
@@ -4041,7 +4041,7 @@
             <w:pPr>
               <w:spacing w:after="20" w:before="0"/>
             </w:pPr>
-            <w:hyperlink w:history="1" r:id="rIdc-qnti7kgamrdx9qpmzb5">
+            <w:hyperlink w:history="1" r:id="rIdcohydynahaky01fzrcbwa">
               <w:r>
                 <w:rPr>
                   <w:rFonts w:ascii="Arial" w:cs="Arial" w:eastAsia="Arial" w:hAnsi="Arial"/>
@@ -4090,7 +4090,7 @@
               <w:spacing w:after="10" w:before="0"/>
               <w:ind w:left="120"/>
             </w:pPr>
-            <w:hyperlink w:history="1" r:id="rIdbbfn4pmwi3qfmggopgxle">
+            <w:hyperlink w:history="1" r:id="rIdbo9st5bgedqapznb1bioy">
               <w:r>
                 <w:rPr>
                   <w:rFonts w:ascii="Arial" w:cs="Arial" w:eastAsia="Arial" w:hAnsi="Arial"/>
@@ -4380,7 +4380,7 @@
             <w:pPr>
               <w:spacing w:after="20" w:before="0"/>
             </w:pPr>
-            <w:hyperlink w:history="1" r:id="rIdbi20v2v_jlmgmel3oqbwo">
+            <w:hyperlink w:history="1" r:id="rIdh1pofmqqegafmmpz4lisz">
               <w:r>
                 <w:rPr>
                   <w:rFonts w:ascii="Arial" w:cs="Arial" w:eastAsia="Arial" w:hAnsi="Arial"/>
@@ -4413,7 +4413,7 @@
               <w:spacing w:after="10" w:before="0"/>
               <w:ind w:left="120"/>
             </w:pPr>
-            <w:hyperlink w:history="1" r:id="rId7fk4_kur9rp0tax7g3csb">
+            <w:hyperlink w:history="1" r:id="rIdu1thlfy3a0-u1gl_v9fxn">
               <w:r>
                 <w:rPr>
                   <w:rFonts w:ascii="Arial" w:cs="Arial" w:eastAsia="Arial" w:hAnsi="Arial"/>
@@ -4458,7 +4458,7 @@
             <w:pPr>
               <w:spacing w:after="20" w:before="0"/>
             </w:pPr>
-            <w:hyperlink w:history="1" r:id="rIde3pqycd3tbjl3iknl-k4z">
+            <w:hyperlink w:history="1" r:id="rIdihimdwbtgbs3y5jdipqqf">
               <w:r>
                 <w:rPr>
                   <w:rFonts w:ascii="Arial" w:cs="Arial" w:eastAsia="Arial" w:hAnsi="Arial"/>
@@ -4507,7 +4507,7 @@
               <w:spacing w:after="10" w:before="0"/>
               <w:ind w:left="120"/>
             </w:pPr>
-            <w:hyperlink w:history="1" r:id="rIdx06wjs2l-x-zm6qsqyyja">
+            <w:hyperlink w:history="1" r:id="rIdkonh6kqxluxzcptg9z26f">
               <w:r>
                 <w:rPr>
                   <w:rFonts w:ascii="Arial" w:cs="Arial" w:eastAsia="Arial" w:hAnsi="Arial"/>
@@ -4778,7 +4778,7 @@
             <w:pPr>
               <w:spacing w:after="20" w:before="0"/>
             </w:pPr>
-            <w:hyperlink w:history="1" r:id="rIduedhrq6mdwgx15ixj0tm7">
+            <w:hyperlink w:history="1" r:id="rIdfeyvxszpqkzcbz35ib6hd">
               <w:r>
                 <w:rPr>
                   <w:rFonts w:ascii="Arial" w:cs="Arial" w:eastAsia="Arial" w:hAnsi="Arial"/>
@@ -4811,7 +4811,7 @@
               <w:spacing w:after="10" w:before="0"/>
               <w:ind w:left="120"/>
             </w:pPr>
-            <w:hyperlink w:history="1" r:id="rIddtetogxcmn6rmiqwsrzbq">
+            <w:hyperlink w:history="1" r:id="rIdeuu8e1q7qt1pxpikl1hun">
               <w:r>
                 <w:rPr>
                   <w:rFonts w:ascii="Arial" w:cs="Arial" w:eastAsia="Arial" w:hAnsi="Arial"/>
@@ -4856,7 +4856,7 @@
             <w:pPr>
               <w:spacing w:after="20" w:before="0"/>
             </w:pPr>
-            <w:hyperlink w:history="1" r:id="rId0iubfjg-0y69ovvdu1yvi">
+            <w:hyperlink w:history="1" r:id="rIdymdsjho62urud0cd-wlwy">
               <w:r>
                 <w:rPr>
                   <w:rFonts w:ascii="Arial" w:cs="Arial" w:eastAsia="Arial" w:hAnsi="Arial"/>
@@ -4905,7 +4905,7 @@
               <w:spacing w:after="10" w:before="0"/>
               <w:ind w:left="120"/>
             </w:pPr>
-            <w:hyperlink w:history="1" r:id="rIdwnr5lw9jsra-egpv-_lhl">
+            <w:hyperlink w:history="1" r:id="rIdlbhdpigixj-z4coka2up7">
               <w:r>
                 <w:rPr>
                   <w:rFonts w:ascii="Arial" w:cs="Arial" w:eastAsia="Arial" w:hAnsi="Arial"/>
@@ -5493,7 +5493,7 @@
         </w:rPr>
         <w:t xml:space="preserve">© 2026 SeaVuria and ARES. Aligned with KICD objectives. Developed by SeaVuria; technical implementation by ARES (with AI assistance from Claude). Licensed under </w:t>
       </w:r>
-      <w:hyperlink w:history="1" r:id="rIdhai1bsep17yy3zwbqvl1e">
+      <w:hyperlink w:history="1" r:id="rIdxymwx6jz1qvnwz-pgq_a1">
         <w:r>
           <w:rPr>
             <w:rFonts w:ascii="Arial" w:cs="Arial" w:eastAsia="Arial" w:hAnsi="Arial"/>
@@ -5514,7 +5514,7 @@
         </w:rPr>
         <w:t xml:space="preserve"> (</w:t>
       </w:r>
-      <w:hyperlink w:history="1" r:id="rIdf1jkpxw3rst8k5eo9ahm2">
+      <w:hyperlink w:history="1" r:id="rIdezxtyy2lbr5rnyw_y8mfm">
         <w:r>
           <w:rPr>
             <w:rFonts w:ascii="Arial" w:cs="Arial" w:eastAsia="Arial" w:hAnsi="Arial"/>
@@ -6527,7 +6527,7 @@
             <w:pPr>
               <w:spacing w:after="20" w:before="0"/>
             </w:pPr>
-            <w:hyperlink w:history="1" r:id="rIdh7m24-g4makdsgogupfd5">
+            <w:hyperlink w:history="1" r:id="rIdhmvyu3r2s8xydk9b0055i">
               <w:r>
                 <w:rPr>
                   <w:rFonts w:ascii="Arial" w:cs="Arial" w:eastAsia="Arial" w:hAnsi="Arial"/>
@@ -6560,7 +6560,7 @@
               <w:spacing w:after="10" w:before="0"/>
               <w:ind w:left="120"/>
             </w:pPr>
-            <w:hyperlink w:history="1" r:id="rIdzsg7g7huk0zdzodluzxku">
+            <w:hyperlink w:history="1" r:id="rId9fqaa_n_ihbjfazzqvnpa">
               <w:r>
                 <w:rPr>
                   <w:rFonts w:ascii="Arial" w:cs="Arial" w:eastAsia="Arial" w:hAnsi="Arial"/>
@@ -6605,7 +6605,7 @@
             <w:pPr>
               <w:spacing w:after="20" w:before="0"/>
             </w:pPr>
-            <w:hyperlink w:history="1" r:id="rIds4-nawg8m95x_3z_mx3yl">
+            <w:hyperlink w:history="1" r:id="rId_dqitgtkx0gm1ng-hpibt">
               <w:r>
                 <w:rPr>
                   <w:rFonts w:ascii="Arial" w:cs="Arial" w:eastAsia="Arial" w:hAnsi="Arial"/>
@@ -6638,7 +6638,7 @@
               <w:spacing w:after="10" w:before="0"/>
               <w:ind w:left="120"/>
             </w:pPr>
-            <w:hyperlink w:history="1" r:id="rIdtsmy7s9zki0fk655vdhvk">
+            <w:hyperlink w:history="1" r:id="rIdmaiyvemq6sqwfvkwayt7g">
               <w:r>
                 <w:rPr>
                   <w:rFonts w:ascii="Arial" w:cs="Arial" w:eastAsia="Arial" w:hAnsi="Arial"/>
@@ -7122,7 +7122,7 @@
             <w:pPr>
               <w:spacing w:after="20" w:before="0"/>
             </w:pPr>
-            <w:hyperlink w:history="1" r:id="rIdcpd1m5xcfo9r5gp-jzmbc">
+            <w:hyperlink w:history="1" r:id="rIddorg6vuvqwkkurw6hzkru">
               <w:r>
                 <w:rPr>
                   <w:rFonts w:ascii="Arial" w:cs="Arial" w:eastAsia="Arial" w:hAnsi="Arial"/>
@@ -7155,7 +7155,7 @@
               <w:spacing w:after="10" w:before="0"/>
               <w:ind w:left="120"/>
             </w:pPr>
-            <w:hyperlink w:history="1" r:id="rId1cdfz6xpzd1zo1wzcxygm">
+            <w:hyperlink w:history="1" r:id="rIdsxmbaprwpxl2-kqakq3bp">
               <w:r>
                 <w:rPr>
                   <w:rFonts w:ascii="Arial" w:cs="Arial" w:eastAsia="Arial" w:hAnsi="Arial"/>
@@ -7200,7 +7200,7 @@
             <w:pPr>
               <w:spacing w:after="20" w:before="0"/>
             </w:pPr>
-            <w:hyperlink w:history="1" r:id="rIdmokjwr5_ovhycohub9jl7">
+            <w:hyperlink w:history="1" r:id="rIdovig0gx0ksofv18nsgjcv">
               <w:r>
                 <w:rPr>
                   <w:rFonts w:ascii="Arial" w:cs="Arial" w:eastAsia="Arial" w:hAnsi="Arial"/>
@@ -7233,7 +7233,7 @@
               <w:spacing w:after="10" w:before="0"/>
               <w:ind w:left="120"/>
             </w:pPr>
-            <w:hyperlink w:history="1" r:id="rIdfva3vivvmsyr3arnmy621">
+            <w:hyperlink w:history="1" r:id="rId9jpr8nkwe08balttx0jji">
               <w:r>
                 <w:rPr>
                   <w:rFonts w:ascii="Arial" w:cs="Arial" w:eastAsia="Arial" w:hAnsi="Arial"/>
@@ -7776,7 +7776,7 @@
             <w:pPr>
               <w:spacing w:after="20" w:before="0"/>
             </w:pPr>
-            <w:hyperlink w:history="1" r:id="rIdzeyg4fjo2hfp3of2qaxf1">
+            <w:hyperlink w:history="1" r:id="rIdcqrlt2v5n7bucw918gbnq">
               <w:r>
                 <w:rPr>
                   <w:rFonts w:ascii="Arial" w:cs="Arial" w:eastAsia="Arial" w:hAnsi="Arial"/>
@@ -7825,7 +7825,7 @@
               <w:spacing w:after="10" w:before="0"/>
               <w:ind w:left="120"/>
             </w:pPr>
-            <w:hyperlink w:history="1" r:id="rIdawmg5rqvphmqboypy8r4o">
+            <w:hyperlink w:history="1" r:id="rIdr0ar_clq_lpombud5gqeq">
               <w:r>
                 <w:rPr>
                   <w:rFonts w:ascii="Arial" w:cs="Arial" w:eastAsia="Arial" w:hAnsi="Arial"/>
@@ -7870,7 +7870,7 @@
             <w:pPr>
               <w:spacing w:after="20" w:before="0"/>
             </w:pPr>
-            <w:hyperlink w:history="1" r:id="rIdtx_bog8dkqgrfzco1g2yd">
+            <w:hyperlink w:history="1" r:id="rIdayiwj7xnglafvrnpnldfp">
               <w:r>
                 <w:rPr>
                   <w:rFonts w:ascii="Arial" w:cs="Arial" w:eastAsia="Arial" w:hAnsi="Arial"/>
@@ -7919,7 +7919,7 @@
               <w:spacing w:after="10" w:before="0"/>
               <w:ind w:left="120"/>
             </w:pPr>
-            <w:hyperlink w:history="1" r:id="rId_kv-zsi13alyeqdbqeqbi">
+            <w:hyperlink w:history="1" r:id="rIdudcnjx-hl3p3stjxtnn5q">
               <w:r>
                 <w:rPr>
                   <w:rFonts w:ascii="Arial" w:cs="Arial" w:eastAsia="Arial" w:hAnsi="Arial"/>
@@ -8437,7 +8437,7 @@
             <w:pPr>
               <w:spacing w:after="20" w:before="0"/>
             </w:pPr>
-            <w:hyperlink w:history="1" r:id="rIdqqx_dt1ow56d1zqxzcwbc">
+            <w:hyperlink w:history="1" r:id="rIdexplxka65ieqjyz1z5sod">
               <w:r>
                 <w:rPr>
                   <w:rFonts w:ascii="Arial" w:cs="Arial" w:eastAsia="Arial" w:hAnsi="Arial"/>
@@ -8486,7 +8486,7 @@
               <w:spacing w:after="10" w:before="0"/>
               <w:ind w:left="120"/>
             </w:pPr>
-            <w:hyperlink w:history="1" r:id="rIdwlciguegnpvtzz6lhhmjy">
+            <w:hyperlink w:history="1" r:id="rIdccyu1kci12knmkjqinqk2">
               <w:r>
                 <w:rPr>
                   <w:rFonts w:ascii="Arial" w:cs="Arial" w:eastAsia="Arial" w:hAnsi="Arial"/>
@@ -8531,7 +8531,7 @@
             <w:pPr>
               <w:spacing w:after="20" w:before="0"/>
             </w:pPr>
-            <w:hyperlink w:history="1" r:id="rIdfygfcfkmruwt72ngbevg7">
+            <w:hyperlink w:history="1" r:id="rIddwxocmqkbeqef3ikhyjq4">
               <w:r>
                 <w:rPr>
                   <w:rFonts w:ascii="Arial" w:cs="Arial" w:eastAsia="Arial" w:hAnsi="Arial"/>
@@ -8580,7 +8580,7 @@
               <w:spacing w:after="10" w:before="0"/>
               <w:ind w:left="120"/>
             </w:pPr>
-            <w:hyperlink w:history="1" r:id="rIdfaux8wy6jq-p4ar8qb2vd">
+            <w:hyperlink w:history="1" r:id="rIdstdspr-or4e2mkg39fita">
               <w:r>
                 <w:rPr>
                   <w:rFonts w:ascii="Arial" w:cs="Arial" w:eastAsia="Arial" w:hAnsi="Arial"/>
@@ -8929,7 +8929,7 @@
             <w:pPr>
               <w:spacing w:after="20" w:before="0"/>
             </w:pPr>
-            <w:hyperlink w:history="1" r:id="rIdrhp_eo_0b1x_kwemzey5i">
+            <w:hyperlink w:history="1" r:id="rIdsq66ssolydrgl_p2juttc">
               <w:r>
                 <w:rPr>
                   <w:rFonts w:ascii="Arial" w:cs="Arial" w:eastAsia="Arial" w:hAnsi="Arial"/>
@@ -8978,7 +8978,7 @@
               <w:spacing w:after="10" w:before="0"/>
               <w:ind w:left="120"/>
             </w:pPr>
-            <w:hyperlink w:history="1" r:id="rIdgdwby5h_ju9ydenwaseqo">
+            <w:hyperlink w:history="1" r:id="rId5y3cg4usimg4yipkgghp5">
               <w:r>
                 <w:rPr>
                   <w:rFonts w:ascii="Arial" w:cs="Arial" w:eastAsia="Arial" w:hAnsi="Arial"/>
@@ -9023,7 +9023,7 @@
             <w:pPr>
               <w:spacing w:after="20" w:before="0"/>
             </w:pPr>
-            <w:hyperlink w:history="1" r:id="rIdbrjvvr7hvac832-ylhkwj">
+            <w:hyperlink w:history="1" r:id="rId_lsaefcotsvkubunjjb2f">
               <w:r>
                 <w:rPr>
                   <w:rFonts w:ascii="Arial" w:cs="Arial" w:eastAsia="Arial" w:hAnsi="Arial"/>
@@ -9072,7 +9072,7 @@
               <w:spacing w:after="10" w:before="0"/>
               <w:ind w:left="120"/>
             </w:pPr>
-            <w:hyperlink w:history="1" r:id="rIdg_yomejdo-2ccitggjox-">
+            <w:hyperlink w:history="1" r:id="rIdhqp6h3gj97dulvrkrm8-z">
               <w:r>
                 <w:rPr>
                   <w:rFonts w:ascii="Arial" w:cs="Arial" w:eastAsia="Arial" w:hAnsi="Arial"/>
@@ -9983,7 +9983,7 @@
         </w:rPr>
         <w:t xml:space="preserve">© 2026 SeaVuria and ARES. Aligned with KICD objectives. Developed by SeaVuria; technical implementation by ARES (with AI assistance from Claude). Licensed under </w:t>
       </w:r>
-      <w:hyperlink w:history="1" r:id="rIdmrywk2dwu1o7830qww-rk">
+      <w:hyperlink w:history="1" r:id="rIdvr_sj6e1w566tykyovk9i">
         <w:r>
           <w:rPr>
             <w:rFonts w:ascii="Arial" w:cs="Arial" w:eastAsia="Arial" w:hAnsi="Arial"/>
@@ -10004,7 +10004,7 @@
         </w:rPr>
         <w:t xml:space="preserve"> (</w:t>
       </w:r>
-      <w:hyperlink w:history="1" r:id="rIdawbxdnrunmvmhyk3icl-j">
+      <w:hyperlink w:history="1" r:id="rIdjdykmx15tnl4wdeaucjpn">
         <w:r>
           <w:rPr>
             <w:rFonts w:ascii="Arial" w:cs="Arial" w:eastAsia="Arial" w:hAnsi="Arial"/>
@@ -11017,7 +11017,7 @@
             <w:pPr>
               <w:spacing w:after="20" w:before="0"/>
             </w:pPr>
-            <w:hyperlink w:history="1" r:id="rIdlnule5n3eggahgpogv5xa">
+            <w:hyperlink w:history="1" r:id="rIduksma3plwqna6soqh_66a">
               <w:r>
                 <w:rPr>
                   <w:rFonts w:ascii="Arial" w:cs="Arial" w:eastAsia="Arial" w:hAnsi="Arial"/>
@@ -11050,7 +11050,7 @@
               <w:spacing w:after="10" w:before="0"/>
               <w:ind w:left="120"/>
             </w:pPr>
-            <w:hyperlink w:history="1" r:id="rIddv-qjpkh7vjdo25al5zts">
+            <w:hyperlink w:history="1" r:id="rIdh76upt0apzric__gnzxra">
               <w:r>
                 <w:rPr>
                   <w:rFonts w:ascii="Arial" w:cs="Arial" w:eastAsia="Arial" w:hAnsi="Arial"/>
@@ -11095,7 +11095,7 @@
             <w:pPr>
               <w:spacing w:after="20" w:before="0"/>
             </w:pPr>
-            <w:hyperlink w:history="1" r:id="rId0k6eb0ufdc1fqtrtnkbwo">
+            <w:hyperlink w:history="1" r:id="rIdk6hzk9y1qqwjiheearosw">
               <w:r>
                 <w:rPr>
                   <w:rFonts w:ascii="Arial" w:cs="Arial" w:eastAsia="Arial" w:hAnsi="Arial"/>
@@ -11128,7 +11128,7 @@
               <w:spacing w:after="10" w:before="0"/>
               <w:ind w:left="120"/>
             </w:pPr>
-            <w:hyperlink w:history="1" r:id="rIdzslgzl2tevkbl4myh6fkg">
+            <w:hyperlink w:history="1" r:id="rIdyltftrxwe7v3gauzrdjsh">
               <w:r>
                 <w:rPr>
                   <w:rFonts w:ascii="Arial" w:cs="Arial" w:eastAsia="Arial" w:hAnsi="Arial"/>
@@ -11323,7 +11323,7 @@
             <w:pPr>
               <w:spacing w:after="20" w:before="0"/>
             </w:pPr>
-            <w:hyperlink w:history="1" r:id="rIdekpgstmm8oanbzy5g9iwe">
+            <w:hyperlink w:history="1" r:id="rIdcbdsvuclbfrhldtdwvrfb">
               <w:r>
                 <w:rPr>
                   <w:rFonts w:ascii="Arial" w:cs="Arial" w:eastAsia="Arial" w:hAnsi="Arial"/>
@@ -11356,7 +11356,7 @@
               <w:spacing w:after="10" w:before="0"/>
               <w:ind w:left="120"/>
             </w:pPr>
-            <w:hyperlink w:history="1" r:id="rIdsdztgzmrdvyekqpx667wa">
+            <w:hyperlink w:history="1" r:id="rIdj6grzspcuqpz_dy0sqn5h">
               <w:r>
                 <w:rPr>
                   <w:rFonts w:ascii="Arial" w:cs="Arial" w:eastAsia="Arial" w:hAnsi="Arial"/>
@@ -11401,7 +11401,7 @@
             <w:pPr>
               <w:spacing w:after="20" w:before="0"/>
             </w:pPr>
-            <w:hyperlink w:history="1" r:id="rIdxdjiza8kuzpnrkql9gmjf">
+            <w:hyperlink w:history="1" r:id="rIdhgo5veqn3vxnj0iqtaz0e">
               <w:r>
                 <w:rPr>
                   <w:rFonts w:ascii="Arial" w:cs="Arial" w:eastAsia="Arial" w:hAnsi="Arial"/>
@@ -11434,7 +11434,7 @@
               <w:spacing w:after="10" w:before="0"/>
               <w:ind w:left="120"/>
             </w:pPr>
-            <w:hyperlink w:history="1" r:id="rIdkqu4jku9htydjsczqpfa_">
+            <w:hyperlink w:history="1" r:id="rIdxsj8jr8rrv1bkcczkbilm">
               <w:r>
                 <w:rPr>
                   <w:rFonts w:ascii="Arial" w:cs="Arial" w:eastAsia="Arial" w:hAnsi="Arial"/>
@@ -11629,7 +11629,7 @@
             <w:pPr>
               <w:spacing w:after="20" w:before="0"/>
             </w:pPr>
-            <w:hyperlink w:history="1" r:id="rIdonqy9bxqpohnp4h_js3vq">
+            <w:hyperlink w:history="1" r:id="rIdxhbstfvylulj93dzfd23p">
               <w:r>
                 <w:rPr>
                   <w:rFonts w:ascii="Arial" w:cs="Arial" w:eastAsia="Arial" w:hAnsi="Arial"/>
@@ -11662,7 +11662,7 @@
               <w:spacing w:after="10" w:before="0"/>
               <w:ind w:left="120"/>
             </w:pPr>
-            <w:hyperlink w:history="1" r:id="rIdxwxrjtlbvaif7of8nybyz">
+            <w:hyperlink w:history="1" r:id="rIdlmggpigtoahewmbg_sxwf">
               <w:r>
                 <w:rPr>
                   <w:rFonts w:ascii="Arial" w:cs="Arial" w:eastAsia="Arial" w:hAnsi="Arial"/>
@@ -11707,7 +11707,7 @@
             <w:pPr>
               <w:spacing w:after="20" w:before="0"/>
             </w:pPr>
-            <w:hyperlink w:history="1" r:id="rIdq0f1nbvg89oyjuqyfq_ye">
+            <w:hyperlink w:history="1" r:id="rIduucyc11g3tp0gn9ojqpm6">
               <w:r>
                 <w:rPr>
                   <w:rFonts w:ascii="Arial" w:cs="Arial" w:eastAsia="Arial" w:hAnsi="Arial"/>
@@ -11756,7 +11756,7 @@
               <w:spacing w:after="10" w:before="0"/>
               <w:ind w:left="120"/>
             </w:pPr>
-            <w:hyperlink w:history="1" r:id="rIdgqf86piyew4fzrzbjhg65">
+            <w:hyperlink w:history="1" r:id="rIdsispojvlfczud4w1cklve">
               <w:r>
                 <w:rPr>
                   <w:rFonts w:ascii="Arial" w:cs="Arial" w:eastAsia="Arial" w:hAnsi="Arial"/>
@@ -11951,7 +11951,7 @@
             <w:pPr>
               <w:spacing w:after="20" w:before="0"/>
             </w:pPr>
-            <w:hyperlink w:history="1" r:id="rIdz55orq7h69gjnntppyqzr">
+            <w:hyperlink w:history="1" r:id="rIdftobpzsijyx9ygmw4jdon">
               <w:r>
                 <w:rPr>
                   <w:rFonts w:ascii="Arial" w:cs="Arial" w:eastAsia="Arial" w:hAnsi="Arial"/>
@@ -11984,7 +11984,7 @@
               <w:spacing w:after="10" w:before="0"/>
               <w:ind w:left="120"/>
             </w:pPr>
-            <w:hyperlink w:history="1" r:id="rIdogxscdxzffeuqectdsrcm">
+            <w:hyperlink w:history="1" r:id="rIdbjmo0zygwk8eprsdznja1">
               <w:r>
                 <w:rPr>
                   <w:rFonts w:ascii="Arial" w:cs="Arial" w:eastAsia="Arial" w:hAnsi="Arial"/>
@@ -12029,7 +12029,7 @@
             <w:pPr>
               <w:spacing w:after="20" w:before="0"/>
             </w:pPr>
-            <w:hyperlink w:history="1" r:id="rIdmwu7sy4mxrsnid2pt77m1">
+            <w:hyperlink w:history="1" r:id="rIdzatw2pv7a_-rekt_iud7d">
               <w:r>
                 <w:rPr>
                   <w:rFonts w:ascii="Arial" w:cs="Arial" w:eastAsia="Arial" w:hAnsi="Arial"/>
@@ -12078,7 +12078,7 @@
               <w:spacing w:after="10" w:before="0"/>
               <w:ind w:left="120"/>
             </w:pPr>
-            <w:hyperlink w:history="1" r:id="rIdmo3ztwtjzpwb-acog2vc7">
+            <w:hyperlink w:history="1" r:id="rIdkgeiidftsvzpa83vpxzfo">
               <w:r>
                 <w:rPr>
                   <w:rFonts w:ascii="Arial" w:cs="Arial" w:eastAsia="Arial" w:hAnsi="Arial"/>
@@ -12273,7 +12273,7 @@
             <w:pPr>
               <w:spacing w:after="20" w:before="0"/>
             </w:pPr>
-            <w:hyperlink w:history="1" r:id="rIdvhkrndkcloewaya6arwth">
+            <w:hyperlink w:history="1" r:id="rIdhwy9yxhty9ihpbeqoa_kz">
               <w:r>
                 <w:rPr>
                   <w:rFonts w:ascii="Arial" w:cs="Arial" w:eastAsia="Arial" w:hAnsi="Arial"/>
@@ -12322,7 +12322,7 @@
               <w:spacing w:after="10" w:before="0"/>
               <w:ind w:left="120"/>
             </w:pPr>
-            <w:hyperlink w:history="1" r:id="rIdfuilytzpkoggwiypu7luu">
+            <w:hyperlink w:history="1" r:id="rId-7k5dcxw2gnxh0on415iv">
               <w:r>
                 <w:rPr>
                   <w:rFonts w:ascii="Arial" w:cs="Arial" w:eastAsia="Arial" w:hAnsi="Arial"/>
@@ -12367,7 +12367,7 @@
             <w:pPr>
               <w:spacing w:after="20" w:before="0"/>
             </w:pPr>
-            <w:hyperlink w:history="1" r:id="rIdqfckmjz1fcrlauzbdy8eu">
+            <w:hyperlink w:history="1" r:id="rIdxinowppn2zsxiwzauvjt-">
               <w:r>
                 <w:rPr>
                   <w:rFonts w:ascii="Arial" w:cs="Arial" w:eastAsia="Arial" w:hAnsi="Arial"/>
@@ -12416,7 +12416,7 @@
               <w:spacing w:after="10" w:before="0"/>
               <w:ind w:left="120"/>
             </w:pPr>
-            <w:hyperlink w:history="1" r:id="rIdxr0dhbevngmpyb7ywphpk">
+            <w:hyperlink w:history="1" r:id="rIdiqjjovi8ykdjk08d0xcdj">
               <w:r>
                 <w:rPr>
                   <w:rFonts w:ascii="Arial" w:cs="Arial" w:eastAsia="Arial" w:hAnsi="Arial"/>
@@ -13023,7 +13023,7 @@
         </w:rPr>
         <w:t xml:space="preserve">© 2026 SeaVuria and ARES. Aligned with KICD objectives. Developed by SeaVuria; technical implementation by ARES (with AI assistance from Claude). Licensed under </w:t>
       </w:r>
-      <w:hyperlink w:history="1" r:id="rId8v6jg5bphuxu3nkmk4i5t">
+      <w:hyperlink w:history="1" r:id="rIdda_ginnj5tfxmlbx_kk0n">
         <w:r>
           <w:rPr>
             <w:rFonts w:ascii="Arial" w:cs="Arial" w:eastAsia="Arial" w:hAnsi="Arial"/>
@@ -13044,7 +13044,7 @@
         </w:rPr>
         <w:t xml:space="preserve"> (</w:t>
       </w:r>
-      <w:hyperlink w:history="1" r:id="rIdf6m0znj4aqnoazpeikgcl">
+      <w:hyperlink w:history="1" r:id="rIdb0w6urcrmbvpkndcifeaj">
         <w:r>
           <w:rPr>
             <w:rFonts w:ascii="Arial" w:cs="Arial" w:eastAsia="Arial" w:hAnsi="Arial"/>
@@ -14057,7 +14057,7 @@
             <w:pPr>
               <w:spacing w:after="20" w:before="0"/>
             </w:pPr>
-            <w:hyperlink w:history="1" r:id="rIdlqxk_xd5rdu7atdmzuk_c">
+            <w:hyperlink w:history="1" r:id="rIdfsfhfa9q9ou0guqf-4ale">
               <w:r>
                 <w:rPr>
                   <w:rFonts w:ascii="Arial" w:cs="Arial" w:eastAsia="Arial" w:hAnsi="Arial"/>
@@ -14090,7 +14090,7 @@
               <w:spacing w:after="10" w:before="0"/>
               <w:ind w:left="120"/>
             </w:pPr>
-            <w:hyperlink w:history="1" r:id="rIdh4m55au58iyumxdiaemyu">
+            <w:hyperlink w:history="1" r:id="rIdegkcmg42awckrwrxynyyg">
               <w:r>
                 <w:rPr>
                   <w:rFonts w:ascii="Arial" w:cs="Arial" w:eastAsia="Arial" w:hAnsi="Arial"/>
@@ -14135,7 +14135,7 @@
             <w:pPr>
               <w:spacing w:after="20" w:before="0"/>
             </w:pPr>
-            <w:hyperlink w:history="1" r:id="rIda8dwc5szyflnibrofuq_k">
+            <w:hyperlink w:history="1" r:id="rIdc2dvzfes3dj_5redbfn6s">
               <w:r>
                 <w:rPr>
                   <w:rFonts w:ascii="Arial" w:cs="Arial" w:eastAsia="Arial" w:hAnsi="Arial"/>
@@ -14168,7 +14168,7 @@
               <w:spacing w:after="10" w:before="0"/>
               <w:ind w:left="120"/>
             </w:pPr>
-            <w:hyperlink w:history="1" r:id="rIdygezkmbs1r9wx1uulxeyq">
+            <w:hyperlink w:history="1" r:id="rIdo9lgwwhrsgwb8tokkhkg-">
               <w:r>
                 <w:rPr>
                   <w:rFonts w:ascii="Arial" w:cs="Arial" w:eastAsia="Arial" w:hAnsi="Arial"/>
@@ -14363,7 +14363,7 @@
             <w:pPr>
               <w:spacing w:after="20" w:before="0"/>
             </w:pPr>
-            <w:hyperlink w:history="1" r:id="rIdctee9umafbucitr8p0sff">
+            <w:hyperlink w:history="1" r:id="rIdtamqb_kqdipjvhrw0b-wv">
               <w:r>
                 <w:rPr>
                   <w:rFonts w:ascii="Arial" w:cs="Arial" w:eastAsia="Arial" w:hAnsi="Arial"/>
@@ -14396,7 +14396,7 @@
               <w:spacing w:after="10" w:before="0"/>
               <w:ind w:left="120"/>
             </w:pPr>
-            <w:hyperlink w:history="1" r:id="rIdxfhutk-radgr20sk3y01f">
+            <w:hyperlink w:history="1" r:id="rIdaklszcb5a3kfvjncikdf0">
               <w:r>
                 <w:rPr>
                   <w:rFonts w:ascii="Arial" w:cs="Arial" w:eastAsia="Arial" w:hAnsi="Arial"/>
@@ -14441,7 +14441,7 @@
             <w:pPr>
               <w:spacing w:after="20" w:before="0"/>
             </w:pPr>
-            <w:hyperlink w:history="1" r:id="rIdymz1cutiyymnd7yrl2lvl">
+            <w:hyperlink w:history="1" r:id="rId4ow3keom8x7pfskfw0mta">
               <w:r>
                 <w:rPr>
                   <w:rFonts w:ascii="Arial" w:cs="Arial" w:eastAsia="Arial" w:hAnsi="Arial"/>
@@ -14474,7 +14474,7 @@
               <w:spacing w:after="10" w:before="0"/>
               <w:ind w:left="120"/>
             </w:pPr>
-            <w:hyperlink w:history="1" r:id="rIdt6tvxyuvczgmrovqr1wjr">
+            <w:hyperlink w:history="1" r:id="rIdzbgf9ijmcbsjfpqdte5f-">
               <w:r>
                 <w:rPr>
                   <w:rFonts w:ascii="Arial" w:cs="Arial" w:eastAsia="Arial" w:hAnsi="Arial"/>
@@ -14669,7 +14669,7 @@
             <w:pPr>
               <w:spacing w:after="20" w:before="0"/>
             </w:pPr>
-            <w:hyperlink w:history="1" r:id="rId2ujrvtn1ps9ozqrewkqma">
+            <w:hyperlink w:history="1" r:id="rIdnijizqg_gxbxkmiafqmuu">
               <w:r>
                 <w:rPr>
                   <w:rFonts w:ascii="Arial" w:cs="Arial" w:eastAsia="Arial" w:hAnsi="Arial"/>
@@ -14702,7 +14702,7 @@
               <w:spacing w:after="10" w:before="0"/>
               <w:ind w:left="120"/>
             </w:pPr>
-            <w:hyperlink w:history="1" r:id="rIdbpixgiul0becobbsjpqdv">
+            <w:hyperlink w:history="1" r:id="rIdymlg3nbvgnhtzd5yidgin">
               <w:r>
                 <w:rPr>
                   <w:rFonts w:ascii="Arial" w:cs="Arial" w:eastAsia="Arial" w:hAnsi="Arial"/>
@@ -14747,7 +14747,7 @@
             <w:pPr>
               <w:spacing w:after="20" w:before="0"/>
             </w:pPr>
-            <w:hyperlink w:history="1" r:id="rIdad8rhxsy06smgir9ta-ym">
+            <w:hyperlink w:history="1" r:id="rIdpoim8zzetcoykzpskjmmd">
               <w:r>
                 <w:rPr>
                   <w:rFonts w:ascii="Arial" w:cs="Arial" w:eastAsia="Arial" w:hAnsi="Arial"/>
@@ -14780,7 +14780,7 @@
               <w:spacing w:after="10" w:before="0"/>
               <w:ind w:left="120"/>
             </w:pPr>
-            <w:hyperlink w:history="1" r:id="rIdlaa5ccftevar_e0vzft1k">
+            <w:hyperlink w:history="1" r:id="rIdzrjv_rn-ak1sct8_opsw7">
               <w:r>
                 <w:rPr>
                   <w:rFonts w:ascii="Arial" w:cs="Arial" w:eastAsia="Arial" w:hAnsi="Arial"/>
@@ -14975,7 +14975,7 @@
             <w:pPr>
               <w:spacing w:after="20" w:before="0"/>
             </w:pPr>
-            <w:hyperlink w:history="1" r:id="rIdtszlyijvyrzgvy2v4q4io">
+            <w:hyperlink w:history="1" r:id="rIdenq8uisodsuqelejwhror">
               <w:r>
                 <w:rPr>
                   <w:rFonts w:ascii="Arial" w:cs="Arial" w:eastAsia="Arial" w:hAnsi="Arial"/>
@@ -15008,7 +15008,7 @@
               <w:spacing w:after="10" w:before="0"/>
               <w:ind w:left="120"/>
             </w:pPr>
-            <w:hyperlink w:history="1" r:id="rIdazomtzyxlnhkjtdenhr6l">
+            <w:hyperlink w:history="1" r:id="rId-3ozmlniuo7k0a1rw2xbm">
               <w:r>
                 <w:rPr>
                   <w:rFonts w:ascii="Arial" w:cs="Arial" w:eastAsia="Arial" w:hAnsi="Arial"/>
@@ -15053,7 +15053,7 @@
             <w:pPr>
               <w:spacing w:after="20" w:before="0"/>
             </w:pPr>
-            <w:hyperlink w:history="1" r:id="rIdurzckvmfke6tgh3tlbvua">
+            <w:hyperlink w:history="1" r:id="rIdszu3el_b8xquamgioppch">
               <w:r>
                 <w:rPr>
                   <w:rFonts w:ascii="Arial" w:cs="Arial" w:eastAsia="Arial" w:hAnsi="Arial"/>
@@ -15086,7 +15086,7 @@
               <w:spacing w:after="10" w:before="0"/>
               <w:ind w:left="120"/>
             </w:pPr>
-            <w:hyperlink w:history="1" r:id="rIdiiiyim2ytqcftvxorgrz_">
+            <w:hyperlink w:history="1" r:id="rId_jdqkowk15g7p3h1cw1fo">
               <w:r>
                 <w:rPr>
                   <w:rFonts w:ascii="Arial" w:cs="Arial" w:eastAsia="Arial" w:hAnsi="Arial"/>
@@ -15281,7 +15281,7 @@
             <w:pPr>
               <w:spacing w:after="20" w:before="0"/>
             </w:pPr>
-            <w:hyperlink w:history="1" r:id="rIdljcp55qwb5hbl2wydvglf">
+            <w:hyperlink w:history="1" r:id="rIdirp3gcwl28indfgsd2mdk">
               <w:r>
                 <w:rPr>
                   <w:rFonts w:ascii="Arial" w:cs="Arial" w:eastAsia="Arial" w:hAnsi="Arial"/>
@@ -15314,7 +15314,7 @@
               <w:spacing w:after="10" w:before="0"/>
               <w:ind w:left="120"/>
             </w:pPr>
-            <w:hyperlink w:history="1" r:id="rIdn1_bh0szo2nr2nqtvb_ky">
+            <w:hyperlink w:history="1" r:id="rIdichnair6t0fubfzdaprmt">
               <w:r>
                 <w:rPr>
                   <w:rFonts w:ascii="Arial" w:cs="Arial" w:eastAsia="Arial" w:hAnsi="Arial"/>
@@ -15359,7 +15359,7 @@
             <w:pPr>
               <w:spacing w:after="20" w:before="0"/>
             </w:pPr>
-            <w:hyperlink w:history="1" r:id="rIdzfimid43kil8aynywi4ou">
+            <w:hyperlink w:history="1" r:id="rIdeqcxtfjnu0ka9rckjokva">
               <w:r>
                 <w:rPr>
                   <w:rFonts w:ascii="Arial" w:cs="Arial" w:eastAsia="Arial" w:hAnsi="Arial"/>
@@ -15392,7 +15392,7 @@
               <w:spacing w:after="10" w:before="0"/>
               <w:ind w:left="120"/>
             </w:pPr>
-            <w:hyperlink w:history="1" r:id="rIdvbha0zosen5ffdv11ej-n">
+            <w:hyperlink w:history="1" r:id="rIdnyanimecm6bl58odsyga9">
               <w:r>
                 <w:rPr>
                   <w:rFonts w:ascii="Arial" w:cs="Arial" w:eastAsia="Arial" w:hAnsi="Arial"/>
@@ -16037,7 +16037,7 @@
         </w:rPr>
         <w:t xml:space="preserve">© 2026 SeaVuria and ARES. Aligned with KICD objectives. Developed by SeaVuria; technical implementation by ARES (with AI assistance from Claude). Licensed under </w:t>
       </w:r>
-      <w:hyperlink w:history="1" r:id="rIdksrhn740pifczv-ydazql">
+      <w:hyperlink w:history="1" r:id="rIdat9ijms-rhzhjzxpivw_q">
         <w:r>
           <w:rPr>
             <w:rFonts w:ascii="Arial" w:cs="Arial" w:eastAsia="Arial" w:hAnsi="Arial"/>
@@ -16058,7 +16058,7 @@
         </w:rPr>
         <w:t xml:space="preserve"> (</w:t>
       </w:r>
-      <w:hyperlink w:history="1" r:id="rId_b2ekmgfkh-synblnw57h">
+      <w:hyperlink w:history="1" r:id="rId3kz7ktpcumkcchbag95g6">
         <w:r>
           <w:rPr>
             <w:rFonts w:ascii="Arial" w:cs="Arial" w:eastAsia="Arial" w:hAnsi="Arial"/>
@@ -17071,7 +17071,7 @@
             <w:pPr>
               <w:spacing w:after="20" w:before="0"/>
             </w:pPr>
-            <w:hyperlink w:history="1" r:id="rIda2pyu8crtvt8gxwilidp9">
+            <w:hyperlink w:history="1" r:id="rIdf01y_75f7agnunxtqiwem">
               <w:r>
                 <w:rPr>
                   <w:rFonts w:ascii="Arial" w:cs="Arial" w:eastAsia="Arial" w:hAnsi="Arial"/>
@@ -17104,7 +17104,7 @@
               <w:spacing w:after="10" w:before="0"/>
               <w:ind w:left="120"/>
             </w:pPr>
-            <w:hyperlink w:history="1" r:id="rIdquzfffc7n5ejqsyyit6qu">
+            <w:hyperlink w:history="1" r:id="rIdetuj4nsroxyg2g8pjyaqr">
               <w:r>
                 <w:rPr>
                   <w:rFonts w:ascii="Arial" w:cs="Arial" w:eastAsia="Arial" w:hAnsi="Arial"/>
@@ -17149,7 +17149,7 @@
             <w:pPr>
               <w:spacing w:after="20" w:before="0"/>
             </w:pPr>
-            <w:hyperlink w:history="1" r:id="rIdoup9ultskbfjcgijjcz-2">
+            <w:hyperlink w:history="1" r:id="rIdd-eh1ospyrt4k3n0dmxzo">
               <w:r>
                 <w:rPr>
                   <w:rFonts w:ascii="Arial" w:cs="Arial" w:eastAsia="Arial" w:hAnsi="Arial"/>
@@ -17182,7 +17182,7 @@
               <w:spacing w:after="10" w:before="0"/>
               <w:ind w:left="120"/>
             </w:pPr>
-            <w:hyperlink w:history="1" r:id="rId6yv4wtb4q-hhcdg0qtiom">
+            <w:hyperlink w:history="1" r:id="rIdxnrdrsp5bmntmrdbvdr7c">
               <w:r>
                 <w:rPr>
                   <w:rFonts w:ascii="Arial" w:cs="Arial" w:eastAsia="Arial" w:hAnsi="Arial"/>
@@ -17377,7 +17377,7 @@
             <w:pPr>
               <w:spacing w:after="20" w:before="0"/>
             </w:pPr>
-            <w:hyperlink w:history="1" r:id="rIdn2zntwm1hoakerifoumea">
+            <w:hyperlink w:history="1" r:id="rIdhmswahlqqd7mkfm47wmvt">
               <w:r>
                 <w:rPr>
                   <w:rFonts w:ascii="Arial" w:cs="Arial" w:eastAsia="Arial" w:hAnsi="Arial"/>
@@ -17410,7 +17410,7 @@
               <w:spacing w:after="10" w:before="0"/>
               <w:ind w:left="120"/>
             </w:pPr>
-            <w:hyperlink w:history="1" r:id="rIdqvb4wc-pch39fhkp1r62u">
+            <w:hyperlink w:history="1" r:id="rIdmlbwwriqwwpu1brharmpg">
               <w:r>
                 <w:rPr>
                   <w:rFonts w:ascii="Arial" w:cs="Arial" w:eastAsia="Arial" w:hAnsi="Arial"/>
@@ -17455,7 +17455,7 @@
             <w:pPr>
               <w:spacing w:after="20" w:before="0"/>
             </w:pPr>
-            <w:hyperlink w:history="1" r:id="rId7c0eh1eoariqmujqrkxub">
+            <w:hyperlink w:history="1" r:id="rIduvipe-chfbw89c6ov8b3o">
               <w:r>
                 <w:rPr>
                   <w:rFonts w:ascii="Arial" w:cs="Arial" w:eastAsia="Arial" w:hAnsi="Arial"/>
@@ -17488,7 +17488,7 @@
               <w:spacing w:after="10" w:before="0"/>
               <w:ind w:left="120"/>
             </w:pPr>
-            <w:hyperlink w:history="1" r:id="rIdhwtgtnj3lz0buuhdll3je">
+            <w:hyperlink w:history="1" r:id="rIdxdqen6xai8muqtw9tam5z">
               <w:r>
                 <w:rPr>
                   <w:rFonts w:ascii="Arial" w:cs="Arial" w:eastAsia="Arial" w:hAnsi="Arial"/>
@@ -17821,7 +17821,7 @@
             <w:pPr>
               <w:spacing w:after="20" w:before="0"/>
             </w:pPr>
-            <w:hyperlink w:history="1" r:id="rIdrjkq-fvuxpvlinlqib-rg">
+            <w:hyperlink w:history="1" r:id="rIdc78i4ebgdr_vgm6mx0bcr">
               <w:r>
                 <w:rPr>
                   <w:rFonts w:ascii="Arial" w:cs="Arial" w:eastAsia="Arial" w:hAnsi="Arial"/>
@@ -17870,7 +17870,7 @@
               <w:spacing w:after="10" w:before="0"/>
               <w:ind w:left="120"/>
             </w:pPr>
-            <w:hyperlink w:history="1" r:id="rIdd_3c5qijgnk0uwrtj74t5">
+            <w:hyperlink w:history="1" r:id="rIdmpczyxann_aclo0tptuun">
               <w:r>
                 <w:rPr>
                   <w:rFonts w:ascii="Arial" w:cs="Arial" w:eastAsia="Arial" w:hAnsi="Arial"/>
@@ -17915,7 +17915,7 @@
             <w:pPr>
               <w:spacing w:after="20" w:before="0"/>
             </w:pPr>
-            <w:hyperlink w:history="1" r:id="rIdwucmujawlync9bafazsrd">
+            <w:hyperlink w:history="1" r:id="rIdiedl9weg1mmaiquax17vr">
               <w:r>
                 <w:rPr>
                   <w:rFonts w:ascii="Arial" w:cs="Arial" w:eastAsia="Arial" w:hAnsi="Arial"/>
@@ -17964,7 +17964,7 @@
               <w:spacing w:after="10" w:before="0"/>
               <w:ind w:left="120"/>
             </w:pPr>
-            <w:hyperlink w:history="1" r:id="rIdx8qel0rzaurxhl7msdqtf">
+            <w:hyperlink w:history="1" r:id="rId62wryywnb1ahjlpy6odww">
               <w:r>
                 <w:rPr>
                   <w:rFonts w:ascii="Arial" w:cs="Arial" w:eastAsia="Arial" w:hAnsi="Arial"/>
@@ -18278,7 +18278,7 @@
             <w:pPr>
               <w:spacing w:after="20" w:before="0"/>
             </w:pPr>
-            <w:hyperlink w:history="1" r:id="rIdexsvzgxq-cuxb4ptulf-u">
+            <w:hyperlink w:history="1" r:id="rIdteyhpagj1lca6w126u2db">
               <w:r>
                 <w:rPr>
                   <w:rFonts w:ascii="Arial" w:cs="Arial" w:eastAsia="Arial" w:hAnsi="Arial"/>
@@ -18327,7 +18327,7 @@
               <w:spacing w:after="10" w:before="0"/>
               <w:ind w:left="120"/>
             </w:pPr>
-            <w:hyperlink w:history="1" r:id="rIdynpdlblj-j7f2jqksyi-f">
+            <w:hyperlink w:history="1" r:id="rIdskdonl2k66dt5ihqyaoab">
               <w:r>
                 <w:rPr>
                   <w:rFonts w:ascii="Arial" w:cs="Arial" w:eastAsia="Arial" w:hAnsi="Arial"/>
@@ -18372,7 +18372,7 @@
             <w:pPr>
               <w:spacing w:after="20" w:before="0"/>
             </w:pPr>
-            <w:hyperlink w:history="1" r:id="rIdqxxntflnyqgadlxub6kqa">
+            <w:hyperlink w:history="1" r:id="rIda-0ri2l4qxbzisoipwuzv">
               <w:r>
                 <w:rPr>
                   <w:rFonts w:ascii="Arial" w:cs="Arial" w:eastAsia="Arial" w:hAnsi="Arial"/>
@@ -18421,7 +18421,7 @@
               <w:spacing w:after="10" w:before="0"/>
               <w:ind w:left="120"/>
             </w:pPr>
-            <w:hyperlink w:history="1" r:id="rIdmx1vvwmogrynybunyjwat">
+            <w:hyperlink w:history="1" r:id="rIdxm-3w0wm6ga8eo037l3uz">
               <w:r>
                 <w:rPr>
                   <w:rFonts w:ascii="Arial" w:cs="Arial" w:eastAsia="Arial" w:hAnsi="Arial"/>
@@ -18715,7 +18715,7 @@
             <w:pPr>
               <w:spacing w:after="20" w:before="0"/>
             </w:pPr>
-            <w:hyperlink w:history="1" r:id="rId62rkohnazgdknnlpamsas">
+            <w:hyperlink w:history="1" r:id="rId4c-frz-0yseww-6vrirnl">
               <w:r>
                 <w:rPr>
                   <w:rFonts w:ascii="Arial" w:cs="Arial" w:eastAsia="Arial" w:hAnsi="Arial"/>
@@ -18764,7 +18764,7 @@
               <w:spacing w:after="10" w:before="0"/>
               <w:ind w:left="120"/>
             </w:pPr>
-            <w:hyperlink w:history="1" r:id="rIdyt6cp1klgfkhusjpndonp">
+            <w:hyperlink w:history="1" r:id="rIdr7x8otcwklxw8lwvy0yim">
               <w:r>
                 <w:rPr>
                   <w:rFonts w:ascii="Arial" w:cs="Arial" w:eastAsia="Arial" w:hAnsi="Arial"/>
@@ -18809,7 +18809,7 @@
             <w:pPr>
               <w:spacing w:after="20" w:before="0"/>
             </w:pPr>
-            <w:hyperlink w:history="1" r:id="rId6jmvoaouwmegub7b370td">
+            <w:hyperlink w:history="1" r:id="rIdvgz_psphivx4kh9x_dbu2">
               <w:r>
                 <w:rPr>
                   <w:rFonts w:ascii="Arial" w:cs="Arial" w:eastAsia="Arial" w:hAnsi="Arial"/>
@@ -18858,7 +18858,7 @@
               <w:spacing w:after="10" w:before="0"/>
               <w:ind w:left="120"/>
             </w:pPr>
-            <w:hyperlink w:history="1" r:id="rId6pngwnxmxosik31yhxrsg">
+            <w:hyperlink w:history="1" r:id="rIdbpkztaxumhe1y2gkycjo_">
               <w:r>
                 <w:rPr>
                   <w:rFonts w:ascii="Arial" w:cs="Arial" w:eastAsia="Arial" w:hAnsi="Arial"/>
@@ -19465,7 +19465,7 @@
         </w:rPr>
         <w:t xml:space="preserve">© 2026 SeaVuria and ARES. Aligned with KICD objectives. Developed by SeaVuria; technical implementation by ARES (with AI assistance from Claude). Licensed under </w:t>
       </w:r>
-      <w:hyperlink w:history="1" r:id="rId-lkztfhhu2psnahfld-wn">
+      <w:hyperlink w:history="1" r:id="rIduwxcpcc17a5krvmwbumtr">
         <w:r>
           <w:rPr>
             <w:rFonts w:ascii="Arial" w:cs="Arial" w:eastAsia="Arial" w:hAnsi="Arial"/>
@@ -19486,7 +19486,7 @@
         </w:rPr>
         <w:t xml:space="preserve"> (</w:t>
       </w:r>
-      <w:hyperlink w:history="1" r:id="rIdyu9z0tksr5apncv95hr7k">
+      <w:hyperlink w:history="1" r:id="rIdfugmncizkz2lxji7shcoo">
         <w:r>
           <w:rPr>
             <w:rFonts w:ascii="Arial" w:cs="Arial" w:eastAsia="Arial" w:hAnsi="Arial"/>
@@ -20658,7 +20658,7 @@
             <w:pPr>
               <w:spacing w:after="20" w:before="0"/>
             </w:pPr>
-            <w:hyperlink w:history="1" r:id="rIdyka_tvm3pj8l_-lzzsmrw">
+            <w:hyperlink w:history="1" r:id="rIdcahyrx-uyndljvfopdut-">
               <w:r>
                 <w:rPr>
                   <w:rFonts w:ascii="Arial" w:cs="Arial" w:eastAsia="Arial" w:hAnsi="Arial"/>
@@ -20691,7 +20691,7 @@
               <w:spacing w:after="10" w:before="0"/>
               <w:ind w:left="120"/>
             </w:pPr>
-            <w:hyperlink w:history="1" r:id="rIdqh2qmgyyq6t0kabjn0x4a">
+            <w:hyperlink w:history="1" r:id="rIdq8nuuworob_vddxs8ie0z">
               <w:r>
                 <w:rPr>
                   <w:rFonts w:ascii="Arial" w:cs="Arial" w:eastAsia="Arial" w:hAnsi="Arial"/>
@@ -20736,7 +20736,7 @@
             <w:pPr>
               <w:spacing w:after="20" w:before="0"/>
             </w:pPr>
-            <w:hyperlink w:history="1" r:id="rIddpx3czt8sz0wqy1kzgutp">
+            <w:hyperlink w:history="1" r:id="rIdvjix4wgf1mvin4oumackm">
               <w:r>
                 <w:rPr>
                   <w:rFonts w:ascii="Arial" w:cs="Arial" w:eastAsia="Arial" w:hAnsi="Arial"/>
@@ -20769,7 +20769,7 @@
               <w:spacing w:after="10" w:before="0"/>
               <w:ind w:left="120"/>
             </w:pPr>
-            <w:hyperlink w:history="1" r:id="rIdbupcujln8f-vezpbwqvut">
+            <w:hyperlink w:history="1" r:id="rIdhcvwmoxjevky9resflcnt">
               <w:r>
                 <w:rPr>
                   <w:rFonts w:ascii="Arial" w:cs="Arial" w:eastAsia="Arial" w:hAnsi="Arial"/>
@@ -20964,7 +20964,7 @@
             <w:pPr>
               <w:spacing w:after="20" w:before="0"/>
             </w:pPr>
-            <w:hyperlink w:history="1" r:id="rIdcdv5lnngty0mctk3w09om">
+            <w:hyperlink w:history="1" r:id="rId9mtgedga3wb59p1_lfuii">
               <w:r>
                 <w:rPr>
                   <w:rFonts w:ascii="Arial" w:cs="Arial" w:eastAsia="Arial" w:hAnsi="Arial"/>
@@ -20997,7 +20997,7 @@
               <w:spacing w:after="10" w:before="0"/>
               <w:ind w:left="120"/>
             </w:pPr>
-            <w:hyperlink w:history="1" r:id="rIdv-bti_japbocwvlmooegu">
+            <w:hyperlink w:history="1" r:id="rIdlavipmgygqvyrk5vala5q">
               <w:r>
                 <w:rPr>
                   <w:rFonts w:ascii="Arial" w:cs="Arial" w:eastAsia="Arial" w:hAnsi="Arial"/>
@@ -21042,7 +21042,7 @@
             <w:pPr>
               <w:spacing w:after="20" w:before="0"/>
             </w:pPr>
-            <w:hyperlink w:history="1" r:id="rIdzjfpq-pb1rja8wsmrdr9e">
+            <w:hyperlink w:history="1" r:id="rIdykhbtpl3w0dr7prj9xfb7">
               <w:r>
                 <w:rPr>
                   <w:rFonts w:ascii="Arial" w:cs="Arial" w:eastAsia="Arial" w:hAnsi="Arial"/>
@@ -21075,7 +21075,7 @@
               <w:spacing w:after="10" w:before="0"/>
               <w:ind w:left="120"/>
             </w:pPr>
-            <w:hyperlink w:history="1" r:id="rIdyqmifsb5sy1m2rawq8lxo">
+            <w:hyperlink w:history="1" r:id="rIdm5mvai_yjb-dc2rlef-xt">
               <w:r>
                 <w:rPr>
                   <w:rFonts w:ascii="Arial" w:cs="Arial" w:eastAsia="Arial" w:hAnsi="Arial"/>
@@ -21270,7 +21270,7 @@
             <w:pPr>
               <w:spacing w:after="20" w:before="0"/>
             </w:pPr>
-            <w:hyperlink w:history="1" r:id="rId8cwq-bhohvvtfdefx5yxi">
+            <w:hyperlink w:history="1" r:id="rIdsbj1ddsv4srtazyy1gz7a">
               <w:r>
                 <w:rPr>
                   <w:rFonts w:ascii="Arial" w:cs="Arial" w:eastAsia="Arial" w:hAnsi="Arial"/>
@@ -21303,7 +21303,7 @@
               <w:spacing w:after="10" w:before="0"/>
               <w:ind w:left="120"/>
             </w:pPr>
-            <w:hyperlink w:history="1" r:id="rIdmwc25rfzizbjodeo_4ybs">
+            <w:hyperlink w:history="1" r:id="rId4psp6oq8zug4mta8wrswm">
               <w:r>
                 <w:rPr>
                   <w:rFonts w:ascii="Arial" w:cs="Arial" w:eastAsia="Arial" w:hAnsi="Arial"/>
@@ -21348,7 +21348,7 @@
             <w:pPr>
               <w:spacing w:after="20" w:before="0"/>
             </w:pPr>
-            <w:hyperlink w:history="1" r:id="rId_rndjfb-imi2mqqhtuzaw">
+            <w:hyperlink w:history="1" r:id="rIdaj5rmj5dqtz1luotsr49z">
               <w:r>
                 <w:rPr>
                   <w:rFonts w:ascii="Arial" w:cs="Arial" w:eastAsia="Arial" w:hAnsi="Arial"/>
@@ -21381,7 +21381,7 @@
               <w:spacing w:after="10" w:before="0"/>
               <w:ind w:left="120"/>
             </w:pPr>
-            <w:hyperlink w:history="1" r:id="rIdv-gkexen5ycpfxdygoicf">
+            <w:hyperlink w:history="1" r:id="rId5_xhp1tl6e4an1hk7-1sr">
               <w:r>
                 <w:rPr>
                   <w:rFonts w:ascii="Arial" w:cs="Arial" w:eastAsia="Arial" w:hAnsi="Arial"/>
@@ -21576,7 +21576,7 @@
             <w:pPr>
               <w:spacing w:after="20" w:before="0"/>
             </w:pPr>
-            <w:hyperlink w:history="1" r:id="rIdlxrre-pkv-yf_qi0thgmh">
+            <w:hyperlink w:history="1" r:id="rIdg6rocchoxhpdjgpp9zk3r">
               <w:r>
                 <w:rPr>
                   <w:rFonts w:ascii="Arial" w:cs="Arial" w:eastAsia="Arial" w:hAnsi="Arial"/>
@@ -21609,7 +21609,7 @@
               <w:spacing w:after="10" w:before="0"/>
               <w:ind w:left="120"/>
             </w:pPr>
-            <w:hyperlink w:history="1" r:id="rIdecqiemyf86_lyidkeilpd">
+            <w:hyperlink w:history="1" r:id="rIdcieshgrcagpchyeqa3t3y">
               <w:r>
                 <w:rPr>
                   <w:rFonts w:ascii="Arial" w:cs="Arial" w:eastAsia="Arial" w:hAnsi="Arial"/>
@@ -21654,7 +21654,7 @@
             <w:pPr>
               <w:spacing w:after="20" w:before="0"/>
             </w:pPr>
-            <w:hyperlink w:history="1" r:id="rIde_ds8vnxihncgzdu2a9r5">
+            <w:hyperlink w:history="1" r:id="rId7sr3_bflaoe3gjr9-nx_i">
               <w:r>
                 <w:rPr>
                   <w:rFonts w:ascii="Arial" w:cs="Arial" w:eastAsia="Arial" w:hAnsi="Arial"/>
@@ -21687,7 +21687,7 @@
               <w:spacing w:after="10" w:before="0"/>
               <w:ind w:left="120"/>
             </w:pPr>
-            <w:hyperlink w:history="1" r:id="rIdaihnxs3hotmqduttiqn1b">
+            <w:hyperlink w:history="1" r:id="rIdj_8edna9z7fm-akq_eizv">
               <w:r>
                 <w:rPr>
                   <w:rFonts w:ascii="Arial" w:cs="Arial" w:eastAsia="Arial" w:hAnsi="Arial"/>
@@ -21882,7 +21882,7 @@
             <w:pPr>
               <w:spacing w:after="20" w:before="0"/>
             </w:pPr>
-            <w:hyperlink w:history="1" r:id="rIdc0jwgxg23cm6mjaflnai9">
+            <w:hyperlink w:history="1" r:id="rIdds1p1feyusfwhaswmcadl">
               <w:r>
                 <w:rPr>
                   <w:rFonts w:ascii="Arial" w:cs="Arial" w:eastAsia="Arial" w:hAnsi="Arial"/>
@@ -21931,7 +21931,7 @@
               <w:spacing w:after="10" w:before="0"/>
               <w:ind w:left="120"/>
             </w:pPr>
-            <w:hyperlink w:history="1" r:id="rIdu5z0aryerma_glwqqb-ae">
+            <w:hyperlink w:history="1" r:id="rIdzu9jb9mpax-f1g3vpfoxv">
               <w:r>
                 <w:rPr>
                   <w:rFonts w:ascii="Arial" w:cs="Arial" w:eastAsia="Arial" w:hAnsi="Arial"/>
@@ -21976,7 +21976,7 @@
             <w:pPr>
               <w:spacing w:after="20" w:before="0"/>
             </w:pPr>
-            <w:hyperlink w:history="1" r:id="rId8rshxmuqzmy2bahsepho-">
+            <w:hyperlink w:history="1" r:id="rId9znniwbzgilesfjvmlwkb">
               <w:r>
                 <w:rPr>
                   <w:rFonts w:ascii="Arial" w:cs="Arial" w:eastAsia="Arial" w:hAnsi="Arial"/>
@@ -22009,7 +22009,7 @@
               <w:spacing w:after="10" w:before="0"/>
               <w:ind w:left="120"/>
             </w:pPr>
-            <w:hyperlink w:history="1" r:id="rIdjoeiilomwovkguxumbawp">
+            <w:hyperlink w:history="1" r:id="rIdt15hnv7f_jdpndrilzrvv">
               <w:r>
                 <w:rPr>
                   <w:rFonts w:ascii="Arial" w:cs="Arial" w:eastAsia="Arial" w:hAnsi="Arial"/>
@@ -22597,7 +22597,7 @@
         </w:rPr>
         <w:t xml:space="preserve">© 2026 SeaVuria and ARES. Aligned with KICD objectives. Developed by SeaVuria; technical implementation by ARES (with AI assistance from Claude). Licensed under </w:t>
       </w:r>
-      <w:hyperlink w:history="1" r:id="rIdcp0uly4zpkd9jxwhzt3j-">
+      <w:hyperlink w:history="1" r:id="rIdwcqhyq9zqav_t_tu_yipv">
         <w:r>
           <w:rPr>
             <w:rFonts w:ascii="Arial" w:cs="Arial" w:eastAsia="Arial" w:hAnsi="Arial"/>
@@ -22618,7 +22618,7 @@
         </w:rPr>
         <w:t xml:space="preserve"> (</w:t>
       </w:r>
-      <w:hyperlink w:history="1" r:id="rIdhggrrogw6y7he6g25er3n">
+      <w:hyperlink w:history="1" r:id="rId1o8nhl5y9n-ttvuqlko61">
         <w:r>
           <w:rPr>
             <w:rFonts w:ascii="Arial" w:cs="Arial" w:eastAsia="Arial" w:hAnsi="Arial"/>
@@ -23631,7 +23631,7 @@
             <w:pPr>
               <w:spacing w:after="20" w:before="0"/>
             </w:pPr>
-            <w:hyperlink w:history="1" r:id="rIdof0ysfskv4-i61_0dop6o">
+            <w:hyperlink w:history="1" r:id="rIdf6vgshyu5xhxd1gq_jips">
               <w:r>
                 <w:rPr>
                   <w:rFonts w:ascii="Arial" w:cs="Arial" w:eastAsia="Arial" w:hAnsi="Arial"/>
@@ -23664,7 +23664,7 @@
               <w:spacing w:after="10" w:before="0"/>
               <w:ind w:left="120"/>
             </w:pPr>
-            <w:hyperlink w:history="1" r:id="rIdcq_l82xzn_3fzceixszs_">
+            <w:hyperlink w:history="1" r:id="rIdkqskpmdrnhe3ptz4f9scv">
               <w:r>
                 <w:rPr>
                   <w:rFonts w:ascii="Arial" w:cs="Arial" w:eastAsia="Arial" w:hAnsi="Arial"/>
@@ -23709,7 +23709,7 @@
             <w:pPr>
               <w:spacing w:after="20" w:before="0"/>
             </w:pPr>
-            <w:hyperlink w:history="1" r:id="rIdw_ufc7ptgponzgvg3ox92">
+            <w:hyperlink w:history="1" r:id="rId6sj-xojmnzoxdt5p3unpn">
               <w:r>
                 <w:rPr>
                   <w:rFonts w:ascii="Arial" w:cs="Arial" w:eastAsia="Arial" w:hAnsi="Arial"/>
@@ -23742,7 +23742,7 @@
               <w:spacing w:after="10" w:before="0"/>
               <w:ind w:left="120"/>
             </w:pPr>
-            <w:hyperlink w:history="1" r:id="rIdlygc5lszux0xu_g9su5jt">
+            <w:hyperlink w:history="1" r:id="rIdoawngsq12phs_8k0-5404">
               <w:r>
                 <w:rPr>
                   <w:rFonts w:ascii="Arial" w:cs="Arial" w:eastAsia="Arial" w:hAnsi="Arial"/>
@@ -23937,7 +23937,7 @@
             <w:pPr>
               <w:spacing w:after="20" w:before="0"/>
             </w:pPr>
-            <w:hyperlink w:history="1" r:id="rIdu6jfmp2i5ggv9ghhzmflh">
+            <w:hyperlink w:history="1" r:id="rIdezznfittwgcs3yltiykb2">
               <w:r>
                 <w:rPr>
                   <w:rFonts w:ascii="Arial" w:cs="Arial" w:eastAsia="Arial" w:hAnsi="Arial"/>
@@ -23970,7 +23970,7 @@
               <w:spacing w:after="10" w:before="0"/>
               <w:ind w:left="120"/>
             </w:pPr>
-            <w:hyperlink w:history="1" r:id="rIdscjeyryad9uzfq7j9tfjn">
+            <w:hyperlink w:history="1" r:id="rIdg5tooz4v0s_yoqxxlnjby">
               <w:r>
                 <w:rPr>
                   <w:rFonts w:ascii="Arial" w:cs="Arial" w:eastAsia="Arial" w:hAnsi="Arial"/>
@@ -24015,7 +24015,7 @@
             <w:pPr>
               <w:spacing w:after="20" w:before="0"/>
             </w:pPr>
-            <w:hyperlink w:history="1" r:id="rIdkivu9yecj5dgmlvo_fs3x">
+            <w:hyperlink w:history="1" r:id="rIdokxvstyhj5zdebpuneg9b">
               <w:r>
                 <w:rPr>
                   <w:rFonts w:ascii="Arial" w:cs="Arial" w:eastAsia="Arial" w:hAnsi="Arial"/>
@@ -24048,7 +24048,7 @@
               <w:spacing w:after="10" w:before="0"/>
               <w:ind w:left="120"/>
             </w:pPr>
-            <w:hyperlink w:history="1" r:id="rIdvqabiv2yji9jbohgugksk">
+            <w:hyperlink w:history="1" r:id="rIdcskfurgh7zvwfgk09jnl-">
               <w:r>
                 <w:rPr>
                   <w:rFonts w:ascii="Arial" w:cs="Arial" w:eastAsia="Arial" w:hAnsi="Arial"/>
@@ -24493,7 +24493,7 @@
             <w:pPr>
               <w:spacing w:after="20" w:before="0"/>
             </w:pPr>
-            <w:hyperlink w:history="1" r:id="rIdgduo_put4thzygrcdddws">
+            <w:hyperlink w:history="1" r:id="rIdyh9skopgjiogiokgaqxe_">
               <w:r>
                 <w:rPr>
                   <w:rFonts w:ascii="Arial" w:cs="Arial" w:eastAsia="Arial" w:hAnsi="Arial"/>
@@ -24526,7 +24526,7 @@
               <w:spacing w:after="10" w:before="0"/>
               <w:ind w:left="120"/>
             </w:pPr>
-            <w:hyperlink w:history="1" r:id="rIdbompft4wmxde2n4tdmngm">
+            <w:hyperlink w:history="1" r:id="rId9dxd5mf4yylbngq2gazli">
               <w:r>
                 <w:rPr>
                   <w:rFonts w:ascii="Arial" w:cs="Arial" w:eastAsia="Arial" w:hAnsi="Arial"/>
@@ -24571,7 +24571,7 @@
             <w:pPr>
               <w:spacing w:after="20" w:before="0"/>
             </w:pPr>
-            <w:hyperlink w:history="1" r:id="rId9vyeus2miemhxmydce2kk">
+            <w:hyperlink w:history="1" r:id="rIdbn4-mo423gucmawmy4kl3">
               <w:r>
                 <w:rPr>
                   <w:rFonts w:ascii="Arial" w:cs="Arial" w:eastAsia="Arial" w:hAnsi="Arial"/>
@@ -24604,7 +24604,7 @@
               <w:spacing w:after="10" w:before="0"/>
               <w:ind w:left="120"/>
             </w:pPr>
-            <w:hyperlink w:history="1" r:id="rIdfm3b2tc85r-nfphm3mjau">
+            <w:hyperlink w:history="1" r:id="rId4fmtpqv9tbbxo62skpcsy">
               <w:r>
                 <w:rPr>
                   <w:rFonts w:ascii="Arial" w:cs="Arial" w:eastAsia="Arial" w:hAnsi="Arial"/>
@@ -24875,7 +24875,7 @@
             <w:pPr>
               <w:spacing w:after="20" w:before="0"/>
             </w:pPr>
-            <w:hyperlink w:history="1" r:id="rId2hzfiz4ifezsi5os71lql">
+            <w:hyperlink w:history="1" r:id="rId_nnxu6nl5bj4ji2quogsi">
               <w:r>
                 <w:rPr>
                   <w:rFonts w:ascii="Arial" w:cs="Arial" w:eastAsia="Arial" w:hAnsi="Arial"/>
@@ -24908,7 +24908,7 @@
               <w:spacing w:after="10" w:before="0"/>
               <w:ind w:left="120"/>
             </w:pPr>
-            <w:hyperlink w:history="1" r:id="rIdnzy29v9uesuq-oc1vypi5">
+            <w:hyperlink w:history="1" r:id="rIdhzpysj9dvokmvqng9y3m0">
               <w:r>
                 <w:rPr>
                   <w:rFonts w:ascii="Arial" w:cs="Arial" w:eastAsia="Arial" w:hAnsi="Arial"/>
@@ -24953,7 +24953,7 @@
             <w:pPr>
               <w:spacing w:after="20" w:before="0"/>
             </w:pPr>
-            <w:hyperlink w:history="1" r:id="rIddlux_go10ivbhtuplf2js">
+            <w:hyperlink w:history="1" r:id="rIdbg9zihuymrdaqubkscite">
               <w:r>
                 <w:rPr>
                   <w:rFonts w:ascii="Arial" w:cs="Arial" w:eastAsia="Arial" w:hAnsi="Arial"/>
@@ -24986,7 +24986,7 @@
               <w:spacing w:after="10" w:before="0"/>
               <w:ind w:left="120"/>
             </w:pPr>
-            <w:hyperlink w:history="1" r:id="rId6fj6irprknkheoglmjjym">
+            <w:hyperlink w:history="1" r:id="rIdggno6oiiv1sbq36ixashm">
               <w:r>
                 <w:rPr>
                   <w:rFonts w:ascii="Arial" w:cs="Arial" w:eastAsia="Arial" w:hAnsi="Arial"/>
@@ -25257,7 +25257,7 @@
             <w:pPr>
               <w:spacing w:after="20" w:before="0"/>
             </w:pPr>
-            <w:hyperlink w:history="1" r:id="rIdm6z4fihvof4e2itwasqu_">
+            <w:hyperlink w:history="1" r:id="rIdzlwpsy9edvuzz8m4uw4u0">
               <w:r>
                 <w:rPr>
                   <w:rFonts w:ascii="Arial" w:cs="Arial" w:eastAsia="Arial" w:hAnsi="Arial"/>
@@ -25290,7 +25290,7 @@
               <w:spacing w:after="10" w:before="0"/>
               <w:ind w:left="120"/>
             </w:pPr>
-            <w:hyperlink w:history="1" r:id="rIdoitvnho42h7yzsklszy_a">
+            <w:hyperlink w:history="1" r:id="rIdcjhhqzxa76nboxocyzkov">
               <w:r>
                 <w:rPr>
                   <w:rFonts w:ascii="Arial" w:cs="Arial" w:eastAsia="Arial" w:hAnsi="Arial"/>
@@ -25335,7 +25335,7 @@
             <w:pPr>
               <w:spacing w:after="20" w:before="0"/>
             </w:pPr>
-            <w:hyperlink w:history="1" r:id="rId0plwmhyzf8mi7v_t4hx6l">
+            <w:hyperlink w:history="1" r:id="rIdvtpjxlaygvctqtipb_g0c">
               <w:r>
                 <w:rPr>
                   <w:rFonts w:ascii="Arial" w:cs="Arial" w:eastAsia="Arial" w:hAnsi="Arial"/>
@@ -25384,7 +25384,7 @@
               <w:spacing w:after="10" w:before="0"/>
               <w:ind w:left="120"/>
             </w:pPr>
-            <w:hyperlink w:history="1" r:id="rIdskigj-rh0c72m-uxa9d52">
+            <w:hyperlink w:history="1" r:id="rIdbquk_0naip29u_hh1rb-w">
               <w:r>
                 <w:rPr>
                   <w:rFonts w:ascii="Arial" w:cs="Arial" w:eastAsia="Arial" w:hAnsi="Arial"/>
@@ -26010,7 +26010,7 @@
         </w:rPr>
         <w:t xml:space="preserve">© 2026 SeaVuria and ARES. Aligned with KICD objectives. Developed by SeaVuria; technical implementation by ARES (with AI assistance from Claude). Licensed under </w:t>
       </w:r>
-      <w:hyperlink w:history="1" r:id="rIde8hsj_k1nkrovy88x8mgp">
+      <w:hyperlink w:history="1" r:id="rIdsadoqv1__pdies3cjwa0s">
         <w:r>
           <w:rPr>
             <w:rFonts w:ascii="Arial" w:cs="Arial" w:eastAsia="Arial" w:hAnsi="Arial"/>
@@ -26031,7 +26031,7 @@
         </w:rPr>
         <w:t xml:space="preserve"> (</w:t>
       </w:r>
-      <w:hyperlink w:history="1" r:id="rIdiu8f6r1gn-ege6ejy4i8g">
+      <w:hyperlink w:history="1" r:id="rIdil__1gv8moayy_0fjxjju">
         <w:r>
           <w:rPr>
             <w:rFonts w:ascii="Arial" w:cs="Arial" w:eastAsia="Arial" w:hAnsi="Arial"/>
@@ -27044,7 +27044,7 @@
             <w:pPr>
               <w:spacing w:after="20" w:before="0"/>
             </w:pPr>
-            <w:hyperlink w:history="1" r:id="rIdufueic42qwqeqqvtyda8c">
+            <w:hyperlink w:history="1" r:id="rId1jdylmn2_hslc2bdgyu12">
               <w:r>
                 <w:rPr>
                   <w:rFonts w:ascii="Arial" w:cs="Arial" w:eastAsia="Arial" w:hAnsi="Arial"/>
@@ -27077,7 +27077,7 @@
               <w:spacing w:after="10" w:before="0"/>
               <w:ind w:left="120"/>
             </w:pPr>
-            <w:hyperlink w:history="1" r:id="rIdxyulg8zaigmbgq5zgpyei">
+            <w:hyperlink w:history="1" r:id="rIdwp-panm5movgkakdb9bzg">
               <w:r>
                 <w:rPr>
                   <w:rFonts w:ascii="Arial" w:cs="Arial" w:eastAsia="Arial" w:hAnsi="Arial"/>
@@ -27122,7 +27122,7 @@
             <w:pPr>
               <w:spacing w:after="20" w:before="0"/>
             </w:pPr>
-            <w:hyperlink w:history="1" r:id="rIdis-gsf2_b2p1s4p9bcvnf">
+            <w:hyperlink w:history="1" r:id="rId3cmt3i1mgrcvt9lh7mxzq">
               <w:r>
                 <w:rPr>
                   <w:rFonts w:ascii="Arial" w:cs="Arial" w:eastAsia="Arial" w:hAnsi="Arial"/>
@@ -27155,7 +27155,7 @@
               <w:spacing w:after="10" w:before="0"/>
               <w:ind w:left="120"/>
             </w:pPr>
-            <w:hyperlink w:history="1" r:id="rIdxbj4vbfvonkdq0ujb7zd-">
+            <w:hyperlink w:history="1" r:id="rId3dwblkr_iixpe2_coeg7c">
               <w:r>
                 <w:rPr>
                   <w:rFonts w:ascii="Arial" w:cs="Arial" w:eastAsia="Arial" w:hAnsi="Arial"/>
@@ -27350,7 +27350,7 @@
             <w:pPr>
               <w:spacing w:after="20" w:before="0"/>
             </w:pPr>
-            <w:hyperlink w:history="1" r:id="rIdlouo561ff5f6rnwmtccpk">
+            <w:hyperlink w:history="1" r:id="rIduwvnldgdy4v4mukbfumxr">
               <w:r>
                 <w:rPr>
                   <w:rFonts w:ascii="Arial" w:cs="Arial" w:eastAsia="Arial" w:hAnsi="Arial"/>
@@ -27383,7 +27383,7 @@
               <w:spacing w:after="10" w:before="0"/>
               <w:ind w:left="120"/>
             </w:pPr>
-            <w:hyperlink w:history="1" r:id="rIdi36anyhpcntk8_61m5o07">
+            <w:hyperlink w:history="1" r:id="rIdkv6g4wzk-qfa-z6ifsxj2">
               <w:r>
                 <w:rPr>
                   <w:rFonts w:ascii="Arial" w:cs="Arial" w:eastAsia="Arial" w:hAnsi="Arial"/>
@@ -27428,7 +27428,7 @@
             <w:pPr>
               <w:spacing w:after="20" w:before="0"/>
             </w:pPr>
-            <w:hyperlink w:history="1" r:id="rIdsq9jatwy4f4qbm-vdpiz1">
+            <w:hyperlink w:history="1" r:id="rIdfz0w6fxost5qy_u13v3pj">
               <w:r>
                 <w:rPr>
                   <w:rFonts w:ascii="Arial" w:cs="Arial" w:eastAsia="Arial" w:hAnsi="Arial"/>
@@ -27461,7 +27461,7 @@
               <w:spacing w:after="10" w:before="0"/>
               <w:ind w:left="120"/>
             </w:pPr>
-            <w:hyperlink w:history="1" r:id="rIdhaaxmw3u2fblzu1gn11nh">
+            <w:hyperlink w:history="1" r:id="rIdobgfe2fvrmu9ssulo1ifg">
               <w:r>
                 <w:rPr>
                   <w:rFonts w:ascii="Arial" w:cs="Arial" w:eastAsia="Arial" w:hAnsi="Arial"/>
@@ -27656,7 +27656,7 @@
             <w:pPr>
               <w:spacing w:after="20" w:before="0"/>
             </w:pPr>
-            <w:hyperlink w:history="1" r:id="rIdkofiqfpq5j8injqpddgox">
+            <w:hyperlink w:history="1" r:id="rIdi-ww364l4a7qerzxk7w8n">
               <w:r>
                 <w:rPr>
                   <w:rFonts w:ascii="Arial" w:cs="Arial" w:eastAsia="Arial" w:hAnsi="Arial"/>
@@ -27689,7 +27689,7 @@
               <w:spacing w:after="10" w:before="0"/>
               <w:ind w:left="120"/>
             </w:pPr>
-            <w:hyperlink w:history="1" r:id="rIddx0jf1ijmvcpnzaqdgkni">
+            <w:hyperlink w:history="1" r:id="rIduafxh8lbovvzycklc78xd">
               <w:r>
                 <w:rPr>
                   <w:rFonts w:ascii="Arial" w:cs="Arial" w:eastAsia="Arial" w:hAnsi="Arial"/>
@@ -27734,7 +27734,7 @@
             <w:pPr>
               <w:spacing w:after="20" w:before="0"/>
             </w:pPr>
-            <w:hyperlink w:history="1" r:id="rIdewwe10rmca_pciqngmzf-">
+            <w:hyperlink w:history="1" r:id="rId6fsrc_67thae3fadxpfq4">
               <w:r>
                 <w:rPr>
                   <w:rFonts w:ascii="Arial" w:cs="Arial" w:eastAsia="Arial" w:hAnsi="Arial"/>
@@ -27767,7 +27767,7 @@
               <w:spacing w:after="10" w:before="0"/>
               <w:ind w:left="120"/>
             </w:pPr>
-            <w:hyperlink w:history="1" r:id="rId59tzsx5aeocnq8mi6fpnf">
+            <w:hyperlink w:history="1" r:id="rIdmyl9gvc_rvboaawrayqtw">
               <w:r>
                 <w:rPr>
                   <w:rFonts w:ascii="Arial" w:cs="Arial" w:eastAsia="Arial" w:hAnsi="Arial"/>
@@ -27962,7 +27962,7 @@
             <w:pPr>
               <w:spacing w:after="20" w:before="0"/>
             </w:pPr>
-            <w:hyperlink w:history="1" r:id="rIdudr57m1dsjolu0hk1wkze">
+            <w:hyperlink w:history="1" r:id="rIdq2qjzxn6nmcmcndgfuj7z">
               <w:r>
                 <w:rPr>
                   <w:rFonts w:ascii="Arial" w:cs="Arial" w:eastAsia="Arial" w:hAnsi="Arial"/>
@@ -27995,7 +27995,7 @@
               <w:spacing w:after="10" w:before="0"/>
               <w:ind w:left="120"/>
             </w:pPr>
-            <w:hyperlink w:history="1" r:id="rIdpautesbgccvrtvnjhfaua">
+            <w:hyperlink w:history="1" r:id="rIdvwopaonulna_6yec1-amh">
               <w:r>
                 <w:rPr>
                   <w:rFonts w:ascii="Arial" w:cs="Arial" w:eastAsia="Arial" w:hAnsi="Arial"/>
@@ -28040,7 +28040,7 @@
             <w:pPr>
               <w:spacing w:after="20" w:before="0"/>
             </w:pPr>
-            <w:hyperlink w:history="1" r:id="rIdqbyih7oumulpvexs_rdqk">
+            <w:hyperlink w:history="1" r:id="rIdwqnb_6-bnndkhwlgbfvvf">
               <w:r>
                 <w:rPr>
                   <w:rFonts w:ascii="Arial" w:cs="Arial" w:eastAsia="Arial" w:hAnsi="Arial"/>
@@ -28073,7 +28073,7 @@
               <w:spacing w:after="10" w:before="0"/>
               <w:ind w:left="120"/>
             </w:pPr>
-            <w:hyperlink w:history="1" r:id="rIdla6lutdrjsk8lqcrtfquj">
+            <w:hyperlink w:history="1" r:id="rIdjnfcte9n4d48gyfuq7q1f">
               <w:r>
                 <w:rPr>
                   <w:rFonts w:ascii="Arial" w:cs="Arial" w:eastAsia="Arial" w:hAnsi="Arial"/>
@@ -28268,7 +28268,7 @@
             <w:pPr>
               <w:spacing w:after="20" w:before="0"/>
             </w:pPr>
-            <w:hyperlink w:history="1" r:id="rIdct2e4puw-9ddkdplgsmg-">
+            <w:hyperlink w:history="1" r:id="rIdskicff5fwlu4sunm43pn8">
               <w:r>
                 <w:rPr>
                   <w:rFonts w:ascii="Arial" w:cs="Arial" w:eastAsia="Arial" w:hAnsi="Arial"/>
@@ -28317,7 +28317,7 @@
               <w:spacing w:after="10" w:before="0"/>
               <w:ind w:left="120"/>
             </w:pPr>
-            <w:hyperlink w:history="1" r:id="rIdtlq3gmy3n48fpfwug7pso">
+            <w:hyperlink w:history="1" r:id="rIdekvl8hkhxsolzcyhjmubw">
               <w:r>
                 <w:rPr>
                   <w:rFonts w:ascii="Arial" w:cs="Arial" w:eastAsia="Arial" w:hAnsi="Arial"/>
@@ -28362,7 +28362,7 @@
             <w:pPr>
               <w:spacing w:after="20" w:before="0"/>
             </w:pPr>
-            <w:hyperlink w:history="1" r:id="rIdwsipyfhvq-s4zpr5z_nf0">
+            <w:hyperlink w:history="1" r:id="rIdk1aw_nr-moev2jh8yi5fb">
               <w:r>
                 <w:rPr>
                   <w:rFonts w:ascii="Arial" w:cs="Arial" w:eastAsia="Arial" w:hAnsi="Arial"/>
@@ -28411,7 +28411,7 @@
               <w:spacing w:after="10" w:before="0"/>
               <w:ind w:left="120"/>
             </w:pPr>
-            <w:hyperlink w:history="1" r:id="rIdrbqaw88nrklbopctziuxn">
+            <w:hyperlink w:history="1" r:id="rIdrbaelc197x_eapchbx7bx">
               <w:r>
                 <w:rPr>
                   <w:rFonts w:ascii="Arial" w:cs="Arial" w:eastAsia="Arial" w:hAnsi="Arial"/>
@@ -28923,7 +28923,7 @@
         </w:rPr>
         <w:t xml:space="preserve">© 2026 SeaVuria and ARES. Aligned with KICD objectives. Developed by SeaVuria; technical implementation by ARES (with AI assistance from Claude). Licensed under </w:t>
       </w:r>
-      <w:hyperlink w:history="1" r:id="rIdmv7zphi9qzwr8sdq_1s_1">
+      <w:hyperlink w:history="1" r:id="rIddh79mywjkwpjgmsrccufe">
         <w:r>
           <w:rPr>
             <w:rFonts w:ascii="Arial" w:cs="Arial" w:eastAsia="Arial" w:hAnsi="Arial"/>
@@ -28944,7 +28944,7 @@
         </w:rPr>
         <w:t xml:space="preserve"> (</w:t>
       </w:r>
-      <w:hyperlink w:history="1" r:id="rId1lp9gv8krlzk1vssbre-y">
+      <w:hyperlink w:history="1" r:id="rIdslsjdakykgboxxk-kqc7m">
         <w:r>
           <w:rPr>
             <w:rFonts w:ascii="Arial" w:cs="Arial" w:eastAsia="Arial" w:hAnsi="Arial"/>

--- a/data/outputs/v2/Essential_Mathematics/SS1.2_Indices/Essential_Mathematics_Indices_CBE_LessonSequence.docx
+++ b/data/outputs/v2/Essential_Mathematics/SS1.2_Indices/Essential_Mathematics_Indices_CBE_LessonSequence.docx
@@ -2166,7 +2166,7 @@
         </w:rPr>
         <w:t xml:space="preserve">© 2026 SeaVuria and ARES. This work is licensed under a </w:t>
       </w:r>
-      <w:hyperlink w:history="1" r:id="rIdeujkocmtraect92maun_c">
+      <w:hyperlink w:history="1" r:id="rIdg0hhoanpjs--mas-_ai4n">
         <w:r>
           <w:rPr>
             <w:rFonts w:ascii="Arial" w:cs="Arial" w:eastAsia="Arial" w:hAnsi="Arial"/>
@@ -2186,7 +2186,7 @@
         </w:rPr>
         <w:t xml:space="preserve"> (</w:t>
       </w:r>
-      <w:hyperlink w:history="1" r:id="rIdytg7qci6p3faduxfahg5z">
+      <w:hyperlink w:history="1" r:id="rIdolkohp8wiaw3_mnfx-vuz">
         <w:r>
           <w:rPr>
             <w:rFonts w:ascii="Arial" w:cs="Arial" w:eastAsia="Arial" w:hAnsi="Arial"/>
@@ -2206,7 +2206,7 @@
         </w:rPr>
         <w:t xml:space="preserve">). To view a copy of this license, visit </w:t>
       </w:r>
-      <w:hyperlink w:history="1" r:id="rIdkk_4nzj89wzevxdzpwxnt">
+      <w:hyperlink w:history="1" r:id="rId8eg4nesz92w7i8xcqdxrq">
         <w:r>
           <w:rPr>
             <w:rFonts w:ascii="Arial" w:cs="Arial" w:eastAsia="Arial" w:hAnsi="Arial"/>
@@ -3218,7 +3218,7 @@
             <w:pPr>
               <w:spacing w:after="20" w:before="0"/>
             </w:pPr>
-            <w:hyperlink w:history="1" r:id="rIdbm48vwoxecuhfsjg5tk2y">
+            <w:hyperlink w:history="1" r:id="rIdcj85n8kxnzkwmz9yvfy-j">
               <w:r>
                 <w:rPr>
                   <w:rFonts w:ascii="Arial" w:cs="Arial" w:eastAsia="Arial" w:hAnsi="Arial"/>
@@ -3251,7 +3251,7 @@
               <w:spacing w:after="10" w:before="0"/>
               <w:ind w:left="120"/>
             </w:pPr>
-            <w:hyperlink w:history="1" r:id="rId4i5i1yqpl9ydrznokqex4">
+            <w:hyperlink w:history="1" r:id="rIdbxzkdwjeec3mmhkradk_r">
               <w:r>
                 <w:rPr>
                   <w:rFonts w:ascii="Arial" w:cs="Arial" w:eastAsia="Arial" w:hAnsi="Arial"/>
@@ -3296,7 +3296,7 @@
             <w:pPr>
               <w:spacing w:after="20" w:before="0"/>
             </w:pPr>
-            <w:hyperlink w:history="1" r:id="rIde7hlr61ks9vwnu-dxtxlb">
+            <w:hyperlink w:history="1" r:id="rIdsc8swwdjio2dmn4wi7c25">
               <w:r>
                 <w:rPr>
                   <w:rFonts w:ascii="Arial" w:cs="Arial" w:eastAsia="Arial" w:hAnsi="Arial"/>
@@ -3329,7 +3329,7 @@
               <w:spacing w:after="10" w:before="0"/>
               <w:ind w:left="120"/>
             </w:pPr>
-            <w:hyperlink w:history="1" r:id="rIdwiyj__pcxmsbvkwlae5df">
+            <w:hyperlink w:history="1" r:id="rIdtfxfw6ctersspgrgyi6zo">
               <w:r>
                 <w:rPr>
                   <w:rFonts w:ascii="Arial" w:cs="Arial" w:eastAsia="Arial" w:hAnsi="Arial"/>
@@ -3581,7 +3581,7 @@
             <w:pPr>
               <w:spacing w:after="20" w:before="0"/>
             </w:pPr>
-            <w:hyperlink w:history="1" r:id="rIdy8z6wckmw-mywhe2h9vm2">
+            <w:hyperlink w:history="1" r:id="rIdz8b-rfdb3xmq0rmyknscq">
               <w:r>
                 <w:rPr>
                   <w:rFonts w:ascii="Arial" w:cs="Arial" w:eastAsia="Arial" w:hAnsi="Arial"/>
@@ -3614,7 +3614,7 @@
               <w:spacing w:after="10" w:before="0"/>
               <w:ind w:left="120"/>
             </w:pPr>
-            <w:hyperlink w:history="1" r:id="rIdabtuli35ch0wqzuvk7b5w">
+            <w:hyperlink w:history="1" r:id="rIdjghwsk9bye8ewzc_nit5a">
               <w:r>
                 <w:rPr>
                   <w:rFonts w:ascii="Arial" w:cs="Arial" w:eastAsia="Arial" w:hAnsi="Arial"/>
@@ -3659,7 +3659,7 @@
             <w:pPr>
               <w:spacing w:after="20" w:before="0"/>
             </w:pPr>
-            <w:hyperlink w:history="1" r:id="rId3lvvsu1ywupbv7l3wm9a0">
+            <w:hyperlink w:history="1" r:id="rIdlphcezp4ks43zqr7mw8ww">
               <w:r>
                 <w:rPr>
                   <w:rFonts w:ascii="Arial" w:cs="Arial" w:eastAsia="Arial" w:hAnsi="Arial"/>
@@ -3692,7 +3692,7 @@
               <w:spacing w:after="10" w:before="0"/>
               <w:ind w:left="120"/>
             </w:pPr>
-            <w:hyperlink w:history="1" r:id="rIdco3hm7wllwgvbt-2dxif9">
+            <w:hyperlink w:history="1" r:id="rIdz-cuftf26rw3nwix5skmd">
               <w:r>
                 <w:rPr>
                   <w:rFonts w:ascii="Arial" w:cs="Arial" w:eastAsia="Arial" w:hAnsi="Arial"/>
@@ -3963,7 +3963,7 @@
             <w:pPr>
               <w:spacing w:after="20" w:before="0"/>
             </w:pPr>
-            <w:hyperlink w:history="1" r:id="rIdo0ormwsrhpjvpxzyj9nik">
+            <w:hyperlink w:history="1" r:id="rIdkdqg0o56pvt-zfzyowfxy">
               <w:r>
                 <w:rPr>
                   <w:rFonts w:ascii="Arial" w:cs="Arial" w:eastAsia="Arial" w:hAnsi="Arial"/>
@@ -3996,7 +3996,7 @@
               <w:spacing w:after="10" w:before="0"/>
               <w:ind w:left="120"/>
             </w:pPr>
-            <w:hyperlink w:history="1" r:id="rId-yt6iaeyigx3phbjkyym3">
+            <w:hyperlink w:history="1" r:id="rIdb9e4iyjqwqqh_bb621qd3">
               <w:r>
                 <w:rPr>
                   <w:rFonts w:ascii="Arial" w:cs="Arial" w:eastAsia="Arial" w:hAnsi="Arial"/>
@@ -4041,7 +4041,7 @@
             <w:pPr>
               <w:spacing w:after="20" w:before="0"/>
             </w:pPr>
-            <w:hyperlink w:history="1" r:id="rIdcohydynahaky01fzrcbwa">
+            <w:hyperlink w:history="1" r:id="rId1gnegxbfn3xlvijklgc8y">
               <w:r>
                 <w:rPr>
                   <w:rFonts w:ascii="Arial" w:cs="Arial" w:eastAsia="Arial" w:hAnsi="Arial"/>
@@ -4090,7 +4090,7 @@
               <w:spacing w:after="10" w:before="0"/>
               <w:ind w:left="120"/>
             </w:pPr>
-            <w:hyperlink w:history="1" r:id="rIdbo9st5bgedqapznb1bioy">
+            <w:hyperlink w:history="1" r:id="rIdl_slhdcxdqxtwmrqnrjzm">
               <w:r>
                 <w:rPr>
                   <w:rFonts w:ascii="Arial" w:cs="Arial" w:eastAsia="Arial" w:hAnsi="Arial"/>
@@ -4380,7 +4380,7 @@
             <w:pPr>
               <w:spacing w:after="20" w:before="0"/>
             </w:pPr>
-            <w:hyperlink w:history="1" r:id="rIdh1pofmqqegafmmpz4lisz">
+            <w:hyperlink w:history="1" r:id="rIdnvrvy9ie0-b6axilagyf_">
               <w:r>
                 <w:rPr>
                   <w:rFonts w:ascii="Arial" w:cs="Arial" w:eastAsia="Arial" w:hAnsi="Arial"/>
@@ -4413,7 +4413,7 @@
               <w:spacing w:after="10" w:before="0"/>
               <w:ind w:left="120"/>
             </w:pPr>
-            <w:hyperlink w:history="1" r:id="rIdu1thlfy3a0-u1gl_v9fxn">
+            <w:hyperlink w:history="1" r:id="rIdva76gh__yoojg9v5bc0or">
               <w:r>
                 <w:rPr>
                   <w:rFonts w:ascii="Arial" w:cs="Arial" w:eastAsia="Arial" w:hAnsi="Arial"/>
@@ -4458,7 +4458,7 @@
             <w:pPr>
               <w:spacing w:after="20" w:before="0"/>
             </w:pPr>
-            <w:hyperlink w:history="1" r:id="rIdihimdwbtgbs3y5jdipqqf">
+            <w:hyperlink w:history="1" r:id="rIdat_7uqf19pyuorctibnj7">
               <w:r>
                 <w:rPr>
                   <w:rFonts w:ascii="Arial" w:cs="Arial" w:eastAsia="Arial" w:hAnsi="Arial"/>
@@ -4507,7 +4507,7 @@
               <w:spacing w:after="10" w:before="0"/>
               <w:ind w:left="120"/>
             </w:pPr>
-            <w:hyperlink w:history="1" r:id="rIdkonh6kqxluxzcptg9z26f">
+            <w:hyperlink w:history="1" r:id="rIdiocho5h5ngy38mubkojcc">
               <w:r>
                 <w:rPr>
                   <w:rFonts w:ascii="Arial" w:cs="Arial" w:eastAsia="Arial" w:hAnsi="Arial"/>
@@ -4778,7 +4778,7 @@
             <w:pPr>
               <w:spacing w:after="20" w:before="0"/>
             </w:pPr>
-            <w:hyperlink w:history="1" r:id="rIdfeyvxszpqkzcbz35ib6hd">
+            <w:hyperlink w:history="1" r:id="rIdlqi-cyd-cbp-w1mrpd9dn">
               <w:r>
                 <w:rPr>
                   <w:rFonts w:ascii="Arial" w:cs="Arial" w:eastAsia="Arial" w:hAnsi="Arial"/>
@@ -4811,7 +4811,7 @@
               <w:spacing w:after="10" w:before="0"/>
               <w:ind w:left="120"/>
             </w:pPr>
-            <w:hyperlink w:history="1" r:id="rIdeuu8e1q7qt1pxpikl1hun">
+            <w:hyperlink w:history="1" r:id="rIdi1zdtpibzdwv-jivtebrv">
               <w:r>
                 <w:rPr>
                   <w:rFonts w:ascii="Arial" w:cs="Arial" w:eastAsia="Arial" w:hAnsi="Arial"/>
@@ -4856,7 +4856,7 @@
             <w:pPr>
               <w:spacing w:after="20" w:before="0"/>
             </w:pPr>
-            <w:hyperlink w:history="1" r:id="rIdymdsjho62urud0cd-wlwy">
+            <w:hyperlink w:history="1" r:id="rId1da64_wmpz8npz0puhswy">
               <w:r>
                 <w:rPr>
                   <w:rFonts w:ascii="Arial" w:cs="Arial" w:eastAsia="Arial" w:hAnsi="Arial"/>
@@ -4905,7 +4905,7 @@
               <w:spacing w:after="10" w:before="0"/>
               <w:ind w:left="120"/>
             </w:pPr>
-            <w:hyperlink w:history="1" r:id="rIdlbhdpigixj-z4coka2up7">
+            <w:hyperlink w:history="1" r:id="rIdg9e5rxfkn1ai5uy6s3wtl">
               <w:r>
                 <w:rPr>
                   <w:rFonts w:ascii="Arial" w:cs="Arial" w:eastAsia="Arial" w:hAnsi="Arial"/>
@@ -5493,7 +5493,7 @@
         </w:rPr>
         <w:t xml:space="preserve">© 2026 SeaVuria and ARES. Aligned with KICD objectives. Developed by SeaVuria; technical implementation by ARES (with AI assistance from Claude). Licensed under </w:t>
       </w:r>
-      <w:hyperlink w:history="1" r:id="rIdxymwx6jz1qvnwz-pgq_a1">
+      <w:hyperlink w:history="1" r:id="rId_tmnlqm0hom15-bkeclm3">
         <w:r>
           <w:rPr>
             <w:rFonts w:ascii="Arial" w:cs="Arial" w:eastAsia="Arial" w:hAnsi="Arial"/>
@@ -5514,7 +5514,7 @@
         </w:rPr>
         <w:t xml:space="preserve"> (</w:t>
       </w:r>
-      <w:hyperlink w:history="1" r:id="rIdezxtyy2lbr5rnyw_y8mfm">
+      <w:hyperlink w:history="1" r:id="rIdkcuka8ihjvdkgygk9ml4j">
         <w:r>
           <w:rPr>
             <w:rFonts w:ascii="Arial" w:cs="Arial" w:eastAsia="Arial" w:hAnsi="Arial"/>
@@ -6527,7 +6527,7 @@
             <w:pPr>
               <w:spacing w:after="20" w:before="0"/>
             </w:pPr>
-            <w:hyperlink w:history="1" r:id="rIdhmvyu3r2s8xydk9b0055i">
+            <w:hyperlink w:history="1" r:id="rIdub0wja7udx8iq-btg8kj1">
               <w:r>
                 <w:rPr>
                   <w:rFonts w:ascii="Arial" w:cs="Arial" w:eastAsia="Arial" w:hAnsi="Arial"/>
@@ -6560,7 +6560,7 @@
               <w:spacing w:after="10" w:before="0"/>
               <w:ind w:left="120"/>
             </w:pPr>
-            <w:hyperlink w:history="1" r:id="rId9fqaa_n_ihbjfazzqvnpa">
+            <w:hyperlink w:history="1" r:id="rIdi4ndxuq5xwo2l81_acank">
               <w:r>
                 <w:rPr>
                   <w:rFonts w:ascii="Arial" w:cs="Arial" w:eastAsia="Arial" w:hAnsi="Arial"/>
@@ -6605,7 +6605,7 @@
             <w:pPr>
               <w:spacing w:after="20" w:before="0"/>
             </w:pPr>
-            <w:hyperlink w:history="1" r:id="rId_dqitgtkx0gm1ng-hpibt">
+            <w:hyperlink w:history="1" r:id="rId3kpipgy3phbhdqybrkjku">
               <w:r>
                 <w:rPr>
                   <w:rFonts w:ascii="Arial" w:cs="Arial" w:eastAsia="Arial" w:hAnsi="Arial"/>
@@ -6638,7 +6638,7 @@
               <w:spacing w:after="10" w:before="0"/>
               <w:ind w:left="120"/>
             </w:pPr>
-            <w:hyperlink w:history="1" r:id="rIdmaiyvemq6sqwfvkwayt7g">
+            <w:hyperlink w:history="1" r:id="rIdljgkqd9ywwm8t7poxxv1y">
               <w:r>
                 <w:rPr>
                   <w:rFonts w:ascii="Arial" w:cs="Arial" w:eastAsia="Arial" w:hAnsi="Arial"/>
@@ -7122,7 +7122,7 @@
             <w:pPr>
               <w:spacing w:after="20" w:before="0"/>
             </w:pPr>
-            <w:hyperlink w:history="1" r:id="rIddorg6vuvqwkkurw6hzkru">
+            <w:hyperlink w:history="1" r:id="rIdlwiiqkynqevqrf_i_87fz">
               <w:r>
                 <w:rPr>
                   <w:rFonts w:ascii="Arial" w:cs="Arial" w:eastAsia="Arial" w:hAnsi="Arial"/>
@@ -7155,7 +7155,7 @@
               <w:spacing w:after="10" w:before="0"/>
               <w:ind w:left="120"/>
             </w:pPr>
-            <w:hyperlink w:history="1" r:id="rIdsxmbaprwpxl2-kqakq3bp">
+            <w:hyperlink w:history="1" r:id="rId9avce2txjqnnomcdmhsu7">
               <w:r>
                 <w:rPr>
                   <w:rFonts w:ascii="Arial" w:cs="Arial" w:eastAsia="Arial" w:hAnsi="Arial"/>
@@ -7200,7 +7200,7 @@
             <w:pPr>
               <w:spacing w:after="20" w:before="0"/>
             </w:pPr>
-            <w:hyperlink w:history="1" r:id="rIdovig0gx0ksofv18nsgjcv">
+            <w:hyperlink w:history="1" r:id="rId_gz1d2zpu_j4xwej_uqqq">
               <w:r>
                 <w:rPr>
                   <w:rFonts w:ascii="Arial" w:cs="Arial" w:eastAsia="Arial" w:hAnsi="Arial"/>
@@ -7233,7 +7233,7 @@
               <w:spacing w:after="10" w:before="0"/>
               <w:ind w:left="120"/>
             </w:pPr>
-            <w:hyperlink w:history="1" r:id="rId9jpr8nkwe08balttx0jji">
+            <w:hyperlink w:history="1" r:id="rIdpqwlngbwcynhspzagcv4m">
               <w:r>
                 <w:rPr>
                   <w:rFonts w:ascii="Arial" w:cs="Arial" w:eastAsia="Arial" w:hAnsi="Arial"/>
@@ -7776,7 +7776,7 @@
             <w:pPr>
               <w:spacing w:after="20" w:before="0"/>
             </w:pPr>
-            <w:hyperlink w:history="1" r:id="rIdcqrlt2v5n7bucw918gbnq">
+            <w:hyperlink w:history="1" r:id="rId-ec6qykwak8pejpkgpmfh">
               <w:r>
                 <w:rPr>
                   <w:rFonts w:ascii="Arial" w:cs="Arial" w:eastAsia="Arial" w:hAnsi="Arial"/>
@@ -7825,7 +7825,7 @@
               <w:spacing w:after="10" w:before="0"/>
               <w:ind w:left="120"/>
             </w:pPr>
-            <w:hyperlink w:history="1" r:id="rIdr0ar_clq_lpombud5gqeq">
+            <w:hyperlink w:history="1" r:id="rIdbcq0fwipgdusxo8fw3qg8">
               <w:r>
                 <w:rPr>
                   <w:rFonts w:ascii="Arial" w:cs="Arial" w:eastAsia="Arial" w:hAnsi="Arial"/>
@@ -7870,7 +7870,7 @@
             <w:pPr>
               <w:spacing w:after="20" w:before="0"/>
             </w:pPr>
-            <w:hyperlink w:history="1" r:id="rIdayiwj7xnglafvrnpnldfp">
+            <w:hyperlink w:history="1" r:id="rId0ctqdrwxgsy50rjp-7oob">
               <w:r>
                 <w:rPr>
                   <w:rFonts w:ascii="Arial" w:cs="Arial" w:eastAsia="Arial" w:hAnsi="Arial"/>
@@ -7919,7 +7919,7 @@
               <w:spacing w:after="10" w:before="0"/>
               <w:ind w:left="120"/>
             </w:pPr>
-            <w:hyperlink w:history="1" r:id="rIdudcnjx-hl3p3stjxtnn5q">
+            <w:hyperlink w:history="1" r:id="rIdmidskouent23q3w5smhb_">
               <w:r>
                 <w:rPr>
                   <w:rFonts w:ascii="Arial" w:cs="Arial" w:eastAsia="Arial" w:hAnsi="Arial"/>
@@ -8437,7 +8437,7 @@
             <w:pPr>
               <w:spacing w:after="20" w:before="0"/>
             </w:pPr>
-            <w:hyperlink w:history="1" r:id="rIdexplxka65ieqjyz1z5sod">
+            <w:hyperlink w:history="1" r:id="rIdbiab8mwqcsoet-c_sr993">
               <w:r>
                 <w:rPr>
                   <w:rFonts w:ascii="Arial" w:cs="Arial" w:eastAsia="Arial" w:hAnsi="Arial"/>
@@ -8486,7 +8486,7 @@
               <w:spacing w:after="10" w:before="0"/>
               <w:ind w:left="120"/>
             </w:pPr>
-            <w:hyperlink w:history="1" r:id="rIdccyu1kci12knmkjqinqk2">
+            <w:hyperlink w:history="1" r:id="rIdclamvvrbw0rp0g9axlhlw">
               <w:r>
                 <w:rPr>
                   <w:rFonts w:ascii="Arial" w:cs="Arial" w:eastAsia="Arial" w:hAnsi="Arial"/>
@@ -8531,7 +8531,7 @@
             <w:pPr>
               <w:spacing w:after="20" w:before="0"/>
             </w:pPr>
-            <w:hyperlink w:history="1" r:id="rIddwxocmqkbeqef3ikhyjq4">
+            <w:hyperlink w:history="1" r:id="rId8zkk2ym3w9lbqgdct8jkd">
               <w:r>
                 <w:rPr>
                   <w:rFonts w:ascii="Arial" w:cs="Arial" w:eastAsia="Arial" w:hAnsi="Arial"/>
@@ -8580,7 +8580,7 @@
               <w:spacing w:after="10" w:before="0"/>
               <w:ind w:left="120"/>
             </w:pPr>
-            <w:hyperlink w:history="1" r:id="rIdstdspr-or4e2mkg39fita">
+            <w:hyperlink w:history="1" r:id="rIdf69gq0ybxomqccucgkvfj">
               <w:r>
                 <w:rPr>
                   <w:rFonts w:ascii="Arial" w:cs="Arial" w:eastAsia="Arial" w:hAnsi="Arial"/>
@@ -8929,7 +8929,7 @@
             <w:pPr>
               <w:spacing w:after="20" w:before="0"/>
             </w:pPr>
-            <w:hyperlink w:history="1" r:id="rIdsq66ssolydrgl_p2juttc">
+            <w:hyperlink w:history="1" r:id="rIdftu-ic7ngxpmarr_feso3">
               <w:r>
                 <w:rPr>
                   <w:rFonts w:ascii="Arial" w:cs="Arial" w:eastAsia="Arial" w:hAnsi="Arial"/>
@@ -8978,7 +8978,7 @@
               <w:spacing w:after="10" w:before="0"/>
               <w:ind w:left="120"/>
             </w:pPr>
-            <w:hyperlink w:history="1" r:id="rId5y3cg4usimg4yipkgghp5">
+            <w:hyperlink w:history="1" r:id="rId8cjmgwzd5im53tudupxbj">
               <w:r>
                 <w:rPr>
                   <w:rFonts w:ascii="Arial" w:cs="Arial" w:eastAsia="Arial" w:hAnsi="Arial"/>
@@ -9023,7 +9023,7 @@
             <w:pPr>
               <w:spacing w:after="20" w:before="0"/>
             </w:pPr>
-            <w:hyperlink w:history="1" r:id="rId_lsaefcotsvkubunjjb2f">
+            <w:hyperlink w:history="1" r:id="rIdn1uxdssmwv-itsyfn3thl">
               <w:r>
                 <w:rPr>
                   <w:rFonts w:ascii="Arial" w:cs="Arial" w:eastAsia="Arial" w:hAnsi="Arial"/>
@@ -9072,7 +9072,7 @@
               <w:spacing w:after="10" w:before="0"/>
               <w:ind w:left="120"/>
             </w:pPr>
-            <w:hyperlink w:history="1" r:id="rIdhqp6h3gj97dulvrkrm8-z">
+            <w:hyperlink w:history="1" r:id="rIdvgcdcncqtelpsw8aqeqqt">
               <w:r>
                 <w:rPr>
                   <w:rFonts w:ascii="Arial" w:cs="Arial" w:eastAsia="Arial" w:hAnsi="Arial"/>
@@ -9983,7 +9983,7 @@
         </w:rPr>
         <w:t xml:space="preserve">© 2026 SeaVuria and ARES. Aligned with KICD objectives. Developed by SeaVuria; technical implementation by ARES (with AI assistance from Claude). Licensed under </w:t>
       </w:r>
-      <w:hyperlink w:history="1" r:id="rIdvr_sj6e1w566tykyovk9i">
+      <w:hyperlink w:history="1" r:id="rId-w7fb8wdgrzxmpcwnzucn">
         <w:r>
           <w:rPr>
             <w:rFonts w:ascii="Arial" w:cs="Arial" w:eastAsia="Arial" w:hAnsi="Arial"/>
@@ -10004,7 +10004,7 @@
         </w:rPr>
         <w:t xml:space="preserve"> (</w:t>
       </w:r>
-      <w:hyperlink w:history="1" r:id="rIdjdykmx15tnl4wdeaucjpn">
+      <w:hyperlink w:history="1" r:id="rIdq9vlfbw76gu4_u2heldg7">
         <w:r>
           <w:rPr>
             <w:rFonts w:ascii="Arial" w:cs="Arial" w:eastAsia="Arial" w:hAnsi="Arial"/>
@@ -11017,7 +11017,7 @@
             <w:pPr>
               <w:spacing w:after="20" w:before="0"/>
             </w:pPr>
-            <w:hyperlink w:history="1" r:id="rIduksma3plwqna6soqh_66a">
+            <w:hyperlink w:history="1" r:id="rIdis39sineg0si1r_zqswsg">
               <w:r>
                 <w:rPr>
                   <w:rFonts w:ascii="Arial" w:cs="Arial" w:eastAsia="Arial" w:hAnsi="Arial"/>
@@ -11050,7 +11050,7 @@
               <w:spacing w:after="10" w:before="0"/>
               <w:ind w:left="120"/>
             </w:pPr>
-            <w:hyperlink w:history="1" r:id="rIdh76upt0apzric__gnzxra">
+            <w:hyperlink w:history="1" r:id="rIdb098cd-6otsdq8hignbdr">
               <w:r>
                 <w:rPr>
                   <w:rFonts w:ascii="Arial" w:cs="Arial" w:eastAsia="Arial" w:hAnsi="Arial"/>
@@ -11095,7 +11095,7 @@
             <w:pPr>
               <w:spacing w:after="20" w:before="0"/>
             </w:pPr>
-            <w:hyperlink w:history="1" r:id="rIdk6hzk9y1qqwjiheearosw">
+            <w:hyperlink w:history="1" r:id="rIdoh_xqoc1utnymzgxukvjf">
               <w:r>
                 <w:rPr>
                   <w:rFonts w:ascii="Arial" w:cs="Arial" w:eastAsia="Arial" w:hAnsi="Arial"/>
@@ -11128,7 +11128,7 @@
               <w:spacing w:after="10" w:before="0"/>
               <w:ind w:left="120"/>
             </w:pPr>
-            <w:hyperlink w:history="1" r:id="rIdyltftrxwe7v3gauzrdjsh">
+            <w:hyperlink w:history="1" r:id="rIdgdmlqfxvku1ewl_c9kcys">
               <w:r>
                 <w:rPr>
                   <w:rFonts w:ascii="Arial" w:cs="Arial" w:eastAsia="Arial" w:hAnsi="Arial"/>
@@ -11323,7 +11323,7 @@
             <w:pPr>
               <w:spacing w:after="20" w:before="0"/>
             </w:pPr>
-            <w:hyperlink w:history="1" r:id="rIdcbdsvuclbfrhldtdwvrfb">
+            <w:hyperlink w:history="1" r:id="rIdrthvj5k_osdaoelgp1uzj">
               <w:r>
                 <w:rPr>
                   <w:rFonts w:ascii="Arial" w:cs="Arial" w:eastAsia="Arial" w:hAnsi="Arial"/>
@@ -11356,7 +11356,7 @@
               <w:spacing w:after="10" w:before="0"/>
               <w:ind w:left="120"/>
             </w:pPr>
-            <w:hyperlink w:history="1" r:id="rIdj6grzspcuqpz_dy0sqn5h">
+            <w:hyperlink w:history="1" r:id="rIdduoksluzczo75strtv1je">
               <w:r>
                 <w:rPr>
                   <w:rFonts w:ascii="Arial" w:cs="Arial" w:eastAsia="Arial" w:hAnsi="Arial"/>
@@ -11401,7 +11401,7 @@
             <w:pPr>
               <w:spacing w:after="20" w:before="0"/>
             </w:pPr>
-            <w:hyperlink w:history="1" r:id="rIdhgo5veqn3vxnj0iqtaz0e">
+            <w:hyperlink w:history="1" r:id="rIdsue15b2ozbxtkqgg0on_g">
               <w:r>
                 <w:rPr>
                   <w:rFonts w:ascii="Arial" w:cs="Arial" w:eastAsia="Arial" w:hAnsi="Arial"/>
@@ -11434,7 +11434,7 @@
               <w:spacing w:after="10" w:before="0"/>
               <w:ind w:left="120"/>
             </w:pPr>
-            <w:hyperlink w:history="1" r:id="rIdxsj8jr8rrv1bkcczkbilm">
+            <w:hyperlink w:history="1" r:id="rId17mkzlq6gn3flcxflisfk">
               <w:r>
                 <w:rPr>
                   <w:rFonts w:ascii="Arial" w:cs="Arial" w:eastAsia="Arial" w:hAnsi="Arial"/>
@@ -11629,7 +11629,7 @@
             <w:pPr>
               <w:spacing w:after="20" w:before="0"/>
             </w:pPr>
-            <w:hyperlink w:history="1" r:id="rIdxhbstfvylulj93dzfd23p">
+            <w:hyperlink w:history="1" r:id="rIdubf-cocrnyspinura_d9a">
               <w:r>
                 <w:rPr>
                   <w:rFonts w:ascii="Arial" w:cs="Arial" w:eastAsia="Arial" w:hAnsi="Arial"/>
@@ -11662,7 +11662,7 @@
               <w:spacing w:after="10" w:before="0"/>
               <w:ind w:left="120"/>
             </w:pPr>
-            <w:hyperlink w:history="1" r:id="rIdlmggpigtoahewmbg_sxwf">
+            <w:hyperlink w:history="1" r:id="rIdse3pk1vygixietm9ktv5p">
               <w:r>
                 <w:rPr>
                   <w:rFonts w:ascii="Arial" w:cs="Arial" w:eastAsia="Arial" w:hAnsi="Arial"/>
@@ -11707,7 +11707,7 @@
             <w:pPr>
               <w:spacing w:after="20" w:before="0"/>
             </w:pPr>
-            <w:hyperlink w:history="1" r:id="rIduucyc11g3tp0gn9ojqpm6">
+            <w:hyperlink w:history="1" r:id="rIdudljof9x7vhl6_6l_opch">
               <w:r>
                 <w:rPr>
                   <w:rFonts w:ascii="Arial" w:cs="Arial" w:eastAsia="Arial" w:hAnsi="Arial"/>
@@ -11756,7 +11756,7 @@
               <w:spacing w:after="10" w:before="0"/>
               <w:ind w:left="120"/>
             </w:pPr>
-            <w:hyperlink w:history="1" r:id="rIdsispojvlfczud4w1cklve">
+            <w:hyperlink w:history="1" r:id="rIdbyce77oxqj-ntgkvw_mvq">
               <w:r>
                 <w:rPr>
                   <w:rFonts w:ascii="Arial" w:cs="Arial" w:eastAsia="Arial" w:hAnsi="Arial"/>
@@ -11951,7 +11951,7 @@
             <w:pPr>
               <w:spacing w:after="20" w:before="0"/>
             </w:pPr>
-            <w:hyperlink w:history="1" r:id="rIdftobpzsijyx9ygmw4jdon">
+            <w:hyperlink w:history="1" r:id="rIdsvr6_nl3trhsc7x_nbl0h">
               <w:r>
                 <w:rPr>
                   <w:rFonts w:ascii="Arial" w:cs="Arial" w:eastAsia="Arial" w:hAnsi="Arial"/>
@@ -11984,7 +11984,7 @@
               <w:spacing w:after="10" w:before="0"/>
               <w:ind w:left="120"/>
             </w:pPr>
-            <w:hyperlink w:history="1" r:id="rIdbjmo0zygwk8eprsdznja1">
+            <w:hyperlink w:history="1" r:id="rId6lxocngdoonfr6cqj9bdn">
               <w:r>
                 <w:rPr>
                   <w:rFonts w:ascii="Arial" w:cs="Arial" w:eastAsia="Arial" w:hAnsi="Arial"/>
@@ -12029,7 +12029,7 @@
             <w:pPr>
               <w:spacing w:after="20" w:before="0"/>
             </w:pPr>
-            <w:hyperlink w:history="1" r:id="rIdzatw2pv7a_-rekt_iud7d">
+            <w:hyperlink w:history="1" r:id="rIdffoqy2ekihcfx5qhwh0ux">
               <w:r>
                 <w:rPr>
                   <w:rFonts w:ascii="Arial" w:cs="Arial" w:eastAsia="Arial" w:hAnsi="Arial"/>
@@ -12078,7 +12078,7 @@
               <w:spacing w:after="10" w:before="0"/>
               <w:ind w:left="120"/>
             </w:pPr>
-            <w:hyperlink w:history="1" r:id="rIdkgeiidftsvzpa83vpxzfo">
+            <w:hyperlink w:history="1" r:id="rIdhcjvi54b2g46abnjbgl15">
               <w:r>
                 <w:rPr>
                   <w:rFonts w:ascii="Arial" w:cs="Arial" w:eastAsia="Arial" w:hAnsi="Arial"/>
@@ -12273,7 +12273,7 @@
             <w:pPr>
               <w:spacing w:after="20" w:before="0"/>
             </w:pPr>
-            <w:hyperlink w:history="1" r:id="rIdhwy9yxhty9ihpbeqoa_kz">
+            <w:hyperlink w:history="1" r:id="rIdjjdb5iofk7jvy_gg4vgk7">
               <w:r>
                 <w:rPr>
                   <w:rFonts w:ascii="Arial" w:cs="Arial" w:eastAsia="Arial" w:hAnsi="Arial"/>
@@ -12322,7 +12322,7 @@
               <w:spacing w:after="10" w:before="0"/>
               <w:ind w:left="120"/>
             </w:pPr>
-            <w:hyperlink w:history="1" r:id="rId-7k5dcxw2gnxh0on415iv">
+            <w:hyperlink w:history="1" r:id="rIdacbjuc2l8qz6igtigh6gs">
               <w:r>
                 <w:rPr>
                   <w:rFonts w:ascii="Arial" w:cs="Arial" w:eastAsia="Arial" w:hAnsi="Arial"/>
@@ -12367,7 +12367,7 @@
             <w:pPr>
               <w:spacing w:after="20" w:before="0"/>
             </w:pPr>
-            <w:hyperlink w:history="1" r:id="rIdxinowppn2zsxiwzauvjt-">
+            <w:hyperlink w:history="1" r:id="rIdargrzu1lb8x-58dvub3_z">
               <w:r>
                 <w:rPr>
                   <w:rFonts w:ascii="Arial" w:cs="Arial" w:eastAsia="Arial" w:hAnsi="Arial"/>
@@ -12416,7 +12416,7 @@
               <w:spacing w:after="10" w:before="0"/>
               <w:ind w:left="120"/>
             </w:pPr>
-            <w:hyperlink w:history="1" r:id="rIdiqjjovi8ykdjk08d0xcdj">
+            <w:hyperlink w:history="1" r:id="rIdc43ccb-a-j-sf6pnbgryf">
               <w:r>
                 <w:rPr>
                   <w:rFonts w:ascii="Arial" w:cs="Arial" w:eastAsia="Arial" w:hAnsi="Arial"/>
@@ -13023,7 +13023,7 @@
         </w:rPr>
         <w:t xml:space="preserve">© 2026 SeaVuria and ARES. Aligned with KICD objectives. Developed by SeaVuria; technical implementation by ARES (with AI assistance from Claude). Licensed under </w:t>
       </w:r>
-      <w:hyperlink w:history="1" r:id="rIdda_ginnj5tfxmlbx_kk0n">
+      <w:hyperlink w:history="1" r:id="rId6jybxlmkgklldoxezkg0y">
         <w:r>
           <w:rPr>
             <w:rFonts w:ascii="Arial" w:cs="Arial" w:eastAsia="Arial" w:hAnsi="Arial"/>
@@ -13044,7 +13044,7 @@
         </w:rPr>
         <w:t xml:space="preserve"> (</w:t>
       </w:r>
-      <w:hyperlink w:history="1" r:id="rIdb0w6urcrmbvpkndcifeaj">
+      <w:hyperlink w:history="1" r:id="rId1hovr1eplqh5tft2opf6g">
         <w:r>
           <w:rPr>
             <w:rFonts w:ascii="Arial" w:cs="Arial" w:eastAsia="Arial" w:hAnsi="Arial"/>
@@ -14057,7 +14057,7 @@
             <w:pPr>
               <w:spacing w:after="20" w:before="0"/>
             </w:pPr>
-            <w:hyperlink w:history="1" r:id="rIdfsfhfa9q9ou0guqf-4ale">
+            <w:hyperlink w:history="1" r:id="rIdpcz4ud7rmjanmmhmpg0ot">
               <w:r>
                 <w:rPr>
                   <w:rFonts w:ascii="Arial" w:cs="Arial" w:eastAsia="Arial" w:hAnsi="Arial"/>
@@ -14090,7 +14090,7 @@
               <w:spacing w:after="10" w:before="0"/>
               <w:ind w:left="120"/>
             </w:pPr>
-            <w:hyperlink w:history="1" r:id="rIdegkcmg42awckrwrxynyyg">
+            <w:hyperlink w:history="1" r:id="rIdiv20vxpd5kob8p_kads3w">
               <w:r>
                 <w:rPr>
                   <w:rFonts w:ascii="Arial" w:cs="Arial" w:eastAsia="Arial" w:hAnsi="Arial"/>
@@ -14135,7 +14135,7 @@
             <w:pPr>
               <w:spacing w:after="20" w:before="0"/>
             </w:pPr>
-            <w:hyperlink w:history="1" r:id="rIdc2dvzfes3dj_5redbfn6s">
+            <w:hyperlink w:history="1" r:id="rIdue3wfcgxhbb_q1xccujpa">
               <w:r>
                 <w:rPr>
                   <w:rFonts w:ascii="Arial" w:cs="Arial" w:eastAsia="Arial" w:hAnsi="Arial"/>
@@ -14168,7 +14168,7 @@
               <w:spacing w:after="10" w:before="0"/>
               <w:ind w:left="120"/>
             </w:pPr>
-            <w:hyperlink w:history="1" r:id="rIdo9lgwwhrsgwb8tokkhkg-">
+            <w:hyperlink w:history="1" r:id="rIdrelcruns5m8rg12nox85k">
               <w:r>
                 <w:rPr>
                   <w:rFonts w:ascii="Arial" w:cs="Arial" w:eastAsia="Arial" w:hAnsi="Arial"/>
@@ -14363,7 +14363,7 @@
             <w:pPr>
               <w:spacing w:after="20" w:before="0"/>
             </w:pPr>
-            <w:hyperlink w:history="1" r:id="rIdtamqb_kqdipjvhrw0b-wv">
+            <w:hyperlink w:history="1" r:id="rId0hp5uwinp-zdg3yiexymd">
               <w:r>
                 <w:rPr>
                   <w:rFonts w:ascii="Arial" w:cs="Arial" w:eastAsia="Arial" w:hAnsi="Arial"/>
@@ -14396,7 +14396,7 @@
               <w:spacing w:after="10" w:before="0"/>
               <w:ind w:left="120"/>
             </w:pPr>
-            <w:hyperlink w:history="1" r:id="rIdaklszcb5a3kfvjncikdf0">
+            <w:hyperlink w:history="1" r:id="rIdw5hevmu1qlphcnkubohtw">
               <w:r>
                 <w:rPr>
                   <w:rFonts w:ascii="Arial" w:cs="Arial" w:eastAsia="Arial" w:hAnsi="Arial"/>
@@ -14441,7 +14441,7 @@
             <w:pPr>
               <w:spacing w:after="20" w:before="0"/>
             </w:pPr>
-            <w:hyperlink w:history="1" r:id="rId4ow3keom8x7pfskfw0mta">
+            <w:hyperlink w:history="1" r:id="rIde52-p35axl2c157w5wdze">
               <w:r>
                 <w:rPr>
                   <w:rFonts w:ascii="Arial" w:cs="Arial" w:eastAsia="Arial" w:hAnsi="Arial"/>
@@ -14474,7 +14474,7 @@
               <w:spacing w:after="10" w:before="0"/>
               <w:ind w:left="120"/>
             </w:pPr>
-            <w:hyperlink w:history="1" r:id="rIdzbgf9ijmcbsjfpqdte5f-">
+            <w:hyperlink w:history="1" r:id="rIdrz5hhlj8trerzy9s4mvpd">
               <w:r>
                 <w:rPr>
                   <w:rFonts w:ascii="Arial" w:cs="Arial" w:eastAsia="Arial" w:hAnsi="Arial"/>
@@ -14669,7 +14669,7 @@
             <w:pPr>
               <w:spacing w:after="20" w:before="0"/>
             </w:pPr>
-            <w:hyperlink w:history="1" r:id="rIdnijizqg_gxbxkmiafqmuu">
+            <w:hyperlink w:history="1" r:id="rIdpouvs9ououp4teucjlbxc">
               <w:r>
                 <w:rPr>
                   <w:rFonts w:ascii="Arial" w:cs="Arial" w:eastAsia="Arial" w:hAnsi="Arial"/>
@@ -14702,7 +14702,7 @@
               <w:spacing w:after="10" w:before="0"/>
               <w:ind w:left="120"/>
             </w:pPr>
-            <w:hyperlink w:history="1" r:id="rIdymlg3nbvgnhtzd5yidgin">
+            <w:hyperlink w:history="1" r:id="rId6yudqemiifgt1x9jjlj4t">
               <w:r>
                 <w:rPr>
                   <w:rFonts w:ascii="Arial" w:cs="Arial" w:eastAsia="Arial" w:hAnsi="Arial"/>
@@ -14747,7 +14747,7 @@
             <w:pPr>
               <w:spacing w:after="20" w:before="0"/>
             </w:pPr>
-            <w:hyperlink w:history="1" r:id="rIdpoim8zzetcoykzpskjmmd">
+            <w:hyperlink w:history="1" r:id="rIdefsb_mjb6_6tqmvkoc9-y">
               <w:r>
                 <w:rPr>
                   <w:rFonts w:ascii="Arial" w:cs="Arial" w:eastAsia="Arial" w:hAnsi="Arial"/>
@@ -14780,7 +14780,7 @@
               <w:spacing w:after="10" w:before="0"/>
               <w:ind w:left="120"/>
             </w:pPr>
-            <w:hyperlink w:history="1" r:id="rIdzrjv_rn-ak1sct8_opsw7">
+            <w:hyperlink w:history="1" r:id="rId9teixdmxloqlqge5x7p5h">
               <w:r>
                 <w:rPr>
                   <w:rFonts w:ascii="Arial" w:cs="Arial" w:eastAsia="Arial" w:hAnsi="Arial"/>
@@ -14975,7 +14975,7 @@
             <w:pPr>
               <w:spacing w:after="20" w:before="0"/>
             </w:pPr>
-            <w:hyperlink w:history="1" r:id="rIdenq8uisodsuqelejwhror">
+            <w:hyperlink w:history="1" r:id="rIdfs7h9qmuslbqvsmpa5lm9">
               <w:r>
                 <w:rPr>
                   <w:rFonts w:ascii="Arial" w:cs="Arial" w:eastAsia="Arial" w:hAnsi="Arial"/>
@@ -15008,7 +15008,7 @@
               <w:spacing w:after="10" w:before="0"/>
               <w:ind w:left="120"/>
             </w:pPr>
-            <w:hyperlink w:history="1" r:id="rId-3ozmlniuo7k0a1rw2xbm">
+            <w:hyperlink w:history="1" r:id="rIdagwi-j-fqipopea8kbcqw">
               <w:r>
                 <w:rPr>
                   <w:rFonts w:ascii="Arial" w:cs="Arial" w:eastAsia="Arial" w:hAnsi="Arial"/>
@@ -15053,7 +15053,7 @@
             <w:pPr>
               <w:spacing w:after="20" w:before="0"/>
             </w:pPr>
-            <w:hyperlink w:history="1" r:id="rIdszu3el_b8xquamgioppch">
+            <w:hyperlink w:history="1" r:id="rIdt909b3tq1gt6pxsjexihc">
               <w:r>
                 <w:rPr>
                   <w:rFonts w:ascii="Arial" w:cs="Arial" w:eastAsia="Arial" w:hAnsi="Arial"/>
@@ -15086,7 +15086,7 @@
               <w:spacing w:after="10" w:before="0"/>
               <w:ind w:left="120"/>
             </w:pPr>
-            <w:hyperlink w:history="1" r:id="rId_jdqkowk15g7p3h1cw1fo">
+            <w:hyperlink w:history="1" r:id="rIdxp0vvpchhn2fabecpbe9e">
               <w:r>
                 <w:rPr>
                   <w:rFonts w:ascii="Arial" w:cs="Arial" w:eastAsia="Arial" w:hAnsi="Arial"/>
@@ -15281,7 +15281,7 @@
             <w:pPr>
               <w:spacing w:after="20" w:before="0"/>
             </w:pPr>
-            <w:hyperlink w:history="1" r:id="rIdirp3gcwl28indfgsd2mdk">
+            <w:hyperlink w:history="1" r:id="rIdrr12a_gqyutx4owx4oro-">
               <w:r>
                 <w:rPr>
                   <w:rFonts w:ascii="Arial" w:cs="Arial" w:eastAsia="Arial" w:hAnsi="Arial"/>
@@ -15314,7 +15314,7 @@
               <w:spacing w:after="10" w:before="0"/>
               <w:ind w:left="120"/>
             </w:pPr>
-            <w:hyperlink w:history="1" r:id="rIdichnair6t0fubfzdaprmt">
+            <w:hyperlink w:history="1" r:id="rIdiyhmmycaxggbnto_2kn3t">
               <w:r>
                 <w:rPr>
                   <w:rFonts w:ascii="Arial" w:cs="Arial" w:eastAsia="Arial" w:hAnsi="Arial"/>
@@ -15359,7 +15359,7 @@
             <w:pPr>
               <w:spacing w:after="20" w:before="0"/>
             </w:pPr>
-            <w:hyperlink w:history="1" r:id="rIdeqcxtfjnu0ka9rckjokva">
+            <w:hyperlink w:history="1" r:id="rIdeez7000g8zwoeircg84ew">
               <w:r>
                 <w:rPr>
                   <w:rFonts w:ascii="Arial" w:cs="Arial" w:eastAsia="Arial" w:hAnsi="Arial"/>
@@ -15392,7 +15392,7 @@
               <w:spacing w:after="10" w:before="0"/>
               <w:ind w:left="120"/>
             </w:pPr>
-            <w:hyperlink w:history="1" r:id="rIdnyanimecm6bl58odsyga9">
+            <w:hyperlink w:history="1" r:id="rIdaslk2you0stt2lateepyo">
               <w:r>
                 <w:rPr>
                   <w:rFonts w:ascii="Arial" w:cs="Arial" w:eastAsia="Arial" w:hAnsi="Arial"/>
@@ -16037,7 +16037,7 @@
         </w:rPr>
         <w:t xml:space="preserve">© 2026 SeaVuria and ARES. Aligned with KICD objectives. Developed by SeaVuria; technical implementation by ARES (with AI assistance from Claude). Licensed under </w:t>
       </w:r>
-      <w:hyperlink w:history="1" r:id="rIdat9ijms-rhzhjzxpivw_q">
+      <w:hyperlink w:history="1" r:id="rIdab3druuc6mx8igeqk0skf">
         <w:r>
           <w:rPr>
             <w:rFonts w:ascii="Arial" w:cs="Arial" w:eastAsia="Arial" w:hAnsi="Arial"/>
@@ -16058,7 +16058,7 @@
         </w:rPr>
         <w:t xml:space="preserve"> (</w:t>
       </w:r>
-      <w:hyperlink w:history="1" r:id="rId3kz7ktpcumkcchbag95g6">
+      <w:hyperlink w:history="1" r:id="rIddxepdd4zud3ekel-1jdsy">
         <w:r>
           <w:rPr>
             <w:rFonts w:ascii="Arial" w:cs="Arial" w:eastAsia="Arial" w:hAnsi="Arial"/>
@@ -16629,7 +16629,7 @@
                 <w:sz w:val="18"/>
                 <w:szCs w:val="18"/>
               </w:rPr>
-              <w:t xml:space="preserve">In Lessons 1–4 learners established the product, quotient, and zero-index laws using the Kenya census figure (47,564,296 ≈ 4.8 × 10⁷) as the anchoring phenomenon. Lesson 5 now confronts a new puzzle: what happens when the compact notation is itself raised to a power? The smartphone-storage context — 1 GB ≈ 2³⁰ bytes, so 1 TB = (2¹⁰)³ — makes (aᵐ)ⁿ = aᵐⁿ both surprising and immediately useful. By the end of this lesson all four confirmed laws are displayed on the Driving Question Board and learners have created Kenyan peer examples (M-Pesa volumes, Safaricom network capacity) ready for Lesson 6 consolidation.</w:t>
+              <w:t xml:space="preserve">In Lessons 1–4 learners established the product, quotient, and zero-index laws using the Kenya census figure (47,564,296 ≈ 4.8 × 10⁷) as the anchoring phenomenon. Lesson 5 now confronts a new puzzle: what happens when the compact notation is itself raised to a power? The smartphone-storage context — 1 GB = (2¹⁰)³ = 2³⁰ bytes, so 1 TB = (2¹⁰)⁴ = 2⁴⁰ bytes — makes (aᵐ)ⁿ = aᵐⁿ both surprising and immediately useful. By the end of this lesson all four confirmed laws are displayed on the Driving Question Board and learners have created Kenyan peer examples (M-Pesa volumes, Safaricom network capacity) ready for Lesson 6 consolidation.</w:t>
             </w:r>
           </w:p>
         </w:tc>
@@ -16788,7 +16788,7 @@
                 <w:sz w:val="18"/>
                 <w:szCs w:val="18"/>
               </w:rPr>
-              <w:t xml:space="preserve">Lesson 5 is the fifth lesson in the 8-lesson evidence-gathering sequence on Indices (Sub-Strand 1.2). Building on the product law (aᵐ × aⁿ = aᵐ⁺ⁿ), quotient law (aᵐ ÷ aⁿ = aᵐ⁻ⁿ), and zero-index law (a⁰ = 1) established in Lessons 3–4, learners now investigate what happens when an indexed expression is itself raised to a power. The lesson opens by reconnecting to the anchoring phenomenon — Kenya's census figure 4.8 × 10⁷ — and then shifts to a digital-storage context: a smartphone stores data in binary, and 1 GB ≈ 2³⁰ bytes, so 1 TB = (2¹⁰)³. Learners predict the value of (2³)², expand it step by step, tabulate a set of similar expressions, and deduce the pattern (aᵐ)ⁿ = aᵐⁿ. They then apply the law to simplify expressions and, working in peer groups, generate original Kenyan examples — M-Pesa daily transaction volumes, Safaricom subscriber counts, maize-grain counts per hectare — which they present to the class. The lesson closes with a Driving Question Board update confirming all four laws, and a Model-Building revision connecting the new law to the running compact-notation model.</w:t>
+              <w:t xml:space="preserve">Lesson 5 is the fifth lesson in the 8-lesson evidence-gathering sequence on Indices (Sub-Strand 1.2). Building on the product law (aᵐ × aⁿ = aᵐ⁺ⁿ), quotient law (aᵐ ÷ aⁿ = aᵐ⁻ⁿ), and zero-index law (a⁰ = 1) established in Lessons 3–4, learners now investigate what happens when an indexed expression is itself raised to a power. The lesson opens by reconnecting to the anchoring phenomenon — Kenya's census figure 4.8 × 10⁷ — and then shifts to a digital-storage context: a smartphone stores data in binary, and 1 GB = (2¹⁰)³ = 2³⁰ bytes, so 1 TB = (2¹⁰)⁴ = 2⁴⁰ bytes. Learners predict the value of (2³)², expand it step by step, tabulate a set of similar expressions, and deduce the pattern (aᵐ)ⁿ = aᵐⁿ. They then apply the law to simplify expressions and, working in peer groups, generate original Kenyan examples — M-Pesa daily transaction volumes, Safaricom subscriber counts, maize-grain counts per hectare — which they present to the class. The lesson closes with a Driving Question Board update confirming all four laws, and a Model-Building revision connecting the new law to the running compact-notation model.</w:t>
             </w:r>
           </w:p>
         </w:tc>
@@ -17071,7 +17071,7 @@
             <w:pPr>
               <w:spacing w:after="20" w:before="0"/>
             </w:pPr>
-            <w:hyperlink w:history="1" r:id="rIdf01y_75f7agnunxtqiwem">
+            <w:hyperlink w:history="1" r:id="rIdcuem90ads9cds5kyorldb">
               <w:r>
                 <w:rPr>
                   <w:rFonts w:ascii="Arial" w:cs="Arial" w:eastAsia="Arial" w:hAnsi="Arial"/>
@@ -17104,7 +17104,7 @@
               <w:spacing w:after="10" w:before="0"/>
               <w:ind w:left="120"/>
             </w:pPr>
-            <w:hyperlink w:history="1" r:id="rIdetuj4nsroxyg2g8pjyaqr">
+            <w:hyperlink w:history="1" r:id="rId1wmn-qdn08ousfm-p0acw">
               <w:r>
                 <w:rPr>
                   <w:rFonts w:ascii="Arial" w:cs="Arial" w:eastAsia="Arial" w:hAnsi="Arial"/>
@@ -17149,7 +17149,7 @@
             <w:pPr>
               <w:spacing w:after="20" w:before="0"/>
             </w:pPr>
-            <w:hyperlink w:history="1" r:id="rIdd-eh1ospyrt4k3n0dmxzo">
+            <w:hyperlink w:history="1" r:id="rIdkd-ergdbg3megu52cvj2q">
               <w:r>
                 <w:rPr>
                   <w:rFonts w:ascii="Arial" w:cs="Arial" w:eastAsia="Arial" w:hAnsi="Arial"/>
@@ -17182,7 +17182,7 @@
               <w:spacing w:after="10" w:before="0"/>
               <w:ind w:left="120"/>
             </w:pPr>
-            <w:hyperlink w:history="1" r:id="rIdxnrdrsp5bmntmrdbvdr7c">
+            <w:hyperlink w:history="1" r:id="rIdshssrilsvk2ccsbj_fm9g">
               <w:r>
                 <w:rPr>
                   <w:rFonts w:ascii="Arial" w:cs="Arial" w:eastAsia="Arial" w:hAnsi="Arial"/>
@@ -17377,7 +17377,7 @@
             <w:pPr>
               <w:spacing w:after="20" w:before="0"/>
             </w:pPr>
-            <w:hyperlink w:history="1" r:id="rIdhmswahlqqd7mkfm47wmvt">
+            <w:hyperlink w:history="1" r:id="rId4lrxcj6q53izi4t4mjtlo">
               <w:r>
                 <w:rPr>
                   <w:rFonts w:ascii="Arial" w:cs="Arial" w:eastAsia="Arial" w:hAnsi="Arial"/>
@@ -17410,7 +17410,7 @@
               <w:spacing w:after="10" w:before="0"/>
               <w:ind w:left="120"/>
             </w:pPr>
-            <w:hyperlink w:history="1" r:id="rIdmlbwwriqwwpu1brharmpg">
+            <w:hyperlink w:history="1" r:id="rId_wm9vkymhon7mxtjymi5k">
               <w:r>
                 <w:rPr>
                   <w:rFonts w:ascii="Arial" w:cs="Arial" w:eastAsia="Arial" w:hAnsi="Arial"/>
@@ -17455,7 +17455,7 @@
             <w:pPr>
               <w:spacing w:after="20" w:before="0"/>
             </w:pPr>
-            <w:hyperlink w:history="1" r:id="rIduvipe-chfbw89c6ov8b3o">
+            <w:hyperlink w:history="1" r:id="rIdrw_1nxla8zy716w7qm1bg">
               <w:r>
                 <w:rPr>
                   <w:rFonts w:ascii="Arial" w:cs="Arial" w:eastAsia="Arial" w:hAnsi="Arial"/>
@@ -17488,7 +17488,7 @@
               <w:spacing w:after="10" w:before="0"/>
               <w:ind w:left="120"/>
             </w:pPr>
-            <w:hyperlink w:history="1" r:id="rIdxdqen6xai8muqtw9tam5z">
+            <w:hyperlink w:history="1" r:id="rIdddlj6q7kziadn2itd05ok">
               <w:r>
                 <w:rPr>
                   <w:rFonts w:ascii="Arial" w:cs="Arial" w:eastAsia="Arial" w:hAnsi="Arial"/>
@@ -17821,7 +17821,7 @@
             <w:pPr>
               <w:spacing w:after="20" w:before="0"/>
             </w:pPr>
-            <w:hyperlink w:history="1" r:id="rIdc78i4ebgdr_vgm6mx0bcr">
+            <w:hyperlink w:history="1" r:id="rIdmhy76ipjpgb7t0eqcwe_d">
               <w:r>
                 <w:rPr>
                   <w:rFonts w:ascii="Arial" w:cs="Arial" w:eastAsia="Arial" w:hAnsi="Arial"/>
@@ -17870,7 +17870,7 @@
               <w:spacing w:after="10" w:before="0"/>
               <w:ind w:left="120"/>
             </w:pPr>
-            <w:hyperlink w:history="1" r:id="rIdmpczyxann_aclo0tptuun">
+            <w:hyperlink w:history="1" r:id="rId08oubwvy8ii__qqc_lyde">
               <w:r>
                 <w:rPr>
                   <w:rFonts w:ascii="Arial" w:cs="Arial" w:eastAsia="Arial" w:hAnsi="Arial"/>
@@ -17915,7 +17915,7 @@
             <w:pPr>
               <w:spacing w:after="20" w:before="0"/>
             </w:pPr>
-            <w:hyperlink w:history="1" r:id="rIdiedl9weg1mmaiquax17vr">
+            <w:hyperlink w:history="1" r:id="rIdkkdycmt-3jrhisac1r8s4">
               <w:r>
                 <w:rPr>
                   <w:rFonts w:ascii="Arial" w:cs="Arial" w:eastAsia="Arial" w:hAnsi="Arial"/>
@@ -17964,7 +17964,7 @@
               <w:spacing w:after="10" w:before="0"/>
               <w:ind w:left="120"/>
             </w:pPr>
-            <w:hyperlink w:history="1" r:id="rId62wryywnb1ahjlpy6odww">
+            <w:hyperlink w:history="1" r:id="rIdapelodikt4sz6oog0xwfp">
               <w:r>
                 <w:rPr>
                   <w:rFonts w:ascii="Arial" w:cs="Arial" w:eastAsia="Arial" w:hAnsi="Arial"/>
@@ -18278,7 +18278,7 @@
             <w:pPr>
               <w:spacing w:after="20" w:before="0"/>
             </w:pPr>
-            <w:hyperlink w:history="1" r:id="rIdteyhpagj1lca6w126u2db">
+            <w:hyperlink w:history="1" r:id="rIdvycn4drq8jbst1cc3b7am">
               <w:r>
                 <w:rPr>
                   <w:rFonts w:ascii="Arial" w:cs="Arial" w:eastAsia="Arial" w:hAnsi="Arial"/>
@@ -18327,7 +18327,7 @@
               <w:spacing w:after="10" w:before="0"/>
               <w:ind w:left="120"/>
             </w:pPr>
-            <w:hyperlink w:history="1" r:id="rIdskdonl2k66dt5ihqyaoab">
+            <w:hyperlink w:history="1" r:id="rIdk6l-6vyexlyrgptxtuh4e">
               <w:r>
                 <w:rPr>
                   <w:rFonts w:ascii="Arial" w:cs="Arial" w:eastAsia="Arial" w:hAnsi="Arial"/>
@@ -18372,7 +18372,7 @@
             <w:pPr>
               <w:spacing w:after="20" w:before="0"/>
             </w:pPr>
-            <w:hyperlink w:history="1" r:id="rIda-0ri2l4qxbzisoipwuzv">
+            <w:hyperlink w:history="1" r:id="rId33pm7bwvw8txpzj0ap5ox">
               <w:r>
                 <w:rPr>
                   <w:rFonts w:ascii="Arial" w:cs="Arial" w:eastAsia="Arial" w:hAnsi="Arial"/>
@@ -18421,7 +18421,7 @@
               <w:spacing w:after="10" w:before="0"/>
               <w:ind w:left="120"/>
             </w:pPr>
-            <w:hyperlink w:history="1" r:id="rIdxm-3w0wm6ga8eo037l3uz">
+            <w:hyperlink w:history="1" r:id="rIdqzr1hz0suxoxgm6qwkaqw">
               <w:r>
                 <w:rPr>
                   <w:rFonts w:ascii="Arial" w:cs="Arial" w:eastAsia="Arial" w:hAnsi="Arial"/>
@@ -18715,7 +18715,7 @@
             <w:pPr>
               <w:spacing w:after="20" w:before="0"/>
             </w:pPr>
-            <w:hyperlink w:history="1" r:id="rId4c-frz-0yseww-6vrirnl">
+            <w:hyperlink w:history="1" r:id="rId5atxdgcyuw2fbcsooobyb">
               <w:r>
                 <w:rPr>
                   <w:rFonts w:ascii="Arial" w:cs="Arial" w:eastAsia="Arial" w:hAnsi="Arial"/>
@@ -18764,7 +18764,7 @@
               <w:spacing w:after="10" w:before="0"/>
               <w:ind w:left="120"/>
             </w:pPr>
-            <w:hyperlink w:history="1" r:id="rIdr7x8otcwklxw8lwvy0yim">
+            <w:hyperlink w:history="1" r:id="rIdeslw110azlv7dcc5mvggy">
               <w:r>
                 <w:rPr>
                   <w:rFonts w:ascii="Arial" w:cs="Arial" w:eastAsia="Arial" w:hAnsi="Arial"/>
@@ -18809,7 +18809,7 @@
             <w:pPr>
               <w:spacing w:after="20" w:before="0"/>
             </w:pPr>
-            <w:hyperlink w:history="1" r:id="rIdvgz_psphivx4kh9x_dbu2">
+            <w:hyperlink w:history="1" r:id="rIdjcqmxrekxjxwin9o5t3iv">
               <w:r>
                 <w:rPr>
                   <w:rFonts w:ascii="Arial" w:cs="Arial" w:eastAsia="Arial" w:hAnsi="Arial"/>
@@ -18858,7 +18858,7 @@
               <w:spacing w:after="10" w:before="0"/>
               <w:ind w:left="120"/>
             </w:pPr>
-            <w:hyperlink w:history="1" r:id="rIdbpkztaxumhe1y2gkycjo_">
+            <w:hyperlink w:history="1" r:id="rIdzljc5izm9jg1xqaukuclu">
               <w:r>
                 <w:rPr>
                   <w:rFonts w:ascii="Arial" w:cs="Arial" w:eastAsia="Arial" w:hAnsi="Arial"/>
@@ -19465,7 +19465,7 @@
         </w:rPr>
         <w:t xml:space="preserve">© 2026 SeaVuria and ARES. Aligned with KICD objectives. Developed by SeaVuria; technical implementation by ARES (with AI assistance from Claude). Licensed under </w:t>
       </w:r>
-      <w:hyperlink w:history="1" r:id="rIduwxcpcc17a5krvmwbumtr">
+      <w:hyperlink w:history="1" r:id="rIdaabstelcpuu7x3ekzuynr">
         <w:r>
           <w:rPr>
             <w:rFonts w:ascii="Arial" w:cs="Arial" w:eastAsia="Arial" w:hAnsi="Arial"/>
@@ -19486,7 +19486,7 @@
         </w:rPr>
         <w:t xml:space="preserve"> (</w:t>
       </w:r>
-      <w:hyperlink w:history="1" r:id="rIdfugmncizkz2lxji7shcoo">
+      <w:hyperlink w:history="1" r:id="rIdmr2ir_ingm_dogskgxauj">
         <w:r>
           <w:rPr>
             <w:rFonts w:ascii="Arial" w:cs="Arial" w:eastAsia="Arial" w:hAnsi="Arial"/>
@@ -20658,7 +20658,7 @@
             <w:pPr>
               <w:spacing w:after="20" w:before="0"/>
             </w:pPr>
-            <w:hyperlink w:history="1" r:id="rIdcahyrx-uyndljvfopdut-">
+            <w:hyperlink w:history="1" r:id="rIdkvvsfhnpfo0o_hbi6gam7">
               <w:r>
                 <w:rPr>
                   <w:rFonts w:ascii="Arial" w:cs="Arial" w:eastAsia="Arial" w:hAnsi="Arial"/>
@@ -20691,7 +20691,7 @@
               <w:spacing w:after="10" w:before="0"/>
               <w:ind w:left="120"/>
             </w:pPr>
-            <w:hyperlink w:history="1" r:id="rIdq8nuuworob_vddxs8ie0z">
+            <w:hyperlink w:history="1" r:id="rIdj0kzxivzvvv5reoawhtlt">
               <w:r>
                 <w:rPr>
                   <w:rFonts w:ascii="Arial" w:cs="Arial" w:eastAsia="Arial" w:hAnsi="Arial"/>
@@ -20736,7 +20736,7 @@
             <w:pPr>
               <w:spacing w:after="20" w:before="0"/>
             </w:pPr>
-            <w:hyperlink w:history="1" r:id="rIdvjix4wgf1mvin4oumackm">
+            <w:hyperlink w:history="1" r:id="rIdqtwoujm1qajv5t1kuqntc">
               <w:r>
                 <w:rPr>
                   <w:rFonts w:ascii="Arial" w:cs="Arial" w:eastAsia="Arial" w:hAnsi="Arial"/>
@@ -20769,7 +20769,7 @@
               <w:spacing w:after="10" w:before="0"/>
               <w:ind w:left="120"/>
             </w:pPr>
-            <w:hyperlink w:history="1" r:id="rIdhcvwmoxjevky9resflcnt">
+            <w:hyperlink w:history="1" r:id="rId5ugveffrio2qeon-hwmkq">
               <w:r>
                 <w:rPr>
                   <w:rFonts w:ascii="Arial" w:cs="Arial" w:eastAsia="Arial" w:hAnsi="Arial"/>
@@ -20964,7 +20964,7 @@
             <w:pPr>
               <w:spacing w:after="20" w:before="0"/>
             </w:pPr>
-            <w:hyperlink w:history="1" r:id="rId9mtgedga3wb59p1_lfuii">
+            <w:hyperlink w:history="1" r:id="rId7v62gfrqiueun9j-ofgte">
               <w:r>
                 <w:rPr>
                   <w:rFonts w:ascii="Arial" w:cs="Arial" w:eastAsia="Arial" w:hAnsi="Arial"/>
@@ -20997,7 +20997,7 @@
               <w:spacing w:after="10" w:before="0"/>
               <w:ind w:left="120"/>
             </w:pPr>
-            <w:hyperlink w:history="1" r:id="rIdlavipmgygqvyrk5vala5q">
+            <w:hyperlink w:history="1" r:id="rIdbbow3actj0g-jrjls0snq">
               <w:r>
                 <w:rPr>
                   <w:rFonts w:ascii="Arial" w:cs="Arial" w:eastAsia="Arial" w:hAnsi="Arial"/>
@@ -21042,7 +21042,7 @@
             <w:pPr>
               <w:spacing w:after="20" w:before="0"/>
             </w:pPr>
-            <w:hyperlink w:history="1" r:id="rIdykhbtpl3w0dr7prj9xfb7">
+            <w:hyperlink w:history="1" r:id="rIdjxhxnh5vlp5_qpnlxkewr">
               <w:r>
                 <w:rPr>
                   <w:rFonts w:ascii="Arial" w:cs="Arial" w:eastAsia="Arial" w:hAnsi="Arial"/>
@@ -21075,7 +21075,7 @@
               <w:spacing w:after="10" w:before="0"/>
               <w:ind w:left="120"/>
             </w:pPr>
-            <w:hyperlink w:history="1" r:id="rIdm5mvai_yjb-dc2rlef-xt">
+            <w:hyperlink w:history="1" r:id="rId_nqosncuwwd__fij97dib">
               <w:r>
                 <w:rPr>
                   <w:rFonts w:ascii="Arial" w:cs="Arial" w:eastAsia="Arial" w:hAnsi="Arial"/>
@@ -21270,7 +21270,7 @@
             <w:pPr>
               <w:spacing w:after="20" w:before="0"/>
             </w:pPr>
-            <w:hyperlink w:history="1" r:id="rIdsbj1ddsv4srtazyy1gz7a">
+            <w:hyperlink w:history="1" r:id="rIdggnkbus0lgju3hzrwablb">
               <w:r>
                 <w:rPr>
                   <w:rFonts w:ascii="Arial" w:cs="Arial" w:eastAsia="Arial" w:hAnsi="Arial"/>
@@ -21303,7 +21303,7 @@
               <w:spacing w:after="10" w:before="0"/>
               <w:ind w:left="120"/>
             </w:pPr>
-            <w:hyperlink w:history="1" r:id="rId4psp6oq8zug4mta8wrswm">
+            <w:hyperlink w:history="1" r:id="rIdh95znhsf7hvludgicwc_m">
               <w:r>
                 <w:rPr>
                   <w:rFonts w:ascii="Arial" w:cs="Arial" w:eastAsia="Arial" w:hAnsi="Arial"/>
@@ -21348,7 +21348,7 @@
             <w:pPr>
               <w:spacing w:after="20" w:before="0"/>
             </w:pPr>
-            <w:hyperlink w:history="1" r:id="rIdaj5rmj5dqtz1luotsr49z">
+            <w:hyperlink w:history="1" r:id="rId7mltveagvf7eoh-lh1z7t">
               <w:r>
                 <w:rPr>
                   <w:rFonts w:ascii="Arial" w:cs="Arial" w:eastAsia="Arial" w:hAnsi="Arial"/>
@@ -21381,7 +21381,7 @@
               <w:spacing w:after="10" w:before="0"/>
               <w:ind w:left="120"/>
             </w:pPr>
-            <w:hyperlink w:history="1" r:id="rId5_xhp1tl6e4an1hk7-1sr">
+            <w:hyperlink w:history="1" r:id="rIdfb_yhpksexunxnqlzklfw">
               <w:r>
                 <w:rPr>
                   <w:rFonts w:ascii="Arial" w:cs="Arial" w:eastAsia="Arial" w:hAnsi="Arial"/>
@@ -21576,7 +21576,7 @@
             <w:pPr>
               <w:spacing w:after="20" w:before="0"/>
             </w:pPr>
-            <w:hyperlink w:history="1" r:id="rIdg6rocchoxhpdjgpp9zk3r">
+            <w:hyperlink w:history="1" r:id="rIdp-blo5cef0bkce7mc2-ip">
               <w:r>
                 <w:rPr>
                   <w:rFonts w:ascii="Arial" w:cs="Arial" w:eastAsia="Arial" w:hAnsi="Arial"/>
@@ -21609,7 +21609,7 @@
               <w:spacing w:after="10" w:before="0"/>
               <w:ind w:left="120"/>
             </w:pPr>
-            <w:hyperlink w:history="1" r:id="rIdcieshgrcagpchyeqa3t3y">
+            <w:hyperlink w:history="1" r:id="rIdtrwjc1ft5ex3hjq3hhry5">
               <w:r>
                 <w:rPr>
                   <w:rFonts w:ascii="Arial" w:cs="Arial" w:eastAsia="Arial" w:hAnsi="Arial"/>
@@ -21654,7 +21654,7 @@
             <w:pPr>
               <w:spacing w:after="20" w:before="0"/>
             </w:pPr>
-            <w:hyperlink w:history="1" r:id="rId7sr3_bflaoe3gjr9-nx_i">
+            <w:hyperlink w:history="1" r:id="rIdtqt1e4hzhszmh6tqyonhg">
               <w:r>
                 <w:rPr>
                   <w:rFonts w:ascii="Arial" w:cs="Arial" w:eastAsia="Arial" w:hAnsi="Arial"/>
@@ -21687,7 +21687,7 @@
               <w:spacing w:after="10" w:before="0"/>
               <w:ind w:left="120"/>
             </w:pPr>
-            <w:hyperlink w:history="1" r:id="rIdj_8edna9z7fm-akq_eizv">
+            <w:hyperlink w:history="1" r:id="rIdeswuekbnsk4fimmvnuvvd">
               <w:r>
                 <w:rPr>
                   <w:rFonts w:ascii="Arial" w:cs="Arial" w:eastAsia="Arial" w:hAnsi="Arial"/>
@@ -21882,7 +21882,7 @@
             <w:pPr>
               <w:spacing w:after="20" w:before="0"/>
             </w:pPr>
-            <w:hyperlink w:history="1" r:id="rIdds1p1feyusfwhaswmcadl">
+            <w:hyperlink w:history="1" r:id="rIdq_3jvjaiaj7kwkojvkybx">
               <w:r>
                 <w:rPr>
                   <w:rFonts w:ascii="Arial" w:cs="Arial" w:eastAsia="Arial" w:hAnsi="Arial"/>
@@ -21931,7 +21931,7 @@
               <w:spacing w:after="10" w:before="0"/>
               <w:ind w:left="120"/>
             </w:pPr>
-            <w:hyperlink w:history="1" r:id="rIdzu9jb9mpax-f1g3vpfoxv">
+            <w:hyperlink w:history="1" r:id="rIdaf0sz_3dlunkixfcxl3xz">
               <w:r>
                 <w:rPr>
                   <w:rFonts w:ascii="Arial" w:cs="Arial" w:eastAsia="Arial" w:hAnsi="Arial"/>
@@ -21976,7 +21976,7 @@
             <w:pPr>
               <w:spacing w:after="20" w:before="0"/>
             </w:pPr>
-            <w:hyperlink w:history="1" r:id="rId9znniwbzgilesfjvmlwkb">
+            <w:hyperlink w:history="1" r:id="rIdduyxrsskp7rrvzuw6_nuk">
               <w:r>
                 <w:rPr>
                   <w:rFonts w:ascii="Arial" w:cs="Arial" w:eastAsia="Arial" w:hAnsi="Arial"/>
@@ -22009,7 +22009,7 @@
               <w:spacing w:after="10" w:before="0"/>
               <w:ind w:left="120"/>
             </w:pPr>
-            <w:hyperlink w:history="1" r:id="rIdt15hnv7f_jdpndrilzrvv">
+            <w:hyperlink w:history="1" r:id="rIdwjx7idbvnuwhs3iidvsxa">
               <w:r>
                 <w:rPr>
                   <w:rFonts w:ascii="Arial" w:cs="Arial" w:eastAsia="Arial" w:hAnsi="Arial"/>
@@ -22597,7 +22597,7 @@
         </w:rPr>
         <w:t xml:space="preserve">© 2026 SeaVuria and ARES. Aligned with KICD objectives. Developed by SeaVuria; technical implementation by ARES (with AI assistance from Claude). Licensed under </w:t>
       </w:r>
-      <w:hyperlink w:history="1" r:id="rIdwcqhyq9zqav_t_tu_yipv">
+      <w:hyperlink w:history="1" r:id="rId7q2o9ovajig_7-bnm3ghg">
         <w:r>
           <w:rPr>
             <w:rFonts w:ascii="Arial" w:cs="Arial" w:eastAsia="Arial" w:hAnsi="Arial"/>
@@ -22618,7 +22618,7 @@
         </w:rPr>
         <w:t xml:space="preserve"> (</w:t>
       </w:r>
-      <w:hyperlink w:history="1" r:id="rId1o8nhl5y9n-ttvuqlko61">
+      <w:hyperlink w:history="1" r:id="rIdyyfupw4jzsk-9hsbfcjwf">
         <w:r>
           <w:rPr>
             <w:rFonts w:ascii="Arial" w:cs="Arial" w:eastAsia="Arial" w:hAnsi="Arial"/>
@@ -23631,7 +23631,7 @@
             <w:pPr>
               <w:spacing w:after="20" w:before="0"/>
             </w:pPr>
-            <w:hyperlink w:history="1" r:id="rIdf6vgshyu5xhxd1gq_jips">
+            <w:hyperlink w:history="1" r:id="rIdr9mvwtlf6h4skzjla-pgv">
               <w:r>
                 <w:rPr>
                   <w:rFonts w:ascii="Arial" w:cs="Arial" w:eastAsia="Arial" w:hAnsi="Arial"/>
@@ -23664,7 +23664,7 @@
               <w:spacing w:after="10" w:before="0"/>
               <w:ind w:left="120"/>
             </w:pPr>
-            <w:hyperlink w:history="1" r:id="rIdkqskpmdrnhe3ptz4f9scv">
+            <w:hyperlink w:history="1" r:id="rIdjutvhm7ppanzbrcqf9u-o">
               <w:r>
                 <w:rPr>
                   <w:rFonts w:ascii="Arial" w:cs="Arial" w:eastAsia="Arial" w:hAnsi="Arial"/>
@@ -23709,7 +23709,7 @@
             <w:pPr>
               <w:spacing w:after="20" w:before="0"/>
             </w:pPr>
-            <w:hyperlink w:history="1" r:id="rId6sj-xojmnzoxdt5p3unpn">
+            <w:hyperlink w:history="1" r:id="rIdwppys0narviwjffcmqjq1">
               <w:r>
                 <w:rPr>
                   <w:rFonts w:ascii="Arial" w:cs="Arial" w:eastAsia="Arial" w:hAnsi="Arial"/>
@@ -23742,7 +23742,7 @@
               <w:spacing w:after="10" w:before="0"/>
               <w:ind w:left="120"/>
             </w:pPr>
-            <w:hyperlink w:history="1" r:id="rIdoawngsq12phs_8k0-5404">
+            <w:hyperlink w:history="1" r:id="rIdwkfuz05xddwma3-al5ofy">
               <w:r>
                 <w:rPr>
                   <w:rFonts w:ascii="Arial" w:cs="Arial" w:eastAsia="Arial" w:hAnsi="Arial"/>
@@ -23937,7 +23937,7 @@
             <w:pPr>
               <w:spacing w:after="20" w:before="0"/>
             </w:pPr>
-            <w:hyperlink w:history="1" r:id="rIdezznfittwgcs3yltiykb2">
+            <w:hyperlink w:history="1" r:id="rIda81xc72butcbeumv7i7az">
               <w:r>
                 <w:rPr>
                   <w:rFonts w:ascii="Arial" w:cs="Arial" w:eastAsia="Arial" w:hAnsi="Arial"/>
@@ -23970,7 +23970,7 @@
               <w:spacing w:after="10" w:before="0"/>
               <w:ind w:left="120"/>
             </w:pPr>
-            <w:hyperlink w:history="1" r:id="rIdg5tooz4v0s_yoqxxlnjby">
+            <w:hyperlink w:history="1" r:id="rIdjuvemy28b_x7bjduifdjg">
               <w:r>
                 <w:rPr>
                   <w:rFonts w:ascii="Arial" w:cs="Arial" w:eastAsia="Arial" w:hAnsi="Arial"/>
@@ -24015,7 +24015,7 @@
             <w:pPr>
               <w:spacing w:after="20" w:before="0"/>
             </w:pPr>
-            <w:hyperlink w:history="1" r:id="rIdokxvstyhj5zdebpuneg9b">
+            <w:hyperlink w:history="1" r:id="rId_dzqfjvk7jeaxiilck3g1">
               <w:r>
                 <w:rPr>
                   <w:rFonts w:ascii="Arial" w:cs="Arial" w:eastAsia="Arial" w:hAnsi="Arial"/>
@@ -24048,7 +24048,7 @@
               <w:spacing w:after="10" w:before="0"/>
               <w:ind w:left="120"/>
             </w:pPr>
-            <w:hyperlink w:history="1" r:id="rIdcskfurgh7zvwfgk09jnl-">
+            <w:hyperlink w:history="1" r:id="rId_-h_sudrwd_wzl4tlocz7">
               <w:r>
                 <w:rPr>
                   <w:rFonts w:ascii="Arial" w:cs="Arial" w:eastAsia="Arial" w:hAnsi="Arial"/>
@@ -24353,7 +24353,7 @@
                 <w:sz w:val="18"/>
                 <w:szCs w:val="18"/>
               </w:rPr>
-              <w:t xml:space="preserve">— Minutes 5–15: focus on groups showing misconceptions. Anticipated misconception A (Product Set 2): learners multiply 3² × 2¹⁰ by adding exponents despite different bases. Say: 'Pause — which law allows you to add exponents? Does that law require the bases to be the same or different? Look back at your notes.' (WAIT 12 seconds.) Anticipated misconception B (Set 3 zero index): learners write (10¹)⁰ = 0 instead of 1. Say: 'What did our investigation in Lesson 5 show us happens when any non-zero number is raised to the power zero? Can you re-derive it using the quotient law right now, using 10¹ ÷ 10¹?' (WAIT 15 seconds.)</w:t>
+              <w:t xml:space="preserve">— Minutes 5–15: focus on groups showing misconceptions. Anticipated misconception A (Product Set 2): learners multiply 3² × 2¹⁰ by adding exponents despite different bases. Say: 'Pause — which law allows you to add exponents? Does that law require the bases to be the same or different? Look back at your notes.' (WAIT 12 seconds.) Anticipated misconception B (Set 3 zero index): learners write (10¹)⁰ = 0 instead of 1. Say: 'What did our investigation in Lesson 4 show us happens when any non-zero number is raised to the power zero? Can you re-derive it using the quotient law right now, using 10¹ ÷ 10¹?' (WAIT 15 seconds.)</w:t>
             </w:r>
           </w:p>
           <w:p>
@@ -24493,7 +24493,7 @@
             <w:pPr>
               <w:spacing w:after="20" w:before="0"/>
             </w:pPr>
-            <w:hyperlink w:history="1" r:id="rIdyh9skopgjiogiokgaqxe_">
+            <w:hyperlink w:history="1" r:id="rId3bi74qwcjgka4dnjvjpcz">
               <w:r>
                 <w:rPr>
                   <w:rFonts w:ascii="Arial" w:cs="Arial" w:eastAsia="Arial" w:hAnsi="Arial"/>
@@ -24526,7 +24526,7 @@
               <w:spacing w:after="10" w:before="0"/>
               <w:ind w:left="120"/>
             </w:pPr>
-            <w:hyperlink w:history="1" r:id="rId9dxd5mf4yylbngq2gazli">
+            <w:hyperlink w:history="1" r:id="rIdimxqoihn8uzzae9qvpzik">
               <w:r>
                 <w:rPr>
                   <w:rFonts w:ascii="Arial" w:cs="Arial" w:eastAsia="Arial" w:hAnsi="Arial"/>
@@ -24571,7 +24571,7 @@
             <w:pPr>
               <w:spacing w:after="20" w:before="0"/>
             </w:pPr>
-            <w:hyperlink w:history="1" r:id="rIdbn4-mo423gucmawmy4kl3">
+            <w:hyperlink w:history="1" r:id="rIdnolnjv5kd1mjcthdd4do6">
               <w:r>
                 <w:rPr>
                   <w:rFonts w:ascii="Arial" w:cs="Arial" w:eastAsia="Arial" w:hAnsi="Arial"/>
@@ -24604,7 +24604,7 @@
               <w:spacing w:after="10" w:before="0"/>
               <w:ind w:left="120"/>
             </w:pPr>
-            <w:hyperlink w:history="1" r:id="rId4fmtpqv9tbbxo62skpcsy">
+            <w:hyperlink w:history="1" r:id="rIdnwtygxqlbuukw7-xe15m1">
               <w:r>
                 <w:rPr>
                   <w:rFonts w:ascii="Arial" w:cs="Arial" w:eastAsia="Arial" w:hAnsi="Arial"/>
@@ -24875,7 +24875,7 @@
             <w:pPr>
               <w:spacing w:after="20" w:before="0"/>
             </w:pPr>
-            <w:hyperlink w:history="1" r:id="rId_nnxu6nl5bj4ji2quogsi">
+            <w:hyperlink w:history="1" r:id="rIdcnkyiklyxz-kbnxk3mx7o">
               <w:r>
                 <w:rPr>
                   <w:rFonts w:ascii="Arial" w:cs="Arial" w:eastAsia="Arial" w:hAnsi="Arial"/>
@@ -24908,7 +24908,7 @@
               <w:spacing w:after="10" w:before="0"/>
               <w:ind w:left="120"/>
             </w:pPr>
-            <w:hyperlink w:history="1" r:id="rIdhzpysj9dvokmvqng9y3m0">
+            <w:hyperlink w:history="1" r:id="rIdddq0j_qmodz0x3_c5ti9i">
               <w:r>
                 <w:rPr>
                   <w:rFonts w:ascii="Arial" w:cs="Arial" w:eastAsia="Arial" w:hAnsi="Arial"/>
@@ -24953,7 +24953,7 @@
             <w:pPr>
               <w:spacing w:after="20" w:before="0"/>
             </w:pPr>
-            <w:hyperlink w:history="1" r:id="rIdbg9zihuymrdaqubkscite">
+            <w:hyperlink w:history="1" r:id="rIdfe6mvygwemdme9cvb561a">
               <w:r>
                 <w:rPr>
                   <w:rFonts w:ascii="Arial" w:cs="Arial" w:eastAsia="Arial" w:hAnsi="Arial"/>
@@ -24986,7 +24986,7 @@
               <w:spacing w:after="10" w:before="0"/>
               <w:ind w:left="120"/>
             </w:pPr>
-            <w:hyperlink w:history="1" r:id="rIdggno6oiiv1sbq36ixashm">
+            <w:hyperlink w:history="1" r:id="rId9sctuopjyiqjjun797k4f">
               <w:r>
                 <w:rPr>
                   <w:rFonts w:ascii="Arial" w:cs="Arial" w:eastAsia="Arial" w:hAnsi="Arial"/>
@@ -25257,7 +25257,7 @@
             <w:pPr>
               <w:spacing w:after="20" w:before="0"/>
             </w:pPr>
-            <w:hyperlink w:history="1" r:id="rIdzlwpsy9edvuzz8m4uw4u0">
+            <w:hyperlink w:history="1" r:id="rIdqnffx-f4kbvcp6ph4vvzh">
               <w:r>
                 <w:rPr>
                   <w:rFonts w:ascii="Arial" w:cs="Arial" w:eastAsia="Arial" w:hAnsi="Arial"/>
@@ -25290,7 +25290,7 @@
               <w:spacing w:after="10" w:before="0"/>
               <w:ind w:left="120"/>
             </w:pPr>
-            <w:hyperlink w:history="1" r:id="rIdcjhhqzxa76nboxocyzkov">
+            <w:hyperlink w:history="1" r:id="rIdelytyi0kpaprqd9rh_m7w">
               <w:r>
                 <w:rPr>
                   <w:rFonts w:ascii="Arial" w:cs="Arial" w:eastAsia="Arial" w:hAnsi="Arial"/>
@@ -25335,7 +25335,7 @@
             <w:pPr>
               <w:spacing w:after="20" w:before="0"/>
             </w:pPr>
-            <w:hyperlink w:history="1" r:id="rIdvtpjxlaygvctqtipb_g0c">
+            <w:hyperlink w:history="1" r:id="rIdpm0xixm-gomgwl3fdyk4p">
               <w:r>
                 <w:rPr>
                   <w:rFonts w:ascii="Arial" w:cs="Arial" w:eastAsia="Arial" w:hAnsi="Arial"/>
@@ -25384,7 +25384,7 @@
               <w:spacing w:after="10" w:before="0"/>
               <w:ind w:left="120"/>
             </w:pPr>
-            <w:hyperlink w:history="1" r:id="rIdbquk_0naip29u_hh1rb-w">
+            <w:hyperlink w:history="1" r:id="rIdnb8_yeicedzc5c_5rpf5e">
               <w:r>
                 <w:rPr>
                   <w:rFonts w:ascii="Arial" w:cs="Arial" w:eastAsia="Arial" w:hAnsi="Arial"/>
@@ -26010,7 +26010,7 @@
         </w:rPr>
         <w:t xml:space="preserve">© 2026 SeaVuria and ARES. Aligned with KICD objectives. Developed by SeaVuria; technical implementation by ARES (with AI assistance from Claude). Licensed under </w:t>
       </w:r>
-      <w:hyperlink w:history="1" r:id="rIdsadoqv1__pdies3cjwa0s">
+      <w:hyperlink w:history="1" r:id="rIdj_yuklcjig3hyvtnr2xkr">
         <w:r>
           <w:rPr>
             <w:rFonts w:ascii="Arial" w:cs="Arial" w:eastAsia="Arial" w:hAnsi="Arial"/>
@@ -26031,7 +26031,7 @@
         </w:rPr>
         <w:t xml:space="preserve"> (</w:t>
       </w:r>
-      <w:hyperlink w:history="1" r:id="rIdil__1gv8moayy_0fjxjju">
+      <w:hyperlink w:history="1" r:id="rIdn8tyeyhfud7pyjxdhgvk-">
         <w:r>
           <w:rPr>
             <w:rFonts w:ascii="Arial" w:cs="Arial" w:eastAsia="Arial" w:hAnsi="Arial"/>
@@ -27044,7 +27044,7 @@
             <w:pPr>
               <w:spacing w:after="20" w:before="0"/>
             </w:pPr>
-            <w:hyperlink w:history="1" r:id="rId1jdylmn2_hslc2bdgyu12">
+            <w:hyperlink w:history="1" r:id="rIdhauogv94wqu5kwnaaxv2u">
               <w:r>
                 <w:rPr>
                   <w:rFonts w:ascii="Arial" w:cs="Arial" w:eastAsia="Arial" w:hAnsi="Arial"/>
@@ -27077,7 +27077,7 @@
               <w:spacing w:after="10" w:before="0"/>
               <w:ind w:left="120"/>
             </w:pPr>
-            <w:hyperlink w:history="1" r:id="rIdwp-panm5movgkakdb9bzg">
+            <w:hyperlink w:history="1" r:id="rIdhl-zu4ck4dfz3mxvn4b8u">
               <w:r>
                 <w:rPr>
                   <w:rFonts w:ascii="Arial" w:cs="Arial" w:eastAsia="Arial" w:hAnsi="Arial"/>
@@ -27122,7 +27122,7 @@
             <w:pPr>
               <w:spacing w:after="20" w:before="0"/>
             </w:pPr>
-            <w:hyperlink w:history="1" r:id="rId3cmt3i1mgrcvt9lh7mxzq">
+            <w:hyperlink w:history="1" r:id="rId61xxlaznqe3cqtbcjwe84">
               <w:r>
                 <w:rPr>
                   <w:rFonts w:ascii="Arial" w:cs="Arial" w:eastAsia="Arial" w:hAnsi="Arial"/>
@@ -27155,7 +27155,7 @@
               <w:spacing w:after="10" w:before="0"/>
               <w:ind w:left="120"/>
             </w:pPr>
-            <w:hyperlink w:history="1" r:id="rId3dwblkr_iixpe2_coeg7c">
+            <w:hyperlink w:history="1" r:id="rIdbippvqt1wc0cru-ox146v">
               <w:r>
                 <w:rPr>
                   <w:rFonts w:ascii="Arial" w:cs="Arial" w:eastAsia="Arial" w:hAnsi="Arial"/>
@@ -27350,7 +27350,7 @@
             <w:pPr>
               <w:spacing w:after="20" w:before="0"/>
             </w:pPr>
-            <w:hyperlink w:history="1" r:id="rIduwvnldgdy4v4mukbfumxr">
+            <w:hyperlink w:history="1" r:id="rIdds8cf_w07ycsmw9edyp7t">
               <w:r>
                 <w:rPr>
                   <w:rFonts w:ascii="Arial" w:cs="Arial" w:eastAsia="Arial" w:hAnsi="Arial"/>
@@ -27383,7 +27383,7 @@
               <w:spacing w:after="10" w:before="0"/>
               <w:ind w:left="120"/>
             </w:pPr>
-            <w:hyperlink w:history="1" r:id="rIdkv6g4wzk-qfa-z6ifsxj2">
+            <w:hyperlink w:history="1" r:id="rId47pd1niwgyptmyau3tald">
               <w:r>
                 <w:rPr>
                   <w:rFonts w:ascii="Arial" w:cs="Arial" w:eastAsia="Arial" w:hAnsi="Arial"/>
@@ -27428,7 +27428,7 @@
             <w:pPr>
               <w:spacing w:after="20" w:before="0"/>
             </w:pPr>
-            <w:hyperlink w:history="1" r:id="rIdfz0w6fxost5qy_u13v3pj">
+            <w:hyperlink w:history="1" r:id="rIdkj-cuulyicdnr6guen2rq">
               <w:r>
                 <w:rPr>
                   <w:rFonts w:ascii="Arial" w:cs="Arial" w:eastAsia="Arial" w:hAnsi="Arial"/>
@@ -27461,7 +27461,7 @@
               <w:spacing w:after="10" w:before="0"/>
               <w:ind w:left="120"/>
             </w:pPr>
-            <w:hyperlink w:history="1" r:id="rIdobgfe2fvrmu9ssulo1ifg">
+            <w:hyperlink w:history="1" r:id="rIdd3xafyupuidecp-bs5aev">
               <w:r>
                 <w:rPr>
                   <w:rFonts w:ascii="Arial" w:cs="Arial" w:eastAsia="Arial" w:hAnsi="Arial"/>
@@ -27656,7 +27656,7 @@
             <w:pPr>
               <w:spacing w:after="20" w:before="0"/>
             </w:pPr>
-            <w:hyperlink w:history="1" r:id="rIdi-ww364l4a7qerzxk7w8n">
+            <w:hyperlink w:history="1" r:id="rIdyipxg1a8oekfxibldtgiu">
               <w:r>
                 <w:rPr>
                   <w:rFonts w:ascii="Arial" w:cs="Arial" w:eastAsia="Arial" w:hAnsi="Arial"/>
@@ -27689,7 +27689,7 @@
               <w:spacing w:after="10" w:before="0"/>
               <w:ind w:left="120"/>
             </w:pPr>
-            <w:hyperlink w:history="1" r:id="rIduafxh8lbovvzycklc78xd">
+            <w:hyperlink w:history="1" r:id="rIdtexz2dgfnmaa5vvjxcsua">
               <w:r>
                 <w:rPr>
                   <w:rFonts w:ascii="Arial" w:cs="Arial" w:eastAsia="Arial" w:hAnsi="Arial"/>
@@ -27734,7 +27734,7 @@
             <w:pPr>
               <w:spacing w:after="20" w:before="0"/>
             </w:pPr>
-            <w:hyperlink w:history="1" r:id="rId6fsrc_67thae3fadxpfq4">
+            <w:hyperlink w:history="1" r:id="rIdzqxv4kuxmc6wqzmmdhi37">
               <w:r>
                 <w:rPr>
                   <w:rFonts w:ascii="Arial" w:cs="Arial" w:eastAsia="Arial" w:hAnsi="Arial"/>
@@ -27767,7 +27767,7 @@
               <w:spacing w:after="10" w:before="0"/>
               <w:ind w:left="120"/>
             </w:pPr>
-            <w:hyperlink w:history="1" r:id="rIdmyl9gvc_rvboaawrayqtw">
+            <w:hyperlink w:history="1" r:id="rId6kestf-aols_kagxjzvd-">
               <w:r>
                 <w:rPr>
                   <w:rFonts w:ascii="Arial" w:cs="Arial" w:eastAsia="Arial" w:hAnsi="Arial"/>
@@ -27962,7 +27962,7 @@
             <w:pPr>
               <w:spacing w:after="20" w:before="0"/>
             </w:pPr>
-            <w:hyperlink w:history="1" r:id="rIdq2qjzxn6nmcmcndgfuj7z">
+            <w:hyperlink w:history="1" r:id="rId6fhoumztjnxc2pnnif8sd">
               <w:r>
                 <w:rPr>
                   <w:rFonts w:ascii="Arial" w:cs="Arial" w:eastAsia="Arial" w:hAnsi="Arial"/>
@@ -27995,7 +27995,7 @@
               <w:spacing w:after="10" w:before="0"/>
               <w:ind w:left="120"/>
             </w:pPr>
-            <w:hyperlink w:history="1" r:id="rIdvwopaonulna_6yec1-amh">
+            <w:hyperlink w:history="1" r:id="rIdld3atfinidbabnmtw5_xk">
               <w:r>
                 <w:rPr>
                   <w:rFonts w:ascii="Arial" w:cs="Arial" w:eastAsia="Arial" w:hAnsi="Arial"/>
@@ -28040,7 +28040,7 @@
             <w:pPr>
               <w:spacing w:after="20" w:before="0"/>
             </w:pPr>
-            <w:hyperlink w:history="1" r:id="rIdwqnb_6-bnndkhwlgbfvvf">
+            <w:hyperlink w:history="1" r:id="rIdga2ddhxcda4ljdpjpzp9q">
               <w:r>
                 <w:rPr>
                   <w:rFonts w:ascii="Arial" w:cs="Arial" w:eastAsia="Arial" w:hAnsi="Arial"/>
@@ -28073,7 +28073,7 @@
               <w:spacing w:after="10" w:before="0"/>
               <w:ind w:left="120"/>
             </w:pPr>
-            <w:hyperlink w:history="1" r:id="rIdjnfcte9n4d48gyfuq7q1f">
+            <w:hyperlink w:history="1" r:id="rId8pun3freqh4m-tozmlu8d">
               <w:r>
                 <w:rPr>
                   <w:rFonts w:ascii="Arial" w:cs="Arial" w:eastAsia="Arial" w:hAnsi="Arial"/>
@@ -28268,7 +28268,7 @@
             <w:pPr>
               <w:spacing w:after="20" w:before="0"/>
             </w:pPr>
-            <w:hyperlink w:history="1" r:id="rIdskicff5fwlu4sunm43pn8">
+            <w:hyperlink w:history="1" r:id="rIdxuvbgoidsj4hbf4cx0um1">
               <w:r>
                 <w:rPr>
                   <w:rFonts w:ascii="Arial" w:cs="Arial" w:eastAsia="Arial" w:hAnsi="Arial"/>
@@ -28317,7 +28317,7 @@
               <w:spacing w:after="10" w:before="0"/>
               <w:ind w:left="120"/>
             </w:pPr>
-            <w:hyperlink w:history="1" r:id="rIdekvl8hkhxsolzcyhjmubw">
+            <w:hyperlink w:history="1" r:id="rIddvbp9ouu5tilbg-0zam4z">
               <w:r>
                 <w:rPr>
                   <w:rFonts w:ascii="Arial" w:cs="Arial" w:eastAsia="Arial" w:hAnsi="Arial"/>
@@ -28362,7 +28362,7 @@
             <w:pPr>
               <w:spacing w:after="20" w:before="0"/>
             </w:pPr>
-            <w:hyperlink w:history="1" r:id="rIdk1aw_nr-moev2jh8yi5fb">
+            <w:hyperlink w:history="1" r:id="rIdgabi_ydsday9oniflyigd">
               <w:r>
                 <w:rPr>
                   <w:rFonts w:ascii="Arial" w:cs="Arial" w:eastAsia="Arial" w:hAnsi="Arial"/>
@@ -28411,7 +28411,7 @@
               <w:spacing w:after="10" w:before="0"/>
               <w:ind w:left="120"/>
             </w:pPr>
-            <w:hyperlink w:history="1" r:id="rIdrbaelc197x_eapchbx7bx">
+            <w:hyperlink w:history="1" r:id="rIdw-7yhiryc7_6gzlntrvv5">
               <w:r>
                 <w:rPr>
                   <w:rFonts w:ascii="Arial" w:cs="Arial" w:eastAsia="Arial" w:hAnsi="Arial"/>
@@ -28642,7 +28642,7 @@
                 <w:sz w:val="18"/>
                 <w:szCs w:val="18"/>
               </w:rPr>
-              <w:t xml:space="preserve">After the lesson, consider: (1) Did learners' Index Laws Maps show genuine reasoning (repeated-multiplication derivations) or surface rule-copying? If many maps lacked the reasoning column, the Explain phase in earlier lessons may need more explicit modelling of 'derive, don't memorise'. (2) Did the Section D written explanations address all four sub-parts coherently? If learners explained the multiplication and division laws well but struggled with a⁰ = 1, revisit Lesson 5 evidence in any catch-up session. (3) Were the pink DQB notes rich and genuinely curious (pointing toward logarithms, fractional indices, scientific notation in Chemistry) or were they vague? Rich pink notes indicate healthy intellectual engagement; vague ones may indicate that earlier lessons did not sufficiently celebrate productive confusion. (4) Was the 25-minute task timing appropriate? If more than one-third of learners did not reach Section D, consider whether Section B had too many items, or whether earlier lessons built sufficient fluency. (5) Celebrate: note the names of learners whose self-reflections showed the most striking conceptual change from Lesson 1 — these are powerful teaching artefacts for future cohorts and for parent/guardian communication about the power of the inquiry-based approach.</w:t>
+              <w:t xml:space="preserve">After the lesson, consider: (1) Did learners' Index Laws Maps show genuine reasoning (repeated-multiplication derivations) or surface rule-copying? If many maps lacked the reasoning column, the Explain phase in earlier lessons may need more explicit modelling of 'derive, don't memorise'. (2) Did the Section D written explanations address all four sub-parts coherently? If learners explained the multiplication and division laws well but struggled with a⁰ = 1, revisit Lesson 4 evidence in any catch-up session. (3) Were the pink DQB notes rich and genuinely curious (pointing toward logarithms, fractional indices, scientific notation in Chemistry) or were they vague? Rich pink notes indicate healthy intellectual engagement; vague ones may indicate that earlier lessons did not sufficiently celebrate productive confusion. (4) Was the 25-minute task timing appropriate? If more than one-third of learners did not reach Section D, consider whether Section B had too many items, or whether earlier lessons built sufficient fluency. (5) Celebrate: note the names of learners whose self-reflections showed the most striking conceptual change from Lesson 1 — these are powerful teaching artefacts for future cohorts and for parent/guardian communication about the power of the inquiry-based approach.</w:t>
             </w:r>
           </w:p>
         </w:tc>
@@ -28923,7 +28923,7 @@
         </w:rPr>
         <w:t xml:space="preserve">© 2026 SeaVuria and ARES. Aligned with KICD objectives. Developed by SeaVuria; technical implementation by ARES (with AI assistance from Claude). Licensed under </w:t>
       </w:r>
-      <w:hyperlink w:history="1" r:id="rIddh79mywjkwpjgmsrccufe">
+      <w:hyperlink w:history="1" r:id="rIdrcawhydhs3kklmcywftv9">
         <w:r>
           <w:rPr>
             <w:rFonts w:ascii="Arial" w:cs="Arial" w:eastAsia="Arial" w:hAnsi="Arial"/>
@@ -28944,7 +28944,7 @@
         </w:rPr>
         <w:t xml:space="preserve"> (</w:t>
       </w:r>
-      <w:hyperlink w:history="1" r:id="rIdslsjdakykgboxxk-kqc7m">
+      <w:hyperlink w:history="1" r:id="rIdlnlgge6l21tzcknq02q90">
         <w:r>
           <w:rPr>
             <w:rFonts w:ascii="Arial" w:cs="Arial" w:eastAsia="Arial" w:hAnsi="Arial"/>

--- a/data/outputs/v2/Essential_Mathematics/SS1.2_Indices/Essential_Mathematics_Indices_CBE_LessonSequence.docx
+++ b/data/outputs/v2/Essential_Mathematics/SS1.2_Indices/Essential_Mathematics_Indices_CBE_LessonSequence.docx
@@ -2166,7 +2166,7 @@
         </w:rPr>
         <w:t xml:space="preserve">© 2026 SeaVuria and ARES. This work is licensed under a </w:t>
       </w:r>
-      <w:hyperlink w:history="1" r:id="rIdg0hhoanpjs--mas-_ai4n">
+      <w:hyperlink w:history="1" r:id="rId4h-jh8uhpkovqtfgpcn74">
         <w:r>
           <w:rPr>
             <w:rFonts w:ascii="Arial" w:cs="Arial" w:eastAsia="Arial" w:hAnsi="Arial"/>
@@ -2186,7 +2186,7 @@
         </w:rPr>
         <w:t xml:space="preserve"> (</w:t>
       </w:r>
-      <w:hyperlink w:history="1" r:id="rIdolkohp8wiaw3_mnfx-vuz">
+      <w:hyperlink w:history="1" r:id="rIdtjtldgqnoc8a_lsy1mcbh">
         <w:r>
           <w:rPr>
             <w:rFonts w:ascii="Arial" w:cs="Arial" w:eastAsia="Arial" w:hAnsi="Arial"/>
@@ -2206,7 +2206,7 @@
         </w:rPr>
         <w:t xml:space="preserve">). To view a copy of this license, visit </w:t>
       </w:r>
-      <w:hyperlink w:history="1" r:id="rId8eg4nesz92w7i8xcqdxrq">
+      <w:hyperlink w:history="1" r:id="rIdctiq6kzcqd0ao8a6d8_ea">
         <w:r>
           <w:rPr>
             <w:rFonts w:ascii="Arial" w:cs="Arial" w:eastAsia="Arial" w:hAnsi="Arial"/>
@@ -3218,7 +3218,7 @@
             <w:pPr>
               <w:spacing w:after="20" w:before="0"/>
             </w:pPr>
-            <w:hyperlink w:history="1" r:id="rIdcj85n8kxnzkwmz9yvfy-j">
+            <w:hyperlink w:history="1" r:id="rIdgt0ucjva9zoysgvuh31y6">
               <w:r>
                 <w:rPr>
                   <w:rFonts w:ascii="Arial" w:cs="Arial" w:eastAsia="Arial" w:hAnsi="Arial"/>
@@ -3251,7 +3251,7 @@
               <w:spacing w:after="10" w:before="0"/>
               <w:ind w:left="120"/>
             </w:pPr>
-            <w:hyperlink w:history="1" r:id="rIdbxzkdwjeec3mmhkradk_r">
+            <w:hyperlink w:history="1" r:id="rIdwrlxf4ta8zxeif8evwyks">
               <w:r>
                 <w:rPr>
                   <w:rFonts w:ascii="Arial" w:cs="Arial" w:eastAsia="Arial" w:hAnsi="Arial"/>
@@ -3296,7 +3296,7 @@
             <w:pPr>
               <w:spacing w:after="20" w:before="0"/>
             </w:pPr>
-            <w:hyperlink w:history="1" r:id="rIdsc8swwdjio2dmn4wi7c25">
+            <w:hyperlink w:history="1" r:id="rIdxt-aqpc8ilawtafckox70">
               <w:r>
                 <w:rPr>
                   <w:rFonts w:ascii="Arial" w:cs="Arial" w:eastAsia="Arial" w:hAnsi="Arial"/>
@@ -3329,7 +3329,7 @@
               <w:spacing w:after="10" w:before="0"/>
               <w:ind w:left="120"/>
             </w:pPr>
-            <w:hyperlink w:history="1" r:id="rIdtfxfw6ctersspgrgyi6zo">
+            <w:hyperlink w:history="1" r:id="rIdqqm0gpv3qeq3lrqrg7j2m">
               <w:r>
                 <w:rPr>
                   <w:rFonts w:ascii="Arial" w:cs="Arial" w:eastAsia="Arial" w:hAnsi="Arial"/>
@@ -3581,7 +3581,7 @@
             <w:pPr>
               <w:spacing w:after="20" w:before="0"/>
             </w:pPr>
-            <w:hyperlink w:history="1" r:id="rIdz8b-rfdb3xmq0rmyknscq">
+            <w:hyperlink w:history="1" r:id="rIdepgf4_j4g6lcr2bshyjg_">
               <w:r>
                 <w:rPr>
                   <w:rFonts w:ascii="Arial" w:cs="Arial" w:eastAsia="Arial" w:hAnsi="Arial"/>
@@ -3614,7 +3614,7 @@
               <w:spacing w:after="10" w:before="0"/>
               <w:ind w:left="120"/>
             </w:pPr>
-            <w:hyperlink w:history="1" r:id="rIdjghwsk9bye8ewzc_nit5a">
+            <w:hyperlink w:history="1" r:id="rIdhyioh5qg14odesdzckg3c">
               <w:r>
                 <w:rPr>
                   <w:rFonts w:ascii="Arial" w:cs="Arial" w:eastAsia="Arial" w:hAnsi="Arial"/>
@@ -3659,7 +3659,7 @@
             <w:pPr>
               <w:spacing w:after="20" w:before="0"/>
             </w:pPr>
-            <w:hyperlink w:history="1" r:id="rIdlphcezp4ks43zqr7mw8ww">
+            <w:hyperlink w:history="1" r:id="rIdjwpyzc0c0srqnvag-0fdo">
               <w:r>
                 <w:rPr>
                   <w:rFonts w:ascii="Arial" w:cs="Arial" w:eastAsia="Arial" w:hAnsi="Arial"/>
@@ -3692,7 +3692,7 @@
               <w:spacing w:after="10" w:before="0"/>
               <w:ind w:left="120"/>
             </w:pPr>
-            <w:hyperlink w:history="1" r:id="rIdz-cuftf26rw3nwix5skmd">
+            <w:hyperlink w:history="1" r:id="rIdfslywfnucnhy53ndvkn_v">
               <w:r>
                 <w:rPr>
                   <w:rFonts w:ascii="Arial" w:cs="Arial" w:eastAsia="Arial" w:hAnsi="Arial"/>
@@ -3963,7 +3963,7 @@
             <w:pPr>
               <w:spacing w:after="20" w:before="0"/>
             </w:pPr>
-            <w:hyperlink w:history="1" r:id="rIdkdqg0o56pvt-zfzyowfxy">
+            <w:hyperlink w:history="1" r:id="rIdiya29xrxhzebkoh9e0ncl">
               <w:r>
                 <w:rPr>
                   <w:rFonts w:ascii="Arial" w:cs="Arial" w:eastAsia="Arial" w:hAnsi="Arial"/>
@@ -3996,7 +3996,7 @@
               <w:spacing w:after="10" w:before="0"/>
               <w:ind w:left="120"/>
             </w:pPr>
-            <w:hyperlink w:history="1" r:id="rIdb9e4iyjqwqqh_bb621qd3">
+            <w:hyperlink w:history="1" r:id="rIdg17i_dp0fnfavh3charbq">
               <w:r>
                 <w:rPr>
                   <w:rFonts w:ascii="Arial" w:cs="Arial" w:eastAsia="Arial" w:hAnsi="Arial"/>
@@ -4041,7 +4041,7 @@
             <w:pPr>
               <w:spacing w:after="20" w:before="0"/>
             </w:pPr>
-            <w:hyperlink w:history="1" r:id="rId1gnegxbfn3xlvijklgc8y">
+            <w:hyperlink w:history="1" r:id="rIdwvebhzjjgzxpfpu5qz11k">
               <w:r>
                 <w:rPr>
                   <w:rFonts w:ascii="Arial" w:cs="Arial" w:eastAsia="Arial" w:hAnsi="Arial"/>
@@ -4090,7 +4090,7 @@
               <w:spacing w:after="10" w:before="0"/>
               <w:ind w:left="120"/>
             </w:pPr>
-            <w:hyperlink w:history="1" r:id="rIdl_slhdcxdqxtwmrqnrjzm">
+            <w:hyperlink w:history="1" r:id="rIdc3db316xcalehnf0zf3oh">
               <w:r>
                 <w:rPr>
                   <w:rFonts w:ascii="Arial" w:cs="Arial" w:eastAsia="Arial" w:hAnsi="Arial"/>
@@ -4380,7 +4380,7 @@
             <w:pPr>
               <w:spacing w:after="20" w:before="0"/>
             </w:pPr>
-            <w:hyperlink w:history="1" r:id="rIdnvrvy9ie0-b6axilagyf_">
+            <w:hyperlink w:history="1" r:id="rIddrefzncgbcplvvb7f7m7t">
               <w:r>
                 <w:rPr>
                   <w:rFonts w:ascii="Arial" w:cs="Arial" w:eastAsia="Arial" w:hAnsi="Arial"/>
@@ -4413,7 +4413,7 @@
               <w:spacing w:after="10" w:before="0"/>
               <w:ind w:left="120"/>
             </w:pPr>
-            <w:hyperlink w:history="1" r:id="rIdva76gh__yoojg9v5bc0or">
+            <w:hyperlink w:history="1" r:id="rIddblsawqvzek_fvyeytlv-">
               <w:r>
                 <w:rPr>
                   <w:rFonts w:ascii="Arial" w:cs="Arial" w:eastAsia="Arial" w:hAnsi="Arial"/>
@@ -4458,7 +4458,7 @@
             <w:pPr>
               <w:spacing w:after="20" w:before="0"/>
             </w:pPr>
-            <w:hyperlink w:history="1" r:id="rIdat_7uqf19pyuorctibnj7">
+            <w:hyperlink w:history="1" r:id="rIdejujaoeaeqolmknjvtvyg">
               <w:r>
                 <w:rPr>
                   <w:rFonts w:ascii="Arial" w:cs="Arial" w:eastAsia="Arial" w:hAnsi="Arial"/>
@@ -4507,7 +4507,7 @@
               <w:spacing w:after="10" w:before="0"/>
               <w:ind w:left="120"/>
             </w:pPr>
-            <w:hyperlink w:history="1" r:id="rIdiocho5h5ngy38mubkojcc">
+            <w:hyperlink w:history="1" r:id="rIdk0iaemmfzbrs76c19vhey">
               <w:r>
                 <w:rPr>
                   <w:rFonts w:ascii="Arial" w:cs="Arial" w:eastAsia="Arial" w:hAnsi="Arial"/>
@@ -4778,7 +4778,7 @@
             <w:pPr>
               <w:spacing w:after="20" w:before="0"/>
             </w:pPr>
-            <w:hyperlink w:history="1" r:id="rIdlqi-cyd-cbp-w1mrpd9dn">
+            <w:hyperlink w:history="1" r:id="rIdc70nehyhmqrhjppv4o3rn">
               <w:r>
                 <w:rPr>
                   <w:rFonts w:ascii="Arial" w:cs="Arial" w:eastAsia="Arial" w:hAnsi="Arial"/>
@@ -4811,7 +4811,7 @@
               <w:spacing w:after="10" w:before="0"/>
               <w:ind w:left="120"/>
             </w:pPr>
-            <w:hyperlink w:history="1" r:id="rIdi1zdtpibzdwv-jivtebrv">
+            <w:hyperlink w:history="1" r:id="rIdw_-gdxeqh_av9pk3ccsso">
               <w:r>
                 <w:rPr>
                   <w:rFonts w:ascii="Arial" w:cs="Arial" w:eastAsia="Arial" w:hAnsi="Arial"/>
@@ -4856,7 +4856,7 @@
             <w:pPr>
               <w:spacing w:after="20" w:before="0"/>
             </w:pPr>
-            <w:hyperlink w:history="1" r:id="rId1da64_wmpz8npz0puhswy">
+            <w:hyperlink w:history="1" r:id="rIdtvi47hrxzxtuuu19mgqny">
               <w:r>
                 <w:rPr>
                   <w:rFonts w:ascii="Arial" w:cs="Arial" w:eastAsia="Arial" w:hAnsi="Arial"/>
@@ -4905,7 +4905,7 @@
               <w:spacing w:after="10" w:before="0"/>
               <w:ind w:left="120"/>
             </w:pPr>
-            <w:hyperlink w:history="1" r:id="rIdg9e5rxfkn1ai5uy6s3wtl">
+            <w:hyperlink w:history="1" r:id="rIdcfsaqzd5xjyvtzohu0j4r">
               <w:r>
                 <w:rPr>
                   <w:rFonts w:ascii="Arial" w:cs="Arial" w:eastAsia="Arial" w:hAnsi="Arial"/>
@@ -5493,7 +5493,7 @@
         </w:rPr>
         <w:t xml:space="preserve">© 2026 SeaVuria and ARES. Aligned with KICD objectives. Developed by SeaVuria; technical implementation by ARES (with AI assistance from Claude). Licensed under </w:t>
       </w:r>
-      <w:hyperlink w:history="1" r:id="rId_tmnlqm0hom15-bkeclm3">
+      <w:hyperlink w:history="1" r:id="rIdcpevgso7s4pumj0pinr2-">
         <w:r>
           <w:rPr>
             <w:rFonts w:ascii="Arial" w:cs="Arial" w:eastAsia="Arial" w:hAnsi="Arial"/>
@@ -5514,7 +5514,7 @@
         </w:rPr>
         <w:t xml:space="preserve"> (</w:t>
       </w:r>
-      <w:hyperlink w:history="1" r:id="rIdkcuka8ihjvdkgygk9ml4j">
+      <w:hyperlink w:history="1" r:id="rIdoomr6uzq5ouf-9sv77ho0">
         <w:r>
           <w:rPr>
             <w:rFonts w:ascii="Arial" w:cs="Arial" w:eastAsia="Arial" w:hAnsi="Arial"/>
@@ -6527,7 +6527,7 @@
             <w:pPr>
               <w:spacing w:after="20" w:before="0"/>
             </w:pPr>
-            <w:hyperlink w:history="1" r:id="rIdub0wja7udx8iq-btg8kj1">
+            <w:hyperlink w:history="1" r:id="rIdjkxhqms8viyeft2ic0a4p">
               <w:r>
                 <w:rPr>
                   <w:rFonts w:ascii="Arial" w:cs="Arial" w:eastAsia="Arial" w:hAnsi="Arial"/>
@@ -6560,7 +6560,7 @@
               <w:spacing w:after="10" w:before="0"/>
               <w:ind w:left="120"/>
             </w:pPr>
-            <w:hyperlink w:history="1" r:id="rIdi4ndxuq5xwo2l81_acank">
+            <w:hyperlink w:history="1" r:id="rIdqhox49jff84vbwryptubc">
               <w:r>
                 <w:rPr>
                   <w:rFonts w:ascii="Arial" w:cs="Arial" w:eastAsia="Arial" w:hAnsi="Arial"/>
@@ -6605,7 +6605,7 @@
             <w:pPr>
               <w:spacing w:after="20" w:before="0"/>
             </w:pPr>
-            <w:hyperlink w:history="1" r:id="rId3kpipgy3phbhdqybrkjku">
+            <w:hyperlink w:history="1" r:id="rIdkdjmbryodeqirxlfgq6va">
               <w:r>
                 <w:rPr>
                   <w:rFonts w:ascii="Arial" w:cs="Arial" w:eastAsia="Arial" w:hAnsi="Arial"/>
@@ -6638,7 +6638,7 @@
               <w:spacing w:after="10" w:before="0"/>
               <w:ind w:left="120"/>
             </w:pPr>
-            <w:hyperlink w:history="1" r:id="rIdljgkqd9ywwm8t7poxxv1y">
+            <w:hyperlink w:history="1" r:id="rId3oqqvb_0jbjrfzzy0bevy">
               <w:r>
                 <w:rPr>
                   <w:rFonts w:ascii="Arial" w:cs="Arial" w:eastAsia="Arial" w:hAnsi="Arial"/>
@@ -7122,7 +7122,7 @@
             <w:pPr>
               <w:spacing w:after="20" w:before="0"/>
             </w:pPr>
-            <w:hyperlink w:history="1" r:id="rIdlwiiqkynqevqrf_i_87fz">
+            <w:hyperlink w:history="1" r:id="rIdpxue_jj_6ozdqtftpbndd">
               <w:r>
                 <w:rPr>
                   <w:rFonts w:ascii="Arial" w:cs="Arial" w:eastAsia="Arial" w:hAnsi="Arial"/>
@@ -7155,7 +7155,7 @@
               <w:spacing w:after="10" w:before="0"/>
               <w:ind w:left="120"/>
             </w:pPr>
-            <w:hyperlink w:history="1" r:id="rId9avce2txjqnnomcdmhsu7">
+            <w:hyperlink w:history="1" r:id="rId5lr1kfbm8kp40h1xa_zcx">
               <w:r>
                 <w:rPr>
                   <w:rFonts w:ascii="Arial" w:cs="Arial" w:eastAsia="Arial" w:hAnsi="Arial"/>
@@ -7200,7 +7200,7 @@
             <w:pPr>
               <w:spacing w:after="20" w:before="0"/>
             </w:pPr>
-            <w:hyperlink w:history="1" r:id="rId_gz1d2zpu_j4xwej_uqqq">
+            <w:hyperlink w:history="1" r:id="rId1ge0qqv6w072fnrfjaryo">
               <w:r>
                 <w:rPr>
                   <w:rFonts w:ascii="Arial" w:cs="Arial" w:eastAsia="Arial" w:hAnsi="Arial"/>
@@ -7233,7 +7233,7 @@
               <w:spacing w:after="10" w:before="0"/>
               <w:ind w:left="120"/>
             </w:pPr>
-            <w:hyperlink w:history="1" r:id="rIdpqwlngbwcynhspzagcv4m">
+            <w:hyperlink w:history="1" r:id="rIdlws6arxhfvxuiakc2yd5n">
               <w:r>
                 <w:rPr>
                   <w:rFonts w:ascii="Arial" w:cs="Arial" w:eastAsia="Arial" w:hAnsi="Arial"/>
@@ -7776,7 +7776,7 @@
             <w:pPr>
               <w:spacing w:after="20" w:before="0"/>
             </w:pPr>
-            <w:hyperlink w:history="1" r:id="rId-ec6qykwak8pejpkgpmfh">
+            <w:hyperlink w:history="1" r:id="rIdpgptmollufjdgratfmgkx">
               <w:r>
                 <w:rPr>
                   <w:rFonts w:ascii="Arial" w:cs="Arial" w:eastAsia="Arial" w:hAnsi="Arial"/>
@@ -7825,7 +7825,7 @@
               <w:spacing w:after="10" w:before="0"/>
               <w:ind w:left="120"/>
             </w:pPr>
-            <w:hyperlink w:history="1" r:id="rIdbcq0fwipgdusxo8fw3qg8">
+            <w:hyperlink w:history="1" r:id="rIdo4wbqhbfhfwrq5wyz8z1i">
               <w:r>
                 <w:rPr>
                   <w:rFonts w:ascii="Arial" w:cs="Arial" w:eastAsia="Arial" w:hAnsi="Arial"/>
@@ -7870,7 +7870,7 @@
             <w:pPr>
               <w:spacing w:after="20" w:before="0"/>
             </w:pPr>
-            <w:hyperlink w:history="1" r:id="rId0ctqdrwxgsy50rjp-7oob">
+            <w:hyperlink w:history="1" r:id="rIdnawg7pkq_z4_ob9e9eqsr">
               <w:r>
                 <w:rPr>
                   <w:rFonts w:ascii="Arial" w:cs="Arial" w:eastAsia="Arial" w:hAnsi="Arial"/>
@@ -7919,7 +7919,7 @@
               <w:spacing w:after="10" w:before="0"/>
               <w:ind w:left="120"/>
             </w:pPr>
-            <w:hyperlink w:history="1" r:id="rIdmidskouent23q3w5smhb_">
+            <w:hyperlink w:history="1" r:id="rIdi7oh0vmel12ijdifoseiw">
               <w:r>
                 <w:rPr>
                   <w:rFonts w:ascii="Arial" w:cs="Arial" w:eastAsia="Arial" w:hAnsi="Arial"/>
@@ -8437,7 +8437,7 @@
             <w:pPr>
               <w:spacing w:after="20" w:before="0"/>
             </w:pPr>
-            <w:hyperlink w:history="1" r:id="rIdbiab8mwqcsoet-c_sr993">
+            <w:hyperlink w:history="1" r:id="rId6cktot69fg_bgtce7zgmg">
               <w:r>
                 <w:rPr>
                   <w:rFonts w:ascii="Arial" w:cs="Arial" w:eastAsia="Arial" w:hAnsi="Arial"/>
@@ -8486,7 +8486,7 @@
               <w:spacing w:after="10" w:before="0"/>
               <w:ind w:left="120"/>
             </w:pPr>
-            <w:hyperlink w:history="1" r:id="rIdclamvvrbw0rp0g9axlhlw">
+            <w:hyperlink w:history="1" r:id="rIdokmuierlqrpnrqk7alrno">
               <w:r>
                 <w:rPr>
                   <w:rFonts w:ascii="Arial" w:cs="Arial" w:eastAsia="Arial" w:hAnsi="Arial"/>
@@ -8531,7 +8531,7 @@
             <w:pPr>
               <w:spacing w:after="20" w:before="0"/>
             </w:pPr>
-            <w:hyperlink w:history="1" r:id="rId8zkk2ym3w9lbqgdct8jkd">
+            <w:hyperlink w:history="1" r:id="rIdyomxqmsjkyll0mn5htcis">
               <w:r>
                 <w:rPr>
                   <w:rFonts w:ascii="Arial" w:cs="Arial" w:eastAsia="Arial" w:hAnsi="Arial"/>
@@ -8580,7 +8580,7 @@
               <w:spacing w:after="10" w:before="0"/>
               <w:ind w:left="120"/>
             </w:pPr>
-            <w:hyperlink w:history="1" r:id="rIdf69gq0ybxomqccucgkvfj">
+            <w:hyperlink w:history="1" r:id="rIdacsmtw-as-kdidtktd3vs">
               <w:r>
                 <w:rPr>
                   <w:rFonts w:ascii="Arial" w:cs="Arial" w:eastAsia="Arial" w:hAnsi="Arial"/>
@@ -8929,7 +8929,7 @@
             <w:pPr>
               <w:spacing w:after="20" w:before="0"/>
             </w:pPr>
-            <w:hyperlink w:history="1" r:id="rIdftu-ic7ngxpmarr_feso3">
+            <w:hyperlink w:history="1" r:id="rIdbnhg41sx08lkok09mht3e">
               <w:r>
                 <w:rPr>
                   <w:rFonts w:ascii="Arial" w:cs="Arial" w:eastAsia="Arial" w:hAnsi="Arial"/>
@@ -8978,7 +8978,7 @@
               <w:spacing w:after="10" w:before="0"/>
               <w:ind w:left="120"/>
             </w:pPr>
-            <w:hyperlink w:history="1" r:id="rId8cjmgwzd5im53tudupxbj">
+            <w:hyperlink w:history="1" r:id="rIduzrc4pmasgrs-dm7vmlcf">
               <w:r>
                 <w:rPr>
                   <w:rFonts w:ascii="Arial" w:cs="Arial" w:eastAsia="Arial" w:hAnsi="Arial"/>
@@ -9023,7 +9023,7 @@
             <w:pPr>
               <w:spacing w:after="20" w:before="0"/>
             </w:pPr>
-            <w:hyperlink w:history="1" r:id="rIdn1uxdssmwv-itsyfn3thl">
+            <w:hyperlink w:history="1" r:id="rId1cehvspnls2vhssqezb1i">
               <w:r>
                 <w:rPr>
                   <w:rFonts w:ascii="Arial" w:cs="Arial" w:eastAsia="Arial" w:hAnsi="Arial"/>
@@ -9072,7 +9072,7 @@
               <w:spacing w:after="10" w:before="0"/>
               <w:ind w:left="120"/>
             </w:pPr>
-            <w:hyperlink w:history="1" r:id="rIdvgcdcncqtelpsw8aqeqqt">
+            <w:hyperlink w:history="1" r:id="rIdhi7zlsfaa3cr2sqzbrfz_">
               <w:r>
                 <w:rPr>
                   <w:rFonts w:ascii="Arial" w:cs="Arial" w:eastAsia="Arial" w:hAnsi="Arial"/>
@@ -9983,7 +9983,7 @@
         </w:rPr>
         <w:t xml:space="preserve">© 2026 SeaVuria and ARES. Aligned with KICD objectives. Developed by SeaVuria; technical implementation by ARES (with AI assistance from Claude). Licensed under </w:t>
       </w:r>
-      <w:hyperlink w:history="1" r:id="rId-w7fb8wdgrzxmpcwnzucn">
+      <w:hyperlink w:history="1" r:id="rIdeqzxa8fofy7tupd7x7fxb">
         <w:r>
           <w:rPr>
             <w:rFonts w:ascii="Arial" w:cs="Arial" w:eastAsia="Arial" w:hAnsi="Arial"/>
@@ -10004,7 +10004,7 @@
         </w:rPr>
         <w:t xml:space="preserve"> (</w:t>
       </w:r>
-      <w:hyperlink w:history="1" r:id="rIdq9vlfbw76gu4_u2heldg7">
+      <w:hyperlink w:history="1" r:id="rIdnuizruewswcu9pr4ds50h">
         <w:r>
           <w:rPr>
             <w:rFonts w:ascii="Arial" w:cs="Arial" w:eastAsia="Arial" w:hAnsi="Arial"/>
@@ -11017,7 +11017,7 @@
             <w:pPr>
               <w:spacing w:after="20" w:before="0"/>
             </w:pPr>
-            <w:hyperlink w:history="1" r:id="rIdis39sineg0si1r_zqswsg">
+            <w:hyperlink w:history="1" r:id="rIdol5onxvihsplct4f9fw39">
               <w:r>
                 <w:rPr>
                   <w:rFonts w:ascii="Arial" w:cs="Arial" w:eastAsia="Arial" w:hAnsi="Arial"/>
@@ -11050,7 +11050,7 @@
               <w:spacing w:after="10" w:before="0"/>
               <w:ind w:left="120"/>
             </w:pPr>
-            <w:hyperlink w:history="1" r:id="rIdb098cd-6otsdq8hignbdr">
+            <w:hyperlink w:history="1" r:id="rIdl2sm7bgcmjrsegmwkzfms">
               <w:r>
                 <w:rPr>
                   <w:rFonts w:ascii="Arial" w:cs="Arial" w:eastAsia="Arial" w:hAnsi="Arial"/>
@@ -11095,7 +11095,7 @@
             <w:pPr>
               <w:spacing w:after="20" w:before="0"/>
             </w:pPr>
-            <w:hyperlink w:history="1" r:id="rIdoh_xqoc1utnymzgxukvjf">
+            <w:hyperlink w:history="1" r:id="rId--zdano-wxnmu0rnk_lad">
               <w:r>
                 <w:rPr>
                   <w:rFonts w:ascii="Arial" w:cs="Arial" w:eastAsia="Arial" w:hAnsi="Arial"/>
@@ -11128,7 +11128,7 @@
               <w:spacing w:after="10" w:before="0"/>
               <w:ind w:left="120"/>
             </w:pPr>
-            <w:hyperlink w:history="1" r:id="rIdgdmlqfxvku1ewl_c9kcys">
+            <w:hyperlink w:history="1" r:id="rIdtyr_h71-fncbir28gvdhd">
               <w:r>
                 <w:rPr>
                   <w:rFonts w:ascii="Arial" w:cs="Arial" w:eastAsia="Arial" w:hAnsi="Arial"/>
@@ -11323,7 +11323,7 @@
             <w:pPr>
               <w:spacing w:after="20" w:before="0"/>
             </w:pPr>
-            <w:hyperlink w:history="1" r:id="rIdrthvj5k_osdaoelgp1uzj">
+            <w:hyperlink w:history="1" r:id="rIdjzhmfnlmj_ummeenvtyv8">
               <w:r>
                 <w:rPr>
                   <w:rFonts w:ascii="Arial" w:cs="Arial" w:eastAsia="Arial" w:hAnsi="Arial"/>
@@ -11356,7 +11356,7 @@
               <w:spacing w:after="10" w:before="0"/>
               <w:ind w:left="120"/>
             </w:pPr>
-            <w:hyperlink w:history="1" r:id="rIdduoksluzczo75strtv1je">
+            <w:hyperlink w:history="1" r:id="rIds39_cxie8xjyajz26uds4">
               <w:r>
                 <w:rPr>
                   <w:rFonts w:ascii="Arial" w:cs="Arial" w:eastAsia="Arial" w:hAnsi="Arial"/>
@@ -11401,7 +11401,7 @@
             <w:pPr>
               <w:spacing w:after="20" w:before="0"/>
             </w:pPr>
-            <w:hyperlink w:history="1" r:id="rIdsue15b2ozbxtkqgg0on_g">
+            <w:hyperlink w:history="1" r:id="rIdybr2oubtnn7yyw4fcgx-v">
               <w:r>
                 <w:rPr>
                   <w:rFonts w:ascii="Arial" w:cs="Arial" w:eastAsia="Arial" w:hAnsi="Arial"/>
@@ -11434,7 +11434,7 @@
               <w:spacing w:after="10" w:before="0"/>
               <w:ind w:left="120"/>
             </w:pPr>
-            <w:hyperlink w:history="1" r:id="rId17mkzlq6gn3flcxflisfk">
+            <w:hyperlink w:history="1" r:id="rIdhhjeacy_9acflfsfcv5cb">
               <w:r>
                 <w:rPr>
                   <w:rFonts w:ascii="Arial" w:cs="Arial" w:eastAsia="Arial" w:hAnsi="Arial"/>
@@ -11629,7 +11629,7 @@
             <w:pPr>
               <w:spacing w:after="20" w:before="0"/>
             </w:pPr>
-            <w:hyperlink w:history="1" r:id="rIdubf-cocrnyspinura_d9a">
+            <w:hyperlink w:history="1" r:id="rId8lnas1ze_lox4azhg8k_g">
               <w:r>
                 <w:rPr>
                   <w:rFonts w:ascii="Arial" w:cs="Arial" w:eastAsia="Arial" w:hAnsi="Arial"/>
@@ -11662,7 +11662,7 @@
               <w:spacing w:after="10" w:before="0"/>
               <w:ind w:left="120"/>
             </w:pPr>
-            <w:hyperlink w:history="1" r:id="rIdse3pk1vygixietm9ktv5p">
+            <w:hyperlink w:history="1" r:id="rIdzjdtoidl2syssyv3akb-c">
               <w:r>
                 <w:rPr>
                   <w:rFonts w:ascii="Arial" w:cs="Arial" w:eastAsia="Arial" w:hAnsi="Arial"/>
@@ -11707,7 +11707,7 @@
             <w:pPr>
               <w:spacing w:after="20" w:before="0"/>
             </w:pPr>
-            <w:hyperlink w:history="1" r:id="rIdudljof9x7vhl6_6l_opch">
+            <w:hyperlink w:history="1" r:id="rIdlxs7wsxmpnamopjebwxqs">
               <w:r>
                 <w:rPr>
                   <w:rFonts w:ascii="Arial" w:cs="Arial" w:eastAsia="Arial" w:hAnsi="Arial"/>
@@ -11756,7 +11756,7 @@
               <w:spacing w:after="10" w:before="0"/>
               <w:ind w:left="120"/>
             </w:pPr>
-            <w:hyperlink w:history="1" r:id="rIdbyce77oxqj-ntgkvw_mvq">
+            <w:hyperlink w:history="1" r:id="rIdhjnyqwvjy5rug6lbplzop">
               <w:r>
                 <w:rPr>
                   <w:rFonts w:ascii="Arial" w:cs="Arial" w:eastAsia="Arial" w:hAnsi="Arial"/>
@@ -11951,7 +11951,7 @@
             <w:pPr>
               <w:spacing w:after="20" w:before="0"/>
             </w:pPr>
-            <w:hyperlink w:history="1" r:id="rIdsvr6_nl3trhsc7x_nbl0h">
+            <w:hyperlink w:history="1" r:id="rId_6kxvnshjp3pqlqvve8u0">
               <w:r>
                 <w:rPr>
                   <w:rFonts w:ascii="Arial" w:cs="Arial" w:eastAsia="Arial" w:hAnsi="Arial"/>
@@ -11984,7 +11984,7 @@
               <w:spacing w:after="10" w:before="0"/>
               <w:ind w:left="120"/>
             </w:pPr>
-            <w:hyperlink w:history="1" r:id="rId6lxocngdoonfr6cqj9bdn">
+            <w:hyperlink w:history="1" r:id="rIdmdlxmzupkdysho8endsn0">
               <w:r>
                 <w:rPr>
                   <w:rFonts w:ascii="Arial" w:cs="Arial" w:eastAsia="Arial" w:hAnsi="Arial"/>
@@ -12029,7 +12029,7 @@
             <w:pPr>
               <w:spacing w:after="20" w:before="0"/>
             </w:pPr>
-            <w:hyperlink w:history="1" r:id="rIdffoqy2ekihcfx5qhwh0ux">
+            <w:hyperlink w:history="1" r:id="rId5umruz1lys1jodgm36v4b">
               <w:r>
                 <w:rPr>
                   <w:rFonts w:ascii="Arial" w:cs="Arial" w:eastAsia="Arial" w:hAnsi="Arial"/>
@@ -12078,7 +12078,7 @@
               <w:spacing w:after="10" w:before="0"/>
               <w:ind w:left="120"/>
             </w:pPr>
-            <w:hyperlink w:history="1" r:id="rIdhcjvi54b2g46abnjbgl15">
+            <w:hyperlink w:history="1" r:id="rId4yntphku-giphwrg363s9">
               <w:r>
                 <w:rPr>
                   <w:rFonts w:ascii="Arial" w:cs="Arial" w:eastAsia="Arial" w:hAnsi="Arial"/>
@@ -12273,7 +12273,7 @@
             <w:pPr>
               <w:spacing w:after="20" w:before="0"/>
             </w:pPr>
-            <w:hyperlink w:history="1" r:id="rIdjjdb5iofk7jvy_gg4vgk7">
+            <w:hyperlink w:history="1" r:id="rIdvaksospsjawrzi7gggscn">
               <w:r>
                 <w:rPr>
                   <w:rFonts w:ascii="Arial" w:cs="Arial" w:eastAsia="Arial" w:hAnsi="Arial"/>
@@ -12322,7 +12322,7 @@
               <w:spacing w:after="10" w:before="0"/>
               <w:ind w:left="120"/>
             </w:pPr>
-            <w:hyperlink w:history="1" r:id="rIdacbjuc2l8qz6igtigh6gs">
+            <w:hyperlink w:history="1" r:id="rIdtibzjcnrazkooume1e-ty">
               <w:r>
                 <w:rPr>
                   <w:rFonts w:ascii="Arial" w:cs="Arial" w:eastAsia="Arial" w:hAnsi="Arial"/>
@@ -12367,7 +12367,7 @@
             <w:pPr>
               <w:spacing w:after="20" w:before="0"/>
             </w:pPr>
-            <w:hyperlink w:history="1" r:id="rIdargrzu1lb8x-58dvub3_z">
+            <w:hyperlink w:history="1" r:id="rId83xzaaxiyk3-zijp4mcsh">
               <w:r>
                 <w:rPr>
                   <w:rFonts w:ascii="Arial" w:cs="Arial" w:eastAsia="Arial" w:hAnsi="Arial"/>
@@ -12416,7 +12416,7 @@
               <w:spacing w:after="10" w:before="0"/>
               <w:ind w:left="120"/>
             </w:pPr>
-            <w:hyperlink w:history="1" r:id="rIdc43ccb-a-j-sf6pnbgryf">
+            <w:hyperlink w:history="1" r:id="rIdxx42uueyifn_xfbw1aj6n">
               <w:r>
                 <w:rPr>
                   <w:rFonts w:ascii="Arial" w:cs="Arial" w:eastAsia="Arial" w:hAnsi="Arial"/>
@@ -13023,7 +13023,7 @@
         </w:rPr>
         <w:t xml:space="preserve">© 2026 SeaVuria and ARES. Aligned with KICD objectives. Developed by SeaVuria; technical implementation by ARES (with AI assistance from Claude). Licensed under </w:t>
       </w:r>
-      <w:hyperlink w:history="1" r:id="rId6jybxlmkgklldoxezkg0y">
+      <w:hyperlink w:history="1" r:id="rIdi2tpmechwrtfbxnlg2e_q">
         <w:r>
           <w:rPr>
             <w:rFonts w:ascii="Arial" w:cs="Arial" w:eastAsia="Arial" w:hAnsi="Arial"/>
@@ -13044,7 +13044,7 @@
         </w:rPr>
         <w:t xml:space="preserve"> (</w:t>
       </w:r>
-      <w:hyperlink w:history="1" r:id="rId1hovr1eplqh5tft2opf6g">
+      <w:hyperlink w:history="1" r:id="rId5cek9ct58-nsirl4a1rdl">
         <w:r>
           <w:rPr>
             <w:rFonts w:ascii="Arial" w:cs="Arial" w:eastAsia="Arial" w:hAnsi="Arial"/>
@@ -14057,7 +14057,7 @@
             <w:pPr>
               <w:spacing w:after="20" w:before="0"/>
             </w:pPr>
-            <w:hyperlink w:history="1" r:id="rIdpcz4ud7rmjanmmhmpg0ot">
+            <w:hyperlink w:history="1" r:id="rIdj9gzikia1gxbvtm7cwj8x">
               <w:r>
                 <w:rPr>
                   <w:rFonts w:ascii="Arial" w:cs="Arial" w:eastAsia="Arial" w:hAnsi="Arial"/>
@@ -14090,7 +14090,7 @@
               <w:spacing w:after="10" w:before="0"/>
               <w:ind w:left="120"/>
             </w:pPr>
-            <w:hyperlink w:history="1" r:id="rIdiv20vxpd5kob8p_kads3w">
+            <w:hyperlink w:history="1" r:id="rIddiu8u2cdvbxvnti8a1qrp">
               <w:r>
                 <w:rPr>
                   <w:rFonts w:ascii="Arial" w:cs="Arial" w:eastAsia="Arial" w:hAnsi="Arial"/>
@@ -14135,7 +14135,7 @@
             <w:pPr>
               <w:spacing w:after="20" w:before="0"/>
             </w:pPr>
-            <w:hyperlink w:history="1" r:id="rIdue3wfcgxhbb_q1xccujpa">
+            <w:hyperlink w:history="1" r:id="rIdtdp54itay1r960bij6-gb">
               <w:r>
                 <w:rPr>
                   <w:rFonts w:ascii="Arial" w:cs="Arial" w:eastAsia="Arial" w:hAnsi="Arial"/>
@@ -14168,7 +14168,7 @@
               <w:spacing w:after="10" w:before="0"/>
               <w:ind w:left="120"/>
             </w:pPr>
-            <w:hyperlink w:history="1" r:id="rIdrelcruns5m8rg12nox85k">
+            <w:hyperlink w:history="1" r:id="rIdp-vzkpopr6wtyumrdy1o2">
               <w:r>
                 <w:rPr>
                   <w:rFonts w:ascii="Arial" w:cs="Arial" w:eastAsia="Arial" w:hAnsi="Arial"/>
@@ -14363,7 +14363,7 @@
             <w:pPr>
               <w:spacing w:after="20" w:before="0"/>
             </w:pPr>
-            <w:hyperlink w:history="1" r:id="rId0hp5uwinp-zdg3yiexymd">
+            <w:hyperlink w:history="1" r:id="rIdo1mjcvlkj6euwuxauq9ty">
               <w:r>
                 <w:rPr>
                   <w:rFonts w:ascii="Arial" w:cs="Arial" w:eastAsia="Arial" w:hAnsi="Arial"/>
@@ -14396,7 +14396,7 @@
               <w:spacing w:after="10" w:before="0"/>
               <w:ind w:left="120"/>
             </w:pPr>
-            <w:hyperlink w:history="1" r:id="rIdw5hevmu1qlphcnkubohtw">
+            <w:hyperlink w:history="1" r:id="rIdtbbxaadx8y2to5v3i-deb">
               <w:r>
                 <w:rPr>
                   <w:rFonts w:ascii="Arial" w:cs="Arial" w:eastAsia="Arial" w:hAnsi="Arial"/>
@@ -14441,7 +14441,7 @@
             <w:pPr>
               <w:spacing w:after="20" w:before="0"/>
             </w:pPr>
-            <w:hyperlink w:history="1" r:id="rIde52-p35axl2c157w5wdze">
+            <w:hyperlink w:history="1" r:id="rIdnq0abxyuiwqrlcpvk_yor">
               <w:r>
                 <w:rPr>
                   <w:rFonts w:ascii="Arial" w:cs="Arial" w:eastAsia="Arial" w:hAnsi="Arial"/>
@@ -14474,7 +14474,7 @@
               <w:spacing w:after="10" w:before="0"/>
               <w:ind w:left="120"/>
             </w:pPr>
-            <w:hyperlink w:history="1" r:id="rIdrz5hhlj8trerzy9s4mvpd">
+            <w:hyperlink w:history="1" r:id="rIdnwunm9rprhfeq94v05sdx">
               <w:r>
                 <w:rPr>
                   <w:rFonts w:ascii="Arial" w:cs="Arial" w:eastAsia="Arial" w:hAnsi="Arial"/>
@@ -14669,7 +14669,7 @@
             <w:pPr>
               <w:spacing w:after="20" w:before="0"/>
             </w:pPr>
-            <w:hyperlink w:history="1" r:id="rIdpouvs9ououp4teucjlbxc">
+            <w:hyperlink w:history="1" r:id="rIdasr540bx3zmfyk3cpjj6v">
               <w:r>
                 <w:rPr>
                   <w:rFonts w:ascii="Arial" w:cs="Arial" w:eastAsia="Arial" w:hAnsi="Arial"/>
@@ -14702,7 +14702,7 @@
               <w:spacing w:after="10" w:before="0"/>
               <w:ind w:left="120"/>
             </w:pPr>
-            <w:hyperlink w:history="1" r:id="rId6yudqemiifgt1x9jjlj4t">
+            <w:hyperlink w:history="1" r:id="rIde5mnl6minjjbqylbsdzgw">
               <w:r>
                 <w:rPr>
                   <w:rFonts w:ascii="Arial" w:cs="Arial" w:eastAsia="Arial" w:hAnsi="Arial"/>
@@ -14747,7 +14747,7 @@
             <w:pPr>
               <w:spacing w:after="20" w:before="0"/>
             </w:pPr>
-            <w:hyperlink w:history="1" r:id="rIdefsb_mjb6_6tqmvkoc9-y">
+            <w:hyperlink w:history="1" r:id="rIdpmqwgshwfe0emoemfnmpj">
               <w:r>
                 <w:rPr>
                   <w:rFonts w:ascii="Arial" w:cs="Arial" w:eastAsia="Arial" w:hAnsi="Arial"/>
@@ -14780,7 +14780,7 @@
               <w:spacing w:after="10" w:before="0"/>
               <w:ind w:left="120"/>
             </w:pPr>
-            <w:hyperlink w:history="1" r:id="rId9teixdmxloqlqge5x7p5h">
+            <w:hyperlink w:history="1" r:id="rIday8xnrskbydkonwovvpo0">
               <w:r>
                 <w:rPr>
                   <w:rFonts w:ascii="Arial" w:cs="Arial" w:eastAsia="Arial" w:hAnsi="Arial"/>
@@ -14975,7 +14975,7 @@
             <w:pPr>
               <w:spacing w:after="20" w:before="0"/>
             </w:pPr>
-            <w:hyperlink w:history="1" r:id="rIdfs7h9qmuslbqvsmpa5lm9">
+            <w:hyperlink w:history="1" r:id="rIdbimjuoardj7tmldfyqnwt">
               <w:r>
                 <w:rPr>
                   <w:rFonts w:ascii="Arial" w:cs="Arial" w:eastAsia="Arial" w:hAnsi="Arial"/>
@@ -15008,7 +15008,7 @@
               <w:spacing w:after="10" w:before="0"/>
               <w:ind w:left="120"/>
             </w:pPr>
-            <w:hyperlink w:history="1" r:id="rIdagwi-j-fqipopea8kbcqw">
+            <w:hyperlink w:history="1" r:id="rIdyky-lbg6i9xzbw17tpbpa">
               <w:r>
                 <w:rPr>
                   <w:rFonts w:ascii="Arial" w:cs="Arial" w:eastAsia="Arial" w:hAnsi="Arial"/>
@@ -15053,7 +15053,7 @@
             <w:pPr>
               <w:spacing w:after="20" w:before="0"/>
             </w:pPr>
-            <w:hyperlink w:history="1" r:id="rIdt909b3tq1gt6pxsjexihc">
+            <w:hyperlink w:history="1" r:id="rId6dmtjtn7u2ni_r3yn8v0w">
               <w:r>
                 <w:rPr>
                   <w:rFonts w:ascii="Arial" w:cs="Arial" w:eastAsia="Arial" w:hAnsi="Arial"/>
@@ -15086,7 +15086,7 @@
               <w:spacing w:after="10" w:before="0"/>
               <w:ind w:left="120"/>
             </w:pPr>
-            <w:hyperlink w:history="1" r:id="rIdxp0vvpchhn2fabecpbe9e">
+            <w:hyperlink w:history="1" r:id="rIdgyk25gamqcioxrvnz5low">
               <w:r>
                 <w:rPr>
                   <w:rFonts w:ascii="Arial" w:cs="Arial" w:eastAsia="Arial" w:hAnsi="Arial"/>
@@ -15281,7 +15281,7 @@
             <w:pPr>
               <w:spacing w:after="20" w:before="0"/>
             </w:pPr>
-            <w:hyperlink w:history="1" r:id="rIdrr12a_gqyutx4owx4oro-">
+            <w:hyperlink w:history="1" r:id="rIdhj5ceyha0clgfmydlsqex">
               <w:r>
                 <w:rPr>
                   <w:rFonts w:ascii="Arial" w:cs="Arial" w:eastAsia="Arial" w:hAnsi="Arial"/>
@@ -15314,7 +15314,7 @@
               <w:spacing w:after="10" w:before="0"/>
               <w:ind w:left="120"/>
             </w:pPr>
-            <w:hyperlink w:history="1" r:id="rIdiyhmmycaxggbnto_2kn3t">
+            <w:hyperlink w:history="1" r:id="rIdjrybq2jqiqpsqwpkjq_jv">
               <w:r>
                 <w:rPr>
                   <w:rFonts w:ascii="Arial" w:cs="Arial" w:eastAsia="Arial" w:hAnsi="Arial"/>
@@ -15359,7 +15359,7 @@
             <w:pPr>
               <w:spacing w:after="20" w:before="0"/>
             </w:pPr>
-            <w:hyperlink w:history="1" r:id="rIdeez7000g8zwoeircg84ew">
+            <w:hyperlink w:history="1" r:id="rIdnue0vzgs5ft2hdb5ocreo">
               <w:r>
                 <w:rPr>
                   <w:rFonts w:ascii="Arial" w:cs="Arial" w:eastAsia="Arial" w:hAnsi="Arial"/>
@@ -15392,7 +15392,7 @@
               <w:spacing w:after="10" w:before="0"/>
               <w:ind w:left="120"/>
             </w:pPr>
-            <w:hyperlink w:history="1" r:id="rIdaslk2you0stt2lateepyo">
+            <w:hyperlink w:history="1" r:id="rIdcwgtizgcbhasiclcj9tqb">
               <w:r>
                 <w:rPr>
                   <w:rFonts w:ascii="Arial" w:cs="Arial" w:eastAsia="Arial" w:hAnsi="Arial"/>
@@ -16037,7 +16037,7 @@
         </w:rPr>
         <w:t xml:space="preserve">© 2026 SeaVuria and ARES. Aligned with KICD objectives. Developed by SeaVuria; technical implementation by ARES (with AI assistance from Claude). Licensed under </w:t>
       </w:r>
-      <w:hyperlink w:history="1" r:id="rIdab3druuc6mx8igeqk0skf">
+      <w:hyperlink w:history="1" r:id="rIdo9tvs0c9f_y6rvhczcezr">
         <w:r>
           <w:rPr>
             <w:rFonts w:ascii="Arial" w:cs="Arial" w:eastAsia="Arial" w:hAnsi="Arial"/>
@@ -16058,7 +16058,7 @@
         </w:rPr>
         <w:t xml:space="preserve"> (</w:t>
       </w:r>
-      <w:hyperlink w:history="1" r:id="rIddxepdd4zud3ekel-1jdsy">
+      <w:hyperlink w:history="1" r:id="rIddqlnjeohd_3h0drccwdsz">
         <w:r>
           <w:rPr>
             <w:rFonts w:ascii="Arial" w:cs="Arial" w:eastAsia="Arial" w:hAnsi="Arial"/>
@@ -17071,7 +17071,7 @@
             <w:pPr>
               <w:spacing w:after="20" w:before="0"/>
             </w:pPr>
-            <w:hyperlink w:history="1" r:id="rIdcuem90ads9cds5kyorldb">
+            <w:hyperlink w:history="1" r:id="rIdhn-divpdiawnqfky2qn6k">
               <w:r>
                 <w:rPr>
                   <w:rFonts w:ascii="Arial" w:cs="Arial" w:eastAsia="Arial" w:hAnsi="Arial"/>
@@ -17104,7 +17104,7 @@
               <w:spacing w:after="10" w:before="0"/>
               <w:ind w:left="120"/>
             </w:pPr>
-            <w:hyperlink w:history="1" r:id="rId1wmn-qdn08ousfm-p0acw">
+            <w:hyperlink w:history="1" r:id="rIdpnhpajeqwtgupk8xdnvtv">
               <w:r>
                 <w:rPr>
                   <w:rFonts w:ascii="Arial" w:cs="Arial" w:eastAsia="Arial" w:hAnsi="Arial"/>
@@ -17149,7 +17149,7 @@
             <w:pPr>
               <w:spacing w:after="20" w:before="0"/>
             </w:pPr>
-            <w:hyperlink w:history="1" r:id="rIdkd-ergdbg3megu52cvj2q">
+            <w:hyperlink w:history="1" r:id="rIdqnafrojuybfi3ojh7rd7h">
               <w:r>
                 <w:rPr>
                   <w:rFonts w:ascii="Arial" w:cs="Arial" w:eastAsia="Arial" w:hAnsi="Arial"/>
@@ -17182,7 +17182,7 @@
               <w:spacing w:after="10" w:before="0"/>
               <w:ind w:left="120"/>
             </w:pPr>
-            <w:hyperlink w:history="1" r:id="rIdshssrilsvk2ccsbj_fm9g">
+            <w:hyperlink w:history="1" r:id="rIdw_5g6kciarouip4mcpxrv">
               <w:r>
                 <w:rPr>
                   <w:rFonts w:ascii="Arial" w:cs="Arial" w:eastAsia="Arial" w:hAnsi="Arial"/>
@@ -17377,7 +17377,7 @@
             <w:pPr>
               <w:spacing w:after="20" w:before="0"/>
             </w:pPr>
-            <w:hyperlink w:history="1" r:id="rId4lrxcj6q53izi4t4mjtlo">
+            <w:hyperlink w:history="1" r:id="rIdv6m5hyf8lmtb8hz0hs6pi">
               <w:r>
                 <w:rPr>
                   <w:rFonts w:ascii="Arial" w:cs="Arial" w:eastAsia="Arial" w:hAnsi="Arial"/>
@@ -17410,7 +17410,7 @@
               <w:spacing w:after="10" w:before="0"/>
               <w:ind w:left="120"/>
             </w:pPr>
-            <w:hyperlink w:history="1" r:id="rId_wm9vkymhon7mxtjymi5k">
+            <w:hyperlink w:history="1" r:id="rId1dvaqrlkzgkq8iylwsl8u">
               <w:r>
                 <w:rPr>
                   <w:rFonts w:ascii="Arial" w:cs="Arial" w:eastAsia="Arial" w:hAnsi="Arial"/>
@@ -17455,7 +17455,7 @@
             <w:pPr>
               <w:spacing w:after="20" w:before="0"/>
             </w:pPr>
-            <w:hyperlink w:history="1" r:id="rIdrw_1nxla8zy716w7qm1bg">
+            <w:hyperlink w:history="1" r:id="rIdnjcpravyuk-ryb8sq5pbr">
               <w:r>
                 <w:rPr>
                   <w:rFonts w:ascii="Arial" w:cs="Arial" w:eastAsia="Arial" w:hAnsi="Arial"/>
@@ -17488,7 +17488,7 @@
               <w:spacing w:after="10" w:before="0"/>
               <w:ind w:left="120"/>
             </w:pPr>
-            <w:hyperlink w:history="1" r:id="rIdddlj6q7kziadn2itd05ok">
+            <w:hyperlink w:history="1" r:id="rId6ga7fbnc93fdvkppvzpnj">
               <w:r>
                 <w:rPr>
                   <w:rFonts w:ascii="Arial" w:cs="Arial" w:eastAsia="Arial" w:hAnsi="Arial"/>
@@ -17821,7 +17821,7 @@
             <w:pPr>
               <w:spacing w:after="20" w:before="0"/>
             </w:pPr>
-            <w:hyperlink w:history="1" r:id="rIdmhy76ipjpgb7t0eqcwe_d">
+            <w:hyperlink w:history="1" r:id="rIde9hvw2gfhfaqcpsfo2hik">
               <w:r>
                 <w:rPr>
                   <w:rFonts w:ascii="Arial" w:cs="Arial" w:eastAsia="Arial" w:hAnsi="Arial"/>
@@ -17870,7 +17870,7 @@
               <w:spacing w:after="10" w:before="0"/>
               <w:ind w:left="120"/>
             </w:pPr>
-            <w:hyperlink w:history="1" r:id="rId08oubwvy8ii__qqc_lyde">
+            <w:hyperlink w:history="1" r:id="rIdryfh8y9lllpnhhcwutoc6">
               <w:r>
                 <w:rPr>
                   <w:rFonts w:ascii="Arial" w:cs="Arial" w:eastAsia="Arial" w:hAnsi="Arial"/>
@@ -17915,7 +17915,7 @@
             <w:pPr>
               <w:spacing w:after="20" w:before="0"/>
             </w:pPr>
-            <w:hyperlink w:history="1" r:id="rIdkkdycmt-3jrhisac1r8s4">
+            <w:hyperlink w:history="1" r:id="rIdvmoicmg18ygogmtdgxxh-">
               <w:r>
                 <w:rPr>
                   <w:rFonts w:ascii="Arial" w:cs="Arial" w:eastAsia="Arial" w:hAnsi="Arial"/>
@@ -17964,7 +17964,7 @@
               <w:spacing w:after="10" w:before="0"/>
               <w:ind w:left="120"/>
             </w:pPr>
-            <w:hyperlink w:history="1" r:id="rIdapelodikt4sz6oog0xwfp">
+            <w:hyperlink w:history="1" r:id="rIdbjwsyaf4dftgw0n1kh6v9">
               <w:r>
                 <w:rPr>
                   <w:rFonts w:ascii="Arial" w:cs="Arial" w:eastAsia="Arial" w:hAnsi="Arial"/>
@@ -18278,7 +18278,7 @@
             <w:pPr>
               <w:spacing w:after="20" w:before="0"/>
             </w:pPr>
-            <w:hyperlink w:history="1" r:id="rIdvycn4drq8jbst1cc3b7am">
+            <w:hyperlink w:history="1" r:id="rIdby_nqfszpqw8mbss6szub">
               <w:r>
                 <w:rPr>
                   <w:rFonts w:ascii="Arial" w:cs="Arial" w:eastAsia="Arial" w:hAnsi="Arial"/>
@@ -18327,7 +18327,7 @@
               <w:spacing w:after="10" w:before="0"/>
               <w:ind w:left="120"/>
             </w:pPr>
-            <w:hyperlink w:history="1" r:id="rIdk6l-6vyexlyrgptxtuh4e">
+            <w:hyperlink w:history="1" r:id="rIdgkdsycyhtcsdpc7pedfi3">
               <w:r>
                 <w:rPr>
                   <w:rFonts w:ascii="Arial" w:cs="Arial" w:eastAsia="Arial" w:hAnsi="Arial"/>
@@ -18372,7 +18372,7 @@
             <w:pPr>
               <w:spacing w:after="20" w:before="0"/>
             </w:pPr>
-            <w:hyperlink w:history="1" r:id="rId33pm7bwvw8txpzj0ap5ox">
+            <w:hyperlink w:history="1" r:id="rIdwhwkqbxc13a2b-ouxyebf">
               <w:r>
                 <w:rPr>
                   <w:rFonts w:ascii="Arial" w:cs="Arial" w:eastAsia="Arial" w:hAnsi="Arial"/>
@@ -18421,7 +18421,7 @@
               <w:spacing w:after="10" w:before="0"/>
               <w:ind w:left="120"/>
             </w:pPr>
-            <w:hyperlink w:history="1" r:id="rIdqzr1hz0suxoxgm6qwkaqw">
+            <w:hyperlink w:history="1" r:id="rIdsoug8zay9xb_3ybp_z0st">
               <w:r>
                 <w:rPr>
                   <w:rFonts w:ascii="Arial" w:cs="Arial" w:eastAsia="Arial" w:hAnsi="Arial"/>
@@ -18715,7 +18715,7 @@
             <w:pPr>
               <w:spacing w:after="20" w:before="0"/>
             </w:pPr>
-            <w:hyperlink w:history="1" r:id="rId5atxdgcyuw2fbcsooobyb">
+            <w:hyperlink w:history="1" r:id="rIdppz173jrte__uqtqrz1d5">
               <w:r>
                 <w:rPr>
                   <w:rFonts w:ascii="Arial" w:cs="Arial" w:eastAsia="Arial" w:hAnsi="Arial"/>
@@ -18764,7 +18764,7 @@
               <w:spacing w:after="10" w:before="0"/>
               <w:ind w:left="120"/>
             </w:pPr>
-            <w:hyperlink w:history="1" r:id="rIdeslw110azlv7dcc5mvggy">
+            <w:hyperlink w:history="1" r:id="rIdp_cjmd-mpxogrkafixjxh">
               <w:r>
                 <w:rPr>
                   <w:rFonts w:ascii="Arial" w:cs="Arial" w:eastAsia="Arial" w:hAnsi="Arial"/>
@@ -18809,7 +18809,7 @@
             <w:pPr>
               <w:spacing w:after="20" w:before="0"/>
             </w:pPr>
-            <w:hyperlink w:history="1" r:id="rIdjcqmxrekxjxwin9o5t3iv">
+            <w:hyperlink w:history="1" r:id="rIdxfz8y-9vvh5gdbhhcfupi">
               <w:r>
                 <w:rPr>
                   <w:rFonts w:ascii="Arial" w:cs="Arial" w:eastAsia="Arial" w:hAnsi="Arial"/>
@@ -18858,7 +18858,7 @@
               <w:spacing w:after="10" w:before="0"/>
               <w:ind w:left="120"/>
             </w:pPr>
-            <w:hyperlink w:history="1" r:id="rIdzljc5izm9jg1xqaukuclu">
+            <w:hyperlink w:history="1" r:id="rIdl8y0vobp9uocd_8moukid">
               <w:r>
                 <w:rPr>
                   <w:rFonts w:ascii="Arial" w:cs="Arial" w:eastAsia="Arial" w:hAnsi="Arial"/>
@@ -19465,7 +19465,7 @@
         </w:rPr>
         <w:t xml:space="preserve">© 2026 SeaVuria and ARES. Aligned with KICD objectives. Developed by SeaVuria; technical implementation by ARES (with AI assistance from Claude). Licensed under </w:t>
       </w:r>
-      <w:hyperlink w:history="1" r:id="rIdaabstelcpuu7x3ekzuynr">
+      <w:hyperlink w:history="1" r:id="rIdhjxucpalizujoxyabiro0">
         <w:r>
           <w:rPr>
             <w:rFonts w:ascii="Arial" w:cs="Arial" w:eastAsia="Arial" w:hAnsi="Arial"/>
@@ -19486,7 +19486,7 @@
         </w:rPr>
         <w:t xml:space="preserve"> (</w:t>
       </w:r>
-      <w:hyperlink w:history="1" r:id="rIdmr2ir_ingm_dogskgxauj">
+      <w:hyperlink w:history="1" r:id="rIdug9xi8x7xe_jpi3oytmiv">
         <w:r>
           <w:rPr>
             <w:rFonts w:ascii="Arial" w:cs="Arial" w:eastAsia="Arial" w:hAnsi="Arial"/>
@@ -20658,7 +20658,7 @@
             <w:pPr>
               <w:spacing w:after="20" w:before="0"/>
             </w:pPr>
-            <w:hyperlink w:history="1" r:id="rIdkvvsfhnpfo0o_hbi6gam7">
+            <w:hyperlink w:history="1" r:id="rIdlc9-bxb0_unh-drmirors">
               <w:r>
                 <w:rPr>
                   <w:rFonts w:ascii="Arial" w:cs="Arial" w:eastAsia="Arial" w:hAnsi="Arial"/>
@@ -20691,7 +20691,7 @@
               <w:spacing w:after="10" w:before="0"/>
               <w:ind w:left="120"/>
             </w:pPr>
-            <w:hyperlink w:history="1" r:id="rIdj0kzxivzvvv5reoawhtlt">
+            <w:hyperlink w:history="1" r:id="rIdrsig12nbh8mtm29m2wgpm">
               <w:r>
                 <w:rPr>
                   <w:rFonts w:ascii="Arial" w:cs="Arial" w:eastAsia="Arial" w:hAnsi="Arial"/>
@@ -20736,7 +20736,7 @@
             <w:pPr>
               <w:spacing w:after="20" w:before="0"/>
             </w:pPr>
-            <w:hyperlink w:history="1" r:id="rIdqtwoujm1qajv5t1kuqntc">
+            <w:hyperlink w:history="1" r:id="rIdijhluorda-k6zbqdjd3lo">
               <w:r>
                 <w:rPr>
                   <w:rFonts w:ascii="Arial" w:cs="Arial" w:eastAsia="Arial" w:hAnsi="Arial"/>
@@ -20769,7 +20769,7 @@
               <w:spacing w:after="10" w:before="0"/>
               <w:ind w:left="120"/>
             </w:pPr>
-            <w:hyperlink w:history="1" r:id="rId5ugveffrio2qeon-hwmkq">
+            <w:hyperlink w:history="1" r:id="rId7gnoolujkol27d0pzyh_p">
               <w:r>
                 <w:rPr>
                   <w:rFonts w:ascii="Arial" w:cs="Arial" w:eastAsia="Arial" w:hAnsi="Arial"/>
@@ -20964,7 +20964,7 @@
             <w:pPr>
               <w:spacing w:after="20" w:before="0"/>
             </w:pPr>
-            <w:hyperlink w:history="1" r:id="rId7v62gfrqiueun9j-ofgte">
+            <w:hyperlink w:history="1" r:id="rIdicws2mkg437lrbejtlqho">
               <w:r>
                 <w:rPr>
                   <w:rFonts w:ascii="Arial" w:cs="Arial" w:eastAsia="Arial" w:hAnsi="Arial"/>
@@ -20997,7 +20997,7 @@
               <w:spacing w:after="10" w:before="0"/>
               <w:ind w:left="120"/>
             </w:pPr>
-            <w:hyperlink w:history="1" r:id="rIdbbow3actj0g-jrjls0snq">
+            <w:hyperlink w:history="1" r:id="rIdtmuvcjzse2n2ca1gmqajh">
               <w:r>
                 <w:rPr>
                   <w:rFonts w:ascii="Arial" w:cs="Arial" w:eastAsia="Arial" w:hAnsi="Arial"/>
@@ -21042,7 +21042,7 @@
             <w:pPr>
               <w:spacing w:after="20" w:before="0"/>
             </w:pPr>
-            <w:hyperlink w:history="1" r:id="rIdjxhxnh5vlp5_qpnlxkewr">
+            <w:hyperlink w:history="1" r:id="rIddclicbsdxq9icohgsjrdk">
               <w:r>
                 <w:rPr>
                   <w:rFonts w:ascii="Arial" w:cs="Arial" w:eastAsia="Arial" w:hAnsi="Arial"/>
@@ -21075,7 +21075,7 @@
               <w:spacing w:after="10" w:before="0"/>
               <w:ind w:left="120"/>
             </w:pPr>
-            <w:hyperlink w:history="1" r:id="rId_nqosncuwwd__fij97dib">
+            <w:hyperlink w:history="1" r:id="rId6inxcxb9cmkahfwkp01gw">
               <w:r>
                 <w:rPr>
                   <w:rFonts w:ascii="Arial" w:cs="Arial" w:eastAsia="Arial" w:hAnsi="Arial"/>
@@ -21270,7 +21270,7 @@
             <w:pPr>
               <w:spacing w:after="20" w:before="0"/>
             </w:pPr>
-            <w:hyperlink w:history="1" r:id="rIdggnkbus0lgju3hzrwablb">
+            <w:hyperlink w:history="1" r:id="rIdsie1wtvykw1iuqnwtgrmv">
               <w:r>
                 <w:rPr>
                   <w:rFonts w:ascii="Arial" w:cs="Arial" w:eastAsia="Arial" w:hAnsi="Arial"/>
@@ -21303,7 +21303,7 @@
               <w:spacing w:after="10" w:before="0"/>
               <w:ind w:left="120"/>
             </w:pPr>
-            <w:hyperlink w:history="1" r:id="rIdh95znhsf7hvludgicwc_m">
+            <w:hyperlink w:history="1" r:id="rId5n_ge6myoe-ztrtiotj4k">
               <w:r>
                 <w:rPr>
                   <w:rFonts w:ascii="Arial" w:cs="Arial" w:eastAsia="Arial" w:hAnsi="Arial"/>
@@ -21348,7 +21348,7 @@
             <w:pPr>
               <w:spacing w:after="20" w:before="0"/>
             </w:pPr>
-            <w:hyperlink w:history="1" r:id="rId7mltveagvf7eoh-lh1z7t">
+            <w:hyperlink w:history="1" r:id="rIdlo5al68zhkcklt-bjz_hz">
               <w:r>
                 <w:rPr>
                   <w:rFonts w:ascii="Arial" w:cs="Arial" w:eastAsia="Arial" w:hAnsi="Arial"/>
@@ -21381,7 +21381,7 @@
               <w:spacing w:after="10" w:before="0"/>
               <w:ind w:left="120"/>
             </w:pPr>
-            <w:hyperlink w:history="1" r:id="rIdfb_yhpksexunxnqlzklfw">
+            <w:hyperlink w:history="1" r:id="rIdkelf162-ll4cyktdch0nj">
               <w:r>
                 <w:rPr>
                   <w:rFonts w:ascii="Arial" w:cs="Arial" w:eastAsia="Arial" w:hAnsi="Arial"/>
@@ -21576,7 +21576,7 @@
             <w:pPr>
               <w:spacing w:after="20" w:before="0"/>
             </w:pPr>
-            <w:hyperlink w:history="1" r:id="rIdp-blo5cef0bkce7mc2-ip">
+            <w:hyperlink w:history="1" r:id="rId-qnqa-qmjmtz1ck21dzz6">
               <w:r>
                 <w:rPr>
                   <w:rFonts w:ascii="Arial" w:cs="Arial" w:eastAsia="Arial" w:hAnsi="Arial"/>
@@ -21609,7 +21609,7 @@
               <w:spacing w:after="10" w:before="0"/>
               <w:ind w:left="120"/>
             </w:pPr>
-            <w:hyperlink w:history="1" r:id="rIdtrwjc1ft5ex3hjq3hhry5">
+            <w:hyperlink w:history="1" r:id="rIdqmkew3tqhawfabh_9jaae">
               <w:r>
                 <w:rPr>
                   <w:rFonts w:ascii="Arial" w:cs="Arial" w:eastAsia="Arial" w:hAnsi="Arial"/>
@@ -21654,7 +21654,7 @@
             <w:pPr>
               <w:spacing w:after="20" w:before="0"/>
             </w:pPr>
-            <w:hyperlink w:history="1" r:id="rIdtqt1e4hzhszmh6tqyonhg">
+            <w:hyperlink w:history="1" r:id="rIdvm2buroln-vkll6f-1mqy">
               <w:r>
                 <w:rPr>
                   <w:rFonts w:ascii="Arial" w:cs="Arial" w:eastAsia="Arial" w:hAnsi="Arial"/>
@@ -21687,7 +21687,7 @@
               <w:spacing w:after="10" w:before="0"/>
               <w:ind w:left="120"/>
             </w:pPr>
-            <w:hyperlink w:history="1" r:id="rIdeswuekbnsk4fimmvnuvvd">
+            <w:hyperlink w:history="1" r:id="rIdokbdmjglfyszrumx4auvj">
               <w:r>
                 <w:rPr>
                   <w:rFonts w:ascii="Arial" w:cs="Arial" w:eastAsia="Arial" w:hAnsi="Arial"/>
@@ -21882,7 +21882,7 @@
             <w:pPr>
               <w:spacing w:after="20" w:before="0"/>
             </w:pPr>
-            <w:hyperlink w:history="1" r:id="rIdq_3jvjaiaj7kwkojvkybx">
+            <w:hyperlink w:history="1" r:id="rIdiu_vbjcqldjdh7igvcxtr">
               <w:r>
                 <w:rPr>
                   <w:rFonts w:ascii="Arial" w:cs="Arial" w:eastAsia="Arial" w:hAnsi="Arial"/>
@@ -21931,7 +21931,7 @@
               <w:spacing w:after="10" w:before="0"/>
               <w:ind w:left="120"/>
             </w:pPr>
-            <w:hyperlink w:history="1" r:id="rIdaf0sz_3dlunkixfcxl3xz">
+            <w:hyperlink w:history="1" r:id="rIdu-z-eivvasnuyprjrpppd">
               <w:r>
                 <w:rPr>
                   <w:rFonts w:ascii="Arial" w:cs="Arial" w:eastAsia="Arial" w:hAnsi="Arial"/>
@@ -21976,7 +21976,7 @@
             <w:pPr>
               <w:spacing w:after="20" w:before="0"/>
             </w:pPr>
-            <w:hyperlink w:history="1" r:id="rIdduyxrsskp7rrvzuw6_nuk">
+            <w:hyperlink w:history="1" r:id="rIdxbgxm15vt9oummaxbjybt">
               <w:r>
                 <w:rPr>
                   <w:rFonts w:ascii="Arial" w:cs="Arial" w:eastAsia="Arial" w:hAnsi="Arial"/>
@@ -22009,7 +22009,7 @@
               <w:spacing w:after="10" w:before="0"/>
               <w:ind w:left="120"/>
             </w:pPr>
-            <w:hyperlink w:history="1" r:id="rIdwjx7idbvnuwhs3iidvsxa">
+            <w:hyperlink w:history="1" r:id="rIdtlhonebuihtzm0j_tyqvs">
               <w:r>
                 <w:rPr>
                   <w:rFonts w:ascii="Arial" w:cs="Arial" w:eastAsia="Arial" w:hAnsi="Arial"/>
@@ -22597,7 +22597,7 @@
         </w:rPr>
         <w:t xml:space="preserve">© 2026 SeaVuria and ARES. Aligned with KICD objectives. Developed by SeaVuria; technical implementation by ARES (with AI assistance from Claude). Licensed under </w:t>
       </w:r>
-      <w:hyperlink w:history="1" r:id="rId7q2o9ovajig_7-bnm3ghg">
+      <w:hyperlink w:history="1" r:id="rId5yheh7eabvnqpxrjrmppe">
         <w:r>
           <w:rPr>
             <w:rFonts w:ascii="Arial" w:cs="Arial" w:eastAsia="Arial" w:hAnsi="Arial"/>
@@ -22618,7 +22618,7 @@
         </w:rPr>
         <w:t xml:space="preserve"> (</w:t>
       </w:r>
-      <w:hyperlink w:history="1" r:id="rIdyyfupw4jzsk-9hsbfcjwf">
+      <w:hyperlink w:history="1" r:id="rId6ogg8_tbank5tpqetyluf">
         <w:r>
           <w:rPr>
             <w:rFonts w:ascii="Arial" w:cs="Arial" w:eastAsia="Arial" w:hAnsi="Arial"/>
@@ -23631,7 +23631,7 @@
             <w:pPr>
               <w:spacing w:after="20" w:before="0"/>
             </w:pPr>
-            <w:hyperlink w:history="1" r:id="rIdr9mvwtlf6h4skzjla-pgv">
+            <w:hyperlink w:history="1" r:id="rIdo0qv2j6x5qkdzhfpxb-dw">
               <w:r>
                 <w:rPr>
                   <w:rFonts w:ascii="Arial" w:cs="Arial" w:eastAsia="Arial" w:hAnsi="Arial"/>
@@ -23664,7 +23664,7 @@
               <w:spacing w:after="10" w:before="0"/>
               <w:ind w:left="120"/>
             </w:pPr>
-            <w:hyperlink w:history="1" r:id="rIdjutvhm7ppanzbrcqf9u-o">
+            <w:hyperlink w:history="1" r:id="rIdcj7vp2j0i1ztc258nn_92">
               <w:r>
                 <w:rPr>
                   <w:rFonts w:ascii="Arial" w:cs="Arial" w:eastAsia="Arial" w:hAnsi="Arial"/>
@@ -23709,7 +23709,7 @@
             <w:pPr>
               <w:spacing w:after="20" w:before="0"/>
             </w:pPr>
-            <w:hyperlink w:history="1" r:id="rIdwppys0narviwjffcmqjq1">
+            <w:hyperlink w:history="1" r:id="rIdopbiv_tg4coxv7clc5z-i">
               <w:r>
                 <w:rPr>
                   <w:rFonts w:ascii="Arial" w:cs="Arial" w:eastAsia="Arial" w:hAnsi="Arial"/>
@@ -23742,7 +23742,7 @@
               <w:spacing w:after="10" w:before="0"/>
               <w:ind w:left="120"/>
             </w:pPr>
-            <w:hyperlink w:history="1" r:id="rIdwkfuz05xddwma3-al5ofy">
+            <w:hyperlink w:history="1" r:id="rIdpt1t3won7racakwtioxfh">
               <w:r>
                 <w:rPr>
                   <w:rFonts w:ascii="Arial" w:cs="Arial" w:eastAsia="Arial" w:hAnsi="Arial"/>
@@ -23937,7 +23937,7 @@
             <w:pPr>
               <w:spacing w:after="20" w:before="0"/>
             </w:pPr>
-            <w:hyperlink w:history="1" r:id="rIda81xc72butcbeumv7i7az">
+            <w:hyperlink w:history="1" r:id="rId57sabjk-7kqzikr3hzzlf">
               <w:r>
                 <w:rPr>
                   <w:rFonts w:ascii="Arial" w:cs="Arial" w:eastAsia="Arial" w:hAnsi="Arial"/>
@@ -23970,7 +23970,7 @@
               <w:spacing w:after="10" w:before="0"/>
               <w:ind w:left="120"/>
             </w:pPr>
-            <w:hyperlink w:history="1" r:id="rIdjuvemy28b_x7bjduifdjg">
+            <w:hyperlink w:history="1" r:id="rIdkkashwlacdm_rtlakn-kr">
               <w:r>
                 <w:rPr>
                   <w:rFonts w:ascii="Arial" w:cs="Arial" w:eastAsia="Arial" w:hAnsi="Arial"/>
@@ -24015,7 +24015,7 @@
             <w:pPr>
               <w:spacing w:after="20" w:before="0"/>
             </w:pPr>
-            <w:hyperlink w:history="1" r:id="rId_dzqfjvk7jeaxiilck3g1">
+            <w:hyperlink w:history="1" r:id="rId8genzx2k6qq0xi6ial0zt">
               <w:r>
                 <w:rPr>
                   <w:rFonts w:ascii="Arial" w:cs="Arial" w:eastAsia="Arial" w:hAnsi="Arial"/>
@@ -24048,7 +24048,7 @@
               <w:spacing w:after="10" w:before="0"/>
               <w:ind w:left="120"/>
             </w:pPr>
-            <w:hyperlink w:history="1" r:id="rId_-h_sudrwd_wzl4tlocz7">
+            <w:hyperlink w:history="1" r:id="rIdqw8qifs1bbfo5wzhliwws">
               <w:r>
                 <w:rPr>
                   <w:rFonts w:ascii="Arial" w:cs="Arial" w:eastAsia="Arial" w:hAnsi="Arial"/>
@@ -24493,7 +24493,7 @@
             <w:pPr>
               <w:spacing w:after="20" w:before="0"/>
             </w:pPr>
-            <w:hyperlink w:history="1" r:id="rId3bi74qwcjgka4dnjvjpcz">
+            <w:hyperlink w:history="1" r:id="rIdswegykro8sosygybpurqa">
               <w:r>
                 <w:rPr>
                   <w:rFonts w:ascii="Arial" w:cs="Arial" w:eastAsia="Arial" w:hAnsi="Arial"/>
@@ -24526,7 +24526,7 @@
               <w:spacing w:after="10" w:before="0"/>
               <w:ind w:left="120"/>
             </w:pPr>
-            <w:hyperlink w:history="1" r:id="rIdimxqoihn8uzzae9qvpzik">
+            <w:hyperlink w:history="1" r:id="rIdvlatyfeiu4jcvssqs38nz">
               <w:r>
                 <w:rPr>
                   <w:rFonts w:ascii="Arial" w:cs="Arial" w:eastAsia="Arial" w:hAnsi="Arial"/>
@@ -24571,7 +24571,7 @@
             <w:pPr>
               <w:spacing w:after="20" w:before="0"/>
             </w:pPr>
-            <w:hyperlink w:history="1" r:id="rIdnolnjv5kd1mjcthdd4do6">
+            <w:hyperlink w:history="1" r:id="rIddel8yb_ykjuujxrwejihg">
               <w:r>
                 <w:rPr>
                   <w:rFonts w:ascii="Arial" w:cs="Arial" w:eastAsia="Arial" w:hAnsi="Arial"/>
@@ -24604,7 +24604,7 @@
               <w:spacing w:after="10" w:before="0"/>
               <w:ind w:left="120"/>
             </w:pPr>
-            <w:hyperlink w:history="1" r:id="rIdnwtygxqlbuukw7-xe15m1">
+            <w:hyperlink w:history="1" r:id="rIdmssc5qzploz4sqcfabxiw">
               <w:r>
                 <w:rPr>
                   <w:rFonts w:ascii="Arial" w:cs="Arial" w:eastAsia="Arial" w:hAnsi="Arial"/>
@@ -24875,7 +24875,7 @@
             <w:pPr>
               <w:spacing w:after="20" w:before="0"/>
             </w:pPr>
-            <w:hyperlink w:history="1" r:id="rIdcnkyiklyxz-kbnxk3mx7o">
+            <w:hyperlink w:history="1" r:id="rIdifet-i94emw4vjqpcvc3j">
               <w:r>
                 <w:rPr>
                   <w:rFonts w:ascii="Arial" w:cs="Arial" w:eastAsia="Arial" w:hAnsi="Arial"/>
@@ -24908,7 +24908,7 @@
               <w:spacing w:after="10" w:before="0"/>
               <w:ind w:left="120"/>
             </w:pPr>
-            <w:hyperlink w:history="1" r:id="rIdddq0j_qmodz0x3_c5ti9i">
+            <w:hyperlink w:history="1" r:id="rIdjzpfdkbvukzou8i0bhkvq">
               <w:r>
                 <w:rPr>
                   <w:rFonts w:ascii="Arial" w:cs="Arial" w:eastAsia="Arial" w:hAnsi="Arial"/>
@@ -24953,7 +24953,7 @@
             <w:pPr>
               <w:spacing w:after="20" w:before="0"/>
             </w:pPr>
-            <w:hyperlink w:history="1" r:id="rIdfe6mvygwemdme9cvb561a">
+            <w:hyperlink w:history="1" r:id="rId2_ard7y8yt4yb_7gogsrj">
               <w:r>
                 <w:rPr>
                   <w:rFonts w:ascii="Arial" w:cs="Arial" w:eastAsia="Arial" w:hAnsi="Arial"/>
@@ -24986,7 +24986,7 @@
               <w:spacing w:after="10" w:before="0"/>
               <w:ind w:left="120"/>
             </w:pPr>
-            <w:hyperlink w:history="1" r:id="rId9sctuopjyiqjjun797k4f">
+            <w:hyperlink w:history="1" r:id="rIdfgpgol-2wdu3t5kucygfs">
               <w:r>
                 <w:rPr>
                   <w:rFonts w:ascii="Arial" w:cs="Arial" w:eastAsia="Arial" w:hAnsi="Arial"/>
@@ -25257,7 +25257,7 @@
             <w:pPr>
               <w:spacing w:after="20" w:before="0"/>
             </w:pPr>
-            <w:hyperlink w:history="1" r:id="rIdqnffx-f4kbvcp6ph4vvzh">
+            <w:hyperlink w:history="1" r:id="rIdebv85pclmuhuxaaprkoy4">
               <w:r>
                 <w:rPr>
                   <w:rFonts w:ascii="Arial" w:cs="Arial" w:eastAsia="Arial" w:hAnsi="Arial"/>
@@ -25290,7 +25290,7 @@
               <w:spacing w:after="10" w:before="0"/>
               <w:ind w:left="120"/>
             </w:pPr>
-            <w:hyperlink w:history="1" r:id="rIdelytyi0kpaprqd9rh_m7w">
+            <w:hyperlink w:history="1" r:id="rIdkjrnohcy7bpwnozxfpook">
               <w:r>
                 <w:rPr>
                   <w:rFonts w:ascii="Arial" w:cs="Arial" w:eastAsia="Arial" w:hAnsi="Arial"/>
@@ -25335,7 +25335,7 @@
             <w:pPr>
               <w:spacing w:after="20" w:before="0"/>
             </w:pPr>
-            <w:hyperlink w:history="1" r:id="rIdpm0xixm-gomgwl3fdyk4p">
+            <w:hyperlink w:history="1" r:id="rIdky0blmvewm7htenkn4qir">
               <w:r>
                 <w:rPr>
                   <w:rFonts w:ascii="Arial" w:cs="Arial" w:eastAsia="Arial" w:hAnsi="Arial"/>
@@ -25384,7 +25384,7 @@
               <w:spacing w:after="10" w:before="0"/>
               <w:ind w:left="120"/>
             </w:pPr>
-            <w:hyperlink w:history="1" r:id="rIdnb8_yeicedzc5c_5rpf5e">
+            <w:hyperlink w:history="1" r:id="rIdb-hz453crlb6iggituogw">
               <w:r>
                 <w:rPr>
                   <w:rFonts w:ascii="Arial" w:cs="Arial" w:eastAsia="Arial" w:hAnsi="Arial"/>
@@ -26010,7 +26010,7 @@
         </w:rPr>
         <w:t xml:space="preserve">© 2026 SeaVuria and ARES. Aligned with KICD objectives. Developed by SeaVuria; technical implementation by ARES (with AI assistance from Claude). Licensed under </w:t>
       </w:r>
-      <w:hyperlink w:history="1" r:id="rIdj_yuklcjig3hyvtnr2xkr">
+      <w:hyperlink w:history="1" r:id="rIdcws64qquf6ym7r2la8qgr">
         <w:r>
           <w:rPr>
             <w:rFonts w:ascii="Arial" w:cs="Arial" w:eastAsia="Arial" w:hAnsi="Arial"/>
@@ -26031,7 +26031,7 @@
         </w:rPr>
         <w:t xml:space="preserve"> (</w:t>
       </w:r>
-      <w:hyperlink w:history="1" r:id="rIdn8tyeyhfud7pyjxdhgvk-">
+      <w:hyperlink w:history="1" r:id="rIdrz9bnes17c1bwj0hfacvt">
         <w:r>
           <w:rPr>
             <w:rFonts w:ascii="Arial" w:cs="Arial" w:eastAsia="Arial" w:hAnsi="Arial"/>
@@ -27044,7 +27044,7 @@
             <w:pPr>
               <w:spacing w:after="20" w:before="0"/>
             </w:pPr>
-            <w:hyperlink w:history="1" r:id="rIdhauogv94wqu5kwnaaxv2u">
+            <w:hyperlink w:history="1" r:id="rIdpk5c2mbjhnpum6wawnjfv">
               <w:r>
                 <w:rPr>
                   <w:rFonts w:ascii="Arial" w:cs="Arial" w:eastAsia="Arial" w:hAnsi="Arial"/>
@@ -27077,7 +27077,7 @@
               <w:spacing w:after="10" w:before="0"/>
               <w:ind w:left="120"/>
             </w:pPr>
-            <w:hyperlink w:history="1" r:id="rIdhl-zu4ck4dfz3mxvn4b8u">
+            <w:hyperlink w:history="1" r:id="rIdvtnd6ovt4djfgms3r_dxp">
               <w:r>
                 <w:rPr>
                   <w:rFonts w:ascii="Arial" w:cs="Arial" w:eastAsia="Arial" w:hAnsi="Arial"/>
@@ -27122,7 +27122,7 @@
             <w:pPr>
               <w:spacing w:after="20" w:before="0"/>
             </w:pPr>
-            <w:hyperlink w:history="1" r:id="rId61xxlaznqe3cqtbcjwe84">
+            <w:hyperlink w:history="1" r:id="rIdyfh34t7_atrxuktlsv6at">
               <w:r>
                 <w:rPr>
                   <w:rFonts w:ascii="Arial" w:cs="Arial" w:eastAsia="Arial" w:hAnsi="Arial"/>
@@ -27155,7 +27155,7 @@
               <w:spacing w:after="10" w:before="0"/>
               <w:ind w:left="120"/>
             </w:pPr>
-            <w:hyperlink w:history="1" r:id="rIdbippvqt1wc0cru-ox146v">
+            <w:hyperlink w:history="1" r:id="rIdntc96yiksykikmcpxrizc">
               <w:r>
                 <w:rPr>
                   <w:rFonts w:ascii="Arial" w:cs="Arial" w:eastAsia="Arial" w:hAnsi="Arial"/>
@@ -27350,7 +27350,7 @@
             <w:pPr>
               <w:spacing w:after="20" w:before="0"/>
             </w:pPr>
-            <w:hyperlink w:history="1" r:id="rIdds8cf_w07ycsmw9edyp7t">
+            <w:hyperlink w:history="1" r:id="rId8q17zan_kaoncgjc9ooab">
               <w:r>
                 <w:rPr>
                   <w:rFonts w:ascii="Arial" w:cs="Arial" w:eastAsia="Arial" w:hAnsi="Arial"/>
@@ -27383,7 +27383,7 @@
               <w:spacing w:after="10" w:before="0"/>
               <w:ind w:left="120"/>
             </w:pPr>
-            <w:hyperlink w:history="1" r:id="rId47pd1niwgyptmyau3tald">
+            <w:hyperlink w:history="1" r:id="rIdzprb0oxrhhdewghlf6vgx">
               <w:r>
                 <w:rPr>
                   <w:rFonts w:ascii="Arial" w:cs="Arial" w:eastAsia="Arial" w:hAnsi="Arial"/>
@@ -27428,7 +27428,7 @@
             <w:pPr>
               <w:spacing w:after="20" w:before="0"/>
             </w:pPr>
-            <w:hyperlink w:history="1" r:id="rIdkj-cuulyicdnr6guen2rq">
+            <w:hyperlink w:history="1" r:id="rIdel5byyvadgi-wfxncdrxb">
               <w:r>
                 <w:rPr>
                   <w:rFonts w:ascii="Arial" w:cs="Arial" w:eastAsia="Arial" w:hAnsi="Arial"/>
@@ -27461,7 +27461,7 @@
               <w:spacing w:after="10" w:before="0"/>
               <w:ind w:left="120"/>
             </w:pPr>
-            <w:hyperlink w:history="1" r:id="rIdd3xafyupuidecp-bs5aev">
+            <w:hyperlink w:history="1" r:id="rIdmkuerfupj-1rq4ihpvxhf">
               <w:r>
                 <w:rPr>
                   <w:rFonts w:ascii="Arial" w:cs="Arial" w:eastAsia="Arial" w:hAnsi="Arial"/>
@@ -27656,7 +27656,7 @@
             <w:pPr>
               <w:spacing w:after="20" w:before="0"/>
             </w:pPr>
-            <w:hyperlink w:history="1" r:id="rIdyipxg1a8oekfxibldtgiu">
+            <w:hyperlink w:history="1" r:id="rIdycvajltrfp_e7-qcxl1xu">
               <w:r>
                 <w:rPr>
                   <w:rFonts w:ascii="Arial" w:cs="Arial" w:eastAsia="Arial" w:hAnsi="Arial"/>
@@ -27689,7 +27689,7 @@
               <w:spacing w:after="10" w:before="0"/>
               <w:ind w:left="120"/>
             </w:pPr>
-            <w:hyperlink w:history="1" r:id="rIdtexz2dgfnmaa5vvjxcsua">
+            <w:hyperlink w:history="1" r:id="rId1ds5vynsrcikg3szjr9ad">
               <w:r>
                 <w:rPr>
                   <w:rFonts w:ascii="Arial" w:cs="Arial" w:eastAsia="Arial" w:hAnsi="Arial"/>
@@ -27734,7 +27734,7 @@
             <w:pPr>
               <w:spacing w:after="20" w:before="0"/>
             </w:pPr>
-            <w:hyperlink w:history="1" r:id="rIdzqxv4kuxmc6wqzmmdhi37">
+            <w:hyperlink w:history="1" r:id="rIdrxntqkqykhmnywlgwkayn">
               <w:r>
                 <w:rPr>
                   <w:rFonts w:ascii="Arial" w:cs="Arial" w:eastAsia="Arial" w:hAnsi="Arial"/>
@@ -27767,7 +27767,7 @@
               <w:spacing w:after="10" w:before="0"/>
               <w:ind w:left="120"/>
             </w:pPr>
-            <w:hyperlink w:history="1" r:id="rId6kestf-aols_kagxjzvd-">
+            <w:hyperlink w:history="1" r:id="rIdgrbkb8u48ggto20snqiud">
               <w:r>
                 <w:rPr>
                   <w:rFonts w:ascii="Arial" w:cs="Arial" w:eastAsia="Arial" w:hAnsi="Arial"/>
@@ -27962,7 +27962,7 @@
             <w:pPr>
               <w:spacing w:after="20" w:before="0"/>
             </w:pPr>
-            <w:hyperlink w:history="1" r:id="rId6fhoumztjnxc2pnnif8sd">
+            <w:hyperlink w:history="1" r:id="rId1zjr2ha9jb7itst9yptdb">
               <w:r>
                 <w:rPr>
                   <w:rFonts w:ascii="Arial" w:cs="Arial" w:eastAsia="Arial" w:hAnsi="Arial"/>
@@ -27995,7 +27995,7 @@
               <w:spacing w:after="10" w:before="0"/>
               <w:ind w:left="120"/>
             </w:pPr>
-            <w:hyperlink w:history="1" r:id="rIdld3atfinidbabnmtw5_xk">
+            <w:hyperlink w:history="1" r:id="rId4ddab7xibni7exl5aukuc">
               <w:r>
                 <w:rPr>
                   <w:rFonts w:ascii="Arial" w:cs="Arial" w:eastAsia="Arial" w:hAnsi="Arial"/>
@@ -28040,7 +28040,7 @@
             <w:pPr>
               <w:spacing w:after="20" w:before="0"/>
             </w:pPr>
-            <w:hyperlink w:history="1" r:id="rIdga2ddhxcda4ljdpjpzp9q">
+            <w:hyperlink w:history="1" r:id="rIdrtbzjvb5rcoup_vrsiyhx">
               <w:r>
                 <w:rPr>
                   <w:rFonts w:ascii="Arial" w:cs="Arial" w:eastAsia="Arial" w:hAnsi="Arial"/>
@@ -28073,7 +28073,7 @@
               <w:spacing w:after="10" w:before="0"/>
               <w:ind w:left="120"/>
             </w:pPr>
-            <w:hyperlink w:history="1" r:id="rId8pun3freqh4m-tozmlu8d">
+            <w:hyperlink w:history="1" r:id="rIduioilrbjuepywyywe4sug">
               <w:r>
                 <w:rPr>
                   <w:rFonts w:ascii="Arial" w:cs="Arial" w:eastAsia="Arial" w:hAnsi="Arial"/>
@@ -28268,7 +28268,7 @@
             <w:pPr>
               <w:spacing w:after="20" w:before="0"/>
             </w:pPr>
-            <w:hyperlink w:history="1" r:id="rIdxuvbgoidsj4hbf4cx0um1">
+            <w:hyperlink w:history="1" r:id="rIdlyzqujsd7yfwnlakt5ioq">
               <w:r>
                 <w:rPr>
                   <w:rFonts w:ascii="Arial" w:cs="Arial" w:eastAsia="Arial" w:hAnsi="Arial"/>
@@ -28317,7 +28317,7 @@
               <w:spacing w:after="10" w:before="0"/>
               <w:ind w:left="120"/>
             </w:pPr>
-            <w:hyperlink w:history="1" r:id="rIddvbp9ouu5tilbg-0zam4z">
+            <w:hyperlink w:history="1" r:id="rIdhakqf99tfwibpy3uc5vom">
               <w:r>
                 <w:rPr>
                   <w:rFonts w:ascii="Arial" w:cs="Arial" w:eastAsia="Arial" w:hAnsi="Arial"/>
@@ -28362,7 +28362,7 @@
             <w:pPr>
               <w:spacing w:after="20" w:before="0"/>
             </w:pPr>
-            <w:hyperlink w:history="1" r:id="rIdgabi_ydsday9oniflyigd">
+            <w:hyperlink w:history="1" r:id="rId_enwiqy-kuuomxjaja4tr">
               <w:r>
                 <w:rPr>
                   <w:rFonts w:ascii="Arial" w:cs="Arial" w:eastAsia="Arial" w:hAnsi="Arial"/>
@@ -28411,7 +28411,7 @@
               <w:spacing w:after="10" w:before="0"/>
               <w:ind w:left="120"/>
             </w:pPr>
-            <w:hyperlink w:history="1" r:id="rIdw-7yhiryc7_6gzlntrvv5">
+            <w:hyperlink w:history="1" r:id="rIdyalmfx1zqrhvkity2oyyy">
               <w:r>
                 <w:rPr>
                   <w:rFonts w:ascii="Arial" w:cs="Arial" w:eastAsia="Arial" w:hAnsi="Arial"/>
@@ -28923,7 +28923,7 @@
         </w:rPr>
         <w:t xml:space="preserve">© 2026 SeaVuria and ARES. Aligned with KICD objectives. Developed by SeaVuria; technical implementation by ARES (with AI assistance from Claude). Licensed under </w:t>
       </w:r>
-      <w:hyperlink w:history="1" r:id="rIdrcawhydhs3kklmcywftv9">
+      <w:hyperlink w:history="1" r:id="rIdwgumbb-11gid9lybpt6st">
         <w:r>
           <w:rPr>
             <w:rFonts w:ascii="Arial" w:cs="Arial" w:eastAsia="Arial" w:hAnsi="Arial"/>
@@ -28944,7 +28944,7 @@
         </w:rPr>
         <w:t xml:space="preserve"> (</w:t>
       </w:r>
-      <w:hyperlink w:history="1" r:id="rIdlnlgge6l21tzcknq02q90">
+      <w:hyperlink w:history="1" r:id="rId5lypsjycr2dngrzjy-uk0">
         <w:r>
           <w:rPr>
             <w:rFonts w:ascii="Arial" w:cs="Arial" w:eastAsia="Arial" w:hAnsi="Arial"/>

--- a/data/outputs/v2/Essential_Mathematics/SS1.2_Indices/Essential_Mathematics_Indices_CBE_LessonSequence.docx
+++ b/data/outputs/v2/Essential_Mathematics/SS1.2_Indices/Essential_Mathematics_Indices_CBE_LessonSequence.docx
@@ -4,6 +4,7 @@
   <w:body>
     <w:p>
       <w:pPr>
+        <w:keepNext w:val="false"/>
         <w:spacing w:after="30" w:before="0"/>
         <w:jc w:val="center"/>
       </w:pPr>
@@ -23,6 +24,7 @@
     </w:p>
     <w:p>
       <w:pPr>
+        <w:keepNext w:val="false"/>
         <w:spacing w:after="60" w:before="0"/>
         <w:jc w:val="center"/>
       </w:pPr>
@@ -81,6 +83,7 @@
           </w:tcPr>
           <w:p>
             <w:pPr>
+              <w:keepNext w:val="false"/>
               <w:spacing w:after="40" w:before="0"/>
               <w:jc w:val="center"/>
             </w:pPr>
@@ -115,6 +118,7 @@
           </w:tcPr>
           <w:p>
             <w:pPr>
+              <w:keepNext w:val="false"/>
               <w:spacing w:after="40" w:before="0"/>
               <w:jc w:val="left"/>
             </w:pPr>
@@ -147,6 +151,7 @@
           </w:tcPr>
           <w:p>
             <w:pPr>
+              <w:keepNext w:val="false"/>
               <w:spacing w:after="40" w:before="0"/>
               <w:jc w:val="left"/>
             </w:pPr>
@@ -181,6 +186,7 @@
           </w:tcPr>
           <w:p>
             <w:pPr>
+              <w:keepNext w:val="false"/>
               <w:spacing w:after="40" w:before="0"/>
               <w:jc w:val="left"/>
             </w:pPr>
@@ -213,6 +219,7 @@
           </w:tcPr>
           <w:p>
             <w:pPr>
+              <w:keepNext w:val="false"/>
               <w:spacing w:after="40" w:before="0"/>
               <w:jc w:val="left"/>
             </w:pPr>
@@ -247,6 +254,7 @@
           </w:tcPr>
           <w:p>
             <w:pPr>
+              <w:keepNext w:val="false"/>
               <w:spacing w:after="40" w:before="0"/>
               <w:jc w:val="left"/>
             </w:pPr>
@@ -279,6 +287,7 @@
           </w:tcPr>
           <w:p>
             <w:pPr>
+              <w:keepNext w:val="false"/>
               <w:spacing w:after="40" w:before="0"/>
               <w:jc w:val="left"/>
             </w:pPr>
@@ -313,6 +322,7 @@
           </w:tcPr>
           <w:p>
             <w:pPr>
+              <w:keepNext w:val="false"/>
               <w:spacing w:after="40" w:before="0"/>
               <w:jc w:val="left"/>
             </w:pPr>
@@ -345,6 +355,7 @@
           </w:tcPr>
           <w:p>
             <w:pPr>
+              <w:keepNext w:val="false"/>
               <w:spacing w:after="40" w:before="0"/>
               <w:jc w:val="left"/>
             </w:pPr>
@@ -379,6 +390,7 @@
           </w:tcPr>
           <w:p>
             <w:pPr>
+              <w:keepNext w:val="false"/>
               <w:spacing w:after="40" w:before="0"/>
               <w:jc w:val="left"/>
             </w:pPr>
@@ -411,6 +423,7 @@
           </w:tcPr>
           <w:p>
             <w:pPr>
+              <w:keepNext w:val="false"/>
               <w:spacing w:after="40" w:before="0"/>
               <w:jc w:val="left"/>
             </w:pPr>
@@ -445,6 +458,7 @@
           </w:tcPr>
           <w:p>
             <w:pPr>
+              <w:keepNext w:val="false"/>
               <w:spacing w:after="40" w:before="0"/>
               <w:jc w:val="left"/>
             </w:pPr>
@@ -672,6 +686,7 @@
           </w:tcPr>
           <w:p>
             <w:pPr>
+              <w:keepNext w:val="false"/>
               <w:spacing w:after="40" w:before="0"/>
               <w:jc w:val="left"/>
             </w:pPr>
@@ -704,6 +719,7 @@
           </w:tcPr>
           <w:p>
             <w:pPr>
+              <w:keepNext w:val="false"/>
               <w:spacing w:after="40" w:before="0"/>
               <w:jc w:val="left"/>
             </w:pPr>
@@ -723,6 +739,7 @@
           </w:p>
           <w:p>
             <w:pPr>
+              <w:keepNext w:val="false"/>
               <w:spacing w:after="40" w:before="0"/>
               <w:jc w:val="left"/>
             </w:pPr>
@@ -742,6 +759,7 @@
           </w:p>
           <w:p>
             <w:pPr>
+              <w:keepNext w:val="false"/>
               <w:spacing w:after="40" w:before="0"/>
               <w:jc w:val="left"/>
             </w:pPr>
@@ -761,6 +779,7 @@
           </w:p>
           <w:p>
             <w:pPr>
+              <w:keepNext w:val="false"/>
               <w:spacing w:after="40" w:before="0"/>
               <w:jc w:val="left"/>
             </w:pPr>
@@ -780,6 +799,7 @@
           </w:p>
           <w:p>
             <w:pPr>
+              <w:keepNext w:val="false"/>
               <w:spacing w:after="40" w:before="0"/>
               <w:jc w:val="left"/>
             </w:pPr>
@@ -814,6 +834,7 @@
           </w:tcPr>
           <w:p>
             <w:pPr>
+              <w:keepNext w:val="false"/>
               <w:spacing w:after="40" w:before="0"/>
               <w:jc w:val="left"/>
             </w:pPr>
@@ -901,6 +922,7 @@
           </w:tcPr>
           <w:p>
             <w:pPr>
+              <w:keepNext w:val="false"/>
               <w:spacing w:after="40" w:before="0"/>
               <w:jc w:val="left"/>
             </w:pPr>
@@ -988,6 +1010,7 @@
           </w:tcPr>
           <w:p>
             <w:pPr>
+              <w:keepNext w:val="false"/>
               <w:spacing w:after="40" w:before="0"/>
               <w:jc w:val="left"/>
             </w:pPr>
@@ -1115,6 +1138,7 @@
           </w:tcPr>
           <w:p>
             <w:pPr>
+              <w:keepNext w:val="false"/>
               <w:spacing w:after="40" w:before="0"/>
               <w:jc w:val="left"/>
             </w:pPr>
@@ -1182,6 +1206,7 @@
           </w:tcPr>
           <w:p>
             <w:pPr>
+              <w:keepNext w:val="false"/>
               <w:spacing w:after="40" w:before="0"/>
               <w:jc w:val="left"/>
             </w:pPr>
@@ -1329,6 +1354,7 @@
           </w:tcPr>
           <w:p>
             <w:pPr>
+              <w:keepNext w:val="false"/>
               <w:spacing w:after="40" w:before="0"/>
               <w:jc w:val="left"/>
             </w:pPr>
@@ -1361,6 +1387,7 @@
           </w:tcPr>
           <w:p>
             <w:pPr>
+              <w:keepNext w:val="false"/>
               <w:spacing w:after="40" w:before="0"/>
               <w:jc w:val="left"/>
             </w:pPr>
@@ -1395,6 +1422,7 @@
           </w:tcPr>
           <w:p>
             <w:pPr>
+              <w:keepNext w:val="false"/>
               <w:spacing w:after="40" w:before="0"/>
               <w:jc w:val="left"/>
             </w:pPr>
@@ -1427,6 +1455,7 @@
           </w:tcPr>
           <w:p>
             <w:pPr>
+              <w:keepNext w:val="false"/>
               <w:spacing w:after="40" w:before="0"/>
               <w:jc w:val="left"/>
             </w:pPr>
@@ -1446,6 +1475,7 @@
           </w:p>
           <w:p>
             <w:pPr>
+              <w:keepNext w:val="false"/>
               <w:spacing w:after="40" w:before="0"/>
               <w:jc w:val="left"/>
             </w:pPr>
@@ -1465,6 +1495,7 @@
           </w:p>
           <w:p>
             <w:pPr>
+              <w:keepNext w:val="false"/>
               <w:spacing w:after="40" w:before="0"/>
               <w:jc w:val="left"/>
             </w:pPr>
@@ -1484,6 +1515,7 @@
           </w:p>
           <w:p>
             <w:pPr>
+              <w:keepNext w:val="false"/>
               <w:spacing w:after="40" w:before="0"/>
               <w:jc w:val="left"/>
             </w:pPr>
@@ -1503,6 +1535,7 @@
           </w:p>
           <w:p>
             <w:pPr>
+              <w:keepNext w:val="false"/>
               <w:spacing w:after="40" w:before="0"/>
               <w:jc w:val="left"/>
             </w:pPr>
@@ -1537,6 +1570,7 @@
           </w:tcPr>
           <w:p>
             <w:pPr>
+              <w:keepNext w:val="false"/>
               <w:spacing w:after="40" w:before="0"/>
               <w:jc w:val="left"/>
             </w:pPr>
@@ -1569,6 +1603,7 @@
           </w:tcPr>
           <w:p>
             <w:pPr>
+              <w:keepNext w:val="false"/>
               <w:spacing w:after="40" w:before="0"/>
               <w:jc w:val="left"/>
             </w:pPr>
@@ -1603,6 +1638,7 @@
           </w:tcPr>
           <w:p>
             <w:pPr>
+              <w:keepNext w:val="false"/>
               <w:spacing w:after="40" w:before="0"/>
               <w:jc w:val="left"/>
             </w:pPr>
@@ -1635,6 +1671,7 @@
           </w:tcPr>
           <w:p>
             <w:pPr>
+              <w:keepNext w:val="false"/>
               <w:spacing w:after="40" w:before="0"/>
               <w:jc w:val="left"/>
             </w:pPr>
@@ -1654,6 +1691,7 @@
           </w:p>
           <w:p>
             <w:pPr>
+              <w:keepNext w:val="false"/>
               <w:spacing w:after="40" w:before="0"/>
               <w:jc w:val="left"/>
             </w:pPr>
@@ -1673,6 +1711,7 @@
           </w:p>
           <w:p>
             <w:pPr>
+              <w:keepNext w:val="false"/>
               <w:spacing w:after="40" w:before="0"/>
               <w:jc w:val="left"/>
             </w:pPr>
@@ -1692,6 +1731,7 @@
           </w:p>
           <w:p>
             <w:pPr>
+              <w:keepNext w:val="false"/>
               <w:spacing w:after="40" w:before="0"/>
               <w:jc w:val="left"/>
             </w:pPr>
@@ -1711,6 +1751,7 @@
           </w:p>
           <w:p>
             <w:pPr>
+              <w:keepNext w:val="false"/>
               <w:spacing w:after="40" w:before="0"/>
               <w:jc w:val="left"/>
             </w:pPr>
@@ -1730,6 +1771,7 @@
           </w:p>
           <w:p>
             <w:pPr>
+              <w:keepNext w:val="false"/>
               <w:spacing w:after="40" w:before="0"/>
               <w:jc w:val="left"/>
             </w:pPr>
@@ -1749,6 +1791,7 @@
           </w:p>
           <w:p>
             <w:pPr>
+              <w:keepNext w:val="false"/>
               <w:spacing w:after="40" w:before="0"/>
               <w:jc w:val="left"/>
             </w:pPr>
@@ -1768,6 +1811,7 @@
           </w:p>
           <w:p>
             <w:pPr>
+              <w:keepNext w:val="false"/>
               <w:spacing w:after="40" w:before="0"/>
               <w:jc w:val="left"/>
             </w:pPr>
@@ -1787,6 +1831,7 @@
           </w:p>
           <w:p>
             <w:pPr>
+              <w:keepNext w:val="false"/>
               <w:spacing w:after="40" w:before="0"/>
               <w:jc w:val="left"/>
             </w:pPr>
@@ -1806,6 +1851,7 @@
           </w:p>
           <w:p>
             <w:pPr>
+              <w:keepNext w:val="false"/>
               <w:spacing w:after="40" w:before="0"/>
               <w:jc w:val="left"/>
             </w:pPr>
@@ -1825,6 +1871,7 @@
           </w:p>
           <w:p>
             <w:pPr>
+              <w:keepNext w:val="false"/>
               <w:spacing w:after="40" w:before="0"/>
               <w:jc w:val="left"/>
             </w:pPr>
@@ -1844,6 +1891,7 @@
           </w:p>
           <w:p>
             <w:pPr>
+              <w:keepNext w:val="false"/>
               <w:spacing w:after="40" w:before="0"/>
               <w:jc w:val="left"/>
             </w:pPr>
@@ -1863,6 +1911,7 @@
           </w:p>
           <w:p>
             <w:pPr>
+              <w:keepNext w:val="false"/>
               <w:spacing w:after="40" w:before="0"/>
               <w:jc w:val="left"/>
             </w:pPr>
@@ -1882,6 +1931,7 @@
           </w:p>
           <w:p>
             <w:pPr>
+              <w:keepNext w:val="false"/>
               <w:spacing w:after="40" w:before="0"/>
               <w:jc w:val="left"/>
             </w:pPr>
@@ -1901,6 +1951,7 @@
           </w:p>
           <w:p>
             <w:pPr>
+              <w:keepNext w:val="false"/>
               <w:spacing w:after="40" w:before="0"/>
               <w:jc w:val="left"/>
             </w:pPr>
@@ -1935,6 +1986,7 @@
           </w:tcPr>
           <w:p>
             <w:pPr>
+              <w:keepNext w:val="false"/>
               <w:spacing w:after="40" w:before="0"/>
               <w:jc w:val="left"/>
             </w:pPr>
@@ -2166,7 +2218,7 @@
         </w:rPr>
         <w:t xml:space="preserve">© 2026 SeaVuria and ARES. This work is licensed under a </w:t>
       </w:r>
-      <w:hyperlink w:history="1" r:id="rId4h-jh8uhpkovqtfgpcn74">
+      <w:hyperlink w:history="1" r:id="rIdjdnmdy3hbxvezjdpbmy2v">
         <w:r>
           <w:rPr>
             <w:rFonts w:ascii="Arial" w:cs="Arial" w:eastAsia="Arial" w:hAnsi="Arial"/>
@@ -2186,7 +2238,7 @@
         </w:rPr>
         <w:t xml:space="preserve"> (</w:t>
       </w:r>
-      <w:hyperlink w:history="1" r:id="rIdtjtldgqnoc8a_lsy1mcbh">
+      <w:hyperlink w:history="1" r:id="rIdttaayrwiwawsfs8e6rcdl">
         <w:r>
           <w:rPr>
             <w:rFonts w:ascii="Arial" w:cs="Arial" w:eastAsia="Arial" w:hAnsi="Arial"/>
@@ -2206,7 +2258,7 @@
         </w:rPr>
         <w:t xml:space="preserve">). To view a copy of this license, visit </w:t>
       </w:r>
-      <w:hyperlink w:history="1" r:id="rIdctiq6kzcqd0ao8a6d8_ea">
+      <w:hyperlink w:history="1" r:id="rIdxwpk50atk8gc2xsbemqjq">
         <w:r>
           <w:rPr>
             <w:rFonts w:ascii="Arial" w:cs="Arial" w:eastAsia="Arial" w:hAnsi="Arial"/>
@@ -2265,6 +2317,7 @@
           </w:tcPr>
           <w:p>
             <w:pPr>
+              <w:keepNext w:val="false"/>
               <w:spacing w:after="40" w:before="0"/>
               <w:jc w:val="center"/>
             </w:pPr>
@@ -2300,6 +2353,7 @@
           </w:tcPr>
           <w:p>
             <w:pPr>
+              <w:keepNext w:val="false"/>
               <w:spacing w:after="40" w:before="0"/>
               <w:jc w:val="center"/>
             </w:pPr>
@@ -2334,6 +2388,7 @@
           </w:tcPr>
           <w:p>
             <w:pPr>
+              <w:keepNext w:val="false"/>
               <w:spacing w:after="40" w:before="0"/>
               <w:jc w:val="left"/>
             </w:pPr>
@@ -2366,6 +2421,7 @@
           </w:tcPr>
           <w:p>
             <w:pPr>
+              <w:keepNext w:val="false"/>
               <w:spacing w:after="40" w:before="0"/>
               <w:jc w:val="left"/>
             </w:pPr>
@@ -2400,6 +2456,7 @@
           </w:tcPr>
           <w:p>
             <w:pPr>
+              <w:keepNext w:val="false"/>
               <w:spacing w:after="40" w:before="0"/>
               <w:jc w:val="left"/>
             </w:pPr>
@@ -2432,6 +2489,7 @@
           </w:tcPr>
           <w:p>
             <w:pPr>
+              <w:keepNext w:val="false"/>
               <w:spacing w:after="40" w:before="0"/>
               <w:jc w:val="left"/>
             </w:pPr>
@@ -2466,6 +2524,7 @@
           </w:tcPr>
           <w:p>
             <w:pPr>
+              <w:keepNext w:val="false"/>
               <w:spacing w:after="40" w:before="0"/>
               <w:jc w:val="left"/>
             </w:pPr>
@@ -2498,6 +2557,7 @@
           </w:tcPr>
           <w:p>
             <w:pPr>
+              <w:keepNext w:val="false"/>
               <w:spacing w:after="40" w:before="0"/>
               <w:jc w:val="left"/>
             </w:pPr>
@@ -2532,6 +2592,7 @@
           </w:tcPr>
           <w:p>
             <w:pPr>
+              <w:keepNext w:val="false"/>
               <w:spacing w:after="40" w:before="0"/>
               <w:jc w:val="left"/>
             </w:pPr>
@@ -2564,6 +2625,7 @@
           </w:tcPr>
           <w:p>
             <w:pPr>
+              <w:keepNext w:val="false"/>
               <w:spacing w:after="40" w:before="0"/>
               <w:jc w:val="left"/>
             </w:pPr>
@@ -2598,6 +2660,7 @@
           </w:tcPr>
           <w:p>
             <w:pPr>
+              <w:keepNext w:val="false"/>
               <w:spacing w:after="40" w:before="0"/>
               <w:jc w:val="left"/>
             </w:pPr>
@@ -2630,6 +2693,7 @@
           </w:tcPr>
           <w:p>
             <w:pPr>
+              <w:keepNext w:val="false"/>
               <w:spacing w:after="40" w:before="0"/>
               <w:jc w:val="left"/>
             </w:pPr>
@@ -2664,6 +2728,7 @@
           </w:tcPr>
           <w:p>
             <w:pPr>
+              <w:keepNext w:val="false"/>
               <w:spacing w:after="40" w:before="0"/>
               <w:jc w:val="left"/>
             </w:pPr>
@@ -2696,6 +2761,7 @@
           </w:tcPr>
           <w:p>
             <w:pPr>
+              <w:keepNext w:val="false"/>
               <w:spacing w:after="40" w:before="0"/>
               <w:jc w:val="left"/>
             </w:pPr>
@@ -2730,6 +2796,7 @@
           </w:tcPr>
           <w:p>
             <w:pPr>
+              <w:keepNext w:val="false"/>
               <w:spacing w:after="40" w:before="0"/>
               <w:jc w:val="left"/>
             </w:pPr>
@@ -2762,6 +2829,7 @@
           </w:tcPr>
           <w:p>
             <w:pPr>
+              <w:keepNext w:val="false"/>
               <w:spacing w:after="40" w:before="0"/>
               <w:jc w:val="left"/>
             </w:pPr>
@@ -2796,6 +2864,7 @@
           </w:tcPr>
           <w:p>
             <w:pPr>
+              <w:keepNext w:val="false"/>
               <w:spacing w:after="40" w:before="0"/>
               <w:jc w:val="left"/>
             </w:pPr>
@@ -2828,6 +2897,7 @@
           </w:tcPr>
           <w:p>
             <w:pPr>
+              <w:keepNext w:val="false"/>
               <w:spacing w:after="40" w:before="0"/>
               <w:jc w:val="left"/>
             </w:pPr>
@@ -2887,6 +2957,7 @@
           </w:tcPr>
           <w:p>
             <w:pPr>
+              <w:keepNext w:val="false"/>
               <w:spacing w:after="40" w:before="0"/>
               <w:jc w:val="center"/>
             </w:pPr>
@@ -2921,6 +2992,7 @@
           </w:tcPr>
           <w:p>
             <w:pPr>
+              <w:keepNext w:val="false"/>
               <w:spacing w:after="40" w:before="0"/>
               <w:jc w:val="left"/>
             </w:pPr>
@@ -2985,6 +3057,7 @@
           </w:tcPr>
           <w:p>
             <w:pPr>
+              <w:keepNext w:val="false"/>
               <w:spacing w:after="40" w:before="0"/>
               <w:jc w:val="center"/>
             </w:pPr>
@@ -3019,6 +3092,7 @@
           </w:tcPr>
           <w:p>
             <w:pPr>
+              <w:keepNext w:val="false"/>
               <w:spacing w:after="40" w:before="0"/>
               <w:jc w:val="left"/>
             </w:pPr>
@@ -3051,6 +3125,7 @@
           </w:tcPr>
           <w:p>
             <w:pPr>
+              <w:keepNext w:val="false"/>
               <w:spacing w:after="40" w:before="0"/>
               <w:jc w:val="left"/>
             </w:pPr>
@@ -3083,6 +3158,7 @@
           </w:tcPr>
           <w:p>
             <w:pPr>
+              <w:keepNext w:val="false"/>
               <w:spacing w:after="40" w:before="0"/>
               <w:jc w:val="left"/>
             </w:pPr>
@@ -3115,6 +3191,7 @@
           </w:tcPr>
           <w:p>
             <w:pPr>
+              <w:keepNext w:val="false"/>
               <w:spacing w:after="40" w:before="0"/>
               <w:jc w:val="left"/>
             </w:pPr>
@@ -3147,6 +3224,7 @@
           </w:tcPr>
           <w:p>
             <w:pPr>
+              <w:keepNext w:val="false"/>
               <w:spacing w:after="40" w:before="0"/>
               <w:jc w:val="left"/>
             </w:pPr>
@@ -3181,6 +3259,7 @@
           </w:tcPr>
           <w:p>
             <w:pPr>
+              <w:keepNext w:val="false"/>
               <w:spacing w:after="40" w:before="0"/>
               <w:jc w:val="left"/>
             </w:pPr>
@@ -3218,7 +3297,7 @@
             <w:pPr>
               <w:spacing w:after="20" w:before="0"/>
             </w:pPr>
-            <w:hyperlink w:history="1" r:id="rIdgt0ucjva9zoysgvuh31y6">
+            <w:hyperlink w:history="1" r:id="rId-oowpwsnkxcvcftlka0gx">
               <w:r>
                 <w:rPr>
                   <w:rFonts w:ascii="Arial" w:cs="Arial" w:eastAsia="Arial" w:hAnsi="Arial"/>
@@ -3251,7 +3330,7 @@
               <w:spacing w:after="10" w:before="0"/>
               <w:ind w:left="120"/>
             </w:pPr>
-            <w:hyperlink w:history="1" r:id="rIdwrlxf4ta8zxeif8evwyks">
+            <w:hyperlink w:history="1" r:id="rIdwmawn4rozxshlfcbcrb6a">
               <w:r>
                 <w:rPr>
                   <w:rFonts w:ascii="Arial" w:cs="Arial" w:eastAsia="Arial" w:hAnsi="Arial"/>
@@ -3296,7 +3375,7 @@
             <w:pPr>
               <w:spacing w:after="20" w:before="0"/>
             </w:pPr>
-            <w:hyperlink w:history="1" r:id="rIdxt-aqpc8ilawtafckox70">
+            <w:hyperlink w:history="1" r:id="rIdfeqp1avq6ej3xskmon3cg">
               <w:r>
                 <w:rPr>
                   <w:rFonts w:ascii="Arial" w:cs="Arial" w:eastAsia="Arial" w:hAnsi="Arial"/>
@@ -3329,7 +3408,7 @@
               <w:spacing w:after="10" w:before="0"/>
               <w:ind w:left="120"/>
             </w:pPr>
-            <w:hyperlink w:history="1" r:id="rIdqqm0gpv3qeq3lrqrg7j2m">
+            <w:hyperlink w:history="1" r:id="rIdcxoupptcsvxzmkzh-cist">
               <w:r>
                 <w:rPr>
                   <w:rFonts w:ascii="Arial" w:cs="Arial" w:eastAsia="Arial" w:hAnsi="Arial"/>
@@ -3357,6 +3436,7 @@
           </w:tcPr>
           <w:p>
             <w:pPr>
+              <w:keepNext w:val="false"/>
               <w:spacing w:after="40" w:before="0"/>
               <w:jc w:val="left"/>
             </w:pPr>
@@ -3389,6 +3469,7 @@
           </w:tcPr>
           <w:p>
             <w:pPr>
+              <w:keepNext w:val="false"/>
               <w:spacing w:after="40" w:before="0"/>
               <w:jc w:val="left"/>
             </w:pPr>
@@ -3408,6 +3489,7 @@
           </w:p>
           <w:p>
             <w:pPr>
+              <w:keepNext w:val="false"/>
               <w:spacing w:after="40" w:before="0"/>
               <w:jc w:val="left"/>
             </w:pPr>
@@ -3427,6 +3509,7 @@
           </w:p>
           <w:p>
             <w:pPr>
+              <w:keepNext w:val="false"/>
               <w:spacing w:after="40" w:before="0"/>
               <w:jc w:val="left"/>
             </w:pPr>
@@ -3446,6 +3529,7 @@
           </w:p>
           <w:p>
             <w:pPr>
+              <w:keepNext w:val="false"/>
               <w:spacing w:after="40" w:before="0"/>
               <w:jc w:val="left"/>
             </w:pPr>
@@ -3478,6 +3562,7 @@
           </w:tcPr>
           <w:p>
             <w:pPr>
+              <w:keepNext w:val="false"/>
               <w:spacing w:after="40" w:before="0"/>
               <w:jc w:val="left"/>
             </w:pPr>
@@ -3510,6 +3595,7 @@
           </w:tcPr>
           <w:p>
             <w:pPr>
+              <w:keepNext w:val="false"/>
               <w:spacing w:after="40" w:before="0"/>
               <w:jc w:val="left"/>
             </w:pPr>
@@ -3544,6 +3630,7 @@
           </w:tcPr>
           <w:p>
             <w:pPr>
+              <w:keepNext w:val="false"/>
               <w:spacing w:after="40" w:before="0"/>
               <w:jc w:val="left"/>
             </w:pPr>
@@ -3581,7 +3668,7 @@
             <w:pPr>
               <w:spacing w:after="20" w:before="0"/>
             </w:pPr>
-            <w:hyperlink w:history="1" r:id="rIdepgf4_j4g6lcr2bshyjg_">
+            <w:hyperlink w:history="1" r:id="rIdde-ponncgnszanemfdw13">
               <w:r>
                 <w:rPr>
                   <w:rFonts w:ascii="Arial" w:cs="Arial" w:eastAsia="Arial" w:hAnsi="Arial"/>
@@ -3614,7 +3701,7 @@
               <w:spacing w:after="10" w:before="0"/>
               <w:ind w:left="120"/>
             </w:pPr>
-            <w:hyperlink w:history="1" r:id="rIdhyioh5qg14odesdzckg3c">
+            <w:hyperlink w:history="1" r:id="rId5tjocmnkbbce4fmniyhus">
               <w:r>
                 <w:rPr>
                   <w:rFonts w:ascii="Arial" w:cs="Arial" w:eastAsia="Arial" w:hAnsi="Arial"/>
@@ -3659,7 +3746,7 @@
             <w:pPr>
               <w:spacing w:after="20" w:before="0"/>
             </w:pPr>
-            <w:hyperlink w:history="1" r:id="rIdjwpyzc0c0srqnvag-0fdo">
+            <w:hyperlink w:history="1" r:id="rIdwctlhy5wcerwmif8cu-sy">
               <w:r>
                 <w:rPr>
                   <w:rFonts w:ascii="Arial" w:cs="Arial" w:eastAsia="Arial" w:hAnsi="Arial"/>
@@ -3692,7 +3779,7 @@
               <w:spacing w:after="10" w:before="0"/>
               <w:ind w:left="120"/>
             </w:pPr>
-            <w:hyperlink w:history="1" r:id="rIdfslywfnucnhy53ndvkn_v">
+            <w:hyperlink w:history="1" r:id="rIdsppan_3zouum2hzttvkrz">
               <w:r>
                 <w:rPr>
                   <w:rFonts w:ascii="Arial" w:cs="Arial" w:eastAsia="Arial" w:hAnsi="Arial"/>
@@ -3720,6 +3807,7 @@
           </w:tcPr>
           <w:p>
             <w:pPr>
+              <w:keepNext w:val="false"/>
               <w:spacing w:after="40" w:before="0"/>
               <w:jc w:val="left"/>
             </w:pPr>
@@ -3752,6 +3840,7 @@
           </w:tcPr>
           <w:p>
             <w:pPr>
+              <w:keepNext w:val="false"/>
               <w:spacing w:after="40" w:before="0"/>
               <w:jc w:val="left"/>
             </w:pPr>
@@ -3771,6 +3860,7 @@
           </w:p>
           <w:p>
             <w:pPr>
+              <w:keepNext w:val="false"/>
               <w:spacing w:after="40" w:before="0"/>
               <w:jc w:val="left"/>
             </w:pPr>
@@ -3790,6 +3880,7 @@
           </w:p>
           <w:p>
             <w:pPr>
+              <w:keepNext w:val="false"/>
               <w:spacing w:after="40" w:before="0"/>
               <w:jc w:val="left"/>
             </w:pPr>
@@ -3809,6 +3900,7 @@
           </w:p>
           <w:p>
             <w:pPr>
+              <w:keepNext w:val="false"/>
               <w:spacing w:after="40" w:before="0"/>
               <w:jc w:val="left"/>
             </w:pPr>
@@ -3828,6 +3920,7 @@
           </w:p>
           <w:p>
             <w:pPr>
+              <w:keepNext w:val="false"/>
               <w:spacing w:after="40" w:before="0"/>
               <w:jc w:val="left"/>
             </w:pPr>
@@ -3860,6 +3953,7 @@
           </w:tcPr>
           <w:p>
             <w:pPr>
+              <w:keepNext w:val="false"/>
               <w:spacing w:after="40" w:before="0"/>
               <w:jc w:val="left"/>
             </w:pPr>
@@ -3892,6 +3986,7 @@
           </w:tcPr>
           <w:p>
             <w:pPr>
+              <w:keepNext w:val="false"/>
               <w:spacing w:after="40" w:before="0"/>
               <w:jc w:val="left"/>
             </w:pPr>
@@ -3926,6 +4021,7 @@
           </w:tcPr>
           <w:p>
             <w:pPr>
+              <w:keepNext w:val="false"/>
               <w:spacing w:after="40" w:before="0"/>
               <w:jc w:val="left"/>
             </w:pPr>
@@ -3963,7 +4059,7 @@
             <w:pPr>
               <w:spacing w:after="20" w:before="0"/>
             </w:pPr>
-            <w:hyperlink w:history="1" r:id="rIdiya29xrxhzebkoh9e0ncl">
+            <w:hyperlink w:history="1" r:id="rIdzhej_pfbp5uoy7xt9ifwz">
               <w:r>
                 <w:rPr>
                   <w:rFonts w:ascii="Arial" w:cs="Arial" w:eastAsia="Arial" w:hAnsi="Arial"/>
@@ -3996,7 +4092,7 @@
               <w:spacing w:after="10" w:before="0"/>
               <w:ind w:left="120"/>
             </w:pPr>
-            <w:hyperlink w:history="1" r:id="rIdg17i_dp0fnfavh3charbq">
+            <w:hyperlink w:history="1" r:id="rIdia-zv9irhqu8bd-gccfqa">
               <w:r>
                 <w:rPr>
                   <w:rFonts w:ascii="Arial" w:cs="Arial" w:eastAsia="Arial" w:hAnsi="Arial"/>
@@ -4041,7 +4137,7 @@
             <w:pPr>
               <w:spacing w:after="20" w:before="0"/>
             </w:pPr>
-            <w:hyperlink w:history="1" r:id="rIdwvebhzjjgzxpfpu5qz11k">
+            <w:hyperlink w:history="1" r:id="rIdn0n2exyrkfn1_mmgz355m">
               <w:r>
                 <w:rPr>
                   <w:rFonts w:ascii="Arial" w:cs="Arial" w:eastAsia="Arial" w:hAnsi="Arial"/>
@@ -4090,7 +4186,7 @@
               <w:spacing w:after="10" w:before="0"/>
               <w:ind w:left="120"/>
             </w:pPr>
-            <w:hyperlink w:history="1" r:id="rIdc3db316xcalehnf0zf3oh">
+            <w:hyperlink w:history="1" r:id="rIdyybq_zdasvueddcgsexfm">
               <w:r>
                 <w:rPr>
                   <w:rFonts w:ascii="Arial" w:cs="Arial" w:eastAsia="Arial" w:hAnsi="Arial"/>
@@ -4118,6 +4214,7 @@
           </w:tcPr>
           <w:p>
             <w:pPr>
+              <w:keepNext w:val="false"/>
               <w:spacing w:after="40" w:before="0"/>
               <w:jc w:val="left"/>
             </w:pPr>
@@ -4150,6 +4247,7 @@
           </w:tcPr>
           <w:p>
             <w:pPr>
+              <w:keepNext w:val="false"/>
               <w:spacing w:after="40" w:before="0"/>
               <w:jc w:val="left"/>
             </w:pPr>
@@ -4169,6 +4267,7 @@
           </w:p>
           <w:p>
             <w:pPr>
+              <w:keepNext w:val="false"/>
               <w:spacing w:after="40" w:before="0"/>
               <w:jc w:val="left"/>
             </w:pPr>
@@ -4188,6 +4287,7 @@
           </w:p>
           <w:p>
             <w:pPr>
+              <w:keepNext w:val="false"/>
               <w:spacing w:after="40" w:before="0"/>
               <w:jc w:val="left"/>
             </w:pPr>
@@ -4207,6 +4307,7 @@
           </w:p>
           <w:p>
             <w:pPr>
+              <w:keepNext w:val="false"/>
               <w:spacing w:after="40" w:before="0"/>
               <w:jc w:val="left"/>
             </w:pPr>
@@ -4226,6 +4327,7 @@
           </w:p>
           <w:p>
             <w:pPr>
+              <w:keepNext w:val="false"/>
               <w:spacing w:after="40" w:before="0"/>
               <w:jc w:val="left"/>
             </w:pPr>
@@ -4245,6 +4347,7 @@
           </w:p>
           <w:p>
             <w:pPr>
+              <w:keepNext w:val="false"/>
               <w:spacing w:after="40" w:before="0"/>
               <w:jc w:val="left"/>
             </w:pPr>
@@ -4277,6 +4380,7 @@
           </w:tcPr>
           <w:p>
             <w:pPr>
+              <w:keepNext w:val="false"/>
               <w:spacing w:after="40" w:before="0"/>
               <w:jc w:val="left"/>
             </w:pPr>
@@ -4309,6 +4413,7 @@
           </w:tcPr>
           <w:p>
             <w:pPr>
+              <w:keepNext w:val="false"/>
               <w:spacing w:after="40" w:before="0"/>
               <w:jc w:val="left"/>
             </w:pPr>
@@ -4343,6 +4448,7 @@
           </w:tcPr>
           <w:p>
             <w:pPr>
+              <w:keepNext w:val="false"/>
               <w:spacing w:after="40" w:before="0"/>
               <w:jc w:val="left"/>
             </w:pPr>
@@ -4380,7 +4486,7 @@
             <w:pPr>
               <w:spacing w:after="20" w:before="0"/>
             </w:pPr>
-            <w:hyperlink w:history="1" r:id="rIddrefzncgbcplvvb7f7m7t">
+            <w:hyperlink w:history="1" r:id="rIdrjnnoomzhz_yr1btxkmi-">
               <w:r>
                 <w:rPr>
                   <w:rFonts w:ascii="Arial" w:cs="Arial" w:eastAsia="Arial" w:hAnsi="Arial"/>
@@ -4413,7 +4519,7 @@
               <w:spacing w:after="10" w:before="0"/>
               <w:ind w:left="120"/>
             </w:pPr>
-            <w:hyperlink w:history="1" r:id="rIddblsawqvzek_fvyeytlv-">
+            <w:hyperlink w:history="1" r:id="rId2lasyhartbhbfqhlgjcso">
               <w:r>
                 <w:rPr>
                   <w:rFonts w:ascii="Arial" w:cs="Arial" w:eastAsia="Arial" w:hAnsi="Arial"/>
@@ -4458,7 +4564,7 @@
             <w:pPr>
               <w:spacing w:after="20" w:before="0"/>
             </w:pPr>
-            <w:hyperlink w:history="1" r:id="rIdejujaoeaeqolmknjvtvyg">
+            <w:hyperlink w:history="1" r:id="rId8-lnyreiq60dgkrmvhy0_">
               <w:r>
                 <w:rPr>
                   <w:rFonts w:ascii="Arial" w:cs="Arial" w:eastAsia="Arial" w:hAnsi="Arial"/>
@@ -4507,7 +4613,7 @@
               <w:spacing w:after="10" w:before="0"/>
               <w:ind w:left="120"/>
             </w:pPr>
-            <w:hyperlink w:history="1" r:id="rIdk0iaemmfzbrs76c19vhey">
+            <w:hyperlink w:history="1" r:id="rIdv1hdssq6oc1e0su0zbgsc">
               <w:r>
                 <w:rPr>
                   <w:rFonts w:ascii="Arial" w:cs="Arial" w:eastAsia="Arial" w:hAnsi="Arial"/>
@@ -4535,6 +4641,7 @@
           </w:tcPr>
           <w:p>
             <w:pPr>
+              <w:keepNext w:val="false"/>
               <w:spacing w:after="40" w:before="0"/>
               <w:jc w:val="left"/>
             </w:pPr>
@@ -4567,6 +4674,7 @@
           </w:tcPr>
           <w:p>
             <w:pPr>
+              <w:keepNext w:val="false"/>
               <w:spacing w:after="40" w:before="0"/>
               <w:jc w:val="left"/>
             </w:pPr>
@@ -4586,6 +4694,7 @@
           </w:p>
           <w:p>
             <w:pPr>
+              <w:keepNext w:val="false"/>
               <w:spacing w:after="40" w:before="0"/>
               <w:jc w:val="left"/>
             </w:pPr>
@@ -4605,6 +4714,7 @@
           </w:p>
           <w:p>
             <w:pPr>
+              <w:keepNext w:val="false"/>
               <w:spacing w:after="40" w:before="0"/>
               <w:jc w:val="left"/>
             </w:pPr>
@@ -4624,6 +4734,7 @@
           </w:p>
           <w:p>
             <w:pPr>
+              <w:keepNext w:val="false"/>
               <w:spacing w:after="40" w:before="0"/>
               <w:jc w:val="left"/>
             </w:pPr>
@@ -4643,6 +4754,7 @@
           </w:p>
           <w:p>
             <w:pPr>
+              <w:keepNext w:val="false"/>
               <w:spacing w:after="40" w:before="0"/>
               <w:jc w:val="left"/>
             </w:pPr>
@@ -4675,6 +4787,7 @@
           </w:tcPr>
           <w:p>
             <w:pPr>
+              <w:keepNext w:val="false"/>
               <w:spacing w:after="40" w:before="0"/>
               <w:jc w:val="left"/>
             </w:pPr>
@@ -4707,6 +4820,7 @@
           </w:tcPr>
           <w:p>
             <w:pPr>
+              <w:keepNext w:val="false"/>
               <w:spacing w:after="40" w:before="0"/>
               <w:jc w:val="left"/>
             </w:pPr>
@@ -4741,6 +4855,7 @@
           </w:tcPr>
           <w:p>
             <w:pPr>
+              <w:keepNext w:val="false"/>
               <w:spacing w:after="40" w:before="0"/>
               <w:jc w:val="left"/>
             </w:pPr>
@@ -4778,7 +4893,7 @@
             <w:pPr>
               <w:spacing w:after="20" w:before="0"/>
             </w:pPr>
-            <w:hyperlink w:history="1" r:id="rIdc70nehyhmqrhjppv4o3rn">
+            <w:hyperlink w:history="1" r:id="rId7b-sf0b876f2ry-dt84nv">
               <w:r>
                 <w:rPr>
                   <w:rFonts w:ascii="Arial" w:cs="Arial" w:eastAsia="Arial" w:hAnsi="Arial"/>
@@ -4811,7 +4926,7 @@
               <w:spacing w:after="10" w:before="0"/>
               <w:ind w:left="120"/>
             </w:pPr>
-            <w:hyperlink w:history="1" r:id="rIdw_-gdxeqh_av9pk3ccsso">
+            <w:hyperlink w:history="1" r:id="rIdos8xrihxxq0esntuvfmoy">
               <w:r>
                 <w:rPr>
                   <w:rFonts w:ascii="Arial" w:cs="Arial" w:eastAsia="Arial" w:hAnsi="Arial"/>
@@ -4856,7 +4971,7 @@
             <w:pPr>
               <w:spacing w:after="20" w:before="0"/>
             </w:pPr>
-            <w:hyperlink w:history="1" r:id="rIdtvi47hrxzxtuuu19mgqny">
+            <w:hyperlink w:history="1" r:id="rId8ah5n9dx8u4j3njqjdd0z">
               <w:r>
                 <w:rPr>
                   <w:rFonts w:ascii="Arial" w:cs="Arial" w:eastAsia="Arial" w:hAnsi="Arial"/>
@@ -4905,7 +5020,7 @@
               <w:spacing w:after="10" w:before="0"/>
               <w:ind w:left="120"/>
             </w:pPr>
-            <w:hyperlink w:history="1" r:id="rIdcfsaqzd5xjyvtzohu0j4r">
+            <w:hyperlink w:history="1" r:id="rIdy9pvq7zf1vck6hvr1rzrn">
               <w:r>
                 <w:rPr>
                   <w:rFonts w:ascii="Arial" w:cs="Arial" w:eastAsia="Arial" w:hAnsi="Arial"/>
@@ -4933,6 +5048,7 @@
           </w:tcPr>
           <w:p>
             <w:pPr>
+              <w:keepNext w:val="false"/>
               <w:spacing w:after="40" w:before="0"/>
               <w:jc w:val="left"/>
             </w:pPr>
@@ -4965,6 +5081,7 @@
           </w:tcPr>
           <w:p>
             <w:pPr>
+              <w:keepNext w:val="false"/>
               <w:spacing w:after="40" w:before="0"/>
               <w:jc w:val="left"/>
             </w:pPr>
@@ -4984,6 +5101,7 @@
           </w:p>
           <w:p>
             <w:pPr>
+              <w:keepNext w:val="false"/>
               <w:spacing w:after="40" w:before="0"/>
               <w:jc w:val="left"/>
             </w:pPr>
@@ -5003,6 +5121,7 @@
           </w:p>
           <w:p>
             <w:pPr>
+              <w:keepNext w:val="false"/>
               <w:spacing w:after="40" w:before="0"/>
               <w:jc w:val="left"/>
             </w:pPr>
@@ -5022,6 +5141,7 @@
           </w:p>
           <w:p>
             <w:pPr>
+              <w:keepNext w:val="false"/>
               <w:spacing w:after="40" w:before="0"/>
               <w:jc w:val="left"/>
             </w:pPr>
@@ -5041,6 +5161,7 @@
           </w:p>
           <w:p>
             <w:pPr>
+              <w:keepNext w:val="false"/>
               <w:spacing w:after="40" w:before="0"/>
               <w:jc w:val="left"/>
             </w:pPr>
@@ -5073,6 +5194,7 @@
           </w:tcPr>
           <w:p>
             <w:pPr>
+              <w:keepNext w:val="false"/>
               <w:spacing w:after="40" w:before="0"/>
               <w:jc w:val="left"/>
             </w:pPr>
@@ -5105,6 +5227,7 @@
           </w:tcPr>
           <w:p>
             <w:pPr>
+              <w:keepNext w:val="false"/>
               <w:spacing w:after="40" w:before="0"/>
               <w:jc w:val="left"/>
             </w:pPr>
@@ -5164,6 +5287,7 @@
           </w:tcPr>
           <w:p>
             <w:pPr>
+              <w:keepNext w:val="false"/>
               <w:spacing w:after="40" w:before="0"/>
               <w:jc w:val="center"/>
             </w:pPr>
@@ -5198,6 +5322,7 @@
           </w:tcPr>
           <w:p>
             <w:pPr>
+              <w:keepNext w:val="false"/>
               <w:spacing w:after="40" w:before="0"/>
               <w:jc w:val="left"/>
             </w:pPr>
@@ -5259,6 +5384,7 @@
           </w:tcPr>
           <w:p>
             <w:pPr>
+              <w:keepNext w:val="false"/>
               <w:spacing w:after="40" w:before="0"/>
               <w:jc w:val="center"/>
             </w:pPr>
@@ -5293,6 +5419,7 @@
           </w:tcPr>
           <w:p>
             <w:pPr>
+              <w:keepNext w:val="false"/>
               <w:spacing w:after="40" w:before="0"/>
               <w:jc w:val="left"/>
             </w:pPr>
@@ -5325,6 +5452,7 @@
           </w:tcPr>
           <w:p>
             <w:pPr>
+              <w:keepNext w:val="false"/>
               <w:spacing w:after="40" w:before="0"/>
               <w:jc w:val="left"/>
             </w:pPr>
@@ -5359,6 +5487,7 @@
           </w:tcPr>
           <w:p>
             <w:pPr>
+              <w:keepNext w:val="false"/>
               <w:spacing w:after="40" w:before="0"/>
               <w:jc w:val="left"/>
             </w:pPr>
@@ -5391,6 +5520,7 @@
           </w:tcPr>
           <w:p>
             <w:pPr>
+              <w:keepNext w:val="false"/>
               <w:spacing w:after="40" w:before="0"/>
               <w:jc w:val="left"/>
             </w:pPr>
@@ -5425,6 +5555,7 @@
           </w:tcPr>
           <w:p>
             <w:pPr>
+              <w:keepNext w:val="false"/>
               <w:spacing w:after="40" w:before="0"/>
               <w:jc w:val="left"/>
             </w:pPr>
@@ -5457,6 +5588,7 @@
           </w:tcPr>
           <w:p>
             <w:pPr>
+              <w:keepNext w:val="false"/>
               <w:spacing w:after="40" w:before="0"/>
               <w:jc w:val="left"/>
             </w:pPr>
@@ -5493,7 +5625,7 @@
         </w:rPr>
         <w:t xml:space="preserve">© 2026 SeaVuria and ARES. Aligned with KICD objectives. Developed by SeaVuria; technical implementation by ARES (with AI assistance from Claude). Licensed under </w:t>
       </w:r>
-      <w:hyperlink w:history="1" r:id="rIdcpevgso7s4pumj0pinr2-">
+      <w:hyperlink w:history="1" r:id="rIdwlj40iozmftxnt4e-y2ub">
         <w:r>
           <w:rPr>
             <w:rFonts w:ascii="Arial" w:cs="Arial" w:eastAsia="Arial" w:hAnsi="Arial"/>
@@ -5514,7 +5646,7 @@
         </w:rPr>
         <w:t xml:space="preserve"> (</w:t>
       </w:r>
-      <w:hyperlink w:history="1" r:id="rIdoomr6uzq5ouf-9sv77ho0">
+      <w:hyperlink w:history="1" r:id="rIdvwkyjru_jlcbkd1qbjmb4">
         <w:r>
           <w:rPr>
             <w:rFonts w:ascii="Arial" w:cs="Arial" w:eastAsia="Arial" w:hAnsi="Arial"/>
@@ -5574,6 +5706,7 @@
           </w:tcPr>
           <w:p>
             <w:pPr>
+              <w:keepNext w:val="false"/>
               <w:spacing w:after="40" w:before="0"/>
               <w:jc w:val="center"/>
             </w:pPr>
@@ -5609,6 +5742,7 @@
           </w:tcPr>
           <w:p>
             <w:pPr>
+              <w:keepNext w:val="false"/>
               <w:spacing w:after="40" w:before="0"/>
               <w:jc w:val="center"/>
             </w:pPr>
@@ -5643,6 +5777,7 @@
           </w:tcPr>
           <w:p>
             <w:pPr>
+              <w:keepNext w:val="false"/>
               <w:spacing w:after="40" w:before="0"/>
               <w:jc w:val="left"/>
             </w:pPr>
@@ -5675,6 +5810,7 @@
           </w:tcPr>
           <w:p>
             <w:pPr>
+              <w:keepNext w:val="false"/>
               <w:spacing w:after="40" w:before="0"/>
               <w:jc w:val="left"/>
             </w:pPr>
@@ -5709,6 +5845,7 @@
           </w:tcPr>
           <w:p>
             <w:pPr>
+              <w:keepNext w:val="false"/>
               <w:spacing w:after="40" w:before="0"/>
               <w:jc w:val="left"/>
             </w:pPr>
@@ -5741,6 +5878,7 @@
           </w:tcPr>
           <w:p>
             <w:pPr>
+              <w:keepNext w:val="false"/>
               <w:spacing w:after="40" w:before="0"/>
               <w:jc w:val="left"/>
             </w:pPr>
@@ -5775,6 +5913,7 @@
           </w:tcPr>
           <w:p>
             <w:pPr>
+              <w:keepNext w:val="false"/>
               <w:spacing w:after="40" w:before="0"/>
               <w:jc w:val="left"/>
             </w:pPr>
@@ -5807,6 +5946,7 @@
           </w:tcPr>
           <w:p>
             <w:pPr>
+              <w:keepNext w:val="false"/>
               <w:spacing w:after="40" w:before="0"/>
               <w:jc w:val="left"/>
             </w:pPr>
@@ -5841,6 +5981,7 @@
           </w:tcPr>
           <w:p>
             <w:pPr>
+              <w:keepNext w:val="false"/>
               <w:spacing w:after="40" w:before="0"/>
               <w:jc w:val="left"/>
             </w:pPr>
@@ -5873,6 +6014,7 @@
           </w:tcPr>
           <w:p>
             <w:pPr>
+              <w:keepNext w:val="false"/>
               <w:spacing w:after="40" w:before="0"/>
               <w:jc w:val="left"/>
             </w:pPr>
@@ -5907,6 +6049,7 @@
           </w:tcPr>
           <w:p>
             <w:pPr>
+              <w:keepNext w:val="false"/>
               <w:spacing w:after="40" w:before="0"/>
               <w:jc w:val="left"/>
             </w:pPr>
@@ -5939,6 +6082,7 @@
           </w:tcPr>
           <w:p>
             <w:pPr>
+              <w:keepNext w:val="false"/>
               <w:spacing w:after="40" w:before="0"/>
               <w:jc w:val="left"/>
             </w:pPr>
@@ -5973,6 +6117,7 @@
           </w:tcPr>
           <w:p>
             <w:pPr>
+              <w:keepNext w:val="false"/>
               <w:spacing w:after="40" w:before="0"/>
               <w:jc w:val="left"/>
             </w:pPr>
@@ -6005,6 +6150,7 @@
           </w:tcPr>
           <w:p>
             <w:pPr>
+              <w:keepNext w:val="false"/>
               <w:spacing w:after="40" w:before="0"/>
               <w:jc w:val="left"/>
             </w:pPr>
@@ -6039,6 +6185,7 @@
           </w:tcPr>
           <w:p>
             <w:pPr>
+              <w:keepNext w:val="false"/>
               <w:spacing w:after="40" w:before="0"/>
               <w:jc w:val="left"/>
             </w:pPr>
@@ -6071,6 +6218,7 @@
           </w:tcPr>
           <w:p>
             <w:pPr>
+              <w:keepNext w:val="false"/>
               <w:spacing w:after="40" w:before="0"/>
               <w:jc w:val="left"/>
             </w:pPr>
@@ -6105,6 +6253,7 @@
           </w:tcPr>
           <w:p>
             <w:pPr>
+              <w:keepNext w:val="false"/>
               <w:spacing w:after="40" w:before="0"/>
               <w:jc w:val="left"/>
             </w:pPr>
@@ -6137,6 +6286,7 @@
           </w:tcPr>
           <w:p>
             <w:pPr>
+              <w:keepNext w:val="false"/>
               <w:spacing w:after="40" w:before="0"/>
               <w:jc w:val="left"/>
             </w:pPr>
@@ -6196,6 +6346,7 @@
           </w:tcPr>
           <w:p>
             <w:pPr>
+              <w:keepNext w:val="false"/>
               <w:spacing w:after="40" w:before="0"/>
               <w:jc w:val="center"/>
             </w:pPr>
@@ -6230,6 +6381,7 @@
           </w:tcPr>
           <w:p>
             <w:pPr>
+              <w:keepNext w:val="false"/>
               <w:spacing w:after="40" w:before="0"/>
               <w:jc w:val="left"/>
             </w:pPr>
@@ -6294,6 +6446,7 @@
           </w:tcPr>
           <w:p>
             <w:pPr>
+              <w:keepNext w:val="false"/>
               <w:spacing w:after="40" w:before="0"/>
               <w:jc w:val="center"/>
             </w:pPr>
@@ -6328,6 +6481,7 @@
           </w:tcPr>
           <w:p>
             <w:pPr>
+              <w:keepNext w:val="false"/>
               <w:spacing w:after="40" w:before="0"/>
               <w:jc w:val="left"/>
             </w:pPr>
@@ -6360,6 +6514,7 @@
           </w:tcPr>
           <w:p>
             <w:pPr>
+              <w:keepNext w:val="false"/>
               <w:spacing w:after="40" w:before="0"/>
               <w:jc w:val="left"/>
             </w:pPr>
@@ -6392,6 +6547,7 @@
           </w:tcPr>
           <w:p>
             <w:pPr>
+              <w:keepNext w:val="false"/>
               <w:spacing w:after="40" w:before="0"/>
               <w:jc w:val="left"/>
             </w:pPr>
@@ -6424,6 +6580,7 @@
           </w:tcPr>
           <w:p>
             <w:pPr>
+              <w:keepNext w:val="false"/>
               <w:spacing w:after="40" w:before="0"/>
               <w:jc w:val="left"/>
             </w:pPr>
@@ -6456,6 +6613,7 @@
           </w:tcPr>
           <w:p>
             <w:pPr>
+              <w:keepNext w:val="false"/>
               <w:spacing w:after="40" w:before="0"/>
               <w:jc w:val="left"/>
             </w:pPr>
@@ -6490,6 +6648,7 @@
           </w:tcPr>
           <w:p>
             <w:pPr>
+              <w:keepNext w:val="false"/>
               <w:spacing w:after="40" w:before="0"/>
               <w:jc w:val="left"/>
             </w:pPr>
@@ -6527,7 +6686,7 @@
             <w:pPr>
               <w:spacing w:after="20" w:before="0"/>
             </w:pPr>
-            <w:hyperlink w:history="1" r:id="rIdjkxhqms8viyeft2ic0a4p">
+            <w:hyperlink w:history="1" r:id="rIduc4yycjxurl1paq_mchcu">
               <w:r>
                 <w:rPr>
                   <w:rFonts w:ascii="Arial" w:cs="Arial" w:eastAsia="Arial" w:hAnsi="Arial"/>
@@ -6560,7 +6719,7 @@
               <w:spacing w:after="10" w:before="0"/>
               <w:ind w:left="120"/>
             </w:pPr>
-            <w:hyperlink w:history="1" r:id="rIdqhox49jff84vbwryptubc">
+            <w:hyperlink w:history="1" r:id="rIdbtdndm1sqwpfo3wjmwlvf">
               <w:r>
                 <w:rPr>
                   <w:rFonts w:ascii="Arial" w:cs="Arial" w:eastAsia="Arial" w:hAnsi="Arial"/>
@@ -6605,7 +6764,7 @@
             <w:pPr>
               <w:spacing w:after="20" w:before="0"/>
             </w:pPr>
-            <w:hyperlink w:history="1" r:id="rIdkdjmbryodeqirxlfgq6va">
+            <w:hyperlink w:history="1" r:id="rIdwi8xelfcbskxfq4ipepqg">
               <w:r>
                 <w:rPr>
                   <w:rFonts w:ascii="Arial" w:cs="Arial" w:eastAsia="Arial" w:hAnsi="Arial"/>
@@ -6638,7 +6797,7 @@
               <w:spacing w:after="10" w:before="0"/>
               <w:ind w:left="120"/>
             </w:pPr>
-            <w:hyperlink w:history="1" r:id="rId3oqqvb_0jbjrfzzy0bevy">
+            <w:hyperlink w:history="1" r:id="rIdmicf4gtgobdnvic3cyluk">
               <w:r>
                 <w:rPr>
                   <w:rFonts w:ascii="Arial" w:cs="Arial" w:eastAsia="Arial" w:hAnsi="Arial"/>
@@ -6666,6 +6825,7 @@
           </w:tcPr>
           <w:p>
             <w:pPr>
+              <w:keepNext w:val="false"/>
               <w:spacing w:after="40" w:before="0"/>
               <w:jc w:val="left"/>
             </w:pPr>
@@ -6765,6 +6925,7 @@
           </w:p>
           <w:p>
             <w:pPr>
+              <w:keepNext w:val="false"/>
               <w:spacing w:after="40" w:before="0"/>
               <w:jc w:val="left"/>
             </w:pPr>
@@ -6784,6 +6945,7 @@
           </w:p>
           <w:p>
             <w:pPr>
+              <w:keepNext w:val="false"/>
               <w:spacing w:after="40" w:before="0"/>
               <w:jc w:val="left"/>
             </w:pPr>
@@ -6803,6 +6965,7 @@
           </w:p>
           <w:p>
             <w:pPr>
+              <w:keepNext w:val="false"/>
               <w:spacing w:after="40" w:before="0"/>
               <w:jc w:val="left"/>
             </w:pPr>
@@ -6822,6 +6985,7 @@
           </w:p>
           <w:p>
             <w:pPr>
+              <w:keepNext w:val="false"/>
               <w:spacing w:after="40" w:before="0"/>
               <w:jc w:val="left"/>
             </w:pPr>
@@ -6841,6 +7005,7 @@
           </w:p>
           <w:p>
             <w:pPr>
+              <w:keepNext w:val="false"/>
               <w:spacing w:after="40" w:before="0"/>
               <w:jc w:val="left"/>
             </w:pPr>
@@ -6860,6 +7025,7 @@
           </w:p>
           <w:p>
             <w:pPr>
+              <w:keepNext w:val="false"/>
               <w:spacing w:after="40" w:before="0"/>
               <w:jc w:val="left"/>
             </w:pPr>
@@ -6892,6 +7058,7 @@
           </w:tcPr>
           <w:p>
             <w:pPr>
+              <w:keepNext w:val="false"/>
               <w:spacing w:after="40" w:before="0"/>
               <w:jc w:val="left"/>
             </w:pPr>
@@ -6911,6 +7078,7 @@
           </w:p>
           <w:p>
             <w:pPr>
+              <w:keepNext w:val="false"/>
               <w:spacing w:after="40" w:before="0"/>
               <w:jc w:val="left"/>
             </w:pPr>
@@ -6930,6 +7098,7 @@
           </w:p>
           <w:p>
             <w:pPr>
+              <w:keepNext w:val="false"/>
               <w:spacing w:after="40" w:before="0"/>
               <w:jc w:val="left"/>
             </w:pPr>
@@ -6949,6 +7118,7 @@
           </w:p>
           <w:p>
             <w:pPr>
+              <w:keepNext w:val="false"/>
               <w:spacing w:after="40" w:before="0"/>
               <w:jc w:val="left"/>
             </w:pPr>
@@ -6968,6 +7138,7 @@
           </w:p>
           <w:p>
             <w:pPr>
+              <w:keepNext w:val="false"/>
               <w:spacing w:after="40" w:before="0"/>
               <w:jc w:val="left"/>
             </w:pPr>
@@ -6987,6 +7158,7 @@
           </w:p>
           <w:p>
             <w:pPr>
+              <w:keepNext w:val="false"/>
               <w:spacing w:after="40" w:before="0"/>
               <w:jc w:val="left"/>
             </w:pPr>
@@ -7019,6 +7191,7 @@
           </w:tcPr>
           <w:p>
             <w:pPr>
+              <w:keepNext w:val="false"/>
               <w:spacing w:after="40" w:before="0"/>
               <w:jc w:val="left"/>
             </w:pPr>
@@ -7051,6 +7224,7 @@
           </w:tcPr>
           <w:p>
             <w:pPr>
+              <w:keepNext w:val="false"/>
               <w:spacing w:after="40" w:before="0"/>
               <w:jc w:val="left"/>
             </w:pPr>
@@ -7085,6 +7259,7 @@
           </w:tcPr>
           <w:p>
             <w:pPr>
+              <w:keepNext w:val="false"/>
               <w:spacing w:after="40" w:before="0"/>
               <w:jc w:val="left"/>
             </w:pPr>
@@ -7122,7 +7297,7 @@
             <w:pPr>
               <w:spacing w:after="20" w:before="0"/>
             </w:pPr>
-            <w:hyperlink w:history="1" r:id="rIdpxue_jj_6ozdqtftpbndd">
+            <w:hyperlink w:history="1" r:id="rIdpxagtxatwcfslx83kewry">
               <w:r>
                 <w:rPr>
                   <w:rFonts w:ascii="Arial" w:cs="Arial" w:eastAsia="Arial" w:hAnsi="Arial"/>
@@ -7155,7 +7330,7 @@
               <w:spacing w:after="10" w:before="0"/>
               <w:ind w:left="120"/>
             </w:pPr>
-            <w:hyperlink w:history="1" r:id="rId5lr1kfbm8kp40h1xa_zcx">
+            <w:hyperlink w:history="1" r:id="rIdkirm6sgvcpb7-9cgg73uz">
               <w:r>
                 <w:rPr>
                   <w:rFonts w:ascii="Arial" w:cs="Arial" w:eastAsia="Arial" w:hAnsi="Arial"/>
@@ -7200,7 +7375,7 @@
             <w:pPr>
               <w:spacing w:after="20" w:before="0"/>
             </w:pPr>
-            <w:hyperlink w:history="1" r:id="rId1ge0qqv6w072fnrfjaryo">
+            <w:hyperlink w:history="1" r:id="rIdlijpz53j_mhucm93gi-uq">
               <w:r>
                 <w:rPr>
                   <w:rFonts w:ascii="Arial" w:cs="Arial" w:eastAsia="Arial" w:hAnsi="Arial"/>
@@ -7233,7 +7408,7 @@
               <w:spacing w:after="10" w:before="0"/>
               <w:ind w:left="120"/>
             </w:pPr>
-            <w:hyperlink w:history="1" r:id="rIdlws6arxhfvxuiakc2yd5n">
+            <w:hyperlink w:history="1" r:id="rId2-jsom8qm0or13srbsyru">
               <w:r>
                 <w:rPr>
                   <w:rFonts w:ascii="Arial" w:cs="Arial" w:eastAsia="Arial" w:hAnsi="Arial"/>
@@ -7261,6 +7436,7 @@
           </w:tcPr>
           <w:p>
             <w:pPr>
+              <w:keepNext w:val="false"/>
               <w:spacing w:after="40" w:before="0"/>
               <w:jc w:val="left"/>
             </w:pPr>
@@ -7400,6 +7576,7 @@
           </w:p>
           <w:p>
             <w:pPr>
+              <w:keepNext w:val="false"/>
               <w:spacing w:after="40" w:before="0"/>
               <w:jc w:val="left"/>
             </w:pPr>
@@ -7419,6 +7596,7 @@
           </w:p>
           <w:p>
             <w:pPr>
+              <w:keepNext w:val="false"/>
               <w:spacing w:after="40" w:before="0"/>
               <w:jc w:val="left"/>
             </w:pPr>
@@ -7438,6 +7616,7 @@
           </w:p>
           <w:p>
             <w:pPr>
+              <w:keepNext w:val="false"/>
               <w:spacing w:after="40" w:before="0"/>
               <w:jc w:val="left"/>
             </w:pPr>
@@ -7457,6 +7636,7 @@
           </w:p>
           <w:p>
             <w:pPr>
+              <w:keepNext w:val="false"/>
               <w:spacing w:after="40" w:before="0"/>
               <w:jc w:val="left"/>
             </w:pPr>
@@ -7476,6 +7656,7 @@
           </w:p>
           <w:p>
             <w:pPr>
+              <w:keepNext w:val="false"/>
               <w:spacing w:after="40" w:before="0"/>
               <w:jc w:val="left"/>
             </w:pPr>
@@ -7495,6 +7676,7 @@
           </w:p>
           <w:p>
             <w:pPr>
+              <w:keepNext w:val="false"/>
               <w:spacing w:after="40" w:before="0"/>
               <w:jc w:val="left"/>
             </w:pPr>
@@ -7514,6 +7696,7 @@
           </w:p>
           <w:p>
             <w:pPr>
+              <w:keepNext w:val="false"/>
               <w:spacing w:after="40" w:before="0"/>
               <w:jc w:val="left"/>
             </w:pPr>
@@ -7533,6 +7716,7 @@
           </w:p>
           <w:p>
             <w:pPr>
+              <w:keepNext w:val="false"/>
               <w:spacing w:after="40" w:before="0"/>
               <w:jc w:val="left"/>
             </w:pPr>
@@ -7565,6 +7749,7 @@
           </w:tcPr>
           <w:p>
             <w:pPr>
+              <w:keepNext w:val="false"/>
               <w:spacing w:after="40" w:before="0"/>
               <w:jc w:val="left"/>
             </w:pPr>
@@ -7584,6 +7769,7 @@
           </w:p>
           <w:p>
             <w:pPr>
+              <w:keepNext w:val="false"/>
               <w:spacing w:after="40" w:before="0"/>
               <w:jc w:val="left"/>
             </w:pPr>
@@ -7603,6 +7789,7 @@
           </w:p>
           <w:p>
             <w:pPr>
+              <w:keepNext w:val="false"/>
               <w:spacing w:after="40" w:before="0"/>
               <w:jc w:val="left"/>
             </w:pPr>
@@ -7622,6 +7809,7 @@
           </w:p>
           <w:p>
             <w:pPr>
+              <w:keepNext w:val="false"/>
               <w:spacing w:after="40" w:before="0"/>
               <w:jc w:val="left"/>
             </w:pPr>
@@ -7641,6 +7829,7 @@
           </w:p>
           <w:p>
             <w:pPr>
+              <w:keepNext w:val="false"/>
               <w:spacing w:after="40" w:before="0"/>
               <w:jc w:val="left"/>
             </w:pPr>
@@ -7673,6 +7862,7 @@
           </w:tcPr>
           <w:p>
             <w:pPr>
+              <w:keepNext w:val="false"/>
               <w:spacing w:after="40" w:before="0"/>
               <w:jc w:val="left"/>
             </w:pPr>
@@ -7705,6 +7895,7 @@
           </w:tcPr>
           <w:p>
             <w:pPr>
+              <w:keepNext w:val="false"/>
               <w:spacing w:after="40" w:before="0"/>
               <w:jc w:val="left"/>
             </w:pPr>
@@ -7739,6 +7930,7 @@
           </w:tcPr>
           <w:p>
             <w:pPr>
+              <w:keepNext w:val="false"/>
               <w:spacing w:after="40" w:before="0"/>
               <w:jc w:val="left"/>
             </w:pPr>
@@ -7776,7 +7968,7 @@
             <w:pPr>
               <w:spacing w:after="20" w:before="0"/>
             </w:pPr>
-            <w:hyperlink w:history="1" r:id="rIdpgptmollufjdgratfmgkx">
+            <w:hyperlink w:history="1" r:id="rId7mlc1admtxiqs2r-abneh">
               <w:r>
                 <w:rPr>
                   <w:rFonts w:ascii="Arial" w:cs="Arial" w:eastAsia="Arial" w:hAnsi="Arial"/>
@@ -7825,7 +8017,7 @@
               <w:spacing w:after="10" w:before="0"/>
               <w:ind w:left="120"/>
             </w:pPr>
-            <w:hyperlink w:history="1" r:id="rIdo4wbqhbfhfwrq5wyz8z1i">
+            <w:hyperlink w:history="1" r:id="rIdsorpheawboa26ukxcd-n3">
               <w:r>
                 <w:rPr>
                   <w:rFonts w:ascii="Arial" w:cs="Arial" w:eastAsia="Arial" w:hAnsi="Arial"/>
@@ -7870,7 +8062,7 @@
             <w:pPr>
               <w:spacing w:after="20" w:before="0"/>
             </w:pPr>
-            <w:hyperlink w:history="1" r:id="rIdnawg7pkq_z4_ob9e9eqsr">
+            <w:hyperlink w:history="1" r:id="rIdyvtzvk1cxfwubviq0x0cq">
               <w:r>
                 <w:rPr>
                   <w:rFonts w:ascii="Arial" w:cs="Arial" w:eastAsia="Arial" w:hAnsi="Arial"/>
@@ -7919,7 +8111,7 @@
               <w:spacing w:after="10" w:before="0"/>
               <w:ind w:left="120"/>
             </w:pPr>
-            <w:hyperlink w:history="1" r:id="rIdi7oh0vmel12ijdifoseiw">
+            <w:hyperlink w:history="1" r:id="rIdbdo7i53q1jn3js-u-kuis">
               <w:r>
                 <w:rPr>
                   <w:rFonts w:ascii="Arial" w:cs="Arial" w:eastAsia="Arial" w:hAnsi="Arial"/>
@@ -7947,6 +8139,7 @@
           </w:tcPr>
           <w:p>
             <w:pPr>
+              <w:keepNext w:val="false"/>
               <w:spacing w:after="40" w:before="0"/>
               <w:jc w:val="left"/>
             </w:pPr>
@@ -7966,6 +8159,7 @@
           </w:p>
           <w:p>
             <w:pPr>
+              <w:keepNext w:val="false"/>
               <w:spacing w:after="40" w:before="0"/>
               <w:jc w:val="left"/>
             </w:pPr>
@@ -7983,142 +8177,1033 @@
               <w:t xml:space="preserve"/>
             </w:r>
           </w:p>
-          <w:p>
-            <w:pPr>
-              <w:spacing w:after="40" w:before="0"/>
-              <w:jc w:val="left"/>
-            </w:pPr>
-            <w:r>
-              <w:rPr>
-                <w:rFonts w:ascii="Arial" w:cs="Arial" w:eastAsia="Arial" w:hAnsi="Arial"/>
-                <w:b w:val="false"/>
-                <w:bCs w:val="false"/>
-                <w:i w:val="false"/>
-                <w:iCs w:val="false"/>
-                <w:color w:val="000000"/>
-                <w:sz w:val="18"/>
-                <w:szCs w:val="18"/>
-              </w:rPr>
-              <w:t xml:space="preserve">| Written in full | In index form | Base | Exponent | Value |</w:t>
-            </w:r>
-          </w:p>
-          <w:p>
-            <w:pPr>
-              <w:spacing w:after="40" w:before="0"/>
-              <w:jc w:val="left"/>
-            </w:pPr>
-            <w:r>
-              <w:rPr>
-                <w:rFonts w:ascii="Arial" w:cs="Arial" w:eastAsia="Arial" w:hAnsi="Arial"/>
-                <w:b w:val="false"/>
-                <w:bCs w:val="false"/>
-                <w:i w:val="false"/>
-                <w:iCs w:val="false"/>
-                <w:color w:val="000000"/>
-                <w:sz w:val="18"/>
-                <w:szCs w:val="18"/>
-              </w:rPr>
-              <w:t xml:space="preserve">|---|---|---|---|---|</w:t>
-            </w:r>
-          </w:p>
-          <w:p>
-            <w:pPr>
-              <w:spacing w:after="40" w:before="0"/>
-              <w:jc w:val="left"/>
-            </w:pPr>
-            <w:r>
-              <w:rPr>
-                <w:rFonts w:ascii="Arial" w:cs="Arial" w:eastAsia="Arial" w:hAnsi="Arial"/>
-                <w:b w:val="false"/>
-                <w:bCs w:val="false"/>
-                <w:i w:val="false"/>
-                <w:iCs w:val="false"/>
-                <w:color w:val="000000"/>
-                <w:sz w:val="18"/>
-                <w:szCs w:val="18"/>
-              </w:rPr>
-              <w:t xml:space="preserve">| 4,397,073 ≈ 4,400,000 | 4.4 × 10⁶ | 10 | 6 | 1,000,000 |</w:t>
-            </w:r>
-          </w:p>
-          <w:p>
-            <w:pPr>
-              <w:spacing w:after="40" w:before="0"/>
-              <w:jc w:val="left"/>
-            </w:pPr>
-            <w:r>
-              <w:rPr>
-                <w:rFonts w:ascii="Arial" w:cs="Arial" w:eastAsia="Arial" w:hAnsi="Arial"/>
-                <w:b w:val="false"/>
-                <w:bCs w:val="false"/>
-                <w:i w:val="false"/>
-                <w:iCs w:val="false"/>
-                <w:color w:val="000000"/>
-                <w:sz w:val="18"/>
-                <w:szCs w:val="18"/>
-              </w:rPr>
-              <w:t xml:space="preserve">| 1,155,574 ≈ 1,200,000 | ? | ? | ? | ? |</w:t>
-            </w:r>
-          </w:p>
-          <w:p>
-            <w:pPr>
-              <w:spacing w:after="40" w:before="0"/>
-              <w:jc w:val="left"/>
-            </w:pPr>
-            <w:r>
-              <w:rPr>
-                <w:rFonts w:ascii="Arial" w:cs="Arial" w:eastAsia="Arial" w:hAnsi="Arial"/>
-                <w:b w:val="false"/>
-                <w:bCs w:val="false"/>
-                <w:i w:val="false"/>
-                <w:iCs w:val="false"/>
-                <w:color w:val="000000"/>
-                <w:sz w:val="18"/>
-                <w:szCs w:val="18"/>
-              </w:rPr>
-              <w:t xml:space="preserve">| 3,500,000 (maize, KNBS) | ? | ? | ? | ? |</w:t>
-            </w:r>
-          </w:p>
-          <w:p>
-            <w:pPr>
-              <w:spacing w:after="40" w:before="0"/>
-              <w:jc w:val="left"/>
-            </w:pPr>
-            <w:r>
-              <w:rPr>
-                <w:rFonts w:ascii="Arial" w:cs="Arial" w:eastAsia="Arial" w:hAnsi="Arial"/>
-                <w:b w:val="false"/>
-                <w:bCs w:val="false"/>
-                <w:i w:val="false"/>
-                <w:iCs w:val="false"/>
-                <w:color w:val="000000"/>
-                <w:sz w:val="18"/>
-                <w:szCs w:val="18"/>
-              </w:rPr>
-              <w:t xml:space="preserve">| 2×2×2×2×2 | ? | 2 | 5 | ? |</w:t>
-            </w:r>
-          </w:p>
-          <w:p>
-            <w:pPr>
-              <w:spacing w:after="40" w:before="0"/>
-              <w:jc w:val="left"/>
-            </w:pPr>
-            <w:r>
-              <w:rPr>
-                <w:rFonts w:ascii="Arial" w:cs="Arial" w:eastAsia="Arial" w:hAnsi="Arial"/>
-                <w:b w:val="false"/>
-                <w:bCs w:val="false"/>
-                <w:i w:val="false"/>
-                <w:iCs w:val="false"/>
-                <w:color w:val="000000"/>
-                <w:sz w:val="18"/>
-                <w:szCs w:val="18"/>
-              </w:rPr>
-              <w:t xml:space="preserve">| 3×3×3×3 | ? | 3 | 4 | ? |</w:t>
-            </w:r>
-          </w:p>
-          <w:p>
-            <w:pPr>
-              <w:spacing w:after="40" w:before="0"/>
+          <w:tbl>
+            <w:tblPr>
+              <w:tblW w:type="dxa" w:w="2680"/>
+              <w:tblBorders>
+                <w:top w:val="single" w:color="AAAAAA" w:sz="4"/>
+                <w:left w:val="single" w:color="AAAAAA" w:sz="4"/>
+                <w:bottom w:val="single" w:color="AAAAAA" w:sz="4"/>
+                <w:right w:val="single" w:color="AAAAAA" w:sz="4"/>
+                <w:insideH w:val="single" w:color="auto" w:sz="4"/>
+                <w:insideV w:val="single" w:color="auto" w:sz="4"/>
+              </w:tblBorders>
+              <w:tblLayout w:type="fixed"/>
+            </w:tblPr>
+            <w:tblGrid>
+              <w:gridCol w:w="536"/>
+              <w:gridCol w:w="536"/>
+              <w:gridCol w:w="536"/>
+              <w:gridCol w:w="536"/>
+              <w:gridCol w:w="536"/>
+            </w:tblGrid>
+            <w:tr>
+              <w:tc>
+                <w:tcPr>
+                  <w:tcW w:type="dxa" w:w="536"/>
+                  <w:shd w:fill="D5E8F0" w:color="auto" w:val="clear"/>
+                  <w:tcMar>
+                    <w:top w:type="dxa" w:w="60"/>
+                    <w:left w:type="dxa" w:w="120"/>
+                    <w:bottom w:type="dxa" w:w="60"/>
+                    <w:right w:type="dxa" w:w="120"/>
+                  </w:tcMar>
+                  <w:vAlign w:val="top"/>
+                </w:tcPr>
+                <w:p>
+                  <w:pPr>
+                    <w:keepNext w:val="false"/>
+                    <w:spacing w:after="40" w:before="0"/>
+                    <w:jc w:val="left"/>
+                  </w:pPr>
+                  <w:r>
+                    <w:rPr>
+                      <w:rFonts w:ascii="Arial" w:cs="Arial" w:eastAsia="Arial" w:hAnsi="Arial"/>
+                      <w:b/>
+                      <w:bCs/>
+                      <w:i w:val="false"/>
+                      <w:iCs w:val="false"/>
+                      <w:color w:val="000000"/>
+                      <w:sz w:val="18"/>
+                      <w:szCs w:val="18"/>
+                    </w:rPr>
+                    <w:t xml:space="preserve">Written in full</w:t>
+                  </w:r>
+                </w:p>
+              </w:tc>
+              <w:tc>
+                <w:tcPr>
+                  <w:tcW w:type="dxa" w:w="536"/>
+                  <w:shd w:fill="D5E8F0" w:color="auto" w:val="clear"/>
+                  <w:tcMar>
+                    <w:top w:type="dxa" w:w="60"/>
+                    <w:left w:type="dxa" w:w="120"/>
+                    <w:bottom w:type="dxa" w:w="60"/>
+                    <w:right w:type="dxa" w:w="120"/>
+                  </w:tcMar>
+                  <w:vAlign w:val="top"/>
+                </w:tcPr>
+                <w:p>
+                  <w:pPr>
+                    <w:keepNext w:val="false"/>
+                    <w:spacing w:after="40" w:before="0"/>
+                    <w:jc w:val="left"/>
+                  </w:pPr>
+                  <w:r>
+                    <w:rPr>
+                      <w:rFonts w:ascii="Arial" w:cs="Arial" w:eastAsia="Arial" w:hAnsi="Arial"/>
+                      <w:b/>
+                      <w:bCs/>
+                      <w:i w:val="false"/>
+                      <w:iCs w:val="false"/>
+                      <w:color w:val="000000"/>
+                      <w:sz w:val="18"/>
+                      <w:szCs w:val="18"/>
+                    </w:rPr>
+                    <w:t xml:space="preserve">In index form</w:t>
+                  </w:r>
+                </w:p>
+              </w:tc>
+              <w:tc>
+                <w:tcPr>
+                  <w:tcW w:type="dxa" w:w="536"/>
+                  <w:shd w:fill="D5E8F0" w:color="auto" w:val="clear"/>
+                  <w:tcMar>
+                    <w:top w:type="dxa" w:w="60"/>
+                    <w:left w:type="dxa" w:w="120"/>
+                    <w:bottom w:type="dxa" w:w="60"/>
+                    <w:right w:type="dxa" w:w="120"/>
+                  </w:tcMar>
+                  <w:vAlign w:val="top"/>
+                </w:tcPr>
+                <w:p>
+                  <w:pPr>
+                    <w:keepNext w:val="false"/>
+                    <w:spacing w:after="40" w:before="0"/>
+                    <w:jc w:val="left"/>
+                  </w:pPr>
+                  <w:r>
+                    <w:rPr>
+                      <w:rFonts w:ascii="Arial" w:cs="Arial" w:eastAsia="Arial" w:hAnsi="Arial"/>
+                      <w:b/>
+                      <w:bCs/>
+                      <w:i w:val="false"/>
+                      <w:iCs w:val="false"/>
+                      <w:color w:val="000000"/>
+                      <w:sz w:val="18"/>
+                      <w:szCs w:val="18"/>
+                    </w:rPr>
+                    <w:t xml:space="preserve">Base</w:t>
+                  </w:r>
+                </w:p>
+              </w:tc>
+              <w:tc>
+                <w:tcPr>
+                  <w:tcW w:type="dxa" w:w="536"/>
+                  <w:shd w:fill="D5E8F0" w:color="auto" w:val="clear"/>
+                  <w:tcMar>
+                    <w:top w:type="dxa" w:w="60"/>
+                    <w:left w:type="dxa" w:w="120"/>
+                    <w:bottom w:type="dxa" w:w="60"/>
+                    <w:right w:type="dxa" w:w="120"/>
+                  </w:tcMar>
+                  <w:vAlign w:val="top"/>
+                </w:tcPr>
+                <w:p>
+                  <w:pPr>
+                    <w:keepNext w:val="false"/>
+                    <w:spacing w:after="40" w:before="0"/>
+                    <w:jc w:val="left"/>
+                  </w:pPr>
+                  <w:r>
+                    <w:rPr>
+                      <w:rFonts w:ascii="Arial" w:cs="Arial" w:eastAsia="Arial" w:hAnsi="Arial"/>
+                      <w:b/>
+                      <w:bCs/>
+                      <w:i w:val="false"/>
+                      <w:iCs w:val="false"/>
+                      <w:color w:val="000000"/>
+                      <w:sz w:val="18"/>
+                      <w:szCs w:val="18"/>
+                    </w:rPr>
+                    <w:t xml:space="preserve">Exponent</w:t>
+                  </w:r>
+                </w:p>
+              </w:tc>
+              <w:tc>
+                <w:tcPr>
+                  <w:tcW w:type="dxa" w:w="536"/>
+                  <w:shd w:fill="D5E8F0" w:color="auto" w:val="clear"/>
+                  <w:tcMar>
+                    <w:top w:type="dxa" w:w="60"/>
+                    <w:left w:type="dxa" w:w="120"/>
+                    <w:bottom w:type="dxa" w:w="60"/>
+                    <w:right w:type="dxa" w:w="120"/>
+                  </w:tcMar>
+                  <w:vAlign w:val="top"/>
+                </w:tcPr>
+                <w:p>
+                  <w:pPr>
+                    <w:keepNext w:val="false"/>
+                    <w:spacing w:after="40" w:before="0"/>
+                    <w:jc w:val="left"/>
+                  </w:pPr>
+                  <w:r>
+                    <w:rPr>
+                      <w:rFonts w:ascii="Arial" w:cs="Arial" w:eastAsia="Arial" w:hAnsi="Arial"/>
+                      <w:b/>
+                      <w:bCs/>
+                      <w:i w:val="false"/>
+                      <w:iCs w:val="false"/>
+                      <w:color w:val="000000"/>
+                      <w:sz w:val="18"/>
+                      <w:szCs w:val="18"/>
+                    </w:rPr>
+                    <w:t xml:space="preserve">Value</w:t>
+                  </w:r>
+                </w:p>
+              </w:tc>
+            </w:tr>
+            <w:tr>
+              <w:tc>
+                <w:tcPr>
+                  <w:tcW w:type="dxa" w:w="536"/>
+                  <w:shd w:fill="FFFFFF" w:color="auto" w:val="clear"/>
+                  <w:tcMar>
+                    <w:top w:type="dxa" w:w="60"/>
+                    <w:left w:type="dxa" w:w="120"/>
+                    <w:bottom w:type="dxa" w:w="60"/>
+                    <w:right w:type="dxa" w:w="120"/>
+                  </w:tcMar>
+                  <w:vAlign w:val="top"/>
+                </w:tcPr>
+                <w:p>
+                  <w:pPr>
+                    <w:keepNext w:val="false"/>
+                    <w:spacing w:after="40" w:before="0"/>
+                    <w:jc w:val="left"/>
+                  </w:pPr>
+                  <w:r>
+                    <w:rPr>
+                      <w:rFonts w:ascii="Arial" w:cs="Arial" w:eastAsia="Arial" w:hAnsi="Arial"/>
+                      <w:b w:val="false"/>
+                      <w:bCs w:val="false"/>
+                      <w:i w:val="false"/>
+                      <w:iCs w:val="false"/>
+                      <w:color w:val="000000"/>
+                      <w:sz w:val="18"/>
+                      <w:szCs w:val="18"/>
+                    </w:rPr>
+                    <w:t xml:space="preserve">4,397,073 ≈ 4,400,000</w:t>
+                  </w:r>
+                </w:p>
+              </w:tc>
+              <w:tc>
+                <w:tcPr>
+                  <w:tcW w:type="dxa" w:w="536"/>
+                  <w:shd w:fill="FFFFFF" w:color="auto" w:val="clear"/>
+                  <w:tcMar>
+                    <w:top w:type="dxa" w:w="60"/>
+                    <w:left w:type="dxa" w:w="120"/>
+                    <w:bottom w:type="dxa" w:w="60"/>
+                    <w:right w:type="dxa" w:w="120"/>
+                  </w:tcMar>
+                  <w:vAlign w:val="top"/>
+                </w:tcPr>
+                <w:p>
+                  <w:pPr>
+                    <w:keepNext w:val="false"/>
+                    <w:spacing w:after="40" w:before="0"/>
+                    <w:jc w:val="left"/>
+                  </w:pPr>
+                  <w:r>
+                    <w:rPr>
+                      <w:rFonts w:ascii="Arial" w:cs="Arial" w:eastAsia="Arial" w:hAnsi="Arial"/>
+                      <w:b w:val="false"/>
+                      <w:bCs w:val="false"/>
+                      <w:i w:val="false"/>
+                      <w:iCs w:val="false"/>
+                      <w:color w:val="000000"/>
+                      <w:sz w:val="18"/>
+                      <w:szCs w:val="18"/>
+                    </w:rPr>
+                    <w:t xml:space="preserve">4.4 × 10⁶</w:t>
+                  </w:r>
+                </w:p>
+              </w:tc>
+              <w:tc>
+                <w:tcPr>
+                  <w:tcW w:type="dxa" w:w="536"/>
+                  <w:shd w:fill="FFFFFF" w:color="auto" w:val="clear"/>
+                  <w:tcMar>
+                    <w:top w:type="dxa" w:w="60"/>
+                    <w:left w:type="dxa" w:w="120"/>
+                    <w:bottom w:type="dxa" w:w="60"/>
+                    <w:right w:type="dxa" w:w="120"/>
+                  </w:tcMar>
+                  <w:vAlign w:val="top"/>
+                </w:tcPr>
+                <w:p>
+                  <w:pPr>
+                    <w:keepNext w:val="false"/>
+                    <w:spacing w:after="40" w:before="0"/>
+                    <w:jc w:val="left"/>
+                  </w:pPr>
+                  <w:r>
+                    <w:rPr>
+                      <w:rFonts w:ascii="Arial" w:cs="Arial" w:eastAsia="Arial" w:hAnsi="Arial"/>
+                      <w:b w:val="false"/>
+                      <w:bCs w:val="false"/>
+                      <w:i w:val="false"/>
+                      <w:iCs w:val="false"/>
+                      <w:color w:val="000000"/>
+                      <w:sz w:val="18"/>
+                      <w:szCs w:val="18"/>
+                    </w:rPr>
+                    <w:t xml:space="preserve">10</w:t>
+                  </w:r>
+                </w:p>
+              </w:tc>
+              <w:tc>
+                <w:tcPr>
+                  <w:tcW w:type="dxa" w:w="536"/>
+                  <w:shd w:fill="FFFFFF" w:color="auto" w:val="clear"/>
+                  <w:tcMar>
+                    <w:top w:type="dxa" w:w="60"/>
+                    <w:left w:type="dxa" w:w="120"/>
+                    <w:bottom w:type="dxa" w:w="60"/>
+                    <w:right w:type="dxa" w:w="120"/>
+                  </w:tcMar>
+                  <w:vAlign w:val="top"/>
+                </w:tcPr>
+                <w:p>
+                  <w:pPr>
+                    <w:keepNext w:val="false"/>
+                    <w:spacing w:after="40" w:before="0"/>
+                    <w:jc w:val="left"/>
+                  </w:pPr>
+                  <w:r>
+                    <w:rPr>
+                      <w:rFonts w:ascii="Arial" w:cs="Arial" w:eastAsia="Arial" w:hAnsi="Arial"/>
+                      <w:b w:val="false"/>
+                      <w:bCs w:val="false"/>
+                      <w:i w:val="false"/>
+                      <w:iCs w:val="false"/>
+                      <w:color w:val="000000"/>
+                      <w:sz w:val="18"/>
+                      <w:szCs w:val="18"/>
+                    </w:rPr>
+                    <w:t xml:space="preserve">6</w:t>
+                  </w:r>
+                </w:p>
+              </w:tc>
+              <w:tc>
+                <w:tcPr>
+                  <w:tcW w:type="dxa" w:w="536"/>
+                  <w:shd w:fill="FFFFFF" w:color="auto" w:val="clear"/>
+                  <w:tcMar>
+                    <w:top w:type="dxa" w:w="60"/>
+                    <w:left w:type="dxa" w:w="120"/>
+                    <w:bottom w:type="dxa" w:w="60"/>
+                    <w:right w:type="dxa" w:w="120"/>
+                  </w:tcMar>
+                  <w:vAlign w:val="top"/>
+                </w:tcPr>
+                <w:p>
+                  <w:pPr>
+                    <w:keepNext w:val="false"/>
+                    <w:spacing w:after="40" w:before="0"/>
+                    <w:jc w:val="left"/>
+                  </w:pPr>
+                  <w:r>
+                    <w:rPr>
+                      <w:rFonts w:ascii="Arial" w:cs="Arial" w:eastAsia="Arial" w:hAnsi="Arial"/>
+                      <w:b w:val="false"/>
+                      <w:bCs w:val="false"/>
+                      <w:i w:val="false"/>
+                      <w:iCs w:val="false"/>
+                      <w:color w:val="000000"/>
+                      <w:sz w:val="18"/>
+                      <w:szCs w:val="18"/>
+                    </w:rPr>
+                    <w:t xml:space="preserve">1,000,000</w:t>
+                  </w:r>
+                </w:p>
+              </w:tc>
+            </w:tr>
+            <w:tr>
+              <w:tc>
+                <w:tcPr>
+                  <w:tcW w:type="dxa" w:w="536"/>
+                  <w:shd w:fill="FFFFFF" w:color="auto" w:val="clear"/>
+                  <w:tcMar>
+                    <w:top w:type="dxa" w:w="60"/>
+                    <w:left w:type="dxa" w:w="120"/>
+                    <w:bottom w:type="dxa" w:w="60"/>
+                    <w:right w:type="dxa" w:w="120"/>
+                  </w:tcMar>
+                  <w:vAlign w:val="top"/>
+                </w:tcPr>
+                <w:p>
+                  <w:pPr>
+                    <w:keepNext w:val="false"/>
+                    <w:spacing w:after="40" w:before="0"/>
+                    <w:jc w:val="left"/>
+                  </w:pPr>
+                  <w:r>
+                    <w:rPr>
+                      <w:rFonts w:ascii="Arial" w:cs="Arial" w:eastAsia="Arial" w:hAnsi="Arial"/>
+                      <w:b w:val="false"/>
+                      <w:bCs w:val="false"/>
+                      <w:i w:val="false"/>
+                      <w:iCs w:val="false"/>
+                      <w:color w:val="000000"/>
+                      <w:sz w:val="18"/>
+                      <w:szCs w:val="18"/>
+                    </w:rPr>
+                    <w:t xml:space="preserve">1,155,574 ≈ 1,200,000</w:t>
+                  </w:r>
+                </w:p>
+              </w:tc>
+              <w:tc>
+                <w:tcPr>
+                  <w:tcW w:type="dxa" w:w="536"/>
+                  <w:shd w:fill="FFFFFF" w:color="auto" w:val="clear"/>
+                  <w:tcMar>
+                    <w:top w:type="dxa" w:w="60"/>
+                    <w:left w:type="dxa" w:w="120"/>
+                    <w:bottom w:type="dxa" w:w="60"/>
+                    <w:right w:type="dxa" w:w="120"/>
+                  </w:tcMar>
+                  <w:vAlign w:val="top"/>
+                </w:tcPr>
+                <w:p>
+                  <w:pPr>
+                    <w:keepNext w:val="false"/>
+                    <w:spacing w:after="40" w:before="0"/>
+                    <w:jc w:val="left"/>
+                  </w:pPr>
+                  <w:r>
+                    <w:rPr>
+                      <w:rFonts w:ascii="Arial" w:cs="Arial" w:eastAsia="Arial" w:hAnsi="Arial"/>
+                      <w:b w:val="false"/>
+                      <w:bCs w:val="false"/>
+                      <w:i w:val="false"/>
+                      <w:iCs w:val="false"/>
+                      <w:color w:val="000000"/>
+                      <w:sz w:val="18"/>
+                      <w:szCs w:val="18"/>
+                    </w:rPr>
+                    <w:t xml:space="preserve">?</w:t>
+                  </w:r>
+                </w:p>
+              </w:tc>
+              <w:tc>
+                <w:tcPr>
+                  <w:tcW w:type="dxa" w:w="536"/>
+                  <w:shd w:fill="FFFFFF" w:color="auto" w:val="clear"/>
+                  <w:tcMar>
+                    <w:top w:type="dxa" w:w="60"/>
+                    <w:left w:type="dxa" w:w="120"/>
+                    <w:bottom w:type="dxa" w:w="60"/>
+                    <w:right w:type="dxa" w:w="120"/>
+                  </w:tcMar>
+                  <w:vAlign w:val="top"/>
+                </w:tcPr>
+                <w:p>
+                  <w:pPr>
+                    <w:keepNext w:val="false"/>
+                    <w:spacing w:after="40" w:before="0"/>
+                    <w:jc w:val="left"/>
+                  </w:pPr>
+                  <w:r>
+                    <w:rPr>
+                      <w:rFonts w:ascii="Arial" w:cs="Arial" w:eastAsia="Arial" w:hAnsi="Arial"/>
+                      <w:b w:val="false"/>
+                      <w:bCs w:val="false"/>
+                      <w:i w:val="false"/>
+                      <w:iCs w:val="false"/>
+                      <w:color w:val="000000"/>
+                      <w:sz w:val="18"/>
+                      <w:szCs w:val="18"/>
+                    </w:rPr>
+                    <w:t xml:space="preserve">?</w:t>
+                  </w:r>
+                </w:p>
+              </w:tc>
+              <w:tc>
+                <w:tcPr>
+                  <w:tcW w:type="dxa" w:w="536"/>
+                  <w:shd w:fill="FFFFFF" w:color="auto" w:val="clear"/>
+                  <w:tcMar>
+                    <w:top w:type="dxa" w:w="60"/>
+                    <w:left w:type="dxa" w:w="120"/>
+                    <w:bottom w:type="dxa" w:w="60"/>
+                    <w:right w:type="dxa" w:w="120"/>
+                  </w:tcMar>
+                  <w:vAlign w:val="top"/>
+                </w:tcPr>
+                <w:p>
+                  <w:pPr>
+                    <w:keepNext w:val="false"/>
+                    <w:spacing w:after="40" w:before="0"/>
+                    <w:jc w:val="left"/>
+                  </w:pPr>
+                  <w:r>
+                    <w:rPr>
+                      <w:rFonts w:ascii="Arial" w:cs="Arial" w:eastAsia="Arial" w:hAnsi="Arial"/>
+                      <w:b w:val="false"/>
+                      <w:bCs w:val="false"/>
+                      <w:i w:val="false"/>
+                      <w:iCs w:val="false"/>
+                      <w:color w:val="000000"/>
+                      <w:sz w:val="18"/>
+                      <w:szCs w:val="18"/>
+                    </w:rPr>
+                    <w:t xml:space="preserve">?</w:t>
+                  </w:r>
+                </w:p>
+              </w:tc>
+              <w:tc>
+                <w:tcPr>
+                  <w:tcW w:type="dxa" w:w="536"/>
+                  <w:shd w:fill="FFFFFF" w:color="auto" w:val="clear"/>
+                  <w:tcMar>
+                    <w:top w:type="dxa" w:w="60"/>
+                    <w:left w:type="dxa" w:w="120"/>
+                    <w:bottom w:type="dxa" w:w="60"/>
+                    <w:right w:type="dxa" w:w="120"/>
+                  </w:tcMar>
+                  <w:vAlign w:val="top"/>
+                </w:tcPr>
+                <w:p>
+                  <w:pPr>
+                    <w:keepNext w:val="false"/>
+                    <w:spacing w:after="40" w:before="0"/>
+                    <w:jc w:val="left"/>
+                  </w:pPr>
+                  <w:r>
+                    <w:rPr>
+                      <w:rFonts w:ascii="Arial" w:cs="Arial" w:eastAsia="Arial" w:hAnsi="Arial"/>
+                      <w:b w:val="false"/>
+                      <w:bCs w:val="false"/>
+                      <w:i w:val="false"/>
+                      <w:iCs w:val="false"/>
+                      <w:color w:val="000000"/>
+                      <w:sz w:val="18"/>
+                      <w:szCs w:val="18"/>
+                    </w:rPr>
+                    <w:t xml:space="preserve">?</w:t>
+                  </w:r>
+                </w:p>
+              </w:tc>
+            </w:tr>
+            <w:tr>
+              <w:tc>
+                <w:tcPr>
+                  <w:tcW w:type="dxa" w:w="536"/>
+                  <w:shd w:fill="FFFFFF" w:color="auto" w:val="clear"/>
+                  <w:tcMar>
+                    <w:top w:type="dxa" w:w="60"/>
+                    <w:left w:type="dxa" w:w="120"/>
+                    <w:bottom w:type="dxa" w:w="60"/>
+                    <w:right w:type="dxa" w:w="120"/>
+                  </w:tcMar>
+                  <w:vAlign w:val="top"/>
+                </w:tcPr>
+                <w:p>
+                  <w:pPr>
+                    <w:keepNext w:val="false"/>
+                    <w:spacing w:after="40" w:before="0"/>
+                    <w:jc w:val="left"/>
+                  </w:pPr>
+                  <w:r>
+                    <w:rPr>
+                      <w:rFonts w:ascii="Arial" w:cs="Arial" w:eastAsia="Arial" w:hAnsi="Arial"/>
+                      <w:b w:val="false"/>
+                      <w:bCs w:val="false"/>
+                      <w:i w:val="false"/>
+                      <w:iCs w:val="false"/>
+                      <w:color w:val="000000"/>
+                      <w:sz w:val="18"/>
+                      <w:szCs w:val="18"/>
+                    </w:rPr>
+                    <w:t xml:space="preserve">3,500,000 (maize, KNBS)</w:t>
+                  </w:r>
+                </w:p>
+              </w:tc>
+              <w:tc>
+                <w:tcPr>
+                  <w:tcW w:type="dxa" w:w="536"/>
+                  <w:shd w:fill="FFFFFF" w:color="auto" w:val="clear"/>
+                  <w:tcMar>
+                    <w:top w:type="dxa" w:w="60"/>
+                    <w:left w:type="dxa" w:w="120"/>
+                    <w:bottom w:type="dxa" w:w="60"/>
+                    <w:right w:type="dxa" w:w="120"/>
+                  </w:tcMar>
+                  <w:vAlign w:val="top"/>
+                </w:tcPr>
+                <w:p>
+                  <w:pPr>
+                    <w:keepNext w:val="false"/>
+                    <w:spacing w:after="40" w:before="0"/>
+                    <w:jc w:val="left"/>
+                  </w:pPr>
+                  <w:r>
+                    <w:rPr>
+                      <w:rFonts w:ascii="Arial" w:cs="Arial" w:eastAsia="Arial" w:hAnsi="Arial"/>
+                      <w:b w:val="false"/>
+                      <w:bCs w:val="false"/>
+                      <w:i w:val="false"/>
+                      <w:iCs w:val="false"/>
+                      <w:color w:val="000000"/>
+                      <w:sz w:val="18"/>
+                      <w:szCs w:val="18"/>
+                    </w:rPr>
+                    <w:t xml:space="preserve">?</w:t>
+                  </w:r>
+                </w:p>
+              </w:tc>
+              <w:tc>
+                <w:tcPr>
+                  <w:tcW w:type="dxa" w:w="536"/>
+                  <w:shd w:fill="FFFFFF" w:color="auto" w:val="clear"/>
+                  <w:tcMar>
+                    <w:top w:type="dxa" w:w="60"/>
+                    <w:left w:type="dxa" w:w="120"/>
+                    <w:bottom w:type="dxa" w:w="60"/>
+                    <w:right w:type="dxa" w:w="120"/>
+                  </w:tcMar>
+                  <w:vAlign w:val="top"/>
+                </w:tcPr>
+                <w:p>
+                  <w:pPr>
+                    <w:keepNext w:val="false"/>
+                    <w:spacing w:after="40" w:before="0"/>
+                    <w:jc w:val="left"/>
+                  </w:pPr>
+                  <w:r>
+                    <w:rPr>
+                      <w:rFonts w:ascii="Arial" w:cs="Arial" w:eastAsia="Arial" w:hAnsi="Arial"/>
+                      <w:b w:val="false"/>
+                      <w:bCs w:val="false"/>
+                      <w:i w:val="false"/>
+                      <w:iCs w:val="false"/>
+                      <w:color w:val="000000"/>
+                      <w:sz w:val="18"/>
+                      <w:szCs w:val="18"/>
+                    </w:rPr>
+                    <w:t xml:space="preserve">?</w:t>
+                  </w:r>
+                </w:p>
+              </w:tc>
+              <w:tc>
+                <w:tcPr>
+                  <w:tcW w:type="dxa" w:w="536"/>
+                  <w:shd w:fill="FFFFFF" w:color="auto" w:val="clear"/>
+                  <w:tcMar>
+                    <w:top w:type="dxa" w:w="60"/>
+                    <w:left w:type="dxa" w:w="120"/>
+                    <w:bottom w:type="dxa" w:w="60"/>
+                    <w:right w:type="dxa" w:w="120"/>
+                  </w:tcMar>
+                  <w:vAlign w:val="top"/>
+                </w:tcPr>
+                <w:p>
+                  <w:pPr>
+                    <w:keepNext w:val="false"/>
+                    <w:spacing w:after="40" w:before="0"/>
+                    <w:jc w:val="left"/>
+                  </w:pPr>
+                  <w:r>
+                    <w:rPr>
+                      <w:rFonts w:ascii="Arial" w:cs="Arial" w:eastAsia="Arial" w:hAnsi="Arial"/>
+                      <w:b w:val="false"/>
+                      <w:bCs w:val="false"/>
+                      <w:i w:val="false"/>
+                      <w:iCs w:val="false"/>
+                      <w:color w:val="000000"/>
+                      <w:sz w:val="18"/>
+                      <w:szCs w:val="18"/>
+                    </w:rPr>
+                    <w:t xml:space="preserve">?</w:t>
+                  </w:r>
+                </w:p>
+              </w:tc>
+              <w:tc>
+                <w:tcPr>
+                  <w:tcW w:type="dxa" w:w="536"/>
+                  <w:shd w:fill="FFFFFF" w:color="auto" w:val="clear"/>
+                  <w:tcMar>
+                    <w:top w:type="dxa" w:w="60"/>
+                    <w:left w:type="dxa" w:w="120"/>
+                    <w:bottom w:type="dxa" w:w="60"/>
+                    <w:right w:type="dxa" w:w="120"/>
+                  </w:tcMar>
+                  <w:vAlign w:val="top"/>
+                </w:tcPr>
+                <w:p>
+                  <w:pPr>
+                    <w:keepNext w:val="false"/>
+                    <w:spacing w:after="40" w:before="0"/>
+                    <w:jc w:val="left"/>
+                  </w:pPr>
+                  <w:r>
+                    <w:rPr>
+                      <w:rFonts w:ascii="Arial" w:cs="Arial" w:eastAsia="Arial" w:hAnsi="Arial"/>
+                      <w:b w:val="false"/>
+                      <w:bCs w:val="false"/>
+                      <w:i w:val="false"/>
+                      <w:iCs w:val="false"/>
+                      <w:color w:val="000000"/>
+                      <w:sz w:val="18"/>
+                      <w:szCs w:val="18"/>
+                    </w:rPr>
+                    <w:t xml:space="preserve">?</w:t>
+                  </w:r>
+                </w:p>
+              </w:tc>
+            </w:tr>
+            <w:tr>
+              <w:tc>
+                <w:tcPr>
+                  <w:tcW w:type="dxa" w:w="536"/>
+                  <w:shd w:fill="FFFFFF" w:color="auto" w:val="clear"/>
+                  <w:tcMar>
+                    <w:top w:type="dxa" w:w="60"/>
+                    <w:left w:type="dxa" w:w="120"/>
+                    <w:bottom w:type="dxa" w:w="60"/>
+                    <w:right w:type="dxa" w:w="120"/>
+                  </w:tcMar>
+                  <w:vAlign w:val="top"/>
+                </w:tcPr>
+                <w:p>
+                  <w:pPr>
+                    <w:keepNext w:val="false"/>
+                    <w:spacing w:after="40" w:before="0"/>
+                    <w:jc w:val="left"/>
+                  </w:pPr>
+                  <w:r>
+                    <w:rPr>
+                      <w:rFonts w:ascii="Arial" w:cs="Arial" w:eastAsia="Arial" w:hAnsi="Arial"/>
+                      <w:b w:val="false"/>
+                      <w:bCs w:val="false"/>
+                      <w:i w:val="false"/>
+                      <w:iCs w:val="false"/>
+                      <w:color w:val="000000"/>
+                      <w:sz w:val="18"/>
+                      <w:szCs w:val="18"/>
+                    </w:rPr>
+                    <w:t xml:space="preserve">2×2×2×2×2</w:t>
+                  </w:r>
+                </w:p>
+              </w:tc>
+              <w:tc>
+                <w:tcPr>
+                  <w:tcW w:type="dxa" w:w="536"/>
+                  <w:shd w:fill="FFFFFF" w:color="auto" w:val="clear"/>
+                  <w:tcMar>
+                    <w:top w:type="dxa" w:w="60"/>
+                    <w:left w:type="dxa" w:w="120"/>
+                    <w:bottom w:type="dxa" w:w="60"/>
+                    <w:right w:type="dxa" w:w="120"/>
+                  </w:tcMar>
+                  <w:vAlign w:val="top"/>
+                </w:tcPr>
+                <w:p>
+                  <w:pPr>
+                    <w:keepNext w:val="false"/>
+                    <w:spacing w:after="40" w:before="0"/>
+                    <w:jc w:val="left"/>
+                  </w:pPr>
+                  <w:r>
+                    <w:rPr>
+                      <w:rFonts w:ascii="Arial" w:cs="Arial" w:eastAsia="Arial" w:hAnsi="Arial"/>
+                      <w:b w:val="false"/>
+                      <w:bCs w:val="false"/>
+                      <w:i w:val="false"/>
+                      <w:iCs w:val="false"/>
+                      <w:color w:val="000000"/>
+                      <w:sz w:val="18"/>
+                      <w:szCs w:val="18"/>
+                    </w:rPr>
+                    <w:t xml:space="preserve">?</w:t>
+                  </w:r>
+                </w:p>
+              </w:tc>
+              <w:tc>
+                <w:tcPr>
+                  <w:tcW w:type="dxa" w:w="536"/>
+                  <w:shd w:fill="FFFFFF" w:color="auto" w:val="clear"/>
+                  <w:tcMar>
+                    <w:top w:type="dxa" w:w="60"/>
+                    <w:left w:type="dxa" w:w="120"/>
+                    <w:bottom w:type="dxa" w:w="60"/>
+                    <w:right w:type="dxa" w:w="120"/>
+                  </w:tcMar>
+                  <w:vAlign w:val="top"/>
+                </w:tcPr>
+                <w:p>
+                  <w:pPr>
+                    <w:keepNext w:val="false"/>
+                    <w:spacing w:after="40" w:before="0"/>
+                    <w:jc w:val="left"/>
+                  </w:pPr>
+                  <w:r>
+                    <w:rPr>
+                      <w:rFonts w:ascii="Arial" w:cs="Arial" w:eastAsia="Arial" w:hAnsi="Arial"/>
+                      <w:b w:val="false"/>
+                      <w:bCs w:val="false"/>
+                      <w:i w:val="false"/>
+                      <w:iCs w:val="false"/>
+                      <w:color w:val="000000"/>
+                      <w:sz w:val="18"/>
+                      <w:szCs w:val="18"/>
+                    </w:rPr>
+                    <w:t xml:space="preserve">2</w:t>
+                  </w:r>
+                </w:p>
+              </w:tc>
+              <w:tc>
+                <w:tcPr>
+                  <w:tcW w:type="dxa" w:w="536"/>
+                  <w:shd w:fill="FFFFFF" w:color="auto" w:val="clear"/>
+                  <w:tcMar>
+                    <w:top w:type="dxa" w:w="60"/>
+                    <w:left w:type="dxa" w:w="120"/>
+                    <w:bottom w:type="dxa" w:w="60"/>
+                    <w:right w:type="dxa" w:w="120"/>
+                  </w:tcMar>
+                  <w:vAlign w:val="top"/>
+                </w:tcPr>
+                <w:p>
+                  <w:pPr>
+                    <w:keepNext w:val="false"/>
+                    <w:spacing w:after="40" w:before="0"/>
+                    <w:jc w:val="left"/>
+                  </w:pPr>
+                  <w:r>
+                    <w:rPr>
+                      <w:rFonts w:ascii="Arial" w:cs="Arial" w:eastAsia="Arial" w:hAnsi="Arial"/>
+                      <w:b w:val="false"/>
+                      <w:bCs w:val="false"/>
+                      <w:i w:val="false"/>
+                      <w:iCs w:val="false"/>
+                      <w:color w:val="000000"/>
+                      <w:sz w:val="18"/>
+                      <w:szCs w:val="18"/>
+                    </w:rPr>
+                    <w:t xml:space="preserve">5</w:t>
+                  </w:r>
+                </w:p>
+              </w:tc>
+              <w:tc>
+                <w:tcPr>
+                  <w:tcW w:type="dxa" w:w="536"/>
+                  <w:shd w:fill="FFFFFF" w:color="auto" w:val="clear"/>
+                  <w:tcMar>
+                    <w:top w:type="dxa" w:w="60"/>
+                    <w:left w:type="dxa" w:w="120"/>
+                    <w:bottom w:type="dxa" w:w="60"/>
+                    <w:right w:type="dxa" w:w="120"/>
+                  </w:tcMar>
+                  <w:vAlign w:val="top"/>
+                </w:tcPr>
+                <w:p>
+                  <w:pPr>
+                    <w:keepNext w:val="false"/>
+                    <w:spacing w:after="40" w:before="0"/>
+                    <w:jc w:val="left"/>
+                  </w:pPr>
+                  <w:r>
+                    <w:rPr>
+                      <w:rFonts w:ascii="Arial" w:cs="Arial" w:eastAsia="Arial" w:hAnsi="Arial"/>
+                      <w:b w:val="false"/>
+                      <w:bCs w:val="false"/>
+                      <w:i w:val="false"/>
+                      <w:iCs w:val="false"/>
+                      <w:color w:val="000000"/>
+                      <w:sz w:val="18"/>
+                      <w:szCs w:val="18"/>
+                    </w:rPr>
+                    <w:t xml:space="preserve">?</w:t>
+                  </w:r>
+                </w:p>
+              </w:tc>
+            </w:tr>
+            <w:tr>
+              <w:tc>
+                <w:tcPr>
+                  <w:tcW w:type="dxa" w:w="536"/>
+                  <w:shd w:fill="FFFFFF" w:color="auto" w:val="clear"/>
+                  <w:tcMar>
+                    <w:top w:type="dxa" w:w="60"/>
+                    <w:left w:type="dxa" w:w="120"/>
+                    <w:bottom w:type="dxa" w:w="60"/>
+                    <w:right w:type="dxa" w:w="120"/>
+                  </w:tcMar>
+                  <w:vAlign w:val="top"/>
+                </w:tcPr>
+                <w:p>
+                  <w:pPr>
+                    <w:keepNext w:val="false"/>
+                    <w:spacing w:after="40" w:before="0"/>
+                    <w:jc w:val="left"/>
+                  </w:pPr>
+                  <w:r>
+                    <w:rPr>
+                      <w:rFonts w:ascii="Arial" w:cs="Arial" w:eastAsia="Arial" w:hAnsi="Arial"/>
+                      <w:b w:val="false"/>
+                      <w:bCs w:val="false"/>
+                      <w:i w:val="false"/>
+                      <w:iCs w:val="false"/>
+                      <w:color w:val="000000"/>
+                      <w:sz w:val="18"/>
+                      <w:szCs w:val="18"/>
+                    </w:rPr>
+                    <w:t xml:space="preserve">3×3×3×3</w:t>
+                  </w:r>
+                </w:p>
+              </w:tc>
+              <w:tc>
+                <w:tcPr>
+                  <w:tcW w:type="dxa" w:w="536"/>
+                  <w:shd w:fill="FFFFFF" w:color="auto" w:val="clear"/>
+                  <w:tcMar>
+                    <w:top w:type="dxa" w:w="60"/>
+                    <w:left w:type="dxa" w:w="120"/>
+                    <w:bottom w:type="dxa" w:w="60"/>
+                    <w:right w:type="dxa" w:w="120"/>
+                  </w:tcMar>
+                  <w:vAlign w:val="top"/>
+                </w:tcPr>
+                <w:p>
+                  <w:pPr>
+                    <w:keepNext w:val="false"/>
+                    <w:spacing w:after="40" w:before="0"/>
+                    <w:jc w:val="left"/>
+                  </w:pPr>
+                  <w:r>
+                    <w:rPr>
+                      <w:rFonts w:ascii="Arial" w:cs="Arial" w:eastAsia="Arial" w:hAnsi="Arial"/>
+                      <w:b w:val="false"/>
+                      <w:bCs w:val="false"/>
+                      <w:i w:val="false"/>
+                      <w:iCs w:val="false"/>
+                      <w:color w:val="000000"/>
+                      <w:sz w:val="18"/>
+                      <w:szCs w:val="18"/>
+                    </w:rPr>
+                    <w:t xml:space="preserve">?</w:t>
+                  </w:r>
+                </w:p>
+              </w:tc>
+              <w:tc>
+                <w:tcPr>
+                  <w:tcW w:type="dxa" w:w="536"/>
+                  <w:shd w:fill="FFFFFF" w:color="auto" w:val="clear"/>
+                  <w:tcMar>
+                    <w:top w:type="dxa" w:w="60"/>
+                    <w:left w:type="dxa" w:w="120"/>
+                    <w:bottom w:type="dxa" w:w="60"/>
+                    <w:right w:type="dxa" w:w="120"/>
+                  </w:tcMar>
+                  <w:vAlign w:val="top"/>
+                </w:tcPr>
+                <w:p>
+                  <w:pPr>
+                    <w:keepNext w:val="false"/>
+                    <w:spacing w:after="40" w:before="0"/>
+                    <w:jc w:val="left"/>
+                  </w:pPr>
+                  <w:r>
+                    <w:rPr>
+                      <w:rFonts w:ascii="Arial" w:cs="Arial" w:eastAsia="Arial" w:hAnsi="Arial"/>
+                      <w:b w:val="false"/>
+                      <w:bCs w:val="false"/>
+                      <w:i w:val="false"/>
+                      <w:iCs w:val="false"/>
+                      <w:color w:val="000000"/>
+                      <w:sz w:val="18"/>
+                      <w:szCs w:val="18"/>
+                    </w:rPr>
+                    <w:t xml:space="preserve">3</w:t>
+                  </w:r>
+                </w:p>
+              </w:tc>
+              <w:tc>
+                <w:tcPr>
+                  <w:tcW w:type="dxa" w:w="536"/>
+                  <w:shd w:fill="FFFFFF" w:color="auto" w:val="clear"/>
+                  <w:tcMar>
+                    <w:top w:type="dxa" w:w="60"/>
+                    <w:left w:type="dxa" w:w="120"/>
+                    <w:bottom w:type="dxa" w:w="60"/>
+                    <w:right w:type="dxa" w:w="120"/>
+                  </w:tcMar>
+                  <w:vAlign w:val="top"/>
+                </w:tcPr>
+                <w:p>
+                  <w:pPr>
+                    <w:keepNext w:val="false"/>
+                    <w:spacing w:after="40" w:before="0"/>
+                    <w:jc w:val="left"/>
+                  </w:pPr>
+                  <w:r>
+                    <w:rPr>
+                      <w:rFonts w:ascii="Arial" w:cs="Arial" w:eastAsia="Arial" w:hAnsi="Arial"/>
+                      <w:b w:val="false"/>
+                      <w:bCs w:val="false"/>
+                      <w:i w:val="false"/>
+                      <w:iCs w:val="false"/>
+                      <w:color w:val="000000"/>
+                      <w:sz w:val="18"/>
+                      <w:szCs w:val="18"/>
+                    </w:rPr>
+                    <w:t xml:space="preserve">4</w:t>
+                  </w:r>
+                </w:p>
+              </w:tc>
+              <w:tc>
+                <w:tcPr>
+                  <w:tcW w:type="dxa" w:w="536"/>
+                  <w:shd w:fill="FFFFFF" w:color="auto" w:val="clear"/>
+                  <w:tcMar>
+                    <w:top w:type="dxa" w:w="60"/>
+                    <w:left w:type="dxa" w:w="120"/>
+                    <w:bottom w:type="dxa" w:w="60"/>
+                    <w:right w:type="dxa" w:w="120"/>
+                  </w:tcMar>
+                  <w:vAlign w:val="top"/>
+                </w:tcPr>
+                <w:p>
+                  <w:pPr>
+                    <w:keepNext w:val="false"/>
+                    <w:spacing w:after="40" w:before="0"/>
+                    <w:jc w:val="left"/>
+                  </w:pPr>
+                  <w:r>
+                    <w:rPr>
+                      <w:rFonts w:ascii="Arial" w:cs="Arial" w:eastAsia="Arial" w:hAnsi="Arial"/>
+                      <w:b w:val="false"/>
+                      <w:bCs w:val="false"/>
+                      <w:i w:val="false"/>
+                      <w:iCs w:val="false"/>
+                      <w:color w:val="000000"/>
+                      <w:sz w:val="18"/>
+                      <w:szCs w:val="18"/>
+                    </w:rPr>
+                    <w:t xml:space="preserve">?</w:t>
+                  </w:r>
+                </w:p>
+              </w:tc>
+            </w:tr>
+          </w:tbl>
+          <w:p>
+            <w:pPr>
+              <w:keepNext w:val="false"/>
+              <w:spacing w:after="60" w:before="0"/>
               <w:jc w:val="left"/>
             </w:pPr>
             <w:r>
@@ -8137,6 +9222,27 @@
           </w:p>
           <w:p>
             <w:pPr>
+              <w:keepNext w:val="false"/>
+              <w:spacing w:after="40" w:before="0"/>
+              <w:jc w:val="left"/>
+            </w:pPr>
+            <w:r>
+              <w:rPr>
+                <w:rFonts w:ascii="Arial" w:cs="Arial" w:eastAsia="Arial" w:hAnsi="Arial"/>
+                <w:b w:val="false"/>
+                <w:bCs w:val="false"/>
+                <w:i w:val="false"/>
+                <w:iCs w:val="false"/>
+                <w:color w:val="000000"/>
+                <w:sz w:val="18"/>
+                <w:szCs w:val="18"/>
+              </w:rPr>
+              <w:t xml:space="preserve"/>
+            </w:r>
+          </w:p>
+          <w:p>
+            <w:pPr>
+              <w:keepNext w:val="false"/>
               <w:spacing w:after="40" w:before="0"/>
               <w:jc w:val="left"/>
             </w:pPr>
@@ -8156,6 +9262,7 @@
           </w:p>
           <w:p>
             <w:pPr>
+              <w:keepNext w:val="false"/>
               <w:spacing w:after="40" w:before="0"/>
               <w:jc w:val="left"/>
             </w:pPr>
@@ -8175,6 +9282,7 @@
           </w:p>
           <w:p>
             <w:pPr>
+              <w:keepNext w:val="false"/>
               <w:spacing w:after="40" w:before="0"/>
               <w:jc w:val="left"/>
             </w:pPr>
@@ -8190,6 +9298,26 @@
                 <w:szCs w:val="18"/>
               </w:rPr>
               <w:t xml:space="preserve">Learners write a one-sentence 'Rule in my own words' in their exercise books.</w:t>
+            </w:r>
+          </w:p>
+          <w:p>
+            <w:pPr>
+              <w:keepNext w:val="false"/>
+              <w:spacing w:after="60" w:before="0"/>
+              <w:jc w:val="left"/>
+            </w:pPr>
+            <w:r>
+              <w:rPr>
+                <w:rFonts w:ascii="Arial" w:cs="Arial" w:eastAsia="Arial" w:hAnsi="Arial"/>
+                <w:b w:val="false"/>
+                <w:bCs w:val="false"/>
+                <w:i w:val="false"/>
+                <w:iCs w:val="false"/>
+                <w:color w:val="000000"/>
+                <w:sz w:val="18"/>
+                <w:szCs w:val="18"/>
+              </w:rPr>
+              <w:t xml:space="preserve"/>
             </w:r>
           </w:p>
         </w:tc>
@@ -8207,6 +9335,7 @@
           </w:tcPr>
           <w:p>
             <w:pPr>
+              <w:keepNext w:val="false"/>
               <w:spacing w:after="40" w:before="0"/>
               <w:jc w:val="left"/>
             </w:pPr>
@@ -8226,6 +9355,7 @@
           </w:p>
           <w:p>
             <w:pPr>
+              <w:keepNext w:val="false"/>
               <w:spacing w:after="40" w:before="0"/>
               <w:jc w:val="left"/>
             </w:pPr>
@@ -8245,6 +9375,7 @@
           </w:p>
           <w:p>
             <w:pPr>
+              <w:keepNext w:val="false"/>
               <w:spacing w:after="40" w:before="0"/>
               <w:jc w:val="left"/>
             </w:pPr>
@@ -8264,6 +9395,7 @@
           </w:p>
           <w:p>
             <w:pPr>
+              <w:keepNext w:val="false"/>
               <w:spacing w:after="40" w:before="0"/>
               <w:jc w:val="left"/>
             </w:pPr>
@@ -8283,6 +9415,7 @@
           </w:p>
           <w:p>
             <w:pPr>
+              <w:keepNext w:val="false"/>
               <w:spacing w:after="40" w:before="0"/>
               <w:jc w:val="left"/>
             </w:pPr>
@@ -8302,6 +9435,7 @@
           </w:p>
           <w:p>
             <w:pPr>
+              <w:keepNext w:val="false"/>
               <w:spacing w:after="40" w:before="0"/>
               <w:jc w:val="left"/>
             </w:pPr>
@@ -8334,6 +9468,7 @@
           </w:tcPr>
           <w:p>
             <w:pPr>
+              <w:keepNext w:val="false"/>
               <w:spacing w:after="40" w:before="0"/>
               <w:jc w:val="left"/>
             </w:pPr>
@@ -8366,6 +9501,7 @@
           </w:tcPr>
           <w:p>
             <w:pPr>
+              <w:keepNext w:val="false"/>
               <w:spacing w:after="40" w:before="0"/>
               <w:jc w:val="left"/>
             </w:pPr>
@@ -8400,6 +9536,7 @@
           </w:tcPr>
           <w:p>
             <w:pPr>
+              <w:keepNext w:val="false"/>
               <w:spacing w:after="40" w:before="0"/>
               <w:jc w:val="left"/>
             </w:pPr>
@@ -8437,7 +9574,7 @@
             <w:pPr>
               <w:spacing w:after="20" w:before="0"/>
             </w:pPr>
-            <w:hyperlink w:history="1" r:id="rId6cktot69fg_bgtce7zgmg">
+            <w:hyperlink w:history="1" r:id="rIdty07cizkuyqhcjwmr7puw">
               <w:r>
                 <w:rPr>
                   <w:rFonts w:ascii="Arial" w:cs="Arial" w:eastAsia="Arial" w:hAnsi="Arial"/>
@@ -8486,7 +9623,7 @@
               <w:spacing w:after="10" w:before="0"/>
               <w:ind w:left="120"/>
             </w:pPr>
-            <w:hyperlink w:history="1" r:id="rIdokmuierlqrpnrqk7alrno">
+            <w:hyperlink w:history="1" r:id="rIdqleb4u7ni74a_jsza_rgp">
               <w:r>
                 <w:rPr>
                   <w:rFonts w:ascii="Arial" w:cs="Arial" w:eastAsia="Arial" w:hAnsi="Arial"/>
@@ -8531,7 +9668,7 @@
             <w:pPr>
               <w:spacing w:after="20" w:before="0"/>
             </w:pPr>
-            <w:hyperlink w:history="1" r:id="rIdyomxqmsjkyll0mn5htcis">
+            <w:hyperlink w:history="1" r:id="rIdl4v0k2ywelwhrytqwrohw">
               <w:r>
                 <w:rPr>
                   <w:rFonts w:ascii="Arial" w:cs="Arial" w:eastAsia="Arial" w:hAnsi="Arial"/>
@@ -8580,7 +9717,7 @@
               <w:spacing w:after="10" w:before="0"/>
               <w:ind w:left="120"/>
             </w:pPr>
-            <w:hyperlink w:history="1" r:id="rIdacsmtw-as-kdidtktd3vs">
+            <w:hyperlink w:history="1" r:id="rIdkmhvjwmebjuumshffgqwp">
               <w:r>
                 <w:rPr>
                   <w:rFonts w:ascii="Arial" w:cs="Arial" w:eastAsia="Arial" w:hAnsi="Arial"/>
@@ -8608,6 +9745,7 @@
           </w:tcPr>
           <w:p>
             <w:pPr>
+              <w:keepNext w:val="false"/>
               <w:spacing w:after="40" w:before="0"/>
               <w:jc w:val="left"/>
             </w:pPr>
@@ -8667,6 +9805,7 @@
           </w:p>
           <w:p>
             <w:pPr>
+              <w:keepNext w:val="false"/>
               <w:spacing w:after="40" w:before="0"/>
               <w:jc w:val="left"/>
             </w:pPr>
@@ -8686,6 +9825,7 @@
           </w:p>
           <w:p>
             <w:pPr>
+              <w:keepNext w:val="false"/>
               <w:spacing w:after="40" w:before="0"/>
               <w:jc w:val="left"/>
             </w:pPr>
@@ -8718,6 +9858,7 @@
           </w:tcPr>
           <w:p>
             <w:pPr>
+              <w:keepNext w:val="false"/>
               <w:spacing w:after="40" w:before="0"/>
               <w:jc w:val="left"/>
             </w:pPr>
@@ -8737,6 +9878,7 @@
           </w:p>
           <w:p>
             <w:pPr>
+              <w:keepNext w:val="false"/>
               <w:spacing w:after="40" w:before="0"/>
               <w:jc w:val="left"/>
             </w:pPr>
@@ -8756,6 +9898,7 @@
           </w:p>
           <w:p>
             <w:pPr>
+              <w:keepNext w:val="false"/>
               <w:spacing w:after="40" w:before="0"/>
               <w:jc w:val="left"/>
             </w:pPr>
@@ -8775,6 +9918,7 @@
           </w:p>
           <w:p>
             <w:pPr>
+              <w:keepNext w:val="false"/>
               <w:spacing w:after="40" w:before="0"/>
               <w:jc w:val="left"/>
             </w:pPr>
@@ -8794,6 +9938,7 @@
           </w:p>
           <w:p>
             <w:pPr>
+              <w:keepNext w:val="false"/>
               <w:spacing w:after="40" w:before="0"/>
               <w:jc w:val="left"/>
             </w:pPr>
@@ -8826,6 +9971,7 @@
           </w:tcPr>
           <w:p>
             <w:pPr>
+              <w:keepNext w:val="false"/>
               <w:spacing w:after="40" w:before="0"/>
               <w:jc w:val="left"/>
             </w:pPr>
@@ -8858,6 +10004,7 @@
           </w:tcPr>
           <w:p>
             <w:pPr>
+              <w:keepNext w:val="false"/>
               <w:spacing w:after="40" w:before="0"/>
               <w:jc w:val="left"/>
             </w:pPr>
@@ -8892,6 +10039,7 @@
           </w:tcPr>
           <w:p>
             <w:pPr>
+              <w:keepNext w:val="false"/>
               <w:spacing w:after="40" w:before="0"/>
               <w:jc w:val="left"/>
             </w:pPr>
@@ -8929,7 +10077,7 @@
             <w:pPr>
               <w:spacing w:after="20" w:before="0"/>
             </w:pPr>
-            <w:hyperlink w:history="1" r:id="rIdbnhg41sx08lkok09mht3e">
+            <w:hyperlink w:history="1" r:id="rIdzo28ay16d_tjz0dmpx9jb">
               <w:r>
                 <w:rPr>
                   <w:rFonts w:ascii="Arial" w:cs="Arial" w:eastAsia="Arial" w:hAnsi="Arial"/>
@@ -8978,7 +10126,7 @@
               <w:spacing w:after="10" w:before="0"/>
               <w:ind w:left="120"/>
             </w:pPr>
-            <w:hyperlink w:history="1" r:id="rIduzrc4pmasgrs-dm7vmlcf">
+            <w:hyperlink w:history="1" r:id="rIdbbua4y3s69zma4_-itdik">
               <w:r>
                 <w:rPr>
                   <w:rFonts w:ascii="Arial" w:cs="Arial" w:eastAsia="Arial" w:hAnsi="Arial"/>
@@ -9023,7 +10171,7 @@
             <w:pPr>
               <w:spacing w:after="20" w:before="0"/>
             </w:pPr>
-            <w:hyperlink w:history="1" r:id="rId1cehvspnls2vhssqezb1i">
+            <w:hyperlink w:history="1" r:id="rIdjzhvhvnhjnskyfxi85k5e">
               <w:r>
                 <w:rPr>
                   <w:rFonts w:ascii="Arial" w:cs="Arial" w:eastAsia="Arial" w:hAnsi="Arial"/>
@@ -9072,7 +10220,7 @@
               <w:spacing w:after="10" w:before="0"/>
               <w:ind w:left="120"/>
             </w:pPr>
-            <w:hyperlink w:history="1" r:id="rIdhi7zlsfaa3cr2sqzbrfz_">
+            <w:hyperlink w:history="1" r:id="rIdpklickbdctpfylnzmrtan">
               <w:r>
                 <w:rPr>
                   <w:rFonts w:ascii="Arial" w:cs="Arial" w:eastAsia="Arial" w:hAnsi="Arial"/>
@@ -9100,6 +10248,7 @@
           </w:tcPr>
           <w:p>
             <w:pPr>
+              <w:keepNext w:val="false"/>
               <w:spacing w:after="40" w:before="0"/>
               <w:jc w:val="left"/>
             </w:pPr>
@@ -9119,6 +10268,7 @@
           </w:p>
           <w:p>
             <w:pPr>
+              <w:keepNext w:val="false"/>
               <w:spacing w:after="40" w:before="0"/>
               <w:jc w:val="left"/>
             </w:pPr>
@@ -9138,6 +10288,7 @@
           </w:p>
           <w:p>
             <w:pPr>
+              <w:keepNext w:val="false"/>
               <w:spacing w:after="40" w:before="0"/>
               <w:jc w:val="left"/>
             </w:pPr>
@@ -9157,6 +10308,7 @@
           </w:p>
           <w:p>
             <w:pPr>
+              <w:keepNext w:val="false"/>
               <w:spacing w:after="40" w:before="0"/>
               <w:jc w:val="left"/>
             </w:pPr>
@@ -9176,6 +10328,7 @@
           </w:p>
           <w:p>
             <w:pPr>
+              <w:keepNext w:val="false"/>
               <w:spacing w:after="40" w:before="0"/>
               <w:jc w:val="left"/>
             </w:pPr>
@@ -9195,6 +10348,7 @@
           </w:p>
           <w:p>
             <w:pPr>
+              <w:keepNext w:val="false"/>
               <w:spacing w:after="40" w:before="0"/>
               <w:jc w:val="left"/>
             </w:pPr>
@@ -9214,6 +10368,7 @@
           </w:p>
           <w:p>
             <w:pPr>
+              <w:keepNext w:val="false"/>
               <w:spacing w:after="40" w:before="0"/>
               <w:jc w:val="left"/>
             </w:pPr>
@@ -9246,6 +10401,7 @@
           </w:tcPr>
           <w:p>
             <w:pPr>
+              <w:keepNext w:val="false"/>
               <w:spacing w:after="40" w:before="0"/>
               <w:jc w:val="left"/>
             </w:pPr>
@@ -9265,6 +10421,7 @@
           </w:p>
           <w:p>
             <w:pPr>
+              <w:keepNext w:val="false"/>
               <w:spacing w:after="40" w:before="0"/>
               <w:jc w:val="left"/>
             </w:pPr>
@@ -9284,6 +10441,7 @@
           </w:p>
           <w:p>
             <w:pPr>
+              <w:keepNext w:val="false"/>
               <w:spacing w:after="40" w:before="0"/>
               <w:jc w:val="left"/>
             </w:pPr>
@@ -9303,6 +10461,7 @@
           </w:p>
           <w:p>
             <w:pPr>
+              <w:keepNext w:val="false"/>
               <w:spacing w:after="40" w:before="0"/>
               <w:jc w:val="left"/>
             </w:pPr>
@@ -9322,6 +10481,7 @@
           </w:p>
           <w:p>
             <w:pPr>
+              <w:keepNext w:val="false"/>
               <w:spacing w:after="40" w:before="0"/>
               <w:jc w:val="left"/>
             </w:pPr>
@@ -9341,6 +10501,7 @@
           </w:p>
           <w:p>
             <w:pPr>
+              <w:keepNext w:val="false"/>
               <w:spacing w:after="40" w:before="0"/>
               <w:jc w:val="left"/>
             </w:pPr>
@@ -9373,6 +10534,7 @@
           </w:tcPr>
           <w:p>
             <w:pPr>
+              <w:keepNext w:val="false"/>
               <w:spacing w:after="40" w:before="0"/>
               <w:jc w:val="left"/>
             </w:pPr>
@@ -9405,6 +10567,7 @@
           </w:tcPr>
           <w:p>
             <w:pPr>
+              <w:keepNext w:val="false"/>
               <w:spacing w:after="40" w:before="0"/>
               <w:jc w:val="left"/>
             </w:pPr>
@@ -9464,6 +10627,7 @@
           </w:tcPr>
           <w:p>
             <w:pPr>
+              <w:keepNext w:val="false"/>
               <w:spacing w:after="40" w:before="0"/>
               <w:jc w:val="center"/>
             </w:pPr>
@@ -9498,6 +10662,7 @@
           </w:tcPr>
           <w:p>
             <w:pPr>
+              <w:keepNext w:val="false"/>
               <w:spacing w:after="40" w:before="0"/>
               <w:jc w:val="left"/>
             </w:pPr>
@@ -9517,6 +10682,7 @@
           </w:p>
           <w:p>
             <w:pPr>
+              <w:keepNext w:val="false"/>
               <w:spacing w:after="40" w:before="0"/>
               <w:jc w:val="left"/>
             </w:pPr>
@@ -9536,6 +10702,7 @@
           </w:p>
           <w:p>
             <w:pPr>
+              <w:keepNext w:val="false"/>
               <w:spacing w:after="40" w:before="0"/>
               <w:jc w:val="left"/>
             </w:pPr>
@@ -9555,6 +10722,7 @@
           </w:p>
           <w:p>
             <w:pPr>
+              <w:keepNext w:val="false"/>
               <w:spacing w:after="40" w:before="0"/>
               <w:jc w:val="left"/>
             </w:pPr>
@@ -9574,6 +10742,7 @@
           </w:p>
           <w:p>
             <w:pPr>
+              <w:keepNext w:val="false"/>
               <w:spacing w:after="40" w:before="0"/>
               <w:jc w:val="left"/>
             </w:pPr>
@@ -9593,6 +10762,7 @@
           </w:p>
           <w:p>
             <w:pPr>
+              <w:keepNext w:val="false"/>
               <w:spacing w:after="40" w:before="0"/>
               <w:jc w:val="left"/>
             </w:pPr>
@@ -9612,6 +10782,7 @@
           </w:p>
           <w:p>
             <w:pPr>
+              <w:keepNext w:val="false"/>
               <w:spacing w:after="40" w:before="0"/>
               <w:jc w:val="left"/>
             </w:pPr>
@@ -9631,6 +10802,7 @@
           </w:p>
           <w:p>
             <w:pPr>
+              <w:keepNext w:val="false"/>
               <w:spacing w:after="40" w:before="0"/>
               <w:jc w:val="left"/>
             </w:pPr>
@@ -9650,6 +10822,7 @@
           </w:p>
           <w:p>
             <w:pPr>
+              <w:keepNext w:val="false"/>
               <w:spacing w:after="40" w:before="0"/>
               <w:jc w:val="left"/>
             </w:pPr>
@@ -9669,6 +10842,7 @@
           </w:p>
           <w:p>
             <w:pPr>
+              <w:keepNext w:val="false"/>
               <w:spacing w:after="40" w:before="0"/>
               <w:jc w:val="left"/>
             </w:pPr>
@@ -9688,6 +10862,7 @@
           </w:p>
           <w:p>
             <w:pPr>
+              <w:keepNext w:val="false"/>
               <w:spacing w:after="40" w:before="0"/>
               <w:jc w:val="left"/>
             </w:pPr>
@@ -9749,6 +10924,7 @@
           </w:tcPr>
           <w:p>
             <w:pPr>
+              <w:keepNext w:val="false"/>
               <w:spacing w:after="40" w:before="0"/>
               <w:jc w:val="center"/>
             </w:pPr>
@@ -9783,6 +10959,7 @@
           </w:tcPr>
           <w:p>
             <w:pPr>
+              <w:keepNext w:val="false"/>
               <w:spacing w:after="40" w:before="0"/>
               <w:jc w:val="left"/>
             </w:pPr>
@@ -9815,6 +10992,7 @@
           </w:tcPr>
           <w:p>
             <w:pPr>
+              <w:keepNext w:val="false"/>
               <w:spacing w:after="40" w:before="0"/>
               <w:jc w:val="left"/>
             </w:pPr>
@@ -9849,6 +11027,7 @@
           </w:tcPr>
           <w:p>
             <w:pPr>
+              <w:keepNext w:val="false"/>
               <w:spacing w:after="40" w:before="0"/>
               <w:jc w:val="left"/>
             </w:pPr>
@@ -9881,6 +11060,7 @@
           </w:tcPr>
           <w:p>
             <w:pPr>
+              <w:keepNext w:val="false"/>
               <w:spacing w:after="40" w:before="0"/>
               <w:jc w:val="left"/>
             </w:pPr>
@@ -9915,6 +11095,7 @@
           </w:tcPr>
           <w:p>
             <w:pPr>
+              <w:keepNext w:val="false"/>
               <w:spacing w:after="40" w:before="0"/>
               <w:jc w:val="left"/>
             </w:pPr>
@@ -9947,6 +11128,7 @@
           </w:tcPr>
           <w:p>
             <w:pPr>
+              <w:keepNext w:val="false"/>
               <w:spacing w:after="40" w:before="0"/>
               <w:jc w:val="left"/>
             </w:pPr>
@@ -9983,7 +11165,7 @@
         </w:rPr>
         <w:t xml:space="preserve">© 2026 SeaVuria and ARES. Aligned with KICD objectives. Developed by SeaVuria; technical implementation by ARES (with AI assistance from Claude). Licensed under </w:t>
       </w:r>
-      <w:hyperlink w:history="1" r:id="rIdeqzxa8fofy7tupd7x7fxb">
+      <w:hyperlink w:history="1" r:id="rIdcu0bbpelh-hpq9f3iudqv">
         <w:r>
           <w:rPr>
             <w:rFonts w:ascii="Arial" w:cs="Arial" w:eastAsia="Arial" w:hAnsi="Arial"/>
@@ -10004,7 +11186,7 @@
         </w:rPr>
         <w:t xml:space="preserve"> (</w:t>
       </w:r>
-      <w:hyperlink w:history="1" r:id="rIdnuizruewswcu9pr4ds50h">
+      <w:hyperlink w:history="1" r:id="rIdbjxmucuqfxjkxbexregui">
         <w:r>
           <w:rPr>
             <w:rFonts w:ascii="Arial" w:cs="Arial" w:eastAsia="Arial" w:hAnsi="Arial"/>
@@ -10064,6 +11246,7 @@
           </w:tcPr>
           <w:p>
             <w:pPr>
+              <w:keepNext w:val="false"/>
               <w:spacing w:after="40" w:before="0"/>
               <w:jc w:val="center"/>
             </w:pPr>
@@ -10099,6 +11282,7 @@
           </w:tcPr>
           <w:p>
             <w:pPr>
+              <w:keepNext w:val="false"/>
               <w:spacing w:after="40" w:before="0"/>
               <w:jc w:val="center"/>
             </w:pPr>
@@ -10133,6 +11317,7 @@
           </w:tcPr>
           <w:p>
             <w:pPr>
+              <w:keepNext w:val="false"/>
               <w:spacing w:after="40" w:before="0"/>
               <w:jc w:val="left"/>
             </w:pPr>
@@ -10165,6 +11350,7 @@
           </w:tcPr>
           <w:p>
             <w:pPr>
+              <w:keepNext w:val="false"/>
               <w:spacing w:after="40" w:before="0"/>
               <w:jc w:val="left"/>
             </w:pPr>
@@ -10199,6 +11385,7 @@
           </w:tcPr>
           <w:p>
             <w:pPr>
+              <w:keepNext w:val="false"/>
               <w:spacing w:after="40" w:before="0"/>
               <w:jc w:val="left"/>
             </w:pPr>
@@ -10231,6 +11418,7 @@
           </w:tcPr>
           <w:p>
             <w:pPr>
+              <w:keepNext w:val="false"/>
               <w:spacing w:after="40" w:before="0"/>
               <w:jc w:val="left"/>
             </w:pPr>
@@ -10265,6 +11453,7 @@
           </w:tcPr>
           <w:p>
             <w:pPr>
+              <w:keepNext w:val="false"/>
               <w:spacing w:after="40" w:before="0"/>
               <w:jc w:val="left"/>
             </w:pPr>
@@ -10297,6 +11486,7 @@
           </w:tcPr>
           <w:p>
             <w:pPr>
+              <w:keepNext w:val="false"/>
               <w:spacing w:after="40" w:before="0"/>
               <w:jc w:val="left"/>
             </w:pPr>
@@ -10331,6 +11521,7 @@
           </w:tcPr>
           <w:p>
             <w:pPr>
+              <w:keepNext w:val="false"/>
               <w:spacing w:after="40" w:before="0"/>
               <w:jc w:val="left"/>
             </w:pPr>
@@ -10363,6 +11554,7 @@
           </w:tcPr>
           <w:p>
             <w:pPr>
+              <w:keepNext w:val="false"/>
               <w:spacing w:after="40" w:before="0"/>
               <w:jc w:val="left"/>
             </w:pPr>
@@ -10397,6 +11589,7 @@
           </w:tcPr>
           <w:p>
             <w:pPr>
+              <w:keepNext w:val="false"/>
               <w:spacing w:after="40" w:before="0"/>
               <w:jc w:val="left"/>
             </w:pPr>
@@ -10429,6 +11622,7 @@
           </w:tcPr>
           <w:p>
             <w:pPr>
+              <w:keepNext w:val="false"/>
               <w:spacing w:after="40" w:before="0"/>
               <w:jc w:val="left"/>
             </w:pPr>
@@ -10463,6 +11657,7 @@
           </w:tcPr>
           <w:p>
             <w:pPr>
+              <w:keepNext w:val="false"/>
               <w:spacing w:after="40" w:before="0"/>
               <w:jc w:val="left"/>
             </w:pPr>
@@ -10495,6 +11690,7 @@
           </w:tcPr>
           <w:p>
             <w:pPr>
+              <w:keepNext w:val="false"/>
               <w:spacing w:after="40" w:before="0"/>
               <w:jc w:val="left"/>
             </w:pPr>
@@ -10529,6 +11725,7 @@
           </w:tcPr>
           <w:p>
             <w:pPr>
+              <w:keepNext w:val="false"/>
               <w:spacing w:after="40" w:before="0"/>
               <w:jc w:val="left"/>
             </w:pPr>
@@ -10561,6 +11758,7 @@
           </w:tcPr>
           <w:p>
             <w:pPr>
+              <w:keepNext w:val="false"/>
               <w:spacing w:after="40" w:before="0"/>
               <w:jc w:val="left"/>
             </w:pPr>
@@ -10595,6 +11793,7 @@
           </w:tcPr>
           <w:p>
             <w:pPr>
+              <w:keepNext w:val="false"/>
               <w:spacing w:after="40" w:before="0"/>
               <w:jc w:val="left"/>
             </w:pPr>
@@ -10627,6 +11826,7 @@
           </w:tcPr>
           <w:p>
             <w:pPr>
+              <w:keepNext w:val="false"/>
               <w:spacing w:after="40" w:before="0"/>
               <w:jc w:val="left"/>
             </w:pPr>
@@ -10686,6 +11886,7 @@
           </w:tcPr>
           <w:p>
             <w:pPr>
+              <w:keepNext w:val="false"/>
               <w:spacing w:after="40" w:before="0"/>
               <w:jc w:val="center"/>
             </w:pPr>
@@ -10720,6 +11921,7 @@
           </w:tcPr>
           <w:p>
             <w:pPr>
+              <w:keepNext w:val="false"/>
               <w:spacing w:after="40" w:before="0"/>
               <w:jc w:val="left"/>
             </w:pPr>
@@ -10784,6 +11986,7 @@
           </w:tcPr>
           <w:p>
             <w:pPr>
+              <w:keepNext w:val="false"/>
               <w:spacing w:after="40" w:before="0"/>
               <w:jc w:val="center"/>
             </w:pPr>
@@ -10818,6 +12021,7 @@
           </w:tcPr>
           <w:p>
             <w:pPr>
+              <w:keepNext w:val="false"/>
               <w:spacing w:after="40" w:before="0"/>
               <w:jc w:val="left"/>
             </w:pPr>
@@ -10850,6 +12054,7 @@
           </w:tcPr>
           <w:p>
             <w:pPr>
+              <w:keepNext w:val="false"/>
               <w:spacing w:after="40" w:before="0"/>
               <w:jc w:val="left"/>
             </w:pPr>
@@ -10882,6 +12087,7 @@
           </w:tcPr>
           <w:p>
             <w:pPr>
+              <w:keepNext w:val="false"/>
               <w:spacing w:after="40" w:before="0"/>
               <w:jc w:val="left"/>
             </w:pPr>
@@ -10914,6 +12120,7 @@
           </w:tcPr>
           <w:p>
             <w:pPr>
+              <w:keepNext w:val="false"/>
               <w:spacing w:after="40" w:before="0"/>
               <w:jc w:val="left"/>
             </w:pPr>
@@ -10946,6 +12153,7 @@
           </w:tcPr>
           <w:p>
             <w:pPr>
+              <w:keepNext w:val="false"/>
               <w:spacing w:after="40" w:before="0"/>
               <w:jc w:val="left"/>
             </w:pPr>
@@ -10980,6 +12188,7 @@
           </w:tcPr>
           <w:p>
             <w:pPr>
+              <w:keepNext w:val="false"/>
               <w:spacing w:after="40" w:before="0"/>
               <w:jc w:val="left"/>
             </w:pPr>
@@ -11017,7 +12226,7 @@
             <w:pPr>
               <w:spacing w:after="20" w:before="0"/>
             </w:pPr>
-            <w:hyperlink w:history="1" r:id="rIdol5onxvihsplct4f9fw39">
+            <w:hyperlink w:history="1" r:id="rIdutybhmc_zha3i1nugrxpb">
               <w:r>
                 <w:rPr>
                   <w:rFonts w:ascii="Arial" w:cs="Arial" w:eastAsia="Arial" w:hAnsi="Arial"/>
@@ -11050,7 +12259,7 @@
               <w:spacing w:after="10" w:before="0"/>
               <w:ind w:left="120"/>
             </w:pPr>
-            <w:hyperlink w:history="1" r:id="rIdl2sm7bgcmjrsegmwkzfms">
+            <w:hyperlink w:history="1" r:id="rIdojsbdayajcjisjma365dv">
               <w:r>
                 <w:rPr>
                   <w:rFonts w:ascii="Arial" w:cs="Arial" w:eastAsia="Arial" w:hAnsi="Arial"/>
@@ -11095,7 +12304,7 @@
             <w:pPr>
               <w:spacing w:after="20" w:before="0"/>
             </w:pPr>
-            <w:hyperlink w:history="1" r:id="rId--zdano-wxnmu0rnk_lad">
+            <w:hyperlink w:history="1" r:id="rIdr2wytb_97siqafeon7qzw">
               <w:r>
                 <w:rPr>
                   <w:rFonts w:ascii="Arial" w:cs="Arial" w:eastAsia="Arial" w:hAnsi="Arial"/>
@@ -11128,7 +12337,7 @@
               <w:spacing w:after="10" w:before="0"/>
               <w:ind w:left="120"/>
             </w:pPr>
-            <w:hyperlink w:history="1" r:id="rIdtyr_h71-fncbir28gvdhd">
+            <w:hyperlink w:history="1" r:id="rIdzrwpnipidybdcpfro4_3n">
               <w:r>
                 <w:rPr>
                   <w:rFonts w:ascii="Arial" w:cs="Arial" w:eastAsia="Arial" w:hAnsi="Arial"/>
@@ -11156,6 +12365,7 @@
           </w:tcPr>
           <w:p>
             <w:pPr>
+              <w:keepNext w:val="false"/>
               <w:spacing w:after="40" w:before="0"/>
               <w:jc w:val="left"/>
             </w:pPr>
@@ -11188,6 +12398,7 @@
           </w:tcPr>
           <w:p>
             <w:pPr>
+              <w:keepNext w:val="false"/>
               <w:spacing w:after="40" w:before="0"/>
               <w:jc w:val="left"/>
             </w:pPr>
@@ -11220,6 +12431,7 @@
           </w:tcPr>
           <w:p>
             <w:pPr>
+              <w:keepNext w:val="false"/>
               <w:spacing w:after="40" w:before="0"/>
               <w:jc w:val="left"/>
             </w:pPr>
@@ -11252,6 +12464,7 @@
           </w:tcPr>
           <w:p>
             <w:pPr>
+              <w:keepNext w:val="false"/>
               <w:spacing w:after="40" w:before="0"/>
               <w:jc w:val="left"/>
             </w:pPr>
@@ -11286,6 +12499,7 @@
           </w:tcPr>
           <w:p>
             <w:pPr>
+              <w:keepNext w:val="false"/>
               <w:spacing w:after="40" w:before="0"/>
               <w:jc w:val="left"/>
             </w:pPr>
@@ -11323,7 +12537,7 @@
             <w:pPr>
               <w:spacing w:after="20" w:before="0"/>
             </w:pPr>
-            <w:hyperlink w:history="1" r:id="rIdjzhmfnlmj_ummeenvtyv8">
+            <w:hyperlink w:history="1" r:id="rIdgd9ckhklsqbraav8x-1nk">
               <w:r>
                 <w:rPr>
                   <w:rFonts w:ascii="Arial" w:cs="Arial" w:eastAsia="Arial" w:hAnsi="Arial"/>
@@ -11356,7 +12570,7 @@
               <w:spacing w:after="10" w:before="0"/>
               <w:ind w:left="120"/>
             </w:pPr>
-            <w:hyperlink w:history="1" r:id="rIds39_cxie8xjyajz26uds4">
+            <w:hyperlink w:history="1" r:id="rIdvlive5ayb9xrnogl8zp1l">
               <w:r>
                 <w:rPr>
                   <w:rFonts w:ascii="Arial" w:cs="Arial" w:eastAsia="Arial" w:hAnsi="Arial"/>
@@ -11401,7 +12615,7 @@
             <w:pPr>
               <w:spacing w:after="20" w:before="0"/>
             </w:pPr>
-            <w:hyperlink w:history="1" r:id="rIdybr2oubtnn7yyw4fcgx-v">
+            <w:hyperlink w:history="1" r:id="rIdai50gz8qfd8tevhnumhyf">
               <w:r>
                 <w:rPr>
                   <w:rFonts w:ascii="Arial" w:cs="Arial" w:eastAsia="Arial" w:hAnsi="Arial"/>
@@ -11434,7 +12648,7 @@
               <w:spacing w:after="10" w:before="0"/>
               <w:ind w:left="120"/>
             </w:pPr>
-            <w:hyperlink w:history="1" r:id="rIdhhjeacy_9acflfsfcv5cb">
+            <w:hyperlink w:history="1" r:id="rId5mhil5-2havxrkk1ysrj6">
               <w:r>
                 <w:rPr>
                   <w:rFonts w:ascii="Arial" w:cs="Arial" w:eastAsia="Arial" w:hAnsi="Arial"/>
@@ -11462,6 +12676,7 @@
           </w:tcPr>
           <w:p>
             <w:pPr>
+              <w:keepNext w:val="false"/>
               <w:spacing w:after="40" w:before="0"/>
               <w:jc w:val="left"/>
             </w:pPr>
@@ -11494,6 +12709,7 @@
           </w:tcPr>
           <w:p>
             <w:pPr>
+              <w:keepNext w:val="false"/>
               <w:spacing w:after="40" w:before="0"/>
               <w:jc w:val="left"/>
             </w:pPr>
@@ -11526,6 +12742,7 @@
           </w:tcPr>
           <w:p>
             <w:pPr>
+              <w:keepNext w:val="false"/>
               <w:spacing w:after="40" w:before="0"/>
               <w:jc w:val="left"/>
             </w:pPr>
@@ -11558,6 +12775,7 @@
           </w:tcPr>
           <w:p>
             <w:pPr>
+              <w:keepNext w:val="false"/>
               <w:spacing w:after="40" w:before="0"/>
               <w:jc w:val="left"/>
             </w:pPr>
@@ -11592,6 +12810,7 @@
           </w:tcPr>
           <w:p>
             <w:pPr>
+              <w:keepNext w:val="false"/>
               <w:spacing w:after="40" w:before="0"/>
               <w:jc w:val="left"/>
             </w:pPr>
@@ -11629,7 +12848,7 @@
             <w:pPr>
               <w:spacing w:after="20" w:before="0"/>
             </w:pPr>
-            <w:hyperlink w:history="1" r:id="rId8lnas1ze_lox4azhg8k_g">
+            <w:hyperlink w:history="1" r:id="rIdnxnydcis1n5dxeacz-_fz">
               <w:r>
                 <w:rPr>
                   <w:rFonts w:ascii="Arial" w:cs="Arial" w:eastAsia="Arial" w:hAnsi="Arial"/>
@@ -11662,7 +12881,7 @@
               <w:spacing w:after="10" w:before="0"/>
               <w:ind w:left="120"/>
             </w:pPr>
-            <w:hyperlink w:history="1" r:id="rIdzjdtoidl2syssyv3akb-c">
+            <w:hyperlink w:history="1" r:id="rIdv_zruslwm7c0vhjbnik_0">
               <w:r>
                 <w:rPr>
                   <w:rFonts w:ascii="Arial" w:cs="Arial" w:eastAsia="Arial" w:hAnsi="Arial"/>
@@ -11707,7 +12926,7 @@
             <w:pPr>
               <w:spacing w:after="20" w:before="0"/>
             </w:pPr>
-            <w:hyperlink w:history="1" r:id="rIdlxs7wsxmpnamopjebwxqs">
+            <w:hyperlink w:history="1" r:id="rIdytvsaxu6mwly2jt_2fxgu">
               <w:r>
                 <w:rPr>
                   <w:rFonts w:ascii="Arial" w:cs="Arial" w:eastAsia="Arial" w:hAnsi="Arial"/>
@@ -11756,7 +12975,7 @@
               <w:spacing w:after="10" w:before="0"/>
               <w:ind w:left="120"/>
             </w:pPr>
-            <w:hyperlink w:history="1" r:id="rIdhjnyqwvjy5rug6lbplzop">
+            <w:hyperlink w:history="1" r:id="rIdufqicaksj4ydhyqwixad_">
               <w:r>
                 <w:rPr>
                   <w:rFonts w:ascii="Arial" w:cs="Arial" w:eastAsia="Arial" w:hAnsi="Arial"/>
@@ -11784,6 +13003,7 @@
           </w:tcPr>
           <w:p>
             <w:pPr>
+              <w:keepNext w:val="false"/>
               <w:spacing w:after="40" w:before="0"/>
               <w:jc w:val="left"/>
             </w:pPr>
@@ -11816,6 +13036,7 @@
           </w:tcPr>
           <w:p>
             <w:pPr>
+              <w:keepNext w:val="false"/>
               <w:spacing w:after="40" w:before="0"/>
               <w:jc w:val="left"/>
             </w:pPr>
@@ -11848,6 +13069,7 @@
           </w:tcPr>
           <w:p>
             <w:pPr>
+              <w:keepNext w:val="false"/>
               <w:spacing w:after="40" w:before="0"/>
               <w:jc w:val="left"/>
             </w:pPr>
@@ -11880,6 +13102,7 @@
           </w:tcPr>
           <w:p>
             <w:pPr>
+              <w:keepNext w:val="false"/>
               <w:spacing w:after="40" w:before="0"/>
               <w:jc w:val="left"/>
             </w:pPr>
@@ -11914,6 +13137,7 @@
           </w:tcPr>
           <w:p>
             <w:pPr>
+              <w:keepNext w:val="false"/>
               <w:spacing w:after="40" w:before="0"/>
               <w:jc w:val="left"/>
             </w:pPr>
@@ -11951,7 +13175,7 @@
             <w:pPr>
               <w:spacing w:after="20" w:before="0"/>
             </w:pPr>
-            <w:hyperlink w:history="1" r:id="rId_6kxvnshjp3pqlqvve8u0">
+            <w:hyperlink w:history="1" r:id="rIdoxhbajab84nyd2ft9yono">
               <w:r>
                 <w:rPr>
                   <w:rFonts w:ascii="Arial" w:cs="Arial" w:eastAsia="Arial" w:hAnsi="Arial"/>
@@ -11984,7 +13208,7 @@
               <w:spacing w:after="10" w:before="0"/>
               <w:ind w:left="120"/>
             </w:pPr>
-            <w:hyperlink w:history="1" r:id="rIdmdlxmzupkdysho8endsn0">
+            <w:hyperlink w:history="1" r:id="rIdeye2qej9d_etgfwx1w5wi">
               <w:r>
                 <w:rPr>
                   <w:rFonts w:ascii="Arial" w:cs="Arial" w:eastAsia="Arial" w:hAnsi="Arial"/>
@@ -12029,7 +13253,7 @@
             <w:pPr>
               <w:spacing w:after="20" w:before="0"/>
             </w:pPr>
-            <w:hyperlink w:history="1" r:id="rId5umruz1lys1jodgm36v4b">
+            <w:hyperlink w:history="1" r:id="rIdduegpak13ifdnjiy286qr">
               <w:r>
                 <w:rPr>
                   <w:rFonts w:ascii="Arial" w:cs="Arial" w:eastAsia="Arial" w:hAnsi="Arial"/>
@@ -12078,7 +13302,7 @@
               <w:spacing w:after="10" w:before="0"/>
               <w:ind w:left="120"/>
             </w:pPr>
-            <w:hyperlink w:history="1" r:id="rId4yntphku-giphwrg363s9">
+            <w:hyperlink w:history="1" r:id="rId2yuzw2i2nbve74o_vdpqg">
               <w:r>
                 <w:rPr>
                   <w:rFonts w:ascii="Arial" w:cs="Arial" w:eastAsia="Arial" w:hAnsi="Arial"/>
@@ -12106,6 +13330,7 @@
           </w:tcPr>
           <w:p>
             <w:pPr>
+              <w:keepNext w:val="false"/>
               <w:spacing w:after="40" w:before="0"/>
               <w:jc w:val="left"/>
             </w:pPr>
@@ -12138,6 +13363,7 @@
           </w:tcPr>
           <w:p>
             <w:pPr>
+              <w:keepNext w:val="false"/>
               <w:spacing w:after="40" w:before="0"/>
               <w:jc w:val="left"/>
             </w:pPr>
@@ -12170,6 +13396,7 @@
           </w:tcPr>
           <w:p>
             <w:pPr>
+              <w:keepNext w:val="false"/>
               <w:spacing w:after="40" w:before="0"/>
               <w:jc w:val="left"/>
             </w:pPr>
@@ -12202,6 +13429,7 @@
           </w:tcPr>
           <w:p>
             <w:pPr>
+              <w:keepNext w:val="false"/>
               <w:spacing w:after="40" w:before="0"/>
               <w:jc w:val="left"/>
             </w:pPr>
@@ -12236,6 +13464,7 @@
           </w:tcPr>
           <w:p>
             <w:pPr>
+              <w:keepNext w:val="false"/>
               <w:spacing w:after="40" w:before="0"/>
               <w:jc w:val="left"/>
             </w:pPr>
@@ -12273,7 +13502,7 @@
             <w:pPr>
               <w:spacing w:after="20" w:before="0"/>
             </w:pPr>
-            <w:hyperlink w:history="1" r:id="rIdvaksospsjawrzi7gggscn">
+            <w:hyperlink w:history="1" r:id="rIddv7tkvoc6tkb-i3qc97xz">
               <w:r>
                 <w:rPr>
                   <w:rFonts w:ascii="Arial" w:cs="Arial" w:eastAsia="Arial" w:hAnsi="Arial"/>
@@ -12322,7 +13551,7 @@
               <w:spacing w:after="10" w:before="0"/>
               <w:ind w:left="120"/>
             </w:pPr>
-            <w:hyperlink w:history="1" r:id="rIdtibzjcnrazkooume1e-ty">
+            <w:hyperlink w:history="1" r:id="rId2vflds6lsabrx6ssfjsvv">
               <w:r>
                 <w:rPr>
                   <w:rFonts w:ascii="Arial" w:cs="Arial" w:eastAsia="Arial" w:hAnsi="Arial"/>
@@ -12367,7 +13596,7 @@
             <w:pPr>
               <w:spacing w:after="20" w:before="0"/>
             </w:pPr>
-            <w:hyperlink w:history="1" r:id="rId83xzaaxiyk3-zijp4mcsh">
+            <w:hyperlink w:history="1" r:id="rIdxx8jji4cf3qvpx4tcqj4x">
               <w:r>
                 <w:rPr>
                   <w:rFonts w:ascii="Arial" w:cs="Arial" w:eastAsia="Arial" w:hAnsi="Arial"/>
@@ -12416,7 +13645,7 @@
               <w:spacing w:after="10" w:before="0"/>
               <w:ind w:left="120"/>
             </w:pPr>
-            <w:hyperlink w:history="1" r:id="rIdxx42uueyifn_xfbw1aj6n">
+            <w:hyperlink w:history="1" r:id="rIdo-u1gwho-s5hiidxxp-cs">
               <w:r>
                 <w:rPr>
                   <w:rFonts w:ascii="Arial" w:cs="Arial" w:eastAsia="Arial" w:hAnsi="Arial"/>
@@ -12444,6 +13673,7 @@
           </w:tcPr>
           <w:p>
             <w:pPr>
+              <w:keepNext w:val="false"/>
               <w:spacing w:after="40" w:before="0"/>
               <w:jc w:val="left"/>
             </w:pPr>
@@ -12476,6 +13706,7 @@
           </w:tcPr>
           <w:p>
             <w:pPr>
+              <w:keepNext w:val="false"/>
               <w:spacing w:after="40" w:before="0"/>
               <w:jc w:val="left"/>
             </w:pPr>
@@ -12508,6 +13739,7 @@
           </w:tcPr>
           <w:p>
             <w:pPr>
+              <w:keepNext w:val="false"/>
               <w:spacing w:after="40" w:before="0"/>
               <w:jc w:val="left"/>
             </w:pPr>
@@ -12540,6 +13772,7 @@
           </w:tcPr>
           <w:p>
             <w:pPr>
+              <w:keepNext w:val="false"/>
               <w:spacing w:after="40" w:before="0"/>
               <w:jc w:val="left"/>
             </w:pPr>
@@ -12599,6 +13832,7 @@
           </w:tcPr>
           <w:p>
             <w:pPr>
+              <w:keepNext w:val="false"/>
               <w:spacing w:after="40" w:before="0"/>
               <w:jc w:val="center"/>
             </w:pPr>
@@ -12633,6 +13867,7 @@
           </w:tcPr>
           <w:p>
             <w:pPr>
+              <w:keepNext w:val="false"/>
               <w:spacing w:after="40" w:before="0"/>
               <w:jc w:val="left"/>
             </w:pPr>
@@ -12652,6 +13887,7 @@
           </w:p>
           <w:p>
             <w:pPr>
+              <w:keepNext w:val="false"/>
               <w:spacing w:after="40" w:before="0"/>
               <w:jc w:val="left"/>
             </w:pPr>
@@ -12671,6 +13907,7 @@
           </w:p>
           <w:p>
             <w:pPr>
+              <w:keepNext w:val="false"/>
               <w:spacing w:after="40" w:before="0"/>
               <w:jc w:val="left"/>
             </w:pPr>
@@ -12690,6 +13927,7 @@
           </w:p>
           <w:p>
             <w:pPr>
+              <w:keepNext w:val="false"/>
               <w:spacing w:after="40" w:before="0"/>
               <w:jc w:val="left"/>
             </w:pPr>
@@ -12709,6 +13947,7 @@
           </w:p>
           <w:p>
             <w:pPr>
+              <w:keepNext w:val="false"/>
               <w:spacing w:after="40" w:before="0"/>
               <w:jc w:val="left"/>
             </w:pPr>
@@ -12728,6 +13967,7 @@
           </w:p>
           <w:p>
             <w:pPr>
+              <w:keepNext w:val="false"/>
               <w:spacing w:after="40" w:before="0"/>
               <w:jc w:val="left"/>
             </w:pPr>
@@ -12789,6 +14029,7 @@
           </w:tcPr>
           <w:p>
             <w:pPr>
+              <w:keepNext w:val="false"/>
               <w:spacing w:after="40" w:before="0"/>
               <w:jc w:val="center"/>
             </w:pPr>
@@ -12823,6 +14064,7 @@
           </w:tcPr>
           <w:p>
             <w:pPr>
+              <w:keepNext w:val="false"/>
               <w:spacing w:after="40" w:before="0"/>
               <w:jc w:val="left"/>
             </w:pPr>
@@ -12855,6 +14097,7 @@
           </w:tcPr>
           <w:p>
             <w:pPr>
+              <w:keepNext w:val="false"/>
               <w:spacing w:after="40" w:before="0"/>
               <w:jc w:val="left"/>
             </w:pPr>
@@ -12889,6 +14132,7 @@
           </w:tcPr>
           <w:p>
             <w:pPr>
+              <w:keepNext w:val="false"/>
               <w:spacing w:after="40" w:before="0"/>
               <w:jc w:val="left"/>
             </w:pPr>
@@ -12921,6 +14165,7 @@
           </w:tcPr>
           <w:p>
             <w:pPr>
+              <w:keepNext w:val="false"/>
               <w:spacing w:after="40" w:before="0"/>
               <w:jc w:val="left"/>
             </w:pPr>
@@ -12955,6 +14200,7 @@
           </w:tcPr>
           <w:p>
             <w:pPr>
+              <w:keepNext w:val="false"/>
               <w:spacing w:after="40" w:before="0"/>
               <w:jc w:val="left"/>
             </w:pPr>
@@ -12987,6 +14233,7 @@
           </w:tcPr>
           <w:p>
             <w:pPr>
+              <w:keepNext w:val="false"/>
               <w:spacing w:after="40" w:before="0"/>
               <w:jc w:val="left"/>
             </w:pPr>
@@ -13023,7 +14270,7 @@
         </w:rPr>
         <w:t xml:space="preserve">© 2026 SeaVuria and ARES. Aligned with KICD objectives. Developed by SeaVuria; technical implementation by ARES (with AI assistance from Claude). Licensed under </w:t>
       </w:r>
-      <w:hyperlink w:history="1" r:id="rIdi2tpmechwrtfbxnlg2e_q">
+      <w:hyperlink w:history="1" r:id="rIda3mam3vqer8carsxzfumo">
         <w:r>
           <w:rPr>
             <w:rFonts w:ascii="Arial" w:cs="Arial" w:eastAsia="Arial" w:hAnsi="Arial"/>
@@ -13044,7 +14291,7 @@
         </w:rPr>
         <w:t xml:space="preserve"> (</w:t>
       </w:r>
-      <w:hyperlink w:history="1" r:id="rId5cek9ct58-nsirl4a1rdl">
+      <w:hyperlink w:history="1" r:id="rIdwigucod2ewuvzsrtbvkz3">
         <w:r>
           <w:rPr>
             <w:rFonts w:ascii="Arial" w:cs="Arial" w:eastAsia="Arial" w:hAnsi="Arial"/>
@@ -13104,6 +14351,7 @@
           </w:tcPr>
           <w:p>
             <w:pPr>
+              <w:keepNext w:val="false"/>
               <w:spacing w:after="40" w:before="0"/>
               <w:jc w:val="center"/>
             </w:pPr>
@@ -13139,6 +14387,7 @@
           </w:tcPr>
           <w:p>
             <w:pPr>
+              <w:keepNext w:val="false"/>
               <w:spacing w:after="40" w:before="0"/>
               <w:jc w:val="center"/>
             </w:pPr>
@@ -13173,6 +14422,7 @@
           </w:tcPr>
           <w:p>
             <w:pPr>
+              <w:keepNext w:val="false"/>
               <w:spacing w:after="40" w:before="0"/>
               <w:jc w:val="left"/>
             </w:pPr>
@@ -13205,6 +14455,7 @@
           </w:tcPr>
           <w:p>
             <w:pPr>
+              <w:keepNext w:val="false"/>
               <w:spacing w:after="40" w:before="0"/>
               <w:jc w:val="left"/>
             </w:pPr>
@@ -13239,6 +14490,7 @@
           </w:tcPr>
           <w:p>
             <w:pPr>
+              <w:keepNext w:val="false"/>
               <w:spacing w:after="40" w:before="0"/>
               <w:jc w:val="left"/>
             </w:pPr>
@@ -13271,6 +14523,7 @@
           </w:tcPr>
           <w:p>
             <w:pPr>
+              <w:keepNext w:val="false"/>
               <w:spacing w:after="40" w:before="0"/>
               <w:jc w:val="left"/>
             </w:pPr>
@@ -13305,6 +14558,7 @@
           </w:tcPr>
           <w:p>
             <w:pPr>
+              <w:keepNext w:val="false"/>
               <w:spacing w:after="40" w:before="0"/>
               <w:jc w:val="left"/>
             </w:pPr>
@@ -13337,6 +14591,7 @@
           </w:tcPr>
           <w:p>
             <w:pPr>
+              <w:keepNext w:val="false"/>
               <w:spacing w:after="40" w:before="0"/>
               <w:jc w:val="left"/>
             </w:pPr>
@@ -13371,6 +14626,7 @@
           </w:tcPr>
           <w:p>
             <w:pPr>
+              <w:keepNext w:val="false"/>
               <w:spacing w:after="40" w:before="0"/>
               <w:jc w:val="left"/>
             </w:pPr>
@@ -13403,6 +14659,7 @@
           </w:tcPr>
           <w:p>
             <w:pPr>
+              <w:keepNext w:val="false"/>
               <w:spacing w:after="40" w:before="0"/>
               <w:jc w:val="left"/>
             </w:pPr>
@@ -13437,6 +14694,7 @@
           </w:tcPr>
           <w:p>
             <w:pPr>
+              <w:keepNext w:val="false"/>
               <w:spacing w:after="40" w:before="0"/>
               <w:jc w:val="left"/>
             </w:pPr>
@@ -13469,6 +14727,7 @@
           </w:tcPr>
           <w:p>
             <w:pPr>
+              <w:keepNext w:val="false"/>
               <w:spacing w:after="40" w:before="0"/>
               <w:jc w:val="left"/>
             </w:pPr>
@@ -13503,6 +14762,7 @@
           </w:tcPr>
           <w:p>
             <w:pPr>
+              <w:keepNext w:val="false"/>
               <w:spacing w:after="40" w:before="0"/>
               <w:jc w:val="left"/>
             </w:pPr>
@@ -13535,6 +14795,7 @@
           </w:tcPr>
           <w:p>
             <w:pPr>
+              <w:keepNext w:val="false"/>
               <w:spacing w:after="40" w:before="0"/>
               <w:jc w:val="left"/>
             </w:pPr>
@@ -13569,6 +14830,7 @@
           </w:tcPr>
           <w:p>
             <w:pPr>
+              <w:keepNext w:val="false"/>
               <w:spacing w:after="40" w:before="0"/>
               <w:jc w:val="left"/>
             </w:pPr>
@@ -13601,6 +14863,7 @@
           </w:tcPr>
           <w:p>
             <w:pPr>
+              <w:keepNext w:val="false"/>
               <w:spacing w:after="40" w:before="0"/>
               <w:jc w:val="left"/>
             </w:pPr>
@@ -13635,6 +14898,7 @@
           </w:tcPr>
           <w:p>
             <w:pPr>
+              <w:keepNext w:val="false"/>
               <w:spacing w:after="40" w:before="0"/>
               <w:jc w:val="left"/>
             </w:pPr>
@@ -13667,6 +14931,7 @@
           </w:tcPr>
           <w:p>
             <w:pPr>
+              <w:keepNext w:val="false"/>
               <w:spacing w:after="40" w:before="0"/>
               <w:jc w:val="left"/>
             </w:pPr>
@@ -13726,6 +14991,7 @@
           </w:tcPr>
           <w:p>
             <w:pPr>
+              <w:keepNext w:val="false"/>
               <w:spacing w:after="40" w:before="0"/>
               <w:jc w:val="center"/>
             </w:pPr>
@@ -13760,6 +15026,7 @@
           </w:tcPr>
           <w:p>
             <w:pPr>
+              <w:keepNext w:val="false"/>
               <w:spacing w:after="40" w:before="0"/>
               <w:jc w:val="left"/>
             </w:pPr>
@@ -13824,6 +15091,7 @@
           </w:tcPr>
           <w:p>
             <w:pPr>
+              <w:keepNext w:val="false"/>
               <w:spacing w:after="40" w:before="0"/>
               <w:jc w:val="center"/>
             </w:pPr>
@@ -13858,6 +15126,7 @@
           </w:tcPr>
           <w:p>
             <w:pPr>
+              <w:keepNext w:val="false"/>
               <w:spacing w:after="40" w:before="0"/>
               <w:jc w:val="left"/>
             </w:pPr>
@@ -13890,6 +15159,7 @@
           </w:tcPr>
           <w:p>
             <w:pPr>
+              <w:keepNext w:val="false"/>
               <w:spacing w:after="40" w:before="0"/>
               <w:jc w:val="left"/>
             </w:pPr>
@@ -13922,6 +15192,7 @@
           </w:tcPr>
           <w:p>
             <w:pPr>
+              <w:keepNext w:val="false"/>
               <w:spacing w:after="40" w:before="0"/>
               <w:jc w:val="left"/>
             </w:pPr>
@@ -13954,6 +15225,7 @@
           </w:tcPr>
           <w:p>
             <w:pPr>
+              <w:keepNext w:val="false"/>
               <w:spacing w:after="40" w:before="0"/>
               <w:jc w:val="left"/>
             </w:pPr>
@@ -13986,6 +15258,7 @@
           </w:tcPr>
           <w:p>
             <w:pPr>
+              <w:keepNext w:val="false"/>
               <w:spacing w:after="40" w:before="0"/>
               <w:jc w:val="left"/>
             </w:pPr>
@@ -14020,6 +15293,7 @@
           </w:tcPr>
           <w:p>
             <w:pPr>
+              <w:keepNext w:val="false"/>
               <w:spacing w:after="40" w:before="0"/>
               <w:jc w:val="left"/>
             </w:pPr>
@@ -14057,7 +15331,7 @@
             <w:pPr>
               <w:spacing w:after="20" w:before="0"/>
             </w:pPr>
-            <w:hyperlink w:history="1" r:id="rIdj9gzikia1gxbvtm7cwj8x">
+            <w:hyperlink w:history="1" r:id="rIdmqrtz3qut7yuxk16ejmun">
               <w:r>
                 <w:rPr>
                   <w:rFonts w:ascii="Arial" w:cs="Arial" w:eastAsia="Arial" w:hAnsi="Arial"/>
@@ -14090,7 +15364,7 @@
               <w:spacing w:after="10" w:before="0"/>
               <w:ind w:left="120"/>
             </w:pPr>
-            <w:hyperlink w:history="1" r:id="rIddiu8u2cdvbxvnti8a1qrp">
+            <w:hyperlink w:history="1" r:id="rIdrdth0rmv5vk0bmght1ltq">
               <w:r>
                 <w:rPr>
                   <w:rFonts w:ascii="Arial" w:cs="Arial" w:eastAsia="Arial" w:hAnsi="Arial"/>
@@ -14135,7 +15409,7 @@
             <w:pPr>
               <w:spacing w:after="20" w:before="0"/>
             </w:pPr>
-            <w:hyperlink w:history="1" r:id="rIdtdp54itay1r960bij6-gb">
+            <w:hyperlink w:history="1" r:id="rId0-tri35ddyfvg60riqhxb">
               <w:r>
                 <w:rPr>
                   <w:rFonts w:ascii="Arial" w:cs="Arial" w:eastAsia="Arial" w:hAnsi="Arial"/>
@@ -14168,7 +15442,7 @@
               <w:spacing w:after="10" w:before="0"/>
               <w:ind w:left="120"/>
             </w:pPr>
-            <w:hyperlink w:history="1" r:id="rIdp-vzkpopr6wtyumrdy1o2">
+            <w:hyperlink w:history="1" r:id="rIdfnzf16nt10jyfsk877rh8">
               <w:r>
                 <w:rPr>
                   <w:rFonts w:ascii="Arial" w:cs="Arial" w:eastAsia="Arial" w:hAnsi="Arial"/>
@@ -14196,6 +15470,7 @@
           </w:tcPr>
           <w:p>
             <w:pPr>
+              <w:keepNext w:val="false"/>
               <w:spacing w:after="40" w:before="0"/>
               <w:jc w:val="left"/>
             </w:pPr>
@@ -14228,6 +15503,7 @@
           </w:tcPr>
           <w:p>
             <w:pPr>
+              <w:keepNext w:val="false"/>
               <w:spacing w:after="40" w:before="0"/>
               <w:jc w:val="left"/>
             </w:pPr>
@@ -14260,6 +15536,7 @@
           </w:tcPr>
           <w:p>
             <w:pPr>
+              <w:keepNext w:val="false"/>
               <w:spacing w:after="40" w:before="0"/>
               <w:jc w:val="left"/>
             </w:pPr>
@@ -14292,6 +15569,7 @@
           </w:tcPr>
           <w:p>
             <w:pPr>
+              <w:keepNext w:val="false"/>
               <w:spacing w:after="40" w:before="0"/>
               <w:jc w:val="left"/>
             </w:pPr>
@@ -14326,6 +15604,7 @@
           </w:tcPr>
           <w:p>
             <w:pPr>
+              <w:keepNext w:val="false"/>
               <w:spacing w:after="40" w:before="0"/>
               <w:jc w:val="left"/>
             </w:pPr>
@@ -14363,7 +15642,7 @@
             <w:pPr>
               <w:spacing w:after="20" w:before="0"/>
             </w:pPr>
-            <w:hyperlink w:history="1" r:id="rIdo1mjcvlkj6euwuxauq9ty">
+            <w:hyperlink w:history="1" r:id="rIdyxcu-bxa7r1shqzimkooy">
               <w:r>
                 <w:rPr>
                   <w:rFonts w:ascii="Arial" w:cs="Arial" w:eastAsia="Arial" w:hAnsi="Arial"/>
@@ -14396,7 +15675,7 @@
               <w:spacing w:after="10" w:before="0"/>
               <w:ind w:left="120"/>
             </w:pPr>
-            <w:hyperlink w:history="1" r:id="rIdtbbxaadx8y2to5v3i-deb">
+            <w:hyperlink w:history="1" r:id="rIdiw8qzu8d44rvnp2dqgxcc">
               <w:r>
                 <w:rPr>
                   <w:rFonts w:ascii="Arial" w:cs="Arial" w:eastAsia="Arial" w:hAnsi="Arial"/>
@@ -14441,7 +15720,7 @@
             <w:pPr>
               <w:spacing w:after="20" w:before="0"/>
             </w:pPr>
-            <w:hyperlink w:history="1" r:id="rIdnq0abxyuiwqrlcpvk_yor">
+            <w:hyperlink w:history="1" r:id="rIdanzap3mpapvetitjyybty">
               <w:r>
                 <w:rPr>
                   <w:rFonts w:ascii="Arial" w:cs="Arial" w:eastAsia="Arial" w:hAnsi="Arial"/>
@@ -14474,7 +15753,7 @@
               <w:spacing w:after="10" w:before="0"/>
               <w:ind w:left="120"/>
             </w:pPr>
-            <w:hyperlink w:history="1" r:id="rIdnwunm9rprhfeq94v05sdx">
+            <w:hyperlink w:history="1" r:id="rIdibelm2jhl6lazwerxcrh1">
               <w:r>
                 <w:rPr>
                   <w:rFonts w:ascii="Arial" w:cs="Arial" w:eastAsia="Arial" w:hAnsi="Arial"/>
@@ -14502,6 +15781,7 @@
           </w:tcPr>
           <w:p>
             <w:pPr>
+              <w:keepNext w:val="false"/>
               <w:spacing w:after="40" w:before="0"/>
               <w:jc w:val="left"/>
             </w:pPr>
@@ -14534,6 +15814,7 @@
           </w:tcPr>
           <w:p>
             <w:pPr>
+              <w:keepNext w:val="false"/>
               <w:spacing w:after="40" w:before="0"/>
               <w:jc w:val="left"/>
             </w:pPr>
@@ -14566,6 +15847,7 @@
           </w:tcPr>
           <w:p>
             <w:pPr>
+              <w:keepNext w:val="false"/>
               <w:spacing w:after="40" w:before="0"/>
               <w:jc w:val="left"/>
             </w:pPr>
@@ -14598,6 +15880,7 @@
           </w:tcPr>
           <w:p>
             <w:pPr>
+              <w:keepNext w:val="false"/>
               <w:spacing w:after="40" w:before="0"/>
               <w:jc w:val="left"/>
             </w:pPr>
@@ -14632,6 +15915,7 @@
           </w:tcPr>
           <w:p>
             <w:pPr>
+              <w:keepNext w:val="false"/>
               <w:spacing w:after="40" w:before="0"/>
               <w:jc w:val="left"/>
             </w:pPr>
@@ -14669,7 +15953,7 @@
             <w:pPr>
               <w:spacing w:after="20" w:before="0"/>
             </w:pPr>
-            <w:hyperlink w:history="1" r:id="rIdasr540bx3zmfyk3cpjj6v">
+            <w:hyperlink w:history="1" r:id="rId2u2pvq2lqx0_fu3cvw6eq">
               <w:r>
                 <w:rPr>
                   <w:rFonts w:ascii="Arial" w:cs="Arial" w:eastAsia="Arial" w:hAnsi="Arial"/>
@@ -14702,7 +15986,7 @@
               <w:spacing w:after="10" w:before="0"/>
               <w:ind w:left="120"/>
             </w:pPr>
-            <w:hyperlink w:history="1" r:id="rIde5mnl6minjjbqylbsdzgw">
+            <w:hyperlink w:history="1" r:id="rIdggydesc9vku0o6persr99">
               <w:r>
                 <w:rPr>
                   <w:rFonts w:ascii="Arial" w:cs="Arial" w:eastAsia="Arial" w:hAnsi="Arial"/>
@@ -14747,7 +16031,7 @@
             <w:pPr>
               <w:spacing w:after="20" w:before="0"/>
             </w:pPr>
-            <w:hyperlink w:history="1" r:id="rIdpmqwgshwfe0emoemfnmpj">
+            <w:hyperlink w:history="1" r:id="rIdvf1yr9i3pbv3j4iz9outv">
               <w:r>
                 <w:rPr>
                   <w:rFonts w:ascii="Arial" w:cs="Arial" w:eastAsia="Arial" w:hAnsi="Arial"/>
@@ -14780,7 +16064,7 @@
               <w:spacing w:after="10" w:before="0"/>
               <w:ind w:left="120"/>
             </w:pPr>
-            <w:hyperlink w:history="1" r:id="rIday8xnrskbydkonwovvpo0">
+            <w:hyperlink w:history="1" r:id="rId2iugdfzkj4nla07uzxq-p">
               <w:r>
                 <w:rPr>
                   <w:rFonts w:ascii="Arial" w:cs="Arial" w:eastAsia="Arial" w:hAnsi="Arial"/>
@@ -14808,6 +16092,7 @@
           </w:tcPr>
           <w:p>
             <w:pPr>
+              <w:keepNext w:val="false"/>
               <w:spacing w:after="40" w:before="0"/>
               <w:jc w:val="left"/>
             </w:pPr>
@@ -14840,6 +16125,7 @@
           </w:tcPr>
           <w:p>
             <w:pPr>
+              <w:keepNext w:val="false"/>
               <w:spacing w:after="40" w:before="0"/>
               <w:jc w:val="left"/>
             </w:pPr>
@@ -14872,6 +16158,7 @@
           </w:tcPr>
           <w:p>
             <w:pPr>
+              <w:keepNext w:val="false"/>
               <w:spacing w:after="40" w:before="0"/>
               <w:jc w:val="left"/>
             </w:pPr>
@@ -14904,6 +16191,7 @@
           </w:tcPr>
           <w:p>
             <w:pPr>
+              <w:keepNext w:val="false"/>
               <w:spacing w:after="40" w:before="0"/>
               <w:jc w:val="left"/>
             </w:pPr>
@@ -14938,6 +16226,7 @@
           </w:tcPr>
           <w:p>
             <w:pPr>
+              <w:keepNext w:val="false"/>
               <w:spacing w:after="40" w:before="0"/>
               <w:jc w:val="left"/>
             </w:pPr>
@@ -14975,7 +16264,7 @@
             <w:pPr>
               <w:spacing w:after="20" w:before="0"/>
             </w:pPr>
-            <w:hyperlink w:history="1" r:id="rIdbimjuoardj7tmldfyqnwt">
+            <w:hyperlink w:history="1" r:id="rIdpzur5zrndajwwpbrbklfr">
               <w:r>
                 <w:rPr>
                   <w:rFonts w:ascii="Arial" w:cs="Arial" w:eastAsia="Arial" w:hAnsi="Arial"/>
@@ -15008,7 +16297,7 @@
               <w:spacing w:after="10" w:before="0"/>
               <w:ind w:left="120"/>
             </w:pPr>
-            <w:hyperlink w:history="1" r:id="rIdyky-lbg6i9xzbw17tpbpa">
+            <w:hyperlink w:history="1" r:id="rIdu2retnd8qwdzhiguvipzj">
               <w:r>
                 <w:rPr>
                   <w:rFonts w:ascii="Arial" w:cs="Arial" w:eastAsia="Arial" w:hAnsi="Arial"/>
@@ -15053,7 +16342,7 @@
             <w:pPr>
               <w:spacing w:after="20" w:before="0"/>
             </w:pPr>
-            <w:hyperlink w:history="1" r:id="rId6dmtjtn7u2ni_r3yn8v0w">
+            <w:hyperlink w:history="1" r:id="rIdq15cmjsbssrxr9mkx8v3k">
               <w:r>
                 <w:rPr>
                   <w:rFonts w:ascii="Arial" w:cs="Arial" w:eastAsia="Arial" w:hAnsi="Arial"/>
@@ -15086,7 +16375,7 @@
               <w:spacing w:after="10" w:before="0"/>
               <w:ind w:left="120"/>
             </w:pPr>
-            <w:hyperlink w:history="1" r:id="rIdgyk25gamqcioxrvnz5low">
+            <w:hyperlink w:history="1" r:id="rIddefr_ud513za7v-s1haev">
               <w:r>
                 <w:rPr>
                   <w:rFonts w:ascii="Arial" w:cs="Arial" w:eastAsia="Arial" w:hAnsi="Arial"/>
@@ -15114,6 +16403,7 @@
           </w:tcPr>
           <w:p>
             <w:pPr>
+              <w:keepNext w:val="false"/>
               <w:spacing w:after="40" w:before="0"/>
               <w:jc w:val="left"/>
             </w:pPr>
@@ -15146,6 +16436,7 @@
           </w:tcPr>
           <w:p>
             <w:pPr>
+              <w:keepNext w:val="false"/>
               <w:spacing w:after="40" w:before="0"/>
               <w:jc w:val="left"/>
             </w:pPr>
@@ -15178,6 +16469,7 @@
           </w:tcPr>
           <w:p>
             <w:pPr>
+              <w:keepNext w:val="false"/>
               <w:spacing w:after="40" w:before="0"/>
               <w:jc w:val="left"/>
             </w:pPr>
@@ -15210,6 +16502,7 @@
           </w:tcPr>
           <w:p>
             <w:pPr>
+              <w:keepNext w:val="false"/>
               <w:spacing w:after="40" w:before="0"/>
               <w:jc w:val="left"/>
             </w:pPr>
@@ -15244,6 +16537,7 @@
           </w:tcPr>
           <w:p>
             <w:pPr>
+              <w:keepNext w:val="false"/>
               <w:spacing w:after="40" w:before="0"/>
               <w:jc w:val="left"/>
             </w:pPr>
@@ -15281,7 +16575,7 @@
             <w:pPr>
               <w:spacing w:after="20" w:before="0"/>
             </w:pPr>
-            <w:hyperlink w:history="1" r:id="rIdhj5ceyha0clgfmydlsqex">
+            <w:hyperlink w:history="1" r:id="rId6p9dl1vc3uvike7ynvowh">
               <w:r>
                 <w:rPr>
                   <w:rFonts w:ascii="Arial" w:cs="Arial" w:eastAsia="Arial" w:hAnsi="Arial"/>
@@ -15314,7 +16608,7 @@
               <w:spacing w:after="10" w:before="0"/>
               <w:ind w:left="120"/>
             </w:pPr>
-            <w:hyperlink w:history="1" r:id="rIdjrybq2jqiqpsqwpkjq_jv">
+            <w:hyperlink w:history="1" r:id="rIdgwh8j-96o4cgm7shetaef">
               <w:r>
                 <w:rPr>
                   <w:rFonts w:ascii="Arial" w:cs="Arial" w:eastAsia="Arial" w:hAnsi="Arial"/>
@@ -15359,7 +16653,7 @@
             <w:pPr>
               <w:spacing w:after="20" w:before="0"/>
             </w:pPr>
-            <w:hyperlink w:history="1" r:id="rIdnue0vzgs5ft2hdb5ocreo">
+            <w:hyperlink w:history="1" r:id="rIdl98xulerzrncisxavx5-f">
               <w:r>
                 <w:rPr>
                   <w:rFonts w:ascii="Arial" w:cs="Arial" w:eastAsia="Arial" w:hAnsi="Arial"/>
@@ -15392,7 +16686,7 @@
               <w:spacing w:after="10" w:before="0"/>
               <w:ind w:left="120"/>
             </w:pPr>
-            <w:hyperlink w:history="1" r:id="rIdcwgtizgcbhasiclcj9tqb">
+            <w:hyperlink w:history="1" r:id="rIdedo2ezyqheqc2dc3nqohw">
               <w:r>
                 <w:rPr>
                   <w:rFonts w:ascii="Arial" w:cs="Arial" w:eastAsia="Arial" w:hAnsi="Arial"/>
@@ -15420,6 +16714,7 @@
           </w:tcPr>
           <w:p>
             <w:pPr>
+              <w:keepNext w:val="false"/>
               <w:spacing w:after="40" w:before="0"/>
               <w:jc w:val="left"/>
             </w:pPr>
@@ -15452,6 +16747,7 @@
           </w:tcPr>
           <w:p>
             <w:pPr>
+              <w:keepNext w:val="false"/>
               <w:spacing w:after="40" w:before="0"/>
               <w:jc w:val="left"/>
             </w:pPr>
@@ -15484,6 +16780,7 @@
           </w:tcPr>
           <w:p>
             <w:pPr>
+              <w:keepNext w:val="false"/>
               <w:spacing w:after="40" w:before="0"/>
               <w:jc w:val="left"/>
             </w:pPr>
@@ -15516,6 +16813,7 @@
           </w:tcPr>
           <w:p>
             <w:pPr>
+              <w:keepNext w:val="false"/>
               <w:spacing w:after="40" w:before="0"/>
               <w:jc w:val="left"/>
             </w:pPr>
@@ -15575,6 +16873,7 @@
           </w:tcPr>
           <w:p>
             <w:pPr>
+              <w:keepNext w:val="false"/>
               <w:spacing w:after="40" w:before="0"/>
               <w:jc w:val="center"/>
             </w:pPr>
@@ -15609,6 +16908,7 @@
           </w:tcPr>
           <w:p>
             <w:pPr>
+              <w:keepNext w:val="false"/>
               <w:spacing w:after="40" w:before="0"/>
               <w:jc w:val="left"/>
             </w:pPr>
@@ -15628,6 +16928,7 @@
           </w:p>
           <w:p>
             <w:pPr>
+              <w:keepNext w:val="false"/>
               <w:spacing w:after="40" w:before="0"/>
               <w:jc w:val="left"/>
             </w:pPr>
@@ -15647,6 +16948,7 @@
           </w:p>
           <w:p>
             <w:pPr>
+              <w:keepNext w:val="false"/>
               <w:spacing w:after="40" w:before="0"/>
               <w:jc w:val="left"/>
             </w:pPr>
@@ -15666,6 +16968,7 @@
           </w:p>
           <w:p>
             <w:pPr>
+              <w:keepNext w:val="false"/>
               <w:spacing w:after="40" w:before="0"/>
               <w:jc w:val="left"/>
             </w:pPr>
@@ -15685,6 +16988,7 @@
           </w:p>
           <w:p>
             <w:pPr>
+              <w:keepNext w:val="false"/>
               <w:spacing w:after="40" w:before="0"/>
               <w:jc w:val="left"/>
             </w:pPr>
@@ -15704,6 +17008,7 @@
           </w:p>
           <w:p>
             <w:pPr>
+              <w:keepNext w:val="false"/>
               <w:spacing w:after="40" w:before="0"/>
               <w:jc w:val="left"/>
             </w:pPr>
@@ -15723,6 +17028,7 @@
           </w:p>
           <w:p>
             <w:pPr>
+              <w:keepNext w:val="false"/>
               <w:spacing w:after="40" w:before="0"/>
               <w:jc w:val="left"/>
             </w:pPr>
@@ -15742,6 +17048,7 @@
           </w:p>
           <w:p>
             <w:pPr>
+              <w:keepNext w:val="false"/>
               <w:spacing w:after="40" w:before="0"/>
               <w:jc w:val="left"/>
             </w:pPr>
@@ -15803,6 +17110,7 @@
           </w:tcPr>
           <w:p>
             <w:pPr>
+              <w:keepNext w:val="false"/>
               <w:spacing w:after="40" w:before="0"/>
               <w:jc w:val="center"/>
             </w:pPr>
@@ -15837,6 +17145,7 @@
           </w:tcPr>
           <w:p>
             <w:pPr>
+              <w:keepNext w:val="false"/>
               <w:spacing w:after="40" w:before="0"/>
               <w:jc w:val="left"/>
             </w:pPr>
@@ -15869,6 +17178,7 @@
           </w:tcPr>
           <w:p>
             <w:pPr>
+              <w:keepNext w:val="false"/>
               <w:spacing w:after="40" w:before="0"/>
               <w:jc w:val="left"/>
             </w:pPr>
@@ -15903,6 +17213,7 @@
           </w:tcPr>
           <w:p>
             <w:pPr>
+              <w:keepNext w:val="false"/>
               <w:spacing w:after="40" w:before="0"/>
               <w:jc w:val="left"/>
             </w:pPr>
@@ -15935,6 +17246,7 @@
           </w:tcPr>
           <w:p>
             <w:pPr>
+              <w:keepNext w:val="false"/>
               <w:spacing w:after="40" w:before="0"/>
               <w:jc w:val="left"/>
             </w:pPr>
@@ -15969,6 +17281,7 @@
           </w:tcPr>
           <w:p>
             <w:pPr>
+              <w:keepNext w:val="false"/>
               <w:spacing w:after="40" w:before="0"/>
               <w:jc w:val="left"/>
             </w:pPr>
@@ -16001,6 +17314,7 @@
           </w:tcPr>
           <w:p>
             <w:pPr>
+              <w:keepNext w:val="false"/>
               <w:spacing w:after="40" w:before="0"/>
               <w:jc w:val="left"/>
             </w:pPr>
@@ -16037,7 +17351,7 @@
         </w:rPr>
         <w:t xml:space="preserve">© 2026 SeaVuria and ARES. Aligned with KICD objectives. Developed by SeaVuria; technical implementation by ARES (with AI assistance from Claude). Licensed under </w:t>
       </w:r>
-      <w:hyperlink w:history="1" r:id="rIdo9tvs0c9f_y6rvhczcezr">
+      <w:hyperlink w:history="1" r:id="rId2caezbdynxx1dejk5pp1t">
         <w:r>
           <w:rPr>
             <w:rFonts w:ascii="Arial" w:cs="Arial" w:eastAsia="Arial" w:hAnsi="Arial"/>
@@ -16058,7 +17372,7 @@
         </w:rPr>
         <w:t xml:space="preserve"> (</w:t>
       </w:r>
-      <w:hyperlink w:history="1" r:id="rIddqlnjeohd_3h0drccwdsz">
+      <w:hyperlink w:history="1" r:id="rIdborblm5-mcclrdntuur29">
         <w:r>
           <w:rPr>
             <w:rFonts w:ascii="Arial" w:cs="Arial" w:eastAsia="Arial" w:hAnsi="Arial"/>
@@ -16118,6 +17432,7 @@
           </w:tcPr>
           <w:p>
             <w:pPr>
+              <w:keepNext w:val="false"/>
               <w:spacing w:after="40" w:before="0"/>
               <w:jc w:val="center"/>
             </w:pPr>
@@ -16153,6 +17468,7 @@
           </w:tcPr>
           <w:p>
             <w:pPr>
+              <w:keepNext w:val="false"/>
               <w:spacing w:after="40" w:before="0"/>
               <w:jc w:val="center"/>
             </w:pPr>
@@ -16187,6 +17503,7 @@
           </w:tcPr>
           <w:p>
             <w:pPr>
+              <w:keepNext w:val="false"/>
               <w:spacing w:after="40" w:before="0"/>
               <w:jc w:val="left"/>
             </w:pPr>
@@ -16219,6 +17536,7 @@
           </w:tcPr>
           <w:p>
             <w:pPr>
+              <w:keepNext w:val="false"/>
               <w:spacing w:after="40" w:before="0"/>
               <w:jc w:val="left"/>
             </w:pPr>
@@ -16253,6 +17571,7 @@
           </w:tcPr>
           <w:p>
             <w:pPr>
+              <w:keepNext w:val="false"/>
               <w:spacing w:after="40" w:before="0"/>
               <w:jc w:val="left"/>
             </w:pPr>
@@ -16285,6 +17604,7 @@
           </w:tcPr>
           <w:p>
             <w:pPr>
+              <w:keepNext w:val="false"/>
               <w:spacing w:after="40" w:before="0"/>
               <w:jc w:val="left"/>
             </w:pPr>
@@ -16319,6 +17639,7 @@
           </w:tcPr>
           <w:p>
             <w:pPr>
+              <w:keepNext w:val="false"/>
               <w:spacing w:after="40" w:before="0"/>
               <w:jc w:val="left"/>
             </w:pPr>
@@ -16351,6 +17672,7 @@
           </w:tcPr>
           <w:p>
             <w:pPr>
+              <w:keepNext w:val="false"/>
               <w:spacing w:after="40" w:before="0"/>
               <w:jc w:val="left"/>
             </w:pPr>
@@ -16385,6 +17707,7 @@
           </w:tcPr>
           <w:p>
             <w:pPr>
+              <w:keepNext w:val="false"/>
               <w:spacing w:after="40" w:before="0"/>
               <w:jc w:val="left"/>
             </w:pPr>
@@ -16417,6 +17740,7 @@
           </w:tcPr>
           <w:p>
             <w:pPr>
+              <w:keepNext w:val="false"/>
               <w:spacing w:after="40" w:before="0"/>
               <w:jc w:val="left"/>
             </w:pPr>
@@ -16451,6 +17775,7 @@
           </w:tcPr>
           <w:p>
             <w:pPr>
+              <w:keepNext w:val="false"/>
               <w:spacing w:after="40" w:before="0"/>
               <w:jc w:val="left"/>
             </w:pPr>
@@ -16483,6 +17808,7 @@
           </w:tcPr>
           <w:p>
             <w:pPr>
+              <w:keepNext w:val="false"/>
               <w:spacing w:after="40" w:before="0"/>
               <w:jc w:val="left"/>
             </w:pPr>
@@ -16517,6 +17843,7 @@
           </w:tcPr>
           <w:p>
             <w:pPr>
+              <w:keepNext w:val="false"/>
               <w:spacing w:after="40" w:before="0"/>
               <w:jc w:val="left"/>
             </w:pPr>
@@ -16549,6 +17876,7 @@
           </w:tcPr>
           <w:p>
             <w:pPr>
+              <w:keepNext w:val="false"/>
               <w:spacing w:after="40" w:before="0"/>
               <w:jc w:val="left"/>
             </w:pPr>
@@ -16583,6 +17911,7 @@
           </w:tcPr>
           <w:p>
             <w:pPr>
+              <w:keepNext w:val="false"/>
               <w:spacing w:after="40" w:before="0"/>
               <w:jc w:val="left"/>
             </w:pPr>
@@ -16615,6 +17944,7 @@
           </w:tcPr>
           <w:p>
             <w:pPr>
+              <w:keepNext w:val="false"/>
               <w:spacing w:after="40" w:before="0"/>
               <w:jc w:val="left"/>
             </w:pPr>
@@ -16649,6 +17979,7 @@
           </w:tcPr>
           <w:p>
             <w:pPr>
+              <w:keepNext w:val="false"/>
               <w:spacing w:after="40" w:before="0"/>
               <w:jc w:val="left"/>
             </w:pPr>
@@ -16681,6 +18012,7 @@
           </w:tcPr>
           <w:p>
             <w:pPr>
+              <w:keepNext w:val="false"/>
               <w:spacing w:after="40" w:before="0"/>
               <w:jc w:val="left"/>
             </w:pPr>
@@ -16740,6 +18072,7 @@
           </w:tcPr>
           <w:p>
             <w:pPr>
+              <w:keepNext w:val="false"/>
               <w:spacing w:after="40" w:before="0"/>
               <w:jc w:val="center"/>
             </w:pPr>
@@ -16774,6 +18107,7 @@
           </w:tcPr>
           <w:p>
             <w:pPr>
+              <w:keepNext w:val="false"/>
               <w:spacing w:after="40" w:before="0"/>
               <w:jc w:val="left"/>
             </w:pPr>
@@ -16838,6 +18172,7 @@
           </w:tcPr>
           <w:p>
             <w:pPr>
+              <w:keepNext w:val="false"/>
               <w:spacing w:after="40" w:before="0"/>
               <w:jc w:val="center"/>
             </w:pPr>
@@ -16872,6 +18207,7 @@
           </w:tcPr>
           <w:p>
             <w:pPr>
+              <w:keepNext w:val="false"/>
               <w:spacing w:after="40" w:before="0"/>
               <w:jc w:val="left"/>
             </w:pPr>
@@ -16904,6 +18240,7 @@
           </w:tcPr>
           <w:p>
             <w:pPr>
+              <w:keepNext w:val="false"/>
               <w:spacing w:after="40" w:before="0"/>
               <w:jc w:val="left"/>
             </w:pPr>
@@ -16936,6 +18273,7 @@
           </w:tcPr>
           <w:p>
             <w:pPr>
+              <w:keepNext w:val="false"/>
               <w:spacing w:after="40" w:before="0"/>
               <w:jc w:val="left"/>
             </w:pPr>
@@ -16968,6 +18306,7 @@
           </w:tcPr>
           <w:p>
             <w:pPr>
+              <w:keepNext w:val="false"/>
               <w:spacing w:after="40" w:before="0"/>
               <w:jc w:val="left"/>
             </w:pPr>
@@ -17000,6 +18339,7 @@
           </w:tcPr>
           <w:p>
             <w:pPr>
+              <w:keepNext w:val="false"/>
               <w:spacing w:after="40" w:before="0"/>
               <w:jc w:val="left"/>
             </w:pPr>
@@ -17034,6 +18374,7 @@
           </w:tcPr>
           <w:p>
             <w:pPr>
+              <w:keepNext w:val="false"/>
               <w:spacing w:after="40" w:before="0"/>
               <w:jc w:val="left"/>
             </w:pPr>
@@ -17071,7 +18412,7 @@
             <w:pPr>
               <w:spacing w:after="20" w:before="0"/>
             </w:pPr>
-            <w:hyperlink w:history="1" r:id="rIdhn-divpdiawnqfky2qn6k">
+            <w:hyperlink w:history="1" r:id="rIdvbeo2koru9_grzbh5kzsn">
               <w:r>
                 <w:rPr>
                   <w:rFonts w:ascii="Arial" w:cs="Arial" w:eastAsia="Arial" w:hAnsi="Arial"/>
@@ -17104,7 +18445,7 @@
               <w:spacing w:after="10" w:before="0"/>
               <w:ind w:left="120"/>
             </w:pPr>
-            <w:hyperlink w:history="1" r:id="rIdpnhpajeqwtgupk8xdnvtv">
+            <w:hyperlink w:history="1" r:id="rId1gd8rhbnufhzx_upgp916">
               <w:r>
                 <w:rPr>
                   <w:rFonts w:ascii="Arial" w:cs="Arial" w:eastAsia="Arial" w:hAnsi="Arial"/>
@@ -17149,7 +18490,7 @@
             <w:pPr>
               <w:spacing w:after="20" w:before="0"/>
             </w:pPr>
-            <w:hyperlink w:history="1" r:id="rIdqnafrojuybfi3ojh7rd7h">
+            <w:hyperlink w:history="1" r:id="rId5cqf4xk55rtlmb8pfaejd">
               <w:r>
                 <w:rPr>
                   <w:rFonts w:ascii="Arial" w:cs="Arial" w:eastAsia="Arial" w:hAnsi="Arial"/>
@@ -17182,7 +18523,7 @@
               <w:spacing w:after="10" w:before="0"/>
               <w:ind w:left="120"/>
             </w:pPr>
-            <w:hyperlink w:history="1" r:id="rIdw_5g6kciarouip4mcpxrv">
+            <w:hyperlink w:history="1" r:id="rIdcv5iu574d8j3bhm5vdjrp">
               <w:r>
                 <w:rPr>
                   <w:rFonts w:ascii="Arial" w:cs="Arial" w:eastAsia="Arial" w:hAnsi="Arial"/>
@@ -17210,6 +18551,7 @@
           </w:tcPr>
           <w:p>
             <w:pPr>
+              <w:keepNext w:val="false"/>
               <w:spacing w:after="40" w:before="0"/>
               <w:jc w:val="left"/>
             </w:pPr>
@@ -17242,6 +18584,7 @@
           </w:tcPr>
           <w:p>
             <w:pPr>
+              <w:keepNext w:val="false"/>
               <w:spacing w:after="40" w:before="0"/>
               <w:jc w:val="left"/>
             </w:pPr>
@@ -17274,6 +18617,7 @@
           </w:tcPr>
           <w:p>
             <w:pPr>
+              <w:keepNext w:val="false"/>
               <w:spacing w:after="40" w:before="0"/>
               <w:jc w:val="left"/>
             </w:pPr>
@@ -17306,6 +18650,7 @@
           </w:tcPr>
           <w:p>
             <w:pPr>
+              <w:keepNext w:val="false"/>
               <w:spacing w:after="40" w:before="0"/>
               <w:jc w:val="left"/>
             </w:pPr>
@@ -17340,6 +18685,7 @@
           </w:tcPr>
           <w:p>
             <w:pPr>
+              <w:keepNext w:val="false"/>
               <w:spacing w:after="40" w:before="0"/>
               <w:jc w:val="left"/>
             </w:pPr>
@@ -17377,7 +18723,7 @@
             <w:pPr>
               <w:spacing w:after="20" w:before="0"/>
             </w:pPr>
-            <w:hyperlink w:history="1" r:id="rIdv6m5hyf8lmtb8hz0hs6pi">
+            <w:hyperlink w:history="1" r:id="rIdymm2w8_ljzmjflpyglth7">
               <w:r>
                 <w:rPr>
                   <w:rFonts w:ascii="Arial" w:cs="Arial" w:eastAsia="Arial" w:hAnsi="Arial"/>
@@ -17410,7 +18756,7 @@
               <w:spacing w:after="10" w:before="0"/>
               <w:ind w:left="120"/>
             </w:pPr>
-            <w:hyperlink w:history="1" r:id="rId1dvaqrlkzgkq8iylwsl8u">
+            <w:hyperlink w:history="1" r:id="rIdin95csuybhtj9wjnopnvu">
               <w:r>
                 <w:rPr>
                   <w:rFonts w:ascii="Arial" w:cs="Arial" w:eastAsia="Arial" w:hAnsi="Arial"/>
@@ -17455,7 +18801,7 @@
             <w:pPr>
               <w:spacing w:after="20" w:before="0"/>
             </w:pPr>
-            <w:hyperlink w:history="1" r:id="rIdnjcpravyuk-ryb8sq5pbr">
+            <w:hyperlink w:history="1" r:id="rIdzeufh0ykkn27bcfr-1uzv">
               <w:r>
                 <w:rPr>
                   <w:rFonts w:ascii="Arial" w:cs="Arial" w:eastAsia="Arial" w:hAnsi="Arial"/>
@@ -17488,7 +18834,7 @@
               <w:spacing w:after="10" w:before="0"/>
               <w:ind w:left="120"/>
             </w:pPr>
-            <w:hyperlink w:history="1" r:id="rId6ga7fbnc93fdvkppvzpnj">
+            <w:hyperlink w:history="1" r:id="rIdu1qfyj76nery5jwe1nzix">
               <w:r>
                 <w:rPr>
                   <w:rFonts w:ascii="Arial" w:cs="Arial" w:eastAsia="Arial" w:hAnsi="Arial"/>
@@ -17516,6 +18862,7 @@
           </w:tcPr>
           <w:p>
             <w:pPr>
+              <w:keepNext w:val="false"/>
               <w:spacing w:after="40" w:before="0"/>
               <w:jc w:val="left"/>
             </w:pPr>
@@ -17635,6 +18982,7 @@
           </w:p>
           <w:p>
             <w:pPr>
+              <w:keepNext w:val="false"/>
               <w:spacing w:after="40" w:before="0"/>
               <w:jc w:val="left"/>
             </w:pPr>
@@ -17654,6 +19002,7 @@
           </w:p>
           <w:p>
             <w:pPr>
+              <w:keepNext w:val="false"/>
               <w:spacing w:after="40" w:before="0"/>
               <w:jc w:val="left"/>
             </w:pPr>
@@ -17686,6 +19035,7 @@
           </w:tcPr>
           <w:p>
             <w:pPr>
+              <w:keepNext w:val="false"/>
               <w:spacing w:after="40" w:before="0"/>
               <w:jc w:val="left"/>
             </w:pPr>
@@ -17718,6 +19068,7 @@
           </w:tcPr>
           <w:p>
             <w:pPr>
+              <w:keepNext w:val="false"/>
               <w:spacing w:after="40" w:before="0"/>
               <w:jc w:val="left"/>
             </w:pPr>
@@ -17750,6 +19101,7 @@
           </w:tcPr>
           <w:p>
             <w:pPr>
+              <w:keepNext w:val="false"/>
               <w:spacing w:after="40" w:before="0"/>
               <w:jc w:val="left"/>
             </w:pPr>
@@ -17784,6 +19136,7 @@
           </w:tcPr>
           <w:p>
             <w:pPr>
+              <w:keepNext w:val="false"/>
               <w:spacing w:after="40" w:before="0"/>
               <w:jc w:val="left"/>
             </w:pPr>
@@ -17821,7 +19174,7 @@
             <w:pPr>
               <w:spacing w:after="20" w:before="0"/>
             </w:pPr>
-            <w:hyperlink w:history="1" r:id="rIde9hvw2gfhfaqcpsfo2hik">
+            <w:hyperlink w:history="1" r:id="rIdxlafy4xetu72dcfi60p0p">
               <w:r>
                 <w:rPr>
                   <w:rFonts w:ascii="Arial" w:cs="Arial" w:eastAsia="Arial" w:hAnsi="Arial"/>
@@ -17870,7 +19223,7 @@
               <w:spacing w:after="10" w:before="0"/>
               <w:ind w:left="120"/>
             </w:pPr>
-            <w:hyperlink w:history="1" r:id="rIdryfh8y9lllpnhhcwutoc6">
+            <w:hyperlink w:history="1" r:id="rIdaib9fk_dqrgsefprihwvb">
               <w:r>
                 <w:rPr>
                   <w:rFonts w:ascii="Arial" w:cs="Arial" w:eastAsia="Arial" w:hAnsi="Arial"/>
@@ -17915,7 +19268,7 @@
             <w:pPr>
               <w:spacing w:after="20" w:before="0"/>
             </w:pPr>
-            <w:hyperlink w:history="1" r:id="rIdvmoicmg18ygogmtdgxxh-">
+            <w:hyperlink w:history="1" r:id="rIdcvowjm4aqwblimbeiyqyk">
               <w:r>
                 <w:rPr>
                   <w:rFonts w:ascii="Arial" w:cs="Arial" w:eastAsia="Arial" w:hAnsi="Arial"/>
@@ -17964,7 +19317,7 @@
               <w:spacing w:after="10" w:before="0"/>
               <w:ind w:left="120"/>
             </w:pPr>
-            <w:hyperlink w:history="1" r:id="rIdbjwsyaf4dftgw0n1kh6v9">
+            <w:hyperlink w:history="1" r:id="rIdy8yerigi-e4lga3gl51yu">
               <w:r>
                 <w:rPr>
                   <w:rFonts w:ascii="Arial" w:cs="Arial" w:eastAsia="Arial" w:hAnsi="Arial"/>
@@ -17992,6 +19345,7 @@
           </w:tcPr>
           <w:p>
             <w:pPr>
+              <w:keepNext w:val="false"/>
               <w:spacing w:after="40" w:before="0"/>
               <w:jc w:val="left"/>
             </w:pPr>
@@ -18111,6 +19465,7 @@
           </w:p>
           <w:p>
             <w:pPr>
+              <w:keepNext w:val="false"/>
               <w:spacing w:after="40" w:before="0"/>
               <w:jc w:val="left"/>
             </w:pPr>
@@ -18143,6 +19498,7 @@
           </w:tcPr>
           <w:p>
             <w:pPr>
+              <w:keepNext w:val="false"/>
               <w:spacing w:after="40" w:before="0"/>
               <w:jc w:val="left"/>
             </w:pPr>
@@ -18175,6 +19531,7 @@
           </w:tcPr>
           <w:p>
             <w:pPr>
+              <w:keepNext w:val="false"/>
               <w:spacing w:after="40" w:before="0"/>
               <w:jc w:val="left"/>
             </w:pPr>
@@ -18207,6 +19564,7 @@
           </w:tcPr>
           <w:p>
             <w:pPr>
+              <w:keepNext w:val="false"/>
               <w:spacing w:after="40" w:before="0"/>
               <w:jc w:val="left"/>
             </w:pPr>
@@ -18241,6 +19599,7 @@
           </w:tcPr>
           <w:p>
             <w:pPr>
+              <w:keepNext w:val="false"/>
               <w:spacing w:after="40" w:before="0"/>
               <w:jc w:val="left"/>
             </w:pPr>
@@ -18278,7 +19637,7 @@
             <w:pPr>
               <w:spacing w:after="20" w:before="0"/>
             </w:pPr>
-            <w:hyperlink w:history="1" r:id="rIdby_nqfszpqw8mbss6szub">
+            <w:hyperlink w:history="1" r:id="rIdrsr4usbmhcz9zmk-xvk_k">
               <w:r>
                 <w:rPr>
                   <w:rFonts w:ascii="Arial" w:cs="Arial" w:eastAsia="Arial" w:hAnsi="Arial"/>
@@ -18327,7 +19686,7 @@
               <w:spacing w:after="10" w:before="0"/>
               <w:ind w:left="120"/>
             </w:pPr>
-            <w:hyperlink w:history="1" r:id="rIdgkdsycyhtcsdpc7pedfi3">
+            <w:hyperlink w:history="1" r:id="rIdh2mnosglqghcxsvfbmhlv">
               <w:r>
                 <w:rPr>
                   <w:rFonts w:ascii="Arial" w:cs="Arial" w:eastAsia="Arial" w:hAnsi="Arial"/>
@@ -18372,7 +19731,7 @@
             <w:pPr>
               <w:spacing w:after="20" w:before="0"/>
             </w:pPr>
-            <w:hyperlink w:history="1" r:id="rIdwhwkqbxc13a2b-ouxyebf">
+            <w:hyperlink w:history="1" r:id="rIdpztyolhijjvurdznoctuy">
               <w:r>
                 <w:rPr>
                   <w:rFonts w:ascii="Arial" w:cs="Arial" w:eastAsia="Arial" w:hAnsi="Arial"/>
@@ -18421,7 +19780,7 @@
               <w:spacing w:after="10" w:before="0"/>
               <w:ind w:left="120"/>
             </w:pPr>
-            <w:hyperlink w:history="1" r:id="rIdsoug8zay9xb_3ybp_z0st">
+            <w:hyperlink w:history="1" r:id="rId_ytj1vu6b4bove1gaenwx">
               <w:r>
                 <w:rPr>
                   <w:rFonts w:ascii="Arial" w:cs="Arial" w:eastAsia="Arial" w:hAnsi="Arial"/>
@@ -18449,6 +19808,7 @@
           </w:tcPr>
           <w:p>
             <w:pPr>
+              <w:keepNext w:val="false"/>
               <w:spacing w:after="40" w:before="0"/>
               <w:jc w:val="left"/>
             </w:pPr>
@@ -18548,6 +19908,7 @@
           </w:p>
           <w:p>
             <w:pPr>
+              <w:keepNext w:val="false"/>
               <w:spacing w:after="40" w:before="0"/>
               <w:jc w:val="left"/>
             </w:pPr>
@@ -18580,6 +19941,7 @@
           </w:tcPr>
           <w:p>
             <w:pPr>
+              <w:keepNext w:val="false"/>
               <w:spacing w:after="40" w:before="0"/>
               <w:jc w:val="left"/>
             </w:pPr>
@@ -18612,6 +19974,7 @@
           </w:tcPr>
           <w:p>
             <w:pPr>
+              <w:keepNext w:val="false"/>
               <w:spacing w:after="40" w:before="0"/>
               <w:jc w:val="left"/>
             </w:pPr>
@@ -18644,6 +20007,7 @@
           </w:tcPr>
           <w:p>
             <w:pPr>
+              <w:keepNext w:val="false"/>
               <w:spacing w:after="40" w:before="0"/>
               <w:jc w:val="left"/>
             </w:pPr>
@@ -18678,6 +20042,7 @@
           </w:tcPr>
           <w:p>
             <w:pPr>
+              <w:keepNext w:val="false"/>
               <w:spacing w:after="40" w:before="0"/>
               <w:jc w:val="left"/>
             </w:pPr>
@@ -18715,7 +20080,7 @@
             <w:pPr>
               <w:spacing w:after="20" w:before="0"/>
             </w:pPr>
-            <w:hyperlink w:history="1" r:id="rIdppz173jrte__uqtqrz1d5">
+            <w:hyperlink w:history="1" r:id="rIdokv_zkoip8-lyjaahrf5f">
               <w:r>
                 <w:rPr>
                   <w:rFonts w:ascii="Arial" w:cs="Arial" w:eastAsia="Arial" w:hAnsi="Arial"/>
@@ -18764,7 +20129,7 @@
               <w:spacing w:after="10" w:before="0"/>
               <w:ind w:left="120"/>
             </w:pPr>
-            <w:hyperlink w:history="1" r:id="rIdp_cjmd-mpxogrkafixjxh">
+            <w:hyperlink w:history="1" r:id="rIdy8vvq1jwdtjwrmnozqagk">
               <w:r>
                 <w:rPr>
                   <w:rFonts w:ascii="Arial" w:cs="Arial" w:eastAsia="Arial" w:hAnsi="Arial"/>
@@ -18809,7 +20174,7 @@
             <w:pPr>
               <w:spacing w:after="20" w:before="0"/>
             </w:pPr>
-            <w:hyperlink w:history="1" r:id="rIdxfz8y-9vvh5gdbhhcfupi">
+            <w:hyperlink w:history="1" r:id="rIdlscdhbrcbtu4fnr9wgd0b">
               <w:r>
                 <w:rPr>
                   <w:rFonts w:ascii="Arial" w:cs="Arial" w:eastAsia="Arial" w:hAnsi="Arial"/>
@@ -18858,7 +20223,7 @@
               <w:spacing w:after="10" w:before="0"/>
               <w:ind w:left="120"/>
             </w:pPr>
-            <w:hyperlink w:history="1" r:id="rIdl8y0vobp9uocd_8moukid">
+            <w:hyperlink w:history="1" r:id="rIdanuytbttcvjs0yms8cihr">
               <w:r>
                 <w:rPr>
                   <w:rFonts w:ascii="Arial" w:cs="Arial" w:eastAsia="Arial" w:hAnsi="Arial"/>
@@ -18886,6 +20251,7 @@
           </w:tcPr>
           <w:p>
             <w:pPr>
+              <w:keepNext w:val="false"/>
               <w:spacing w:after="40" w:before="0"/>
               <w:jc w:val="left"/>
             </w:pPr>
@@ -18918,6 +20284,7 @@
           </w:tcPr>
           <w:p>
             <w:pPr>
+              <w:keepNext w:val="false"/>
               <w:spacing w:after="40" w:before="0"/>
               <w:jc w:val="left"/>
             </w:pPr>
@@ -18950,6 +20317,7 @@
           </w:tcPr>
           <w:p>
             <w:pPr>
+              <w:keepNext w:val="false"/>
               <w:spacing w:after="40" w:before="0"/>
               <w:jc w:val="left"/>
             </w:pPr>
@@ -18982,6 +20350,7 @@
           </w:tcPr>
           <w:p>
             <w:pPr>
+              <w:keepNext w:val="false"/>
               <w:spacing w:after="40" w:before="0"/>
               <w:jc w:val="left"/>
             </w:pPr>
@@ -19041,6 +20410,7 @@
           </w:tcPr>
           <w:p>
             <w:pPr>
+              <w:keepNext w:val="false"/>
               <w:spacing w:after="40" w:before="0"/>
               <w:jc w:val="center"/>
             </w:pPr>
@@ -19075,6 +20445,7 @@
           </w:tcPr>
           <w:p>
             <w:pPr>
+              <w:keepNext w:val="false"/>
               <w:spacing w:after="40" w:before="0"/>
               <w:jc w:val="left"/>
             </w:pPr>
@@ -19094,6 +20465,7 @@
           </w:p>
           <w:p>
             <w:pPr>
+              <w:keepNext w:val="false"/>
               <w:spacing w:after="40" w:before="0"/>
               <w:jc w:val="left"/>
             </w:pPr>
@@ -19113,6 +20485,7 @@
           </w:p>
           <w:p>
             <w:pPr>
+              <w:keepNext w:val="false"/>
               <w:spacing w:after="40" w:before="0"/>
               <w:jc w:val="left"/>
             </w:pPr>
@@ -19132,6 +20505,7 @@
           </w:p>
           <w:p>
             <w:pPr>
+              <w:keepNext w:val="false"/>
               <w:spacing w:after="40" w:before="0"/>
               <w:jc w:val="left"/>
             </w:pPr>
@@ -19151,6 +20525,7 @@
           </w:p>
           <w:p>
             <w:pPr>
+              <w:keepNext w:val="false"/>
               <w:spacing w:after="40" w:before="0"/>
               <w:jc w:val="left"/>
             </w:pPr>
@@ -19170,6 +20545,7 @@
           </w:p>
           <w:p>
             <w:pPr>
+              <w:keepNext w:val="false"/>
               <w:spacing w:after="40" w:before="0"/>
               <w:jc w:val="left"/>
             </w:pPr>
@@ -19231,6 +20607,7 @@
           </w:tcPr>
           <w:p>
             <w:pPr>
+              <w:keepNext w:val="false"/>
               <w:spacing w:after="40" w:before="0"/>
               <w:jc w:val="center"/>
             </w:pPr>
@@ -19265,6 +20642,7 @@
           </w:tcPr>
           <w:p>
             <w:pPr>
+              <w:keepNext w:val="false"/>
               <w:spacing w:after="40" w:before="0"/>
               <w:jc w:val="left"/>
             </w:pPr>
@@ -19297,6 +20675,7 @@
           </w:tcPr>
           <w:p>
             <w:pPr>
+              <w:keepNext w:val="false"/>
               <w:spacing w:after="40" w:before="0"/>
               <w:jc w:val="left"/>
             </w:pPr>
@@ -19331,6 +20710,7 @@
           </w:tcPr>
           <w:p>
             <w:pPr>
+              <w:keepNext w:val="false"/>
               <w:spacing w:after="40" w:before="0"/>
               <w:jc w:val="left"/>
             </w:pPr>
@@ -19363,6 +20743,7 @@
           </w:tcPr>
           <w:p>
             <w:pPr>
+              <w:keepNext w:val="false"/>
               <w:spacing w:after="40" w:before="0"/>
               <w:jc w:val="left"/>
             </w:pPr>
@@ -19397,6 +20778,7 @@
           </w:tcPr>
           <w:p>
             <w:pPr>
+              <w:keepNext w:val="false"/>
               <w:spacing w:after="40" w:before="0"/>
               <w:jc w:val="left"/>
             </w:pPr>
@@ -19429,6 +20811,7 @@
           </w:tcPr>
           <w:p>
             <w:pPr>
+              <w:keepNext w:val="false"/>
               <w:spacing w:after="40" w:before="0"/>
               <w:jc w:val="left"/>
             </w:pPr>
@@ -19465,7 +20848,7 @@
         </w:rPr>
         <w:t xml:space="preserve">© 2026 SeaVuria and ARES. Aligned with KICD objectives. Developed by SeaVuria; technical implementation by ARES (with AI assistance from Claude). Licensed under </w:t>
       </w:r>
-      <w:hyperlink w:history="1" r:id="rIdhjxucpalizujoxyabiro0">
+      <w:hyperlink w:history="1" r:id="rIdof2rutfszo22td6f4ajpr">
         <w:r>
           <w:rPr>
             <w:rFonts w:ascii="Arial" w:cs="Arial" w:eastAsia="Arial" w:hAnsi="Arial"/>
@@ -19486,7 +20869,7 @@
         </w:rPr>
         <w:t xml:space="preserve"> (</w:t>
       </w:r>
-      <w:hyperlink w:history="1" r:id="rIdug9xi8x7xe_jpi3oytmiv">
+      <w:hyperlink w:history="1" r:id="rIdxokbylhb1aycf4gtpxwb-">
         <w:r>
           <w:rPr>
             <w:rFonts w:ascii="Arial" w:cs="Arial" w:eastAsia="Arial" w:hAnsi="Arial"/>
@@ -19546,6 +20929,7 @@
           </w:tcPr>
           <w:p>
             <w:pPr>
+              <w:keepNext w:val="false"/>
               <w:spacing w:after="40" w:before="0"/>
               <w:jc w:val="center"/>
             </w:pPr>
@@ -19581,6 +20965,7 @@
           </w:tcPr>
           <w:p>
             <w:pPr>
+              <w:keepNext w:val="false"/>
               <w:spacing w:after="40" w:before="0"/>
               <w:jc w:val="center"/>
             </w:pPr>
@@ -19615,6 +21000,7 @@
           </w:tcPr>
           <w:p>
             <w:pPr>
+              <w:keepNext w:val="false"/>
               <w:spacing w:after="40" w:before="0"/>
               <w:jc w:val="left"/>
             </w:pPr>
@@ -19647,6 +21033,7 @@
           </w:tcPr>
           <w:p>
             <w:pPr>
+              <w:keepNext w:val="false"/>
               <w:spacing w:after="40" w:before="0"/>
               <w:jc w:val="left"/>
             </w:pPr>
@@ -19681,6 +21068,7 @@
           </w:tcPr>
           <w:p>
             <w:pPr>
+              <w:keepNext w:val="false"/>
               <w:spacing w:after="40" w:before="0"/>
               <w:jc w:val="left"/>
             </w:pPr>
@@ -19713,6 +21101,7 @@
           </w:tcPr>
           <w:p>
             <w:pPr>
+              <w:keepNext w:val="false"/>
               <w:spacing w:after="40" w:before="0"/>
               <w:jc w:val="left"/>
             </w:pPr>
@@ -19747,6 +21136,7 @@
           </w:tcPr>
           <w:p>
             <w:pPr>
+              <w:keepNext w:val="false"/>
               <w:spacing w:after="40" w:before="0"/>
               <w:jc w:val="left"/>
             </w:pPr>
@@ -19854,6 +21244,7 @@
           </w:tcPr>
           <w:p>
             <w:pPr>
+              <w:keepNext w:val="false"/>
               <w:spacing w:after="40" w:before="0"/>
               <w:jc w:val="left"/>
             </w:pPr>
@@ -19941,6 +21332,7 @@
           </w:tcPr>
           <w:p>
             <w:pPr>
+              <w:keepNext w:val="false"/>
               <w:spacing w:after="40" w:before="0"/>
               <w:jc w:val="left"/>
             </w:pPr>
@@ -20028,6 +21420,7 @@
           </w:tcPr>
           <w:p>
             <w:pPr>
+              <w:keepNext w:val="false"/>
               <w:spacing w:after="40" w:before="0"/>
               <w:jc w:val="left"/>
             </w:pPr>
@@ -20060,6 +21453,7 @@
           </w:tcPr>
           <w:p>
             <w:pPr>
+              <w:keepNext w:val="false"/>
               <w:spacing w:after="40" w:before="0"/>
               <w:jc w:val="left"/>
             </w:pPr>
@@ -20094,6 +21488,7 @@
           </w:tcPr>
           <w:p>
             <w:pPr>
+              <w:keepNext w:val="false"/>
               <w:spacing w:after="40" w:before="0"/>
               <w:jc w:val="left"/>
             </w:pPr>
@@ -20126,6 +21521,7 @@
           </w:tcPr>
           <w:p>
             <w:pPr>
+              <w:keepNext w:val="false"/>
               <w:spacing w:after="40" w:before="0"/>
               <w:jc w:val="left"/>
             </w:pPr>
@@ -20160,6 +21556,7 @@
           </w:tcPr>
           <w:p>
             <w:pPr>
+              <w:keepNext w:val="false"/>
               <w:spacing w:after="40" w:before="0"/>
               <w:jc w:val="left"/>
             </w:pPr>
@@ -20192,6 +21589,7 @@
           </w:tcPr>
           <w:p>
             <w:pPr>
+              <w:keepNext w:val="false"/>
               <w:spacing w:after="40" w:before="0"/>
               <w:jc w:val="left"/>
             </w:pPr>
@@ -20251,6 +21649,7 @@
           </w:tcPr>
           <w:p>
             <w:pPr>
+              <w:keepNext w:val="false"/>
               <w:spacing w:after="40" w:before="0"/>
               <w:jc w:val="center"/>
             </w:pPr>
@@ -20285,6 +21684,7 @@
           </w:tcPr>
           <w:p>
             <w:pPr>
+              <w:keepNext w:val="false"/>
               <w:spacing w:after="40" w:before="0"/>
               <w:jc w:val="left"/>
             </w:pPr>
@@ -20304,6 +21704,7 @@
           </w:p>
           <w:p>
             <w:pPr>
+              <w:keepNext w:val="false"/>
               <w:spacing w:after="40" w:before="0"/>
               <w:jc w:val="left"/>
             </w:pPr>
@@ -20323,6 +21724,7 @@
           </w:p>
           <w:p>
             <w:pPr>
+              <w:keepNext w:val="false"/>
               <w:spacing w:after="40" w:before="0"/>
               <w:jc w:val="left"/>
             </w:pPr>
@@ -20342,6 +21744,7 @@
           </w:p>
           <w:p>
             <w:pPr>
+              <w:keepNext w:val="false"/>
               <w:spacing w:after="40" w:before="0"/>
               <w:jc w:val="left"/>
             </w:pPr>
@@ -20361,6 +21764,7 @@
           </w:p>
           <w:p>
             <w:pPr>
+              <w:keepNext w:val="false"/>
               <w:spacing w:after="40" w:before="0"/>
               <w:jc w:val="left"/>
             </w:pPr>
@@ -20425,6 +21829,7 @@
           </w:tcPr>
           <w:p>
             <w:pPr>
+              <w:keepNext w:val="false"/>
               <w:spacing w:after="40" w:before="0"/>
               <w:jc w:val="center"/>
             </w:pPr>
@@ -20459,6 +21864,7 @@
           </w:tcPr>
           <w:p>
             <w:pPr>
+              <w:keepNext w:val="false"/>
               <w:spacing w:after="40" w:before="0"/>
               <w:jc w:val="left"/>
             </w:pPr>
@@ -20491,6 +21897,7 @@
           </w:tcPr>
           <w:p>
             <w:pPr>
+              <w:keepNext w:val="false"/>
               <w:spacing w:after="40" w:before="0"/>
               <w:jc w:val="left"/>
             </w:pPr>
@@ -20523,6 +21930,7 @@
           </w:tcPr>
           <w:p>
             <w:pPr>
+              <w:keepNext w:val="false"/>
               <w:spacing w:after="40" w:before="0"/>
               <w:jc w:val="left"/>
             </w:pPr>
@@ -20555,6 +21963,7 @@
           </w:tcPr>
           <w:p>
             <w:pPr>
+              <w:keepNext w:val="false"/>
               <w:spacing w:after="40" w:before="0"/>
               <w:jc w:val="left"/>
             </w:pPr>
@@ -20587,6 +21996,7 @@
           </w:tcPr>
           <w:p>
             <w:pPr>
+              <w:keepNext w:val="false"/>
               <w:spacing w:after="40" w:before="0"/>
               <w:jc w:val="left"/>
             </w:pPr>
@@ -20621,6 +22031,7 @@
           </w:tcPr>
           <w:p>
             <w:pPr>
+              <w:keepNext w:val="false"/>
               <w:spacing w:after="40" w:before="0"/>
               <w:jc w:val="left"/>
             </w:pPr>
@@ -20658,7 +22069,7 @@
             <w:pPr>
               <w:spacing w:after="20" w:before="0"/>
             </w:pPr>
-            <w:hyperlink w:history="1" r:id="rIdlc9-bxb0_unh-drmirors">
+            <w:hyperlink w:history="1" r:id="rIdd5l9blsxhw29ulrpomrhz">
               <w:r>
                 <w:rPr>
                   <w:rFonts w:ascii="Arial" w:cs="Arial" w:eastAsia="Arial" w:hAnsi="Arial"/>
@@ -20691,7 +22102,7 @@
               <w:spacing w:after="10" w:before="0"/>
               <w:ind w:left="120"/>
             </w:pPr>
-            <w:hyperlink w:history="1" r:id="rIdrsig12nbh8mtm29m2wgpm">
+            <w:hyperlink w:history="1" r:id="rIdyud1129qrrjp47rptgwq-">
               <w:r>
                 <w:rPr>
                   <w:rFonts w:ascii="Arial" w:cs="Arial" w:eastAsia="Arial" w:hAnsi="Arial"/>
@@ -20736,7 +22147,7 @@
             <w:pPr>
               <w:spacing w:after="20" w:before="0"/>
             </w:pPr>
-            <w:hyperlink w:history="1" r:id="rIdijhluorda-k6zbqdjd3lo">
+            <w:hyperlink w:history="1" r:id="rIdxft88cs2eyrc0zyin0-1z">
               <w:r>
                 <w:rPr>
                   <w:rFonts w:ascii="Arial" w:cs="Arial" w:eastAsia="Arial" w:hAnsi="Arial"/>
@@ -20769,7 +22180,7 @@
               <w:spacing w:after="10" w:before="0"/>
               <w:ind w:left="120"/>
             </w:pPr>
-            <w:hyperlink w:history="1" r:id="rId7gnoolujkol27d0pzyh_p">
+            <w:hyperlink w:history="1" r:id="rIdvlbi75obmhexuwqxnicg1">
               <w:r>
                 <w:rPr>
                   <w:rFonts w:ascii="Arial" w:cs="Arial" w:eastAsia="Arial" w:hAnsi="Arial"/>
@@ -20797,6 +22208,7 @@
           </w:tcPr>
           <w:p>
             <w:pPr>
+              <w:keepNext w:val="false"/>
               <w:spacing w:after="40" w:before="0"/>
               <w:jc w:val="left"/>
             </w:pPr>
@@ -20829,6 +22241,7 @@
           </w:tcPr>
           <w:p>
             <w:pPr>
+              <w:keepNext w:val="false"/>
               <w:spacing w:after="40" w:before="0"/>
               <w:jc w:val="left"/>
             </w:pPr>
@@ -20861,6 +22274,7 @@
           </w:tcPr>
           <w:p>
             <w:pPr>
+              <w:keepNext w:val="false"/>
               <w:spacing w:after="40" w:before="0"/>
               <w:jc w:val="left"/>
             </w:pPr>
@@ -20893,6 +22307,7 @@
           </w:tcPr>
           <w:p>
             <w:pPr>
+              <w:keepNext w:val="false"/>
               <w:spacing w:after="40" w:before="0"/>
               <w:jc w:val="left"/>
             </w:pPr>
@@ -20927,6 +22342,7 @@
           </w:tcPr>
           <w:p>
             <w:pPr>
+              <w:keepNext w:val="false"/>
               <w:spacing w:after="40" w:before="0"/>
               <w:jc w:val="left"/>
             </w:pPr>
@@ -20964,7 +22380,7 @@
             <w:pPr>
               <w:spacing w:after="20" w:before="0"/>
             </w:pPr>
-            <w:hyperlink w:history="1" r:id="rIdicws2mkg437lrbejtlqho">
+            <w:hyperlink w:history="1" r:id="rId7tgzqrs9epne2eybtcg92">
               <w:r>
                 <w:rPr>
                   <w:rFonts w:ascii="Arial" w:cs="Arial" w:eastAsia="Arial" w:hAnsi="Arial"/>
@@ -20997,7 +22413,7 @@
               <w:spacing w:after="10" w:before="0"/>
               <w:ind w:left="120"/>
             </w:pPr>
-            <w:hyperlink w:history="1" r:id="rIdtmuvcjzse2n2ca1gmqajh">
+            <w:hyperlink w:history="1" r:id="rId2oxamvtel5xkb8fn6kljy">
               <w:r>
                 <w:rPr>
                   <w:rFonts w:ascii="Arial" w:cs="Arial" w:eastAsia="Arial" w:hAnsi="Arial"/>
@@ -21042,7 +22458,7 @@
             <w:pPr>
               <w:spacing w:after="20" w:before="0"/>
             </w:pPr>
-            <w:hyperlink w:history="1" r:id="rIddclicbsdxq9icohgsjrdk">
+            <w:hyperlink w:history="1" r:id="rIdree_va80tqqjifpwwv9pj">
               <w:r>
                 <w:rPr>
                   <w:rFonts w:ascii="Arial" w:cs="Arial" w:eastAsia="Arial" w:hAnsi="Arial"/>
@@ -21075,7 +22491,7 @@
               <w:spacing w:after="10" w:before="0"/>
               <w:ind w:left="120"/>
             </w:pPr>
-            <w:hyperlink w:history="1" r:id="rId6inxcxb9cmkahfwkp01gw">
+            <w:hyperlink w:history="1" r:id="rId2ihdnegxmtmeluvgkn8mw">
               <w:r>
                 <w:rPr>
                   <w:rFonts w:ascii="Arial" w:cs="Arial" w:eastAsia="Arial" w:hAnsi="Arial"/>
@@ -21103,6 +22519,7 @@
           </w:tcPr>
           <w:p>
             <w:pPr>
+              <w:keepNext w:val="false"/>
               <w:spacing w:after="40" w:before="0"/>
               <w:jc w:val="left"/>
             </w:pPr>
@@ -21135,6 +22552,7 @@
           </w:tcPr>
           <w:p>
             <w:pPr>
+              <w:keepNext w:val="false"/>
               <w:spacing w:after="40" w:before="0"/>
               <w:jc w:val="left"/>
             </w:pPr>
@@ -21167,6 +22585,7 @@
           </w:tcPr>
           <w:p>
             <w:pPr>
+              <w:keepNext w:val="false"/>
               <w:spacing w:after="40" w:before="0"/>
               <w:jc w:val="left"/>
             </w:pPr>
@@ -21199,6 +22618,7 @@
           </w:tcPr>
           <w:p>
             <w:pPr>
+              <w:keepNext w:val="false"/>
               <w:spacing w:after="40" w:before="0"/>
               <w:jc w:val="left"/>
             </w:pPr>
@@ -21233,6 +22653,7 @@
           </w:tcPr>
           <w:p>
             <w:pPr>
+              <w:keepNext w:val="false"/>
               <w:spacing w:after="40" w:before="0"/>
               <w:jc w:val="left"/>
             </w:pPr>
@@ -21270,7 +22691,7 @@
             <w:pPr>
               <w:spacing w:after="20" w:before="0"/>
             </w:pPr>
-            <w:hyperlink w:history="1" r:id="rIdsie1wtvykw1iuqnwtgrmv">
+            <w:hyperlink w:history="1" r:id="rId_wcex9jhhmry0takq4pep">
               <w:r>
                 <w:rPr>
                   <w:rFonts w:ascii="Arial" w:cs="Arial" w:eastAsia="Arial" w:hAnsi="Arial"/>
@@ -21303,7 +22724,7 @@
               <w:spacing w:after="10" w:before="0"/>
               <w:ind w:left="120"/>
             </w:pPr>
-            <w:hyperlink w:history="1" r:id="rId5n_ge6myoe-ztrtiotj4k">
+            <w:hyperlink w:history="1" r:id="rIdqvnsqmusteme4kzjuwvwh">
               <w:r>
                 <w:rPr>
                   <w:rFonts w:ascii="Arial" w:cs="Arial" w:eastAsia="Arial" w:hAnsi="Arial"/>
@@ -21348,7 +22769,7 @@
             <w:pPr>
               <w:spacing w:after="20" w:before="0"/>
             </w:pPr>
-            <w:hyperlink w:history="1" r:id="rIdlo5al68zhkcklt-bjz_hz">
+            <w:hyperlink w:history="1" r:id="rId_l4dtzrp_cdkqoxyjwhu4">
               <w:r>
                 <w:rPr>
                   <w:rFonts w:ascii="Arial" w:cs="Arial" w:eastAsia="Arial" w:hAnsi="Arial"/>
@@ -21381,7 +22802,7 @@
               <w:spacing w:after="10" w:before="0"/>
               <w:ind w:left="120"/>
             </w:pPr>
-            <w:hyperlink w:history="1" r:id="rIdkelf162-ll4cyktdch0nj">
+            <w:hyperlink w:history="1" r:id="rIdjyqxu7lqvec-uhsl2hdp4">
               <w:r>
                 <w:rPr>
                   <w:rFonts w:ascii="Arial" w:cs="Arial" w:eastAsia="Arial" w:hAnsi="Arial"/>
@@ -21409,6 +22830,7 @@
           </w:tcPr>
           <w:p>
             <w:pPr>
+              <w:keepNext w:val="false"/>
               <w:spacing w:after="40" w:before="0"/>
               <w:jc w:val="left"/>
             </w:pPr>
@@ -21441,6 +22863,7 @@
           </w:tcPr>
           <w:p>
             <w:pPr>
+              <w:keepNext w:val="false"/>
               <w:spacing w:after="40" w:before="0"/>
               <w:jc w:val="left"/>
             </w:pPr>
@@ -21473,6 +22896,7 @@
           </w:tcPr>
           <w:p>
             <w:pPr>
+              <w:keepNext w:val="false"/>
               <w:spacing w:after="40" w:before="0"/>
               <w:jc w:val="left"/>
             </w:pPr>
@@ -21505,6 +22929,7 @@
           </w:tcPr>
           <w:p>
             <w:pPr>
+              <w:keepNext w:val="false"/>
               <w:spacing w:after="40" w:before="0"/>
               <w:jc w:val="left"/>
             </w:pPr>
@@ -21539,6 +22964,7 @@
           </w:tcPr>
           <w:p>
             <w:pPr>
+              <w:keepNext w:val="false"/>
               <w:spacing w:after="40" w:before="0"/>
               <w:jc w:val="left"/>
             </w:pPr>
@@ -21576,7 +23002,7 @@
             <w:pPr>
               <w:spacing w:after="20" w:before="0"/>
             </w:pPr>
-            <w:hyperlink w:history="1" r:id="rId-qnqa-qmjmtz1ck21dzz6">
+            <w:hyperlink w:history="1" r:id="rIdu1hszbgymwvyx0bfhscqh">
               <w:r>
                 <w:rPr>
                   <w:rFonts w:ascii="Arial" w:cs="Arial" w:eastAsia="Arial" w:hAnsi="Arial"/>
@@ -21609,7 +23035,7 @@
               <w:spacing w:after="10" w:before="0"/>
               <w:ind w:left="120"/>
             </w:pPr>
-            <w:hyperlink w:history="1" r:id="rIdqmkew3tqhawfabh_9jaae">
+            <w:hyperlink w:history="1" r:id="rIddxi5gu6sfvr7jh4szg4f1">
               <w:r>
                 <w:rPr>
                   <w:rFonts w:ascii="Arial" w:cs="Arial" w:eastAsia="Arial" w:hAnsi="Arial"/>
@@ -21654,7 +23080,7 @@
             <w:pPr>
               <w:spacing w:after="20" w:before="0"/>
             </w:pPr>
-            <w:hyperlink w:history="1" r:id="rIdvm2buroln-vkll6f-1mqy">
+            <w:hyperlink w:history="1" r:id="rIdfq3683ruqgpew9dmbktqp">
               <w:r>
                 <w:rPr>
                   <w:rFonts w:ascii="Arial" w:cs="Arial" w:eastAsia="Arial" w:hAnsi="Arial"/>
@@ -21687,7 +23113,7 @@
               <w:spacing w:after="10" w:before="0"/>
               <w:ind w:left="120"/>
             </w:pPr>
-            <w:hyperlink w:history="1" r:id="rIdokbdmjglfyszrumx4auvj">
+            <w:hyperlink w:history="1" r:id="rIdku_krcgqehc84bwq0o6l4">
               <w:r>
                 <w:rPr>
                   <w:rFonts w:ascii="Arial" w:cs="Arial" w:eastAsia="Arial" w:hAnsi="Arial"/>
@@ -21715,6 +23141,7 @@
           </w:tcPr>
           <w:p>
             <w:pPr>
+              <w:keepNext w:val="false"/>
               <w:spacing w:after="40" w:before="0"/>
               <w:jc w:val="left"/>
             </w:pPr>
@@ -21747,6 +23174,7 @@
           </w:tcPr>
           <w:p>
             <w:pPr>
+              <w:keepNext w:val="false"/>
               <w:spacing w:after="40" w:before="0"/>
               <w:jc w:val="left"/>
             </w:pPr>
@@ -21779,6 +23207,7 @@
           </w:tcPr>
           <w:p>
             <w:pPr>
+              <w:keepNext w:val="false"/>
               <w:spacing w:after="40" w:before="0"/>
               <w:jc w:val="left"/>
             </w:pPr>
@@ -21811,6 +23240,7 @@
           </w:tcPr>
           <w:p>
             <w:pPr>
+              <w:keepNext w:val="false"/>
               <w:spacing w:after="40" w:before="0"/>
               <w:jc w:val="left"/>
             </w:pPr>
@@ -21845,6 +23275,7 @@
           </w:tcPr>
           <w:p>
             <w:pPr>
+              <w:keepNext w:val="false"/>
               <w:spacing w:after="40" w:before="0"/>
               <w:jc w:val="left"/>
             </w:pPr>
@@ -21882,7 +23313,7 @@
             <w:pPr>
               <w:spacing w:after="20" w:before="0"/>
             </w:pPr>
-            <w:hyperlink w:history="1" r:id="rIdiu_vbjcqldjdh7igvcxtr">
+            <w:hyperlink w:history="1" r:id="rIdzmtfvzon1n-wcn7yoju2f">
               <w:r>
                 <w:rPr>
                   <w:rFonts w:ascii="Arial" w:cs="Arial" w:eastAsia="Arial" w:hAnsi="Arial"/>
@@ -21931,7 +23362,7 @@
               <w:spacing w:after="10" w:before="0"/>
               <w:ind w:left="120"/>
             </w:pPr>
-            <w:hyperlink w:history="1" r:id="rIdu-z-eivvasnuyprjrpppd">
+            <w:hyperlink w:history="1" r:id="rIdgfdcqj0oxv49j8pjtyinx">
               <w:r>
                 <w:rPr>
                   <w:rFonts w:ascii="Arial" w:cs="Arial" w:eastAsia="Arial" w:hAnsi="Arial"/>
@@ -21976,7 +23407,7 @@
             <w:pPr>
               <w:spacing w:after="20" w:before="0"/>
             </w:pPr>
-            <w:hyperlink w:history="1" r:id="rIdxbgxm15vt9oummaxbjybt">
+            <w:hyperlink w:history="1" r:id="rIdbsap4jc9irb3xou0rwy_7">
               <w:r>
                 <w:rPr>
                   <w:rFonts w:ascii="Arial" w:cs="Arial" w:eastAsia="Arial" w:hAnsi="Arial"/>
@@ -22009,7 +23440,7 @@
               <w:spacing w:after="10" w:before="0"/>
               <w:ind w:left="120"/>
             </w:pPr>
-            <w:hyperlink w:history="1" r:id="rIdtlhonebuihtzm0j_tyqvs">
+            <w:hyperlink w:history="1" r:id="rIdjdcfqi78xrlt6rnlsr0fo">
               <w:r>
                 <w:rPr>
                   <w:rFonts w:ascii="Arial" w:cs="Arial" w:eastAsia="Arial" w:hAnsi="Arial"/>
@@ -22037,6 +23468,7 @@
           </w:tcPr>
           <w:p>
             <w:pPr>
+              <w:keepNext w:val="false"/>
               <w:spacing w:after="40" w:before="0"/>
               <w:jc w:val="left"/>
             </w:pPr>
@@ -22069,6 +23501,7 @@
           </w:tcPr>
           <w:p>
             <w:pPr>
+              <w:keepNext w:val="false"/>
               <w:spacing w:after="40" w:before="0"/>
               <w:jc w:val="left"/>
             </w:pPr>
@@ -22101,6 +23534,7 @@
           </w:tcPr>
           <w:p>
             <w:pPr>
+              <w:keepNext w:val="false"/>
               <w:spacing w:after="40" w:before="0"/>
               <w:jc w:val="left"/>
             </w:pPr>
@@ -22133,6 +23567,7 @@
           </w:tcPr>
           <w:p>
             <w:pPr>
+              <w:keepNext w:val="false"/>
               <w:spacing w:after="40" w:before="0"/>
               <w:jc w:val="left"/>
             </w:pPr>
@@ -22192,6 +23627,7 @@
           </w:tcPr>
           <w:p>
             <w:pPr>
+              <w:keepNext w:val="false"/>
               <w:spacing w:after="40" w:before="0"/>
               <w:jc w:val="center"/>
             </w:pPr>
@@ -22226,6 +23662,7 @@
           </w:tcPr>
           <w:p>
             <w:pPr>
+              <w:keepNext w:val="false"/>
               <w:spacing w:after="40" w:before="0"/>
               <w:jc w:val="left"/>
             </w:pPr>
@@ -22245,6 +23682,7 @@
           </w:p>
           <w:p>
             <w:pPr>
+              <w:keepNext w:val="false"/>
               <w:spacing w:after="40" w:before="0"/>
               <w:jc w:val="left"/>
             </w:pPr>
@@ -22264,6 +23702,7 @@
           </w:p>
           <w:p>
             <w:pPr>
+              <w:keepNext w:val="false"/>
               <w:spacing w:after="40" w:before="0"/>
               <w:jc w:val="left"/>
             </w:pPr>
@@ -22283,6 +23722,7 @@
           </w:p>
           <w:p>
             <w:pPr>
+              <w:keepNext w:val="false"/>
               <w:spacing w:after="40" w:before="0"/>
               <w:jc w:val="left"/>
             </w:pPr>
@@ -22302,6 +23742,7 @@
           </w:p>
           <w:p>
             <w:pPr>
+              <w:keepNext w:val="false"/>
               <w:spacing w:after="40" w:before="0"/>
               <w:jc w:val="left"/>
             </w:pPr>
@@ -22363,6 +23804,7 @@
           </w:tcPr>
           <w:p>
             <w:pPr>
+              <w:keepNext w:val="false"/>
               <w:spacing w:after="40" w:before="0"/>
               <w:jc w:val="center"/>
             </w:pPr>
@@ -22397,6 +23839,7 @@
           </w:tcPr>
           <w:p>
             <w:pPr>
+              <w:keepNext w:val="false"/>
               <w:spacing w:after="40" w:before="0"/>
               <w:jc w:val="left"/>
             </w:pPr>
@@ -22429,6 +23872,7 @@
           </w:tcPr>
           <w:p>
             <w:pPr>
+              <w:keepNext w:val="false"/>
               <w:spacing w:after="40" w:before="0"/>
               <w:jc w:val="left"/>
             </w:pPr>
@@ -22463,6 +23907,7 @@
           </w:tcPr>
           <w:p>
             <w:pPr>
+              <w:keepNext w:val="false"/>
               <w:spacing w:after="40" w:before="0"/>
               <w:jc w:val="left"/>
             </w:pPr>
@@ -22495,6 +23940,7 @@
           </w:tcPr>
           <w:p>
             <w:pPr>
+              <w:keepNext w:val="false"/>
               <w:spacing w:after="40" w:before="0"/>
               <w:jc w:val="left"/>
             </w:pPr>
@@ -22529,6 +23975,7 @@
           </w:tcPr>
           <w:p>
             <w:pPr>
+              <w:keepNext w:val="false"/>
               <w:spacing w:after="40" w:before="0"/>
               <w:jc w:val="left"/>
             </w:pPr>
@@ -22561,6 +24008,7 @@
           </w:tcPr>
           <w:p>
             <w:pPr>
+              <w:keepNext w:val="false"/>
               <w:spacing w:after="40" w:before="0"/>
               <w:jc w:val="left"/>
             </w:pPr>
@@ -22597,7 +24045,7 @@
         </w:rPr>
         <w:t xml:space="preserve">© 2026 SeaVuria and ARES. Aligned with KICD objectives. Developed by SeaVuria; technical implementation by ARES (with AI assistance from Claude). Licensed under </w:t>
       </w:r>
-      <w:hyperlink w:history="1" r:id="rId5yheh7eabvnqpxrjrmppe">
+      <w:hyperlink w:history="1" r:id="rIdajrswd8tadkaelqugygfl">
         <w:r>
           <w:rPr>
             <w:rFonts w:ascii="Arial" w:cs="Arial" w:eastAsia="Arial" w:hAnsi="Arial"/>
@@ -22618,7 +24066,7 @@
         </w:rPr>
         <w:t xml:space="preserve"> (</w:t>
       </w:r>
-      <w:hyperlink w:history="1" r:id="rId6ogg8_tbank5tpqetyluf">
+      <w:hyperlink w:history="1" r:id="rIdorgdaloyx-uazoffk3vud">
         <w:r>
           <w:rPr>
             <w:rFonts w:ascii="Arial" w:cs="Arial" w:eastAsia="Arial" w:hAnsi="Arial"/>
@@ -22678,6 +24126,7 @@
           </w:tcPr>
           <w:p>
             <w:pPr>
+              <w:keepNext w:val="false"/>
               <w:spacing w:after="40" w:before="0"/>
               <w:jc w:val="center"/>
             </w:pPr>
@@ -22713,6 +24162,7 @@
           </w:tcPr>
           <w:p>
             <w:pPr>
+              <w:keepNext w:val="false"/>
               <w:spacing w:after="40" w:before="0"/>
               <w:jc w:val="center"/>
             </w:pPr>
@@ -22747,6 +24197,7 @@
           </w:tcPr>
           <w:p>
             <w:pPr>
+              <w:keepNext w:val="false"/>
               <w:spacing w:after="40" w:before="0"/>
               <w:jc w:val="left"/>
             </w:pPr>
@@ -22779,6 +24230,7 @@
           </w:tcPr>
           <w:p>
             <w:pPr>
+              <w:keepNext w:val="false"/>
               <w:spacing w:after="40" w:before="0"/>
               <w:jc w:val="left"/>
             </w:pPr>
@@ -22813,6 +24265,7 @@
           </w:tcPr>
           <w:p>
             <w:pPr>
+              <w:keepNext w:val="false"/>
               <w:spacing w:after="40" w:before="0"/>
               <w:jc w:val="left"/>
             </w:pPr>
@@ -22845,6 +24298,7 @@
           </w:tcPr>
           <w:p>
             <w:pPr>
+              <w:keepNext w:val="false"/>
               <w:spacing w:after="40" w:before="0"/>
               <w:jc w:val="left"/>
             </w:pPr>
@@ -22879,6 +24333,7 @@
           </w:tcPr>
           <w:p>
             <w:pPr>
+              <w:keepNext w:val="false"/>
               <w:spacing w:after="40" w:before="0"/>
               <w:jc w:val="left"/>
             </w:pPr>
@@ -22911,6 +24366,7 @@
           </w:tcPr>
           <w:p>
             <w:pPr>
+              <w:keepNext w:val="false"/>
               <w:spacing w:after="40" w:before="0"/>
               <w:jc w:val="left"/>
             </w:pPr>
@@ -22945,6 +24401,7 @@
           </w:tcPr>
           <w:p>
             <w:pPr>
+              <w:keepNext w:val="false"/>
               <w:spacing w:after="40" w:before="0"/>
               <w:jc w:val="left"/>
             </w:pPr>
@@ -22977,6 +24434,7 @@
           </w:tcPr>
           <w:p>
             <w:pPr>
+              <w:keepNext w:val="false"/>
               <w:spacing w:after="40" w:before="0"/>
               <w:jc w:val="left"/>
             </w:pPr>
@@ -23011,6 +24469,7 @@
           </w:tcPr>
           <w:p>
             <w:pPr>
+              <w:keepNext w:val="false"/>
               <w:spacing w:after="40" w:before="0"/>
               <w:jc w:val="left"/>
             </w:pPr>
@@ -23043,6 +24502,7 @@
           </w:tcPr>
           <w:p>
             <w:pPr>
+              <w:keepNext w:val="false"/>
               <w:spacing w:after="40" w:before="0"/>
               <w:jc w:val="left"/>
             </w:pPr>
@@ -23077,6 +24537,7 @@
           </w:tcPr>
           <w:p>
             <w:pPr>
+              <w:keepNext w:val="false"/>
               <w:spacing w:after="40" w:before="0"/>
               <w:jc w:val="left"/>
             </w:pPr>
@@ -23109,6 +24570,7 @@
           </w:tcPr>
           <w:p>
             <w:pPr>
+              <w:keepNext w:val="false"/>
               <w:spacing w:after="40" w:before="0"/>
               <w:jc w:val="left"/>
             </w:pPr>
@@ -23143,6 +24605,7 @@
           </w:tcPr>
           <w:p>
             <w:pPr>
+              <w:keepNext w:val="false"/>
               <w:spacing w:after="40" w:before="0"/>
               <w:jc w:val="left"/>
             </w:pPr>
@@ -23175,6 +24638,7 @@
           </w:tcPr>
           <w:p>
             <w:pPr>
+              <w:keepNext w:val="false"/>
               <w:spacing w:after="40" w:before="0"/>
               <w:jc w:val="left"/>
             </w:pPr>
@@ -23209,6 +24673,7 @@
           </w:tcPr>
           <w:p>
             <w:pPr>
+              <w:keepNext w:val="false"/>
               <w:spacing w:after="40" w:before="0"/>
               <w:jc w:val="left"/>
             </w:pPr>
@@ -23241,6 +24706,7 @@
           </w:tcPr>
           <w:p>
             <w:pPr>
+              <w:keepNext w:val="false"/>
               <w:spacing w:after="40" w:before="0"/>
               <w:jc w:val="left"/>
             </w:pPr>
@@ -23300,6 +24766,7 @@
           </w:tcPr>
           <w:p>
             <w:pPr>
+              <w:keepNext w:val="false"/>
               <w:spacing w:after="40" w:before="0"/>
               <w:jc w:val="center"/>
             </w:pPr>
@@ -23334,6 +24801,7 @@
           </w:tcPr>
           <w:p>
             <w:pPr>
+              <w:keepNext w:val="false"/>
               <w:spacing w:after="40" w:before="0"/>
               <w:jc w:val="left"/>
             </w:pPr>
@@ -23398,6 +24866,7 @@
           </w:tcPr>
           <w:p>
             <w:pPr>
+              <w:keepNext w:val="false"/>
               <w:spacing w:after="40" w:before="0"/>
               <w:jc w:val="center"/>
             </w:pPr>
@@ -23432,6 +24901,7 @@
           </w:tcPr>
           <w:p>
             <w:pPr>
+              <w:keepNext w:val="false"/>
               <w:spacing w:after="40" w:before="0"/>
               <w:jc w:val="left"/>
             </w:pPr>
@@ -23464,6 +24934,7 @@
           </w:tcPr>
           <w:p>
             <w:pPr>
+              <w:keepNext w:val="false"/>
               <w:spacing w:after="40" w:before="0"/>
               <w:jc w:val="left"/>
             </w:pPr>
@@ -23496,6 +24967,7 @@
           </w:tcPr>
           <w:p>
             <w:pPr>
+              <w:keepNext w:val="false"/>
               <w:spacing w:after="40" w:before="0"/>
               <w:jc w:val="left"/>
             </w:pPr>
@@ -23528,6 +25000,7 @@
           </w:tcPr>
           <w:p>
             <w:pPr>
+              <w:keepNext w:val="false"/>
               <w:spacing w:after="40" w:before="0"/>
               <w:jc w:val="left"/>
             </w:pPr>
@@ -23560,6 +25033,7 @@
           </w:tcPr>
           <w:p>
             <w:pPr>
+              <w:keepNext w:val="false"/>
               <w:spacing w:after="40" w:before="0"/>
               <w:jc w:val="left"/>
             </w:pPr>
@@ -23594,6 +25068,7 @@
           </w:tcPr>
           <w:p>
             <w:pPr>
+              <w:keepNext w:val="false"/>
               <w:spacing w:after="40" w:before="0"/>
               <w:jc w:val="left"/>
             </w:pPr>
@@ -23631,7 +25106,7 @@
             <w:pPr>
               <w:spacing w:after="20" w:before="0"/>
             </w:pPr>
-            <w:hyperlink w:history="1" r:id="rIdo0qv2j6x5qkdzhfpxb-dw">
+            <w:hyperlink w:history="1" r:id="rIdpatys-a_qgjeq6vl0qccw">
               <w:r>
                 <w:rPr>
                   <w:rFonts w:ascii="Arial" w:cs="Arial" w:eastAsia="Arial" w:hAnsi="Arial"/>
@@ -23664,7 +25139,7 @@
               <w:spacing w:after="10" w:before="0"/>
               <w:ind w:left="120"/>
             </w:pPr>
-            <w:hyperlink w:history="1" r:id="rIdcj7vp2j0i1ztc258nn_92">
+            <w:hyperlink w:history="1" r:id="rId8mjc6orecplwe_mco4z_y">
               <w:r>
                 <w:rPr>
                   <w:rFonts w:ascii="Arial" w:cs="Arial" w:eastAsia="Arial" w:hAnsi="Arial"/>
@@ -23709,7 +25184,7 @@
             <w:pPr>
               <w:spacing w:after="20" w:before="0"/>
             </w:pPr>
-            <w:hyperlink w:history="1" r:id="rIdopbiv_tg4coxv7clc5z-i">
+            <w:hyperlink w:history="1" r:id="rIdkhlenyqxbzbv0f-tp0usw">
               <w:r>
                 <w:rPr>
                   <w:rFonts w:ascii="Arial" w:cs="Arial" w:eastAsia="Arial" w:hAnsi="Arial"/>
@@ -23742,7 +25217,7 @@
               <w:spacing w:after="10" w:before="0"/>
               <w:ind w:left="120"/>
             </w:pPr>
-            <w:hyperlink w:history="1" r:id="rIdpt1t3won7racakwtioxfh">
+            <w:hyperlink w:history="1" r:id="rIdg3dxap3jek5rrrpbjdx-f">
               <w:r>
                 <w:rPr>
                   <w:rFonts w:ascii="Arial" w:cs="Arial" w:eastAsia="Arial" w:hAnsi="Arial"/>
@@ -23770,6 +25245,7 @@
           </w:tcPr>
           <w:p>
             <w:pPr>
+              <w:keepNext w:val="false"/>
               <w:spacing w:after="40" w:before="0"/>
               <w:jc w:val="left"/>
             </w:pPr>
@@ -23802,6 +25278,7 @@
           </w:tcPr>
           <w:p>
             <w:pPr>
+              <w:keepNext w:val="false"/>
               <w:spacing w:after="40" w:before="0"/>
               <w:jc w:val="left"/>
             </w:pPr>
@@ -23834,6 +25311,7 @@
           </w:tcPr>
           <w:p>
             <w:pPr>
+              <w:keepNext w:val="false"/>
               <w:spacing w:after="40" w:before="0"/>
               <w:jc w:val="left"/>
             </w:pPr>
@@ -23866,6 +25344,7 @@
           </w:tcPr>
           <w:p>
             <w:pPr>
+              <w:keepNext w:val="false"/>
               <w:spacing w:after="40" w:before="0"/>
               <w:jc w:val="left"/>
             </w:pPr>
@@ -23900,6 +25379,7 @@
           </w:tcPr>
           <w:p>
             <w:pPr>
+              <w:keepNext w:val="false"/>
               <w:spacing w:after="40" w:before="0"/>
               <w:jc w:val="left"/>
             </w:pPr>
@@ -23937,7 +25417,7 @@
             <w:pPr>
               <w:spacing w:after="20" w:before="0"/>
             </w:pPr>
-            <w:hyperlink w:history="1" r:id="rId57sabjk-7kqzikr3hzzlf">
+            <w:hyperlink w:history="1" r:id="rId3lfxvnsugn09zuqrnyj4w">
               <w:r>
                 <w:rPr>
                   <w:rFonts w:ascii="Arial" w:cs="Arial" w:eastAsia="Arial" w:hAnsi="Arial"/>
@@ -23970,7 +25450,7 @@
               <w:spacing w:after="10" w:before="0"/>
               <w:ind w:left="120"/>
             </w:pPr>
-            <w:hyperlink w:history="1" r:id="rIdkkashwlacdm_rtlakn-kr">
+            <w:hyperlink w:history="1" r:id="rIdais6kgxlsg87lfmvjfuoi">
               <w:r>
                 <w:rPr>
                   <w:rFonts w:ascii="Arial" w:cs="Arial" w:eastAsia="Arial" w:hAnsi="Arial"/>
@@ -24015,7 +25495,7 @@
             <w:pPr>
               <w:spacing w:after="20" w:before="0"/>
             </w:pPr>
-            <w:hyperlink w:history="1" r:id="rId8genzx2k6qq0xi6ial0zt">
+            <w:hyperlink w:history="1" r:id="rIdw66cx5q7hkpqpuqqy05tk">
               <w:r>
                 <w:rPr>
                   <w:rFonts w:ascii="Arial" w:cs="Arial" w:eastAsia="Arial" w:hAnsi="Arial"/>
@@ -24048,7 +25528,7 @@
               <w:spacing w:after="10" w:before="0"/>
               <w:ind w:left="120"/>
             </w:pPr>
-            <w:hyperlink w:history="1" r:id="rIdqw8qifs1bbfo5wzhliwws">
+            <w:hyperlink w:history="1" r:id="rIdfueuchbza8gtozloo4kbd">
               <w:r>
                 <w:rPr>
                   <w:rFonts w:ascii="Arial" w:cs="Arial" w:eastAsia="Arial" w:hAnsi="Arial"/>
@@ -24076,6 +25556,7 @@
           </w:tcPr>
           <w:p>
             <w:pPr>
+              <w:keepNext w:val="false"/>
               <w:spacing w:after="40" w:before="0"/>
               <w:jc w:val="left"/>
             </w:pPr>
@@ -24095,6 +25576,7 @@
           </w:p>
           <w:p>
             <w:pPr>
+              <w:keepNext w:val="false"/>
               <w:spacing w:after="40" w:before="0"/>
               <w:jc w:val="left"/>
             </w:pPr>
@@ -24134,6 +25616,7 @@
           </w:p>
           <w:p>
             <w:pPr>
+              <w:keepNext w:val="false"/>
               <w:spacing w:after="40" w:before="0"/>
               <w:jc w:val="left"/>
             </w:pPr>
@@ -24173,6 +25656,7 @@
           </w:p>
           <w:p>
             <w:pPr>
+              <w:keepNext w:val="false"/>
               <w:spacing w:after="40" w:before="0"/>
               <w:jc w:val="left"/>
             </w:pPr>
@@ -24212,6 +25696,7 @@
           </w:p>
           <w:p>
             <w:pPr>
+              <w:keepNext w:val="false"/>
               <w:spacing w:after="40" w:before="0"/>
               <w:jc w:val="left"/>
             </w:pPr>
@@ -24231,6 +25716,7 @@
           </w:p>
           <w:p>
             <w:pPr>
+              <w:keepNext w:val="false"/>
               <w:spacing w:after="40" w:before="0"/>
               <w:jc w:val="left"/>
             </w:pPr>
@@ -24263,6 +25749,7 @@
           </w:tcPr>
           <w:p>
             <w:pPr>
+              <w:keepNext w:val="false"/>
               <w:spacing w:after="40" w:before="0"/>
               <w:jc w:val="left"/>
             </w:pPr>
@@ -24282,6 +25769,7 @@
           </w:p>
           <w:p>
             <w:pPr>
+              <w:keepNext w:val="false"/>
               <w:spacing w:after="40" w:before="0"/>
               <w:jc w:val="left"/>
             </w:pPr>
@@ -24301,6 +25789,7 @@
           </w:p>
           <w:p>
             <w:pPr>
+              <w:keepNext w:val="false"/>
               <w:spacing w:after="40" w:before="0"/>
               <w:jc w:val="left"/>
             </w:pPr>
@@ -24320,6 +25809,7 @@
           </w:p>
           <w:p>
             <w:pPr>
+              <w:keepNext w:val="false"/>
               <w:spacing w:after="40" w:before="0"/>
               <w:jc w:val="left"/>
             </w:pPr>
@@ -24339,6 +25829,7 @@
           </w:p>
           <w:p>
             <w:pPr>
+              <w:keepNext w:val="false"/>
               <w:spacing w:after="40" w:before="0"/>
               <w:jc w:val="left"/>
             </w:pPr>
@@ -24358,6 +25849,7 @@
           </w:p>
           <w:p>
             <w:pPr>
+              <w:keepNext w:val="false"/>
               <w:spacing w:after="40" w:before="0"/>
               <w:jc w:val="left"/>
             </w:pPr>
@@ -24390,6 +25882,7 @@
           </w:tcPr>
           <w:p>
             <w:pPr>
+              <w:keepNext w:val="false"/>
               <w:spacing w:after="40" w:before="0"/>
               <w:jc w:val="left"/>
             </w:pPr>
@@ -24422,6 +25915,7 @@
           </w:tcPr>
           <w:p>
             <w:pPr>
+              <w:keepNext w:val="false"/>
               <w:spacing w:after="40" w:before="0"/>
               <w:jc w:val="left"/>
             </w:pPr>
@@ -24456,6 +25950,7 @@
           </w:tcPr>
           <w:p>
             <w:pPr>
+              <w:keepNext w:val="false"/>
               <w:spacing w:after="40" w:before="0"/>
               <w:jc w:val="left"/>
             </w:pPr>
@@ -24493,7 +25988,7 @@
             <w:pPr>
               <w:spacing w:after="20" w:before="0"/>
             </w:pPr>
-            <w:hyperlink w:history="1" r:id="rIdswegykro8sosygybpurqa">
+            <w:hyperlink w:history="1" r:id="rId9xt4ic1neczhthvg7bfjq">
               <w:r>
                 <w:rPr>
                   <w:rFonts w:ascii="Arial" w:cs="Arial" w:eastAsia="Arial" w:hAnsi="Arial"/>
@@ -24526,7 +26021,7 @@
               <w:spacing w:after="10" w:before="0"/>
               <w:ind w:left="120"/>
             </w:pPr>
-            <w:hyperlink w:history="1" r:id="rIdvlatyfeiu4jcvssqs38nz">
+            <w:hyperlink w:history="1" r:id="rIdsy4hu1t_89m9w0gybxx5f">
               <w:r>
                 <w:rPr>
                   <w:rFonts w:ascii="Arial" w:cs="Arial" w:eastAsia="Arial" w:hAnsi="Arial"/>
@@ -24571,7 +26066,7 @@
             <w:pPr>
               <w:spacing w:after="20" w:before="0"/>
             </w:pPr>
-            <w:hyperlink w:history="1" r:id="rIddel8yb_ykjuujxrwejihg">
+            <w:hyperlink w:history="1" r:id="rIduxj6mvycgupvyzxqyi9th">
               <w:r>
                 <w:rPr>
                   <w:rFonts w:ascii="Arial" w:cs="Arial" w:eastAsia="Arial" w:hAnsi="Arial"/>
@@ -24604,7 +26099,7 @@
               <w:spacing w:after="10" w:before="0"/>
               <w:ind w:left="120"/>
             </w:pPr>
-            <w:hyperlink w:history="1" r:id="rIdmssc5qzploz4sqcfabxiw">
+            <w:hyperlink w:history="1" r:id="rIdoc4gfrsil2nwlkbeavxkh">
               <w:r>
                 <w:rPr>
                   <w:rFonts w:ascii="Arial" w:cs="Arial" w:eastAsia="Arial" w:hAnsi="Arial"/>
@@ -24632,6 +26127,7 @@
           </w:tcPr>
           <w:p>
             <w:pPr>
+              <w:keepNext w:val="false"/>
               <w:spacing w:after="40" w:before="0"/>
               <w:jc w:val="left"/>
             </w:pPr>
@@ -24664,6 +26160,7 @@
           </w:tcPr>
           <w:p>
             <w:pPr>
+              <w:keepNext w:val="false"/>
               <w:spacing w:after="40" w:before="0"/>
               <w:jc w:val="left"/>
             </w:pPr>
@@ -24683,6 +26180,7 @@
           </w:p>
           <w:p>
             <w:pPr>
+              <w:keepNext w:val="false"/>
               <w:spacing w:after="40" w:before="0"/>
               <w:jc w:val="left"/>
             </w:pPr>
@@ -24702,6 +26200,7 @@
           </w:p>
           <w:p>
             <w:pPr>
+              <w:keepNext w:val="false"/>
               <w:spacing w:after="40" w:before="0"/>
               <w:jc w:val="left"/>
             </w:pPr>
@@ -24721,6 +26220,7 @@
           </w:p>
           <w:p>
             <w:pPr>
+              <w:keepNext w:val="false"/>
               <w:spacing w:after="40" w:before="0"/>
               <w:jc w:val="left"/>
             </w:pPr>
@@ -24740,6 +26240,7 @@
           </w:p>
           <w:p>
             <w:pPr>
+              <w:keepNext w:val="false"/>
               <w:spacing w:after="40" w:before="0"/>
               <w:jc w:val="left"/>
             </w:pPr>
@@ -24772,6 +26273,7 @@
           </w:tcPr>
           <w:p>
             <w:pPr>
+              <w:keepNext w:val="false"/>
               <w:spacing w:after="40" w:before="0"/>
               <w:jc w:val="left"/>
             </w:pPr>
@@ -24804,6 +26306,7 @@
           </w:tcPr>
           <w:p>
             <w:pPr>
+              <w:keepNext w:val="false"/>
               <w:spacing w:after="40" w:before="0"/>
               <w:jc w:val="left"/>
             </w:pPr>
@@ -24838,6 +26341,7 @@
           </w:tcPr>
           <w:p>
             <w:pPr>
+              <w:keepNext w:val="false"/>
               <w:spacing w:after="40" w:before="0"/>
               <w:jc w:val="left"/>
             </w:pPr>
@@ -24875,7 +26379,7 @@
             <w:pPr>
               <w:spacing w:after="20" w:before="0"/>
             </w:pPr>
-            <w:hyperlink w:history="1" r:id="rIdifet-i94emw4vjqpcvc3j">
+            <w:hyperlink w:history="1" r:id="rId_8sx7xbgfbl0zvvq_qy9k">
               <w:r>
                 <w:rPr>
                   <w:rFonts w:ascii="Arial" w:cs="Arial" w:eastAsia="Arial" w:hAnsi="Arial"/>
@@ -24908,7 +26412,7 @@
               <w:spacing w:after="10" w:before="0"/>
               <w:ind w:left="120"/>
             </w:pPr>
-            <w:hyperlink w:history="1" r:id="rIdjzpfdkbvukzou8i0bhkvq">
+            <w:hyperlink w:history="1" r:id="rIdwv6tn8--bd_bpc6v8auye">
               <w:r>
                 <w:rPr>
                   <w:rFonts w:ascii="Arial" w:cs="Arial" w:eastAsia="Arial" w:hAnsi="Arial"/>
@@ -24953,7 +26457,7 @@
             <w:pPr>
               <w:spacing w:after="20" w:before="0"/>
             </w:pPr>
-            <w:hyperlink w:history="1" r:id="rId2_ard7y8yt4yb_7gogsrj">
+            <w:hyperlink w:history="1" r:id="rIdkqmh0ve2i6aofmu7_ufrb">
               <w:r>
                 <w:rPr>
                   <w:rFonts w:ascii="Arial" w:cs="Arial" w:eastAsia="Arial" w:hAnsi="Arial"/>
@@ -24986,7 +26490,7 @@
               <w:spacing w:after="10" w:before="0"/>
               <w:ind w:left="120"/>
             </w:pPr>
-            <w:hyperlink w:history="1" r:id="rIdfgpgol-2wdu3t5kucygfs">
+            <w:hyperlink w:history="1" r:id="rIdvbpdn5h6wrhvyvsg1r_qg">
               <w:r>
                 <w:rPr>
                   <w:rFonts w:ascii="Arial" w:cs="Arial" w:eastAsia="Arial" w:hAnsi="Arial"/>
@@ -25014,6 +26518,7 @@
           </w:tcPr>
           <w:p>
             <w:pPr>
+              <w:keepNext w:val="false"/>
               <w:spacing w:after="40" w:before="0"/>
               <w:jc w:val="left"/>
             </w:pPr>
@@ -25046,6 +26551,7 @@
           </w:tcPr>
           <w:p>
             <w:pPr>
+              <w:keepNext w:val="false"/>
               <w:spacing w:after="40" w:before="0"/>
               <w:jc w:val="left"/>
             </w:pPr>
@@ -25065,6 +26571,7 @@
           </w:p>
           <w:p>
             <w:pPr>
+              <w:keepNext w:val="false"/>
               <w:spacing w:after="40" w:before="0"/>
               <w:jc w:val="left"/>
             </w:pPr>
@@ -25084,6 +26591,7 @@
           </w:p>
           <w:p>
             <w:pPr>
+              <w:keepNext w:val="false"/>
               <w:spacing w:after="40" w:before="0"/>
               <w:jc w:val="left"/>
             </w:pPr>
@@ -25103,6 +26611,7 @@
           </w:p>
           <w:p>
             <w:pPr>
+              <w:keepNext w:val="false"/>
               <w:spacing w:after="40" w:before="0"/>
               <w:jc w:val="left"/>
             </w:pPr>
@@ -25122,6 +26631,7 @@
           </w:p>
           <w:p>
             <w:pPr>
+              <w:keepNext w:val="false"/>
               <w:spacing w:after="40" w:before="0"/>
               <w:jc w:val="left"/>
             </w:pPr>
@@ -25154,6 +26664,7 @@
           </w:tcPr>
           <w:p>
             <w:pPr>
+              <w:keepNext w:val="false"/>
               <w:spacing w:after="40" w:before="0"/>
               <w:jc w:val="left"/>
             </w:pPr>
@@ -25186,6 +26697,7 @@
           </w:tcPr>
           <w:p>
             <w:pPr>
+              <w:keepNext w:val="false"/>
               <w:spacing w:after="40" w:before="0"/>
               <w:jc w:val="left"/>
             </w:pPr>
@@ -25220,6 +26732,7 @@
           </w:tcPr>
           <w:p>
             <w:pPr>
+              <w:keepNext w:val="false"/>
               <w:spacing w:after="40" w:before="0"/>
               <w:jc w:val="left"/>
             </w:pPr>
@@ -25257,7 +26770,7 @@
             <w:pPr>
               <w:spacing w:after="20" w:before="0"/>
             </w:pPr>
-            <w:hyperlink w:history="1" r:id="rIdebv85pclmuhuxaaprkoy4">
+            <w:hyperlink w:history="1" r:id="rIdktbconpdhg_rboqtyjpph">
               <w:r>
                 <w:rPr>
                   <w:rFonts w:ascii="Arial" w:cs="Arial" w:eastAsia="Arial" w:hAnsi="Arial"/>
@@ -25290,7 +26803,7 @@
               <w:spacing w:after="10" w:before="0"/>
               <w:ind w:left="120"/>
             </w:pPr>
-            <w:hyperlink w:history="1" r:id="rIdkjrnohcy7bpwnozxfpook">
+            <w:hyperlink w:history="1" r:id="rIdyga_brxfd6guue-9jjh45">
               <w:r>
                 <w:rPr>
                   <w:rFonts w:ascii="Arial" w:cs="Arial" w:eastAsia="Arial" w:hAnsi="Arial"/>
@@ -25335,7 +26848,7 @@
             <w:pPr>
               <w:spacing w:after="20" w:before="0"/>
             </w:pPr>
-            <w:hyperlink w:history="1" r:id="rIdky0blmvewm7htenkn4qir">
+            <w:hyperlink w:history="1" r:id="rIdal8rtyukc5zdimcq-2vqb">
               <w:r>
                 <w:rPr>
                   <w:rFonts w:ascii="Arial" w:cs="Arial" w:eastAsia="Arial" w:hAnsi="Arial"/>
@@ -25384,7 +26897,7 @@
               <w:spacing w:after="10" w:before="0"/>
               <w:ind w:left="120"/>
             </w:pPr>
-            <w:hyperlink w:history="1" r:id="rIdb-hz453crlb6iggituogw">
+            <w:hyperlink w:history="1" r:id="rIdvcmtwhhsjc6lhs0kvkm8c">
               <w:r>
                 <w:rPr>
                   <w:rFonts w:ascii="Arial" w:cs="Arial" w:eastAsia="Arial" w:hAnsi="Arial"/>
@@ -25412,6 +26925,7 @@
           </w:tcPr>
           <w:p>
             <w:pPr>
+              <w:keepNext w:val="false"/>
               <w:spacing w:after="40" w:before="0"/>
               <w:jc w:val="left"/>
             </w:pPr>
@@ -25444,6 +26958,7 @@
           </w:tcPr>
           <w:p>
             <w:pPr>
+              <w:keepNext w:val="false"/>
               <w:spacing w:after="40" w:before="0"/>
               <w:jc w:val="left"/>
             </w:pPr>
@@ -25463,6 +26978,7 @@
           </w:p>
           <w:p>
             <w:pPr>
+              <w:keepNext w:val="false"/>
               <w:spacing w:after="40" w:before="0"/>
               <w:jc w:val="left"/>
             </w:pPr>
@@ -25482,6 +26998,7 @@
           </w:p>
           <w:p>
             <w:pPr>
+              <w:keepNext w:val="false"/>
               <w:spacing w:after="40" w:before="0"/>
               <w:jc w:val="left"/>
             </w:pPr>
@@ -25501,6 +27018,7 @@
           </w:p>
           <w:p>
             <w:pPr>
+              <w:keepNext w:val="false"/>
               <w:spacing w:after="40" w:before="0"/>
               <w:jc w:val="left"/>
             </w:pPr>
@@ -25520,6 +27038,7 @@
           </w:p>
           <w:p>
             <w:pPr>
+              <w:keepNext w:val="false"/>
               <w:spacing w:after="40" w:before="0"/>
               <w:jc w:val="left"/>
             </w:pPr>
@@ -25539,6 +27058,7 @@
           </w:p>
           <w:p>
             <w:pPr>
+              <w:keepNext w:val="false"/>
               <w:spacing w:after="40" w:before="0"/>
               <w:jc w:val="left"/>
             </w:pPr>
@@ -25558,6 +27078,7 @@
           </w:p>
           <w:p>
             <w:pPr>
+              <w:keepNext w:val="false"/>
               <w:spacing w:after="40" w:before="0"/>
               <w:jc w:val="left"/>
             </w:pPr>
@@ -25590,6 +27111,7 @@
           </w:tcPr>
           <w:p>
             <w:pPr>
+              <w:keepNext w:val="false"/>
               <w:spacing w:after="40" w:before="0"/>
               <w:jc w:val="left"/>
             </w:pPr>
@@ -25622,6 +27144,7 @@
           </w:tcPr>
           <w:p>
             <w:pPr>
+              <w:keepNext w:val="false"/>
               <w:spacing w:after="40" w:before="0"/>
               <w:jc w:val="left"/>
             </w:pPr>
@@ -25681,6 +27204,7 @@
           </w:tcPr>
           <w:p>
             <w:pPr>
+              <w:keepNext w:val="false"/>
               <w:spacing w:after="40" w:before="0"/>
               <w:jc w:val="center"/>
             </w:pPr>
@@ -25715,6 +27239,7 @@
           </w:tcPr>
           <w:p>
             <w:pPr>
+              <w:keepNext w:val="false"/>
               <w:spacing w:after="40" w:before="0"/>
               <w:jc w:val="left"/>
             </w:pPr>
@@ -25776,6 +27301,7 @@
           </w:tcPr>
           <w:p>
             <w:pPr>
+              <w:keepNext w:val="false"/>
               <w:spacing w:after="40" w:before="0"/>
               <w:jc w:val="center"/>
             </w:pPr>
@@ -25810,6 +27336,7 @@
           </w:tcPr>
           <w:p>
             <w:pPr>
+              <w:keepNext w:val="false"/>
               <w:spacing w:after="40" w:before="0"/>
               <w:jc w:val="left"/>
             </w:pPr>
@@ -25842,6 +27369,7 @@
           </w:tcPr>
           <w:p>
             <w:pPr>
+              <w:keepNext w:val="false"/>
               <w:spacing w:after="40" w:before="0"/>
               <w:jc w:val="left"/>
             </w:pPr>
@@ -25876,6 +27404,7 @@
           </w:tcPr>
           <w:p>
             <w:pPr>
+              <w:keepNext w:val="false"/>
               <w:spacing w:after="40" w:before="0"/>
               <w:jc w:val="left"/>
             </w:pPr>
@@ -25908,6 +27437,7 @@
           </w:tcPr>
           <w:p>
             <w:pPr>
+              <w:keepNext w:val="false"/>
               <w:spacing w:after="40" w:before="0"/>
               <w:jc w:val="left"/>
             </w:pPr>
@@ -25942,6 +27472,7 @@
           </w:tcPr>
           <w:p>
             <w:pPr>
+              <w:keepNext w:val="false"/>
               <w:spacing w:after="40" w:before="0"/>
               <w:jc w:val="left"/>
             </w:pPr>
@@ -25974,6 +27505,7 @@
           </w:tcPr>
           <w:p>
             <w:pPr>
+              <w:keepNext w:val="false"/>
               <w:spacing w:after="40" w:before="0"/>
               <w:jc w:val="left"/>
             </w:pPr>
@@ -26010,7 +27542,7 @@
         </w:rPr>
         <w:t xml:space="preserve">© 2026 SeaVuria and ARES. Aligned with KICD objectives. Developed by SeaVuria; technical implementation by ARES (with AI assistance from Claude). Licensed under </w:t>
       </w:r>
-      <w:hyperlink w:history="1" r:id="rIdcws64qquf6ym7r2la8qgr">
+      <w:hyperlink w:history="1" r:id="rIdmxknpyjes32sxunbjx34u">
         <w:r>
           <w:rPr>
             <w:rFonts w:ascii="Arial" w:cs="Arial" w:eastAsia="Arial" w:hAnsi="Arial"/>
@@ -26031,7 +27563,7 @@
         </w:rPr>
         <w:t xml:space="preserve"> (</w:t>
       </w:r>
-      <w:hyperlink w:history="1" r:id="rIdrz9bnes17c1bwj0hfacvt">
+      <w:hyperlink w:history="1" r:id="rId6fj7_i8j0ctlh_5lpcxjo">
         <w:r>
           <w:rPr>
             <w:rFonts w:ascii="Arial" w:cs="Arial" w:eastAsia="Arial" w:hAnsi="Arial"/>
@@ -26091,6 +27623,7 @@
           </w:tcPr>
           <w:p>
             <w:pPr>
+              <w:keepNext w:val="false"/>
               <w:spacing w:after="40" w:before="0"/>
               <w:jc w:val="center"/>
             </w:pPr>
@@ -26126,6 +27659,7 @@
           </w:tcPr>
           <w:p>
             <w:pPr>
+              <w:keepNext w:val="false"/>
               <w:spacing w:after="40" w:before="0"/>
               <w:jc w:val="center"/>
             </w:pPr>
@@ -26160,6 +27694,7 @@
           </w:tcPr>
           <w:p>
             <w:pPr>
+              <w:keepNext w:val="false"/>
               <w:spacing w:after="40" w:before="0"/>
               <w:jc w:val="left"/>
             </w:pPr>
@@ -26192,6 +27727,7 @@
           </w:tcPr>
           <w:p>
             <w:pPr>
+              <w:keepNext w:val="false"/>
               <w:spacing w:after="40" w:before="0"/>
               <w:jc w:val="left"/>
             </w:pPr>
@@ -26226,6 +27762,7 @@
           </w:tcPr>
           <w:p>
             <w:pPr>
+              <w:keepNext w:val="false"/>
               <w:spacing w:after="40" w:before="0"/>
               <w:jc w:val="left"/>
             </w:pPr>
@@ -26258,6 +27795,7 @@
           </w:tcPr>
           <w:p>
             <w:pPr>
+              <w:keepNext w:val="false"/>
               <w:spacing w:after="40" w:before="0"/>
               <w:jc w:val="left"/>
             </w:pPr>
@@ -26292,6 +27830,7 @@
           </w:tcPr>
           <w:p>
             <w:pPr>
+              <w:keepNext w:val="false"/>
               <w:spacing w:after="40" w:before="0"/>
               <w:jc w:val="left"/>
             </w:pPr>
@@ -26324,6 +27863,7 @@
           </w:tcPr>
           <w:p>
             <w:pPr>
+              <w:keepNext w:val="false"/>
               <w:spacing w:after="40" w:before="0"/>
               <w:jc w:val="left"/>
             </w:pPr>
@@ -26358,6 +27898,7 @@
           </w:tcPr>
           <w:p>
             <w:pPr>
+              <w:keepNext w:val="false"/>
               <w:spacing w:after="40" w:before="0"/>
               <w:jc w:val="left"/>
             </w:pPr>
@@ -26390,6 +27931,7 @@
           </w:tcPr>
           <w:p>
             <w:pPr>
+              <w:keepNext w:val="false"/>
               <w:spacing w:after="40" w:before="0"/>
               <w:jc w:val="left"/>
             </w:pPr>
@@ -26424,6 +27966,7 @@
           </w:tcPr>
           <w:p>
             <w:pPr>
+              <w:keepNext w:val="false"/>
               <w:spacing w:after="40" w:before="0"/>
               <w:jc w:val="left"/>
             </w:pPr>
@@ -26456,6 +27999,7 @@
           </w:tcPr>
           <w:p>
             <w:pPr>
+              <w:keepNext w:val="false"/>
               <w:spacing w:after="40" w:before="0"/>
               <w:jc w:val="left"/>
             </w:pPr>
@@ -26490,6 +28034,7 @@
           </w:tcPr>
           <w:p>
             <w:pPr>
+              <w:keepNext w:val="false"/>
               <w:spacing w:after="40" w:before="0"/>
               <w:jc w:val="left"/>
             </w:pPr>
@@ -26522,6 +28067,7 @@
           </w:tcPr>
           <w:p>
             <w:pPr>
+              <w:keepNext w:val="false"/>
               <w:spacing w:after="40" w:before="0"/>
               <w:jc w:val="left"/>
             </w:pPr>
@@ -26556,6 +28102,7 @@
           </w:tcPr>
           <w:p>
             <w:pPr>
+              <w:keepNext w:val="false"/>
               <w:spacing w:after="40" w:before="0"/>
               <w:jc w:val="left"/>
             </w:pPr>
@@ -26588,6 +28135,7 @@
           </w:tcPr>
           <w:p>
             <w:pPr>
+              <w:keepNext w:val="false"/>
               <w:spacing w:after="40" w:before="0"/>
               <w:jc w:val="left"/>
             </w:pPr>
@@ -26622,6 +28170,7 @@
           </w:tcPr>
           <w:p>
             <w:pPr>
+              <w:keepNext w:val="false"/>
               <w:spacing w:after="40" w:before="0"/>
               <w:jc w:val="left"/>
             </w:pPr>
@@ -26654,6 +28203,7 @@
           </w:tcPr>
           <w:p>
             <w:pPr>
+              <w:keepNext w:val="false"/>
               <w:spacing w:after="40" w:before="0"/>
               <w:jc w:val="left"/>
             </w:pPr>
@@ -26713,6 +28263,7 @@
           </w:tcPr>
           <w:p>
             <w:pPr>
+              <w:keepNext w:val="false"/>
               <w:spacing w:after="40" w:before="0"/>
               <w:jc w:val="center"/>
             </w:pPr>
@@ -26747,6 +28298,7 @@
           </w:tcPr>
           <w:p>
             <w:pPr>
+              <w:keepNext w:val="false"/>
               <w:spacing w:after="40" w:before="0"/>
               <w:jc w:val="left"/>
             </w:pPr>
@@ -26811,6 +28363,7 @@
           </w:tcPr>
           <w:p>
             <w:pPr>
+              <w:keepNext w:val="false"/>
               <w:spacing w:after="40" w:before="0"/>
               <w:jc w:val="center"/>
             </w:pPr>
@@ -26845,6 +28398,7 @@
           </w:tcPr>
           <w:p>
             <w:pPr>
+              <w:keepNext w:val="false"/>
               <w:spacing w:after="40" w:before="0"/>
               <w:jc w:val="left"/>
             </w:pPr>
@@ -26877,6 +28431,7 @@
           </w:tcPr>
           <w:p>
             <w:pPr>
+              <w:keepNext w:val="false"/>
               <w:spacing w:after="40" w:before="0"/>
               <w:jc w:val="left"/>
             </w:pPr>
@@ -26909,6 +28464,7 @@
           </w:tcPr>
           <w:p>
             <w:pPr>
+              <w:keepNext w:val="false"/>
               <w:spacing w:after="40" w:before="0"/>
               <w:jc w:val="left"/>
             </w:pPr>
@@ -26941,6 +28497,7 @@
           </w:tcPr>
           <w:p>
             <w:pPr>
+              <w:keepNext w:val="false"/>
               <w:spacing w:after="40" w:before="0"/>
               <w:jc w:val="left"/>
             </w:pPr>
@@ -26973,6 +28530,7 @@
           </w:tcPr>
           <w:p>
             <w:pPr>
+              <w:keepNext w:val="false"/>
               <w:spacing w:after="40" w:before="0"/>
               <w:jc w:val="left"/>
             </w:pPr>
@@ -27007,6 +28565,7 @@
           </w:tcPr>
           <w:p>
             <w:pPr>
+              <w:keepNext w:val="false"/>
               <w:spacing w:after="40" w:before="0"/>
               <w:jc w:val="left"/>
             </w:pPr>
@@ -27044,7 +28603,7 @@
             <w:pPr>
               <w:spacing w:after="20" w:before="0"/>
             </w:pPr>
-            <w:hyperlink w:history="1" r:id="rIdpk5c2mbjhnpum6wawnjfv">
+            <w:hyperlink w:history="1" r:id="rId3ays_ovjcud1leqzcgjsw">
               <w:r>
                 <w:rPr>
                   <w:rFonts w:ascii="Arial" w:cs="Arial" w:eastAsia="Arial" w:hAnsi="Arial"/>
@@ -27077,7 +28636,7 @@
               <w:spacing w:after="10" w:before="0"/>
               <w:ind w:left="120"/>
             </w:pPr>
-            <w:hyperlink w:history="1" r:id="rIdvtnd6ovt4djfgms3r_dxp">
+            <w:hyperlink w:history="1" r:id="rIdk1d5ej3c9aoljbthqctpz">
               <w:r>
                 <w:rPr>
                   <w:rFonts w:ascii="Arial" w:cs="Arial" w:eastAsia="Arial" w:hAnsi="Arial"/>
@@ -27122,7 +28681,7 @@
             <w:pPr>
               <w:spacing w:after="20" w:before="0"/>
             </w:pPr>
-            <w:hyperlink w:history="1" r:id="rIdyfh34t7_atrxuktlsv6at">
+            <w:hyperlink w:history="1" r:id="rIdf2ejh8f9avig_jlqek-q6">
               <w:r>
                 <w:rPr>
                   <w:rFonts w:ascii="Arial" w:cs="Arial" w:eastAsia="Arial" w:hAnsi="Arial"/>
@@ -27155,7 +28714,7 @@
               <w:spacing w:after="10" w:before="0"/>
               <w:ind w:left="120"/>
             </w:pPr>
-            <w:hyperlink w:history="1" r:id="rIdntc96yiksykikmcpxrizc">
+            <w:hyperlink w:history="1" r:id="rId32azt3d4ppi4r3bpqaswc">
               <w:r>
                 <w:rPr>
                   <w:rFonts w:ascii="Arial" w:cs="Arial" w:eastAsia="Arial" w:hAnsi="Arial"/>
@@ -27183,6 +28742,7 @@
           </w:tcPr>
           <w:p>
             <w:pPr>
+              <w:keepNext w:val="false"/>
               <w:spacing w:after="40" w:before="0"/>
               <w:jc w:val="left"/>
             </w:pPr>
@@ -27215,6 +28775,7 @@
           </w:tcPr>
           <w:p>
             <w:pPr>
+              <w:keepNext w:val="false"/>
               <w:spacing w:after="40" w:before="0"/>
               <w:jc w:val="left"/>
             </w:pPr>
@@ -27247,6 +28808,7 @@
           </w:tcPr>
           <w:p>
             <w:pPr>
+              <w:keepNext w:val="false"/>
               <w:spacing w:after="40" w:before="0"/>
               <w:jc w:val="left"/>
             </w:pPr>
@@ -27279,6 +28841,7 @@
           </w:tcPr>
           <w:p>
             <w:pPr>
+              <w:keepNext w:val="false"/>
               <w:spacing w:after="40" w:before="0"/>
               <w:jc w:val="left"/>
             </w:pPr>
@@ -27313,6 +28876,7 @@
           </w:tcPr>
           <w:p>
             <w:pPr>
+              <w:keepNext w:val="false"/>
               <w:spacing w:after="40" w:before="0"/>
               <w:jc w:val="left"/>
             </w:pPr>
@@ -27350,7 +28914,7 @@
             <w:pPr>
               <w:spacing w:after="20" w:before="0"/>
             </w:pPr>
-            <w:hyperlink w:history="1" r:id="rId8q17zan_kaoncgjc9ooab">
+            <w:hyperlink w:history="1" r:id="rIdmlbjmitywl30rocyee3fs">
               <w:r>
                 <w:rPr>
                   <w:rFonts w:ascii="Arial" w:cs="Arial" w:eastAsia="Arial" w:hAnsi="Arial"/>
@@ -27383,7 +28947,7 @@
               <w:spacing w:after="10" w:before="0"/>
               <w:ind w:left="120"/>
             </w:pPr>
-            <w:hyperlink w:history="1" r:id="rIdzprb0oxrhhdewghlf6vgx">
+            <w:hyperlink w:history="1" r:id="rIdqcweh7niczkygbxphhnjk">
               <w:r>
                 <w:rPr>
                   <w:rFonts w:ascii="Arial" w:cs="Arial" w:eastAsia="Arial" w:hAnsi="Arial"/>
@@ -27428,7 +28992,7 @@
             <w:pPr>
               <w:spacing w:after="20" w:before="0"/>
             </w:pPr>
-            <w:hyperlink w:history="1" r:id="rIdel5byyvadgi-wfxncdrxb">
+            <w:hyperlink w:history="1" r:id="rIdwmlkexlpnqvk-ym_kvlz3">
               <w:r>
                 <w:rPr>
                   <w:rFonts w:ascii="Arial" w:cs="Arial" w:eastAsia="Arial" w:hAnsi="Arial"/>
@@ -27461,7 +29025,7 @@
               <w:spacing w:after="10" w:before="0"/>
               <w:ind w:left="120"/>
             </w:pPr>
-            <w:hyperlink w:history="1" r:id="rIdmkuerfupj-1rq4ihpvxhf">
+            <w:hyperlink w:history="1" r:id="rIdiaaem0bj3ovql0irrnbsd">
               <w:r>
                 <w:rPr>
                   <w:rFonts w:ascii="Arial" w:cs="Arial" w:eastAsia="Arial" w:hAnsi="Arial"/>
@@ -27489,6 +29053,7 @@
           </w:tcPr>
           <w:p>
             <w:pPr>
+              <w:keepNext w:val="false"/>
               <w:spacing w:after="40" w:before="0"/>
               <w:jc w:val="left"/>
             </w:pPr>
@@ -27521,6 +29086,7 @@
           </w:tcPr>
           <w:p>
             <w:pPr>
+              <w:keepNext w:val="false"/>
               <w:spacing w:after="40" w:before="0"/>
               <w:jc w:val="left"/>
             </w:pPr>
@@ -27553,6 +29119,7 @@
           </w:tcPr>
           <w:p>
             <w:pPr>
+              <w:keepNext w:val="false"/>
               <w:spacing w:after="40" w:before="0"/>
               <w:jc w:val="left"/>
             </w:pPr>
@@ -27585,6 +29152,7 @@
           </w:tcPr>
           <w:p>
             <w:pPr>
+              <w:keepNext w:val="false"/>
               <w:spacing w:after="40" w:before="0"/>
               <w:jc w:val="left"/>
             </w:pPr>
@@ -27619,6 +29187,7 @@
           </w:tcPr>
           <w:p>
             <w:pPr>
+              <w:keepNext w:val="false"/>
               <w:spacing w:after="40" w:before="0"/>
               <w:jc w:val="left"/>
             </w:pPr>
@@ -27656,7 +29225,7 @@
             <w:pPr>
               <w:spacing w:after="20" w:before="0"/>
             </w:pPr>
-            <w:hyperlink w:history="1" r:id="rIdycvajltrfp_e7-qcxl1xu">
+            <w:hyperlink w:history="1" r:id="rIdtqygthhumtt8cfvm7zxud">
               <w:r>
                 <w:rPr>
                   <w:rFonts w:ascii="Arial" w:cs="Arial" w:eastAsia="Arial" w:hAnsi="Arial"/>
@@ -27689,7 +29258,7 @@
               <w:spacing w:after="10" w:before="0"/>
               <w:ind w:left="120"/>
             </w:pPr>
-            <w:hyperlink w:history="1" r:id="rId1ds5vynsrcikg3szjr9ad">
+            <w:hyperlink w:history="1" r:id="rIdvnbesrqlbfay_l3ui6yq_">
               <w:r>
                 <w:rPr>
                   <w:rFonts w:ascii="Arial" w:cs="Arial" w:eastAsia="Arial" w:hAnsi="Arial"/>
@@ -27734,7 +29303,7 @@
             <w:pPr>
               <w:spacing w:after="20" w:before="0"/>
             </w:pPr>
-            <w:hyperlink w:history="1" r:id="rIdrxntqkqykhmnywlgwkayn">
+            <w:hyperlink w:history="1" r:id="rIdm2mt__ezznmglctf2me2t">
               <w:r>
                 <w:rPr>
                   <w:rFonts w:ascii="Arial" w:cs="Arial" w:eastAsia="Arial" w:hAnsi="Arial"/>
@@ -27767,7 +29336,7 @@
               <w:spacing w:after="10" w:before="0"/>
               <w:ind w:left="120"/>
             </w:pPr>
-            <w:hyperlink w:history="1" r:id="rIdgrbkb8u48ggto20snqiud">
+            <w:hyperlink w:history="1" r:id="rIdkijz8moyg-cmm2pt9xxvf">
               <w:r>
                 <w:rPr>
                   <w:rFonts w:ascii="Arial" w:cs="Arial" w:eastAsia="Arial" w:hAnsi="Arial"/>
@@ -27795,6 +29364,7 @@
           </w:tcPr>
           <w:p>
             <w:pPr>
+              <w:keepNext w:val="false"/>
               <w:spacing w:after="40" w:before="0"/>
               <w:jc w:val="left"/>
             </w:pPr>
@@ -27827,6 +29397,7 @@
           </w:tcPr>
           <w:p>
             <w:pPr>
+              <w:keepNext w:val="false"/>
               <w:spacing w:after="40" w:before="0"/>
               <w:jc w:val="left"/>
             </w:pPr>
@@ -27859,6 +29430,7 @@
           </w:tcPr>
           <w:p>
             <w:pPr>
+              <w:keepNext w:val="false"/>
               <w:spacing w:after="40" w:before="0"/>
               <w:jc w:val="left"/>
             </w:pPr>
@@ -27891,6 +29463,7 @@
           </w:tcPr>
           <w:p>
             <w:pPr>
+              <w:keepNext w:val="false"/>
               <w:spacing w:after="40" w:before="0"/>
               <w:jc w:val="left"/>
             </w:pPr>
@@ -27925,6 +29498,7 @@
           </w:tcPr>
           <w:p>
             <w:pPr>
+              <w:keepNext w:val="false"/>
               <w:spacing w:after="40" w:before="0"/>
               <w:jc w:val="left"/>
             </w:pPr>
@@ -27962,7 +29536,7 @@
             <w:pPr>
               <w:spacing w:after="20" w:before="0"/>
             </w:pPr>
-            <w:hyperlink w:history="1" r:id="rId1zjr2ha9jb7itst9yptdb">
+            <w:hyperlink w:history="1" r:id="rIdfggagvmkcbh_h3tezq6ly">
               <w:r>
                 <w:rPr>
                   <w:rFonts w:ascii="Arial" w:cs="Arial" w:eastAsia="Arial" w:hAnsi="Arial"/>
@@ -27995,7 +29569,7 @@
               <w:spacing w:after="10" w:before="0"/>
               <w:ind w:left="120"/>
             </w:pPr>
-            <w:hyperlink w:history="1" r:id="rId4ddab7xibni7exl5aukuc">
+            <w:hyperlink w:history="1" r:id="rIdvbu1wsxqmstqe6xnaz1dy">
               <w:r>
                 <w:rPr>
                   <w:rFonts w:ascii="Arial" w:cs="Arial" w:eastAsia="Arial" w:hAnsi="Arial"/>
@@ -28040,7 +29614,7 @@
             <w:pPr>
               <w:spacing w:after="20" w:before="0"/>
             </w:pPr>
-            <w:hyperlink w:history="1" r:id="rIdrtbzjvb5rcoup_vrsiyhx">
+            <w:hyperlink w:history="1" r:id="rIdec1jhbnz7ctacj-pdowur">
               <w:r>
                 <w:rPr>
                   <w:rFonts w:ascii="Arial" w:cs="Arial" w:eastAsia="Arial" w:hAnsi="Arial"/>
@@ -28073,7 +29647,7 @@
               <w:spacing w:after="10" w:before="0"/>
               <w:ind w:left="120"/>
             </w:pPr>
-            <w:hyperlink w:history="1" r:id="rIduioilrbjuepywyywe4sug">
+            <w:hyperlink w:history="1" r:id="rIdg496gzwb6hu0-ke6c0ab7">
               <w:r>
                 <w:rPr>
                   <w:rFonts w:ascii="Arial" w:cs="Arial" w:eastAsia="Arial" w:hAnsi="Arial"/>
@@ -28101,6 +29675,7 @@
           </w:tcPr>
           <w:p>
             <w:pPr>
+              <w:keepNext w:val="false"/>
               <w:spacing w:after="40" w:before="0"/>
               <w:jc w:val="left"/>
             </w:pPr>
@@ -28133,6 +29708,7 @@
           </w:tcPr>
           <w:p>
             <w:pPr>
+              <w:keepNext w:val="false"/>
               <w:spacing w:after="40" w:before="0"/>
               <w:jc w:val="left"/>
             </w:pPr>
@@ -28165,6 +29741,7 @@
           </w:tcPr>
           <w:p>
             <w:pPr>
+              <w:keepNext w:val="false"/>
               <w:spacing w:after="40" w:before="0"/>
               <w:jc w:val="left"/>
             </w:pPr>
@@ -28197,6 +29774,7 @@
           </w:tcPr>
           <w:p>
             <w:pPr>
+              <w:keepNext w:val="false"/>
               <w:spacing w:after="40" w:before="0"/>
               <w:jc w:val="left"/>
             </w:pPr>
@@ -28231,6 +29809,7 @@
           </w:tcPr>
           <w:p>
             <w:pPr>
+              <w:keepNext w:val="false"/>
               <w:spacing w:after="40" w:before="0"/>
               <w:jc w:val="left"/>
             </w:pPr>
@@ -28268,7 +29847,7 @@
             <w:pPr>
               <w:spacing w:after="20" w:before="0"/>
             </w:pPr>
-            <w:hyperlink w:history="1" r:id="rIdlyzqujsd7yfwnlakt5ioq">
+            <w:hyperlink w:history="1" r:id="rIdfzumur_89zme853l9gdz-">
               <w:r>
                 <w:rPr>
                   <w:rFonts w:ascii="Arial" w:cs="Arial" w:eastAsia="Arial" w:hAnsi="Arial"/>
@@ -28317,7 +29896,7 @@
               <w:spacing w:after="10" w:before="0"/>
               <w:ind w:left="120"/>
             </w:pPr>
-            <w:hyperlink w:history="1" r:id="rIdhakqf99tfwibpy3uc5vom">
+            <w:hyperlink w:history="1" r:id="rIdjdsat_5febrx7exdgvpog">
               <w:r>
                 <w:rPr>
                   <w:rFonts w:ascii="Arial" w:cs="Arial" w:eastAsia="Arial" w:hAnsi="Arial"/>
@@ -28362,7 +29941,7 @@
             <w:pPr>
               <w:spacing w:after="20" w:before="0"/>
             </w:pPr>
-            <w:hyperlink w:history="1" r:id="rId_enwiqy-kuuomxjaja4tr">
+            <w:hyperlink w:history="1" r:id="rIdscnynle--l5ufo7wmv5kb">
               <w:r>
                 <w:rPr>
                   <w:rFonts w:ascii="Arial" w:cs="Arial" w:eastAsia="Arial" w:hAnsi="Arial"/>
@@ -28411,7 +29990,7 @@
               <w:spacing w:after="10" w:before="0"/>
               <w:ind w:left="120"/>
             </w:pPr>
-            <w:hyperlink w:history="1" r:id="rIdyalmfx1zqrhvkity2oyyy">
+            <w:hyperlink w:history="1" r:id="rIdq1b7ja5tipiux0g_uwmqd">
               <w:r>
                 <w:rPr>
                   <w:rFonts w:ascii="Arial" w:cs="Arial" w:eastAsia="Arial" w:hAnsi="Arial"/>
@@ -28439,6 +30018,7 @@
           </w:tcPr>
           <w:p>
             <w:pPr>
+              <w:keepNext w:val="false"/>
               <w:spacing w:after="40" w:before="0"/>
               <w:jc w:val="left"/>
             </w:pPr>
@@ -28471,6 +30051,7 @@
           </w:tcPr>
           <w:p>
             <w:pPr>
+              <w:keepNext w:val="false"/>
               <w:spacing w:after="40" w:before="0"/>
               <w:jc w:val="left"/>
             </w:pPr>
@@ -28503,6 +30084,7 @@
           </w:tcPr>
           <w:p>
             <w:pPr>
+              <w:keepNext w:val="false"/>
               <w:spacing w:after="40" w:before="0"/>
               <w:jc w:val="left"/>
             </w:pPr>
@@ -28535,6 +30117,7 @@
           </w:tcPr>
           <w:p>
             <w:pPr>
+              <w:keepNext w:val="false"/>
               <w:spacing w:after="40" w:before="0"/>
               <w:jc w:val="left"/>
             </w:pPr>
@@ -28594,6 +30177,7 @@
           </w:tcPr>
           <w:p>
             <w:pPr>
+              <w:keepNext w:val="false"/>
               <w:spacing w:after="40" w:before="0"/>
               <w:jc w:val="center"/>
             </w:pPr>
@@ -28628,6 +30212,7 @@
           </w:tcPr>
           <w:p>
             <w:pPr>
+              <w:keepNext w:val="false"/>
               <w:spacing w:after="40" w:before="0"/>
               <w:jc w:val="left"/>
             </w:pPr>
@@ -28689,6 +30274,7 @@
           </w:tcPr>
           <w:p>
             <w:pPr>
+              <w:keepNext w:val="false"/>
               <w:spacing w:after="40" w:before="0"/>
               <w:jc w:val="center"/>
             </w:pPr>
@@ -28723,6 +30309,7 @@
           </w:tcPr>
           <w:p>
             <w:pPr>
+              <w:keepNext w:val="false"/>
               <w:spacing w:after="40" w:before="0"/>
               <w:jc w:val="left"/>
             </w:pPr>
@@ -28755,6 +30342,7 @@
           </w:tcPr>
           <w:p>
             <w:pPr>
+              <w:keepNext w:val="false"/>
               <w:spacing w:after="40" w:before="0"/>
               <w:jc w:val="left"/>
             </w:pPr>
@@ -28789,6 +30377,7 @@
           </w:tcPr>
           <w:p>
             <w:pPr>
+              <w:keepNext w:val="false"/>
               <w:spacing w:after="40" w:before="0"/>
               <w:jc w:val="left"/>
             </w:pPr>
@@ -28821,6 +30410,7 @@
           </w:tcPr>
           <w:p>
             <w:pPr>
+              <w:keepNext w:val="false"/>
               <w:spacing w:after="40" w:before="0"/>
               <w:jc w:val="left"/>
             </w:pPr>
@@ -28855,6 +30445,7 @@
           </w:tcPr>
           <w:p>
             <w:pPr>
+              <w:keepNext w:val="false"/>
               <w:spacing w:after="40" w:before="0"/>
               <w:jc w:val="left"/>
             </w:pPr>
@@ -28887,6 +30478,7 @@
           </w:tcPr>
           <w:p>
             <w:pPr>
+              <w:keepNext w:val="false"/>
               <w:spacing w:after="40" w:before="0"/>
               <w:jc w:val="left"/>
             </w:pPr>
@@ -28923,7 +30515,7 @@
         </w:rPr>
         <w:t xml:space="preserve">© 2026 SeaVuria and ARES. Aligned with KICD objectives. Developed by SeaVuria; technical implementation by ARES (with AI assistance from Claude). Licensed under </w:t>
       </w:r>
-      <w:hyperlink w:history="1" r:id="rIdwgumbb-11gid9lybpt6st">
+      <w:hyperlink w:history="1" r:id="rId5nui4vpt7rrinvuuezjs-">
         <w:r>
           <w:rPr>
             <w:rFonts w:ascii="Arial" w:cs="Arial" w:eastAsia="Arial" w:hAnsi="Arial"/>
@@ -28944,7 +30536,7 @@
         </w:rPr>
         <w:t xml:space="preserve"> (</w:t>
       </w:r>
-      <w:hyperlink w:history="1" r:id="rId5lypsjycr2dngrzjy-uk0">
+      <w:hyperlink w:history="1" r:id="rIdizzli3wvms9fmry31xxc8">
         <w:r>
           <w:rPr>
             <w:rFonts w:ascii="Arial" w:cs="Arial" w:eastAsia="Arial" w:hAnsi="Arial"/>
@@ -29005,6 +30597,7 @@
           </w:tcPr>
           <w:p>
             <w:pPr>
+              <w:keepNext w:val="false"/>
               <w:spacing w:after="40" w:before="0"/>
               <w:jc w:val="center"/>
             </w:pPr>
@@ -29039,6 +30632,7 @@
           </w:tcPr>
           <w:p>
             <w:pPr>
+              <w:keepNext w:val="false"/>
               <w:spacing w:after="40" w:before="0"/>
               <w:jc w:val="left"/>
             </w:pPr>
@@ -29071,6 +30665,7 @@
           </w:tcPr>
           <w:p>
             <w:pPr>
+              <w:keepNext w:val="false"/>
               <w:spacing w:after="40" w:before="0"/>
               <w:jc w:val="left"/>
             </w:pPr>
@@ -29103,6 +30698,7 @@
           </w:tcPr>
           <w:p>
             <w:pPr>
+              <w:keepNext w:val="false"/>
               <w:spacing w:after="40" w:before="0"/>
               <w:jc w:val="left"/>
             </w:pPr>
@@ -29137,6 +30733,7 @@
           </w:tcPr>
           <w:p>
             <w:pPr>
+              <w:keepNext w:val="false"/>
               <w:spacing w:after="40" w:before="0"/>
               <w:jc w:val="left"/>
             </w:pPr>
@@ -29169,6 +30766,7 @@
           </w:tcPr>
           <w:p>
             <w:pPr>
+              <w:keepNext w:val="false"/>
               <w:spacing w:after="40" w:before="0"/>
               <w:jc w:val="left"/>
             </w:pPr>
@@ -29201,6 +30799,7 @@
           </w:tcPr>
           <w:p>
             <w:pPr>
+              <w:keepNext w:val="false"/>
               <w:spacing w:after="40" w:before="0"/>
               <w:jc w:val="left"/>
             </w:pPr>
@@ -29235,6 +30834,7 @@
           </w:tcPr>
           <w:p>
             <w:pPr>
+              <w:keepNext w:val="false"/>
               <w:spacing w:after="40" w:before="0"/>
               <w:jc w:val="left"/>
             </w:pPr>
@@ -29267,6 +30867,7 @@
           </w:tcPr>
           <w:p>
             <w:pPr>
+              <w:keepNext w:val="false"/>
               <w:spacing w:after="40" w:before="0"/>
               <w:jc w:val="left"/>
             </w:pPr>
@@ -29299,6 +30900,7 @@
           </w:tcPr>
           <w:p>
             <w:pPr>
+              <w:keepNext w:val="false"/>
               <w:spacing w:after="40" w:before="0"/>
               <w:jc w:val="left"/>
             </w:pPr>
@@ -29333,6 +30935,7 @@
           </w:tcPr>
           <w:p>
             <w:pPr>
+              <w:keepNext w:val="false"/>
               <w:spacing w:after="40" w:before="0"/>
               <w:jc w:val="left"/>
             </w:pPr>
@@ -29365,6 +30968,7 @@
           </w:tcPr>
           <w:p>
             <w:pPr>
+              <w:keepNext w:val="false"/>
               <w:spacing w:after="40" w:before="0"/>
               <w:jc w:val="left"/>
             </w:pPr>
@@ -29397,6 +31001,7 @@
           </w:tcPr>
           <w:p>
             <w:pPr>
+              <w:keepNext w:val="false"/>
               <w:spacing w:after="40" w:before="0"/>
               <w:jc w:val="left"/>
             </w:pPr>

--- a/data/outputs/v2/Essential_Mathematics/SS1.2_Indices/Essential_Mathematics_Indices_CBE_LessonSequence.docx
+++ b/data/outputs/v2/Essential_Mathematics/SS1.2_Indices/Essential_Mathematics_Indices_CBE_LessonSequence.docx
@@ -2218,7 +2218,7 @@
         </w:rPr>
         <w:t xml:space="preserve">© 2026 SeaVuria and ARES. This work is licensed under a </w:t>
       </w:r>
-      <w:hyperlink w:history="1" r:id="rIdjdnmdy3hbxvezjdpbmy2v">
+      <w:hyperlink w:history="1" r:id="rIdrlrj9xcacbhmgka6hdd3m">
         <w:r>
           <w:rPr>
             <w:rFonts w:ascii="Arial" w:cs="Arial" w:eastAsia="Arial" w:hAnsi="Arial"/>
@@ -2238,7 +2238,7 @@
         </w:rPr>
         <w:t xml:space="preserve"> (</w:t>
       </w:r>
-      <w:hyperlink w:history="1" r:id="rIdttaayrwiwawsfs8e6rcdl">
+      <w:hyperlink w:history="1" r:id="rId40ksdnfffm8qxlsmja8kl">
         <w:r>
           <w:rPr>
             <w:rFonts w:ascii="Arial" w:cs="Arial" w:eastAsia="Arial" w:hAnsi="Arial"/>
@@ -2258,7 +2258,7 @@
         </w:rPr>
         <w:t xml:space="preserve">). To view a copy of this license, visit </w:t>
       </w:r>
-      <w:hyperlink w:history="1" r:id="rIdxwpk50atk8gc2xsbemqjq">
+      <w:hyperlink w:history="1" r:id="rId4biqhhfcrq9egevvqrxwn">
         <w:r>
           <w:rPr>
             <w:rFonts w:ascii="Arial" w:cs="Arial" w:eastAsia="Arial" w:hAnsi="Arial"/>
@@ -3297,7 +3297,7 @@
             <w:pPr>
               <w:spacing w:after="20" w:before="0"/>
             </w:pPr>
-            <w:hyperlink w:history="1" r:id="rId-oowpwsnkxcvcftlka0gx">
+            <w:hyperlink w:history="1" r:id="rIdzvcswaoahghteb0zafktx">
               <w:r>
                 <w:rPr>
                   <w:rFonts w:ascii="Arial" w:cs="Arial" w:eastAsia="Arial" w:hAnsi="Arial"/>
@@ -3330,7 +3330,7 @@
               <w:spacing w:after="10" w:before="0"/>
               <w:ind w:left="120"/>
             </w:pPr>
-            <w:hyperlink w:history="1" r:id="rIdwmawn4rozxshlfcbcrb6a">
+            <w:hyperlink w:history="1" r:id="rIdit_3qoryhmufpljlgeq9k">
               <w:r>
                 <w:rPr>
                   <w:rFonts w:ascii="Arial" w:cs="Arial" w:eastAsia="Arial" w:hAnsi="Arial"/>
@@ -3375,7 +3375,7 @@
             <w:pPr>
               <w:spacing w:after="20" w:before="0"/>
             </w:pPr>
-            <w:hyperlink w:history="1" r:id="rIdfeqp1avq6ej3xskmon3cg">
+            <w:hyperlink w:history="1" r:id="rIdzfhr6nib-vz8iogxvm79t">
               <w:r>
                 <w:rPr>
                   <w:rFonts w:ascii="Arial" w:cs="Arial" w:eastAsia="Arial" w:hAnsi="Arial"/>
@@ -3408,7 +3408,7 @@
               <w:spacing w:after="10" w:before="0"/>
               <w:ind w:left="120"/>
             </w:pPr>
-            <w:hyperlink w:history="1" r:id="rIdcxoupptcsvxzmkzh-cist">
+            <w:hyperlink w:history="1" r:id="rIdyktqwc2zpbohf6t5f1mz4">
               <w:r>
                 <w:rPr>
                   <w:rFonts w:ascii="Arial" w:cs="Arial" w:eastAsia="Arial" w:hAnsi="Arial"/>
@@ -3668,7 +3668,7 @@
             <w:pPr>
               <w:spacing w:after="20" w:before="0"/>
             </w:pPr>
-            <w:hyperlink w:history="1" r:id="rIdde-ponncgnszanemfdw13">
+            <w:hyperlink w:history="1" r:id="rIdz8j8wwa8wel3djestavyg">
               <w:r>
                 <w:rPr>
                   <w:rFonts w:ascii="Arial" w:cs="Arial" w:eastAsia="Arial" w:hAnsi="Arial"/>
@@ -3701,7 +3701,7 @@
               <w:spacing w:after="10" w:before="0"/>
               <w:ind w:left="120"/>
             </w:pPr>
-            <w:hyperlink w:history="1" r:id="rId5tjocmnkbbce4fmniyhus">
+            <w:hyperlink w:history="1" r:id="rIdxmff6_-o34s3gfrmpmclf">
               <w:r>
                 <w:rPr>
                   <w:rFonts w:ascii="Arial" w:cs="Arial" w:eastAsia="Arial" w:hAnsi="Arial"/>
@@ -3746,7 +3746,7 @@
             <w:pPr>
               <w:spacing w:after="20" w:before="0"/>
             </w:pPr>
-            <w:hyperlink w:history="1" r:id="rIdwctlhy5wcerwmif8cu-sy">
+            <w:hyperlink w:history="1" r:id="rIdenokmmkr_r_u-c_ucvqxu">
               <w:r>
                 <w:rPr>
                   <w:rFonts w:ascii="Arial" w:cs="Arial" w:eastAsia="Arial" w:hAnsi="Arial"/>
@@ -3779,7 +3779,7 @@
               <w:spacing w:after="10" w:before="0"/>
               <w:ind w:left="120"/>
             </w:pPr>
-            <w:hyperlink w:history="1" r:id="rIdsppan_3zouum2hzttvkrz">
+            <w:hyperlink w:history="1" r:id="rIdoncij0wmkkdfjp9gmo524">
               <w:r>
                 <w:rPr>
                   <w:rFonts w:ascii="Arial" w:cs="Arial" w:eastAsia="Arial" w:hAnsi="Arial"/>
@@ -4059,7 +4059,7 @@
             <w:pPr>
               <w:spacing w:after="20" w:before="0"/>
             </w:pPr>
-            <w:hyperlink w:history="1" r:id="rIdzhej_pfbp5uoy7xt9ifwz">
+            <w:hyperlink w:history="1" r:id="rIdicn6npveylwbvjsxcj_fg">
               <w:r>
                 <w:rPr>
                   <w:rFonts w:ascii="Arial" w:cs="Arial" w:eastAsia="Arial" w:hAnsi="Arial"/>
@@ -4092,7 +4092,7 @@
               <w:spacing w:after="10" w:before="0"/>
               <w:ind w:left="120"/>
             </w:pPr>
-            <w:hyperlink w:history="1" r:id="rIdia-zv9irhqu8bd-gccfqa">
+            <w:hyperlink w:history="1" r:id="rIdrxrokvrgujldidlpzytkh">
               <w:r>
                 <w:rPr>
                   <w:rFonts w:ascii="Arial" w:cs="Arial" w:eastAsia="Arial" w:hAnsi="Arial"/>
@@ -4137,7 +4137,7 @@
             <w:pPr>
               <w:spacing w:after="20" w:before="0"/>
             </w:pPr>
-            <w:hyperlink w:history="1" r:id="rIdn0n2exyrkfn1_mmgz355m">
+            <w:hyperlink w:history="1" r:id="rIdisgjbhrjuptojbolqfihw">
               <w:r>
                 <w:rPr>
                   <w:rFonts w:ascii="Arial" w:cs="Arial" w:eastAsia="Arial" w:hAnsi="Arial"/>
@@ -4186,7 +4186,7 @@
               <w:spacing w:after="10" w:before="0"/>
               <w:ind w:left="120"/>
             </w:pPr>
-            <w:hyperlink w:history="1" r:id="rIdyybq_zdasvueddcgsexfm">
+            <w:hyperlink w:history="1" r:id="rIdfo0mfha9qhpnpyju_iibv">
               <w:r>
                 <w:rPr>
                   <w:rFonts w:ascii="Arial" w:cs="Arial" w:eastAsia="Arial" w:hAnsi="Arial"/>
@@ -4486,7 +4486,7 @@
             <w:pPr>
               <w:spacing w:after="20" w:before="0"/>
             </w:pPr>
-            <w:hyperlink w:history="1" r:id="rIdrjnnoomzhz_yr1btxkmi-">
+            <w:hyperlink w:history="1" r:id="rIdkezbpqsxd4axvwgzvp_y5">
               <w:r>
                 <w:rPr>
                   <w:rFonts w:ascii="Arial" w:cs="Arial" w:eastAsia="Arial" w:hAnsi="Arial"/>
@@ -4519,7 +4519,7 @@
               <w:spacing w:after="10" w:before="0"/>
               <w:ind w:left="120"/>
             </w:pPr>
-            <w:hyperlink w:history="1" r:id="rId2lasyhartbhbfqhlgjcso">
+            <w:hyperlink w:history="1" r:id="rIddbwg1z1qq0ty67jx_huyh">
               <w:r>
                 <w:rPr>
                   <w:rFonts w:ascii="Arial" w:cs="Arial" w:eastAsia="Arial" w:hAnsi="Arial"/>
@@ -4564,7 +4564,7 @@
             <w:pPr>
               <w:spacing w:after="20" w:before="0"/>
             </w:pPr>
-            <w:hyperlink w:history="1" r:id="rId8-lnyreiq60dgkrmvhy0_">
+            <w:hyperlink w:history="1" r:id="rIdvb8zf2wd5pi9suquyloim">
               <w:r>
                 <w:rPr>
                   <w:rFonts w:ascii="Arial" w:cs="Arial" w:eastAsia="Arial" w:hAnsi="Arial"/>
@@ -4613,7 +4613,7 @@
               <w:spacing w:after="10" w:before="0"/>
               <w:ind w:left="120"/>
             </w:pPr>
-            <w:hyperlink w:history="1" r:id="rIdv1hdssq6oc1e0su0zbgsc">
+            <w:hyperlink w:history="1" r:id="rIdanu-r3hgqv7fhbypl23ws">
               <w:r>
                 <w:rPr>
                   <w:rFonts w:ascii="Arial" w:cs="Arial" w:eastAsia="Arial" w:hAnsi="Arial"/>
@@ -4893,7 +4893,7 @@
             <w:pPr>
               <w:spacing w:after="20" w:before="0"/>
             </w:pPr>
-            <w:hyperlink w:history="1" r:id="rId7b-sf0b876f2ry-dt84nv">
+            <w:hyperlink w:history="1" r:id="rIddaul5lfo9byuibowzlq7e">
               <w:r>
                 <w:rPr>
                   <w:rFonts w:ascii="Arial" w:cs="Arial" w:eastAsia="Arial" w:hAnsi="Arial"/>
@@ -4926,7 +4926,7 @@
               <w:spacing w:after="10" w:before="0"/>
               <w:ind w:left="120"/>
             </w:pPr>
-            <w:hyperlink w:history="1" r:id="rIdos8xrihxxq0esntuvfmoy">
+            <w:hyperlink w:history="1" r:id="rId552e3uvt69rgnrpqvmwvy">
               <w:r>
                 <w:rPr>
                   <w:rFonts w:ascii="Arial" w:cs="Arial" w:eastAsia="Arial" w:hAnsi="Arial"/>
@@ -4971,7 +4971,7 @@
             <w:pPr>
               <w:spacing w:after="20" w:before="0"/>
             </w:pPr>
-            <w:hyperlink w:history="1" r:id="rId8ah5n9dx8u4j3njqjdd0z">
+            <w:hyperlink w:history="1" r:id="rId6jf57lfrmwg4yxxop6d8h">
               <w:r>
                 <w:rPr>
                   <w:rFonts w:ascii="Arial" w:cs="Arial" w:eastAsia="Arial" w:hAnsi="Arial"/>
@@ -5020,7 +5020,7 @@
               <w:spacing w:after="10" w:before="0"/>
               <w:ind w:left="120"/>
             </w:pPr>
-            <w:hyperlink w:history="1" r:id="rIdy9pvq7zf1vck6hvr1rzrn">
+            <w:hyperlink w:history="1" r:id="rIda-ic7y2iz4ksu5d0ovnq4">
               <w:r>
                 <w:rPr>
                   <w:rFonts w:ascii="Arial" w:cs="Arial" w:eastAsia="Arial" w:hAnsi="Arial"/>
@@ -5625,7 +5625,7 @@
         </w:rPr>
         <w:t xml:space="preserve">© 2026 SeaVuria and ARES. Aligned with KICD objectives. Developed by SeaVuria; technical implementation by ARES (with AI assistance from Claude). Licensed under </w:t>
       </w:r>
-      <w:hyperlink w:history="1" r:id="rIdwlj40iozmftxnt4e-y2ub">
+      <w:hyperlink w:history="1" r:id="rIdddq4d55wscdkb3vscj4-j">
         <w:r>
           <w:rPr>
             <w:rFonts w:ascii="Arial" w:cs="Arial" w:eastAsia="Arial" w:hAnsi="Arial"/>
@@ -5646,7 +5646,7 @@
         </w:rPr>
         <w:t xml:space="preserve"> (</w:t>
       </w:r>
-      <w:hyperlink w:history="1" r:id="rIdvwkyjru_jlcbkd1qbjmb4">
+      <w:hyperlink w:history="1" r:id="rIdbdgxi8xxfyy6paanztxkz">
         <w:r>
           <w:rPr>
             <w:rFonts w:ascii="Arial" w:cs="Arial" w:eastAsia="Arial" w:hAnsi="Arial"/>
@@ -6686,7 +6686,7 @@
             <w:pPr>
               <w:spacing w:after="20" w:before="0"/>
             </w:pPr>
-            <w:hyperlink w:history="1" r:id="rIduc4yycjxurl1paq_mchcu">
+            <w:hyperlink w:history="1" r:id="rId52zhojl9g1u-5qucwa91b">
               <w:r>
                 <w:rPr>
                   <w:rFonts w:ascii="Arial" w:cs="Arial" w:eastAsia="Arial" w:hAnsi="Arial"/>
@@ -6719,7 +6719,7 @@
               <w:spacing w:after="10" w:before="0"/>
               <w:ind w:left="120"/>
             </w:pPr>
-            <w:hyperlink w:history="1" r:id="rIdbtdndm1sqwpfo3wjmwlvf">
+            <w:hyperlink w:history="1" r:id="rIdpisx7hi7ftxpgi9h7x4ns">
               <w:r>
                 <w:rPr>
                   <w:rFonts w:ascii="Arial" w:cs="Arial" w:eastAsia="Arial" w:hAnsi="Arial"/>
@@ -6764,7 +6764,7 @@
             <w:pPr>
               <w:spacing w:after="20" w:before="0"/>
             </w:pPr>
-            <w:hyperlink w:history="1" r:id="rIdwi8xelfcbskxfq4ipepqg">
+            <w:hyperlink w:history="1" r:id="rIdv7kjrs2arvkqyutnps5ci">
               <w:r>
                 <w:rPr>
                   <w:rFonts w:ascii="Arial" w:cs="Arial" w:eastAsia="Arial" w:hAnsi="Arial"/>
@@ -6797,7 +6797,7 @@
               <w:spacing w:after="10" w:before="0"/>
               <w:ind w:left="120"/>
             </w:pPr>
-            <w:hyperlink w:history="1" r:id="rIdmicf4gtgobdnvic3cyluk">
+            <w:hyperlink w:history="1" r:id="rId6fc_bdu7ix21ur1ezlccl">
               <w:r>
                 <w:rPr>
                   <w:rFonts w:ascii="Arial" w:cs="Arial" w:eastAsia="Arial" w:hAnsi="Arial"/>
@@ -7297,7 +7297,7 @@
             <w:pPr>
               <w:spacing w:after="20" w:before="0"/>
             </w:pPr>
-            <w:hyperlink w:history="1" r:id="rIdpxagtxatwcfslx83kewry">
+            <w:hyperlink w:history="1" r:id="rIdkzrj5z4zz7gxoe3lihbrq">
               <w:r>
                 <w:rPr>
                   <w:rFonts w:ascii="Arial" w:cs="Arial" w:eastAsia="Arial" w:hAnsi="Arial"/>
@@ -7330,7 +7330,7 @@
               <w:spacing w:after="10" w:before="0"/>
               <w:ind w:left="120"/>
             </w:pPr>
-            <w:hyperlink w:history="1" r:id="rIdkirm6sgvcpb7-9cgg73uz">
+            <w:hyperlink w:history="1" r:id="rIdpk_3wv3x7xqzyrf1ebrdw">
               <w:r>
                 <w:rPr>
                   <w:rFonts w:ascii="Arial" w:cs="Arial" w:eastAsia="Arial" w:hAnsi="Arial"/>
@@ -7375,7 +7375,7 @@
             <w:pPr>
               <w:spacing w:after="20" w:before="0"/>
             </w:pPr>
-            <w:hyperlink w:history="1" r:id="rIdlijpz53j_mhucm93gi-uq">
+            <w:hyperlink w:history="1" r:id="rIdighvptulkifvuogbmu43r">
               <w:r>
                 <w:rPr>
                   <w:rFonts w:ascii="Arial" w:cs="Arial" w:eastAsia="Arial" w:hAnsi="Arial"/>
@@ -7408,7 +7408,7 @@
               <w:spacing w:after="10" w:before="0"/>
               <w:ind w:left="120"/>
             </w:pPr>
-            <w:hyperlink w:history="1" r:id="rId2-jsom8qm0or13srbsyru">
+            <w:hyperlink w:history="1" r:id="rIdlqxrzlavp2u_3ovc9r1cr">
               <w:r>
                 <w:rPr>
                   <w:rFonts w:ascii="Arial" w:cs="Arial" w:eastAsia="Arial" w:hAnsi="Arial"/>
@@ -7968,7 +7968,7 @@
             <w:pPr>
               <w:spacing w:after="20" w:before="0"/>
             </w:pPr>
-            <w:hyperlink w:history="1" r:id="rId7mlc1admtxiqs2r-abneh">
+            <w:hyperlink w:history="1" r:id="rIdocv8dh5vkx2gdpmb7ijs4">
               <w:r>
                 <w:rPr>
                   <w:rFonts w:ascii="Arial" w:cs="Arial" w:eastAsia="Arial" w:hAnsi="Arial"/>
@@ -8017,7 +8017,7 @@
               <w:spacing w:after="10" w:before="0"/>
               <w:ind w:left="120"/>
             </w:pPr>
-            <w:hyperlink w:history="1" r:id="rIdsorpheawboa26ukxcd-n3">
+            <w:hyperlink w:history="1" r:id="rIdmordpm1mbq8mz9bjax3fx">
               <w:r>
                 <w:rPr>
                   <w:rFonts w:ascii="Arial" w:cs="Arial" w:eastAsia="Arial" w:hAnsi="Arial"/>
@@ -8062,7 +8062,7 @@
             <w:pPr>
               <w:spacing w:after="20" w:before="0"/>
             </w:pPr>
-            <w:hyperlink w:history="1" r:id="rIdyvtzvk1cxfwubviq0x0cq">
+            <w:hyperlink w:history="1" r:id="rId-wz4utbyejpbndmpwebu9">
               <w:r>
                 <w:rPr>
                   <w:rFonts w:ascii="Arial" w:cs="Arial" w:eastAsia="Arial" w:hAnsi="Arial"/>
@@ -8111,7 +8111,7 @@
               <w:spacing w:after="10" w:before="0"/>
               <w:ind w:left="120"/>
             </w:pPr>
-            <w:hyperlink w:history="1" r:id="rIdbdo7i53q1jn3js-u-kuis">
+            <w:hyperlink w:history="1" r:id="rIdq4duhl-es7pe07mxarq3u">
               <w:r>
                 <w:rPr>
                   <w:rFonts w:ascii="Arial" w:cs="Arial" w:eastAsia="Arial" w:hAnsi="Arial"/>
@@ -8177,9 +8177,324 @@
               <w:t xml:space="preserve"/>
             </w:r>
           </w:p>
+          <w:p>
+            <w:pPr>
+              <w:keepNext w:val="false"/>
+              <w:spacing w:after="40" w:before="0"/>
+              <w:jc w:val="left"/>
+            </w:pPr>
+            <w:r>
+              <w:rPr>
+                <w:rFonts w:ascii="Arial" w:cs="Arial" w:eastAsia="Arial" w:hAnsi="Arial"/>
+                <w:b w:val="false"/>
+                <w:bCs w:val="false"/>
+                <w:i w:val="false"/>
+                <w:iCs w:val="false"/>
+                <w:color w:val="000000"/>
+                <w:sz w:val="18"/>
+                <w:szCs w:val="18"/>
+              </w:rPr>
+              <w:t xml:space="preserve">(table below)</w:t>
+            </w:r>
+          </w:p>
+          <w:p>
+            <w:pPr>
+              <w:keepNext w:val="false"/>
+              <w:spacing w:after="40" w:before="0"/>
+              <w:jc w:val="left"/>
+            </w:pPr>
+            <w:r>
+              <w:rPr>
+                <w:rFonts w:ascii="Arial" w:cs="Arial" w:eastAsia="Arial" w:hAnsi="Arial"/>
+                <w:b w:val="false"/>
+                <w:bCs w:val="false"/>
+                <w:i w:val="false"/>
+                <w:iCs w:val="false"/>
+                <w:color w:val="000000"/>
+                <w:sz w:val="18"/>
+                <w:szCs w:val="18"/>
+              </w:rPr>
+              <w:t xml:space="preserve"/>
+            </w:r>
+          </w:p>
+          <w:p>
+            <w:pPr>
+              <w:keepNext w:val="false"/>
+              <w:spacing w:after="40" w:before="0"/>
+              <w:jc w:val="left"/>
+            </w:pPr>
+            <w:r>
+              <w:rPr>
+                <w:rFonts w:ascii="Arial" w:cs="Arial" w:eastAsia="Arial" w:hAnsi="Arial"/>
+                <w:b w:val="false"/>
+                <w:bCs w:val="false"/>
+                <w:i w:val="false"/>
+                <w:iCs w:val="false"/>
+                <w:color w:val="000000"/>
+                <w:sz w:val="18"/>
+                <w:szCs w:val="18"/>
+              </w:rPr>
+              <w:t xml:space="preserve">Learners complete the table individually (3 minutes), then the class fills it in together through cold-calling. The teacher then poses the 'Explain' question: 'Return to our predictions from Phase 1. Were you right about the exponent for Nairobi? What rule tells you WHICH exponent to use when you write a number as a power of 10?'</w:t>
+            </w:r>
+          </w:p>
+          <w:p>
+            <w:pPr>
+              <w:keepNext w:val="false"/>
+              <w:spacing w:after="40" w:before="0"/>
+              <w:jc w:val="left"/>
+            </w:pPr>
+            <w:r>
+              <w:rPr>
+                <w:rFonts w:ascii="Arial" w:cs="Arial" w:eastAsia="Arial" w:hAnsi="Arial"/>
+                <w:b w:val="false"/>
+                <w:bCs w:val="false"/>
+                <w:i w:val="false"/>
+                <w:iCs w:val="false"/>
+                <w:color w:val="000000"/>
+                <w:sz w:val="18"/>
+                <w:szCs w:val="18"/>
+              </w:rPr>
+              <w:t xml:space="preserve"/>
+            </w:r>
+          </w:p>
+          <w:p>
+            <w:pPr>
+              <w:keepNext w:val="false"/>
+              <w:spacing w:after="40" w:before="0"/>
+              <w:jc w:val="left"/>
+            </w:pPr>
+            <w:r>
+              <w:rPr>
+                <w:rFonts w:ascii="Arial" w:cs="Arial" w:eastAsia="Arial" w:hAnsi="Arial"/>
+                <w:b w:val="false"/>
+                <w:bCs w:val="false"/>
+                <w:i w:val="false"/>
+                <w:iCs w:val="false"/>
+                <w:color w:val="000000"/>
+                <w:sz w:val="18"/>
+                <w:szCs w:val="18"/>
+              </w:rPr>
+              <w:t xml:space="preserve">Learners write a one-sentence 'Rule in my own words' in their exercise books.</w:t>
+            </w:r>
+          </w:p>
+        </w:tc>
+        <w:tc>
+          <w:tcPr>
+            <w:tcW w:type="dxa" w:w="3040"/>
+            <w:shd w:fill="F2F2F2" w:color="auto" w:val="clear"/>
+            <w:tcMar>
+              <w:top w:type="dxa" w:w="60"/>
+              <w:left w:type="dxa" w:w="120"/>
+              <w:bottom w:type="dxa" w:w="60"/>
+              <w:right w:type="dxa" w:w="120"/>
+            </w:tcMar>
+            <w:vAlign w:val="top"/>
+          </w:tcPr>
+          <w:p>
+            <w:pPr>
+              <w:keepNext w:val="false"/>
+              <w:spacing w:after="40" w:before="0"/>
+              <w:jc w:val="left"/>
+            </w:pPr>
+            <w:r>
+              <w:rPr>
+                <w:rFonts w:ascii="Arial" w:cs="Arial" w:eastAsia="Arial" w:hAnsi="Arial"/>
+                <w:b w:val="false"/>
+                <w:bCs w:val="false"/>
+                <w:i w:val="false"/>
+                <w:iCs w:val="false"/>
+                <w:color w:val="000000"/>
+                <w:sz w:val="18"/>
+                <w:szCs w:val="18"/>
+              </w:rPr>
+              <w:t xml:space="preserve">1. Project/write the table. Say: 'You have 3 minutes — working alone — to fill in every blank cell. Use your expand work from Phase 2.'</w:t>
+            </w:r>
+          </w:p>
+          <w:p>
+            <w:pPr>
+              <w:keepNext w:val="false"/>
+              <w:spacing w:after="40" w:before="0"/>
+              <w:jc w:val="left"/>
+            </w:pPr>
+            <w:r>
+              <w:rPr>
+                <w:rFonts w:ascii="Arial" w:cs="Arial" w:eastAsia="Arial" w:hAnsi="Arial"/>
+                <w:b w:val="false"/>
+                <w:bCs w:val="false"/>
+                <w:i w:val="false"/>
+                <w:iCs w:val="false"/>
+                <w:color w:val="000000"/>
+                <w:sz w:val="18"/>
+                <w:szCs w:val="18"/>
+              </w:rPr>
+              <w:t xml:space="preserve">2. After 3 minutes, cold-call for each blank row — always WAIT 10 seconds. For the Kisumu row: 'Opiyo, what index form did you write for 1.2 million? Read the whole expression.' Probe: 'Why 10⁶ and not 10⁵ — convince me.'</w:t>
+            </w:r>
+          </w:p>
+          <w:p>
+            <w:pPr>
+              <w:keepNext w:val="false"/>
+              <w:spacing w:after="40" w:before="0"/>
+              <w:jc w:val="left"/>
+            </w:pPr>
+            <w:r>
+              <w:rPr>
+                <w:rFonts w:ascii="Arial" w:cs="Arial" w:eastAsia="Arial" w:hAnsi="Arial"/>
+                <w:b w:val="false"/>
+                <w:bCs w:val="false"/>
+                <w:i w:val="false"/>
+                <w:iCs w:val="false"/>
+                <w:color w:val="000000"/>
+                <w:sz w:val="18"/>
+                <w:szCs w:val="18"/>
+              </w:rPr>
+              <w:t xml:space="preserve">3. For the maize row, invite the pair from Phase 2 who wrote 35 × 10⁵: 'Fatuma, both 3.5 × 10⁶ and 35 × 10⁵ equal 3,500,000 — are they both correct index form? Discuss with your partner for 20 seconds.' After pairs discuss, clarify: 'Both are mathematically equal. Scientists and the Kenya Meteorological Department use a convention: the leading number should be at least 1 but less than 10. We call this standard form. Today we are building that habit.'</w:t>
+            </w:r>
+          </w:p>
+          <w:p>
+            <w:pPr>
+              <w:keepNext w:val="false"/>
+              <w:spacing w:after="40" w:before="0"/>
+              <w:jc w:val="left"/>
+            </w:pPr>
+            <w:r>
+              <w:rPr>
+                <w:rFonts w:ascii="Arial" w:cs="Arial" w:eastAsia="Arial" w:hAnsi="Arial"/>
+                <w:b w:val="false"/>
+                <w:bCs w:val="false"/>
+                <w:i w:val="false"/>
+                <w:iCs w:val="false"/>
+                <w:color w:val="000000"/>
+                <w:sz w:val="18"/>
+                <w:szCs w:val="18"/>
+              </w:rPr>
+              <w:t xml:space="preserve">4. Return to Phase 1 predictions on the board. Circle the off-by-one errors. Ask: 'Who changed their prediction? Tell me what you now know that you did not know 20 minutes ago.' Cold-call 2 learners.</w:t>
+            </w:r>
+          </w:p>
+          <w:p>
+            <w:pPr>
+              <w:keepNext w:val="false"/>
+              <w:spacing w:after="40" w:before="0"/>
+              <w:jc w:val="left"/>
+            </w:pPr>
+            <w:r>
+              <w:rPr>
+                <w:rFonts w:ascii="Arial" w:cs="Arial" w:eastAsia="Arial" w:hAnsi="Arial"/>
+                <w:b w:val="false"/>
+                <w:bCs w:val="false"/>
+                <w:i w:val="false"/>
+                <w:iCs w:val="false"/>
+                <w:color w:val="000000"/>
+                <w:sz w:val="18"/>
+                <w:szCs w:val="18"/>
+              </w:rPr>
+              <w:t xml:space="preserve">5. Say: 'Write ONE sentence — your rule — that connects the exponent to the number of zeros. Do it now, 1 minute.' After writing, cold-call: 'Njeri, read your rule.' If incomplete, say: 'Good start — can anyone add to Njeri's rule?' Build the class consensus rule on the board.</w:t>
+            </w:r>
+          </w:p>
+          <w:p>
+            <w:pPr>
+              <w:keepNext w:val="false"/>
+              <w:spacing w:after="40" w:before="0"/>
+              <w:jc w:val="left"/>
+            </w:pPr>
+            <w:r>
+              <w:rPr>
+                <w:rFonts w:ascii="Arial" w:cs="Arial" w:eastAsia="Arial" w:hAnsi="Arial"/>
+                <w:b w:val="false"/>
+                <w:bCs w:val="false"/>
+                <w:i w:val="false"/>
+                <w:iCs w:val="false"/>
+                <w:color w:val="000000"/>
+                <w:sz w:val="18"/>
+                <w:szCs w:val="18"/>
+              </w:rPr>
+              <w:t xml:space="preserve">6. Bridge to driving question: 'We can now READ and WRITE index expressions. But look at 10⁶ × 10⁷ — if the KNBS wanted to multiply Kisumu's population in millions by the national population in tens of millions, what would the answer look like in index form? PREDICT silently — write it down. We will investigate that rule next lesson.'</w:t>
+            </w:r>
+          </w:p>
+        </w:tc>
+        <w:tc>
+          <w:tcPr>
+            <w:tcW w:type="dxa" w:w="3040"/>
+            <w:shd w:fill="FFFFFF" w:color="auto" w:val="clear"/>
+            <w:tcMar>
+              <w:top w:type="dxa" w:w="60"/>
+              <w:left w:type="dxa" w:w="120"/>
+              <w:bottom w:type="dxa" w:w="60"/>
+              <w:right w:type="dxa" w:w="120"/>
+            </w:tcMar>
+            <w:vAlign w:val="top"/>
+          </w:tcPr>
+          <w:p>
+            <w:pPr>
+              <w:keepNext w:val="false"/>
+              <w:spacing w:after="40" w:before="0"/>
+              <w:jc w:val="left"/>
+            </w:pPr>
+            <w:r>
+              <w:rPr>
+                <w:rFonts w:ascii="Arial" w:cs="Arial" w:eastAsia="Arial" w:hAnsi="Arial"/>
+                <w:b w:val="false"/>
+                <w:bCs w:val="false"/>
+                <w:i w:val="false"/>
+                <w:iCs w:val="false"/>
+                <w:color w:val="000000"/>
+                <w:sz w:val="18"/>
+                <w:szCs w:val="18"/>
+              </w:rPr>
+              <w:t xml:space="preserve">Data Table Completion with Peer Argumentation. The structured table constrains the cognitive load so learners focus on the relationship between the written number, the base, and the exponent — not on arithmetic. Requiring learners to write a rule 'in their own words' is a metacognitive consolidation move (self-explanation effect) that forces elaboration beyond procedural imitation.</w:t>
+            </w:r>
+          </w:p>
+        </w:tc>
+        <w:tc>
+          <w:tcPr>
+            <w:tcW w:type="dxa" w:w="3040"/>
+            <w:shd w:fill="F2F2F2" w:color="auto" w:val="clear"/>
+            <w:tcMar>
+              <w:top w:type="dxa" w:w="60"/>
+              <w:left w:type="dxa" w:w="120"/>
+              <w:bottom w:type="dxa" w:w="60"/>
+              <w:right w:type="dxa" w:w="120"/>
+            </w:tcMar>
+            <w:vAlign w:val="top"/>
+          </w:tcPr>
+          <w:p>
+            <w:pPr>
+              <w:keepNext w:val="false"/>
+              <w:spacing w:after="40" w:before="0"/>
+              <w:jc w:val="left"/>
+            </w:pPr>
+            <w:r>
+              <w:rPr>
+                <w:rFonts w:ascii="Arial" w:cs="Arial" w:eastAsia="Arial" w:hAnsi="Arial"/>
+                <w:b w:val="false"/>
+                <w:bCs w:val="false"/>
+                <w:i w:val="false"/>
+                <w:iCs w:val="false"/>
+                <w:color w:val="000000"/>
+                <w:sz w:val="18"/>
+                <w:szCs w:val="18"/>
+              </w:rPr>
+              <w:t xml:space="preserve">Observable indicators: (a) Every learner's table row for Kisumu should read '1.2 × 10⁶, base = 10, exponent = 6, value = 1,000,000'. (b) The one-sentence rule should contain both the word 'exponent' (or 'power') and a reference to counting (digits, zeros, or multiplications). Vague rules such as 'the small number means big' are flagged — the teacher writes them on the board and asks the class to make them more precise before moving on.</w:t>
+            </w:r>
+          </w:p>
+        </w:tc>
+      </w:tr>
+      <w:tr>
+        <w:tc>
+          <w:tcPr>
+            <w:tcW w:type="dxa" w:w="13680"/>
+            <w:gridSpan w:val="5"/>
+            <w:shd w:fill="FFFFFF" w:color="auto" w:val="clear"/>
+            <w:tcMar>
+              <w:top w:type="dxa" w:w="60"/>
+              <w:left w:type="dxa" w:w="120"/>
+              <w:bottom w:type="dxa" w:w="60"/>
+              <w:right w:type="dxa" w:w="120"/>
+            </w:tcMar>
+            <w:vAlign w:val="top"/>
+          </w:tcPr>
           <w:tbl>
             <w:tblPr>
-              <w:tblW w:type="dxa" w:w="2680"/>
+              <w:tblW w:type="dxa" w:w="13320"/>
               <w:tblBorders>
                 <w:top w:val="single" w:color="AAAAAA" w:sz="4"/>
                 <w:left w:val="single" w:color="AAAAAA" w:sz="4"/>
@@ -8191,16 +8506,16 @@
               <w:tblLayout w:type="fixed"/>
             </w:tblPr>
             <w:tblGrid>
-              <w:gridCol w:w="536"/>
-              <w:gridCol w:w="536"/>
-              <w:gridCol w:w="536"/>
-              <w:gridCol w:w="536"/>
-              <w:gridCol w:w="536"/>
+              <w:gridCol w:w="2664"/>
+              <w:gridCol w:w="2664"/>
+              <w:gridCol w:w="2664"/>
+              <w:gridCol w:w="2664"/>
+              <w:gridCol w:w="2664"/>
             </w:tblGrid>
             <w:tr>
               <w:tc>
                 <w:tcPr>
-                  <w:tcW w:type="dxa" w:w="536"/>
+                  <w:tcW w:type="dxa" w:w="2664"/>
                   <w:shd w:fill="D5E8F0" w:color="auto" w:val="clear"/>
                   <w:tcMar>
                     <w:top w:type="dxa" w:w="60"/>
@@ -8233,7 +8548,7 @@
               </w:tc>
               <w:tc>
                 <w:tcPr>
-                  <w:tcW w:type="dxa" w:w="536"/>
+                  <w:tcW w:type="dxa" w:w="2664"/>
                   <w:shd w:fill="D5E8F0" w:color="auto" w:val="clear"/>
                   <w:tcMar>
                     <w:top w:type="dxa" w:w="60"/>
@@ -8266,7 +8581,7 @@
               </w:tc>
               <w:tc>
                 <w:tcPr>
-                  <w:tcW w:type="dxa" w:w="536"/>
+                  <w:tcW w:type="dxa" w:w="2664"/>
                   <w:shd w:fill="D5E8F0" w:color="auto" w:val="clear"/>
                   <w:tcMar>
                     <w:top w:type="dxa" w:w="60"/>
@@ -8299,7 +8614,7 @@
               </w:tc>
               <w:tc>
                 <w:tcPr>
-                  <w:tcW w:type="dxa" w:w="536"/>
+                  <w:tcW w:type="dxa" w:w="2664"/>
                   <w:shd w:fill="D5E8F0" w:color="auto" w:val="clear"/>
                   <w:tcMar>
                     <w:top w:type="dxa" w:w="60"/>
@@ -8332,7 +8647,7 @@
               </w:tc>
               <w:tc>
                 <w:tcPr>
-                  <w:tcW w:type="dxa" w:w="536"/>
+                  <w:tcW w:type="dxa" w:w="2664"/>
                   <w:shd w:fill="D5E8F0" w:color="auto" w:val="clear"/>
                   <w:tcMar>
                     <w:top w:type="dxa" w:w="60"/>
@@ -8367,7 +8682,7 @@
             <w:tr>
               <w:tc>
                 <w:tcPr>
-                  <w:tcW w:type="dxa" w:w="536"/>
+                  <w:tcW w:type="dxa" w:w="2664"/>
                   <w:shd w:fill="FFFFFF" w:color="auto" w:val="clear"/>
                   <w:tcMar>
                     <w:top w:type="dxa" w:w="60"/>
@@ -8400,7 +8715,7 @@
               </w:tc>
               <w:tc>
                 <w:tcPr>
-                  <w:tcW w:type="dxa" w:w="536"/>
+                  <w:tcW w:type="dxa" w:w="2664"/>
                   <w:shd w:fill="FFFFFF" w:color="auto" w:val="clear"/>
                   <w:tcMar>
                     <w:top w:type="dxa" w:w="60"/>
@@ -8433,7 +8748,7 @@
               </w:tc>
               <w:tc>
                 <w:tcPr>
-                  <w:tcW w:type="dxa" w:w="536"/>
+                  <w:tcW w:type="dxa" w:w="2664"/>
                   <w:shd w:fill="FFFFFF" w:color="auto" w:val="clear"/>
                   <w:tcMar>
                     <w:top w:type="dxa" w:w="60"/>
@@ -8466,7 +8781,7 @@
               </w:tc>
               <w:tc>
                 <w:tcPr>
-                  <w:tcW w:type="dxa" w:w="536"/>
+                  <w:tcW w:type="dxa" w:w="2664"/>
                   <w:shd w:fill="FFFFFF" w:color="auto" w:val="clear"/>
                   <w:tcMar>
                     <w:top w:type="dxa" w:w="60"/>
@@ -8499,7 +8814,7 @@
               </w:tc>
               <w:tc>
                 <w:tcPr>
-                  <w:tcW w:type="dxa" w:w="536"/>
+                  <w:tcW w:type="dxa" w:w="2664"/>
                   <w:shd w:fill="FFFFFF" w:color="auto" w:val="clear"/>
                   <w:tcMar>
                     <w:top w:type="dxa" w:w="60"/>
@@ -8534,7 +8849,7 @@
             <w:tr>
               <w:tc>
                 <w:tcPr>
-                  <w:tcW w:type="dxa" w:w="536"/>
+                  <w:tcW w:type="dxa" w:w="2664"/>
                   <w:shd w:fill="FFFFFF" w:color="auto" w:val="clear"/>
                   <w:tcMar>
                     <w:top w:type="dxa" w:w="60"/>
@@ -8567,7 +8882,7 @@
               </w:tc>
               <w:tc>
                 <w:tcPr>
-                  <w:tcW w:type="dxa" w:w="536"/>
+                  <w:tcW w:type="dxa" w:w="2664"/>
                   <w:shd w:fill="FFFFFF" w:color="auto" w:val="clear"/>
                   <w:tcMar>
                     <w:top w:type="dxa" w:w="60"/>
@@ -8600,7 +8915,7 @@
               </w:tc>
               <w:tc>
                 <w:tcPr>
-                  <w:tcW w:type="dxa" w:w="536"/>
+                  <w:tcW w:type="dxa" w:w="2664"/>
                   <w:shd w:fill="FFFFFF" w:color="auto" w:val="clear"/>
                   <w:tcMar>
                     <w:top w:type="dxa" w:w="60"/>
@@ -8633,7 +8948,7 @@
               </w:tc>
               <w:tc>
                 <w:tcPr>
-                  <w:tcW w:type="dxa" w:w="536"/>
+                  <w:tcW w:type="dxa" w:w="2664"/>
                   <w:shd w:fill="FFFFFF" w:color="auto" w:val="clear"/>
                   <w:tcMar>
                     <w:top w:type="dxa" w:w="60"/>
@@ -8666,7 +8981,7 @@
               </w:tc>
               <w:tc>
                 <w:tcPr>
-                  <w:tcW w:type="dxa" w:w="536"/>
+                  <w:tcW w:type="dxa" w:w="2664"/>
                   <w:shd w:fill="FFFFFF" w:color="auto" w:val="clear"/>
                   <w:tcMar>
                     <w:top w:type="dxa" w:w="60"/>
@@ -8701,7 +9016,7 @@
             <w:tr>
               <w:tc>
                 <w:tcPr>
-                  <w:tcW w:type="dxa" w:w="536"/>
+                  <w:tcW w:type="dxa" w:w="2664"/>
                   <w:shd w:fill="FFFFFF" w:color="auto" w:val="clear"/>
                   <w:tcMar>
                     <w:top w:type="dxa" w:w="60"/>
@@ -8734,7 +9049,7 @@
               </w:tc>
               <w:tc>
                 <w:tcPr>
-                  <w:tcW w:type="dxa" w:w="536"/>
+                  <w:tcW w:type="dxa" w:w="2664"/>
                   <w:shd w:fill="FFFFFF" w:color="auto" w:val="clear"/>
                   <w:tcMar>
                     <w:top w:type="dxa" w:w="60"/>
@@ -8767,7 +9082,7 @@
               </w:tc>
               <w:tc>
                 <w:tcPr>
-                  <w:tcW w:type="dxa" w:w="536"/>
+                  <w:tcW w:type="dxa" w:w="2664"/>
                   <w:shd w:fill="FFFFFF" w:color="auto" w:val="clear"/>
                   <w:tcMar>
                     <w:top w:type="dxa" w:w="60"/>
@@ -8800,7 +9115,7 @@
               </w:tc>
               <w:tc>
                 <w:tcPr>
-                  <w:tcW w:type="dxa" w:w="536"/>
+                  <w:tcW w:type="dxa" w:w="2664"/>
                   <w:shd w:fill="FFFFFF" w:color="auto" w:val="clear"/>
                   <w:tcMar>
                     <w:top w:type="dxa" w:w="60"/>
@@ -8833,7 +9148,7 @@
               </w:tc>
               <w:tc>
                 <w:tcPr>
-                  <w:tcW w:type="dxa" w:w="536"/>
+                  <w:tcW w:type="dxa" w:w="2664"/>
                   <w:shd w:fill="FFFFFF" w:color="auto" w:val="clear"/>
                   <w:tcMar>
                     <w:top w:type="dxa" w:w="60"/>
@@ -8868,7 +9183,7 @@
             <w:tr>
               <w:tc>
                 <w:tcPr>
-                  <w:tcW w:type="dxa" w:w="536"/>
+                  <w:tcW w:type="dxa" w:w="2664"/>
                   <w:shd w:fill="FFFFFF" w:color="auto" w:val="clear"/>
                   <w:tcMar>
                     <w:top w:type="dxa" w:w="60"/>
@@ -8901,7 +9216,7 @@
               </w:tc>
               <w:tc>
                 <w:tcPr>
-                  <w:tcW w:type="dxa" w:w="536"/>
+                  <w:tcW w:type="dxa" w:w="2664"/>
                   <w:shd w:fill="FFFFFF" w:color="auto" w:val="clear"/>
                   <w:tcMar>
                     <w:top w:type="dxa" w:w="60"/>
@@ -8934,7 +9249,7 @@
               </w:tc>
               <w:tc>
                 <w:tcPr>
-                  <w:tcW w:type="dxa" w:w="536"/>
+                  <w:tcW w:type="dxa" w:w="2664"/>
                   <w:shd w:fill="FFFFFF" w:color="auto" w:val="clear"/>
                   <w:tcMar>
                     <w:top w:type="dxa" w:w="60"/>
@@ -8967,7 +9282,7 @@
               </w:tc>
               <w:tc>
                 <w:tcPr>
-                  <w:tcW w:type="dxa" w:w="536"/>
+                  <w:tcW w:type="dxa" w:w="2664"/>
                   <w:shd w:fill="FFFFFF" w:color="auto" w:val="clear"/>
                   <w:tcMar>
                     <w:top w:type="dxa" w:w="60"/>
@@ -9000,7 +9315,7 @@
               </w:tc>
               <w:tc>
                 <w:tcPr>
-                  <w:tcW w:type="dxa" w:w="536"/>
+                  <w:tcW w:type="dxa" w:w="2664"/>
                   <w:shd w:fill="FFFFFF" w:color="auto" w:val="clear"/>
                   <w:tcMar>
                     <w:top w:type="dxa" w:w="60"/>
@@ -9035,7 +9350,7 @@
             <w:tr>
               <w:tc>
                 <w:tcPr>
-                  <w:tcW w:type="dxa" w:w="536"/>
+                  <w:tcW w:type="dxa" w:w="2664"/>
                   <w:shd w:fill="FFFFFF" w:color="auto" w:val="clear"/>
                   <w:tcMar>
                     <w:top w:type="dxa" w:w="60"/>
@@ -9068,7 +9383,7 @@
               </w:tc>
               <w:tc>
                 <w:tcPr>
-                  <w:tcW w:type="dxa" w:w="536"/>
+                  <w:tcW w:type="dxa" w:w="2664"/>
                   <w:shd w:fill="FFFFFF" w:color="auto" w:val="clear"/>
                   <w:tcMar>
                     <w:top w:type="dxa" w:w="60"/>
@@ -9101,7 +9416,7 @@
               </w:tc>
               <w:tc>
                 <w:tcPr>
-                  <w:tcW w:type="dxa" w:w="536"/>
+                  <w:tcW w:type="dxa" w:w="2664"/>
                   <w:shd w:fill="FFFFFF" w:color="auto" w:val="clear"/>
                   <w:tcMar>
                     <w:top w:type="dxa" w:w="60"/>
@@ -9134,7 +9449,7 @@
               </w:tc>
               <w:tc>
                 <w:tcPr>
-                  <w:tcW w:type="dxa" w:w="536"/>
+                  <w:tcW w:type="dxa" w:w="2664"/>
                   <w:shd w:fill="FFFFFF" w:color="auto" w:val="clear"/>
                   <w:tcMar>
                     <w:top w:type="dxa" w:w="60"/>
@@ -9167,7 +9482,7 @@
               </w:tc>
               <w:tc>
                 <w:tcPr>
-                  <w:tcW w:type="dxa" w:w="536"/>
+                  <w:tcW w:type="dxa" w:w="2664"/>
                   <w:shd w:fill="FFFFFF" w:color="auto" w:val="clear"/>
                   <w:tcMar>
                     <w:top w:type="dxa" w:w="60"/>
@@ -9223,7 +9538,7 @@
           <w:p>
             <w:pPr>
               <w:keepNext w:val="false"/>
-              <w:spacing w:after="40" w:before="0"/>
+              <w:spacing w:after="60" w:before="0"/>
               <w:jc w:val="left"/>
             </w:pPr>
             <w:r>
@@ -9238,285 +9553,6 @@
                 <w:szCs w:val="18"/>
               </w:rPr>
               <w:t xml:space="preserve"/>
-            </w:r>
-          </w:p>
-          <w:p>
-            <w:pPr>
-              <w:keepNext w:val="false"/>
-              <w:spacing w:after="40" w:before="0"/>
-              <w:jc w:val="left"/>
-            </w:pPr>
-            <w:r>
-              <w:rPr>
-                <w:rFonts w:ascii="Arial" w:cs="Arial" w:eastAsia="Arial" w:hAnsi="Arial"/>
-                <w:b w:val="false"/>
-                <w:bCs w:val="false"/>
-                <w:i w:val="false"/>
-                <w:iCs w:val="false"/>
-                <w:color w:val="000000"/>
-                <w:sz w:val="18"/>
-                <w:szCs w:val="18"/>
-              </w:rPr>
-              <w:t xml:space="preserve">Learners complete the table individually (3 minutes), then the class fills it in together through cold-calling. The teacher then poses the 'Explain' question: 'Return to our predictions from Phase 1. Were you right about the exponent for Nairobi? What rule tells you WHICH exponent to use when you write a number as a power of 10?'</w:t>
-            </w:r>
-          </w:p>
-          <w:p>
-            <w:pPr>
-              <w:keepNext w:val="false"/>
-              <w:spacing w:after="40" w:before="0"/>
-              <w:jc w:val="left"/>
-            </w:pPr>
-            <w:r>
-              <w:rPr>
-                <w:rFonts w:ascii="Arial" w:cs="Arial" w:eastAsia="Arial" w:hAnsi="Arial"/>
-                <w:b w:val="false"/>
-                <w:bCs w:val="false"/>
-                <w:i w:val="false"/>
-                <w:iCs w:val="false"/>
-                <w:color w:val="000000"/>
-                <w:sz w:val="18"/>
-                <w:szCs w:val="18"/>
-              </w:rPr>
-              <w:t xml:space="preserve"/>
-            </w:r>
-          </w:p>
-          <w:p>
-            <w:pPr>
-              <w:keepNext w:val="false"/>
-              <w:spacing w:after="40" w:before="0"/>
-              <w:jc w:val="left"/>
-            </w:pPr>
-            <w:r>
-              <w:rPr>
-                <w:rFonts w:ascii="Arial" w:cs="Arial" w:eastAsia="Arial" w:hAnsi="Arial"/>
-                <w:b w:val="false"/>
-                <w:bCs w:val="false"/>
-                <w:i w:val="false"/>
-                <w:iCs w:val="false"/>
-                <w:color w:val="000000"/>
-                <w:sz w:val="18"/>
-                <w:szCs w:val="18"/>
-              </w:rPr>
-              <w:t xml:space="preserve">Learners write a one-sentence 'Rule in my own words' in their exercise books.</w:t>
-            </w:r>
-          </w:p>
-          <w:p>
-            <w:pPr>
-              <w:keepNext w:val="false"/>
-              <w:spacing w:after="60" w:before="0"/>
-              <w:jc w:val="left"/>
-            </w:pPr>
-            <w:r>
-              <w:rPr>
-                <w:rFonts w:ascii="Arial" w:cs="Arial" w:eastAsia="Arial" w:hAnsi="Arial"/>
-                <w:b w:val="false"/>
-                <w:bCs w:val="false"/>
-                <w:i w:val="false"/>
-                <w:iCs w:val="false"/>
-                <w:color w:val="000000"/>
-                <w:sz w:val="18"/>
-                <w:szCs w:val="18"/>
-              </w:rPr>
-              <w:t xml:space="preserve"/>
-            </w:r>
-          </w:p>
-        </w:tc>
-        <w:tc>
-          <w:tcPr>
-            <w:tcW w:type="dxa" w:w="3040"/>
-            <w:shd w:fill="F2F2F2" w:color="auto" w:val="clear"/>
-            <w:tcMar>
-              <w:top w:type="dxa" w:w="60"/>
-              <w:left w:type="dxa" w:w="120"/>
-              <w:bottom w:type="dxa" w:w="60"/>
-              <w:right w:type="dxa" w:w="120"/>
-            </w:tcMar>
-            <w:vAlign w:val="top"/>
-          </w:tcPr>
-          <w:p>
-            <w:pPr>
-              <w:keepNext w:val="false"/>
-              <w:spacing w:after="40" w:before="0"/>
-              <w:jc w:val="left"/>
-            </w:pPr>
-            <w:r>
-              <w:rPr>
-                <w:rFonts w:ascii="Arial" w:cs="Arial" w:eastAsia="Arial" w:hAnsi="Arial"/>
-                <w:b w:val="false"/>
-                <w:bCs w:val="false"/>
-                <w:i w:val="false"/>
-                <w:iCs w:val="false"/>
-                <w:color w:val="000000"/>
-                <w:sz w:val="18"/>
-                <w:szCs w:val="18"/>
-              </w:rPr>
-              <w:t xml:space="preserve">1. Project/write the table. Say: 'You have 3 minutes — working alone — to fill in every blank cell. Use your expand work from Phase 2.'</w:t>
-            </w:r>
-          </w:p>
-          <w:p>
-            <w:pPr>
-              <w:keepNext w:val="false"/>
-              <w:spacing w:after="40" w:before="0"/>
-              <w:jc w:val="left"/>
-            </w:pPr>
-            <w:r>
-              <w:rPr>
-                <w:rFonts w:ascii="Arial" w:cs="Arial" w:eastAsia="Arial" w:hAnsi="Arial"/>
-                <w:b w:val="false"/>
-                <w:bCs w:val="false"/>
-                <w:i w:val="false"/>
-                <w:iCs w:val="false"/>
-                <w:color w:val="000000"/>
-                <w:sz w:val="18"/>
-                <w:szCs w:val="18"/>
-              </w:rPr>
-              <w:t xml:space="preserve">2. After 3 minutes, cold-call for each blank row — always WAIT 10 seconds. For the Kisumu row: 'Opiyo, what index form did you write for 1.2 million? Read the whole expression.' Probe: 'Why 10⁶ and not 10⁵ — convince me.'</w:t>
-            </w:r>
-          </w:p>
-          <w:p>
-            <w:pPr>
-              <w:keepNext w:val="false"/>
-              <w:spacing w:after="40" w:before="0"/>
-              <w:jc w:val="left"/>
-            </w:pPr>
-            <w:r>
-              <w:rPr>
-                <w:rFonts w:ascii="Arial" w:cs="Arial" w:eastAsia="Arial" w:hAnsi="Arial"/>
-                <w:b w:val="false"/>
-                <w:bCs w:val="false"/>
-                <w:i w:val="false"/>
-                <w:iCs w:val="false"/>
-                <w:color w:val="000000"/>
-                <w:sz w:val="18"/>
-                <w:szCs w:val="18"/>
-              </w:rPr>
-              <w:t xml:space="preserve">3. For the maize row, invite the pair from Phase 2 who wrote 35 × 10⁵: 'Fatuma, both 3.5 × 10⁶ and 35 × 10⁵ equal 3,500,000 — are they both correct index form? Discuss with your partner for 20 seconds.' After pairs discuss, clarify: 'Both are mathematically equal. Scientists and the Kenya Meteorological Department use a convention: the leading number should be at least 1 but less than 10. We call this standard form. Today we are building that habit.'</w:t>
-            </w:r>
-          </w:p>
-          <w:p>
-            <w:pPr>
-              <w:keepNext w:val="false"/>
-              <w:spacing w:after="40" w:before="0"/>
-              <w:jc w:val="left"/>
-            </w:pPr>
-            <w:r>
-              <w:rPr>
-                <w:rFonts w:ascii="Arial" w:cs="Arial" w:eastAsia="Arial" w:hAnsi="Arial"/>
-                <w:b w:val="false"/>
-                <w:bCs w:val="false"/>
-                <w:i w:val="false"/>
-                <w:iCs w:val="false"/>
-                <w:color w:val="000000"/>
-                <w:sz w:val="18"/>
-                <w:szCs w:val="18"/>
-              </w:rPr>
-              <w:t xml:space="preserve">4. Return to Phase 1 predictions on the board. Circle the off-by-one errors. Ask: 'Who changed their prediction? Tell me what you now know that you did not know 20 minutes ago.' Cold-call 2 learners.</w:t>
-            </w:r>
-          </w:p>
-          <w:p>
-            <w:pPr>
-              <w:keepNext w:val="false"/>
-              <w:spacing w:after="40" w:before="0"/>
-              <w:jc w:val="left"/>
-            </w:pPr>
-            <w:r>
-              <w:rPr>
-                <w:rFonts w:ascii="Arial" w:cs="Arial" w:eastAsia="Arial" w:hAnsi="Arial"/>
-                <w:b w:val="false"/>
-                <w:bCs w:val="false"/>
-                <w:i w:val="false"/>
-                <w:iCs w:val="false"/>
-                <w:color w:val="000000"/>
-                <w:sz w:val="18"/>
-                <w:szCs w:val="18"/>
-              </w:rPr>
-              <w:t xml:space="preserve">5. Say: 'Write ONE sentence — your rule — that connects the exponent to the number of zeros. Do it now, 1 minute.' After writing, cold-call: 'Njeri, read your rule.' If incomplete, say: 'Good start — can anyone add to Njeri's rule?' Build the class consensus rule on the board.</w:t>
-            </w:r>
-          </w:p>
-          <w:p>
-            <w:pPr>
-              <w:keepNext w:val="false"/>
-              <w:spacing w:after="40" w:before="0"/>
-              <w:jc w:val="left"/>
-            </w:pPr>
-            <w:r>
-              <w:rPr>
-                <w:rFonts w:ascii="Arial" w:cs="Arial" w:eastAsia="Arial" w:hAnsi="Arial"/>
-                <w:b w:val="false"/>
-                <w:bCs w:val="false"/>
-                <w:i w:val="false"/>
-                <w:iCs w:val="false"/>
-                <w:color w:val="000000"/>
-                <w:sz w:val="18"/>
-                <w:szCs w:val="18"/>
-              </w:rPr>
-              <w:t xml:space="preserve">6. Bridge to driving question: 'We can now READ and WRITE index expressions. But look at 10⁶ × 10⁷ — if the KNBS wanted to multiply Kisumu's population in millions by the national population in tens of millions, what would the answer look like in index form? PREDICT silently — write it down. We will investigate that rule next lesson.'</w:t>
-            </w:r>
-          </w:p>
-        </w:tc>
-        <w:tc>
-          <w:tcPr>
-            <w:tcW w:type="dxa" w:w="3040"/>
-            <w:shd w:fill="FFFFFF" w:color="auto" w:val="clear"/>
-            <w:tcMar>
-              <w:top w:type="dxa" w:w="60"/>
-              <w:left w:type="dxa" w:w="120"/>
-              <w:bottom w:type="dxa" w:w="60"/>
-              <w:right w:type="dxa" w:w="120"/>
-            </w:tcMar>
-            <w:vAlign w:val="top"/>
-          </w:tcPr>
-          <w:p>
-            <w:pPr>
-              <w:keepNext w:val="false"/>
-              <w:spacing w:after="40" w:before="0"/>
-              <w:jc w:val="left"/>
-            </w:pPr>
-            <w:r>
-              <w:rPr>
-                <w:rFonts w:ascii="Arial" w:cs="Arial" w:eastAsia="Arial" w:hAnsi="Arial"/>
-                <w:b w:val="false"/>
-                <w:bCs w:val="false"/>
-                <w:i w:val="false"/>
-                <w:iCs w:val="false"/>
-                <w:color w:val="000000"/>
-                <w:sz w:val="18"/>
-                <w:szCs w:val="18"/>
-              </w:rPr>
-              <w:t xml:space="preserve">Data Table Completion with Peer Argumentation. The structured table constrains the cognitive load so learners focus on the relationship between the written number, the base, and the exponent — not on arithmetic. Requiring learners to write a rule 'in their own words' is a metacognitive consolidation move (self-explanation effect) that forces elaboration beyond procedural imitation.</w:t>
-            </w:r>
-          </w:p>
-        </w:tc>
-        <w:tc>
-          <w:tcPr>
-            <w:tcW w:type="dxa" w:w="3040"/>
-            <w:shd w:fill="F2F2F2" w:color="auto" w:val="clear"/>
-            <w:tcMar>
-              <w:top w:type="dxa" w:w="60"/>
-              <w:left w:type="dxa" w:w="120"/>
-              <w:bottom w:type="dxa" w:w="60"/>
-              <w:right w:type="dxa" w:w="120"/>
-            </w:tcMar>
-            <w:vAlign w:val="top"/>
-          </w:tcPr>
-          <w:p>
-            <w:pPr>
-              <w:keepNext w:val="false"/>
-              <w:spacing w:after="40" w:before="0"/>
-              <w:jc w:val="left"/>
-            </w:pPr>
-            <w:r>
-              <w:rPr>
-                <w:rFonts w:ascii="Arial" w:cs="Arial" w:eastAsia="Arial" w:hAnsi="Arial"/>
-                <w:b w:val="false"/>
-                <w:bCs w:val="false"/>
-                <w:i w:val="false"/>
-                <w:iCs w:val="false"/>
-                <w:color w:val="000000"/>
-                <w:sz w:val="18"/>
-                <w:szCs w:val="18"/>
-              </w:rPr>
-              <w:t xml:space="preserve">Observable indicators: (a) Every learner's table row for Kisumu should read '1.2 × 10⁶, base = 10, exponent = 6, value = 1,000,000'. (b) The one-sentence rule should contain both the word 'exponent' (or 'power') and a reference to counting (digits, zeros, or multiplications). Vague rules such as 'the small number means big' are flagged — the teacher writes them on the board and asks the class to make them more precise before moving on.</w:t>
             </w:r>
           </w:p>
         </w:tc>
@@ -9574,7 +9610,7 @@
             <w:pPr>
               <w:spacing w:after="20" w:before="0"/>
             </w:pPr>
-            <w:hyperlink w:history="1" r:id="rIdty07cizkuyqhcjwmr7puw">
+            <w:hyperlink w:history="1" r:id="rIdneaid7xhchm0z7p4y-4rq">
               <w:r>
                 <w:rPr>
                   <w:rFonts w:ascii="Arial" w:cs="Arial" w:eastAsia="Arial" w:hAnsi="Arial"/>
@@ -9623,7 +9659,7 @@
               <w:spacing w:after="10" w:before="0"/>
               <w:ind w:left="120"/>
             </w:pPr>
-            <w:hyperlink w:history="1" r:id="rIdqleb4u7ni74a_jsza_rgp">
+            <w:hyperlink w:history="1" r:id="rId7lrscjuuwplwgrc2cl5go">
               <w:r>
                 <w:rPr>
                   <w:rFonts w:ascii="Arial" w:cs="Arial" w:eastAsia="Arial" w:hAnsi="Arial"/>
@@ -9668,7 +9704,7 @@
             <w:pPr>
               <w:spacing w:after="20" w:before="0"/>
             </w:pPr>
-            <w:hyperlink w:history="1" r:id="rIdl4v0k2ywelwhrytqwrohw">
+            <w:hyperlink w:history="1" r:id="rId2tvratwcmzpaq5n4dajgv">
               <w:r>
                 <w:rPr>
                   <w:rFonts w:ascii="Arial" w:cs="Arial" w:eastAsia="Arial" w:hAnsi="Arial"/>
@@ -9717,7 +9753,7 @@
               <w:spacing w:after="10" w:before="0"/>
               <w:ind w:left="120"/>
             </w:pPr>
-            <w:hyperlink w:history="1" r:id="rIdkmhvjwmebjuumshffgqwp">
+            <w:hyperlink w:history="1" r:id="rIdk66abnhsfgeti5gbsqk73">
               <w:r>
                 <w:rPr>
                   <w:rFonts w:ascii="Arial" w:cs="Arial" w:eastAsia="Arial" w:hAnsi="Arial"/>
@@ -10077,7 +10113,7 @@
             <w:pPr>
               <w:spacing w:after="20" w:before="0"/>
             </w:pPr>
-            <w:hyperlink w:history="1" r:id="rIdzo28ay16d_tjz0dmpx9jb">
+            <w:hyperlink w:history="1" r:id="rIdelgwxog2lxwdeqhoafyyl">
               <w:r>
                 <w:rPr>
                   <w:rFonts w:ascii="Arial" w:cs="Arial" w:eastAsia="Arial" w:hAnsi="Arial"/>
@@ -10126,7 +10162,7 @@
               <w:spacing w:after="10" w:before="0"/>
               <w:ind w:left="120"/>
             </w:pPr>
-            <w:hyperlink w:history="1" r:id="rIdbbua4y3s69zma4_-itdik">
+            <w:hyperlink w:history="1" r:id="rId9buufc0f0yainu_xi1flz">
               <w:r>
                 <w:rPr>
                   <w:rFonts w:ascii="Arial" w:cs="Arial" w:eastAsia="Arial" w:hAnsi="Arial"/>
@@ -10171,7 +10207,7 @@
             <w:pPr>
               <w:spacing w:after="20" w:before="0"/>
             </w:pPr>
-            <w:hyperlink w:history="1" r:id="rIdjzhvhvnhjnskyfxi85k5e">
+            <w:hyperlink w:history="1" r:id="rId7lnkqoe5endty-y1i3uhf">
               <w:r>
                 <w:rPr>
                   <w:rFonts w:ascii="Arial" w:cs="Arial" w:eastAsia="Arial" w:hAnsi="Arial"/>
@@ -10220,7 +10256,7 @@
               <w:spacing w:after="10" w:before="0"/>
               <w:ind w:left="120"/>
             </w:pPr>
-            <w:hyperlink w:history="1" r:id="rIdpklickbdctpfylnzmrtan">
+            <w:hyperlink w:history="1" r:id="rIdcnlruc3tizfsvsbcgdzo7">
               <w:r>
                 <w:rPr>
                   <w:rFonts w:ascii="Arial" w:cs="Arial" w:eastAsia="Arial" w:hAnsi="Arial"/>
@@ -11165,7 +11201,7 @@
         </w:rPr>
         <w:t xml:space="preserve">© 2026 SeaVuria and ARES. Aligned with KICD objectives. Developed by SeaVuria; technical implementation by ARES (with AI assistance from Claude). Licensed under </w:t>
       </w:r>
-      <w:hyperlink w:history="1" r:id="rIdcu0bbpelh-hpq9f3iudqv">
+      <w:hyperlink w:history="1" r:id="rIdowvoq-wuo3ddgz0f2lc5x">
         <w:r>
           <w:rPr>
             <w:rFonts w:ascii="Arial" w:cs="Arial" w:eastAsia="Arial" w:hAnsi="Arial"/>
@@ -11186,7 +11222,7 @@
         </w:rPr>
         <w:t xml:space="preserve"> (</w:t>
       </w:r>
-      <w:hyperlink w:history="1" r:id="rIdbjxmucuqfxjkxbexregui">
+      <w:hyperlink w:history="1" r:id="rIdktn9dme96i2zqfdjjkxqg">
         <w:r>
           <w:rPr>
             <w:rFonts w:ascii="Arial" w:cs="Arial" w:eastAsia="Arial" w:hAnsi="Arial"/>
@@ -12226,7 +12262,7 @@
             <w:pPr>
               <w:spacing w:after="20" w:before="0"/>
             </w:pPr>
-            <w:hyperlink w:history="1" r:id="rIdutybhmc_zha3i1nugrxpb">
+            <w:hyperlink w:history="1" r:id="rIde_7_v37prvkzdwg-6tyzg">
               <w:r>
                 <w:rPr>
                   <w:rFonts w:ascii="Arial" w:cs="Arial" w:eastAsia="Arial" w:hAnsi="Arial"/>
@@ -12259,7 +12295,7 @@
               <w:spacing w:after="10" w:before="0"/>
               <w:ind w:left="120"/>
             </w:pPr>
-            <w:hyperlink w:history="1" r:id="rIdojsbdayajcjisjma365dv">
+            <w:hyperlink w:history="1" r:id="rIdsr4mjkpmpckkucxh_wf9a">
               <w:r>
                 <w:rPr>
                   <w:rFonts w:ascii="Arial" w:cs="Arial" w:eastAsia="Arial" w:hAnsi="Arial"/>
@@ -12304,7 +12340,7 @@
             <w:pPr>
               <w:spacing w:after="20" w:before="0"/>
             </w:pPr>
-            <w:hyperlink w:history="1" r:id="rIdr2wytb_97siqafeon7qzw">
+            <w:hyperlink w:history="1" r:id="rIdvhak2w2bkun8thyz21eiv">
               <w:r>
                 <w:rPr>
                   <w:rFonts w:ascii="Arial" w:cs="Arial" w:eastAsia="Arial" w:hAnsi="Arial"/>
@@ -12337,7 +12373,7 @@
               <w:spacing w:after="10" w:before="0"/>
               <w:ind w:left="120"/>
             </w:pPr>
-            <w:hyperlink w:history="1" r:id="rIdzrwpnipidybdcpfro4_3n">
+            <w:hyperlink w:history="1" r:id="rIdcfoun0d7ncxnhjzfs0ueo">
               <w:r>
                 <w:rPr>
                   <w:rFonts w:ascii="Arial" w:cs="Arial" w:eastAsia="Arial" w:hAnsi="Arial"/>
@@ -12537,7 +12573,7 @@
             <w:pPr>
               <w:spacing w:after="20" w:before="0"/>
             </w:pPr>
-            <w:hyperlink w:history="1" r:id="rIdgd9ckhklsqbraav8x-1nk">
+            <w:hyperlink w:history="1" r:id="rIdiky72hv676suz05joeahw">
               <w:r>
                 <w:rPr>
                   <w:rFonts w:ascii="Arial" w:cs="Arial" w:eastAsia="Arial" w:hAnsi="Arial"/>
@@ -12570,7 +12606,7 @@
               <w:spacing w:after="10" w:before="0"/>
               <w:ind w:left="120"/>
             </w:pPr>
-            <w:hyperlink w:history="1" r:id="rIdvlive5ayb9xrnogl8zp1l">
+            <w:hyperlink w:history="1" r:id="rIdhp4ihzrvyxvmz1clkuxo0">
               <w:r>
                 <w:rPr>
                   <w:rFonts w:ascii="Arial" w:cs="Arial" w:eastAsia="Arial" w:hAnsi="Arial"/>
@@ -12615,7 +12651,7 @@
             <w:pPr>
               <w:spacing w:after="20" w:before="0"/>
             </w:pPr>
-            <w:hyperlink w:history="1" r:id="rIdai50gz8qfd8tevhnumhyf">
+            <w:hyperlink w:history="1" r:id="rId71ucyc-ncisl7hvgg9n3g">
               <w:r>
                 <w:rPr>
                   <w:rFonts w:ascii="Arial" w:cs="Arial" w:eastAsia="Arial" w:hAnsi="Arial"/>
@@ -12648,7 +12684,7 @@
               <w:spacing w:after="10" w:before="0"/>
               <w:ind w:left="120"/>
             </w:pPr>
-            <w:hyperlink w:history="1" r:id="rId5mhil5-2havxrkk1ysrj6">
+            <w:hyperlink w:history="1" r:id="rIdx8vo7tt94dqnvygnvxgkb">
               <w:r>
                 <w:rPr>
                   <w:rFonts w:ascii="Arial" w:cs="Arial" w:eastAsia="Arial" w:hAnsi="Arial"/>
@@ -12848,7 +12884,7 @@
             <w:pPr>
               <w:spacing w:after="20" w:before="0"/>
             </w:pPr>
-            <w:hyperlink w:history="1" r:id="rIdnxnydcis1n5dxeacz-_fz">
+            <w:hyperlink w:history="1" r:id="rIdutdxyxrlqv-q8wf70bvr7">
               <w:r>
                 <w:rPr>
                   <w:rFonts w:ascii="Arial" w:cs="Arial" w:eastAsia="Arial" w:hAnsi="Arial"/>
@@ -12881,7 +12917,7 @@
               <w:spacing w:after="10" w:before="0"/>
               <w:ind w:left="120"/>
             </w:pPr>
-            <w:hyperlink w:history="1" r:id="rIdv_zruslwm7c0vhjbnik_0">
+            <w:hyperlink w:history="1" r:id="rIdcncqih1bkf4qzffhhefdt">
               <w:r>
                 <w:rPr>
                   <w:rFonts w:ascii="Arial" w:cs="Arial" w:eastAsia="Arial" w:hAnsi="Arial"/>
@@ -12926,7 +12962,7 @@
             <w:pPr>
               <w:spacing w:after="20" w:before="0"/>
             </w:pPr>
-            <w:hyperlink w:history="1" r:id="rIdytvsaxu6mwly2jt_2fxgu">
+            <w:hyperlink w:history="1" r:id="rIdzdi4ewiuxkxapklrswimp">
               <w:r>
                 <w:rPr>
                   <w:rFonts w:ascii="Arial" w:cs="Arial" w:eastAsia="Arial" w:hAnsi="Arial"/>
@@ -12975,7 +13011,7 @@
               <w:spacing w:after="10" w:before="0"/>
               <w:ind w:left="120"/>
             </w:pPr>
-            <w:hyperlink w:history="1" r:id="rIdufqicaksj4ydhyqwixad_">
+            <w:hyperlink w:history="1" r:id="rIdet-dq6x_3qcgxcxo-2ahp">
               <w:r>
                 <w:rPr>
                   <w:rFonts w:ascii="Arial" w:cs="Arial" w:eastAsia="Arial" w:hAnsi="Arial"/>
@@ -13175,7 +13211,7 @@
             <w:pPr>
               <w:spacing w:after="20" w:before="0"/>
             </w:pPr>
-            <w:hyperlink w:history="1" r:id="rIdoxhbajab84nyd2ft9yono">
+            <w:hyperlink w:history="1" r:id="rIdfdngk-ydwy0jmvsz5zyxi">
               <w:r>
                 <w:rPr>
                   <w:rFonts w:ascii="Arial" w:cs="Arial" w:eastAsia="Arial" w:hAnsi="Arial"/>
@@ -13208,7 +13244,7 @@
               <w:spacing w:after="10" w:before="0"/>
               <w:ind w:left="120"/>
             </w:pPr>
-            <w:hyperlink w:history="1" r:id="rIdeye2qej9d_etgfwx1w5wi">
+            <w:hyperlink w:history="1" r:id="rId9kq7ry121drhyasipnd-y">
               <w:r>
                 <w:rPr>
                   <w:rFonts w:ascii="Arial" w:cs="Arial" w:eastAsia="Arial" w:hAnsi="Arial"/>
@@ -13253,7 +13289,7 @@
             <w:pPr>
               <w:spacing w:after="20" w:before="0"/>
             </w:pPr>
-            <w:hyperlink w:history="1" r:id="rIdduegpak13ifdnjiy286qr">
+            <w:hyperlink w:history="1" r:id="rId2_0nvlzkkgsa-tjhgmfqq">
               <w:r>
                 <w:rPr>
                   <w:rFonts w:ascii="Arial" w:cs="Arial" w:eastAsia="Arial" w:hAnsi="Arial"/>
@@ -13302,7 +13338,7 @@
               <w:spacing w:after="10" w:before="0"/>
               <w:ind w:left="120"/>
             </w:pPr>
-            <w:hyperlink w:history="1" r:id="rId2yuzw2i2nbve74o_vdpqg">
+            <w:hyperlink w:history="1" r:id="rIdtzclgcraplddojigwizu1">
               <w:r>
                 <w:rPr>
                   <w:rFonts w:ascii="Arial" w:cs="Arial" w:eastAsia="Arial" w:hAnsi="Arial"/>
@@ -13502,7 +13538,7 @@
             <w:pPr>
               <w:spacing w:after="20" w:before="0"/>
             </w:pPr>
-            <w:hyperlink w:history="1" r:id="rIddv7tkvoc6tkb-i3qc97xz">
+            <w:hyperlink w:history="1" r:id="rIdjmgibaikl37dkhx81n6li">
               <w:r>
                 <w:rPr>
                   <w:rFonts w:ascii="Arial" w:cs="Arial" w:eastAsia="Arial" w:hAnsi="Arial"/>
@@ -13551,7 +13587,7 @@
               <w:spacing w:after="10" w:before="0"/>
               <w:ind w:left="120"/>
             </w:pPr>
-            <w:hyperlink w:history="1" r:id="rId2vflds6lsabrx6ssfjsvv">
+            <w:hyperlink w:history="1" r:id="rIdxfsllklfkj7o4ttlhrqoi">
               <w:r>
                 <w:rPr>
                   <w:rFonts w:ascii="Arial" w:cs="Arial" w:eastAsia="Arial" w:hAnsi="Arial"/>
@@ -13596,7 +13632,7 @@
             <w:pPr>
               <w:spacing w:after="20" w:before="0"/>
             </w:pPr>
-            <w:hyperlink w:history="1" r:id="rIdxx8jji4cf3qvpx4tcqj4x">
+            <w:hyperlink w:history="1" r:id="rIdy1lp-qbtv_atq-ayyrpdc">
               <w:r>
                 <w:rPr>
                   <w:rFonts w:ascii="Arial" w:cs="Arial" w:eastAsia="Arial" w:hAnsi="Arial"/>
@@ -13645,7 +13681,7 @@
               <w:spacing w:after="10" w:before="0"/>
               <w:ind w:left="120"/>
             </w:pPr>
-            <w:hyperlink w:history="1" r:id="rIdo-u1gwho-s5hiidxxp-cs">
+            <w:hyperlink w:history="1" r:id="rIddq2c_amkldudqonnzq_kc">
               <w:r>
                 <w:rPr>
                   <w:rFonts w:ascii="Arial" w:cs="Arial" w:eastAsia="Arial" w:hAnsi="Arial"/>
@@ -14270,7 +14306,7 @@
         </w:rPr>
         <w:t xml:space="preserve">© 2026 SeaVuria and ARES. Aligned with KICD objectives. Developed by SeaVuria; technical implementation by ARES (with AI assistance from Claude). Licensed under </w:t>
       </w:r>
-      <w:hyperlink w:history="1" r:id="rIda3mam3vqer8carsxzfumo">
+      <w:hyperlink w:history="1" r:id="rId4k9v9elcogliacnl5a9qm">
         <w:r>
           <w:rPr>
             <w:rFonts w:ascii="Arial" w:cs="Arial" w:eastAsia="Arial" w:hAnsi="Arial"/>
@@ -14291,7 +14327,7 @@
         </w:rPr>
         <w:t xml:space="preserve"> (</w:t>
       </w:r>
-      <w:hyperlink w:history="1" r:id="rIdwigucod2ewuvzsrtbvkz3">
+      <w:hyperlink w:history="1" r:id="rIdohmwcypd1iuuwb8uhpudo">
         <w:r>
           <w:rPr>
             <w:rFonts w:ascii="Arial" w:cs="Arial" w:eastAsia="Arial" w:hAnsi="Arial"/>
@@ -15331,7 +15367,7 @@
             <w:pPr>
               <w:spacing w:after="20" w:before="0"/>
             </w:pPr>
-            <w:hyperlink w:history="1" r:id="rIdmqrtz3qut7yuxk16ejmun">
+            <w:hyperlink w:history="1" r:id="rIddioydimtr4zmasoeqrxq6">
               <w:r>
                 <w:rPr>
                   <w:rFonts w:ascii="Arial" w:cs="Arial" w:eastAsia="Arial" w:hAnsi="Arial"/>
@@ -15364,7 +15400,7 @@
               <w:spacing w:after="10" w:before="0"/>
               <w:ind w:left="120"/>
             </w:pPr>
-            <w:hyperlink w:history="1" r:id="rIdrdth0rmv5vk0bmght1ltq">
+            <w:hyperlink w:history="1" r:id="rIdsx7wfp6j4yjmlnzqp6dqj">
               <w:r>
                 <w:rPr>
                   <w:rFonts w:ascii="Arial" w:cs="Arial" w:eastAsia="Arial" w:hAnsi="Arial"/>
@@ -15409,7 +15445,7 @@
             <w:pPr>
               <w:spacing w:after="20" w:before="0"/>
             </w:pPr>
-            <w:hyperlink w:history="1" r:id="rId0-tri35ddyfvg60riqhxb">
+            <w:hyperlink w:history="1" r:id="rIdvzvy4putzksgyvl_8bxg0">
               <w:r>
                 <w:rPr>
                   <w:rFonts w:ascii="Arial" w:cs="Arial" w:eastAsia="Arial" w:hAnsi="Arial"/>
@@ -15442,7 +15478,7 @@
               <w:spacing w:after="10" w:before="0"/>
               <w:ind w:left="120"/>
             </w:pPr>
-            <w:hyperlink w:history="1" r:id="rIdfnzf16nt10jyfsk877rh8">
+            <w:hyperlink w:history="1" r:id="rIds7q2aie0iqw5bywiw0dze">
               <w:r>
                 <w:rPr>
                   <w:rFonts w:ascii="Arial" w:cs="Arial" w:eastAsia="Arial" w:hAnsi="Arial"/>
@@ -15642,7 +15678,7 @@
             <w:pPr>
               <w:spacing w:after="20" w:before="0"/>
             </w:pPr>
-            <w:hyperlink w:history="1" r:id="rIdyxcu-bxa7r1shqzimkooy">
+            <w:hyperlink w:history="1" r:id="rId8iyux2r5d-ffjckxn42zg">
               <w:r>
                 <w:rPr>
                   <w:rFonts w:ascii="Arial" w:cs="Arial" w:eastAsia="Arial" w:hAnsi="Arial"/>
@@ -15675,7 +15711,7 @@
               <w:spacing w:after="10" w:before="0"/>
               <w:ind w:left="120"/>
             </w:pPr>
-            <w:hyperlink w:history="1" r:id="rIdiw8qzu8d44rvnp2dqgxcc">
+            <w:hyperlink w:history="1" r:id="rIdiu8l7tafoisb56jlioo7n">
               <w:r>
                 <w:rPr>
                   <w:rFonts w:ascii="Arial" w:cs="Arial" w:eastAsia="Arial" w:hAnsi="Arial"/>
@@ -15720,7 +15756,7 @@
             <w:pPr>
               <w:spacing w:after="20" w:before="0"/>
             </w:pPr>
-            <w:hyperlink w:history="1" r:id="rIdanzap3mpapvetitjyybty">
+            <w:hyperlink w:history="1" r:id="rIdno4m3dwb8awyumi5jtjq1">
               <w:r>
                 <w:rPr>
                   <w:rFonts w:ascii="Arial" w:cs="Arial" w:eastAsia="Arial" w:hAnsi="Arial"/>
@@ -15753,7 +15789,7 @@
               <w:spacing w:after="10" w:before="0"/>
               <w:ind w:left="120"/>
             </w:pPr>
-            <w:hyperlink w:history="1" r:id="rIdibelm2jhl6lazwerxcrh1">
+            <w:hyperlink w:history="1" r:id="rIdifbcig_g_r3kcm8cxjraj">
               <w:r>
                 <w:rPr>
                   <w:rFonts w:ascii="Arial" w:cs="Arial" w:eastAsia="Arial" w:hAnsi="Arial"/>
@@ -15953,7 +15989,7 @@
             <w:pPr>
               <w:spacing w:after="20" w:before="0"/>
             </w:pPr>
-            <w:hyperlink w:history="1" r:id="rId2u2pvq2lqx0_fu3cvw6eq">
+            <w:hyperlink w:history="1" r:id="rIdhpgghz7kj64ynhxsoyhok">
               <w:r>
                 <w:rPr>
                   <w:rFonts w:ascii="Arial" w:cs="Arial" w:eastAsia="Arial" w:hAnsi="Arial"/>
@@ -15986,7 +16022,7 @@
               <w:spacing w:after="10" w:before="0"/>
               <w:ind w:left="120"/>
             </w:pPr>
-            <w:hyperlink w:history="1" r:id="rIdggydesc9vku0o6persr99">
+            <w:hyperlink w:history="1" r:id="rIdemu1law3c94j9_8_9env3">
               <w:r>
                 <w:rPr>
                   <w:rFonts w:ascii="Arial" w:cs="Arial" w:eastAsia="Arial" w:hAnsi="Arial"/>
@@ -16031,7 +16067,7 @@
             <w:pPr>
               <w:spacing w:after="20" w:before="0"/>
             </w:pPr>
-            <w:hyperlink w:history="1" r:id="rIdvf1yr9i3pbv3j4iz9outv">
+            <w:hyperlink w:history="1" r:id="rIdvj_fbjczqqkuiq8wv5afz">
               <w:r>
                 <w:rPr>
                   <w:rFonts w:ascii="Arial" w:cs="Arial" w:eastAsia="Arial" w:hAnsi="Arial"/>
@@ -16064,7 +16100,7 @@
               <w:spacing w:after="10" w:before="0"/>
               <w:ind w:left="120"/>
             </w:pPr>
-            <w:hyperlink w:history="1" r:id="rId2iugdfzkj4nla07uzxq-p">
+            <w:hyperlink w:history="1" r:id="rIdl2vxcosu3voggl58jljaa">
               <w:r>
                 <w:rPr>
                   <w:rFonts w:ascii="Arial" w:cs="Arial" w:eastAsia="Arial" w:hAnsi="Arial"/>
@@ -16264,7 +16300,7 @@
             <w:pPr>
               <w:spacing w:after="20" w:before="0"/>
             </w:pPr>
-            <w:hyperlink w:history="1" r:id="rIdpzur5zrndajwwpbrbklfr">
+            <w:hyperlink w:history="1" r:id="rIdazxt6jikm9gbi1j61sc84">
               <w:r>
                 <w:rPr>
                   <w:rFonts w:ascii="Arial" w:cs="Arial" w:eastAsia="Arial" w:hAnsi="Arial"/>
@@ -16297,7 +16333,7 @@
               <w:spacing w:after="10" w:before="0"/>
               <w:ind w:left="120"/>
             </w:pPr>
-            <w:hyperlink w:history="1" r:id="rIdu2retnd8qwdzhiguvipzj">
+            <w:hyperlink w:history="1" r:id="rIdahsphxhdvazcoztt2q4ak">
               <w:r>
                 <w:rPr>
                   <w:rFonts w:ascii="Arial" w:cs="Arial" w:eastAsia="Arial" w:hAnsi="Arial"/>
@@ -16342,7 +16378,7 @@
             <w:pPr>
               <w:spacing w:after="20" w:before="0"/>
             </w:pPr>
-            <w:hyperlink w:history="1" r:id="rIdq15cmjsbssrxr9mkx8v3k">
+            <w:hyperlink w:history="1" r:id="rIdh-yhgmdj-fcz5l2qapjin">
               <w:r>
                 <w:rPr>
                   <w:rFonts w:ascii="Arial" w:cs="Arial" w:eastAsia="Arial" w:hAnsi="Arial"/>
@@ -16375,7 +16411,7 @@
               <w:spacing w:after="10" w:before="0"/>
               <w:ind w:left="120"/>
             </w:pPr>
-            <w:hyperlink w:history="1" r:id="rIddefr_ud513za7v-s1haev">
+            <w:hyperlink w:history="1" r:id="rIdxb7ng_mjp-o4buculbsas">
               <w:r>
                 <w:rPr>
                   <w:rFonts w:ascii="Arial" w:cs="Arial" w:eastAsia="Arial" w:hAnsi="Arial"/>
@@ -16575,7 +16611,7 @@
             <w:pPr>
               <w:spacing w:after="20" w:before="0"/>
             </w:pPr>
-            <w:hyperlink w:history="1" r:id="rId6p9dl1vc3uvike7ynvowh">
+            <w:hyperlink w:history="1" r:id="rIdsoiypnsafn1re5bbwimfa">
               <w:r>
                 <w:rPr>
                   <w:rFonts w:ascii="Arial" w:cs="Arial" w:eastAsia="Arial" w:hAnsi="Arial"/>
@@ -16608,7 +16644,7 @@
               <w:spacing w:after="10" w:before="0"/>
               <w:ind w:left="120"/>
             </w:pPr>
-            <w:hyperlink w:history="1" r:id="rIdgwh8j-96o4cgm7shetaef">
+            <w:hyperlink w:history="1" r:id="rIdhqf6x096i_nbeaxd22vwa">
               <w:r>
                 <w:rPr>
                   <w:rFonts w:ascii="Arial" w:cs="Arial" w:eastAsia="Arial" w:hAnsi="Arial"/>
@@ -16653,7 +16689,7 @@
             <w:pPr>
               <w:spacing w:after="20" w:before="0"/>
             </w:pPr>
-            <w:hyperlink w:history="1" r:id="rIdl98xulerzrncisxavx5-f">
+            <w:hyperlink w:history="1" r:id="rIdazj1gbdn5qhgmjqvzkqe4">
               <w:r>
                 <w:rPr>
                   <w:rFonts w:ascii="Arial" w:cs="Arial" w:eastAsia="Arial" w:hAnsi="Arial"/>
@@ -16686,7 +16722,7 @@
               <w:spacing w:after="10" w:before="0"/>
               <w:ind w:left="120"/>
             </w:pPr>
-            <w:hyperlink w:history="1" r:id="rIdedo2ezyqheqc2dc3nqohw">
+            <w:hyperlink w:history="1" r:id="rIdvil27hqydjbdthin_jnaj">
               <w:r>
                 <w:rPr>
                   <w:rFonts w:ascii="Arial" w:cs="Arial" w:eastAsia="Arial" w:hAnsi="Arial"/>
@@ -17351,7 +17387,7 @@
         </w:rPr>
         <w:t xml:space="preserve">© 2026 SeaVuria and ARES. Aligned with KICD objectives. Developed by SeaVuria; technical implementation by ARES (with AI assistance from Claude). Licensed under </w:t>
       </w:r>
-      <w:hyperlink w:history="1" r:id="rId2caezbdynxx1dejk5pp1t">
+      <w:hyperlink w:history="1" r:id="rIdctrtkktu-7qzzsr_hx_rg">
         <w:r>
           <w:rPr>
             <w:rFonts w:ascii="Arial" w:cs="Arial" w:eastAsia="Arial" w:hAnsi="Arial"/>
@@ -17372,7 +17408,7 @@
         </w:rPr>
         <w:t xml:space="preserve"> (</w:t>
       </w:r>
-      <w:hyperlink w:history="1" r:id="rIdborblm5-mcclrdntuur29">
+      <w:hyperlink w:history="1" r:id="rId4yg1y5vwh0e2k6b6z4j24">
         <w:r>
           <w:rPr>
             <w:rFonts w:ascii="Arial" w:cs="Arial" w:eastAsia="Arial" w:hAnsi="Arial"/>
@@ -18412,7 +18448,7 @@
             <w:pPr>
               <w:spacing w:after="20" w:before="0"/>
             </w:pPr>
-            <w:hyperlink w:history="1" r:id="rIdvbeo2koru9_grzbh5kzsn">
+            <w:hyperlink w:history="1" r:id="rIdlukeu8-affqmfrc4v2uor">
               <w:r>
                 <w:rPr>
                   <w:rFonts w:ascii="Arial" w:cs="Arial" w:eastAsia="Arial" w:hAnsi="Arial"/>
@@ -18445,7 +18481,7 @@
               <w:spacing w:after="10" w:before="0"/>
               <w:ind w:left="120"/>
             </w:pPr>
-            <w:hyperlink w:history="1" r:id="rId1gd8rhbnufhzx_upgp916">
+            <w:hyperlink w:history="1" r:id="rIdhefboaljsorhxgaqgtleq">
               <w:r>
                 <w:rPr>
                   <w:rFonts w:ascii="Arial" w:cs="Arial" w:eastAsia="Arial" w:hAnsi="Arial"/>
@@ -18490,7 +18526,7 @@
             <w:pPr>
               <w:spacing w:after="20" w:before="0"/>
             </w:pPr>
-            <w:hyperlink w:history="1" r:id="rId5cqf4xk55rtlmb8pfaejd">
+            <w:hyperlink w:history="1" r:id="rIdib-mwjfupjizxk5iw9gew">
               <w:r>
                 <w:rPr>
                   <w:rFonts w:ascii="Arial" w:cs="Arial" w:eastAsia="Arial" w:hAnsi="Arial"/>
@@ -18523,7 +18559,7 @@
               <w:spacing w:after="10" w:before="0"/>
               <w:ind w:left="120"/>
             </w:pPr>
-            <w:hyperlink w:history="1" r:id="rIdcv5iu574d8j3bhm5vdjrp">
+            <w:hyperlink w:history="1" r:id="rIdxwg0qevxh4qutyy0crbg5">
               <w:r>
                 <w:rPr>
                   <w:rFonts w:ascii="Arial" w:cs="Arial" w:eastAsia="Arial" w:hAnsi="Arial"/>
@@ -18723,7 +18759,7 @@
             <w:pPr>
               <w:spacing w:after="20" w:before="0"/>
             </w:pPr>
-            <w:hyperlink w:history="1" r:id="rIdymm2w8_ljzmjflpyglth7">
+            <w:hyperlink w:history="1" r:id="rId3evhwrt0m39bfhfl2gelu">
               <w:r>
                 <w:rPr>
                   <w:rFonts w:ascii="Arial" w:cs="Arial" w:eastAsia="Arial" w:hAnsi="Arial"/>
@@ -18756,7 +18792,7 @@
               <w:spacing w:after="10" w:before="0"/>
               <w:ind w:left="120"/>
             </w:pPr>
-            <w:hyperlink w:history="1" r:id="rIdin95csuybhtj9wjnopnvu">
+            <w:hyperlink w:history="1" r:id="rId_sutcaxrl1ldp-gbonbih">
               <w:r>
                 <w:rPr>
                   <w:rFonts w:ascii="Arial" w:cs="Arial" w:eastAsia="Arial" w:hAnsi="Arial"/>
@@ -18801,7 +18837,7 @@
             <w:pPr>
               <w:spacing w:after="20" w:before="0"/>
             </w:pPr>
-            <w:hyperlink w:history="1" r:id="rIdzeufh0ykkn27bcfr-1uzv">
+            <w:hyperlink w:history="1" r:id="rIdeahslttdv_esizmkbijuf">
               <w:r>
                 <w:rPr>
                   <w:rFonts w:ascii="Arial" w:cs="Arial" w:eastAsia="Arial" w:hAnsi="Arial"/>
@@ -18834,7 +18870,7 @@
               <w:spacing w:after="10" w:before="0"/>
               <w:ind w:left="120"/>
             </w:pPr>
-            <w:hyperlink w:history="1" r:id="rIdu1qfyj76nery5jwe1nzix">
+            <w:hyperlink w:history="1" r:id="rIdfcg0obbmelzc9tff3ggla">
               <w:r>
                 <w:rPr>
                   <w:rFonts w:ascii="Arial" w:cs="Arial" w:eastAsia="Arial" w:hAnsi="Arial"/>
@@ -19174,7 +19210,7 @@
             <w:pPr>
               <w:spacing w:after="20" w:before="0"/>
             </w:pPr>
-            <w:hyperlink w:history="1" r:id="rIdxlafy4xetu72dcfi60p0p">
+            <w:hyperlink w:history="1" r:id="rIdqpqfjyi_-ceeysh-5ygcv">
               <w:r>
                 <w:rPr>
                   <w:rFonts w:ascii="Arial" w:cs="Arial" w:eastAsia="Arial" w:hAnsi="Arial"/>
@@ -19223,7 +19259,7 @@
               <w:spacing w:after="10" w:before="0"/>
               <w:ind w:left="120"/>
             </w:pPr>
-            <w:hyperlink w:history="1" r:id="rIdaib9fk_dqrgsefprihwvb">
+            <w:hyperlink w:history="1" r:id="rId0q8gaupzsiz9wrpgjlnn2">
               <w:r>
                 <w:rPr>
                   <w:rFonts w:ascii="Arial" w:cs="Arial" w:eastAsia="Arial" w:hAnsi="Arial"/>
@@ -19268,7 +19304,7 @@
             <w:pPr>
               <w:spacing w:after="20" w:before="0"/>
             </w:pPr>
-            <w:hyperlink w:history="1" r:id="rIdcvowjm4aqwblimbeiyqyk">
+            <w:hyperlink w:history="1" r:id="rIdcgyi80zqrscxgzxd3intt">
               <w:r>
                 <w:rPr>
                   <w:rFonts w:ascii="Arial" w:cs="Arial" w:eastAsia="Arial" w:hAnsi="Arial"/>
@@ -19317,7 +19353,7 @@
               <w:spacing w:after="10" w:before="0"/>
               <w:ind w:left="120"/>
             </w:pPr>
-            <w:hyperlink w:history="1" r:id="rIdy8yerigi-e4lga3gl51yu">
+            <w:hyperlink w:history="1" r:id="rId9s2lht7p1clr2ibwrlioi">
               <w:r>
                 <w:rPr>
                   <w:rFonts w:ascii="Arial" w:cs="Arial" w:eastAsia="Arial" w:hAnsi="Arial"/>
@@ -19637,7 +19673,7 @@
             <w:pPr>
               <w:spacing w:after="20" w:before="0"/>
             </w:pPr>
-            <w:hyperlink w:history="1" r:id="rIdrsr4usbmhcz9zmk-xvk_k">
+            <w:hyperlink w:history="1" r:id="rIdhkwpjdhlztmfok8nfeva4">
               <w:r>
                 <w:rPr>
                   <w:rFonts w:ascii="Arial" w:cs="Arial" w:eastAsia="Arial" w:hAnsi="Arial"/>
@@ -19686,7 +19722,7 @@
               <w:spacing w:after="10" w:before="0"/>
               <w:ind w:left="120"/>
             </w:pPr>
-            <w:hyperlink w:history="1" r:id="rIdh2mnosglqghcxsvfbmhlv">
+            <w:hyperlink w:history="1" r:id="rId_yonlaf5p3mwhzximf0qb">
               <w:r>
                 <w:rPr>
                   <w:rFonts w:ascii="Arial" w:cs="Arial" w:eastAsia="Arial" w:hAnsi="Arial"/>
@@ -19731,7 +19767,7 @@
             <w:pPr>
               <w:spacing w:after="20" w:before="0"/>
             </w:pPr>
-            <w:hyperlink w:history="1" r:id="rIdpztyolhijjvurdznoctuy">
+            <w:hyperlink w:history="1" r:id="rIdsr9jwk6jonbmvx6fhlvwe">
               <w:r>
                 <w:rPr>
                   <w:rFonts w:ascii="Arial" w:cs="Arial" w:eastAsia="Arial" w:hAnsi="Arial"/>
@@ -19780,7 +19816,7 @@
               <w:spacing w:after="10" w:before="0"/>
               <w:ind w:left="120"/>
             </w:pPr>
-            <w:hyperlink w:history="1" r:id="rId_ytj1vu6b4bove1gaenwx">
+            <w:hyperlink w:history="1" r:id="rIdjaomtoqfg8_rwkxi_rixb">
               <w:r>
                 <w:rPr>
                   <w:rFonts w:ascii="Arial" w:cs="Arial" w:eastAsia="Arial" w:hAnsi="Arial"/>
@@ -20080,7 +20116,7 @@
             <w:pPr>
               <w:spacing w:after="20" w:before="0"/>
             </w:pPr>
-            <w:hyperlink w:history="1" r:id="rIdokv_zkoip8-lyjaahrf5f">
+            <w:hyperlink w:history="1" r:id="rIdq-wksxnffda0vf79pvjc7">
               <w:r>
                 <w:rPr>
                   <w:rFonts w:ascii="Arial" w:cs="Arial" w:eastAsia="Arial" w:hAnsi="Arial"/>
@@ -20129,7 +20165,7 @@
               <w:spacing w:after="10" w:before="0"/>
               <w:ind w:left="120"/>
             </w:pPr>
-            <w:hyperlink w:history="1" r:id="rIdy8vvq1jwdtjwrmnozqagk">
+            <w:hyperlink w:history="1" r:id="rIdrisgy66djvxmssb68n7io">
               <w:r>
                 <w:rPr>
                   <w:rFonts w:ascii="Arial" w:cs="Arial" w:eastAsia="Arial" w:hAnsi="Arial"/>
@@ -20174,7 +20210,7 @@
             <w:pPr>
               <w:spacing w:after="20" w:before="0"/>
             </w:pPr>
-            <w:hyperlink w:history="1" r:id="rIdlscdhbrcbtu4fnr9wgd0b">
+            <w:hyperlink w:history="1" r:id="rIde94xxbvhym5kqsxa_u4tx">
               <w:r>
                 <w:rPr>
                   <w:rFonts w:ascii="Arial" w:cs="Arial" w:eastAsia="Arial" w:hAnsi="Arial"/>
@@ -20223,7 +20259,7 @@
               <w:spacing w:after="10" w:before="0"/>
               <w:ind w:left="120"/>
             </w:pPr>
-            <w:hyperlink w:history="1" r:id="rIdanuytbttcvjs0yms8cihr">
+            <w:hyperlink w:history="1" r:id="rIds3i5mbjyegexxqyl1qp7h">
               <w:r>
                 <w:rPr>
                   <w:rFonts w:ascii="Arial" w:cs="Arial" w:eastAsia="Arial" w:hAnsi="Arial"/>
@@ -20848,7 +20884,7 @@
         </w:rPr>
         <w:t xml:space="preserve">© 2026 SeaVuria and ARES. Aligned with KICD objectives. Developed by SeaVuria; technical implementation by ARES (with AI assistance from Claude). Licensed under </w:t>
       </w:r>
-      <w:hyperlink w:history="1" r:id="rIdof2rutfszo22td6f4ajpr">
+      <w:hyperlink w:history="1" r:id="rIdv4twt7ygdfterkocqhtgr">
         <w:r>
           <w:rPr>
             <w:rFonts w:ascii="Arial" w:cs="Arial" w:eastAsia="Arial" w:hAnsi="Arial"/>
@@ -20869,7 +20905,7 @@
         </w:rPr>
         <w:t xml:space="preserve"> (</w:t>
       </w:r>
-      <w:hyperlink w:history="1" r:id="rIdxokbylhb1aycf4gtpxwb-">
+      <w:hyperlink w:history="1" r:id="rIdsvdi7wdkmkigrtneoyoyy">
         <w:r>
           <w:rPr>
             <w:rFonts w:ascii="Arial" w:cs="Arial" w:eastAsia="Arial" w:hAnsi="Arial"/>
@@ -22069,7 +22105,7 @@
             <w:pPr>
               <w:spacing w:after="20" w:before="0"/>
             </w:pPr>
-            <w:hyperlink w:history="1" r:id="rIdd5l9blsxhw29ulrpomrhz">
+            <w:hyperlink w:history="1" r:id="rIdqpdstr_wqaxtp7idblc92">
               <w:r>
                 <w:rPr>
                   <w:rFonts w:ascii="Arial" w:cs="Arial" w:eastAsia="Arial" w:hAnsi="Arial"/>
@@ -22102,7 +22138,7 @@
               <w:spacing w:after="10" w:before="0"/>
               <w:ind w:left="120"/>
             </w:pPr>
-            <w:hyperlink w:history="1" r:id="rIdyud1129qrrjp47rptgwq-">
+            <w:hyperlink w:history="1" r:id="rIdqf3g43zj2i3sgyk7tvqsd">
               <w:r>
                 <w:rPr>
                   <w:rFonts w:ascii="Arial" w:cs="Arial" w:eastAsia="Arial" w:hAnsi="Arial"/>
@@ -22147,7 +22183,7 @@
             <w:pPr>
               <w:spacing w:after="20" w:before="0"/>
             </w:pPr>
-            <w:hyperlink w:history="1" r:id="rIdxft88cs2eyrc0zyin0-1z">
+            <w:hyperlink w:history="1" r:id="rId2j9xkkzyf3pc9o3pf9ve2">
               <w:r>
                 <w:rPr>
                   <w:rFonts w:ascii="Arial" w:cs="Arial" w:eastAsia="Arial" w:hAnsi="Arial"/>
@@ -22180,7 +22216,7 @@
               <w:spacing w:after="10" w:before="0"/>
               <w:ind w:left="120"/>
             </w:pPr>
-            <w:hyperlink w:history="1" r:id="rIdvlbi75obmhexuwqxnicg1">
+            <w:hyperlink w:history="1" r:id="rIdfudoqxnz7cbagr1wcb5iw">
               <w:r>
                 <w:rPr>
                   <w:rFonts w:ascii="Arial" w:cs="Arial" w:eastAsia="Arial" w:hAnsi="Arial"/>
@@ -22380,7 +22416,7 @@
             <w:pPr>
               <w:spacing w:after="20" w:before="0"/>
             </w:pPr>
-            <w:hyperlink w:history="1" r:id="rId7tgzqrs9epne2eybtcg92">
+            <w:hyperlink w:history="1" r:id="rIdyoicxqjjfb2jwpup7fwn_">
               <w:r>
                 <w:rPr>
                   <w:rFonts w:ascii="Arial" w:cs="Arial" w:eastAsia="Arial" w:hAnsi="Arial"/>
@@ -22413,7 +22449,7 @@
               <w:spacing w:after="10" w:before="0"/>
               <w:ind w:left="120"/>
             </w:pPr>
-            <w:hyperlink w:history="1" r:id="rId2oxamvtel5xkb8fn6kljy">
+            <w:hyperlink w:history="1" r:id="rIdchhcsbycijqaajboouyzc">
               <w:r>
                 <w:rPr>
                   <w:rFonts w:ascii="Arial" w:cs="Arial" w:eastAsia="Arial" w:hAnsi="Arial"/>
@@ -22458,7 +22494,7 @@
             <w:pPr>
               <w:spacing w:after="20" w:before="0"/>
             </w:pPr>
-            <w:hyperlink w:history="1" r:id="rIdree_va80tqqjifpwwv9pj">
+            <w:hyperlink w:history="1" r:id="rIdbx99kp-lrecu_3cqo4px1">
               <w:r>
                 <w:rPr>
                   <w:rFonts w:ascii="Arial" w:cs="Arial" w:eastAsia="Arial" w:hAnsi="Arial"/>
@@ -22491,7 +22527,7 @@
               <w:spacing w:after="10" w:before="0"/>
               <w:ind w:left="120"/>
             </w:pPr>
-            <w:hyperlink w:history="1" r:id="rId2ihdnegxmtmeluvgkn8mw">
+            <w:hyperlink w:history="1" r:id="rIduilxzbnwamqtpe4okwrgy">
               <w:r>
                 <w:rPr>
                   <w:rFonts w:ascii="Arial" w:cs="Arial" w:eastAsia="Arial" w:hAnsi="Arial"/>
@@ -22691,7 +22727,7 @@
             <w:pPr>
               <w:spacing w:after="20" w:before="0"/>
             </w:pPr>
-            <w:hyperlink w:history="1" r:id="rId_wcex9jhhmry0takq4pep">
+            <w:hyperlink w:history="1" r:id="rIdl_smhqcua5dmmgcqnmmsa">
               <w:r>
                 <w:rPr>
                   <w:rFonts w:ascii="Arial" w:cs="Arial" w:eastAsia="Arial" w:hAnsi="Arial"/>
@@ -22724,7 +22760,7 @@
               <w:spacing w:after="10" w:before="0"/>
               <w:ind w:left="120"/>
             </w:pPr>
-            <w:hyperlink w:history="1" r:id="rIdqvnsqmusteme4kzjuwvwh">
+            <w:hyperlink w:history="1" r:id="rId58rhe53ftxh-fidqvazn1">
               <w:r>
                 <w:rPr>
                   <w:rFonts w:ascii="Arial" w:cs="Arial" w:eastAsia="Arial" w:hAnsi="Arial"/>
@@ -22769,7 +22805,7 @@
             <w:pPr>
               <w:spacing w:after="20" w:before="0"/>
             </w:pPr>
-            <w:hyperlink w:history="1" r:id="rId_l4dtzrp_cdkqoxyjwhu4">
+            <w:hyperlink w:history="1" r:id="rIdkbntg3hdlsjfs-zfgzmid">
               <w:r>
                 <w:rPr>
                   <w:rFonts w:ascii="Arial" w:cs="Arial" w:eastAsia="Arial" w:hAnsi="Arial"/>
@@ -22802,7 +22838,7 @@
               <w:spacing w:after="10" w:before="0"/>
               <w:ind w:left="120"/>
             </w:pPr>
-            <w:hyperlink w:history="1" r:id="rIdjyqxu7lqvec-uhsl2hdp4">
+            <w:hyperlink w:history="1" r:id="rIdh2pp0iasjt_pn5hdgjwxd">
               <w:r>
                 <w:rPr>
                   <w:rFonts w:ascii="Arial" w:cs="Arial" w:eastAsia="Arial" w:hAnsi="Arial"/>
@@ -23002,7 +23038,7 @@
             <w:pPr>
               <w:spacing w:after="20" w:before="0"/>
             </w:pPr>
-            <w:hyperlink w:history="1" r:id="rIdu1hszbgymwvyx0bfhscqh">
+            <w:hyperlink w:history="1" r:id="rIdi1mxnxz1o1pqnr4tnedib">
               <w:r>
                 <w:rPr>
                   <w:rFonts w:ascii="Arial" w:cs="Arial" w:eastAsia="Arial" w:hAnsi="Arial"/>
@@ -23035,7 +23071,7 @@
               <w:spacing w:after="10" w:before="0"/>
               <w:ind w:left="120"/>
             </w:pPr>
-            <w:hyperlink w:history="1" r:id="rIddxi5gu6sfvr7jh4szg4f1">
+            <w:hyperlink w:history="1" r:id="rIdpg5h-izobyj5iiiova0rq">
               <w:r>
                 <w:rPr>
                   <w:rFonts w:ascii="Arial" w:cs="Arial" w:eastAsia="Arial" w:hAnsi="Arial"/>
@@ -23080,7 +23116,7 @@
             <w:pPr>
               <w:spacing w:after="20" w:before="0"/>
             </w:pPr>
-            <w:hyperlink w:history="1" r:id="rIdfq3683ruqgpew9dmbktqp">
+            <w:hyperlink w:history="1" r:id="rIdsqhws72vhcjewu5pll-9x">
               <w:r>
                 <w:rPr>
                   <w:rFonts w:ascii="Arial" w:cs="Arial" w:eastAsia="Arial" w:hAnsi="Arial"/>
@@ -23113,7 +23149,7 @@
               <w:spacing w:after="10" w:before="0"/>
               <w:ind w:left="120"/>
             </w:pPr>
-            <w:hyperlink w:history="1" r:id="rIdku_krcgqehc84bwq0o6l4">
+            <w:hyperlink w:history="1" r:id="rId-e4cd81f5lr_v6vmx7ebq">
               <w:r>
                 <w:rPr>
                   <w:rFonts w:ascii="Arial" w:cs="Arial" w:eastAsia="Arial" w:hAnsi="Arial"/>
@@ -23313,7 +23349,7 @@
             <w:pPr>
               <w:spacing w:after="20" w:before="0"/>
             </w:pPr>
-            <w:hyperlink w:history="1" r:id="rIdzmtfvzon1n-wcn7yoju2f">
+            <w:hyperlink w:history="1" r:id="rIds23qvl23_bncgrnu00oet">
               <w:r>
                 <w:rPr>
                   <w:rFonts w:ascii="Arial" w:cs="Arial" w:eastAsia="Arial" w:hAnsi="Arial"/>
@@ -23362,7 +23398,7 @@
               <w:spacing w:after="10" w:before="0"/>
               <w:ind w:left="120"/>
             </w:pPr>
-            <w:hyperlink w:history="1" r:id="rIdgfdcqj0oxv49j8pjtyinx">
+            <w:hyperlink w:history="1" r:id="rId9puwc5l3o7zoh2z_ms9bp">
               <w:r>
                 <w:rPr>
                   <w:rFonts w:ascii="Arial" w:cs="Arial" w:eastAsia="Arial" w:hAnsi="Arial"/>
@@ -23407,7 +23443,7 @@
             <w:pPr>
               <w:spacing w:after="20" w:before="0"/>
             </w:pPr>
-            <w:hyperlink w:history="1" r:id="rIdbsap4jc9irb3xou0rwy_7">
+            <w:hyperlink w:history="1" r:id="rIdfgc11m9mrdw1efinat01f">
               <w:r>
                 <w:rPr>
                   <w:rFonts w:ascii="Arial" w:cs="Arial" w:eastAsia="Arial" w:hAnsi="Arial"/>
@@ -23440,7 +23476,7 @@
               <w:spacing w:after="10" w:before="0"/>
               <w:ind w:left="120"/>
             </w:pPr>
-            <w:hyperlink w:history="1" r:id="rIdjdcfqi78xrlt6rnlsr0fo">
+            <w:hyperlink w:history="1" r:id="rIdx8awrj3vvmlogdrdue5zv">
               <w:r>
                 <w:rPr>
                   <w:rFonts w:ascii="Arial" w:cs="Arial" w:eastAsia="Arial" w:hAnsi="Arial"/>
@@ -24045,7 +24081,7 @@
         </w:rPr>
         <w:t xml:space="preserve">© 2026 SeaVuria and ARES. Aligned with KICD objectives. Developed by SeaVuria; technical implementation by ARES (with AI assistance from Claude). Licensed under </w:t>
       </w:r>
-      <w:hyperlink w:history="1" r:id="rIdajrswd8tadkaelqugygfl">
+      <w:hyperlink w:history="1" r:id="rId_5mz71vew1ojfqdapps_r">
         <w:r>
           <w:rPr>
             <w:rFonts w:ascii="Arial" w:cs="Arial" w:eastAsia="Arial" w:hAnsi="Arial"/>
@@ -24066,7 +24102,7 @@
         </w:rPr>
         <w:t xml:space="preserve"> (</w:t>
       </w:r>
-      <w:hyperlink w:history="1" r:id="rIdorgdaloyx-uazoffk3vud">
+      <w:hyperlink w:history="1" r:id="rIdxioeuede7z1ooi4rzmaji">
         <w:r>
           <w:rPr>
             <w:rFonts w:ascii="Arial" w:cs="Arial" w:eastAsia="Arial" w:hAnsi="Arial"/>
@@ -25106,7 +25142,7 @@
             <w:pPr>
               <w:spacing w:after="20" w:before="0"/>
             </w:pPr>
-            <w:hyperlink w:history="1" r:id="rIdpatys-a_qgjeq6vl0qccw">
+            <w:hyperlink w:history="1" r:id="rIdio_s4kuxbrbq9kdhcrzco">
               <w:r>
                 <w:rPr>
                   <w:rFonts w:ascii="Arial" w:cs="Arial" w:eastAsia="Arial" w:hAnsi="Arial"/>
@@ -25139,7 +25175,7 @@
               <w:spacing w:after="10" w:before="0"/>
               <w:ind w:left="120"/>
             </w:pPr>
-            <w:hyperlink w:history="1" r:id="rId8mjc6orecplwe_mco4z_y">
+            <w:hyperlink w:history="1" r:id="rIdlr8ypxmul7rs6hlwf_p0g">
               <w:r>
                 <w:rPr>
                   <w:rFonts w:ascii="Arial" w:cs="Arial" w:eastAsia="Arial" w:hAnsi="Arial"/>
@@ -25184,7 +25220,7 @@
             <w:pPr>
               <w:spacing w:after="20" w:before="0"/>
             </w:pPr>
-            <w:hyperlink w:history="1" r:id="rIdkhlenyqxbzbv0f-tp0usw">
+            <w:hyperlink w:history="1" r:id="rIdlls80btn3ckoqeubsca_4">
               <w:r>
                 <w:rPr>
                   <w:rFonts w:ascii="Arial" w:cs="Arial" w:eastAsia="Arial" w:hAnsi="Arial"/>
@@ -25217,7 +25253,7 @@
               <w:spacing w:after="10" w:before="0"/>
               <w:ind w:left="120"/>
             </w:pPr>
-            <w:hyperlink w:history="1" r:id="rIdg3dxap3jek5rrrpbjdx-f">
+            <w:hyperlink w:history="1" r:id="rIdk79u3l-tv9usu7grws6n_">
               <w:r>
                 <w:rPr>
                   <w:rFonts w:ascii="Arial" w:cs="Arial" w:eastAsia="Arial" w:hAnsi="Arial"/>
@@ -25417,7 +25453,7 @@
             <w:pPr>
               <w:spacing w:after="20" w:before="0"/>
             </w:pPr>
-            <w:hyperlink w:history="1" r:id="rId3lfxvnsugn09zuqrnyj4w">
+            <w:hyperlink w:history="1" r:id="rIdn-x8tnvscm_oapxrhnxu0">
               <w:r>
                 <w:rPr>
                   <w:rFonts w:ascii="Arial" w:cs="Arial" w:eastAsia="Arial" w:hAnsi="Arial"/>
@@ -25450,7 +25486,7 @@
               <w:spacing w:after="10" w:before="0"/>
               <w:ind w:left="120"/>
             </w:pPr>
-            <w:hyperlink w:history="1" r:id="rIdais6kgxlsg87lfmvjfuoi">
+            <w:hyperlink w:history="1" r:id="rIdfu4-yyiwwcb3jnuhxkaet">
               <w:r>
                 <w:rPr>
                   <w:rFonts w:ascii="Arial" w:cs="Arial" w:eastAsia="Arial" w:hAnsi="Arial"/>
@@ -25495,7 +25531,7 @@
             <w:pPr>
               <w:spacing w:after="20" w:before="0"/>
             </w:pPr>
-            <w:hyperlink w:history="1" r:id="rIdw66cx5q7hkpqpuqqy05tk">
+            <w:hyperlink w:history="1" r:id="rIdfi3yud0slrbsv6delrmfr">
               <w:r>
                 <w:rPr>
                   <w:rFonts w:ascii="Arial" w:cs="Arial" w:eastAsia="Arial" w:hAnsi="Arial"/>
@@ -25528,7 +25564,7 @@
               <w:spacing w:after="10" w:before="0"/>
               <w:ind w:left="120"/>
             </w:pPr>
-            <w:hyperlink w:history="1" r:id="rIdfueuchbza8gtozloo4kbd">
+            <w:hyperlink w:history="1" r:id="rIdwnz0dcmk4yqyz8hn4asdm">
               <w:r>
                 <w:rPr>
                   <w:rFonts w:ascii="Arial" w:cs="Arial" w:eastAsia="Arial" w:hAnsi="Arial"/>
@@ -25988,7 +26024,7 @@
             <w:pPr>
               <w:spacing w:after="20" w:before="0"/>
             </w:pPr>
-            <w:hyperlink w:history="1" r:id="rId9xt4ic1neczhthvg7bfjq">
+            <w:hyperlink w:history="1" r:id="rId1imevjwpv6syhcvwuzowh">
               <w:r>
                 <w:rPr>
                   <w:rFonts w:ascii="Arial" w:cs="Arial" w:eastAsia="Arial" w:hAnsi="Arial"/>
@@ -26021,7 +26057,7 @@
               <w:spacing w:after="10" w:before="0"/>
               <w:ind w:left="120"/>
             </w:pPr>
-            <w:hyperlink w:history="1" r:id="rIdsy4hu1t_89m9w0gybxx5f">
+            <w:hyperlink w:history="1" r:id="rIdsgopu1jzmmjulhemfrwrf">
               <w:r>
                 <w:rPr>
                   <w:rFonts w:ascii="Arial" w:cs="Arial" w:eastAsia="Arial" w:hAnsi="Arial"/>
@@ -26066,7 +26102,7 @@
             <w:pPr>
               <w:spacing w:after="20" w:before="0"/>
             </w:pPr>
-            <w:hyperlink w:history="1" r:id="rIduxj6mvycgupvyzxqyi9th">
+            <w:hyperlink w:history="1" r:id="rIdobrbqkm2nq05ywgqdravh">
               <w:r>
                 <w:rPr>
                   <w:rFonts w:ascii="Arial" w:cs="Arial" w:eastAsia="Arial" w:hAnsi="Arial"/>
@@ -26099,7 +26135,7 @@
               <w:spacing w:after="10" w:before="0"/>
               <w:ind w:left="120"/>
             </w:pPr>
-            <w:hyperlink w:history="1" r:id="rIdoc4gfrsil2nwlkbeavxkh">
+            <w:hyperlink w:history="1" r:id="rId7nzf8g5ko8sq_ggjlofiz">
               <w:r>
                 <w:rPr>
                   <w:rFonts w:ascii="Arial" w:cs="Arial" w:eastAsia="Arial" w:hAnsi="Arial"/>
@@ -26379,7 +26415,7 @@
             <w:pPr>
               <w:spacing w:after="20" w:before="0"/>
             </w:pPr>
-            <w:hyperlink w:history="1" r:id="rId_8sx7xbgfbl0zvvq_qy9k">
+            <w:hyperlink w:history="1" r:id="rIdtpq1hyc_h5kvns4enkwss">
               <w:r>
                 <w:rPr>
                   <w:rFonts w:ascii="Arial" w:cs="Arial" w:eastAsia="Arial" w:hAnsi="Arial"/>
@@ -26412,7 +26448,7 @@
               <w:spacing w:after="10" w:before="0"/>
               <w:ind w:left="120"/>
             </w:pPr>
-            <w:hyperlink w:history="1" r:id="rIdwv6tn8--bd_bpc6v8auye">
+            <w:hyperlink w:history="1" r:id="rIdwvxzlwiuyxgwfvb5crdou">
               <w:r>
                 <w:rPr>
                   <w:rFonts w:ascii="Arial" w:cs="Arial" w:eastAsia="Arial" w:hAnsi="Arial"/>
@@ -26457,7 +26493,7 @@
             <w:pPr>
               <w:spacing w:after="20" w:before="0"/>
             </w:pPr>
-            <w:hyperlink w:history="1" r:id="rIdkqmh0ve2i6aofmu7_ufrb">
+            <w:hyperlink w:history="1" r:id="rIdopgarkqew3afmwfyypnsw">
               <w:r>
                 <w:rPr>
                   <w:rFonts w:ascii="Arial" w:cs="Arial" w:eastAsia="Arial" w:hAnsi="Arial"/>
@@ -26490,7 +26526,7 @@
               <w:spacing w:after="10" w:before="0"/>
               <w:ind w:left="120"/>
             </w:pPr>
-            <w:hyperlink w:history="1" r:id="rIdvbpdn5h6wrhvyvsg1r_qg">
+            <w:hyperlink w:history="1" r:id="rIdb__ce5-gf2dj0rnn699cr">
               <w:r>
                 <w:rPr>
                   <w:rFonts w:ascii="Arial" w:cs="Arial" w:eastAsia="Arial" w:hAnsi="Arial"/>
@@ -26770,7 +26806,7 @@
             <w:pPr>
               <w:spacing w:after="20" w:before="0"/>
             </w:pPr>
-            <w:hyperlink w:history="1" r:id="rIdktbconpdhg_rboqtyjpph">
+            <w:hyperlink w:history="1" r:id="rIdylzowc0sqdoltnadis57v">
               <w:r>
                 <w:rPr>
                   <w:rFonts w:ascii="Arial" w:cs="Arial" w:eastAsia="Arial" w:hAnsi="Arial"/>
@@ -26803,7 +26839,7 @@
               <w:spacing w:after="10" w:before="0"/>
               <w:ind w:left="120"/>
             </w:pPr>
-            <w:hyperlink w:history="1" r:id="rIdyga_brxfd6guue-9jjh45">
+            <w:hyperlink w:history="1" r:id="rIdlt4oiml5_ocbl7ezjr-ea">
               <w:r>
                 <w:rPr>
                   <w:rFonts w:ascii="Arial" w:cs="Arial" w:eastAsia="Arial" w:hAnsi="Arial"/>
@@ -26848,7 +26884,7 @@
             <w:pPr>
               <w:spacing w:after="20" w:before="0"/>
             </w:pPr>
-            <w:hyperlink w:history="1" r:id="rIdal8rtyukc5zdimcq-2vqb">
+            <w:hyperlink w:history="1" r:id="rIdjo2gtis3p5rmcw1o9wc7h">
               <w:r>
                 <w:rPr>
                   <w:rFonts w:ascii="Arial" w:cs="Arial" w:eastAsia="Arial" w:hAnsi="Arial"/>
@@ -26897,7 +26933,7 @@
               <w:spacing w:after="10" w:before="0"/>
               <w:ind w:left="120"/>
             </w:pPr>
-            <w:hyperlink w:history="1" r:id="rIdvcmtwhhsjc6lhs0kvkm8c">
+            <w:hyperlink w:history="1" r:id="rIdksfjqdzogdfad1vvlhreg">
               <w:r>
                 <w:rPr>
                   <w:rFonts w:ascii="Arial" w:cs="Arial" w:eastAsia="Arial" w:hAnsi="Arial"/>
@@ -27542,7 +27578,7 @@
         </w:rPr>
         <w:t xml:space="preserve">© 2026 SeaVuria and ARES. Aligned with KICD objectives. Developed by SeaVuria; technical implementation by ARES (with AI assistance from Claude). Licensed under </w:t>
       </w:r>
-      <w:hyperlink w:history="1" r:id="rIdmxknpyjes32sxunbjx34u">
+      <w:hyperlink w:history="1" r:id="rIdhbqzrjk_mw8-xsbzc-t7y">
         <w:r>
           <w:rPr>
             <w:rFonts w:ascii="Arial" w:cs="Arial" w:eastAsia="Arial" w:hAnsi="Arial"/>
@@ -27563,7 +27599,7 @@
         </w:rPr>
         <w:t xml:space="preserve"> (</w:t>
       </w:r>
-      <w:hyperlink w:history="1" r:id="rId6fj7_i8j0ctlh_5lpcxjo">
+      <w:hyperlink w:history="1" r:id="rIds9tsw4n8ismqbe2pzoud6">
         <w:r>
           <w:rPr>
             <w:rFonts w:ascii="Arial" w:cs="Arial" w:eastAsia="Arial" w:hAnsi="Arial"/>
@@ -28603,7 +28639,7 @@
             <w:pPr>
               <w:spacing w:after="20" w:before="0"/>
             </w:pPr>
-            <w:hyperlink w:history="1" r:id="rId3ays_ovjcud1leqzcgjsw">
+            <w:hyperlink w:history="1" r:id="rId8k49lc9tonhqkcfvnoml-">
               <w:r>
                 <w:rPr>
                   <w:rFonts w:ascii="Arial" w:cs="Arial" w:eastAsia="Arial" w:hAnsi="Arial"/>
@@ -28636,7 +28672,7 @@
               <w:spacing w:after="10" w:before="0"/>
               <w:ind w:left="120"/>
             </w:pPr>
-            <w:hyperlink w:history="1" r:id="rIdk1d5ej3c9aoljbthqctpz">
+            <w:hyperlink w:history="1" r:id="rIdutysg_jk6bhgcxzhztcfs">
               <w:r>
                 <w:rPr>
                   <w:rFonts w:ascii="Arial" w:cs="Arial" w:eastAsia="Arial" w:hAnsi="Arial"/>
@@ -28681,7 +28717,7 @@
             <w:pPr>
               <w:spacing w:after="20" w:before="0"/>
             </w:pPr>
-            <w:hyperlink w:history="1" r:id="rIdf2ejh8f9avig_jlqek-q6">
+            <w:hyperlink w:history="1" r:id="rIdz2bdmfrdtxfwk188zygij">
               <w:r>
                 <w:rPr>
                   <w:rFonts w:ascii="Arial" w:cs="Arial" w:eastAsia="Arial" w:hAnsi="Arial"/>
@@ -28714,7 +28750,7 @@
               <w:spacing w:after="10" w:before="0"/>
               <w:ind w:left="120"/>
             </w:pPr>
-            <w:hyperlink w:history="1" r:id="rId32azt3d4ppi4r3bpqaswc">
+            <w:hyperlink w:history="1" r:id="rId8qzzndmvjtehz9gsyxxg0">
               <w:r>
                 <w:rPr>
                   <w:rFonts w:ascii="Arial" w:cs="Arial" w:eastAsia="Arial" w:hAnsi="Arial"/>
@@ -28914,7 +28950,7 @@
             <w:pPr>
               <w:spacing w:after="20" w:before="0"/>
             </w:pPr>
-            <w:hyperlink w:history="1" r:id="rIdmlbjmitywl30rocyee3fs">
+            <w:hyperlink w:history="1" r:id="rIdb0vjlw5d3a-38e6pi5aac">
               <w:r>
                 <w:rPr>
                   <w:rFonts w:ascii="Arial" w:cs="Arial" w:eastAsia="Arial" w:hAnsi="Arial"/>
@@ -28947,7 +28983,7 @@
               <w:spacing w:after="10" w:before="0"/>
               <w:ind w:left="120"/>
             </w:pPr>
-            <w:hyperlink w:history="1" r:id="rIdqcweh7niczkygbxphhnjk">
+            <w:hyperlink w:history="1" r:id="rIdh7psyimznnigw277wz1u0">
               <w:r>
                 <w:rPr>
                   <w:rFonts w:ascii="Arial" w:cs="Arial" w:eastAsia="Arial" w:hAnsi="Arial"/>
@@ -28992,7 +29028,7 @@
             <w:pPr>
               <w:spacing w:after="20" w:before="0"/>
             </w:pPr>
-            <w:hyperlink w:history="1" r:id="rIdwmlkexlpnqvk-ym_kvlz3">
+            <w:hyperlink w:history="1" r:id="rIdrt40vfhco2abysl0l6ojt">
               <w:r>
                 <w:rPr>
                   <w:rFonts w:ascii="Arial" w:cs="Arial" w:eastAsia="Arial" w:hAnsi="Arial"/>
@@ -29025,7 +29061,7 @@
               <w:spacing w:after="10" w:before="0"/>
               <w:ind w:left="120"/>
             </w:pPr>
-            <w:hyperlink w:history="1" r:id="rIdiaaem0bj3ovql0irrnbsd">
+            <w:hyperlink w:history="1" r:id="rIdvq-ec8ulcn2zznlof26ct">
               <w:r>
                 <w:rPr>
                   <w:rFonts w:ascii="Arial" w:cs="Arial" w:eastAsia="Arial" w:hAnsi="Arial"/>
@@ -29225,7 +29261,7 @@
             <w:pPr>
               <w:spacing w:after="20" w:before="0"/>
             </w:pPr>
-            <w:hyperlink w:history="1" r:id="rIdtqygthhumtt8cfvm7zxud">
+            <w:hyperlink w:history="1" r:id="rId5bprcb10nz4mx78ilbwle">
               <w:r>
                 <w:rPr>
                   <w:rFonts w:ascii="Arial" w:cs="Arial" w:eastAsia="Arial" w:hAnsi="Arial"/>
@@ -29258,7 +29294,7 @@
               <w:spacing w:after="10" w:before="0"/>
               <w:ind w:left="120"/>
             </w:pPr>
-            <w:hyperlink w:history="1" r:id="rIdvnbesrqlbfay_l3ui6yq_">
+            <w:hyperlink w:history="1" r:id="rIdwiw7oruzlha3ekqdduq4d">
               <w:r>
                 <w:rPr>
                   <w:rFonts w:ascii="Arial" w:cs="Arial" w:eastAsia="Arial" w:hAnsi="Arial"/>
@@ -29303,7 +29339,7 @@
             <w:pPr>
               <w:spacing w:after="20" w:before="0"/>
             </w:pPr>
-            <w:hyperlink w:history="1" r:id="rIdm2mt__ezznmglctf2me2t">
+            <w:hyperlink w:history="1" r:id="rIdlcsotpkvqwvo_u93odiza">
               <w:r>
                 <w:rPr>
                   <w:rFonts w:ascii="Arial" w:cs="Arial" w:eastAsia="Arial" w:hAnsi="Arial"/>
@@ -29336,7 +29372,7 @@
               <w:spacing w:after="10" w:before="0"/>
               <w:ind w:left="120"/>
             </w:pPr>
-            <w:hyperlink w:history="1" r:id="rIdkijz8moyg-cmm2pt9xxvf">
+            <w:hyperlink w:history="1" r:id="rId74ajhftmxm3jfyqwh7pf7">
               <w:r>
                 <w:rPr>
                   <w:rFonts w:ascii="Arial" w:cs="Arial" w:eastAsia="Arial" w:hAnsi="Arial"/>
@@ -29536,7 +29572,7 @@
             <w:pPr>
               <w:spacing w:after="20" w:before="0"/>
             </w:pPr>
-            <w:hyperlink w:history="1" r:id="rIdfggagvmkcbh_h3tezq6ly">
+            <w:hyperlink w:history="1" r:id="rIdrtln-9wa7tdn2ygkrjty_">
               <w:r>
                 <w:rPr>
                   <w:rFonts w:ascii="Arial" w:cs="Arial" w:eastAsia="Arial" w:hAnsi="Arial"/>
@@ -29569,7 +29605,7 @@
               <w:spacing w:after="10" w:before="0"/>
               <w:ind w:left="120"/>
             </w:pPr>
-            <w:hyperlink w:history="1" r:id="rIdvbu1wsxqmstqe6xnaz1dy">
+            <w:hyperlink w:history="1" r:id="rIdqqkx_xsnva1it84v3iwha">
               <w:r>
                 <w:rPr>
                   <w:rFonts w:ascii="Arial" w:cs="Arial" w:eastAsia="Arial" w:hAnsi="Arial"/>
@@ -29614,7 +29650,7 @@
             <w:pPr>
               <w:spacing w:after="20" w:before="0"/>
             </w:pPr>
-            <w:hyperlink w:history="1" r:id="rIdec1jhbnz7ctacj-pdowur">
+            <w:hyperlink w:history="1" r:id="rIdor9a1recxuudsvegtgofz">
               <w:r>
                 <w:rPr>
                   <w:rFonts w:ascii="Arial" w:cs="Arial" w:eastAsia="Arial" w:hAnsi="Arial"/>
@@ -29647,7 +29683,7 @@
               <w:spacing w:after="10" w:before="0"/>
               <w:ind w:left="120"/>
             </w:pPr>
-            <w:hyperlink w:history="1" r:id="rIdg496gzwb6hu0-ke6c0ab7">
+            <w:hyperlink w:history="1" r:id="rIdamxbg1fubmqgz2yv0esfg">
               <w:r>
                 <w:rPr>
                   <w:rFonts w:ascii="Arial" w:cs="Arial" w:eastAsia="Arial" w:hAnsi="Arial"/>
@@ -29847,7 +29883,7 @@
             <w:pPr>
               <w:spacing w:after="20" w:before="0"/>
             </w:pPr>
-            <w:hyperlink w:history="1" r:id="rIdfzumur_89zme853l9gdz-">
+            <w:hyperlink w:history="1" r:id="rIdmyhf5xkv_uizb-23bz1wm">
               <w:r>
                 <w:rPr>
                   <w:rFonts w:ascii="Arial" w:cs="Arial" w:eastAsia="Arial" w:hAnsi="Arial"/>
@@ -29896,7 +29932,7 @@
               <w:spacing w:after="10" w:before="0"/>
               <w:ind w:left="120"/>
             </w:pPr>
-            <w:hyperlink w:history="1" r:id="rIdjdsat_5febrx7exdgvpog">
+            <w:hyperlink w:history="1" r:id="rIdbz5kzkyowj2ilkw7sdkzy">
               <w:r>
                 <w:rPr>
                   <w:rFonts w:ascii="Arial" w:cs="Arial" w:eastAsia="Arial" w:hAnsi="Arial"/>
@@ -29941,7 +29977,7 @@
             <w:pPr>
               <w:spacing w:after="20" w:before="0"/>
             </w:pPr>
-            <w:hyperlink w:history="1" r:id="rIdscnynle--l5ufo7wmv5kb">
+            <w:hyperlink w:history="1" r:id="rIdjswnhkyse2xf8bw4urj9c">
               <w:r>
                 <w:rPr>
                   <w:rFonts w:ascii="Arial" w:cs="Arial" w:eastAsia="Arial" w:hAnsi="Arial"/>
@@ -29990,7 +30026,7 @@
               <w:spacing w:after="10" w:before="0"/>
               <w:ind w:left="120"/>
             </w:pPr>
-            <w:hyperlink w:history="1" r:id="rIdq1b7ja5tipiux0g_uwmqd">
+            <w:hyperlink w:history="1" r:id="rId6chl-pc_8sqevpwozl60e">
               <w:r>
                 <w:rPr>
                   <w:rFonts w:ascii="Arial" w:cs="Arial" w:eastAsia="Arial" w:hAnsi="Arial"/>
@@ -30515,7 +30551,7 @@
         </w:rPr>
         <w:t xml:space="preserve">© 2026 SeaVuria and ARES. Aligned with KICD objectives. Developed by SeaVuria; technical implementation by ARES (with AI assistance from Claude). Licensed under </w:t>
       </w:r>
-      <w:hyperlink w:history="1" r:id="rId5nui4vpt7rrinvuuezjs-">
+      <w:hyperlink w:history="1" r:id="rId1rupg_0urtwviuunco9qh">
         <w:r>
           <w:rPr>
             <w:rFonts w:ascii="Arial" w:cs="Arial" w:eastAsia="Arial" w:hAnsi="Arial"/>
@@ -30536,7 +30572,7 @@
         </w:rPr>
         <w:t xml:space="preserve"> (</w:t>
       </w:r>
-      <w:hyperlink w:history="1" r:id="rIdizzli3wvms9fmry31xxc8">
+      <w:hyperlink w:history="1" r:id="rIdpydfuszhgrwkwp9v69pcg">
         <w:r>
           <w:rPr>
             <w:rFonts w:ascii="Arial" w:cs="Arial" w:eastAsia="Arial" w:hAnsi="Arial"/>
